--- a/build_expanded/manuscript.docx
+++ b/build_expanded/manuscript.docx
@@ -7,7 +7,7 @@
         <w:pStyle w:val="FirstParagraph"/>
       </w:pPr>
       <w:r>
-        <w:t xml:space="preserve">title: "Calibration discriminability tracks online P300-speller accuracy in eighteen cohorts, but the fitted mapping does not transport"</w:t>
+        <w:t xml:space="preserve">title: "Calibration-derived decoder discriminability is associated with online P300-speller accuracy, but the fitted mapping does not transport across cohorts"</w:t>
       </w:r>
       <w:r>
         <w:t xml:space="preserve"> </w:t>
@@ -57,7 +57,7 @@
         <w:pStyle w:val="FirstParagraph"/>
       </w:pPr>
       <w:r>
-        <w:t xml:space="preserve">Calibration recordings precede P300-speller sessions, and a score derived from them has been related to online spelling accuracy, but always within the cohort measured. We evaluated whether a fitted mapping from that score to expected accuracy transports to withheld cohorts.</w:t>
+        <w:t xml:space="preserve">A calibration-derived score has been related to subsequent online P300-speller accuracy, always within the cohort measured. We evaluated whether a fitted mapping from that score to expected accuracy transports to withheld cohorts.</w:t>
       </w:r>
     </w:p>
     <w:bookmarkEnd w:id="9"/>
@@ -75,7 +75,7 @@
         <w:pStyle w:val="FirstParagraph"/>
       </w:pPr>
       <w:r>
-        <w:t xml:space="preserve">Retrospective secondary analysis of BigP3BCI version 1.0.0. Of 20 source studies, 18 yielded eligible online outcomes: 271 participants, 410 sessions, 739 session-condition records, 19,611 character selections. The four documented amyotrophic lateral sclerosis (ALS) cohorts were the prespecified primary subgroup. The predictor was grouped cross-validated discriminability of a classifier fitted to calibration epochs only. One source study at a time was withheld from development. Uncertainty is reported conditional on the observed cohorts and, treating the study as the unit of replication, for an unrepresented cohort.</w:t>
+        <w:t xml:space="preserve">Retrospective secondary analysis of BigP3BCI 1.0.0. Of 20 source studies, 18 yielded eligible online outcomes: 271 participants, 739 session-condition records, 19,611 character selections. The four documented amyotrophic lateral sclerosis (ALS) cohorts were the originally targeted primary subgroup. The predictor was calibration-derived decoder discriminability, the cross-validated discriminability of a classifier fitted to calibration epochs only. One source study at a time was withheld from development. Between-cohort variation was summarised by the random-effects standard deviation tau, with participant-clustered standard errors.</w:t>
       </w:r>
     </w:p>
     <w:bookmarkEnd w:id="10"/>
@@ -93,7 +93,7 @@
         <w:pStyle w:val="FirstParagraph"/>
       </w:pPr>
       <w:r>
-        <w:t xml:space="preserve">The score was associated with online accuracy in all 18 cohorts (within-cohort r 0.083 to 0.920; participant level r = 0.701, n = 271, p &lt; 0.001), and after removing between-cohort differences (r = 0.652, p &lt; 0.001). Estimation error was 0.103 (95% CI 0.094 to 0.112) against 0.146 with no predictor. The fitted mapping did not transport: calibration slope ranged from 0.075 to 2.233 and intercept from -2.445 to 1.870 across cohorts, and skill was negative in two of 18. For an unrepresented cohort, intervals spanned 0.001 to 0.208 for estimation error and 0.482 to 0.937 for discrimination. The ALS cohorts alone gave a slope of 0.991 with a between-cohort standard deviation of 0.204, against 0.586 overall.</w:t>
+        <w:t xml:space="preserve">The association was positive in all 18 cohorts but varied widely in magnitude and precision (Pearson r 0.190 to 0.928; participant-level r = 0.714, p &lt; 0.001). Pooled estimation error was 0.098 (95% CI 0.091 to 0.107) against a development-mean benchmark of 0.146. Calibration did not transport: the intercept had tau 0.87 (95% CI 0.60 to 1.51) and a 95% interval for an unrepresented cohort of -1.97 to 1.85, spanning mappings that badly understate and badly overstate accuracy. The slope agreed and was itself imprecisely estimated: tau 0.43 (0.30 to 0.77), unrepresented-cohort interval 0.111 to 2.005; the median time per selection, the archive's only trace of the stopping rule, accounted for two thirds of that between-cohort variance (Holm-corrected p = 0.012). Skill was negative in one of 18 cohorts. The four ALS cohorts alone gave an uncorrected between-cohort slope spread of 0.223, against 0.560 overall.</w:t>
       </w:r>
     </w:p>
     <w:bookmarkEnd w:id="11"/>
@@ -111,7 +111,7 @@
         <w:pStyle w:val="FirstParagraph"/>
       </w:pPr>
       <w:r>
-        <w:t xml:space="preserve">The score carries a reproducible signal about subsequent accuracy, but the mapping between them is cohort-specific. It may support ranking sessions within a setting, but should not be used to report an expected accuracy where the mapping was not developed without local recalibration. Evaluating on few cohorts, as the ALS cohorts illustrate, understates how much performance varies elsewhere.</w:t>
+        <w:t xml:space="preserve">The score carries a reproducible signal about subsequent accuracy, but the mapping between them is cohort-specific: usable for ranking sessions within a setting, not for reporting expected accuracy elsewhere without local recalibration. Few-cohort evaluation, as the ALS subgroup illustrates, understates how much performance varies elsewhere.</w:t>
       </w:r>
     </w:p>
     <w:bookmarkEnd w:id="12"/>
@@ -162,7 +162,7 @@
         <w:pStyle w:val="BodyText"/>
       </w:pPr>
       <w:r>
-        <w:t xml:space="preserve">We evaluated whether a calibration-derived score estimates subsequent online session accuracy in cohorts withheld from model development, across every source study in a public archive that yields eligible online outcomes. The documented ALS cohorts were the prespecified primary subgroup. Because the archive also contains cohorts without a documented ALS population, we further asked whether a mapping developed without any ALS data transports to the ALS cohorts, and whether the calibration-to-accuracy relationship itself differs between cohort types.</w:t>
+        <w:t xml:space="preserve">We evaluated whether a calibration-derived score estimates subsequent online session accuracy in cohorts withheld from model development, across every source study in a public archive that yields eligible online outcomes. The score used here is the cross-validated discriminability of a classifier fitted to a session's calibration epochs, referred to throughout as calibration-derived decoder discriminability to keep it distinct from a physiological marker of user aptitude. The documented ALS cohorts were the originally targeted primary subgroup. Because the archive also contains cohorts without a documented ALS population, we further asked whether a mapping developed without any ALS data transports to the ALS cohorts, and whether the calibration-to-accuracy relationship itself differs between cohort types.</w:t>
       </w:r>
     </w:p>
     <w:bookmarkEnd w:id="14"/>
@@ -189,7 +189,7 @@
         <w:pStyle w:val="FirstParagraph"/>
       </w:pPr>
       <w:r>
-        <w:t xml:space="preserve">This was a retrospective secondary analysis of a public archive of legacy online P300-speller recordings. The design was an external validation in which an entire source study was withheld from model development and the fitted mapping was evaluated in that withheld cohort. Reporting follows the TRIPOD statement for prediction-model studies.[19] The analysis was not registered.</w:t>
+        <w:t xml:space="preserve">This was a retrospective secondary analysis of a public archive of legacy online P300-speller recordings. The design was an internal-external cross-validation across source studies, in which an entire source study was withheld from model development and the fitted mapping was evaluated in that withheld cohort.[16,17] It is not an external validation in the strict sense, because every cohort comes from one harmonised archive rather than from a separately assembled dataset; what is withheld is the source study, and the source study is what the transportability question is asked about. Reporting follows the TRIPOD statement for prediction-model studies.[19]</w:t>
       </w:r>
     </w:p>
     <w:p>
@@ -197,7 +197,15 @@
         <w:pStyle w:val="BodyText"/>
       </w:pPr>
       <w:r>
-        <w:t xml:space="preserve">Calibration and online blocks come from the same recording session throughout. Every timestamp in the archive is de-identified, so recording order cannot be established from file headers, and the separation enforced here is between protocol phases and between the data used to fit the predictor and the data used to measure the outcome, not a demonstrated temporal precedence. An analysis in which the predictor comes from a session preceding the outcome session is reported separately as a secondary result.</w:t>
+        <w:t xml:space="preserve">No analysis plan was registered. The four documented ALS cohorts were fixed as the primary subgroup in the project documentation before the design was widened beyond them. The sensitivity and comparator analyses were listed in the Methods before either was run on the widened cohort, but after the primary widened analysis had been fitted, so neither is prespecified in the sense that a registered plan would establish; the protocol-descriptor moderator analysis was added later still, and is exploratory for that reason as well as for the reasons given below. The commit history of the analysis repository records these dates.</w:t>
+      </w:r>
+    </w:p>
+    <w:p>
+      <w:pPr>
+        <w:pStyle w:val="BodyText"/>
+      </w:pPr>
+      <w:r>
+        <w:t xml:space="preserve">Calibration and online blocks come from the same recording session throughout. Every timestamp in the archive is de-identified, so recording order cannot be established from file headers, and the separation enforced here is between protocol phases and between the data used to fit the predictor and the data used to measure the outcome, not a demonstrated temporal precedence. An analysis in which the predictor comes from a session preceding the outcome session is reported separately as a secondary result. Session order was taken from the lexical order of session identifiers, which the archive assigns sequentially within a participant. Recording timestamps are de-identified and cannot confirm this, so the preceding-session analysis rests on the assumption that identifier order matches recording order.</w:t>
       </w:r>
     </w:p>
     <w:bookmarkEnd w:id="15"/>
@@ -240,7 +248,7 @@
         <w:pStyle w:val="BodyText"/>
       </w:pPr>
       <w:r>
-        <w:t xml:space="preserve">The archive documentation identifies an ALS study population for four source studies. These were the prespecified primary subgroup. The remaining cohorts carry no documented ALS population and are described here as other cohorts rather than as healthy or control cohorts, because the documentation does not support a positive characterisation.</w:t>
+        <w:t xml:space="preserve">The archive documentation identifies an ALS study population for four source studies. These were the originally targeted primary subgroup, fixed before the design was widened beyond them. The remaining cohorts carry no documented ALS population and are described here as other cohorts rather than as healthy or control cohorts, because the documentation does not support a positive characterisation.</w:t>
       </w:r>
     </w:p>
     <w:bookmarkEnd w:id="16"/>
@@ -293,7 +301,7 @@
         <w:pStyle w:val="BodyText"/>
       </w:pPr>
       <w:r>
-        <w:t xml:space="preserve">Each epoch was decimated by taking every twelfth sample, giving 22 samples per channel and 352 features. At 256 Hz this corresponds to an effective sampling rate of about 21.3 Hz, which is below twice the 30 Hz filter edge; a sensitivity analysis at the documented decimation is reported in the supplement.</w:t>
+        <w:t xml:space="preserve">Each epoch was decimated by taking every fourth sample of the 256 Hz signal, giving 64 samples per channel and 1,024 features at an effective rate of 64 Hz. The factor was chosen so that the resulting Nyquist frequency of 32 Hz stays above the 30 Hz upper edge of the bandpass, which keeps the retained band from folding onto lower frequencies. Extraction rejects any file sampled below 240 Hz, the rate at which this factor would begin to fold the passband.</w:t>
       </w:r>
     </w:p>
     <w:p>
@@ -301,7 +309,7 @@
         <w:pStyle w:val="BodyText"/>
       </w:pPr>
       <w:r>
-        <w:t xml:space="preserve">The primary score was the out-of-fold area under the receiver operating characteristic curve of an L2-regularised logistic classifier (C = 1.0, lbfgs solver) trained on standardised features, with stratified grouped cross-validation grouping by European Data Format file so that no epoch was scored by a model fitted on the same recording file. The number of folds was the smaller of five and the number of files in the session, so fold count varies between sessions and studies. The score is a property of a session and is constant across the conditions recorded within it.</w:t>
+        <w:t xml:space="preserve">The primary score, referred to throughout as calibration-derived decoder discriminability, was the out-of-fold area under the receiver operating characteristic curve of an L2-regularised logistic classifier (C = 1.0, lbfgs solver) trained on standardised features, with stratified grouped cross-validation grouping by European Data Format file so that no epoch was scored by a model fitted on the same recording file. The number of folds was the smaller of five and the number of files in the session, so fold count varies between sessions and studies. The score is a property of a session and is constant across the conditions recorded within it. The quantity is a measure of how well that session's calibration data support a decoder, not an independent physiological marker of user aptitude.</w:t>
       </w:r>
     </w:p>
     <w:p>
@@ -317,7 +325,7 @@
         <w:pStyle w:val="BodyText"/>
       </w:pPr>
       <w:r>
-        <w:t xml:space="preserve">Comparator scores computed from the same calibration epochs were a regularised linear discriminant analysis area under the curve, grouped cross-validated classification accuracy, mean target-minus-non-target amplitude at Pz between 250 and 500 ms, the same contrast averaged over six posterior channels, and the maximum posterior signed r-squared.</w:t>
+        <w:t xml:space="preserve">Comparator scores computed from the same calibration epochs were a regularised linear discriminant analysis area under the curve, grouped cross-validated classification accuracy, mean target-minus-non-target amplitude at Pz between 250 and 500 ms, the same contrast averaged over six posterior channels, and the maximum posterior signed r-squared. Each was run through the identical withheld-cohort procedure and its results are reported in the supplement. An exploratory specification adding ALSFRS-R to the primary score is restricted to the records carrying an observed value, which is 3 of the 18 cohorts, so it is reported alongside the primary score run on those same records rather than against the full archive.</w:t>
       </w:r>
     </w:p>
     <w:bookmarkEnd w:id="17"/>
@@ -383,7 +391,7 @@
         <w:pStyle w:val="FirstParagraph"/>
       </w:pPr>
       <w:r>
-        <w:t xml:space="preserve">The development model was a logistic regression of character-level correctness on the standardised calibration score, fitted on character-expanded records from the development studies. Standardisation used development-study means and standard deviations only. For a session with calibration score s, the estimated accuracy is the inverse logit of a + b (s - m) / d, where m and d are the development mean and standard deviation of the score and a and b are the fitted coefficients; fitted values for every fold are reported in the supplement so that any estimate can be recomputed.</w:t>
+        <w:t xml:space="preserve">The development model was a logistic regression of character-level correctness on the standardised calibration score, fitted on character-expanded records from the development studies. Standardisation used development-study means and standard deviations only. For a session with calibration score s, the estimated accuracy is the inverse logit of a + b (s - m) / d, where m and d are the development mean and standard deviation of the score and a and b are the fitted coefficients; fitted values for every fold are reported in the supplement (Table S7) so that any estimate can be recomputed. Because records are expanded to one row per character, a session contributes to the fit in proportion to the characters it supplied, and the quantity estimated is the accuracy of a randomly chosen character selection. Refitting the same withheld-cohort evaluation with each session weighted equally, and again with each participant weighted equally, moved the pooled estimation error by less than 0.003, so the reported error does not rest on that choice (supplement, S3).</w:t>
       </w:r>
     </w:p>
     <w:bookmarkEnd w:id="19"/>
@@ -401,7 +409,7 @@
         <w:pStyle w:val="FirstParagraph"/>
       </w:pPr>
       <w:r>
-        <w:t xml:space="preserve">The primary evaluation withheld one source study at a time. Three further analyses used the wider cohort set. The ALS subgroup analysis repeated the same procedure within the four ALS cohorts alone. The transfer analysis developed the mapping on the other cohorts only, with every ALS cohort withheld simultaneously, and evaluated it in each ALS cohort. The moderation analysis tested whether the slope relating calibration score to accuracy differed between ALS and other cohorts, through the interaction between score and cohort type.</w:t>
+        <w:t xml:space="preserve">The primary evaluation withheld one source study at a time. Three further analyses used the wider cohort set. The ALS subgroup analysis repeated the same procedure within the four ALS cohorts alone. The transfer analysis developed the mapping on the other cohorts only, with every ALS cohort withheld simultaneously, and evaluated it in each ALS cohort. The moderation analysis tested whether the cohort-specific calibration slope differed between ALS and other cohorts. That slope is the coefficient of the model's predicted logit in a binomial regression of observed correctness fitted within each withheld cohort, with standard errors clustered on participant. Cohort type does not vary between the records of a cohort, so the cohort is the unit of that comparison and a record-level interaction would treat a study-level attribute as though it had been measured once per record. Because four cohorts in one group cannot support a single decisive test, the comparison is reported three ways: Welch's two-sample t-test on the 18 cohort-specific slopes, which uses no weighting and is the primary form; an exact permutation test that enumerates all 3,060 ways of assigning the ALS label to four of the 18 cohorts and studentises the contrast with the same Welch statistic, so that it does not depend on the ratio of the two groups' variances; and a random-effects meta-regression in which each cohort is weighted by the inverse of the sum of its own sampling variance and the residual between-cohort variance, the latter estimated by the method of moments with cohort type in the model, with the Knapp and Hartung adjustment for the small number of cohorts. The comparison was refitted with each cohort dropped in turn.</w:t>
       </w:r>
     </w:p>
     <w:bookmarkEnd w:id="20"/>
@@ -419,7 +427,7 @@
         <w:pStyle w:val="FirstParagraph"/>
       </w:pPr>
       <w:r>
-        <w:t xml:space="preserve">The primary metric was the mean absolute difference between estimated and observed session-condition accuracy in the withheld cohort. Because an absolute error is not interpretable without a reference, three references are reported: a model with no predictor that estimates every withheld record at the development-set mean accuracy, an oracle told the withheld cohort's own mean accuracy, and the skill of the model against the no-predictor model, defined as one minus the ratio of their errors. Secondary metrics were root mean squared error, character-weighted Brier score, Brier skill score against development prevalence, calibration intercept and slope, and character-weighted area under the curve. Calibration intercept and slope are reported per withheld cohort as well as pooled, because a pooled value can conceal opposing departures in individual cohorts.[26,27]</w:t>
+        <w:t xml:space="preserve">The primary metric was the mean absolute difference between estimated and observed session-condition accuracy in the withheld cohort. Because an absolute error is not interpretable without a reference, three references are reported: a development-mean benchmark that estimates every withheld record at the development-set mean accuracy, a held-out-cohort-mean benchmark that estimates every withheld record at that cohort's own mean accuracy, and the skill of the model against the development-mean benchmark, defined as one minus the ratio of their errors. Skill is reported against the development-mean benchmark throughout unless the cohort's own mean is named. The second benchmark is the harder of the two pooled, but not in every cohort: mean absolute error is minimised by the median rather than the mean, so a cohort's own mean is not guaranteed to beat any other constant, and it is the easier target in 7 of the 18 cohorts. Secondary metrics were root mean squared error, character-weighted Brier score, Brier skill score against development prevalence, calibration intercept and slope, and character-weighted area under the curve. Calibration intercept and slope are reported per withheld cohort as well as pooled, because a pooled value can conceal opposing departures in individual cohorts.[26,27]</w:t>
       </w:r>
     </w:p>
     <w:p>
@@ -435,7 +443,39 @@
         <w:pStyle w:val="BodyText"/>
       </w:pPr>
       <w:r>
-        <w:t xml:space="preserve">Because records are session-conditions nested within sessions within participants, and because the predictor is constant within a session, the intraclass correlation of session accuracy within participant is reported alongside an effective number of independent sessions. Associations are reported as Pearson and Spearman coefficients at the session, study-centred and participant levels. Calibration slope power is reported as the departure from unity the design could have detected. Prespecified sensitivity analyses covered restriction to cohorts with meaningful outcome variance, exclusion of records with high artifact rejection, exclusion of small-denominator records, and leave-two-studies-out development.</w:t>
+        <w:t xml:space="preserve">For the calibration intercept and slope, which are the quantities that carry the transportability question, that summary was replaced by a random-effects meta-analysis of the 18 cohort estimates, because the cohorts differ in size and the uncorrected standard deviation of the estimates counts their sampling error as though it were between-cohort variation. The between-cohort standard deviation tau was estimated by the method of moments[28] with a Q-profile confidence interval,[29] the Paule and Mandel estimate[30] is reported alongside it so that the estimator choice is visible, and the Q test, I-squared[31] and a 95% prediction interval for an unrepresented cohort accompany each. All 18 cohorts were fitted under every specification and none was dropped.</w:t>
+      </w:r>
+    </w:p>
+    <w:p>
+      <w:pPr>
+        <w:pStyle w:val="BodyText"/>
+      </w:pPr>
+      <w:r>
+        <w:t xml:space="preserve">The primary specification clusters each cohort's standard errors on participant, because the 739 records come from 271 participants and the conditions recorded within one session share a predictor value by construction, so a binomial likelihood that treats each record as an independent draw understates the within-cohort variance and thereby inflates the estimated between-cohort variance. A quasi-binomial specification, which scales the same standard errors by the square root of the Pearson dispersion, and the uncorrected model-based specification are reported as sensitivities. The cluster-robust and quasi-binomial results agree at the pooled level, though not cohort by cohort, where their standard errors differ by up to 40% and clustering shrinks the standard error relative to the model-based fit in 3 of 18 cohorts.</w:t>
+      </w:r>
+    </w:p>
+    <w:p>
+      <w:pPr>
+        <w:pStyle w:val="BodyText"/>
+      </w:pPr>
+      <w:r>
+        <w:t xml:space="preserve">Each cohort contains between 5 and 24 participants, and a cluster-robust variance is downward-biased below roughly 30 clusters even with the finite-sample correction applied here. That bias inflates tau and I-squared, so the I-squared reported below is an upper estimate: a 20% understatement of the within-cohort variances would put the slope I-squared below the conventional 75% threshold. I-squared is therefore reported with its confidence interval as a description, and no conclusion is drawn from its position relative to that threshold. The conclusion is instead checked by refitting at each confidence limit of tau and by repooling with every within-cohort variance multiplied by a common factor.</w:t>
+      </w:r>
+    </w:p>
+    <w:p>
+      <w:pPr>
+        <w:pStyle w:val="BodyText"/>
+      </w:pPr>
+      <w:r>
+        <w:t xml:space="preserve">Protocol descriptors were tested as moderators of the cohort calibration slope within the same random-effects framework, each cohort weighted by the inverse of its own variance plus the residual between-cohort variance, the moderator standardised so that its coefficient reads per between-cohort standard deviation, and inference by the Knapp and Hartung adjustment on k minus two degrees of freedom. Eight were available. The median inter-selection interval was derived from the reconstructed selection timestamps as the difference between consecutive selections within a single recording file, summarised as a median per file and then as the median of those file medians; differences were never taken across a file boundary, because files are separate recordings whose de-identified timestamps share no origin, and the first selection of each file contributes none. It was computed over all reconstructed selections rather than the eligible ones alone, because the pacing of a recording does not depend on which of its selections survived eligibility screening, and a cohort was classed as fixed-interval when the relative spread of that interval within a file was at most 1e-6, a cut that separates a spread of at most 8e-16 from one of at least 0.050 and so is not a threshold the data are sensitive to. The largest target index and the number of distinct targets were taken over the same trials as proxies for the size of the speller matrix; the number of stimulus conditions and the median selections per record come from the eligible trials and the analysis records; and mean accuracy, its between-record standard deviation and the fraction of records at ceiling come from the analysis records. P values were corrected across the eight descriptors by the Holm step-down procedure, which is valid under any dependence between the tests, within each of the two analyses separately. The share of the between-cohort variance a moderator accounts for is one minus the ratio of the residual tau squared with that moderator to the same estimator without it, and is reported as zero where that ratio exceeds one.</w:t>
+      </w:r>
+    </w:p>
+    <w:p>
+      <w:pPr>
+        <w:pStyle w:val="BodyText"/>
+      </w:pPr>
+      <w:r>
+        <w:t xml:space="preserve">Because records are session-conditions nested within sessions within participants, and because the predictor is constant within a session, the intraclass correlation of session accuracy within participant is reported alongside an effective number of independent sessions. Associations are reported as Pearson and Spearman coefficients at the session, study-centred and participant levels. Precision for the calibration slope is reported as the departure of the pooled slope from unity that a Wald z test of the pooled slope against unity could have detected with 80% power at a two-sided 5% threshold, computed as 2.80 times the standard error of the pooled slope under the primary cluster-robust random-effects specification. That number concerns the average slope across cohorts and not its between-cohort spread, which is the quantity a single fitted mapping has to survive and which is reported as tau with its confidence interval. Four sensitivity analyses, all listed before any was run on the widened cohort, covered restriction to cohorts with meaningful outcome variance, exclusion of records with high artifact rejection, exclusion of small-denominator records, and leave-two-studies-out development. In the last of these every pair of cohorts was withheld together, so that development ran on 16 cohorts rather than the 17 of the primary analysis. Each cohort appears in 17 of the 153 pairs, and its 17 estimates were averaged into a single value before the same across-cohort pooling was applied, because a pair shares a cohort with 32 other pairs and the pairs are therefore not independent units.</w:t>
       </w:r>
     </w:p>
     <w:p>
@@ -465,13 +505,13 @@
       </w:r>
     </w:p>
     <w:bookmarkEnd w:id="22"/>
-    <w:bookmarkStart w:id="23" w:name="X054287b69f39587cee1a346d69b3301669c00d4"/>
+    <w:bookmarkStart w:id="23" w:name="X6dd5f685bd28e73471819ad68f6f50cec40d056"/>
     <w:p>
       <w:pPr>
         <w:pStyle w:val="Heading3"/>
       </w:pPr>
       <w:r>
-        <w:t xml:space="preserve">Relationship Between the Predictor and the Deployed Decoder</w:t>
+        <w:t xml:space="preserve">What the Calibration Score Is, and What It Is Not</w:t>
       </w:r>
     </w:p>
     <w:p>
@@ -479,12 +519,12 @@
         <w:pStyle w:val="FirstParagraph"/>
       </w:pPr>
       <w:r>
-        <w:t xml:space="preserve">In these copy-spelling protocols the classifier used online during the Test phase was itself fitted on the Train-phase files from which the calibration score is computed. The quantity evaluated here is therefore the cross-validated fit quality of the decoder that was actually deployed, measured against that decoder's subsequent online accuracy, rather than an independent physiological marker of user aptitude. This is stated because it explains the strength of the within-session relationship and because it is the property a session-level operational check would exploit.</w:t>
+        <w:t xml:space="preserve">In these copy-spelling protocols the Train phase supplies the data from which the online classifier is derived before the Test phase begins, and the source-study publications that report this practice describe a linear classifier fitted on each session's calibration data.[32,33] The archive itself names no online classifier for any source study, and the BCI2000 parameter files that would carry its specification were withheld from the release, so the deployed decoder cannot be reconstructed here. The predictor evaluated in this study is in any case not that decoder: it is the out-of-fold discriminability of a separate classifier fitted here on the same calibration recordings. The score is therefore reported as the cross-validated learnability of that session's calibration data, not as a property of the deployed decoder and not as a physiological marker of user aptitude.</w:t>
       </w:r>
     </w:p>
     <w:bookmarkEnd w:id="23"/>
     <w:bookmarkEnd w:id="24"/>
-    <w:bookmarkStart w:id="34" w:name="results"/>
+    <w:bookmarkStart w:id="35" w:name="results"/>
     <w:p>
       <w:pPr>
         <w:pStyle w:val="Heading2"/>
@@ -515,7 +555,7 @@
         <w:pStyle w:val="BodyText"/>
       </w:pPr>
       <w:r>
-        <w:t xml:space="preserve">The analytic set contained 271 study-scoped participants, 410 participant-sessions, 739 participant-session-condition records, and 19,611 eligible online character selections. The four documented ALS cohorts contributed 47 participants, 113 sessions, 194 records, and 3,318 selections. Observed session-condition accuracy averaged 0.851 and 228 of 739 records (30.9%) were at 100%, with three cohorts near ceiling (mean accuracy 0.963 to 0.997).</w:t>
+        <w:t xml:space="preserve">The analytic set contained 271 study-scoped participants, 410 participant-sessions, 739 participant-session-condition records, and 19,611 online character selections, of the 19,688 eligible selections in Table 1. The 77 selections that separate the two totals are the two Study B sessions archived without a calibration block, described in the Table 1 legend. The four documented ALS cohorts contributed 47 participants, 113 sessions, 194 records, and 3,318 selections. Observed session-condition accuracy averaged 0.851 and 228 of 739 records (30.9%) were at 100%, with three cohorts near ceiling (mean accuracy 0.963 to 0.997).</w:t>
       </w:r>
     </w:p>
     <w:p>
@@ -527,13 +567,13 @@
       </w:r>
     </w:p>
     <w:bookmarkEnd w:id="25"/>
-    <w:bookmarkStart w:id="26" w:name="X7648dbd82d0d934b2a11b31b81a4ac1beb64f12"/>
+    <w:bookmarkStart w:id="26" w:name="X557f3a48301421f23b20ea53d452ea838f9380d"/>
     <w:p>
       <w:pPr>
         <w:pStyle w:val="Heading3"/>
       </w:pPr>
       <w:r>
-        <w:t xml:space="preserve">Association Between Calibration Discriminability and Online Accuracy</w:t>
+        <w:t xml:space="preserve">Association Between Calibration-Derived Decoder Discriminability and Online Accuracy</w:t>
       </w:r>
     </w:p>
     <w:p>
@@ -545,13 +585,13 @@
           <w:b/>
           <w:bCs/>
         </w:rPr>
-        <w:t xml:space="preserve">The association was present in every contributing cohort and was not an artefact of differences between cohorts.</w:t>
+        <w:t xml:space="preserve">The point estimate was positive in all 18 contributing cohorts, but its magnitude varied widely and several cohort-specific estimates were imprecise, with confidence intervals including values close to zero (Table S3); pooled across sessions the association was precisely estimated, at r = 0.677 (95% CI 0.621 to 0.726) once every between-cohort difference is removed.</w:t>
       </w:r>
       <w:r>
         <w:t xml:space="preserve"> </w:t>
       </w:r>
       <w:r>
-        <w:t xml:space="preserve">Calibration discriminability correlated with observed session accuracy in all 18 cohorts, with within-cohort Pearson r from 0.083 to 0.920 (median 0.630). Pooling sessions gave r = 0.699 (n = 410, p &lt; 0.001); centring both variables within cohort, which removes every between-cohort difference, gave r = 0.652 (p &lt; 0.001). Collapsing each participant to a single observation gave r = 0.701 (n = 271, p &lt; 0.001; Spearman ρ = 0.749).</w:t>
+        <w:t xml:space="preserve">Within-cohort Pearson r ran from 0.190 to 0.928 (median 0.635), and the 95% confidence interval included zero in 6 of the 18 cohorts; the widest, in a cohort of eight sessions, ran from -0.42 to 0.86. Pooling sessions gave r = 0.716 (95% CI 0.665 to 0.760, n = 410, p &lt; 0.001). Centring both variables within cohort, which removes every between-cohort difference, gave r = 0.677 (0.621 to 0.726, p &lt; 0.001), so the association is not produced by cohorts differing in both difficulty and signal quality. Collapsing each participant to a single observation gave r = 0.714 (0.650 to 0.768, n = 271, p &lt; 0.001; Spearman ρ = 0.756).</w:t>
       </w:r>
     </w:p>
     <w:bookmarkEnd w:id="26"/>
@@ -573,13 +613,13 @@
           <w:b/>
           <w:bCs/>
         </w:rPr>
-        <w:t xml:space="preserve">Estimated session accuracy fell about 30% closer to observed accuracy than a model with no predictor, and also beat an oracle told each withheld cohort's own mean.</w:t>
+        <w:t xml:space="preserve">Pooled across withheld cohorts, estimated session accuracy fell about a third closer to observed accuracy than the development-mean benchmark, and also beat the benchmark of each cohort's own mean.</w:t>
       </w:r>
       <w:r>
         <w:t xml:space="preserve"> </w:t>
       </w:r>
       <w:r>
-        <w:t xml:space="preserve">Across withheld cohorts the mean absolute error was 0.103 (95% CI 0.094 to 0.112), against 0.146 for a no-predictor model and 0.123 for the same-study oracle, giving a skill of 0.298 against the no-predictor reference. The character-weighted Brier score was 0.124 (95% CI 0.115 to 0.134), Brier skill 0.098 (95% CI 0.049 to 0.138), and character-weighted area under the curve 0.743 (95% CI 0.714 to 0.766). These intervals are conditional on the 18 observed cohorts.</w:t>
+        <w:t xml:space="preserve">Across withheld cohorts the mean absolute error was 0.098 (95% CI 0.091 to 0.107), against 0.146 for the development-mean benchmark and 0.123 for the held-out-cohort-mean benchmark, giving a skill of 0.327 against the development-mean benchmark. This number pools every withheld record and so weights the larger cohorts more heavily. The mean of the 18 cohort-level errors, reported next, is a different quantity and the two are not interchangeable, and the per-cohort picture is less uniform than the pooled one. The character-weighted Brier score was 0.123 (95% CI 0.113 to 0.132), Brier skill 0.110 (95% CI 0.063 to 0.149), and character-weighted area under the curve 0.748 (95% CI 0.719 to 0.770). These intervals are conditional on the 18 observed cohorts.</w:t>
       </w:r>
     </w:p>
     <w:bookmarkEnd w:id="27"/>
@@ -601,13 +641,13 @@
           <w:b/>
           <w:bCs/>
         </w:rPr>
-        <w:t xml:space="preserve">Treating the source study as the unit of replication, discrimination transported moderately and calibration did not transport at all.</w:t>
+        <w:t xml:space="preserve">Treating the source study as the unit of replication, discrimination transported on average but not dependably, and calibration did not transport (Figures 1 and 2).</w:t>
       </w:r>
       <w:r>
         <w:t xml:space="preserve"> </w:t>
       </w:r>
       <w:r>
-        <w:t xml:space="preserve">Across the 18 withheld cohorts the mean absolute error averaged 0.104 with a between-cohort standard deviation of 0.048, giving a 95% interval for the mean of 0.080 to 0.128 and a 95% interval for a cohort not represented in the archive of 0.001 to 0.208 (Figure 1). Area under the curve averaged 0.710 across cohorts, with a new-cohort interval of 0.482 to 0.937, the lower bound of which is chance. Brier skill averaged 0.167 across cohorts with a new-cohort interval of -0.287 to 0.621.</w:t>
+        <w:t xml:space="preserve">Across the 18 withheld cohorts the mean absolute error averaged 0.101 with a between-cohort standard deviation of 0.047, giving a 95% interval for the mean of 0.077 to 0.124 and a 95% interval for a cohort not represented in the archive of -0.002 to 0.203 (Figure 3). Area under the curve averaged 0.713 across cohorts, with a new-cohort interval of 0.491 to 0.935, the lower bound of which is chance. Brier skill averaged 0.174 across cohorts with a new-cohort interval of -0.296 to 0.644.</w:t>
       </w:r>
     </w:p>
     <w:p>
@@ -619,13 +659,13 @@
           <w:b/>
           <w:bCs/>
         </w:rPr>
-        <w:t xml:space="preserve">Calibration slope and intercept varied so widely between cohorts that a single fitted mapping produced miscalibrated estimates in most of them.</w:t>
+        <w:t xml:space="preserve">The calibration intercept varied so widely between cohorts that a single fitted mapping was displaced in many of them.</w:t>
       </w:r>
       <w:r>
         <w:t xml:space="preserve"> </w:t>
       </w:r>
       <w:r>
-        <w:t xml:space="preserve">The calibration slope ranged from 0.075 to 2.233 and the intercept from -2.445 to 1.870 across withheld cohorts. The between-cohort standard deviation was 0.586 for the slope and 1.073 for the intercept, giving new-cohort intervals of -0.104 to 2.437 and -2.405 to 2.249. The pooled slope of 0.950 (95% CI 0.754 to 1.146) and intercept of 0.080 (95% CI -0.290 to 0.464) arise from averaging these opposing departures and do not describe any individual cohort.</w:t>
+        <w:t xml:space="preserve">The intercept departed from zero by at least half a log-odds unit in 13 of the 18 cohorts and by at least a full unit in 7, and its 95% interval excluded zero in 6. All 18 cohorts yielded an identified intercept and slope and none was dropped from the pooling. Under the primary cluster-robust specification the between-cohort standard deviation of the calibration intercept was tau = 0.87 (95% CI 0.60 to 1.51) against a pooled intercept of -0.06, and Q = 122.6 on 17 degrees of freedom (p &lt; 0.001). I-squared was 86.1 (95% CI 79.5 to 90.6), reported as a description only: it is an upper estimate at these cluster counts, and a 20% understatement of the within-cohort variances would put its lower confidence limit below the conventional 75% threshold. The observed intercepts ran from -2.169 to 1.995, and the 95% interval for a cohort not represented in the archive runs from -1.97 to 1.85 on the log-odds scale (Figure 1), which is the difference between a mapping that badly understates accuracy and one that badly overstates it. That conclusion does not depend on where in its interval tau lies: setting tau to its own lower 95% confidence limit still leaves a new-cohort interval of -1.39 to 1.26, and the interval is still -1.37 to 1.06 when every within-cohort variance is inflated fivefold.</w:t>
       </w:r>
     </w:p>
     <w:p>
@@ -637,13 +677,47 @@
           <w:b/>
           <w:bCs/>
         </w:rPr>
-        <w:t xml:space="preserve">In two cohorts the calibration score estimated accuracy less well than that cohort's own mean.</w:t>
+        <w:t xml:space="preserve">The calibration slope varied in the same direction, and its between-cohort variance is itself imprecisely estimated.</w:t>
       </w:r>
       <w:r>
         <w:t xml:space="preserve"> </w:t>
       </w:r>
       <w:r>
-        <w:t xml:space="preserve">Skill against the no-predictor reference was negative in two of 18 cohorts (-0.281 and -0.093) and ranged up to 0.667 in the remainder (Figure 2). All four ALS cohorts had positive skill (0.229, 0.369, 0.396, 0.471).</w:t>
+        <w:t xml:space="preserve">tau = 0.43 (95% CI 0.30 to 0.77) against a pooled slope of 1.06 (95% CI 0.82 to 1.30), with Q = 81.3 on 17 degrees of freedom (p &lt; 0.001) and I-squared 79.1 (95% CI 67.6 to 86.5), an interval that spans that same threshold, so no claim here rests on it either. The observed slopes ran from 0.185 to 2.185 and the 95% interval for an unrepresented cohort runs from 0.111 to 2.005 (Figure 1); at the lower confidence limit of tau it is 0.394 to 1.704, across which no single fitted mapping is usable. That interval excludes zero at the point estimate of tau but includes it at tau's upper confidence limit, where it runs from -0.603 to 2.759, so the exclusion is a property of this interval at one value of tau rather than a finding. Cohort by cohort, 4 of the 18 slope confidence intervals include zero (Table 2), so the association is reliable on average and not reliable in every cohort. Fitting one calibration curve to all withheld predictions pooled gives a slope of 0.967 (95% CI 0.791 to 1.127) and an intercept of 0.054 (95% CI -0.264 to 0.395); those pooled values average opposing departures and describe no individual cohort, and the cohorts whose accuracy the mapping understated and those whose accuracy it overstated are visible separately in Figure 2.</w:t>
+      </w:r>
+    </w:p>
+    <w:p>
+      <w:pPr>
+        <w:pStyle w:val="BodyText"/>
+      </w:pPr>
+      <w:r>
+        <w:t xml:space="preserve">A small average departure of the slope from unity was not within reach of this design. The pooled slope carries a standard error of 0.122 under the primary specification, so a Wald z test of that slope against unity would have detected a departure of at least 0.34 with 80% power at a two-sided 5% threshold, and its confidence interval has a half-width of 0.24; departures smaller than that cannot be excluded. Neither number bears on transportability, because what a single fitted mapping has to survive is the spread of the slope across cohorts rather than its average, and for that quantity the design placed tau between 0.30 and 0.77 without resolving where in that range it lies.</w:t>
+      </w:r>
+    </w:p>
+    <w:p>
+      <w:pPr>
+        <w:pStyle w:val="BodyText"/>
+      </w:pPr>
+      <w:r>
+        <w:t xml:space="preserve">The uncorrected standard deviations of the 18 cohort estimates, which are what a reader would compute from Table 2, are 0.560 for the slope and 1.175 for the intercept. Both exceed tau because they count each cohort's sampling error as though it were between-cohort variation, and tau is used in preference throughout.</w:t>
+      </w:r>
+    </w:p>
+    <w:p>
+      <w:pPr>
+        <w:pStyle w:val="BodyText"/>
+      </w:pPr>
+      <w:r>
+        <w:rPr>
+          <w:b/>
+          <w:bCs/>
+        </w:rPr>
+        <w:t xml:space="preserve">One cohort was estimated less accurately than the development-mean benchmark, and six were estimated less accurately than their own cohort mean.</w:t>
+      </w:r>
+      <w:r>
+        <w:t xml:space="preserve"> </w:t>
+      </w:r>
+      <w:r>
+        <w:t xml:space="preserve">Skill against the development-mean benchmark was negative in one of 18 cohorts and positive in the remainder (Figure 4). Against the benchmark of each cohort's own mean, which is the harder target pooled and in 11 of the 18 cohorts, skill was negative in six of 18 (Table S5). Three distinct things produce those six. In StudyH the model was less accurate than both benchmarks, and it is the same cohort that fails the development-mean benchmark. Four are cohorts whose observed accuracy sits high enough that their own mean already tracks nearly every record: in StudyE, StudyR, StudyS2 and StudyS1, accuracy averages 0.921, 0.963, 0.976 and 0.997 and the own-mean benchmark errs by 0.049, 0.047, 0.035 and 0.005, leaving little error for any predictor to reduce. StudyS1 is the limiting case, where that near-zero denominator makes the ratio large and negative and not comparable with the rest. In the sixth, StudyJ, the shortfall is -0.008, which is parity rather than failure. All four ALS cohorts had positive skill against both benchmarks, at 0.317, 0.383, 0.448 and 0.502 against the development mean.</w:t>
       </w:r>
     </w:p>
     <w:bookmarkEnd w:id="28"/>
@@ -671,7 +745,7 @@
         <w:t xml:space="preserve"> </w:t>
       </w:r>
       <w:r>
-        <w:t xml:space="preserve">Within the prespecified primary subgroup the mean absolute error was 0.095 (95% CI 0.080 to 0.115), Brier skill 0.287 (95% CI 0.169 to 0.407), area under the curve 0.828 (95% CI 0.761 to 0.866), calibration intercept 0.022 (95% CI -0.301 to 0.378), and slope 0.991 (95% CI 0.783 to 1.201). The between-cohort standard deviation of the calibration slope was 0.204 within this subgroup against 0.586 across all contributing cohorts.</w:t>
+        <w:t xml:space="preserve">Within the originally targeted primary subgroup the mean absolute error was 0.091 (95% CI 0.076 to 0.108), Brier skill 0.303 (95% CI 0.184 to 0.424), area under the curve 0.831 (95% CI 0.768 to 0.869), calibration intercept 0.025 (95% CI -0.240 to 0.341), and slope 0.985 (95% CI 0.786 to 1.188). The uncorrected between-cohort standard deviation of the calibration slope was 0.223 within this subgroup against 0.560 across all contributing cohorts. Four cohorts are too few to estimate tau usefully, so the uncorrected spread is used on both sides of that comparison.</w:t>
       </w:r>
     </w:p>
     <w:bookmarkEnd w:id="29"/>
@@ -699,7 +773,7 @@
         <w:t xml:space="preserve"> </w:t>
       </w:r>
       <w:r>
-        <w:t xml:space="preserve">With all four ALS cohorts withheld from development simultaneously, mean absolute error in each was 0.089, 0.112, 0.124, and 0.142 (mean 0.117), against 0.101 when other ALS cohorts were available for development. Signed bias ranged from -0.085 to 0.063.</w:t>
+        <w:t xml:space="preserve">With all four ALS cohorts withheld from development simultaneously, mean absolute error in each was 0.087, 0.106, 0.109, and 0.131 (mean 0.108), against 0.104 when other ALS cohorts were available for development. Signed bias ranged from -0.086 to 0.049.</w:t>
       </w:r>
     </w:p>
     <w:bookmarkEnd w:id="30"/>
@@ -721,17 +795,107 @@
           <w:b/>
           <w:bCs/>
         </w:rPr>
-        <w:t xml:space="preserve">The slope relating calibration discriminability to online accuracy was steeper in the ALS cohorts.</w:t>
+        <w:t xml:space="preserve">With the cohort as the unit of analysis, calibration slope was higher in the ALS cohorts, but not precisely enough to support a claim.</w:t>
       </w:r>
       <w:r>
         <w:t xml:space="preserve"> </w:t>
       </w:r>
       <w:r>
-        <w:t xml:space="preserve">The fitted slope was 1.672 in ALS cohorts and 1.018 in the remaining cohorts, with an interaction of 0.655 (p &lt; 0.001). The same calibration score therefore implied a different expected accuracy depending on cohort type.</w:t>
+        <w:t xml:space="preserve">The cohort-specific calibration slope averaged 1.479 in the four ALS cohorts (standard deviation 0.266) and 0.992 in the other 14 (standard deviation 0.580), a difference of 0.487 (standard error 0.204; 95% CI 0.040 to 0.933; Welch t = 2.38, df = 11.7, p = 0.035). An exact permutation test, which enumerates all 3,060 ways of labelling four of the 18 cohorts and assumes no distribution, gave p = 0.058. A random-effects meta-regression weighting each cohort by its own precision gave a difference of 0.559 (95% CI -0.009 to 1.127, p = 0.053), leaving a residual between-cohort standard deviation of 0.349 against 0.432 with cohort type removed, so cohort type accounts for about a third of the between-cohort variance in the slope and most of that variance remains unexplained.</w:t>
+      </w:r>
+    </w:p>
+    <w:p>
+      <w:pPr>
+        <w:pStyle w:val="BodyText"/>
+      </w:pPr>
+      <w:r>
+        <w:rPr>
+          <w:b/>
+          <w:bCs/>
+        </w:rPr>
+        <w:t xml:space="preserve">The comparison also turns on individual cohorts.</w:t>
+      </w:r>
+      <w:r>
+        <w:t xml:space="preserve"> </w:t>
+      </w:r>
+      <w:r>
+        <w:t xml:space="preserve">Dropping one ALS cohort moves the Welch p value to between 0.008 and 0.111, and dropping one of the other 14 moves it to between 0.013 and 0.060. The three tests agree in direction and in magnitude and fall on either side of the conventional threshold, and no one of them should be read as settling the question. A slope above one means observed accuracy varied more widely than the estimates did, so in the ALS cohorts the mapping compressed the range it should have spanned. These are the slopes of the primary leave-one-cohort-out model within each cohort, not the pooled slope of 0.985 reported for the ALS subgroup above, which comes from a model developed within the ALS cohorts alone. For the same reason their standard deviation of 0.266 is not the 0.223 reported there: 0.266 is the spread of the four ALS cohorts under the primary design and is what Table 2 sums to, and it is the number that belongs beside the 0.580 of the other 14, because both come from the same development set.</w:t>
+      </w:r>
+    </w:p>
+    <w:p>
+      <w:pPr>
+        <w:pStyle w:val="BodyText"/>
+      </w:pPr>
+      <w:r>
+        <w:t xml:space="preserve">Cohort type is a study-level attribute that is entangled with paradigm, hardware and stopping rule, only four studies carry a documented ALS population, and the remaining cohorts are not documented as healthy controls. This comparison is exploratory and cannot separate population from protocol. The records underlying it are shown by cohort type in Figure S1, without a fitted line, for the reason given in the Methods.</w:t>
       </w:r>
     </w:p>
     <w:bookmarkEnd w:id="31"/>
-    <w:bookmarkStart w:id="32" w:name="predictor-from-a-preceding-session"/>
+    <w:bookmarkStart w:id="32" w:name="protocol-descriptors-as-moderators"/>
+    <w:p>
+      <w:pPr>
+        <w:pStyle w:val="Heading3"/>
+      </w:pPr>
+      <w:r>
+        <w:t xml:space="preserve">Protocol Descriptors as Moderators</w:t>
+      </w:r>
+    </w:p>
+    <w:p>
+      <w:pPr>
+        <w:pStyle w:val="FirstParagraph"/>
+      </w:pPr>
+      <w:r>
+        <w:rPr>
+          <w:b/>
+          <w:bCs/>
+        </w:rPr>
+        <w:t xml:space="preserve">The time a cohort took over each selection accounted for two thirds of the between-cohort variance in calibration slope.</w:t>
+      </w:r>
+      <w:r>
+        <w:t xml:space="preserve"> </w:t>
+      </w:r>
+      <w:r>
+        <w:t xml:space="preserve">Eight descriptors were recoverable for every cohort and entered one at a time as moderators in a random-effects meta-regression of the cohort slope, weighting each cohort by its own precision and standardising the descriptor so that the coefficient reads per between-cohort standard deviation, with p values corrected across the eight by the Holm procedure. All 18 cohorts were fitted for every descriptor and none was dropped. The strongest was the median interval between consecutive selections within a recording, which ran from 7.3 to 50.0 seconds across cohorts and is the archive's only trace of the stopping rule, since a cohort that averaged more stimulus repetitions before committing to a character spent longer on each one: 0.406 per standard deviation (95% CI 0.181 to 0.632; t = 3.82, df = 16, p = 0.002, Holm p = 0.012), reducing the between-cohort variance of the slope from tau squared = 0.187 to 0.063, a share of 66%, equivalently a residual between-cohort standard deviation of 0.25 against 0.43. The rank correlation agreed at rho = 0.72 (p &lt; 0.001, Holm p = 0.006), and on the log scale, which is the more natural form for a duration, the share was 71% (p &lt; 0.001). It is also the most stable result in this analysis: across the 18 leave-one-cohort-out refits its uncorrected p value never exceeded 0.010 and its share ran from 54% to 82%. Cohorts that spent longer per selection had steeper slopes. The reported effect of stimulus repetition is on accuracy rather than on the slope,[32,34,35] and the interval does not track cohort mean accuracy here (rho = 0.16, p = 0.52), so the direction is not read off that work. A mechanism is available, in that accumulated evidence grows with the square root of the number of repetitions, so a fixed difference in single-trial discriminability produces a larger difference in accumulated discriminability where repetitions are many, which would steepen the mapping from the score to accuracy. That argument is not tested here.</w:t>
+      </w:r>
+    </w:p>
+    <w:p>
+      <w:pPr>
+        <w:pStyle w:val="BodyText"/>
+      </w:pPr>
+      <w:r>
+        <w:rPr>
+          <w:b/>
+          <w:bCs/>
+        </w:rPr>
+        <w:t xml:space="preserve">No other descriptor accounted for a share distinguishable from zero, including both proxies for matrix size.</w:t>
+      </w:r>
+      <w:r>
+        <w:t xml:space="preserve"> </w:t>
+      </w:r>
+      <w:r>
+        <w:t xml:space="preserve">The archive records no matrix dimension, but the largest target index and the number of distinct characters copied bound the alphabet from below, and both were flat: 0.003 per standard deviation (p = 0.98) and -0.019 (p = 0.89), each leaving the residual between-cohort variance at or above its unmoderated value. The number of stimulus conditions was likewise flat (p = 0.84). Two descriptors had point estimates that were not negligible but were indistinguishable from zero once the eight tests were corrected for: the median number of selections per record at 12% (-0.215 per standard deviation, 95% CI -0.478 to 0.049, Holm p = 0.62) and the fraction of records at ceiling at 11% (0.289, 95% CI -0.022 to 0.599, Holm p = 0.47). The ceiling fraction is reported as a diagnostic rather than as a protocol difference, because it governs whether a cohort's slope is identified at all, and mean accuracy and its between-record standard deviation are summaries of the same outcomes the slope is fitted to. Entered beside the selection interval, both of the non-negligible descriptors collapse while the interval holds: with the ceiling fraction the interval is 0.397 (p = 0.011) against 0.015 (p = 0.93), and with the median number of selections it is 0.404 (p = 0.009) against 0.001 (p = 0.99). Each is a weak proxy for the interval rather than the reverse. Entered all at once the joint tests are diluted by the null moderators and neither reaches significance, the five protocol descriptors together accounting for 43% of the between-cohort variance (F = 2.14 on 5 and 12 degrees of freedom, p = 0.13) and all eight for 7% (p = 0.43); the interval keeps its own coefficient in the five-descriptor fit at 0.389 (p = 0.028), and loses it among all eight (p = 0.24), where 8 moderators are fitted on 18 cohorts.</w:t>
+      </w:r>
+    </w:p>
+    <w:p>
+      <w:pPr>
+        <w:pStyle w:val="BodyText"/>
+      </w:pPr>
+      <w:r>
+        <w:rPr>
+          <w:b/>
+          <w:bCs/>
+        </w:rPr>
+        <w:t xml:space="preserve">The interval is not a fully exogenous descriptor, and the result should be read with that.</w:t>
+      </w:r>
+      <w:r>
+        <w:t xml:space="preserve"> </w:t>
+      </w:r>
+      <w:r>
+        <w:t xml:space="preserve">Where the stopping rule was data-dependent, a session in which evidence accrued quickly ended sooner, so part of the interval is a consequence of the recording rather than a setting fixed before it. Splitting the cohorts on whether their within-recording interval never varied separates the two cases: in the 8 cohorts with a fixed interval the coefficient was 0.350 per standard deviation with a share of 48% (p = 0.14), and in the 10 with a variable interval 0.243 with a share of 55% (p = 0.046). Neither subgroup has the power of the pooled fit and the agreement in sign is what the split supports. The interval is built entirely from selection timestamps and never uses whether a selection was correct, unlike three of the eight descriptors. The verdict does not depend on how the correction family is defined: the interval's Holm p value is 0.008 within the five protocol descriptors, 0.012 within all eight, and 0.023 when the meta-regression and the rank correlation are pooled into one family of sixteen, while the ceiling fraction remains null under every definition, including 0.20 within the three outcome summaries alone. These are the same 18 cohort slopes that serve as the outcome in the preceding subsection, where cohort type was corrected separately.</w:t>
+      </w:r>
+    </w:p>
+    <w:bookmarkEnd w:id="32"/>
+    <w:bookmarkStart w:id="33" w:name="predictor-from-a-preceding-session"/>
     <w:p>
       <w:pPr>
         <w:pStyle w:val="Heading3"/>
@@ -755,11 +919,11 @@
         <w:t xml:space="preserve"> </w:t>
       </w:r>
       <w:r>
-        <w:t xml:space="preserve">Among 139 consecutive session pairs, the earlier session's calibration score correlated with the later session's accuracy at r = 0.525 (p &lt; 0.001), against r = 0.702 for the score recorded in the session being estimated.</w:t>
-      </w:r>
-    </w:p>
-    <w:bookmarkEnd w:id="32"/>
-    <w:bookmarkStart w:id="33" w:name="sensitivity-analyses"/>
+        <w:t xml:space="preserve">Among 139 consecutive session pairs, the earlier session's calibration score correlated with the later session's accuracy at r = 0.513 (95% CI 0.379 to 0.626, p &lt; 0.001), against r = 0.728 (0.639 to 0.798) for the score recorded in the session being estimated.</w:t>
+      </w:r>
+    </w:p>
+    <w:bookmarkEnd w:id="33"/>
+    <w:bookmarkStart w:id="34" w:name="sensitivity-analyses"/>
     <w:p>
       <w:pPr>
         <w:pStyle w:val="Heading3"/>
@@ -773,12 +937,38 @@
         <w:pStyle w:val="FirstParagraph"/>
       </w:pPr>
       <w:r>
-        <w:t xml:space="preserve">Results were similar when records with fewer than 10 eligible selections were excluded (mean absolute error 0.104, between-cohort standard deviation 0.048). Restricting to the 12 cohorts whose session accuracy varied by at least 0.10 raised the mean absolute error to 0.129 and the calibration-slope standard deviation to 0.674, indicating that near-ceiling cohorts contributed low error for reasons unrelated to the predictor. Excluding records in which more than 20% of calibration epochs were rejected lowered the mean absolute error to 0.084 and the calibration-slope standard deviation to 0.438, the only analysis in which transportability improved. Analysing the 14 cohorts without a documented ALS population gave a mean absolute error of 0.104 with a new-cohort interval of -0.012 to 0.219 and a calibration-slope standard deviation of 0.716.</w:t>
-      </w:r>
-    </w:p>
-    <w:bookmarkEnd w:id="33"/>
+        <w:t xml:space="preserve">Results were similar when records with fewer than 10 eligible selections were excluded (mean absolute error 0.100, between-cohort standard deviation 0.047). Restricting to the 12 cohorts whose session accuracy varied by at least 0.10 raised the mean absolute error to 0.124 and the uncorrected calibration-slope standard deviation to 0.601, indicating that near-ceiling cohorts contributed low error for reasons unrelated to the predictor. Excluding records in which more than 20% of calibration epochs were rejected lowered the mean absolute error to 0.087 and the uncorrected calibration-slope standard deviation to 0.465, the only analysis in which transportability improved. Analysing the 14 cohorts without a documented ALS population gave a mean absolute error of 0.101 with a new-cohort interval of -0.015 to 0.216 and an uncorrected calibration-slope standard deviation of 0.663. These four analyses report the uncorrected spread rather than tau, because each is a re-run of the primary summary on retained data rather than a refitted meta-analysis.</w:t>
+      </w:r>
+    </w:p>
+    <w:p>
+      <w:pPr>
+        <w:pStyle w:val="BodyText"/>
+      </w:pPr>
+      <w:r>
+        <w:rPr>
+          <w:b/>
+          <w:bCs/>
+        </w:rPr>
+        <w:t xml:space="preserve">Withholding two cohorts at a time, so that development ran on 16 cohorts rather than 17, reproduced the primary result across all 153 splits (Table S4).</w:t>
+      </w:r>
+      <w:r>
+        <w:t xml:space="preserve"> </w:t>
+      </w:r>
+      <w:r>
+        <w:t xml:space="preserve">Mean absolute error was 0.1007 against 0.1006, its between-cohort standard deviation 0.0473 against 0.0472, and the uncorrected calibration-slope standard deviation 0.5599 against 0.5596; the three agree to three decimal places. Neither the estimation error nor the between-cohort spread depends on the larger development set, so the failure of the mapping to transport is not a consequence of how many cohorts it was fitted on, at least across this range.</w:t>
+      </w:r>
+    </w:p>
+    <w:p>
+      <w:pPr>
+        <w:pStyle w:val="BodyText"/>
+      </w:pPr>
+      <w:r>
+        <w:t xml:space="preserve">Every comparator predictor named in the Methods was run through the same withheld-cohort procedure (Table S6). The regularised linear discriminant computed from the identical features agreed with the primary score to within 0.007 on every summary column, including a between-cohort calibration-slope standard deviation of 0.562 against 0.560, so the result reflects how separable the calibration data are rather than the classifier family used to measure it. Calibration classification accuracy cost little in pooled error, 0.106 against 0.098, but doubled the calibration-slope spread to 1.104. The two amplitude contrasts did not separate outcomes in cohorts they were not developed on, at areas under the curve of 0.517 and 0.465, the second below chance. The exploratory model adding ALSFRS-R could be fitted only in the 3 cohorts and 138 records carrying an observed value, and against the primary score run on those same records it changed nothing, at a pooled error of 0.085 for both.</w:t>
+      </w:r>
+    </w:p>
     <w:bookmarkEnd w:id="34"/>
-    <w:bookmarkStart w:id="37" w:name="discussion"/>
+    <w:bookmarkEnd w:id="35"/>
+    <w:bookmarkStart w:id="38" w:name="discussion"/>
     <w:p>
       <w:pPr>
         <w:pStyle w:val="Heading2"/>
@@ -792,7 +982,7 @@
         <w:pStyle w:val="FirstParagraph"/>
       </w:pPr>
       <w:r>
-        <w:t xml:space="preserve">Across 18 independent P300-speller cohorts, the discriminability of a classifier fitted to a session's calibration block was related to that session's subsequent online spelling accuracy in every cohort, at the level of individual participants as well as between cohorts, and when the calibration recording came from an earlier session. A fitted mapping from that score to an expected accuracy did not transport. Calibration slope varied from 0.075 to 2.233 and intercept from -2.445 to 1.870 across withheld cohorts, and in two cohorts the score estimated accuracy less well than that cohort's own mean. The association is a stable property of these recordings; the calibrated mapping is not.</w:t>
+        <w:t xml:space="preserve">Across 18 independent P300-speller cohorts, the discriminability of a classifier fitted to a session's calibration block was related to that session's subsequent online spelling accuracy, with a positive point estimate in every cohort, at the level of individual participants as well as between cohorts, and when the calibration recording came from an earlier session. A fitted mapping from that score to an expected accuracy did not transport. The calibration intercept had a between-cohort standard deviation of tau = 0.87 (95% CI 0.60 to 1.51) and an interval for an unrepresented cohort running from -1.97 to 1.85 on the log-odds scale; the slope agreed, at tau = 0.43 (0.30 to 0.77) and a range of 0.185 to 2.185. In one cohort the score estimated accuracy less well than the development-mean benchmark, and in six less well than that cohort's own mean. The association appeared in every cohort examined, though with widely varying magnitude; the numerical mapping between the score and expected accuracy did not.</w:t>
       </w:r>
     </w:p>
     <w:p>
@@ -800,7 +990,7 @@
         <w:pStyle w:val="BodyText"/>
       </w:pPr>
       <w:r>
-        <w:t xml:space="preserve">That distinction determines what a calibration score can be used for. Ranking sessions within a setting, which requires only that the association hold locally, is supported. Reporting an expected accuracy in a cohort where the mapping was not developed is not supported without local recalibration, because the interval for a cohort outside this archive spans 0.001 to 0.208 for estimation error and includes chance-level discrimination and negative skill.</w:t>
+        <w:t xml:space="preserve">That distinction determines what a calibration score can be used for. Ranking sessions within a setting, which requires only that the association hold locally, is supported. Reporting an expected accuracy in a cohort where the mapping was not developed is not supported without local recalibration, because the interval for a cohort outside this archive spans -0.002 to 0.203 for estimation error and includes chance-level discrimination and negative skill.</w:t>
       </w:r>
     </w:p>
     <w:p>
@@ -808,7 +998,7 @@
         <w:pStyle w:val="BodyText"/>
       </w:pPr>
       <w:r>
-        <w:t xml:space="preserve">Mainsah and colleagues derived speller accuracy analytically from a calibration-derived detectability index and validated it within study.[15] The present analysis is the transportability counterpart to that work rather than a replacement for it: the relationship they described is reproduced here in every cohort, and what is added is the finding that the numerical mapping between the two quantities is cohort-specific. Earlier reports relating calibration measures to P300 performance in ALS[11,12] and to brain-computer interface performance more generally[10] are likewise consistent with the association reported here.</w:t>
+        <w:t xml:space="preserve">Mainsah and colleagues derived speller accuracy analytically from a calibration-derived detectability index and validated it within study.[15] The present analysis is the transportability counterpart to that work rather than a replacement for it: the relationship they described is reproduced here with a positive point estimate in every cohort, and what is added is the finding that the numerical mapping between the two quantities is cohort-specific. Earlier reports relating calibration measures to P300 performance in ALS[11,12] and to brain-computer interface performance more generally[10] are likewise consistent with the association reported here.</w:t>
       </w:r>
     </w:p>
     <w:p>
@@ -816,7 +1006,7 @@
         <w:pStyle w:val="BodyText"/>
       </w:pPr>
       <w:r>
-        <w:t xml:space="preserve">The comparison between the four ALS cohorts and the full archive is itself a result. Analysed alone, the ALS cohorts gave a calibration slope of 0.991 with a between-cohort standard deviation of 0.204 and a favourable Brier skill of 0.287. Analysed alongside 14 further cohorts, the between-cohort standard deviation of the slope was 0.586 and Brier skill fell to 0.098. Four cohorts were not merely too few to estimate the spread; they happened to be homogeneous and favourable, and the resulting picture was optimistic in a direction that only became visible with more cohorts. External validation of a brain-computer interface mapping on a small number of cohorts should be expected to understate how much performance will vary elsewhere.</w:t>
+        <w:t xml:space="preserve">Predictor precision differs between cohorts, because the number of calibration files, surviving epochs and cross-validation folds differ. The median number of calibration files per session ranges from 3 to 15 across cohorts, the median number of surviving calibration epochs from 1,479 to 12,910, and the standard error of the score itself from 0.008 to 0.031, a fourfold spread. Measurement error in a predictor attenuates a fitted slope, so some of the between-cohort variation in calibration is attributable to how precisely the score itself was estimated rather than to a difference in the underlying relationship. The three cohorts with the lowest calibration slopes, StudyH at 0.185, StudyJ at 0.326 and StudyK at 0.480, are also the three whose score was least precisely estimated, at standard errors of 0.031, 0.023 and 0.026 against a median of 0.013. Three cohorts cannot separate that mechanism from chance, but it is a competing explanation for part of the spread and it is not addressed by collecting more cohorts.</w:t>
       </w:r>
     </w:p>
     <w:p>
@@ -824,7 +1014,7 @@
         <w:pStyle w:val="BodyText"/>
       </w:pPr>
       <w:r>
-        <w:t xml:space="preserve">One analysis improved transportability. Excluding records in which more than 20% of calibration epochs exceeded the artifact threshold reduced estimation error from 0.104 to 0.084 and reduced the between-cohort standard deviation of the calibration slope from 0.586 to 0.438. Screening calibration data quality before relying on a calibration-derived estimate is therefore a concrete step, and it is available at no cost because the rejection fraction is computed while the score is computed.</w:t>
+        <w:t xml:space="preserve">Part of that variation is now attributable to a protocol difference rather than to the cohorts themselves. The time each cohort took over a selection, which is the archive's only trace of the stopping rule, accounted for two thirds of the between-cohort variance in the calibration slope, leaving a residual between-cohort standard deviation of 0.25 against 0.43 unmoderated. That does not restore transportability, for two reasons. A mapping whose slope depends on the stopping rule is still not one that can be carried to a site whose stopping rule is unknown, and knowing it is not the same as being able to correct for it, since the correction estimated here rests on 18 cohorts and on a descriptor that is itself partly determined by the recording wherever stopping was data-dependent. What the result does change is the interpretation of the residual spread: it is not an irreducible property of the population, and a site that reports its stopping rule alongside a calibration score would remove a substantial share of the uncertainty in a transported estimate.</w:t>
       </w:r>
     </w:p>
     <w:p>
@@ -832,10 +1022,26 @@
         <w:pStyle w:val="BodyText"/>
       </w:pPr>
       <w:r>
-        <w:t xml:space="preserve">A mapping developed entirely without ALS data estimated accuracy in the ALS cohorts with a mean absolute error of 0.117, against 0.101 when other ALS cohorts were available. The relationship is not specific to the clinical population in the sense of being absent elsewhere. It is population-dependent in a different sense: the slope was steeper in the ALS cohorts than in the others, so the same score implied a different expected accuracy, which is one mechanism by which a single fitted mapping mis-calibrates.</w:t>
-      </w:r>
-    </w:p>
-    <w:bookmarkStart w:id="35" w:name="study-limitations"/>
+        <w:t xml:space="preserve">The comparison between the four ALS cohorts and the full archive is itself a result. Analysed alone, the ALS cohorts gave a calibration slope of 0.985 with an uncorrected between-cohort standard deviation of 0.223 and a favourable Brier skill of 0.303. Analysed alongside 14 further cohorts, the uncorrected standard deviation of the slope was 0.560 and Brier skill fell to 0.110. Four cohorts were not merely too few to estimate the spread; they happened to be homogeneous and favourable, and the resulting picture was optimistic in a direction that only became visible with more cohorts. Evaluating a brain-computer interface mapping on a small number of withheld cohorts should be expected to understate how much performance will vary elsewhere.</w:t>
+      </w:r>
+    </w:p>
+    <w:p>
+      <w:pPr>
+        <w:pStyle w:val="BodyText"/>
+      </w:pPr>
+      <w:r>
+        <w:t xml:space="preserve">One analysis improved transportability. Excluding records in which more than 20% of calibration epochs exceeded the artifact threshold reduced estimation error from 0.101 to 0.087 and reduced the uncorrected between-cohort standard deviation of the calibration slope from 0.560 to 0.465. Screening calibration data quality before relying on a calibration-derived estimate is therefore a concrete step, and it is available at no cost because the rejection fraction is computed while the score is computed.</w:t>
+      </w:r>
+    </w:p>
+    <w:p>
+      <w:pPr>
+        <w:pStyle w:val="BodyText"/>
+      </w:pPr>
+      <w:r>
+        <w:t xml:space="preserve">A mapping developed entirely without ALS data estimated accuracy in the ALS cohorts with a mean absolute error of 0.108, against 0.104 when other ALS cohorts were available. The relationship is not specific to the clinical population in the sense of being absent elsewhere. Whether it is population-dependent in a different sense is not resolved here. The calibration slope averaged higher in the four ALS cohorts than in the other 14, which would be one mechanism by which a single fitted mapping mis-calibrates, but with the cohort as the unit of analysis that difference is imprecise, the three tests of it fall on either side of the conventional threshold, a single cohort moves it, and cohort type cannot be separated from the paradigm, hardware and stopping rule that differ alongside it.</w:t>
+      </w:r>
+    </w:p>
+    <w:bookmarkStart w:id="36" w:name="study-limitations"/>
     <w:p>
       <w:pPr>
         <w:pStyle w:val="Heading3"/>
@@ -857,7 +1063,7 @@
         <w:pStyle w:val="BodyText"/>
       </w:pPr>
       <w:r>
-        <w:t xml:space="preserve">Second, the online classifier deployed during the Test phase was fitted on the same Train-phase files from which the calibration score is derived. The quantity evaluated is therefore the cross-validated fit quality of the decoder that was actually used, measured against that decoder's own subsequent accuracy, rather than an independent physiological marker of user aptitude.</w:t>
+        <w:t xml:space="preserve">Second, the predictor is not the decoder that produced the outcome. It is the out-of-fold discriminability of a classifier fitted here on each session's calibration recordings, whereas the online selections were produced by a decoder fitted during the original experiment, described in the source-study publications as a linear classifier trained on that session's calibration data and, in several cohorts, coupled to a dynamic stopping or adaptive stimulus-selection rule.[32,33] The archive names no online classifier for any source study and withholds the BCI2000 parameter files, so the deployed decoder cannot be reconstructed and the two cannot be compared directly. Both are fitted on the same recordings, so the quantity evaluated is the learnability of that session's calibration data, measured against the online accuracy recorded in the same session, rather than an independent physiological marker of user aptitude.</w:t>
       </w:r>
     </w:p>
     <w:p>
@@ -865,7 +1071,7 @@
         <w:pStyle w:val="BodyText"/>
       </w:pPr>
       <w:r>
-        <w:t xml:space="preserve">Third, the cohorts differ in speller matrix, stimulus paradigm, electrode type, and stopping rule, and paradigm is largely nested within source study, so withholding a cohort also withholds its paradigms. Cohort and paradigm effects cannot be separated in this design. Stimulus presentation and stopping rule are known to change speller accuracy substantially,[28,29,30] so some of the between-cohort variability reported here is attributable to protocol rather than to population.</w:t>
+        <w:t xml:space="preserve">Third, the cohorts differ in speller matrix, stimulus paradigm, electrode type, and stopping rule, and paradigm is largely nested within source study, so withholding a cohort also withholds its paradigms. Cohort and paradigm effects cannot be separated in this design. Stimulus presentation and stopping rule are known to change speller accuracy substantially,[32,34,35] so some of the between-cohort variability reported here is attributable to protocol rather than to population. The archive records none of these rules as fields, but two of them leave a recoverable trace that was tested here: the time taken per selection, which is the signature of the stopping rule and accounted for two thirds of the between-cohort variance in calibration slope, and the range of target indices, which bounds the speller alphabet from below and accounted for no share distinguishable from zero. What remains untestable is the stopping algorithm and the thresholds it used, the matrix dimensions and layout, and the online decision procedure, so the protocol explanation is now partly quantified rather than either excluded or merely acknowledged.</w:t>
       </w:r>
     </w:p>
     <w:p>
@@ -873,7 +1079,7 @@
         <w:pStyle w:val="BodyText"/>
       </w:pPr>
       <w:r>
-        <w:t xml:space="preserve">Fourth, 30.9% of records were at 100% accuracy and three cohorts were near ceiling, where there is little variation to estimate. The sensitivity analysis restricted to cohorts with meaningful outcome variance gave a higher estimation error, so the primary figure is favourably influenced by cohorts in which the task was easy.</w:t>
+        <w:t xml:space="preserve">Fourth, 30.9% of records were at 100% accuracy and three cohorts were near ceiling, where there is little variation to estimate. The sensitivity analysis restricted to cohorts with meaningful outcome variance gave a higher estimation error, so the primary estimate is favourably influenced by cohorts in which the task was easy.</w:t>
       </w:r>
     </w:p>
     <w:p>
@@ -881,11 +1087,27 @@
         <w:pStyle w:val="BodyText"/>
       </w:pPr>
       <w:r>
-        <w:t xml:space="preserve">Fifth, the outcome is character-level selection accuracy reconstructed from archived event traces. It is an operational endpoint and not communication effectiveness, quality of life, or any clinical outcome, and it does not capture communication rate, for which accuracy alone is known to be an incomplete summary.[31] Sixth, these are legacy protocols, and the analysis does not establish performance with contemporary assistive-communication workflows. Seventh, the archive documentation identifies an ALS population for four cohorts only; the remaining cohorts are described as other cohorts because the documentation does not support a positive characterisation, and no participant-level clinical characteristics were available for the cohort description.</w:t>
-      </w:r>
-    </w:p>
-    <w:bookmarkEnd w:id="35"/>
-    <w:bookmarkStart w:id="36" w:name="conclusion"/>
+        <w:t xml:space="preserve">Fifth, the outcome is character-level selection accuracy reconstructed from archived event traces. It is an operational endpoint and not communication effectiveness, quality of life, or any clinical outcome, and it does not capture communication rate, for which accuracy alone is known to be an incomplete summary.[36] Sixth, these are legacy protocols, and the analysis does not establish performance with contemporary assistive-communication workflows. Seventh, the archive documentation identifies an ALS population for four cohorts only; the remaining cohorts are described as other cohorts because the documentation does not support a positive characterisation, and no participant-level clinical characteristics were available for the cohort description.</w:t>
+      </w:r>
+    </w:p>
+    <w:p>
+      <w:pPr>
+        <w:pStyle w:val="BodyText"/>
+      </w:pPr>
+      <w:r>
+        <w:t xml:space="preserve">Eighth, the comparison of calibration slope between cohort types carries two further limitations of its own. Each cohort's slope comes from a model developed on the other 17 cohorts, 14 of which carry no documented ALS population, so part of the higher slope in the ALS cohorts could reflect the composition of the development set rather than the population. Those 18 slopes also share most of their development data with one another, which correlates them positively, so all three tests report standard errors that are somewhat optimistic. Neither can be addressed at this number of cohorts, and both are reasons to treat the comparison as a question for a future design rather than an answer from this one.</w:t>
+      </w:r>
+    </w:p>
+    <w:p>
+      <w:pPr>
+        <w:pStyle w:val="BodyText"/>
+      </w:pPr>
+      <w:r>
+        <w:t xml:space="preserve">Ninth, the between-cohort variance is itself estimated with limited precision. Eighteen cohorts, of 5 to 24 participants each, leave the interval for tau wide on both parameters, and a cluster-robust variance at those cluster counts is downward-biased, which inflates tau and I-squared in the direction that favours the conclusion drawn here. The conclusion was therefore checked against that bias rather than assumed to survive it: it holds at the lower confidence limit of tau for both parameters, and the intercept's prediction interval remains wide when every within-cohort variance is inflated fivefold. What cannot be settled at this number of cohorts is the size of the heterogeneity, only that a single fitted mapping does not describe these cohorts.</w:t>
+      </w:r>
+    </w:p>
+    <w:bookmarkEnd w:id="36"/>
+    <w:bookmarkStart w:id="37" w:name="conclusion"/>
     <w:p>
       <w:pPr>
         <w:pStyle w:val="Heading3"/>
@@ -899,12 +1121,12 @@
         <w:pStyle w:val="FirstParagraph"/>
       </w:pPr>
       <w:r>
-        <w:t xml:space="preserve">In 18 independent P300-speller cohorts, calibration discriminability was related to subsequent online spelling accuracy in every cohort and at the level of individual participants, but the fitted mapping between the two did not transport: calibration slope and intercept varied several-fold between cohorts, and estimation performance in a cohort outside the archive cannot be bounded away from no benefit. A calibration score may support ranking sessions within a setting and may support a data-quality screen, and it should not be used to report an expected accuracy in a cohort where the mapping was not developed without local recalibration. Prospective evaluation would need to predefine the recalibration procedure and measure user-centred communication outcomes rather than character accuracy alone.</w:t>
-      </w:r>
-    </w:p>
-    <w:bookmarkEnd w:id="36"/>
+        <w:t xml:space="preserve">In 18 independent P300-speller cohorts, calibration-derived decoder discriminability was related to subsequent online spelling accuracy, with a positive point estimate in every cohort and at the level of individual participants, but the fitted mapping between the two did not transport: the calibration intercept spanned mappings that badly understate and badly overstate accuracy, the slope varied more than tenfold, and a cohort outside the archive cannot be promised discrimination above chance or skill above zero. A calibration score may support ranking sessions within a setting and may support a data-quality screen, and it should not be used to report an expected accuracy in a cohort where the mapping was not developed without local recalibration. Prospective evaluation would need to predefine the recalibration procedure and measure user-centred communication outcomes rather than character accuracy alone.</w:t>
+      </w:r>
+    </w:p>
     <w:bookmarkEnd w:id="37"/>
-    <w:bookmarkStart w:id="47" w:name="tables-and-figure-legends"/>
+    <w:bookmarkEnd w:id="38"/>
+    <w:bookmarkStart w:id="51" w:name="tables-and-figure-legends"/>
     <w:p>
       <w:pPr>
         <w:pStyle w:val="Heading2"/>
@@ -928,7 +1150,7 @@
         <w:t xml:space="preserve"> </w:t>
       </w:r>
       <w:r>
-        <w:t xml:space="preserve">All 20 documented source studies supplied the shared 16-channel montage at 256 Hz. Two contributed no eligible online outcome: Study C, in which artificial feedback overrode the selection in all 5,680 reconstructed feedback phases, and Study P, in which the intended character could not be recovered in any of 2,263 phases. Cohorts are marked according to whether the archive documentation identifies an ALS study population.</w:t>
+        <w:t xml:space="preserve">All 20 documented source studies supplied the shared 16-channel montage at 256 Hz. Two contributed no eligible online outcome: Study C, in which artificial feedback overrode the selection in all 5,680 reconstructed feedback phases, and Study P, in which the intended character could not be recovered in any of 2,263 phases. Cohorts are marked according to whether the archive documentation identifies an ALS study population. The two totals in the final rows differ by 77 selections, all of them in Study B: two sessions of one Study B participant were archived with Test-phase recordings only and carry no calibration block at all, so no calibration score exists for them and their 38 and 39 selections cannot enter a model that takes that score as its predictor. Every other eligible selection in the archive is analysed, and the per-cohort selection counts in Table 2 are the analysed counts.</w:t>
       </w:r>
     </w:p>
     <w:tbl>
@@ -939,11 +1161,11 @@
         <w:tblLook w:firstRow="1" w:lastRow="0" w:firstColumn="0" w:lastColumn="0" w:noHBand="0" w:noVBand="0" w:val="0020"/>
       </w:tblPr>
       <w:tblGrid>
-        <w:gridCol w:w="979"/>
-        <w:gridCol w:w="1143"/>
-        <w:gridCol w:w="1632"/>
-        <w:gridCol w:w="1551"/>
-        <w:gridCol w:w="2612"/>
+        <w:gridCol w:w="2066"/>
+        <w:gridCol w:w="964"/>
+        <w:gridCol w:w="1377"/>
+        <w:gridCol w:w="1308"/>
+        <w:gridCol w:w="2203"/>
       </w:tblGrid>
       <w:tr>
         <w:trPr>
@@ -2199,7 +2421,7 @@
                 <w:b/>
                 <w:bCs/>
               </w:rPr>
-              <w:t xml:space="preserve">Total</w:t>
+              <w:t xml:space="preserve">Total eligible feedback phases</w:t>
             </w:r>
           </w:p>
         </w:tc>
@@ -2258,6 +2480,73 @@
           </w:p>
         </w:tc>
       </w:tr>
+      <w:tr>
+        <w:tc>
+          <w:tcPr/>
+          <w:p>
+            <w:pPr>
+              <w:pStyle w:val="Compact"/>
+            </w:pPr>
+            <w:r>
+              <w:rPr>
+                <w:b/>
+                <w:bCs/>
+              </w:rPr>
+              <w:t xml:space="preserve">Analysed selections</w:t>
+            </w:r>
+          </w:p>
+        </w:tc>
+        <w:tc>
+          <w:tcPr/>
+          <w:p>
+            <w:pPr>
+              <w:pStyle w:val="Compact"/>
+            </w:pPr>
+            <w:r>
+              <w:t xml:space="preserve">4 of 18</w:t>
+            </w:r>
+          </w:p>
+        </w:tc>
+        <w:tc>
+          <w:tcPr/>
+          <w:p>
+            <w:pPr>
+              <w:pStyle w:val="Compact"/>
+              <w:jc w:val="right"/>
+            </w:pPr>
+            <w:r>
+              <w:t xml:space="preserve">-</w:t>
+            </w:r>
+          </w:p>
+        </w:tc>
+        <w:tc>
+          <w:tcPr/>
+          <w:p>
+            <w:pPr>
+              <w:pStyle w:val="Compact"/>
+              <w:jc w:val="right"/>
+            </w:pPr>
+            <w:r>
+              <w:rPr>
+                <w:b/>
+                <w:bCs/>
+              </w:rPr>
+              <w:t xml:space="preserve">19,611</w:t>
+            </w:r>
+          </w:p>
+        </w:tc>
+        <w:tc>
+          <w:tcPr/>
+          <w:p>
+            <w:pPr>
+              <w:pStyle w:val="Compact"/>
+            </w:pPr>
+            <w:r>
+              <w:t xml:space="preserve">after requiring a usable calibration feature set</w:t>
+            </w:r>
+          </w:p>
+        </w:tc>
+      </w:tr>
     </w:tbl>
     <w:p>
       <w:pPr>
@@ -2274,7 +2563,7 @@
         <w:t xml:space="preserve"> </w:t>
       </w:r>
       <w:r>
-        <w:t xml:space="preserve">For each of the 18 contributing cohorts: participants, records, eligible selections, mean observed session-condition accuracy, and, when that cohort was withheld from model development, the mean absolute error, character-weighted area under the curve, and calibration intercept and slope. ALS cohorts are listed first. The calibration slope ranges from 0.075 to 2.233 and the intercept from -2.445 to 1.870.</w:t>
+        <w:t xml:space="preserve">For each of the 18 contributing cohorts: participants, records, analysed selections, mean observed session-condition accuracy, and, when that cohort was withheld from model development, the mean absolute error, character-weighted area under the curve, and calibration intercept and slope. Calibration intercepts and slopes are from the primary cluster-robust specification, with standard errors clustered on participant. ALS cohorts are listed first. The calibration slope ranges from 0.185 to 2.185 and the intercept from -2.169 to 1.995; four slope confidence intervals include zero.</w:t>
       </w:r>
     </w:p>
     <w:tbl>
@@ -2285,15 +2574,15 @@
         <w:tblLook w:firstRow="1" w:lastRow="0" w:firstColumn="0" w:lastColumn="0" w:noHBand="0" w:noVBand="0" w:val="0020"/>
       </w:tblPr>
       <w:tblGrid>
-        <w:gridCol w:w="621"/>
-        <w:gridCol w:w="1087"/>
-        <w:gridCol w:w="698"/>
-        <w:gridCol w:w="931"/>
-        <w:gridCol w:w="1320"/>
-        <w:gridCol w:w="543"/>
-        <w:gridCol w:w="543"/>
-        <w:gridCol w:w="1242"/>
-        <w:gridCol w:w="931"/>
+        <w:gridCol w:w="560"/>
+        <w:gridCol w:w="981"/>
+        <w:gridCol w:w="630"/>
+        <w:gridCol w:w="841"/>
+        <w:gridCol w:w="1191"/>
+        <w:gridCol w:w="490"/>
+        <w:gridCol w:w="490"/>
+        <w:gridCol w:w="1121"/>
+        <w:gridCol w:w="1612"/>
       </w:tblGrid>
       <w:tr>
         <w:trPr>
@@ -2399,10 +2688,9 @@
           <w:p>
             <w:pPr>
               <w:pStyle w:val="Compact"/>
-              <w:jc w:val="right"/>
-            </w:pPr>
-            <w:r>
-              <w:t xml:space="preserve">Calib. slope</w:t>
+            </w:pPr>
+            <w:r>
+              <w:t xml:space="preserve">Calib. slope (95% CI)</w:t>
             </w:r>
           </w:p>
         </w:tc>
@@ -2475,43 +2763,42 @@
               <w:jc w:val="right"/>
             </w:pPr>
             <w:r>
-              <w:t xml:space="preserve">0.122</w:t>
-            </w:r>
-          </w:p>
-        </w:tc>
-        <w:tc>
-          <w:tcPr/>
-          <w:p>
-            <w:pPr>
-              <w:pStyle w:val="Compact"/>
-              <w:jc w:val="right"/>
-            </w:pPr>
-            <w:r>
-              <w:t xml:space="preserve">0.817</w:t>
-            </w:r>
-          </w:p>
-        </w:tc>
-        <w:tc>
-          <w:tcPr/>
-          <w:p>
-            <w:pPr>
-              <w:pStyle w:val="Compact"/>
-              <w:jc w:val="right"/>
-            </w:pPr>
-            <w:r>
-              <w:t xml:space="preserve">-0.088</w:t>
-            </w:r>
-          </w:p>
-        </w:tc>
-        <w:tc>
-          <w:tcPr/>
-          <w:p>
-            <w:pPr>
-              <w:pStyle w:val="Compact"/>
-              <w:jc w:val="right"/>
-            </w:pPr>
-            <w:r>
-              <w:t xml:space="preserve">1.630</w:t>
+              <w:t xml:space="preserve">0.108</w:t>
+            </w:r>
+          </w:p>
+        </w:tc>
+        <w:tc>
+          <w:tcPr/>
+          <w:p>
+            <w:pPr>
+              <w:pStyle w:val="Compact"/>
+              <w:jc w:val="right"/>
+            </w:pPr>
+            <w:r>
+              <w:t xml:space="preserve">0.825</w:t>
+            </w:r>
+          </w:p>
+        </w:tc>
+        <w:tc>
+          <w:tcPr/>
+          <w:p>
+            <w:pPr>
+              <w:pStyle w:val="Compact"/>
+              <w:jc w:val="right"/>
+            </w:pPr>
+            <w:r>
+              <w:t xml:space="preserve">-0.154</w:t>
+            </w:r>
+          </w:p>
+        </w:tc>
+        <w:tc>
+          <w:tcPr/>
+          <w:p>
+            <w:pPr>
+              <w:pStyle w:val="Compact"/>
+            </w:pPr>
+            <w:r>
+              <w:t xml:space="preserve">1.578 (0.691 to 2.464)</w:t>
             </w:r>
           </w:p>
         </w:tc>
@@ -2584,43 +2871,42 @@
               <w:jc w:val="right"/>
             </w:pPr>
             <w:r>
-              <w:t xml:space="preserve">0.107</w:t>
-            </w:r>
-          </w:p>
-        </w:tc>
-        <w:tc>
-          <w:tcPr/>
-          <w:p>
-            <w:pPr>
-              <w:pStyle w:val="Compact"/>
-              <w:jc w:val="right"/>
-            </w:pPr>
-            <w:r>
-              <w:t xml:space="preserve">0.860</w:t>
-            </w:r>
-          </w:p>
-        </w:tc>
-        <w:tc>
-          <w:tcPr/>
-          <w:p>
-            <w:pPr>
-              <w:pStyle w:val="Compact"/>
-              <w:jc w:val="right"/>
-            </w:pPr>
-            <w:r>
-              <w:t xml:space="preserve">-0.863</w:t>
-            </w:r>
-          </w:p>
-        </w:tc>
-        <w:tc>
-          <w:tcPr/>
-          <w:p>
-            <w:pPr>
-              <w:pStyle w:val="Compact"/>
-              <w:jc w:val="right"/>
-            </w:pPr>
-            <w:r>
-              <w:t xml:space="preserve">1.488</w:t>
+              <w:t xml:space="preserve">0.101</w:t>
+            </w:r>
+          </w:p>
+        </w:tc>
+        <w:tc>
+          <w:tcPr/>
+          <w:p>
+            <w:pPr>
+              <w:pStyle w:val="Compact"/>
+              <w:jc w:val="right"/>
+            </w:pPr>
+            <w:r>
+              <w:t xml:space="preserve">0.863</w:t>
+            </w:r>
+          </w:p>
+        </w:tc>
+        <w:tc>
+          <w:tcPr/>
+          <w:p>
+            <w:pPr>
+              <w:pStyle w:val="Compact"/>
+              <w:jc w:val="right"/>
+            </w:pPr>
+            <w:r>
+              <w:t xml:space="preserve">-0.932</w:t>
+            </w:r>
+          </w:p>
+        </w:tc>
+        <w:tc>
+          <w:tcPr/>
+          <w:p>
+            <w:pPr>
+              <w:pStyle w:val="Compact"/>
+            </w:pPr>
+            <w:r>
+              <w:t xml:space="preserve">1.418 (1.205 to 1.631)</w:t>
             </w:r>
           </w:p>
         </w:tc>
@@ -2693,43 +2979,42 @@
               <w:jc w:val="right"/>
             </w:pPr>
             <w:r>
-              <w:t xml:space="preserve">0.086</w:t>
-            </w:r>
-          </w:p>
-        </w:tc>
-        <w:tc>
-          <w:tcPr/>
-          <w:p>
-            <w:pPr>
-              <w:pStyle w:val="Compact"/>
-              <w:jc w:val="right"/>
-            </w:pPr>
-            <w:r>
-              <w:t xml:space="preserve">0.803</w:t>
-            </w:r>
-          </w:p>
-        </w:tc>
-        <w:tc>
-          <w:tcPr/>
-          <w:p>
-            <w:pPr>
-              <w:pStyle w:val="Compact"/>
-              <w:jc w:val="right"/>
-            </w:pPr>
-            <w:r>
-              <w:t xml:space="preserve">-0.816</w:t>
-            </w:r>
-          </w:p>
-        </w:tc>
-        <w:tc>
-          <w:tcPr/>
-          <w:p>
-            <w:pPr>
-              <w:pStyle w:val="Compact"/>
-              <w:jc w:val="right"/>
-            </w:pPr>
-            <w:r>
-              <w:t xml:space="preserve">1.750</w:t>
+              <w:t xml:space="preserve">0.084</w:t>
+            </w:r>
+          </w:p>
+        </w:tc>
+        <w:tc>
+          <w:tcPr/>
+          <w:p>
+            <w:pPr>
+              <w:pStyle w:val="Compact"/>
+              <w:jc w:val="right"/>
+            </w:pPr>
+            <w:r>
+              <w:t xml:space="preserve">0.811</w:t>
+            </w:r>
+          </w:p>
+        </w:tc>
+        <w:tc>
+          <w:tcPr/>
+          <w:p>
+            <w:pPr>
+              <w:pStyle w:val="Compact"/>
+              <w:jc w:val="right"/>
+            </w:pPr>
+            <w:r>
+              <w:t xml:space="preserve">-1.088</w:t>
+            </w:r>
+          </w:p>
+        </w:tc>
+        <w:tc>
+          <w:tcPr/>
+          <w:p>
+            <w:pPr>
+              <w:pStyle w:val="Compact"/>
+            </w:pPr>
+            <w:r>
+              <w:t xml:space="preserve">1.775 (1.413 to 2.137)</w:t>
             </w:r>
           </w:p>
         </w:tc>
@@ -2802,43 +3087,42 @@
               <w:jc w:val="right"/>
             </w:pPr>
             <w:r>
-              <w:t xml:space="preserve">0.136</w:t>
-            </w:r>
-          </w:p>
-        </w:tc>
-        <w:tc>
-          <w:tcPr/>
-          <w:p>
-            <w:pPr>
-              <w:pStyle w:val="Compact"/>
-              <w:jc w:val="right"/>
-            </w:pPr>
-            <w:r>
-              <w:t xml:space="preserve">0.799</w:t>
-            </w:r>
-          </w:p>
-        </w:tc>
-        <w:tc>
-          <w:tcPr/>
-          <w:p>
-            <w:pPr>
-              <w:pStyle w:val="Compact"/>
-              <w:jc w:val="right"/>
-            </w:pPr>
-            <w:r>
-              <w:t xml:space="preserve">-0.694</w:t>
-            </w:r>
-          </w:p>
-        </w:tc>
-        <w:tc>
-          <w:tcPr/>
-          <w:p>
-            <w:pPr>
-              <w:pStyle w:val="Compact"/>
-              <w:jc w:val="right"/>
-            </w:pPr>
-            <w:r>
-              <w:t xml:space="preserve">1.168</w:t>
+              <w:t xml:space="preserve">0.124</w:t>
+            </w:r>
+          </w:p>
+        </w:tc>
+        <w:tc>
+          <w:tcPr/>
+          <w:p>
+            <w:pPr>
+              <w:pStyle w:val="Compact"/>
+              <w:jc w:val="right"/>
+            </w:pPr>
+            <w:r>
+              <w:t xml:space="preserve">0.814</w:t>
+            </w:r>
+          </w:p>
+        </w:tc>
+        <w:tc>
+          <w:tcPr/>
+          <w:p>
+            <w:pPr>
+              <w:pStyle w:val="Compact"/>
+              <w:jc w:val="right"/>
+            </w:pPr>
+            <w:r>
+              <w:t xml:space="preserve">-0.671</w:t>
+            </w:r>
+          </w:p>
+        </w:tc>
+        <w:tc>
+          <w:tcPr/>
+          <w:p>
+            <w:pPr>
+              <w:pStyle w:val="Compact"/>
+            </w:pPr>
+            <w:r>
+              <w:t xml:space="preserve">1.145 (0.681 to 1.609)</w:t>
             </w:r>
           </w:p>
         </w:tc>
@@ -2923,31 +3207,30 @@
               <w:jc w:val="right"/>
             </w:pPr>
             <w:r>
-              <w:t xml:space="preserve">0.776</w:t>
-            </w:r>
-          </w:p>
-        </w:tc>
-        <w:tc>
-          <w:tcPr/>
-          <w:p>
-            <w:pPr>
-              <w:pStyle w:val="Compact"/>
-              <w:jc w:val="right"/>
-            </w:pPr>
-            <w:r>
-              <w:t xml:space="preserve">-2.445</w:t>
-            </w:r>
-          </w:p>
-        </w:tc>
-        <w:tc>
-          <w:tcPr/>
-          <w:p>
-            <w:pPr>
-              <w:pStyle w:val="Compact"/>
-              <w:jc w:val="right"/>
-            </w:pPr>
-            <w:r>
-              <w:t xml:space="preserve">2.233</w:t>
+              <w:t xml:space="preserve">0.775</w:t>
+            </w:r>
+          </w:p>
+        </w:tc>
+        <w:tc>
+          <w:tcPr/>
+          <w:p>
+            <w:pPr>
+              <w:pStyle w:val="Compact"/>
+              <w:jc w:val="right"/>
+            </w:pPr>
+            <w:r>
+              <w:t xml:space="preserve">-2.169</w:t>
+            </w:r>
+          </w:p>
+        </w:tc>
+        <w:tc>
+          <w:tcPr/>
+          <w:p>
+            <w:pPr>
+              <w:pStyle w:val="Compact"/>
+            </w:pPr>
+            <w:r>
+              <w:t xml:space="preserve">1.999 (1.375 to 2.622)</w:t>
             </w:r>
           </w:p>
         </w:tc>
@@ -3020,43 +3303,42 @@
               <w:jc w:val="right"/>
             </w:pPr>
             <w:r>
-              <w:t xml:space="preserve">0.052</w:t>
-            </w:r>
-          </w:p>
-        </w:tc>
-        <w:tc>
-          <w:tcPr/>
-          <w:p>
-            <w:pPr>
-              <w:pStyle w:val="Compact"/>
-              <w:jc w:val="right"/>
-            </w:pPr>
-            <w:r>
-              <w:t xml:space="preserve">0.639</w:t>
-            </w:r>
-          </w:p>
-        </w:tc>
-        <w:tc>
-          <w:tcPr/>
-          <w:p>
-            <w:pPr>
-              <w:pStyle w:val="Compact"/>
-              <w:jc w:val="right"/>
-            </w:pPr>
-            <w:r>
-              <w:t xml:space="preserve">+0.016</w:t>
-            </w:r>
-          </w:p>
-        </w:tc>
-        <w:tc>
-          <w:tcPr/>
-          <w:p>
-            <w:pPr>
-              <w:pStyle w:val="Compact"/>
-              <w:jc w:val="right"/>
-            </w:pPr>
-            <w:r>
-              <w:t xml:space="preserve">0.982</w:t>
+              <w:t xml:space="preserve">0.056</w:t>
+            </w:r>
+          </w:p>
+        </w:tc>
+        <w:tc>
+          <w:tcPr/>
+          <w:p>
+            <w:pPr>
+              <w:pStyle w:val="Compact"/>
+              <w:jc w:val="right"/>
+            </w:pPr>
+            <w:r>
+              <w:t xml:space="preserve">0.641</w:t>
+            </w:r>
+          </w:p>
+        </w:tc>
+        <w:tc>
+          <w:tcPr/>
+          <w:p>
+            <w:pPr>
+              <w:pStyle w:val="Compact"/>
+              <w:jc w:val="right"/>
+            </w:pPr>
+            <w:r>
+              <w:t xml:space="preserve">+0.389</w:t>
+            </w:r>
+          </w:p>
+        </w:tc>
+        <w:tc>
+          <w:tcPr/>
+          <w:p>
+            <w:pPr>
+              <w:pStyle w:val="Compact"/>
+            </w:pPr>
+            <w:r>
+              <w:t xml:space="preserve">0.839 (0.461 to 1.217)</w:t>
             </w:r>
           </w:p>
         </w:tc>
@@ -3129,43 +3411,42 @@
               <w:jc w:val="right"/>
             </w:pPr>
             <w:r>
-              <w:t xml:space="preserve">0.066</w:t>
-            </w:r>
-          </w:p>
-        </w:tc>
-        <w:tc>
-          <w:tcPr/>
-          <w:p>
-            <w:pPr>
-              <w:pStyle w:val="Compact"/>
-              <w:jc w:val="right"/>
-            </w:pPr>
-            <w:r>
-              <w:t xml:space="preserve">0.675</w:t>
-            </w:r>
-          </w:p>
-        </w:tc>
-        <w:tc>
-          <w:tcPr/>
-          <w:p>
-            <w:pPr>
-              <w:pStyle w:val="Compact"/>
-              <w:jc w:val="right"/>
-            </w:pPr>
-            <w:r>
-              <w:t xml:space="preserve">+1.010</w:t>
-            </w:r>
-          </w:p>
-        </w:tc>
-        <w:tc>
-          <w:tcPr/>
-          <w:p>
-            <w:pPr>
-              <w:pStyle w:val="Compact"/>
-              <w:jc w:val="right"/>
-            </w:pPr>
-            <w:r>
-              <w:t xml:space="preserve">0.764</w:t>
+              <w:t xml:space="preserve">0.063</w:t>
+            </w:r>
+          </w:p>
+        </w:tc>
+        <w:tc>
+          <w:tcPr/>
+          <w:p>
+            <w:pPr>
+              <w:pStyle w:val="Compact"/>
+              <w:jc w:val="right"/>
+            </w:pPr>
+            <w:r>
+              <w:t xml:space="preserve">0.668</w:t>
+            </w:r>
+          </w:p>
+        </w:tc>
+        <w:tc>
+          <w:tcPr/>
+          <w:p>
+            <w:pPr>
+              <w:pStyle w:val="Compact"/>
+              <w:jc w:val="right"/>
+            </w:pPr>
+            <w:r>
+              <w:t xml:space="preserve">+0.950</w:t>
+            </w:r>
+          </w:p>
+        </w:tc>
+        <w:tc>
+          <w:tcPr/>
+          <w:p>
+            <w:pPr>
+              <w:pStyle w:val="Compact"/>
+            </w:pPr>
+            <w:r>
+              <w:t xml:space="preserve">0.782 (0.214 to 1.351)</w:t>
             </w:r>
           </w:p>
         </w:tc>
@@ -3238,43 +3519,42 @@
               <w:jc w:val="right"/>
             </w:pPr>
             <w:r>
-              <w:t xml:space="preserve">0.071</w:t>
-            </w:r>
-          </w:p>
-        </w:tc>
-        <w:tc>
-          <w:tcPr/>
-          <w:p>
-            <w:pPr>
-              <w:pStyle w:val="Compact"/>
-              <w:jc w:val="right"/>
-            </w:pPr>
-            <w:r>
-              <w:t xml:space="preserve">0.731</w:t>
-            </w:r>
-          </w:p>
-        </w:tc>
-        <w:tc>
-          <w:tcPr/>
-          <w:p>
-            <w:pPr>
-              <w:pStyle w:val="Compact"/>
-              <w:jc w:val="right"/>
-            </w:pPr>
-            <w:r>
-              <w:t xml:space="preserve">-1.257</w:t>
-            </w:r>
-          </w:p>
-        </w:tc>
-        <w:tc>
-          <w:tcPr/>
-          <w:p>
-            <w:pPr>
-              <w:pStyle w:val="Compact"/>
-              <w:jc w:val="right"/>
-            </w:pPr>
-            <w:r>
-              <w:t xml:space="preserve">1.485</w:t>
+              <w:t xml:space="preserve">0.066</w:t>
+            </w:r>
+          </w:p>
+        </w:tc>
+        <w:tc>
+          <w:tcPr/>
+          <w:p>
+            <w:pPr>
+              <w:pStyle w:val="Compact"/>
+              <w:jc w:val="right"/>
+            </w:pPr>
+            <w:r>
+              <w:t xml:space="preserve">0.732</w:t>
+            </w:r>
+          </w:p>
+        </w:tc>
+        <w:tc>
+          <w:tcPr/>
+          <w:p>
+            <w:pPr>
+              <w:pStyle w:val="Compact"/>
+              <w:jc w:val="right"/>
+            </w:pPr>
+            <w:r>
+              <w:t xml:space="preserve">-1.029</w:t>
+            </w:r>
+          </w:p>
+        </w:tc>
+        <w:tc>
+          <w:tcPr/>
+          <w:p>
+            <w:pPr>
+              <w:pStyle w:val="Compact"/>
+            </w:pPr>
+            <w:r>
+              <w:t xml:space="preserve">1.399 (0.957 to 1.840)</w:t>
             </w:r>
           </w:p>
         </w:tc>
@@ -3347,43 +3627,42 @@
               <w:jc w:val="right"/>
             </w:pPr>
             <w:r>
-              <w:t xml:space="preserve">0.154</w:t>
-            </w:r>
-          </w:p>
-        </w:tc>
-        <w:tc>
-          <w:tcPr/>
-          <w:p>
-            <w:pPr>
-              <w:pStyle w:val="Compact"/>
-              <w:jc w:val="right"/>
-            </w:pPr>
-            <w:r>
-              <w:t xml:space="preserve">0.516</w:t>
-            </w:r>
-          </w:p>
-        </w:tc>
-        <w:tc>
-          <w:tcPr/>
-          <w:p>
-            <w:pPr>
-              <w:pStyle w:val="Compact"/>
-              <w:jc w:val="right"/>
-            </w:pPr>
-            <w:r>
-              <w:t xml:space="preserve">+1.870</w:t>
-            </w:r>
-          </w:p>
-        </w:tc>
-        <w:tc>
-          <w:tcPr/>
-          <w:p>
-            <w:pPr>
-              <w:pStyle w:val="Compact"/>
-              <w:jc w:val="right"/>
-            </w:pPr>
-            <w:r>
-              <w:t xml:space="preserve">0.075</w:t>
+              <w:t xml:space="preserve">0.153</w:t>
+            </w:r>
+          </w:p>
+        </w:tc>
+        <w:tc>
+          <w:tcPr/>
+          <w:p>
+            <w:pPr>
+              <w:pStyle w:val="Compact"/>
+              <w:jc w:val="right"/>
+            </w:pPr>
+            <w:r>
+              <w:t xml:space="preserve">0.520</w:t>
+            </w:r>
+          </w:p>
+        </w:tc>
+        <w:tc>
+          <w:tcPr/>
+          <w:p>
+            <w:pPr>
+              <w:pStyle w:val="Compact"/>
+              <w:jc w:val="right"/>
+            </w:pPr>
+            <w:r>
+              <w:t xml:space="preserve">+1.705</w:t>
+            </w:r>
+          </w:p>
+        </w:tc>
+        <w:tc>
+          <w:tcPr/>
+          <w:p>
+            <w:pPr>
+              <w:pStyle w:val="Compact"/>
+            </w:pPr>
+            <w:r>
+              <w:t xml:space="preserve">0.185 (-0.289 to 0.659)</w:t>
             </w:r>
           </w:p>
         </w:tc>
@@ -3456,43 +3735,42 @@
               <w:jc w:val="right"/>
             </w:pPr>
             <w:r>
-              <w:t xml:space="preserve">0.178</w:t>
-            </w:r>
-          </w:p>
-        </w:tc>
-        <w:tc>
-          <w:tcPr/>
-          <w:p>
-            <w:pPr>
-              <w:pStyle w:val="Compact"/>
-              <w:jc w:val="right"/>
-            </w:pPr>
-            <w:r>
-              <w:t xml:space="preserve">0.654</w:t>
-            </w:r>
-          </w:p>
-        </w:tc>
-        <w:tc>
-          <w:tcPr/>
-          <w:p>
-            <w:pPr>
-              <w:pStyle w:val="Compact"/>
-              <w:jc w:val="right"/>
-            </w:pPr>
-            <w:r>
-              <w:t xml:space="preserve">-0.795</w:t>
-            </w:r>
-          </w:p>
-        </w:tc>
-        <w:tc>
-          <w:tcPr/>
-          <w:p>
-            <w:pPr>
-              <w:pStyle w:val="Compact"/>
-              <w:jc w:val="right"/>
-            </w:pPr>
-            <w:r>
-              <w:t xml:space="preserve">1.270</w:t>
+              <w:t xml:space="preserve">0.172</w:t>
+            </w:r>
+          </w:p>
+        </w:tc>
+        <w:tc>
+          <w:tcPr/>
+          <w:p>
+            <w:pPr>
+              <w:pStyle w:val="Compact"/>
+              <w:jc w:val="right"/>
+            </w:pPr>
+            <w:r>
+              <w:t xml:space="preserve">0.674</w:t>
+            </w:r>
+          </w:p>
+        </w:tc>
+        <w:tc>
+          <w:tcPr/>
+          <w:p>
+            <w:pPr>
+              <w:pStyle w:val="Compact"/>
+              <w:jc w:val="right"/>
+            </w:pPr>
+            <w:r>
+              <w:t xml:space="preserve">-0.504</w:t>
+            </w:r>
+          </w:p>
+        </w:tc>
+        <w:tc>
+          <w:tcPr/>
+          <w:p>
+            <w:pPr>
+              <w:pStyle w:val="Compact"/>
+            </w:pPr>
+            <w:r>
+              <w:t xml:space="preserve">1.044 (0.170 to 1.917)</w:t>
             </w:r>
           </w:p>
         </w:tc>
@@ -3565,43 +3843,42 @@
               <w:jc w:val="right"/>
             </w:pPr>
             <w:r>
-              <w:t xml:space="preserve">0.204</w:t>
-            </w:r>
-          </w:p>
-        </w:tc>
-        <w:tc>
-          <w:tcPr/>
-          <w:p>
-            <w:pPr>
-              <w:pStyle w:val="Compact"/>
-              <w:jc w:val="right"/>
-            </w:pPr>
-            <w:r>
-              <w:t xml:space="preserve">0.569</w:t>
-            </w:r>
-          </w:p>
-        </w:tc>
-        <w:tc>
-          <w:tcPr/>
-          <w:p>
-            <w:pPr>
-              <w:pStyle w:val="Compact"/>
-              <w:jc w:val="right"/>
-            </w:pPr>
-            <w:r>
-              <w:t xml:space="preserve">+0.617</w:t>
-            </w:r>
-          </w:p>
-        </w:tc>
-        <w:tc>
-          <w:tcPr/>
-          <w:p>
-            <w:pPr>
-              <w:pStyle w:val="Compact"/>
-              <w:jc w:val="right"/>
-            </w:pPr>
-            <w:r>
-              <w:t xml:space="preserve">0.221</w:t>
+              <w:t xml:space="preserve">0.186</w:t>
+            </w:r>
+          </w:p>
+        </w:tc>
+        <w:tc>
+          <w:tcPr/>
+          <w:p>
+            <w:pPr>
+              <w:pStyle w:val="Compact"/>
+              <w:jc w:val="right"/>
+            </w:pPr>
+            <w:r>
+              <w:t xml:space="preserve">0.600</w:t>
+            </w:r>
+          </w:p>
+        </w:tc>
+        <w:tc>
+          <w:tcPr/>
+          <w:p>
+            <w:pPr>
+              <w:pStyle w:val="Compact"/>
+              <w:jc w:val="right"/>
+            </w:pPr>
+            <w:r>
+              <w:t xml:space="preserve">+0.491</w:t>
+            </w:r>
+          </w:p>
+        </w:tc>
+        <w:tc>
+          <w:tcPr/>
+          <w:p>
+            <w:pPr>
+              <w:pStyle w:val="Compact"/>
+            </w:pPr>
+            <w:r>
+              <w:t xml:space="preserve">0.326 (-0.063 to 0.716)</w:t>
             </w:r>
           </w:p>
         </w:tc>
@@ -3674,43 +3951,42 @@
               <w:jc w:val="right"/>
             </w:pPr>
             <w:r>
-              <w:t xml:space="preserve">0.156</w:t>
-            </w:r>
-          </w:p>
-        </w:tc>
-        <w:tc>
-          <w:tcPr/>
-          <w:p>
-            <w:pPr>
-              <w:pStyle w:val="Compact"/>
-              <w:jc w:val="right"/>
-            </w:pPr>
-            <w:r>
-              <w:t xml:space="preserve">0.675</w:t>
-            </w:r>
-          </w:p>
-        </w:tc>
-        <w:tc>
-          <w:tcPr/>
-          <w:p>
-            <w:pPr>
-              <w:pStyle w:val="Compact"/>
-              <w:jc w:val="right"/>
-            </w:pPr>
-            <w:r>
-              <w:t xml:space="preserve">+0.432</w:t>
-            </w:r>
-          </w:p>
-        </w:tc>
-        <w:tc>
-          <w:tcPr/>
-          <w:p>
-            <w:pPr>
-              <w:pStyle w:val="Compact"/>
-              <w:jc w:val="right"/>
-            </w:pPr>
-            <w:r>
-              <w:t xml:space="preserve">0.748</w:t>
+              <w:t xml:space="preserve">0.173</w:t>
+            </w:r>
+          </w:p>
+        </w:tc>
+        <w:tc>
+          <w:tcPr/>
+          <w:p>
+            <w:pPr>
+              <w:pStyle w:val="Compact"/>
+              <w:jc w:val="right"/>
+            </w:pPr>
+            <w:r>
+              <w:t xml:space="preserve">0.639</w:t>
+            </w:r>
+          </w:p>
+        </w:tc>
+        <w:tc>
+          <w:tcPr/>
+          <w:p>
+            <w:pPr>
+              <w:pStyle w:val="Compact"/>
+              <w:jc w:val="right"/>
+            </w:pPr>
+            <w:r>
+              <w:t xml:space="preserve">+0.727</w:t>
+            </w:r>
+          </w:p>
+        </w:tc>
+        <w:tc>
+          <w:tcPr/>
+          <w:p>
+            <w:pPr>
+              <w:pStyle w:val="Compact"/>
+            </w:pPr>
+            <w:r>
+              <w:t xml:space="preserve">0.480 (-0.193 to 1.153)</w:t>
             </w:r>
           </w:p>
         </w:tc>
@@ -3783,43 +4059,42 @@
               <w:jc w:val="right"/>
             </w:pPr>
             <w:r>
-              <w:t xml:space="preserve">0.122</w:t>
-            </w:r>
-          </w:p>
-        </w:tc>
-        <w:tc>
-          <w:tcPr/>
-          <w:p>
-            <w:pPr>
-              <w:pStyle w:val="Compact"/>
-              <w:jc w:val="right"/>
-            </w:pPr>
-            <w:r>
-              <w:t xml:space="preserve">0.671</w:t>
-            </w:r>
-          </w:p>
-        </w:tc>
-        <w:tc>
-          <w:tcPr/>
-          <w:p>
-            <w:pPr>
-              <w:pStyle w:val="Compact"/>
-              <w:jc w:val="right"/>
-            </w:pPr>
-            <w:r>
-              <w:t xml:space="preserve">+0.422</w:t>
-            </w:r>
-          </w:p>
-        </w:tc>
-        <w:tc>
-          <w:tcPr/>
-          <w:p>
-            <w:pPr>
-              <w:pStyle w:val="Compact"/>
-              <w:jc w:val="right"/>
-            </w:pPr>
-            <w:r>
-              <w:t xml:space="preserve">0.837</w:t>
+              <w:t xml:space="preserve">0.121</w:t>
+            </w:r>
+          </w:p>
+        </w:tc>
+        <w:tc>
+          <w:tcPr/>
+          <w:p>
+            <w:pPr>
+              <w:pStyle w:val="Compact"/>
+              <w:jc w:val="right"/>
+            </w:pPr>
+            <w:r>
+              <w:t xml:space="preserve">0.685</w:t>
+            </w:r>
+          </w:p>
+        </w:tc>
+        <w:tc>
+          <w:tcPr/>
+          <w:p>
+            <w:pPr>
+              <w:pStyle w:val="Compact"/>
+              <w:jc w:val="right"/>
+            </w:pPr>
+            <w:r>
+              <w:t xml:space="preserve">+0.477</w:t>
+            </w:r>
+          </w:p>
+        </w:tc>
+        <w:tc>
+          <w:tcPr/>
+          <w:p>
+            <w:pPr>
+              <w:pStyle w:val="Compact"/>
+            </w:pPr>
+            <w:r>
+              <w:t xml:space="preserve">0.888 (0.480 to 1.297)</w:t>
             </w:r>
           </w:p>
         </w:tc>
@@ -3892,43 +4167,42 @@
               <w:jc w:val="right"/>
             </w:pPr>
             <w:r>
-              <w:t xml:space="preserve">0.066</w:t>
-            </w:r>
-          </w:p>
-        </w:tc>
-        <w:tc>
-          <w:tcPr/>
-          <w:p>
-            <w:pPr>
-              <w:pStyle w:val="Compact"/>
-              <w:jc w:val="right"/>
-            </w:pPr>
-            <w:r>
-              <w:t xml:space="preserve">0.590</w:t>
-            </w:r>
-          </w:p>
-        </w:tc>
-        <w:tc>
-          <w:tcPr/>
-          <w:p>
-            <w:pPr>
-              <w:pStyle w:val="Compact"/>
-              <w:jc w:val="right"/>
-            </w:pPr>
-            <w:r>
-              <w:t xml:space="preserve">+0.240</w:t>
-            </w:r>
-          </w:p>
-        </w:tc>
-        <w:tc>
-          <w:tcPr/>
-          <w:p>
-            <w:pPr>
-              <w:pStyle w:val="Compact"/>
-              <w:jc w:val="right"/>
-            </w:pPr>
-            <w:r>
-              <w:t xml:space="preserve">0.709</w:t>
+              <w:t xml:space="preserve">0.067</w:t>
+            </w:r>
+          </w:p>
+        </w:tc>
+        <w:tc>
+          <w:tcPr/>
+          <w:p>
+            <w:pPr>
+              <w:pStyle w:val="Compact"/>
+              <w:jc w:val="right"/>
+            </w:pPr>
+            <w:r>
+              <w:t xml:space="preserve">0.581</w:t>
+            </w:r>
+          </w:p>
+        </w:tc>
+        <w:tc>
+          <w:tcPr/>
+          <w:p>
+            <w:pPr>
+              <w:pStyle w:val="Compact"/>
+              <w:jc w:val="right"/>
+            </w:pPr>
+            <w:r>
+              <w:t xml:space="preserve">+0.505</w:t>
+            </w:r>
+          </w:p>
+        </w:tc>
+        <w:tc>
+          <w:tcPr/>
+          <w:p>
+            <w:pPr>
+              <w:pStyle w:val="Compact"/>
+            </w:pPr>
+            <w:r>
+              <w:t xml:space="preserve">0.583 (0.079 to 1.087)</w:t>
             </w:r>
           </w:p>
         </w:tc>
@@ -4001,43 +4275,42 @@
               <w:jc w:val="right"/>
             </w:pPr>
             <w:r>
-              <w:t xml:space="preserve">0.061</w:t>
-            </w:r>
-          </w:p>
-        </w:tc>
-        <w:tc>
-          <w:tcPr/>
-          <w:p>
-            <w:pPr>
-              <w:pStyle w:val="Compact"/>
-              <w:jc w:val="right"/>
-            </w:pPr>
-            <w:r>
-              <w:t xml:space="preserve">0.672</w:t>
-            </w:r>
-          </w:p>
-        </w:tc>
-        <w:tc>
-          <w:tcPr/>
-          <w:p>
-            <w:pPr>
-              <w:pStyle w:val="Compact"/>
-              <w:jc w:val="right"/>
-            </w:pPr>
-            <w:r>
-              <w:t xml:space="preserve">-0.162</w:t>
-            </w:r>
-          </w:p>
-        </w:tc>
-        <w:tc>
-          <w:tcPr/>
-          <w:p>
-            <w:pPr>
-              <w:pStyle w:val="Compact"/>
-              <w:jc w:val="right"/>
-            </w:pPr>
-            <w:r>
-              <w:t xml:space="preserve">1.126</w:t>
+              <w:t xml:space="preserve">0.058</w:t>
+            </w:r>
+          </w:p>
+        </w:tc>
+        <w:tc>
+          <w:tcPr/>
+          <w:p>
+            <w:pPr>
+              <w:pStyle w:val="Compact"/>
+              <w:jc w:val="right"/>
+            </w:pPr>
+            <w:r>
+              <w:t xml:space="preserve">0.682</w:t>
+            </w:r>
+          </w:p>
+        </w:tc>
+        <w:tc>
+          <w:tcPr/>
+          <w:p>
+            <w:pPr>
+              <w:pStyle w:val="Compact"/>
+              <w:jc w:val="right"/>
+            </w:pPr>
+            <w:r>
+              <w:t xml:space="preserve">-0.094</w:t>
+            </w:r>
+          </w:p>
+        </w:tc>
+        <w:tc>
+          <w:tcPr/>
+          <w:p>
+            <w:pPr>
+              <w:pStyle w:val="Compact"/>
+            </w:pPr>
+            <w:r>
+              <w:t xml:space="preserve">1.108 (0.844 to 1.371)</w:t>
             </w:r>
           </w:p>
         </w:tc>
@@ -4110,43 +4383,42 @@
               <w:jc w:val="right"/>
             </w:pPr>
             <w:r>
-              <w:t xml:space="preserve">0.063</w:t>
-            </w:r>
-          </w:p>
-        </w:tc>
-        <w:tc>
-          <w:tcPr/>
-          <w:p>
-            <w:pPr>
-              <w:pStyle w:val="Compact"/>
-              <w:jc w:val="right"/>
-            </w:pPr>
-            <w:r>
-              <w:t xml:space="preserve">0.628</w:t>
-            </w:r>
-          </w:p>
-        </w:tc>
-        <w:tc>
-          <w:tcPr/>
-          <w:p>
-            <w:pPr>
-              <w:pStyle w:val="Compact"/>
-              <w:jc w:val="right"/>
-            </w:pPr>
-            <w:r>
-              <w:t xml:space="preserve">+1.312</w:t>
-            </w:r>
-          </w:p>
-        </w:tc>
-        <w:tc>
-          <w:tcPr/>
-          <w:p>
-            <w:pPr>
-              <w:pStyle w:val="Compact"/>
-              <w:jc w:val="right"/>
-            </w:pPr>
-            <w:r>
-              <w:t xml:space="preserve">0.771</w:t>
+              <w:t xml:space="preserve">0.059</w:t>
+            </w:r>
+          </w:p>
+        </w:tc>
+        <w:tc>
+          <w:tcPr/>
+          <w:p>
+            <w:pPr>
+              <w:pStyle w:val="Compact"/>
+              <w:jc w:val="right"/>
+            </w:pPr>
+            <w:r>
+              <w:t xml:space="preserve">0.650</w:t>
+            </w:r>
+          </w:p>
+        </w:tc>
+        <w:tc>
+          <w:tcPr/>
+          <w:p>
+            <w:pPr>
+              <w:pStyle w:val="Compact"/>
+              <w:jc w:val="right"/>
+            </w:pPr>
+            <w:r>
+              <w:t xml:space="preserve">+1.278</w:t>
+            </w:r>
+          </w:p>
+        </w:tc>
+        <w:tc>
+          <w:tcPr/>
+          <w:p>
+            <w:pPr>
+              <w:pStyle w:val="Compact"/>
+            </w:pPr>
+            <w:r>
+              <w:t xml:space="preserve">0.763 (0.359 to 1.166)</w:t>
             </w:r>
           </w:p>
         </w:tc>
@@ -4219,7 +4491,7 @@
               <w:jc w:val="right"/>
             </w:pPr>
             <w:r>
-              <w:t xml:space="preserve">0.050</w:t>
+              <w:t xml:space="preserve">0.043</w:t>
             </w:r>
           </w:p>
         </w:tc>
@@ -4243,19 +4515,18 @@
               <w:jc w:val="right"/>
             </w:pPr>
             <w:r>
-              <w:t xml:space="preserve">+1.019</w:t>
-            </w:r>
-          </w:p>
-        </w:tc>
-        <w:tc>
-          <w:tcPr/>
-          <w:p>
-            <w:pPr>
-              <w:pStyle w:val="Compact"/>
-              <w:jc w:val="right"/>
-            </w:pPr>
-            <w:r>
-              <w:t xml:space="preserve">1.787</w:t>
+              <w:t xml:space="preserve">+1.995</w:t>
+            </w:r>
+          </w:p>
+        </w:tc>
+        <w:tc>
+          <w:tcPr/>
+          <w:p>
+            <w:pPr>
+              <w:pStyle w:val="Compact"/>
+            </w:pPr>
+            <w:r>
+              <w:t xml:space="preserve">1.312 (-0.216 to 2.840)</w:t>
             </w:r>
           </w:p>
         </w:tc>
@@ -4328,43 +4599,42 @@
               <w:jc w:val="right"/>
             </w:pPr>
             <w:r>
-              <w:t xml:space="preserve">0.054</w:t>
-            </w:r>
-          </w:p>
-        </w:tc>
-        <w:tc>
-          <w:tcPr/>
-          <w:p>
-            <w:pPr>
-              <w:pStyle w:val="Compact"/>
-              <w:jc w:val="right"/>
-            </w:pPr>
-            <w:r>
-              <w:t xml:space="preserve">0.847</w:t>
-            </w:r>
-          </w:p>
-        </w:tc>
-        <w:tc>
-          <w:tcPr/>
-          <w:p>
-            <w:pPr>
-              <w:pStyle w:val="Compact"/>
-              <w:jc w:val="right"/>
-            </w:pPr>
-            <w:r>
-              <w:t xml:space="preserve">-1.224</w:t>
-            </w:r>
-          </w:p>
-        </w:tc>
-        <w:tc>
-          <w:tcPr/>
-          <w:p>
-            <w:pPr>
-              <w:pStyle w:val="Compact"/>
-              <w:jc w:val="right"/>
-            </w:pPr>
-            <w:r>
-              <w:t xml:space="preserve">1.952</w:t>
+              <w:t xml:space="preserve">0.048</w:t>
+            </w:r>
+          </w:p>
+        </w:tc>
+        <w:tc>
+          <w:tcPr/>
+          <w:p>
+            <w:pPr>
+              <w:pStyle w:val="Compact"/>
+              <w:jc w:val="right"/>
+            </w:pPr>
+            <w:r>
+              <w:t xml:space="preserve">0.826</w:t>
+            </w:r>
+          </w:p>
+        </w:tc>
+        <w:tc>
+          <w:tcPr/>
+          <w:p>
+            <w:pPr>
+              <w:pStyle w:val="Compact"/>
+              <w:jc w:val="right"/>
+            </w:pPr>
+            <w:r>
+              <w:t xml:space="preserve">-2.022</w:t>
+            </w:r>
+          </w:p>
+        </w:tc>
+        <w:tc>
+          <w:tcPr/>
+          <w:p>
+            <w:pPr>
+              <w:pStyle w:val="Compact"/>
+            </w:pPr>
+            <w:r>
+              <w:t xml:space="preserve">2.185 (1.215 to 3.154)</w:t>
             </w:r>
           </w:p>
         </w:tc>
@@ -4379,13 +4649,13 @@
           <w:b/>
           <w:bCs/>
         </w:rPr>
-        <w:t xml:space="preserve">Figure 1. Estimation error in each withheld cohort, with the two uncertainty statements.</w:t>
+        <w:t xml:space="preserve">Figure 1. Calibration slope and intercept in each withheld cohort, against the values a transportable mapping would take.</w:t>
       </w:r>
       <w:r>
         <w:t xml:space="preserve"> </w:t>
       </w:r>
       <w:r>
-        <w:t xml:space="preserve">Each point is one cohort withheld from model development. The darker band is the 95% interval for the mean across the observed cohorts; the lighter band is the 95% interval for a cohort not represented in the archive. The two answer different questions and only the second describes what a reader should expect in their own setting.</w:t>
+        <w:t xml:space="preserve">Each row is one cohort withheld from model development, with its estimate and 95% confidence interval, marked by whether the archive documents an ALS study population. Standard errors are clustered on participant. Each panel is ordered by its own estimate, so a cohort does not occupy the same row in panel a as in panel b. The dashed line is the value a mapping that transported exactly would take, one for the slope in panel a and zero for the intercept in panel b; the band is the 95% interval for a cohort not represented in the archive and the solid line within it is the pooled estimate. That band is computed at the point estimate of tau, which is itself imprecise, so it widens and narrows with the values of tau reported in the Results. Intervals running past the axis are drawn with an arrow. The between-cohort standard deviation tau and I-squared are given beneath each panel; I-squared is descriptive only, for the reason given in the Results.</w:t>
       </w:r>
     </w:p>
     <w:p>
@@ -4397,13 +4667,13 @@
           <w:b/>
           <w:bCs/>
         </w:rPr>
-        <w:t xml:space="preserve">Figure 2. Error reduction in each withheld cohort against that cohort's own no-predictor benchmark.</w:t>
+        <w:t xml:space="preserve">Figure 2. Observed against estimated session accuracy, one panel per withheld cohort.</w:t>
       </w:r>
       <w:r>
         <w:t xml:space="preserve"> </w:t>
       </w:r>
       <w:r>
-        <w:t xml:space="preserve">Values below zero indicate that the calibration score estimated accuracy less well than simply using the cohort's mean. All four ALS cohorts were positive; two cohorts without a documented ALS population were negative.</w:t>
+        <w:t xml:space="preserve">Each point is one of up to ten equal-count bins of the estimate within that cohort, placed at the selection-weighted mean estimate and the observed accuracy of the records in it, with point area increasing with the selections it rests on. A cohort supports at most as many bins as it has distinct estimates, and the estimate is a property of the session rather than of the record, so two of the 18 cohorts draw eight bins rather than ten. The dashed line is equality. Points above it are bins whose accuracy the mapping understated and points below are bins whose accuracy it overstated, so the panels carry the direction of the miscalibration that Figure 1 summarises as a spread. The number in each panel is observed minus estimated accuracy across that whole cohort.</w:t>
       </w:r>
     </w:p>
     <w:p>
@@ -4415,13 +4685,31 @@
           <w:b/>
           <w:bCs/>
         </w:rPr>
-        <w:t xml:space="preserve">Figure 3. Calibration discriminability against observed online accuracy, by cohort type.</w:t>
+        <w:t xml:space="preserve">Figure 3. Estimation error in each withheld cohort, with the two uncertainty statements.</w:t>
       </w:r>
       <w:r>
         <w:t xml:space="preserve"> </w:t>
       </w:r>
       <w:r>
-        <w:t xml:space="preserve">Each point is one participant-session-condition record, sized by the number of eligible selections. Separate straight-line fits are shown for the ALS cohorts and the remaining cohorts; the drawn lines are bounded at one because the outcome is a proportion. The band of points at 1.0 shows the ceiling described in the Results.</w:t>
+        <w:t xml:space="preserve">Each point is one cohort withheld from model development. The darker band is the 95% interval for the mean across the observed cohorts; the lighter band is the 95% interval for a cohort not represented in the archive. The two answer different questions and only the second describes what a reader should expect in their own setting.</w:t>
+      </w:r>
+    </w:p>
+    <w:p>
+      <w:pPr>
+        <w:pStyle w:val="BodyText"/>
+      </w:pPr>
+      <w:r>
+        <w:rPr>
+          <w:b/>
+          <w:bCs/>
+        </w:rPr>
+        <w:t xml:space="preserve">Figure 4. Error reduction in each withheld cohort against the development-mean benchmark.</w:t>
+      </w:r>
+      <w:r>
+        <w:t xml:space="preserve"> </w:t>
+      </w:r>
+      <w:r>
+        <w:t xml:space="preserve">Values below zero indicate that the calibration score estimated accuracy less well than estimating every record at the development-set mean. All four ALS cohorts were positive; one cohort without a documented ALS population was negative.</w:t>
       </w:r>
     </w:p>
     <w:p>
@@ -4431,20 +4719,120 @@
       <w:r>
         <w:drawing>
           <wp:inline>
-            <wp:extent cx="5334000" cy="4956449"/>
+            <wp:extent cx="5334000" cy="3408326"/>
             <wp:effectExtent b="0" l="0" r="0" t="0"/>
-            <wp:docPr descr="" title="" id="39" name="Picture"/>
+            <wp:docPr descr="" title="" id="40" name="Picture"/>
             <a:graphic>
               <a:graphicData uri="http://schemas.openxmlformats.org/drawingml/2006/picture">
                 <pic:pic>
                   <pic:nvPicPr>
-                    <pic:cNvPr descr="../output/expanded/figures/figure_transportability.png" id="40" name="Picture"/>
+                    <pic:cNvPr descr="../output/expanded/figures/figure_calibration_forest.png" id="41" name="Picture"/>
                     <pic:cNvPicPr>
                       <a:picLocks noChangeArrowheads="1" noChangeAspect="1"/>
                     </pic:cNvPicPr>
                   </pic:nvPicPr>
                   <pic:blipFill>
-                    <a:blip r:embed="rId38"/>
+                    <a:blip r:embed="rId39"/>
+                    <a:stretch>
+                      <a:fillRect/>
+                    </a:stretch>
+                  </pic:blipFill>
+                  <pic:spPr bwMode="auto">
+                    <a:xfrm>
+                      <a:off x="0" y="0"/>
+                      <a:ext cx="5334000" cy="3408326"/>
+                    </a:xfrm>
+                    <a:prstGeom prst="rect">
+                      <a:avLst/>
+                    </a:prstGeom>
+                    <a:noFill/>
+                    <a:ln w="9525">
+                      <a:noFill/>
+                      <a:headEnd/>
+                      <a:tailEnd/>
+                    </a:ln>
+                  </pic:spPr>
+                </pic:pic>
+              </a:graphicData>
+            </a:graphic>
+          </wp:inline>
+        </w:drawing>
+      </w:r>
+      <w:r>
+        <w:t xml:space="preserve">{width=100%}</w:t>
+      </w:r>
+    </w:p>
+    <w:p>
+      <w:pPr>
+        <w:pStyle w:val="BodyText"/>
+      </w:pPr>
+      <w:r>
+        <w:drawing>
+          <wp:inline>
+            <wp:extent cx="5334000" cy="3250867"/>
+            <wp:effectExtent b="0" l="0" r="0" t="0"/>
+            <wp:docPr descr="" title="" id="43" name="Picture"/>
+            <a:graphic>
+              <a:graphicData uri="http://schemas.openxmlformats.org/drawingml/2006/picture">
+                <pic:pic>
+                  <pic:nvPicPr>
+                    <pic:cNvPr descr="../output/expanded/figures/figure_calibration_curves.png" id="44" name="Picture"/>
+                    <pic:cNvPicPr>
+                      <a:picLocks noChangeArrowheads="1" noChangeAspect="1"/>
+                    </pic:cNvPicPr>
+                  </pic:nvPicPr>
+                  <pic:blipFill>
+                    <a:blip r:embed="rId42"/>
+                    <a:stretch>
+                      <a:fillRect/>
+                    </a:stretch>
+                  </pic:blipFill>
+                  <pic:spPr bwMode="auto">
+                    <a:xfrm>
+                      <a:off x="0" y="0"/>
+                      <a:ext cx="5334000" cy="3250867"/>
+                    </a:xfrm>
+                    <a:prstGeom prst="rect">
+                      <a:avLst/>
+                    </a:prstGeom>
+                    <a:noFill/>
+                    <a:ln w="9525">
+                      <a:noFill/>
+                      <a:headEnd/>
+                      <a:tailEnd/>
+                    </a:ln>
+                  </pic:spPr>
+                </pic:pic>
+              </a:graphicData>
+            </a:graphic>
+          </wp:inline>
+        </w:drawing>
+      </w:r>
+      <w:r>
+        <w:t xml:space="preserve">{width=100%}</w:t>
+      </w:r>
+    </w:p>
+    <w:p>
+      <w:pPr>
+        <w:pStyle w:val="BodyText"/>
+      </w:pPr>
+      <w:r>
+        <w:drawing>
+          <wp:inline>
+            <wp:extent cx="5334000" cy="4956449"/>
+            <wp:effectExtent b="0" l="0" r="0" t="0"/>
+            <wp:docPr descr="" title="" id="46" name="Picture"/>
+            <a:graphic>
+              <a:graphicData uri="http://schemas.openxmlformats.org/drawingml/2006/picture">
+                <pic:pic>
+                  <pic:nvPicPr>
+                    <pic:cNvPr descr="../output/expanded/figures/figure_transportability.png" id="47" name="Picture"/>
+                    <pic:cNvPicPr>
+                      <a:picLocks noChangeArrowheads="1" noChangeAspect="1"/>
+                    </pic:cNvPicPr>
+                  </pic:nvPicPr>
+                  <pic:blipFill>
+                    <a:blip r:embed="rId45"/>
                     <a:stretch>
                       <a:fillRect/>
                     </a:stretch>
@@ -4483,18 +4871,18 @@
           <wp:inline>
             <wp:extent cx="5334000" cy="4277443"/>
             <wp:effectExtent b="0" l="0" r="0" t="0"/>
-            <wp:docPr descr="" title="" id="42" name="Picture"/>
+            <wp:docPr descr="" title="" id="49" name="Picture"/>
             <a:graphic>
               <a:graphicData uri="http://schemas.openxmlformats.org/drawingml/2006/picture">
                 <pic:pic>
                   <pic:nvPicPr>
-                    <pic:cNvPr descr="../output/expanded/figures/figure_skill_by_cohort.png" id="43" name="Picture"/>
+                    <pic:cNvPr descr="../output/expanded/figures/figure_skill_by_cohort.png" id="50" name="Picture"/>
                     <pic:cNvPicPr>
                       <a:picLocks noChangeArrowheads="1" noChangeAspect="1"/>
                     </pic:cNvPicPr>
                   </pic:nvPicPr>
                   <pic:blipFill>
-                    <a:blip r:embed="rId41"/>
+                    <a:blip r:embed="rId48"/>
                     <a:stretch>
                       <a:fillRect/>
                     </a:stretch>
@@ -4524,58 +4912,26 @@
         <w:t xml:space="preserve">{width=88%}</w:t>
       </w:r>
     </w:p>
-    <w:p>
-      <w:pPr>
-        <w:pStyle w:val="BodyText"/>
-      </w:pPr>
-      <w:r>
-        <w:drawing>
-          <wp:inline>
-            <wp:extent cx="4970428" cy="3898793"/>
-            <wp:effectExtent b="0" l="0" r="0" t="0"/>
-            <wp:docPr descr="" title="" id="45" name="Picture"/>
-            <a:graphic>
-              <a:graphicData uri="http://schemas.openxmlformats.org/drawingml/2006/picture">
-                <pic:pic>
-                  <pic:nvPicPr>
-                    <pic:cNvPr descr="../output/expanded/figures/figure_cohort_type_relationship.png" id="46" name="Picture"/>
-                    <pic:cNvPicPr>
-                      <a:picLocks noChangeArrowheads="1" noChangeAspect="1"/>
-                    </pic:cNvPicPr>
-                  </pic:nvPicPr>
-                  <pic:blipFill>
-                    <a:blip r:embed="rId44"/>
-                    <a:stretch>
-                      <a:fillRect/>
-                    </a:stretch>
-                  </pic:blipFill>
-                  <pic:spPr bwMode="auto">
-                    <a:xfrm>
-                      <a:off x="0" y="0"/>
-                      <a:ext cx="4970428" cy="3898793"/>
-                    </a:xfrm>
-                    <a:prstGeom prst="rect">
-                      <a:avLst/>
-                    </a:prstGeom>
-                    <a:noFill/>
-                    <a:ln w="9525">
-                      <a:noFill/>
-                      <a:headEnd/>
-                      <a:tailEnd/>
-                    </a:ln>
-                  </pic:spPr>
-                </pic:pic>
-              </a:graphicData>
-            </a:graphic>
-          </wp:inline>
-        </w:drawing>
-      </w:r>
-      <w:r>
-        <w:t xml:space="preserve">{width=88%}</w:t>
-      </w:r>
-    </w:p>
-    <w:bookmarkEnd w:id="47"/>
-    <w:bookmarkStart w:id="48" w:name="references"/>
+    <w:bookmarkEnd w:id="51"/>
+    <w:bookmarkStart w:id="52" w:name="data-and-code-availability"/>
+    <w:p>
+      <w:pPr>
+        <w:pStyle w:val="Heading2"/>
+      </w:pPr>
+      <w:r>
+        <w:t xml:space="preserve">Data and Code Availability</w:t>
+      </w:r>
+    </w:p>
+    <w:p>
+      <w:pPr>
+        <w:pStyle w:val="FirstParagraph"/>
+      </w:pPr>
+      <w:r>
+        <w:t xml:space="preserve">BigP3BCI version 1.0.0 is publicly available (doi:10.13026/0byy-ry86). Analysis code and frozen outputs are available at [REPOSITORY URL TO BE INSERTED BY THE SUBMITTING AUTHORS]. The archive is not redistributed.</w:t>
+      </w:r>
+    </w:p>
+    <w:bookmarkEnd w:id="52"/>
+    <w:bookmarkStart w:id="53" w:name="references"/>
     <w:p>
       <w:pPr>
         <w:pStyle w:val="Heading2"/>
@@ -5255,6 +5611,156 @@
         </w:numPr>
       </w:pPr>
       <w:r>
+        <w:t xml:space="preserve">DerSimonian R, Laird N. Meta-analysis in clinical trials.</w:t>
+      </w:r>
+      <w:r>
+        <w:t xml:space="preserve"> </w:t>
+      </w:r>
+      <w:r>
+        <w:rPr>
+          <w:i/>
+          <w:iCs/>
+        </w:rPr>
+        <w:t xml:space="preserve">Control Clin Trials</w:t>
+      </w:r>
+      <w:r>
+        <w:t xml:space="preserve">. 1986;7(3):177-188. doi:10.1016/0197-2456(86)90046-2</w:t>
+      </w:r>
+    </w:p>
+    <w:p>
+      <w:pPr>
+        <w:pStyle w:val="Compact"/>
+        <w:numPr>
+          <w:ilvl w:val="0"/>
+          <w:numId w:val="1001"/>
+        </w:numPr>
+      </w:pPr>
+      <w:r>
+        <w:t xml:space="preserve">Viechtbauer W. Confidence intervals for the amount of heterogeneity in meta-analysis.</w:t>
+      </w:r>
+      <w:r>
+        <w:t xml:space="preserve"> </w:t>
+      </w:r>
+      <w:r>
+        <w:rPr>
+          <w:i/>
+          <w:iCs/>
+        </w:rPr>
+        <w:t xml:space="preserve">Stat Med</w:t>
+      </w:r>
+      <w:r>
+        <w:t xml:space="preserve">. 2007;26(1):37-52. doi:10.1002/sim.2514</w:t>
+      </w:r>
+    </w:p>
+    <w:p>
+      <w:pPr>
+        <w:pStyle w:val="Compact"/>
+        <w:numPr>
+          <w:ilvl w:val="0"/>
+          <w:numId w:val="1001"/>
+        </w:numPr>
+      </w:pPr>
+      <w:r>
+        <w:t xml:space="preserve">Paule RC, Mandel J. Consensus values and weighting factors.</w:t>
+      </w:r>
+      <w:r>
+        <w:t xml:space="preserve"> </w:t>
+      </w:r>
+      <w:r>
+        <w:rPr>
+          <w:i/>
+          <w:iCs/>
+        </w:rPr>
+        <w:t xml:space="preserve">J Res Natl Bur Stand</w:t>
+      </w:r>
+      <w:r>
+        <w:t xml:space="preserve">. 1982;87(5):377-385. doi:10.6028/jres.087.022</w:t>
+      </w:r>
+    </w:p>
+    <w:p>
+      <w:pPr>
+        <w:pStyle w:val="Compact"/>
+        <w:numPr>
+          <w:ilvl w:val="0"/>
+          <w:numId w:val="1001"/>
+        </w:numPr>
+      </w:pPr>
+      <w:r>
+        <w:t xml:space="preserve">Higgins JPT, Thompson SG. Quantifying heterogeneity in a meta-analysis.</w:t>
+      </w:r>
+      <w:r>
+        <w:t xml:space="preserve"> </w:t>
+      </w:r>
+      <w:r>
+        <w:rPr>
+          <w:i/>
+          <w:iCs/>
+        </w:rPr>
+        <w:t xml:space="preserve">Stat Med</w:t>
+      </w:r>
+      <w:r>
+        <w:t xml:space="preserve">. 2002;21(11):1539-1558. doi:10.1002/sim.1186</w:t>
+      </w:r>
+    </w:p>
+    <w:p>
+      <w:pPr>
+        <w:pStyle w:val="Compact"/>
+        <w:numPr>
+          <w:ilvl w:val="0"/>
+          <w:numId w:val="1001"/>
+        </w:numPr>
+      </w:pPr>
+      <w:r>
+        <w:t xml:space="preserve">Mainsah BO, Collins LM, Colwell KA, et al. Increasing BCI communication rates with dynamic stopping towards more practical use: an ALS study.</w:t>
+      </w:r>
+      <w:r>
+        <w:t xml:space="preserve"> </w:t>
+      </w:r>
+      <w:r>
+        <w:rPr>
+          <w:i/>
+          <w:iCs/>
+        </w:rPr>
+        <w:t xml:space="preserve">J Neural Eng</w:t>
+      </w:r>
+      <w:r>
+        <w:t xml:space="preserve">. 2015;12(1):016013. doi:10.1088/1741-2560/12/1/016013</w:t>
+      </w:r>
+    </w:p>
+    <w:p>
+      <w:pPr>
+        <w:pStyle w:val="Compact"/>
+        <w:numPr>
+          <w:ilvl w:val="0"/>
+          <w:numId w:val="1001"/>
+        </w:numPr>
+      </w:pPr>
+      <w:r>
+        <w:t xml:space="preserve">Frye GE, Hauser CK, Townsend G, Sellers EW. Suppressing flashes of items surrounding targets during calibration of a P300-based brain-computer interface improves performance.</w:t>
+      </w:r>
+      <w:r>
+        <w:t xml:space="preserve"> </w:t>
+      </w:r>
+      <w:r>
+        <w:rPr>
+          <w:i/>
+          <w:iCs/>
+        </w:rPr>
+        <w:t xml:space="preserve">J Neural Eng</w:t>
+      </w:r>
+      <w:r>
+        <w:t xml:space="preserve">. 2011;8(2):025024. doi:10.1088/1741-2560/8/2/025024</w:t>
+      </w:r>
+    </w:p>
+    <w:p>
+      <w:pPr>
+        <w:pStyle w:val="Compact"/>
+        <w:numPr>
+          <w:ilvl w:val="0"/>
+          <w:numId w:val="1001"/>
+        </w:numPr>
+      </w:pPr>
+      <w:r>
         <w:t xml:space="preserve">Townsend G, LaPallo BK, Boulay CB, et al. A novel P300-based brain-computer interface stimulus presentation paradigm: moving beyond rows and columns.</w:t>
       </w:r>
       <w:r>
@@ -5305,31 +5811,6 @@
         </w:numPr>
       </w:pPr>
       <w:r>
-        <w:t xml:space="preserve">Mainsah BO, Collins LM, Colwell KA, et al. Increasing BCI communication rates with dynamic stopping towards more practical use: an ALS study.</w:t>
-      </w:r>
-      <w:r>
-        <w:t xml:space="preserve"> </w:t>
-      </w:r>
-      <w:r>
-        <w:rPr>
-          <w:i/>
-          <w:iCs/>
-        </w:rPr>
-        <w:t xml:space="preserve">J Neural Eng</w:t>
-      </w:r>
-      <w:r>
-        <w:t xml:space="preserve">. 2015;12(1):016013. doi:10.1088/1741-2560/12/1/016013</w:t>
-      </w:r>
-    </w:p>
-    <w:p>
-      <w:pPr>
-        <w:pStyle w:val="Compact"/>
-        <w:numPr>
-          <w:ilvl w:val="0"/>
-          <w:numId w:val="1001"/>
-        </w:numPr>
-      </w:pPr>
-      <w:r>
         <w:t xml:space="preserve">Speier W, Arnold C, Pouratian N. Evaluating true BCI communication rate through mutual information and language models.</w:t>
       </w:r>
       <w:r>
@@ -5346,7 +5827,7 @@
         <w:t xml:space="preserve">. 2013;8(10):e78432. doi:10.1371/journal.pone.0078432</w:t>
       </w:r>
     </w:p>
-    <w:bookmarkEnd w:id="48"/>
+    <w:bookmarkEnd w:id="53"/>
     <w:sectPr>
       <w:footnotePr>
         <w:numRestart w:val="eachSect"/>

--- a/build_expanded/manuscript.docx
+++ b/build_expanded/manuscript.docx
@@ -2,18 +2,25 @@
 <file path=word/document.xml><?xml version="1.0" encoding="utf-8"?>
 <w:document xmlns:w="http://schemas.openxmlformats.org/wordprocessingml/2006/main" xmlns:m="http://schemas.openxmlformats.org/officeDocument/2006/math" xmlns:r="http://schemas.openxmlformats.org/officeDocument/2006/relationships" xmlns:o="urn:schemas-microsoft-com:office:office" xmlns:v="urn:schemas-microsoft-com:vml" xmlns:w10="urn:schemas-microsoft-com:office:word" xmlns:a="http://schemas.openxmlformats.org/drawingml/2006/main" xmlns:pic="http://schemas.openxmlformats.org/drawingml/2006/picture" xmlns:wp="http://schemas.openxmlformats.org/drawingml/2006/wordprocessingDrawing">
   <w:body>
+    <w:bookmarkStart w:id="54" w:name="X7b81105b44c696c13152f48084791ba90b7a649"/>
+    <w:p>
+      <w:pPr>
+        <w:pStyle w:val="Heading1"/>
+      </w:pPr>
+      <w:r>
+        <w:t xml:space="preserve">Calibration-derived decoder discriminability is associated with online P300-speller accuracy, but the fitted mapping does not transport across cohorts</w:t>
+      </w:r>
+    </w:p>
     <w:p>
       <w:pPr>
         <w:pStyle w:val="FirstParagraph"/>
       </w:pPr>
       <w:r>
-        <w:t xml:space="preserve">title: "Calibration-derived decoder discriminability is associated with online P300-speller accuracy, but the fitted mapping does not transport across cohorts"</w:t>
-      </w:r>
-      <w:r>
-        <w:t xml:space="preserve"> </w:t>
-      </w:r>
-      <w:r>
-        <w:t xml:space="preserve">subtitle: "Journal of Neural Engineering, Paper"</w:t>
+        <w:rPr>
+          <w:i/>
+          <w:iCs/>
+        </w:rPr>
+        <w:t xml:space="preserve">Journal of Neural Engineering, Paper</w:t>
       </w:r>
     </w:p>
     <w:p>
@@ -555,7 +562,7 @@
         <w:pStyle w:val="BodyText"/>
       </w:pPr>
       <w:r>
-        <w:t xml:space="preserve">The analytic set contained 271 study-scoped participants, 410 participant-sessions, 739 participant-session-condition records, and 19,611 online character selections, of the 19,688 eligible selections in Table 1. The 77 selections that separate the two totals are the two Study B sessions archived without a calibration block, described in the Table 1 legend. The four documented ALS cohorts contributed 47 participants, 113 sessions, 194 records, and 3,318 selections. Observed session-condition accuracy averaged 0.851 and 228 of 739 records (30.9%) were at 100%, with three cohorts near ceiling (mean accuracy 0.963 to 0.997).</w:t>
+        <w:t xml:space="preserve">The analytic set contained 271 study-scoped participants, 410 participant-sessions, 739 participant-session-condition records, and 19,611 online character selections, of the 19,688 eligible selections in Table 1. The 77 selections that separate the two totals are the two Study B sessions archived without a calibration block, described in the Table 1 legend and reconciled cohort by cohort in Table S1. The four documented ALS cohorts contributed 47 participants, 113 sessions, 194 records, and 3,318 selections. Observed session-condition accuracy averaged 0.851 and 228 of 739 records (30.9%) were at 100%, with three cohorts near ceiling (mean accuracy 0.963 to 0.997).</w:t>
       </w:r>
     </w:p>
     <w:p>
@@ -585,13 +592,13 @@
           <w:b/>
           <w:bCs/>
         </w:rPr>
-        <w:t xml:space="preserve">The point estimate was positive in all 18 contributing cohorts, but its magnitude varied widely and several cohort-specific estimates were imprecise, with confidence intervals including values close to zero (Table S3); pooled across sessions the association was precisely estimated, at r = 0.677 (95% CI 0.621 to 0.726) once every between-cohort difference is removed.</w:t>
+        <w:t xml:space="preserve">The point estimate was positive in all 18 contributing cohorts, but its magnitude varied widely and several cohort-specific estimates were imprecise, with confidence intervals including values close to zero (Table S3); pooled across sessions the association was precisely estimated, at r = 0.677 (95% CI 0.621 to 0.726) once both variables are centred within cohort.</w:t>
       </w:r>
       <w:r>
         <w:t xml:space="preserve"> </w:t>
       </w:r>
       <w:r>
-        <w:t xml:space="preserve">Within-cohort Pearson r ran from 0.190 to 0.928 (median 0.635), and the 95% confidence interval included zero in 6 of the 18 cohorts; the widest, in a cohort of eight sessions, ran from -0.42 to 0.86. Pooling sessions gave r = 0.716 (95% CI 0.665 to 0.760, n = 410, p &lt; 0.001). Centring both variables within cohort, which removes every between-cohort difference, gave r = 0.677 (0.621 to 0.726, p &lt; 0.001), so the association is not produced by cohorts differing in both difficulty and signal quality. Collapsing each participant to a single observation gave r = 0.714 (0.650 to 0.768, n = 271, p &lt; 0.001; Spearman ρ = 0.756).</w:t>
+        <w:t xml:space="preserve">Within-cohort Pearson r ran from 0.190 to 0.928 (median 0.635), and the 95% confidence interval included zero in 6 of the 18 cohorts; the widest, in a cohort of eight sessions, ran from -0.42 to 0.86. Pooling sessions gave r = 0.716 (95% CI 0.665 to 0.760, n = 410, p &lt; 0.001). Centring both variables within cohort, which removes cohort means though not differences in variance, protocol or measurement precision, gave r = 0.677 (0.621 to 0.726, p &lt; 0.001), so the association is not produced by cohorts differing in mean difficulty and mean signal quality. Collapsing each participant to a single observation gave r = 0.714 (0.650 to 0.768, n = 271, p &lt; 0.001; Spearman ρ = 0.756).</w:t>
       </w:r>
     </w:p>
     <w:bookmarkEnd w:id="26"/>
@@ -647,7 +654,7 @@
         <w:t xml:space="preserve"> </w:t>
       </w:r>
       <w:r>
-        <w:t xml:space="preserve">Across the 18 withheld cohorts the mean absolute error averaged 0.101 with a between-cohort standard deviation of 0.047, giving a 95% interval for the mean of 0.077 to 0.124 and a 95% interval for a cohort not represented in the archive of -0.002 to 0.203 (Figure 3). Area under the curve averaged 0.713 across cohorts, with a new-cohort interval of 0.491 to 0.935, the lower bound of which is chance. Brier skill averaged 0.174 across cohorts with a new-cohort interval of -0.296 to 0.644.</w:t>
+        <w:t xml:space="preserve">Across the 18 withheld cohorts the mean absolute error averaged 0.101 with a between-cohort standard deviation of 0.047, giving a 95% interval for the mean of 0.077 to 0.124 and a 95% interval for a cohort not represented in the archive of -0.002 to 0.203 (Figure 3). Area under the curve averaged 0.713 across cohorts, with a new-cohort interval of 0.491 to 0.935, the lower bound of which is chance. Brier skill averaged 0.174 across cohorts with a new-cohort interval of -0.296 to 0.644. Every study-level summary in this paragraph is tabulated in Table S2.</w:t>
       </w:r>
     </w:p>
     <w:p>
@@ -5828,6 +5835,7 @@
       </w:r>
     </w:p>
     <w:bookmarkEnd w:id="53"/>
+    <w:bookmarkEnd w:id="54"/>
     <w:sectPr>
       <w:footnotePr>
         <w:numRestart w:val="eachSect"/>

--- a/build_expanded/manuscript.docx
+++ b/build_expanded/manuscript.docx
@@ -398,7 +398,7 @@
         <w:pStyle w:val="FirstParagraph"/>
       </w:pPr>
       <w:r>
-        <w:t xml:space="preserve">The development model was a logistic regression of character-level correctness on the standardised calibration score, fitted on character-expanded records from the development studies. Standardisation used development-study means and standard deviations only. For a session with calibration score s, the estimated accuracy is the inverse logit of a + b (s - m) / d, where m and d are the development mean and standard deviation of the score and a and b are the fitted coefficients; fitted values for every fold are reported in the supplement (Table S7) so that any estimate can be recomputed. Because records are expanded to one row per character, a session contributes to the fit in proportion to the characters it supplied, and the quantity estimated is the accuracy of a randomly chosen character selection. Refitting the same withheld-cohort evaluation with each session weighted equally, and again with each participant weighted equally, moved the pooled estimation error by less than 0.003, so the reported error does not rest on that choice (supplement, S3).</w:t>
+        <w:t xml:space="preserve">The development model was a logistic regression of character-level correctness on the standardised calibration score, fitted on character-expanded records from the development studies. Standardisation used development-study means and standard deviations only. For a session with calibration score s, the estimated accuracy is the inverse logit of a + b (s - m) / d, where m and d are the development mean and standard deviation of the score and a and b are the fitted coefficients; fitted values for every fold are reported in the supplement (Table S9) so that any estimate can be recomputed. Because records are expanded to one row per character, a session contributes to the fit in proportion to the characters it supplied, and the quantity estimated is the accuracy of a randomly chosen character selection. Refitting the same withheld-cohort evaluation with each session weighted equally, and again with each participant weighted equally, moved the pooled estimation error by less than 0.003, so the reported error does not rest on that choice (supplement, S3).</w:t>
       </w:r>
     </w:p>
     <w:bookmarkEnd w:id="19"/>
@@ -1013,7 +1013,7 @@
         <w:pStyle w:val="BodyText"/>
       </w:pPr>
       <w:r>
-        <w:t xml:space="preserve">Predictor precision differs between cohorts, because the number of calibration files, surviving epochs and cross-validation folds differ. The median number of calibration files per session ranges from 3 to 15 across cohorts, the median number of surviving calibration epochs from 1,479 to 12,910, and the standard error of the score itself from 0.008 to 0.031, a fourfold spread. Measurement error in a predictor attenuates a fitted slope, so some of the between-cohort variation in calibration is attributable to how precisely the score itself was estimated rather than to a difference in the underlying relationship. The three cohorts with the lowest calibration slopes, StudyH at 0.185, StudyJ at 0.326 and StudyK at 0.480, are also the three whose score was least precisely estimated, at standard errors of 0.031, 0.023 and 0.026 against a median of 0.013. Three cohorts cannot separate that mechanism from chance, but it is a competing explanation for part of the spread and it is not addressed by collecting more cohorts.</w:t>
+        <w:t xml:space="preserve">Predictor precision differs between cohorts, because the number of calibration files, surviving epochs and cross-validation folds differ. The median number of calibration files per session ranges from 3 to 15 across cohorts, the median number of surviving calibration epochs from 1,479 to 12,910, and the standard error of the score itself from 0.008 to 0.031, a fourfold spread. Measurement error in a predictor attenuates a fitted slope, so some of the between-cohort variation in calibration is attributable to how precisely the score itself was estimated rather than to a difference in the underlying relationship. The three cohorts with the lowest calibration slopes, StudyH at 0.185, StudyJ at 0.326 and StudyK at 0.480, are also the three whose score was least precisely estimated, at standard errors of 0.031, 0.023 and 0.026 against a median of 0.013. Three cohorts cannot separate that mechanism from chance, and it is not a competing explanation that collecting more cohorts would address, so it was quantified directly instead (supplement, S9). Each cohort's reliability ratio, the share of the observed between-session variance in its calibration score that is signal rather than measurement error, ran from 0.848 to 0.992 with a median of 0.976, and 16 of the 18 cohorts were at or above 0.95. Correcting every cohort's slope for attenuation by its own reliability moved the between-cohort standard deviation from tau = 0.432 to 0.422 and I-squared from 79.1 to 77.2, and widened rather than narrowed the observed slope range of 0.185 to 2.185, to 0.218 to 2.292. Because that correction rests on a standard error that assumes independent calibration epochs, and the epochs are not independent, it was repeated with the assumed error variance inflated to 6.5 times that value, just short of the point at which one cohort's reliability would stop being identified; I-squared was still 66.9 and the Q test still gave p = 2.6 x 10^-5. Measurement error in the predictor is therefore a real but minor part of the between-cohort spread and does not account for the failure of the mapping to transport.</w:t>
       </w:r>
     </w:p>
     <w:p>
@@ -1168,11 +1168,11 @@
         <w:tblLook w:firstRow="1" w:lastRow="0" w:firstColumn="0" w:lastColumn="0" w:noHBand="0" w:noVBand="0" w:val="0020"/>
       </w:tblPr>
       <w:tblGrid>
-        <w:gridCol w:w="2066"/>
-        <w:gridCol w:w="964"/>
-        <w:gridCol w:w="1377"/>
-        <w:gridCol w:w="1308"/>
-        <w:gridCol w:w="2203"/>
+        <w:gridCol w:w="2048"/>
+        <w:gridCol w:w="1024"/>
+        <w:gridCol w:w="1365"/>
+        <w:gridCol w:w="1297"/>
+        <w:gridCol w:w="2184"/>
       </w:tblGrid>
       <w:tr>
         <w:trPr>
@@ -2439,7 +2439,7 @@
               <w:pStyle w:val="Compact"/>
             </w:pPr>
             <w:r>
-              <w:t xml:space="preserve">4 of 20</w:t>
+              <w:t xml:space="preserve">4 of 20 cohorts</w:t>
             </w:r>
           </w:p>
         </w:tc>
@@ -2510,7 +2510,7 @@
               <w:pStyle w:val="Compact"/>
             </w:pPr>
             <w:r>
-              <w:t xml:space="preserve">4 of 18</w:t>
+              <w:t xml:space="preserve">4 of 18 cohorts</w:t>
             </w:r>
           </w:p>
         </w:tc>

--- a/build_expanded/manuscript.docx
+++ b/build_expanded/manuscript.docx
@@ -2,7 +2,7 @@
 <file path=word/document.xml><?xml version="1.0" encoding="utf-8"?>
 <w:document xmlns:w="http://schemas.openxmlformats.org/wordprocessingml/2006/main" xmlns:m="http://schemas.openxmlformats.org/officeDocument/2006/math" xmlns:r="http://schemas.openxmlformats.org/officeDocument/2006/relationships" xmlns:o="urn:schemas-microsoft-com:office:office" xmlns:v="urn:schemas-microsoft-com:vml" xmlns:w10="urn:schemas-microsoft-com:office:word" xmlns:a="http://schemas.openxmlformats.org/drawingml/2006/main" xmlns:pic="http://schemas.openxmlformats.org/drawingml/2006/picture" xmlns:wp="http://schemas.openxmlformats.org/drawingml/2006/wordprocessingDrawing">
   <w:body>
-    <w:bookmarkStart w:id="54" w:name="X7b81105b44c696c13152f48084791ba90b7a649"/>
+    <w:bookmarkStart w:id="56" w:name="X7b81105b44c696c13152f48084791ba90b7a649"/>
     <w:p>
       <w:pPr>
         <w:pStyle w:val="Heading1"/>
@@ -32,16 +32,240 @@
           <w:b/>
           <w:bCs/>
         </w:rPr>
-        <w:t xml:space="preserve">Authors, affiliations, corresponding author, funding, competing interests, and CRediT roles:</w:t>
+        <w:t xml:space="preserve">Authors:</w:t>
       </w:r>
       <w:r>
         <w:t xml:space="preserve"> </w:t>
       </w:r>
       <w:r>
-        <w:t xml:space="preserve">[to be completed by submitting authors]</w:t>
-      </w:r>
-    </w:p>
-    <w:bookmarkStart w:id="13" w:name="abstract"/>
+        <w:t xml:space="preserve">Alon Gorenshtein, MD</w:t>
+      </w:r>
+      <w:r>
+        <w:rPr>
+          <w:vertAlign w:val="superscript"/>
+        </w:rPr>
+        <w:t xml:space="preserve">1,2</w:t>
+      </w:r>
+      <w:r>
+        <w:t xml:space="preserve">; Yosef Adiniaev</w:t>
+      </w:r>
+      <w:r>
+        <w:rPr>
+          <w:vertAlign w:val="superscript"/>
+        </w:rPr>
+        <w:t xml:space="preserve">2</w:t>
+      </w:r>
+      <w:r>
+        <w:t xml:space="preserve">; Mahmud Omar, MD</w:t>
+      </w:r>
+      <w:r>
+        <w:rPr>
+          <w:vertAlign w:val="superscript"/>
+        </w:rPr>
+        <w:t xml:space="preserve">2,3</w:t>
+      </w:r>
+      <w:r>
+        <w:t xml:space="preserve">; Yiftach Barash, MD</w:t>
+      </w:r>
+      <w:r>
+        <w:rPr>
+          <w:vertAlign w:val="superscript"/>
+        </w:rPr>
+        <w:t xml:space="preserve">2,4</w:t>
+      </w:r>
+      <w:r>
+        <w:t xml:space="preserve">; Eyal Klang, MD</w:t>
+      </w:r>
+      <w:r>
+        <w:rPr>
+          <w:vertAlign w:val="superscript"/>
+        </w:rPr>
+        <w:t xml:space="preserve">2,4</w:t>
+      </w:r>
+      <w:r>
+        <w:t xml:space="preserve">; Oved Daniel, MD</w:t>
+      </w:r>
+      <w:r>
+        <w:rPr>
+          <w:vertAlign w:val="superscript"/>
+        </w:rPr>
+        <w:t xml:space="preserve">5</w:t>
+      </w:r>
+    </w:p>
+    <w:p>
+      <w:pPr>
+        <w:pStyle w:val="BodyText"/>
+      </w:pPr>
+      <w:r>
+        <w:rPr>
+          <w:b/>
+          <w:bCs/>
+        </w:rPr>
+        <w:t xml:space="preserve">Affiliations:</w:t>
+      </w:r>
+    </w:p>
+    <w:p>
+      <w:pPr>
+        <w:pStyle w:val="Compact"/>
+        <w:numPr>
+          <w:ilvl w:val="0"/>
+          <w:numId w:val="1001"/>
+        </w:numPr>
+      </w:pPr>
+      <w:r>
+        <w:t xml:space="preserve">Department of Neurology, Beth Israel Deaconess Medical Center, Harvard Medical School</w:t>
+      </w:r>
+    </w:p>
+    <w:p>
+      <w:pPr>
+        <w:pStyle w:val="Compact"/>
+        <w:numPr>
+          <w:ilvl w:val="0"/>
+          <w:numId w:val="1001"/>
+        </w:numPr>
+      </w:pPr>
+      <w:r>
+        <w:t xml:space="preserve">BRIDGE GenAI Lab, Beth Israel Deaconess Medical Center</w:t>
+      </w:r>
+    </w:p>
+    <w:p>
+      <w:pPr>
+        <w:pStyle w:val="Compact"/>
+        <w:numPr>
+          <w:ilvl w:val="0"/>
+          <w:numId w:val="1001"/>
+        </w:numPr>
+      </w:pPr>
+      <w:r>
+        <w:t xml:space="preserve">The Windreich Department of Artificial Intelligence and Human Health, Icahn School of Medicine at Mount Sinai, New York</w:t>
+      </w:r>
+    </w:p>
+    <w:p>
+      <w:pPr>
+        <w:pStyle w:val="Compact"/>
+        <w:numPr>
+          <w:ilvl w:val="0"/>
+          <w:numId w:val="1001"/>
+        </w:numPr>
+      </w:pPr>
+      <w:r>
+        <w:t xml:space="preserve">Department of Radiology, Beth Israel Deaconess Medical Center, Harvard Medical School</w:t>
+      </w:r>
+    </w:p>
+    <w:p>
+      <w:pPr>
+        <w:pStyle w:val="Compact"/>
+        <w:numPr>
+          <w:ilvl w:val="0"/>
+          <w:numId w:val="1001"/>
+        </w:numPr>
+      </w:pPr>
+      <w:r>
+        <w:t xml:space="preserve">Neurology Division, Tel Aviv Sourasky University Medical Center</w:t>
+      </w:r>
+    </w:p>
+    <w:p>
+      <w:pPr>
+        <w:pStyle w:val="FirstParagraph"/>
+      </w:pPr>
+      <w:r>
+        <w:rPr>
+          <w:b/>
+          <w:bCs/>
+        </w:rPr>
+        <w:t xml:space="preserve">Address correspondence to:</w:t>
+      </w:r>
+      <w:r>
+        <w:t xml:space="preserve"> </w:t>
+      </w:r>
+      <w:r>
+        <w:t xml:space="preserve">Alon Gorenshtein, MD, Department of Neurology, Beth Israel Deaconess Medical Center, Harvard Medical School (</w:t>
+      </w:r>
+      <w:hyperlink r:id="rId9">
+        <w:r>
+          <w:rPr>
+            <w:rStyle w:val="Hyperlink"/>
+          </w:rPr>
+          <w:t xml:space="preserve">agorensh@bidmc.harvard.edu</w:t>
+        </w:r>
+      </w:hyperlink>
+      <w:r>
+        <w:t xml:space="preserve">).</w:t>
+      </w:r>
+    </w:p>
+    <w:p>
+      <w:pPr>
+        <w:pStyle w:val="BodyText"/>
+      </w:pPr>
+      <w:r>
+        <w:rPr>
+          <w:b/>
+          <w:bCs/>
+        </w:rPr>
+        <w:t xml:space="preserve">Funding:</w:t>
+      </w:r>
+      <w:r>
+        <w:t xml:space="preserve"> </w:t>
+      </w:r>
+      <w:r>
+        <w:t xml:space="preserve">None.</w:t>
+      </w:r>
+    </w:p>
+    <w:p>
+      <w:pPr>
+        <w:pStyle w:val="BodyText"/>
+      </w:pPr>
+      <w:r>
+        <w:rPr>
+          <w:b/>
+          <w:bCs/>
+        </w:rPr>
+        <w:t xml:space="preserve">Competing interests:</w:t>
+      </w:r>
+      <w:r>
+        <w:t xml:space="preserve"> </w:t>
+      </w:r>
+      <w:r>
+        <w:t xml:space="preserve">None declared.</w:t>
+      </w:r>
+    </w:p>
+    <w:p>
+      <w:pPr>
+        <w:pStyle w:val="BodyText"/>
+      </w:pPr>
+      <w:r>
+        <w:rPr>
+          <w:b/>
+          <w:bCs/>
+        </w:rPr>
+        <w:t xml:space="preserve">Ethics approval:</w:t>
+      </w:r>
+      <w:r>
+        <w:t xml:space="preserve"> </w:t>
+      </w:r>
+      <w:r>
+        <w:t xml:space="preserve">Institutional review board approval was not required; the determination is stated in full in the Methods, under Ethics.</w:t>
+      </w:r>
+    </w:p>
+    <w:p>
+      <w:pPr>
+        <w:pStyle w:val="BodyText"/>
+      </w:pPr>
+      <w:r>
+        <w:rPr>
+          <w:b/>
+          <w:bCs/>
+        </w:rPr>
+        <w:t xml:space="preserve">CRediT author contributions:</w:t>
+      </w:r>
+      <w:r>
+        <w:t xml:space="preserve"> </w:t>
+      </w:r>
+      <w:r>
+        <w:t xml:space="preserve">[CREDIT ROLES TO BE ASSIGNED BY THE SUBMITTING AUTHORS]</w:t>
+      </w:r>
+    </w:p>
+    <w:bookmarkStart w:id="14" w:name="abstract"/>
     <w:p>
       <w:pPr>
         <w:pStyle w:val="Heading2"/>
@@ -50,7 +274,7 @@
         <w:t xml:space="preserve">Abstract</w:t>
       </w:r>
     </w:p>
-    <w:bookmarkStart w:id="9" w:name="objective"/>
+    <w:bookmarkStart w:id="10" w:name="objective"/>
     <w:p>
       <w:pPr>
         <w:pStyle w:val="Heading3"/>
@@ -67,8 +291,8 @@
         <w:t xml:space="preserve">A calibration-derived score has been related to subsequent online P300-speller accuracy, always within the cohort measured. We evaluated whether a fitted mapping from that score to expected accuracy transports to withheld cohorts.</w:t>
       </w:r>
     </w:p>
-    <w:bookmarkEnd w:id="9"/>
-    <w:bookmarkStart w:id="10" w:name="approach"/>
+    <w:bookmarkEnd w:id="10"/>
+    <w:bookmarkStart w:id="11" w:name="approach"/>
     <w:p>
       <w:pPr>
         <w:pStyle w:val="Heading3"/>
@@ -85,8 +309,8 @@
         <w:t xml:space="preserve">Retrospective secondary analysis of BigP3BCI 1.0.0. Of 20 source studies, 18 yielded eligible online outcomes: 271 participants, 739 session-condition records, 19,611 character selections. The four documented amyotrophic lateral sclerosis (ALS) cohorts were the originally targeted primary subgroup. The predictor was calibration-derived decoder discriminability, the cross-validated discriminability of a classifier fitted to calibration epochs only. One source study at a time was withheld from development. Between-cohort variation was summarised by the random-effects standard deviation tau, with participant-clustered standard errors.</w:t>
       </w:r>
     </w:p>
-    <w:bookmarkEnd w:id="10"/>
-    <w:bookmarkStart w:id="11" w:name="main-results"/>
+    <w:bookmarkEnd w:id="11"/>
+    <w:bookmarkStart w:id="12" w:name="main-results"/>
     <w:p>
       <w:pPr>
         <w:pStyle w:val="Heading3"/>
@@ -103,8 +327,8 @@
         <w:t xml:space="preserve">The association was positive in all 18 cohorts but varied widely in magnitude and precision (Pearson r 0.190 to 0.928; participant-level r = 0.714, p &lt; 0.001). Pooled estimation error was 0.098 (95% CI 0.091 to 0.107) against a development-mean benchmark of 0.146. Calibration did not transport: the intercept had tau 0.87 (95% CI 0.60 to 1.51) and a 95% interval for an unrepresented cohort of -1.97 to 1.85, spanning mappings that badly understate and badly overstate accuracy. The slope agreed and was itself imprecisely estimated: tau 0.43 (0.30 to 0.77), unrepresented-cohort interval 0.111 to 2.005; the median time per selection, the archive's only trace of the stopping rule, accounted for two thirds of that between-cohort variance (Holm-corrected p = 0.012). Skill was negative in one of 18 cohorts. The four ALS cohorts alone gave an uncorrected between-cohort slope spread of 0.223, against 0.560 overall.</w:t>
       </w:r>
     </w:p>
-    <w:bookmarkEnd w:id="11"/>
-    <w:bookmarkStart w:id="12" w:name="significance"/>
+    <w:bookmarkEnd w:id="12"/>
+    <w:bookmarkStart w:id="13" w:name="significance"/>
     <w:p>
       <w:pPr>
         <w:pStyle w:val="Heading3"/>
@@ -121,9 +345,9 @@
         <w:t xml:space="preserve">The score carries a reproducible signal about subsequent accuracy, but the mapping between them is cohort-specific: usable for ranking sessions within a setting, not for reporting expected accuracy elsewhere without local recalibration. Few-cohort evaluation, as the ALS subgroup illustrates, understates how much performance varies elsewhere.</w:t>
       </w:r>
     </w:p>
-    <w:bookmarkEnd w:id="12"/>
     <w:bookmarkEnd w:id="13"/>
-    <w:bookmarkStart w:id="14" w:name="introduction"/>
+    <w:bookmarkEnd w:id="14"/>
+    <w:bookmarkStart w:id="15" w:name="introduction"/>
     <w:p>
       <w:pPr>
         <w:pStyle w:val="Heading2"/>
@@ -172,8 +396,8 @@
         <w:t xml:space="preserve">We evaluated whether a calibration-derived score estimates subsequent online session accuracy in cohorts withheld from model development, across every source study in a public archive that yields eligible online outcomes. The score used here is the cross-validated discriminability of a classifier fitted to a session's calibration epochs, referred to throughout as calibration-derived decoder discriminability to keep it distinct from a physiological marker of user aptitude. The documented ALS cohorts were the originally targeted primary subgroup. Because the archive also contains cohorts without a documented ALS population, we further asked whether a mapping developed without any ALS data transports to the ALS cohorts, and whether the calibration-to-accuracy relationship itself differs between cohort types.</w:t>
       </w:r>
     </w:p>
-    <w:bookmarkEnd w:id="14"/>
-    <w:bookmarkStart w:id="24" w:name="methods"/>
+    <w:bookmarkEnd w:id="15"/>
+    <w:bookmarkStart w:id="25" w:name="methods"/>
     <w:p>
       <w:pPr>
         <w:pStyle w:val="Heading2"/>
@@ -182,7 +406,7 @@
         <w:t xml:space="preserve">Methods</w:t>
       </w:r>
     </w:p>
-    <w:bookmarkStart w:id="15" w:name="study-design-and-reporting"/>
+    <w:bookmarkStart w:id="16" w:name="study-design-and-reporting"/>
     <w:p>
       <w:pPr>
         <w:pStyle w:val="Heading3"/>
@@ -215,8 +439,8 @@
         <w:t xml:space="preserve">Calibration and online blocks come from the same recording session throughout. Every timestamp in the archive is de-identified, so recording order cannot be established from file headers, and the separation enforced here is between protocol phases and between the data used to fit the predictor and the data used to measure the outcome, not a demonstrated temporal precedence. An analysis in which the predictor comes from a session preceding the outcome session is reported separately as a secondary result. Session order was taken from the lexical order of session identifiers, which the archive assigns sequentially within a participant. Recording timestamps are de-identified and cannot confirm this, so the preceding-session analysis rests on the assumption that identifier order matches recording order.</w:t>
       </w:r>
     </w:p>
-    <w:bookmarkEnd w:id="15"/>
-    <w:bookmarkStart w:id="16" w:name="data-source-and-cohort"/>
+    <w:bookmarkEnd w:id="16"/>
+    <w:bookmarkStart w:id="17" w:name="data-source-and-cohort"/>
     <w:p>
       <w:pPr>
         <w:pStyle w:val="Heading3"/>
@@ -258,8 +482,8 @@
         <w:t xml:space="preserve">The archive documentation identifies an ALS study population for four source studies. These were the originally targeted primary subgroup, fixed before the design was widened beyond them. The remaining cohorts carry no documented ALS population and are described here as other cohorts rather than as healthy or control cohorts, because the documentation does not support a positive characterisation.</w:t>
       </w:r>
     </w:p>
-    <w:bookmarkEnd w:id="16"/>
-    <w:bookmarkStart w:id="17" w:name="calibration-predictor"/>
+    <w:bookmarkEnd w:id="17"/>
+    <w:bookmarkStart w:id="18" w:name="calibration-predictor"/>
     <w:p>
       <w:pPr>
         <w:pStyle w:val="Heading3"/>
@@ -335,8 +559,8 @@
         <w:t xml:space="preserve">Comparator scores computed from the same calibration epochs were a regularised linear discriminant analysis area under the curve, grouped cross-validated classification accuracy, mean target-minus-non-target amplitude at Pz between 250 and 500 ms, the same contrast averaged over six posterior channels, and the maximum posterior signed r-squared. Each was run through the identical withheld-cohort procedure and its results are reported in the supplement. An exploratory specification adding ALSFRS-R to the primary score is restricted to the records carrying an observed value, which is 3 of the 18 cohorts, so it is reported alongside the primary score run on those same records rather than against the full archive.</w:t>
       </w:r>
     </w:p>
-    <w:bookmarkEnd w:id="17"/>
-    <w:bookmarkStart w:id="18" w:name="outcome"/>
+    <w:bookmarkEnd w:id="18"/>
+    <w:bookmarkStart w:id="19" w:name="outcome"/>
     <w:p>
       <w:pPr>
         <w:pStyle w:val="Heading3"/>
@@ -383,8 +607,8 @@
         <w:t xml:space="preserve">during phase 3. A feedback phase was eligible when feedback was displayed, both values could be recovered, and artificial feedback did not override the selection. Correctness required an exact character match. The outcome was the proportion of correct eligible selections within a participant-session-condition record.</w:t>
       </w:r>
     </w:p>
-    <w:bookmarkEnd w:id="18"/>
-    <w:bookmarkStart w:id="19" w:name="model-specification"/>
+    <w:bookmarkEnd w:id="19"/>
+    <w:bookmarkStart w:id="20" w:name="model-specification"/>
     <w:p>
       <w:pPr>
         <w:pStyle w:val="Heading3"/>
@@ -401,8 +625,8 @@
         <w:t xml:space="preserve">The development model was a logistic regression of character-level correctness on the standardised calibration score, fitted on character-expanded records from the development studies. Standardisation used development-study means and standard deviations only. For a session with calibration score s, the estimated accuracy is the inverse logit of a + b (s - m) / d, where m and d are the development mean and standard deviation of the score and a and b are the fitted coefficients; fitted values for every fold are reported in the supplement (Table S9) so that any estimate can be recomputed. Because records are expanded to one row per character, a session contributes to the fit in proportion to the characters it supplied, and the quantity estimated is the accuracy of a randomly chosen character selection. Refitting the same withheld-cohort evaluation with each session weighted equally, and again with each participant weighted equally, moved the pooled estimation error by less than 0.003, so the reported error does not rest on that choice (supplement, S3).</w:t>
       </w:r>
     </w:p>
-    <w:bookmarkEnd w:id="19"/>
-    <w:bookmarkStart w:id="20" w:name="validation-design"/>
+    <w:bookmarkEnd w:id="20"/>
+    <w:bookmarkStart w:id="21" w:name="validation-design"/>
     <w:p>
       <w:pPr>
         <w:pStyle w:val="Heading3"/>
@@ -419,8 +643,8 @@
         <w:t xml:space="preserve">The primary evaluation withheld one source study at a time. Three further analyses used the wider cohort set. The ALS subgroup analysis repeated the same procedure within the four ALS cohorts alone. The transfer analysis developed the mapping on the other cohorts only, with every ALS cohort withheld simultaneously, and evaluated it in each ALS cohort. The moderation analysis tested whether the cohort-specific calibration slope differed between ALS and other cohorts. That slope is the coefficient of the model's predicted logit in a binomial regression of observed correctness fitted within each withheld cohort, with standard errors clustered on participant. Cohort type does not vary between the records of a cohort, so the cohort is the unit of that comparison and a record-level interaction would treat a study-level attribute as though it had been measured once per record. Because four cohorts in one group cannot support a single decisive test, the comparison is reported three ways: Welch's two-sample t-test on the 18 cohort-specific slopes, which uses no weighting and is the primary form; an exact permutation test that enumerates all 3,060 ways of assigning the ALS label to four of the 18 cohorts and studentises the contrast with the same Welch statistic, so that it does not depend on the ratio of the two groups' variances; and a random-effects meta-regression in which each cohort is weighted by the inverse of the sum of its own sampling variance and the residual between-cohort variance, the latter estimated by the method of moments with cohort type in the model, with the Knapp and Hartung adjustment for the small number of cohorts. The comparison was refitted with each cohort dropped in turn.</w:t>
       </w:r>
     </w:p>
-    <w:bookmarkEnd w:id="20"/>
-    <w:bookmarkStart w:id="21" w:name="statistical-analysis"/>
+    <w:bookmarkEnd w:id="21"/>
+    <w:bookmarkStart w:id="22" w:name="statistical-analysis"/>
     <w:p>
       <w:pPr>
         <w:pStyle w:val="Heading3"/>
@@ -493,8 +717,8 @@
         <w:t xml:space="preserve">The significance threshold was P &lt; .05, two-sided. Analyses used Python 3.11 with NumPy 2.3, SciPy 1.16, scikit-learn 1.7, statsmodels 0.14, and pandas 2.3.</w:t>
       </w:r>
     </w:p>
-    <w:bookmarkEnd w:id="21"/>
-    <w:bookmarkStart w:id="22" w:name="ethics"/>
+    <w:bookmarkEnd w:id="22"/>
+    <w:bookmarkStart w:id="23" w:name="ethics"/>
     <w:p>
       <w:pPr>
         <w:pStyle w:val="Heading3"/>
@@ -508,11 +732,11 @@
         <w:pStyle w:val="FirstParagraph"/>
       </w:pPr>
       <w:r>
-        <w:t xml:space="preserve">The study involved no new data collection, participant contact, or intervention. The original source studies' ethics and consent statements are reported in the archive documentation. The submitting institution must confirm its own determination for this secondary analysis of a de-identified public archive.</w:t>
-      </w:r>
-    </w:p>
-    <w:bookmarkEnd w:id="22"/>
-    <w:bookmarkStart w:id="23" w:name="X6dd5f685bd28e73471819ad68f6f50cec40d056"/>
+        <w:t xml:space="preserve">This was a secondary analysis of BigP3BCI version 1.0.0 (doi:10.13026/0byy-ry86), a publicly available, fully de-identified archive. It involved no new data collection, no participant contact, and no intervention, and institutional review board approval was therefore not required. The original source studies' ethics approvals and consent statements are reported in the archive documentation.</w:t>
+      </w:r>
+    </w:p>
+    <w:bookmarkEnd w:id="23"/>
+    <w:bookmarkStart w:id="24" w:name="X6dd5f685bd28e73471819ad68f6f50cec40d056"/>
     <w:p>
       <w:pPr>
         <w:pStyle w:val="Heading3"/>
@@ -529,9 +753,9 @@
         <w:t xml:space="preserve">In these copy-spelling protocols the Train phase supplies the data from which the online classifier is derived before the Test phase begins, and the source-study publications that report this practice describe a linear classifier fitted on each session's calibration data.[32,33] The archive itself names no online classifier for any source study, and the BCI2000 parameter files that would carry its specification were withheld from the release, so the deployed decoder cannot be reconstructed here. The predictor evaluated in this study is in any case not that decoder: it is the out-of-fold discriminability of a separate classifier fitted here on the same calibration recordings. The score is therefore reported as the cross-validated learnability of that session's calibration data, not as a property of the deployed decoder and not as a physiological marker of user aptitude.</w:t>
       </w:r>
     </w:p>
-    <w:bookmarkEnd w:id="23"/>
     <w:bookmarkEnd w:id="24"/>
-    <w:bookmarkStart w:id="35" w:name="results"/>
+    <w:bookmarkEnd w:id="25"/>
+    <w:bookmarkStart w:id="36" w:name="results"/>
     <w:p>
       <w:pPr>
         <w:pStyle w:val="Heading2"/>
@@ -540,7 +764,7 @@
         <w:t xml:space="preserve">Results</w:t>
       </w:r>
     </w:p>
-    <w:bookmarkStart w:id="25" w:name="cohort"/>
+    <w:bookmarkStart w:id="26" w:name="cohort"/>
     <w:p>
       <w:pPr>
         <w:pStyle w:val="Heading3"/>
@@ -573,8 +797,8 @@
         <w:t xml:space="preserve">Because the calibration score is a property of a session, the 739 records carry 410 distinct predictor values. Session accuracy clustered within participant (intraclass correlation 0.412), giving approximately 338 effective independent sessions.</w:t>
       </w:r>
     </w:p>
-    <w:bookmarkEnd w:id="25"/>
-    <w:bookmarkStart w:id="26" w:name="X557f3a48301421f23b20ea53d452ea838f9380d"/>
+    <w:bookmarkEnd w:id="26"/>
+    <w:bookmarkStart w:id="27" w:name="X557f3a48301421f23b20ea53d452ea838f9380d"/>
     <w:p>
       <w:pPr>
         <w:pStyle w:val="Heading3"/>
@@ -601,8 +825,8 @@
         <w:t xml:space="preserve">Within-cohort Pearson r ran from 0.190 to 0.928 (median 0.635), and the 95% confidence interval included zero in 6 of the 18 cohorts; the widest, in a cohort of eight sessions, ran from -0.42 to 0.86. Pooling sessions gave r = 0.716 (95% CI 0.665 to 0.760, n = 410, p &lt; 0.001). Centring both variables within cohort, which removes cohort means though not differences in variance, protocol or measurement precision, gave r = 0.677 (0.621 to 0.726, p &lt; 0.001), so the association is not produced by cohorts differing in mean difficulty and mean signal quality. Collapsing each participant to a single observation gave r = 0.714 (0.650 to 0.768, n = 271, p &lt; 0.001; Spearman ρ = 0.756).</w:t>
       </w:r>
     </w:p>
-    <w:bookmarkEnd w:id="26"/>
-    <w:bookmarkStart w:id="27" w:name="X1375a17a928aace644026bd53cec6857d3a26a4"/>
+    <w:bookmarkEnd w:id="27"/>
+    <w:bookmarkStart w:id="28" w:name="X1375a17a928aace644026bd53cec6857d3a26a4"/>
     <w:p>
       <w:pPr>
         <w:pStyle w:val="Heading3"/>
@@ -629,8 +853,8 @@
         <w:t xml:space="preserve">Across withheld cohorts the mean absolute error was 0.098 (95% CI 0.091 to 0.107), against 0.146 for the development-mean benchmark and 0.123 for the held-out-cohort-mean benchmark, giving a skill of 0.327 against the development-mean benchmark. This number pools every withheld record and so weights the larger cohorts more heavily. The mean of the 18 cohort-level errors, reported next, is a different quantity and the two are not interchangeable, and the per-cohort picture is less uniform than the pooled one. The character-weighted Brier score was 0.123 (95% CI 0.113 to 0.132), Brier skill 0.110 (95% CI 0.063 to 0.149), and character-weighted area under the curve 0.748 (95% CI 0.719 to 0.770). These intervals are conditional on the 18 observed cohorts.</w:t>
       </w:r>
     </w:p>
-    <w:bookmarkEnd w:id="27"/>
-    <w:bookmarkStart w:id="28" w:name="transportability"/>
+    <w:bookmarkEnd w:id="28"/>
+    <w:bookmarkStart w:id="29" w:name="transportability"/>
     <w:p>
       <w:pPr>
         <w:pStyle w:val="Heading3"/>
@@ -727,8 +951,8 @@
         <w:t xml:space="preserve">Skill against the development-mean benchmark was negative in one of 18 cohorts and positive in the remainder (Figure 4). Against the benchmark of each cohort's own mean, which is the harder target pooled and in 11 of the 18 cohorts, skill was negative in six of 18 (Table S5). Three distinct things produce those six. In StudyH the model was less accurate than both benchmarks, and it is the same cohort that fails the development-mean benchmark. Four are cohorts whose observed accuracy sits high enough that their own mean already tracks nearly every record: in StudyE, StudyR, StudyS2 and StudyS1, accuracy averages 0.921, 0.963, 0.976 and 0.997 and the own-mean benchmark errs by 0.049, 0.047, 0.035 and 0.005, leaving little error for any predictor to reduce. StudyS1 is the limiting case, where that near-zero denominator makes the ratio large and negative and not comparable with the rest. In the sixth, StudyJ, the shortfall is -0.008, which is parity rather than failure. All four ALS cohorts had positive skill against both benchmarks, at 0.317, 0.383, 0.448 and 0.502 against the development mean.</w:t>
       </w:r>
     </w:p>
-    <w:bookmarkEnd w:id="28"/>
-    <w:bookmarkStart w:id="29" w:name="amyotrophic-lateral-sclerosis-subgroup"/>
+    <w:bookmarkEnd w:id="29"/>
+    <w:bookmarkStart w:id="30" w:name="amyotrophic-lateral-sclerosis-subgroup"/>
     <w:p>
       <w:pPr>
         <w:pStyle w:val="Heading3"/>
@@ -755,8 +979,8 @@
         <w:t xml:space="preserve">Within the originally targeted primary subgroup the mean absolute error was 0.091 (95% CI 0.076 to 0.108), Brier skill 0.303 (95% CI 0.184 to 0.424), area under the curve 0.831 (95% CI 0.768 to 0.869), calibration intercept 0.025 (95% CI -0.240 to 0.341), and slope 0.985 (95% CI 0.786 to 1.188). The uncorrected between-cohort standard deviation of the calibration slope was 0.223 within this subgroup against 0.560 across all contributing cohorts. Four cohorts are too few to estimate tau usefully, so the uncorrected spread is used on both sides of that comparison.</w:t>
       </w:r>
     </w:p>
-    <w:bookmarkEnd w:id="29"/>
-    <w:bookmarkStart w:id="30" w:name="X601cdfe7b10ba3d89f95b7fe5e5ea088d44a4b3"/>
+    <w:bookmarkEnd w:id="30"/>
+    <w:bookmarkStart w:id="31" w:name="X601cdfe7b10ba3d89f95b7fe5e5ea088d44a4b3"/>
     <w:p>
       <w:pPr>
         <w:pStyle w:val="Heading3"/>
@@ -783,8 +1007,8 @@
         <w:t xml:space="preserve">With all four ALS cohorts withheld from development simultaneously, mean absolute error in each was 0.087, 0.106, 0.109, and 0.131 (mean 0.108), against 0.104 when other ALS cohorts were available for development. Signed bias ranged from -0.086 to 0.049.</w:t>
       </w:r>
     </w:p>
-    <w:bookmarkEnd w:id="30"/>
-    <w:bookmarkStart w:id="31" w:name="cohort-type-as-a-moderator"/>
+    <w:bookmarkEnd w:id="31"/>
+    <w:bookmarkStart w:id="32" w:name="cohort-type-as-a-moderator"/>
     <w:p>
       <w:pPr>
         <w:pStyle w:val="Heading3"/>
@@ -837,8 +1061,8 @@
         <w:t xml:space="preserve">Cohort type is a study-level attribute that is entangled with paradigm, hardware and stopping rule, only four studies carry a documented ALS population, and the remaining cohorts are not documented as healthy controls. This comparison is exploratory and cannot separate population from protocol. The records underlying it are shown by cohort type in Figure S1, without a fitted line, for the reason given in the Methods.</w:t>
       </w:r>
     </w:p>
-    <w:bookmarkEnd w:id="31"/>
-    <w:bookmarkStart w:id="32" w:name="protocol-descriptors-as-moderators"/>
+    <w:bookmarkEnd w:id="32"/>
+    <w:bookmarkStart w:id="33" w:name="protocol-descriptors-as-moderators"/>
     <w:p>
       <w:pPr>
         <w:pStyle w:val="Heading3"/>
@@ -901,8 +1125,8 @@
         <w:t xml:space="preserve">Where the stopping rule was data-dependent, a session in which evidence accrued quickly ended sooner, so part of the interval is a consequence of the recording rather than a setting fixed before it. Splitting the cohorts on whether their within-recording interval never varied separates the two cases: in the 8 cohorts with a fixed interval the coefficient was 0.350 per standard deviation with a share of 48% (p = 0.14), and in the 10 with a variable interval 0.243 with a share of 55% (p = 0.046). Neither subgroup has the power of the pooled fit and the agreement in sign is what the split supports. The interval is built entirely from selection timestamps and never uses whether a selection was correct, unlike three of the eight descriptors. The verdict does not depend on how the correction family is defined: the interval's Holm p value is 0.008 within the five protocol descriptors, 0.012 within all eight, and 0.023 when the meta-regression and the rank correlation are pooled into one family of sixteen, while the ceiling fraction remains null under every definition, including 0.20 within the three outcome summaries alone. These are the same 18 cohort slopes that serve as the outcome in the preceding subsection, where cohort type was corrected separately.</w:t>
       </w:r>
     </w:p>
-    <w:bookmarkEnd w:id="32"/>
-    <w:bookmarkStart w:id="33" w:name="predictor-from-a-preceding-session"/>
+    <w:bookmarkEnd w:id="33"/>
+    <w:bookmarkStart w:id="34" w:name="predictor-from-a-preceding-session"/>
     <w:p>
       <w:pPr>
         <w:pStyle w:val="Heading3"/>
@@ -929,8 +1153,8 @@
         <w:t xml:space="preserve">Among 139 consecutive session pairs, the earlier session's calibration score correlated with the later session's accuracy at r = 0.513 (95% CI 0.379 to 0.626, p &lt; 0.001), against r = 0.728 (0.639 to 0.798) for the score recorded in the session being estimated.</w:t>
       </w:r>
     </w:p>
-    <w:bookmarkEnd w:id="33"/>
-    <w:bookmarkStart w:id="34" w:name="sensitivity-analyses"/>
+    <w:bookmarkEnd w:id="34"/>
+    <w:bookmarkStart w:id="35" w:name="sensitivity-analyses"/>
     <w:p>
       <w:pPr>
         <w:pStyle w:val="Heading3"/>
@@ -973,9 +1197,9 @@
         <w:t xml:space="preserve">Every comparator predictor named in the Methods was run through the same withheld-cohort procedure (Table S6). The regularised linear discriminant computed from the identical features agreed with the primary score to within 0.007 on every summary column, including a between-cohort calibration-slope standard deviation of 0.562 against 0.560, so the result reflects how separable the calibration data are rather than the classifier family used to measure it. Calibration classification accuracy cost little in pooled error, 0.106 against 0.098, but doubled the calibration-slope spread to 1.104. The two amplitude contrasts did not separate outcomes in cohorts they were not developed on, at areas under the curve of 0.517 and 0.465, the second below chance. The exploratory model adding ALSFRS-R could be fitted only in the 3 cohorts and 138 records carrying an observed value, and against the primary score run on those same records it changed nothing, at a pooled error of 0.085 for both.</w:t>
       </w:r>
     </w:p>
-    <w:bookmarkEnd w:id="34"/>
     <w:bookmarkEnd w:id="35"/>
-    <w:bookmarkStart w:id="38" w:name="discussion"/>
+    <w:bookmarkEnd w:id="36"/>
+    <w:bookmarkStart w:id="39" w:name="discussion"/>
     <w:p>
       <w:pPr>
         <w:pStyle w:val="Heading2"/>
@@ -1048,7 +1272,7 @@
         <w:t xml:space="preserve">A mapping developed entirely without ALS data estimated accuracy in the ALS cohorts with a mean absolute error of 0.108, against 0.104 when other ALS cohorts were available. The relationship is not specific to the clinical population in the sense of being absent elsewhere. Whether it is population-dependent in a different sense is not resolved here. The calibration slope averaged higher in the four ALS cohorts than in the other 14, which would be one mechanism by which a single fitted mapping mis-calibrates, but with the cohort as the unit of analysis that difference is imprecise, the three tests of it fall on either side of the conventional threshold, a single cohort moves it, and cohort type cannot be separated from the paradigm, hardware and stopping rule that differ alongside it.</w:t>
       </w:r>
     </w:p>
-    <w:bookmarkStart w:id="36" w:name="study-limitations"/>
+    <w:bookmarkStart w:id="37" w:name="study-limitations"/>
     <w:p>
       <w:pPr>
         <w:pStyle w:val="Heading3"/>
@@ -1113,8 +1337,8 @@
         <w:t xml:space="preserve">Ninth, the between-cohort variance is itself estimated with limited precision. Eighteen cohorts, of 5 to 24 participants each, leave the interval for tau wide on both parameters, and a cluster-robust variance at those cluster counts is downward-biased, which inflates tau and I-squared in the direction that favours the conclusion drawn here. The conclusion was therefore checked against that bias rather than assumed to survive it: it holds at the lower confidence limit of tau for both parameters, and the intercept's prediction interval remains wide when every within-cohort variance is inflated fivefold. What cannot be settled at this number of cohorts is the size of the heterogeneity, only that a single fitted mapping does not describe these cohorts.</w:t>
       </w:r>
     </w:p>
-    <w:bookmarkEnd w:id="36"/>
-    <w:bookmarkStart w:id="37" w:name="conclusion"/>
+    <w:bookmarkEnd w:id="37"/>
+    <w:bookmarkStart w:id="38" w:name="conclusion"/>
     <w:p>
       <w:pPr>
         <w:pStyle w:val="Heading3"/>
@@ -1131,9 +1355,9 @@
         <w:t xml:space="preserve">In 18 independent P300-speller cohorts, calibration-derived decoder discriminability was related to subsequent online spelling accuracy, with a positive point estimate in every cohort and at the level of individual participants, but the fitted mapping between the two did not transport: the calibration intercept spanned mappings that badly understate and badly overstate accuracy, the slope varied more than tenfold, and a cohort outside the archive cannot be promised discrimination above chance or skill above zero. A calibration score may support ranking sessions within a setting and may support a data-quality screen, and it should not be used to report an expected accuracy in a cohort where the mapping was not developed without local recalibration. Prospective evaluation would need to predefine the recalibration procedure and measure user-centred communication outcomes rather than character accuracy alone.</w:t>
       </w:r>
     </w:p>
-    <w:bookmarkEnd w:id="37"/>
     <w:bookmarkEnd w:id="38"/>
-    <w:bookmarkStart w:id="51" w:name="tables-and-figure-legends"/>
+    <w:bookmarkEnd w:id="39"/>
+    <w:bookmarkStart w:id="52" w:name="tables-and-figure-legends"/>
     <w:p>
       <w:pPr>
         <w:pStyle w:val="Heading2"/>
@@ -1176,6 +1400,7 @@
       </w:tblGrid>
       <w:tr>
         <w:trPr>
+          <w:cantSplit/>
           <w:tblHeader w:val="on"/>
         </w:trPr>
         <w:tc>
@@ -1237,6 +1462,9 @@
         </w:tc>
       </w:tr>
       <w:tr>
+        <w:trPr>
+          <w:cantSplit/>
+        </w:trPr>
         <w:tc>
           <w:tcPr/>
           <w:p>
@@ -1296,6 +1524,9 @@
         </w:tc>
       </w:tr>
       <w:tr>
+        <w:trPr>
+          <w:cantSplit/>
+        </w:trPr>
         <w:tc>
           <w:tcPr/>
           <w:p>
@@ -1355,6 +1586,9 @@
         </w:tc>
       </w:tr>
       <w:tr>
+        <w:trPr>
+          <w:cantSplit/>
+        </w:trPr>
         <w:tc>
           <w:tcPr/>
           <w:p>
@@ -1414,6 +1648,9 @@
         </w:tc>
       </w:tr>
       <w:tr>
+        <w:trPr>
+          <w:cantSplit/>
+        </w:trPr>
         <w:tc>
           <w:tcPr/>
           <w:p>
@@ -1473,6 +1710,9 @@
         </w:tc>
       </w:tr>
       <w:tr>
+        <w:trPr>
+          <w:cantSplit/>
+        </w:trPr>
         <w:tc>
           <w:tcPr/>
           <w:p>
@@ -1532,6 +1772,9 @@
         </w:tc>
       </w:tr>
       <w:tr>
+        <w:trPr>
+          <w:cantSplit/>
+        </w:trPr>
         <w:tc>
           <w:tcPr/>
           <w:p>
@@ -1591,6 +1834,9 @@
         </w:tc>
       </w:tr>
       <w:tr>
+        <w:trPr>
+          <w:cantSplit/>
+        </w:trPr>
         <w:tc>
           <w:tcPr/>
           <w:p>
@@ -1650,6 +1896,9 @@
         </w:tc>
       </w:tr>
       <w:tr>
+        <w:trPr>
+          <w:cantSplit/>
+        </w:trPr>
         <w:tc>
           <w:tcPr/>
           <w:p>
@@ -1709,6 +1958,9 @@
         </w:tc>
       </w:tr>
       <w:tr>
+        <w:trPr>
+          <w:cantSplit/>
+        </w:trPr>
         <w:tc>
           <w:tcPr/>
           <w:p>
@@ -1768,6 +2020,9 @@
         </w:tc>
       </w:tr>
       <w:tr>
+        <w:trPr>
+          <w:cantSplit/>
+        </w:trPr>
         <w:tc>
           <w:tcPr/>
           <w:p>
@@ -1827,6 +2082,9 @@
         </w:tc>
       </w:tr>
       <w:tr>
+        <w:trPr>
+          <w:cantSplit/>
+        </w:trPr>
         <w:tc>
           <w:tcPr/>
           <w:p>
@@ -1886,6 +2144,9 @@
         </w:tc>
       </w:tr>
       <w:tr>
+        <w:trPr>
+          <w:cantSplit/>
+        </w:trPr>
         <w:tc>
           <w:tcPr/>
           <w:p>
@@ -1945,6 +2206,9 @@
         </w:tc>
       </w:tr>
       <w:tr>
+        <w:trPr>
+          <w:cantSplit/>
+        </w:trPr>
         <w:tc>
           <w:tcPr/>
           <w:p>
@@ -2004,6 +2268,9 @@
         </w:tc>
       </w:tr>
       <w:tr>
+        <w:trPr>
+          <w:cantSplit/>
+        </w:trPr>
         <w:tc>
           <w:tcPr/>
           <w:p>
@@ -2063,6 +2330,9 @@
         </w:tc>
       </w:tr>
       <w:tr>
+        <w:trPr>
+          <w:cantSplit/>
+        </w:trPr>
         <w:tc>
           <w:tcPr/>
           <w:p>
@@ -2122,6 +2392,9 @@
         </w:tc>
       </w:tr>
       <w:tr>
+        <w:trPr>
+          <w:cantSplit/>
+        </w:trPr>
         <w:tc>
           <w:tcPr/>
           <w:p>
@@ -2181,6 +2454,9 @@
         </w:tc>
       </w:tr>
       <w:tr>
+        <w:trPr>
+          <w:cantSplit/>
+        </w:trPr>
         <w:tc>
           <w:tcPr/>
           <w:p>
@@ -2240,6 +2516,9 @@
         </w:tc>
       </w:tr>
       <w:tr>
+        <w:trPr>
+          <w:cantSplit/>
+        </w:trPr>
         <w:tc>
           <w:tcPr/>
           <w:p>
@@ -2299,6 +2578,9 @@
         </w:tc>
       </w:tr>
       <w:tr>
+        <w:trPr>
+          <w:cantSplit/>
+        </w:trPr>
         <w:tc>
           <w:tcPr/>
           <w:p>
@@ -2358,6 +2640,9 @@
         </w:tc>
       </w:tr>
       <w:tr>
+        <w:trPr>
+          <w:cantSplit/>
+        </w:trPr>
         <w:tc>
           <w:tcPr/>
           <w:p>
@@ -2417,6 +2702,9 @@
         </w:tc>
       </w:tr>
       <w:tr>
+        <w:trPr>
+          <w:cantSplit/>
+        </w:trPr>
         <w:tc>
           <w:tcPr/>
           <w:p>
@@ -2488,6 +2776,9 @@
         </w:tc>
       </w:tr>
       <w:tr>
+        <w:trPr>
+          <w:cantSplit/>
+        </w:trPr>
         <w:tc>
           <w:tcPr/>
           <w:p>
@@ -2593,6 +2884,7 @@
       </w:tblGrid>
       <w:tr>
         <w:trPr>
+          <w:cantSplit/>
           <w:tblHeader w:val="on"/>
         </w:trPr>
         <w:tc>
@@ -2703,6 +2995,9 @@
         </w:tc>
       </w:tr>
       <w:tr>
+        <w:trPr>
+          <w:cantSplit/>
+        </w:trPr>
         <w:tc>
           <w:tcPr/>
           <w:p>
@@ -2811,6 +3106,9 @@
         </w:tc>
       </w:tr>
       <w:tr>
+        <w:trPr>
+          <w:cantSplit/>
+        </w:trPr>
         <w:tc>
           <w:tcPr/>
           <w:p>
@@ -2919,6 +3217,9 @@
         </w:tc>
       </w:tr>
       <w:tr>
+        <w:trPr>
+          <w:cantSplit/>
+        </w:trPr>
         <w:tc>
           <w:tcPr/>
           <w:p>
@@ -3027,6 +3328,9 @@
         </w:tc>
       </w:tr>
       <w:tr>
+        <w:trPr>
+          <w:cantSplit/>
+        </w:trPr>
         <w:tc>
           <w:tcPr/>
           <w:p>
@@ -3135,6 +3439,9 @@
         </w:tc>
       </w:tr>
       <w:tr>
+        <w:trPr>
+          <w:cantSplit/>
+        </w:trPr>
         <w:tc>
           <w:tcPr/>
           <w:p>
@@ -3243,6 +3550,9 @@
         </w:tc>
       </w:tr>
       <w:tr>
+        <w:trPr>
+          <w:cantSplit/>
+        </w:trPr>
         <w:tc>
           <w:tcPr/>
           <w:p>
@@ -3351,6 +3661,9 @@
         </w:tc>
       </w:tr>
       <w:tr>
+        <w:trPr>
+          <w:cantSplit/>
+        </w:trPr>
         <w:tc>
           <w:tcPr/>
           <w:p>
@@ -3459,6 +3772,9 @@
         </w:tc>
       </w:tr>
       <w:tr>
+        <w:trPr>
+          <w:cantSplit/>
+        </w:trPr>
         <w:tc>
           <w:tcPr/>
           <w:p>
@@ -3567,6 +3883,9 @@
         </w:tc>
       </w:tr>
       <w:tr>
+        <w:trPr>
+          <w:cantSplit/>
+        </w:trPr>
         <w:tc>
           <w:tcPr/>
           <w:p>
@@ -3675,6 +3994,9 @@
         </w:tc>
       </w:tr>
       <w:tr>
+        <w:trPr>
+          <w:cantSplit/>
+        </w:trPr>
         <w:tc>
           <w:tcPr/>
           <w:p>
@@ -3783,6 +4105,9 @@
         </w:tc>
       </w:tr>
       <w:tr>
+        <w:trPr>
+          <w:cantSplit/>
+        </w:trPr>
         <w:tc>
           <w:tcPr/>
           <w:p>
@@ -3891,6 +4216,9 @@
         </w:tc>
       </w:tr>
       <w:tr>
+        <w:trPr>
+          <w:cantSplit/>
+        </w:trPr>
         <w:tc>
           <w:tcPr/>
           <w:p>
@@ -3999,6 +4327,9 @@
         </w:tc>
       </w:tr>
       <w:tr>
+        <w:trPr>
+          <w:cantSplit/>
+        </w:trPr>
         <w:tc>
           <w:tcPr/>
           <w:p>
@@ -4107,6 +4438,9 @@
         </w:tc>
       </w:tr>
       <w:tr>
+        <w:trPr>
+          <w:cantSplit/>
+        </w:trPr>
         <w:tc>
           <w:tcPr/>
           <w:p>
@@ -4215,6 +4549,9 @@
         </w:tc>
       </w:tr>
       <w:tr>
+        <w:trPr>
+          <w:cantSplit/>
+        </w:trPr>
         <w:tc>
           <w:tcPr/>
           <w:p>
@@ -4323,6 +4660,9 @@
         </w:tc>
       </w:tr>
       <w:tr>
+        <w:trPr>
+          <w:cantSplit/>
+        </w:trPr>
         <w:tc>
           <w:tcPr/>
           <w:p>
@@ -4431,6 +4771,9 @@
         </w:tc>
       </w:tr>
       <w:tr>
+        <w:trPr>
+          <w:cantSplit/>
+        </w:trPr>
         <w:tc>
           <w:tcPr/>
           <w:p>
@@ -4539,6 +4882,9 @@
         </w:tc>
       </w:tr>
       <w:tr>
+        <w:trPr>
+          <w:cantSplit/>
+        </w:trPr>
         <w:tc>
           <w:tcPr/>
           <w:p>
@@ -4728,18 +5074,18 @@
           <wp:inline>
             <wp:extent cx="5334000" cy="3408326"/>
             <wp:effectExtent b="0" l="0" r="0" t="0"/>
-            <wp:docPr descr="" title="" id="40" name="Picture"/>
+            <wp:docPr descr="" title="" id="41" name="Picture"/>
             <a:graphic>
               <a:graphicData uri="http://schemas.openxmlformats.org/drawingml/2006/picture">
                 <pic:pic>
                   <pic:nvPicPr>
-                    <pic:cNvPr descr="../output/expanded/figures/figure_calibration_forest.png" id="41" name="Picture"/>
+                    <pic:cNvPr descr="../output/expanded/figures/figure_calibration_forest.png" id="42" name="Picture"/>
                     <pic:cNvPicPr>
                       <a:picLocks noChangeArrowheads="1" noChangeAspect="1"/>
                     </pic:cNvPicPr>
                   </pic:nvPicPr>
                   <pic:blipFill>
-                    <a:blip r:embed="rId39"/>
+                    <a:blip r:embed="rId40"/>
                     <a:stretch>
                       <a:fillRect/>
                     </a:stretch>
@@ -4778,18 +5124,18 @@
           <wp:inline>
             <wp:extent cx="5334000" cy="3250867"/>
             <wp:effectExtent b="0" l="0" r="0" t="0"/>
-            <wp:docPr descr="" title="" id="43" name="Picture"/>
+            <wp:docPr descr="" title="" id="44" name="Picture"/>
             <a:graphic>
               <a:graphicData uri="http://schemas.openxmlformats.org/drawingml/2006/picture">
                 <pic:pic>
                   <pic:nvPicPr>
-                    <pic:cNvPr descr="../output/expanded/figures/figure_calibration_curves.png" id="44" name="Picture"/>
+                    <pic:cNvPr descr="../output/expanded/figures/figure_calibration_curves.png" id="45" name="Picture"/>
                     <pic:cNvPicPr>
                       <a:picLocks noChangeArrowheads="1" noChangeAspect="1"/>
                     </pic:cNvPicPr>
                   </pic:nvPicPr>
                   <pic:blipFill>
-                    <a:blip r:embed="rId42"/>
+                    <a:blip r:embed="rId43"/>
                     <a:stretch>
                       <a:fillRect/>
                     </a:stretch>
@@ -4828,18 +5174,18 @@
           <wp:inline>
             <wp:extent cx="5334000" cy="4956449"/>
             <wp:effectExtent b="0" l="0" r="0" t="0"/>
-            <wp:docPr descr="" title="" id="46" name="Picture"/>
+            <wp:docPr descr="" title="" id="47" name="Picture"/>
             <a:graphic>
               <a:graphicData uri="http://schemas.openxmlformats.org/drawingml/2006/picture">
                 <pic:pic>
                   <pic:nvPicPr>
-                    <pic:cNvPr descr="../output/expanded/figures/figure_transportability.png" id="47" name="Picture"/>
+                    <pic:cNvPr descr="../output/expanded/figures/figure_transportability.png" id="48" name="Picture"/>
                     <pic:cNvPicPr>
                       <a:picLocks noChangeArrowheads="1" noChangeAspect="1"/>
                     </pic:cNvPicPr>
                   </pic:nvPicPr>
                   <pic:blipFill>
-                    <a:blip r:embed="rId45"/>
+                    <a:blip r:embed="rId46"/>
                     <a:stretch>
                       <a:fillRect/>
                     </a:stretch>
@@ -4878,18 +5224,18 @@
           <wp:inline>
             <wp:extent cx="5334000" cy="4277443"/>
             <wp:effectExtent b="0" l="0" r="0" t="0"/>
-            <wp:docPr descr="" title="" id="49" name="Picture"/>
+            <wp:docPr descr="" title="" id="50" name="Picture"/>
             <a:graphic>
               <a:graphicData uri="http://schemas.openxmlformats.org/drawingml/2006/picture">
                 <pic:pic>
                   <pic:nvPicPr>
-                    <pic:cNvPr descr="../output/expanded/figures/figure_skill_by_cohort.png" id="50" name="Picture"/>
+                    <pic:cNvPr descr="../output/expanded/figures/figure_skill_by_cohort.png" id="51" name="Picture"/>
                     <pic:cNvPicPr>
                       <a:picLocks noChangeArrowheads="1" noChangeAspect="1"/>
                     </pic:cNvPicPr>
                   </pic:nvPicPr>
                   <pic:blipFill>
-                    <a:blip r:embed="rId48"/>
+                    <a:blip r:embed="rId49"/>
                     <a:stretch>
                       <a:fillRect/>
                     </a:stretch>
@@ -4919,8 +5265,8 @@
         <w:t xml:space="preserve">{width=88%}</w:t>
       </w:r>
     </w:p>
-    <w:bookmarkEnd w:id="51"/>
-    <w:bookmarkStart w:id="52" w:name="data-and-code-availability"/>
+    <w:bookmarkEnd w:id="52"/>
+    <w:bookmarkStart w:id="54" w:name="data-and-code-availability"/>
     <w:p>
       <w:pPr>
         <w:pStyle w:val="Heading2"/>
@@ -4934,11 +5280,25 @@
         <w:pStyle w:val="FirstParagraph"/>
       </w:pPr>
       <w:r>
-        <w:t xml:space="preserve">BigP3BCI version 1.0.0 is publicly available (doi:10.13026/0byy-ry86). Analysis code and frozen outputs are available at [REPOSITORY URL TO BE INSERTED BY THE SUBMITTING AUTHORS]. The archive is not redistributed.</w:t>
-      </w:r>
-    </w:p>
-    <w:bookmarkEnd w:id="52"/>
-    <w:bookmarkStart w:id="53" w:name="references"/>
+        <w:t xml:space="preserve">BigP3BCI version 1.0.0 is publicly available (doi:10.13026/0byy-ry86). Analysis code and frozen outputs are available at</w:t>
+      </w:r>
+      <w:r>
+        <w:t xml:space="preserve"> </w:t>
+      </w:r>
+      <w:hyperlink r:id="rId53">
+        <w:r>
+          <w:rPr>
+            <w:rStyle w:val="Hyperlink"/>
+          </w:rPr>
+          <w:t xml:space="preserve">https://github.com/Alon-Gorenshtein/study_bigp3_als_calibration</w:t>
+        </w:r>
+      </w:hyperlink>
+      <w:r>
+        <w:t xml:space="preserve">. The archive is not redistributed.</w:t>
+      </w:r>
+    </w:p>
+    <w:bookmarkEnd w:id="54"/>
+    <w:bookmarkStart w:id="55" w:name="references"/>
     <w:p>
       <w:pPr>
         <w:pStyle w:val="Heading2"/>
@@ -4952,7 +5312,7 @@
         <w:pStyle w:val="Compact"/>
         <w:numPr>
           <w:ilvl w:val="0"/>
-          <w:numId w:val="1001"/>
+          <w:numId w:val="1002"/>
         </w:numPr>
       </w:pPr>
       <w:r>
@@ -4977,7 +5337,7 @@
         <w:pStyle w:val="Compact"/>
         <w:numPr>
           <w:ilvl w:val="0"/>
-          <w:numId w:val="1001"/>
+          <w:numId w:val="1002"/>
         </w:numPr>
       </w:pPr>
       <w:r>
@@ -5002,7 +5362,7 @@
         <w:pStyle w:val="Compact"/>
         <w:numPr>
           <w:ilvl w:val="0"/>
-          <w:numId w:val="1001"/>
+          <w:numId w:val="1002"/>
         </w:numPr>
       </w:pPr>
       <w:r>
@@ -5027,7 +5387,7 @@
         <w:pStyle w:val="Compact"/>
         <w:numPr>
           <w:ilvl w:val="0"/>
-          <w:numId w:val="1001"/>
+          <w:numId w:val="1002"/>
         </w:numPr>
       </w:pPr>
       <w:r>
@@ -5052,7 +5412,7 @@
         <w:pStyle w:val="Compact"/>
         <w:numPr>
           <w:ilvl w:val="0"/>
-          <w:numId w:val="1001"/>
+          <w:numId w:val="1002"/>
         </w:numPr>
       </w:pPr>
       <w:r>
@@ -5077,7 +5437,7 @@
         <w:pStyle w:val="Compact"/>
         <w:numPr>
           <w:ilvl w:val="0"/>
-          <w:numId w:val="1001"/>
+          <w:numId w:val="1002"/>
         </w:numPr>
       </w:pPr>
       <w:r>
@@ -5102,7 +5462,7 @@
         <w:pStyle w:val="Compact"/>
         <w:numPr>
           <w:ilvl w:val="0"/>
-          <w:numId w:val="1001"/>
+          <w:numId w:val="1002"/>
         </w:numPr>
       </w:pPr>
       <w:r>
@@ -5127,7 +5487,7 @@
         <w:pStyle w:val="Compact"/>
         <w:numPr>
           <w:ilvl w:val="0"/>
-          <w:numId w:val="1001"/>
+          <w:numId w:val="1002"/>
         </w:numPr>
       </w:pPr>
       <w:r>
@@ -5152,7 +5512,7 @@
         <w:pStyle w:val="Compact"/>
         <w:numPr>
           <w:ilvl w:val="0"/>
-          <w:numId w:val="1001"/>
+          <w:numId w:val="1002"/>
         </w:numPr>
       </w:pPr>
       <w:r>
@@ -5177,7 +5537,7 @@
         <w:pStyle w:val="Compact"/>
         <w:numPr>
           <w:ilvl w:val="0"/>
-          <w:numId w:val="1001"/>
+          <w:numId w:val="1002"/>
         </w:numPr>
       </w:pPr>
       <w:r>
@@ -5202,7 +5562,7 @@
         <w:pStyle w:val="Compact"/>
         <w:numPr>
           <w:ilvl w:val="0"/>
-          <w:numId w:val="1001"/>
+          <w:numId w:val="1002"/>
         </w:numPr>
       </w:pPr>
       <w:r>
@@ -5227,7 +5587,7 @@
         <w:pStyle w:val="Compact"/>
         <w:numPr>
           <w:ilvl w:val="0"/>
-          <w:numId w:val="1001"/>
+          <w:numId w:val="1002"/>
         </w:numPr>
       </w:pPr>
       <w:r>
@@ -5252,7 +5612,7 @@
         <w:pStyle w:val="Compact"/>
         <w:numPr>
           <w:ilvl w:val="0"/>
-          <w:numId w:val="1001"/>
+          <w:numId w:val="1002"/>
         </w:numPr>
       </w:pPr>
       <w:r>
@@ -5277,7 +5637,7 @@
         <w:pStyle w:val="Compact"/>
         <w:numPr>
           <w:ilvl w:val="0"/>
-          <w:numId w:val="1001"/>
+          <w:numId w:val="1002"/>
         </w:numPr>
       </w:pPr>
       <w:r>
@@ -5302,7 +5662,7 @@
         <w:pStyle w:val="Compact"/>
         <w:numPr>
           <w:ilvl w:val="0"/>
-          <w:numId w:val="1001"/>
+          <w:numId w:val="1002"/>
         </w:numPr>
       </w:pPr>
       <w:r>
@@ -5327,7 +5687,7 @@
         <w:pStyle w:val="Compact"/>
         <w:numPr>
           <w:ilvl w:val="0"/>
-          <w:numId w:val="1001"/>
+          <w:numId w:val="1002"/>
         </w:numPr>
       </w:pPr>
       <w:r>
@@ -5352,7 +5712,7 @@
         <w:pStyle w:val="Compact"/>
         <w:numPr>
           <w:ilvl w:val="0"/>
-          <w:numId w:val="1001"/>
+          <w:numId w:val="1002"/>
         </w:numPr>
       </w:pPr>
       <w:r>
@@ -5377,7 +5737,7 @@
         <w:pStyle w:val="Compact"/>
         <w:numPr>
           <w:ilvl w:val="0"/>
-          <w:numId w:val="1001"/>
+          <w:numId w:val="1002"/>
         </w:numPr>
       </w:pPr>
       <w:r>
@@ -5389,7 +5749,7 @@
         <w:pStyle w:val="Compact"/>
         <w:numPr>
           <w:ilvl w:val="0"/>
-          <w:numId w:val="1001"/>
+          <w:numId w:val="1002"/>
         </w:numPr>
       </w:pPr>
       <w:r>
@@ -5414,7 +5774,7 @@
         <w:pStyle w:val="Compact"/>
         <w:numPr>
           <w:ilvl w:val="0"/>
-          <w:numId w:val="1001"/>
+          <w:numId w:val="1002"/>
         </w:numPr>
       </w:pPr>
       <w:r>
@@ -5439,7 +5799,7 @@
         <w:pStyle w:val="Compact"/>
         <w:numPr>
           <w:ilvl w:val="0"/>
-          <w:numId w:val="1001"/>
+          <w:numId w:val="1002"/>
         </w:numPr>
       </w:pPr>
       <w:r>
@@ -5464,7 +5824,7 @@
         <w:pStyle w:val="Compact"/>
         <w:numPr>
           <w:ilvl w:val="0"/>
-          <w:numId w:val="1001"/>
+          <w:numId w:val="1002"/>
         </w:numPr>
       </w:pPr>
       <w:r>
@@ -5489,7 +5849,7 @@
         <w:pStyle w:val="Compact"/>
         <w:numPr>
           <w:ilvl w:val="0"/>
-          <w:numId w:val="1001"/>
+          <w:numId w:val="1002"/>
         </w:numPr>
       </w:pPr>
       <w:r>
@@ -5514,7 +5874,7 @@
         <w:pStyle w:val="Compact"/>
         <w:numPr>
           <w:ilvl w:val="0"/>
-          <w:numId w:val="1001"/>
+          <w:numId w:val="1002"/>
         </w:numPr>
       </w:pPr>
       <w:r>
@@ -5539,7 +5899,7 @@
         <w:pStyle w:val="Compact"/>
         <w:numPr>
           <w:ilvl w:val="0"/>
-          <w:numId w:val="1001"/>
+          <w:numId w:val="1002"/>
         </w:numPr>
       </w:pPr>
       <w:r>
@@ -5564,7 +5924,7 @@
         <w:pStyle w:val="Compact"/>
         <w:numPr>
           <w:ilvl w:val="0"/>
-          <w:numId w:val="1001"/>
+          <w:numId w:val="1002"/>
         </w:numPr>
       </w:pPr>
       <w:r>
@@ -5589,7 +5949,7 @@
         <w:pStyle w:val="Compact"/>
         <w:numPr>
           <w:ilvl w:val="0"/>
-          <w:numId w:val="1001"/>
+          <w:numId w:val="1002"/>
         </w:numPr>
       </w:pPr>
       <w:r>
@@ -5614,7 +5974,7 @@
         <w:pStyle w:val="Compact"/>
         <w:numPr>
           <w:ilvl w:val="0"/>
-          <w:numId w:val="1001"/>
+          <w:numId w:val="1002"/>
         </w:numPr>
       </w:pPr>
       <w:r>
@@ -5639,7 +5999,7 @@
         <w:pStyle w:val="Compact"/>
         <w:numPr>
           <w:ilvl w:val="0"/>
-          <w:numId w:val="1001"/>
+          <w:numId w:val="1002"/>
         </w:numPr>
       </w:pPr>
       <w:r>
@@ -5664,7 +6024,7 @@
         <w:pStyle w:val="Compact"/>
         <w:numPr>
           <w:ilvl w:val="0"/>
-          <w:numId w:val="1001"/>
+          <w:numId w:val="1002"/>
         </w:numPr>
       </w:pPr>
       <w:r>
@@ -5689,7 +6049,7 @@
         <w:pStyle w:val="Compact"/>
         <w:numPr>
           <w:ilvl w:val="0"/>
-          <w:numId w:val="1001"/>
+          <w:numId w:val="1002"/>
         </w:numPr>
       </w:pPr>
       <w:r>
@@ -5714,7 +6074,7 @@
         <w:pStyle w:val="Compact"/>
         <w:numPr>
           <w:ilvl w:val="0"/>
-          <w:numId w:val="1001"/>
+          <w:numId w:val="1002"/>
         </w:numPr>
       </w:pPr>
       <w:r>
@@ -5739,7 +6099,7 @@
         <w:pStyle w:val="Compact"/>
         <w:numPr>
           <w:ilvl w:val="0"/>
-          <w:numId w:val="1001"/>
+          <w:numId w:val="1002"/>
         </w:numPr>
       </w:pPr>
       <w:r>
@@ -5764,7 +6124,7 @@
         <w:pStyle w:val="Compact"/>
         <w:numPr>
           <w:ilvl w:val="0"/>
-          <w:numId w:val="1001"/>
+          <w:numId w:val="1002"/>
         </w:numPr>
       </w:pPr>
       <w:r>
@@ -5789,7 +6149,7 @@
         <w:pStyle w:val="Compact"/>
         <w:numPr>
           <w:ilvl w:val="0"/>
-          <w:numId w:val="1001"/>
+          <w:numId w:val="1002"/>
         </w:numPr>
       </w:pPr>
       <w:r>
@@ -5814,7 +6174,7 @@
         <w:pStyle w:val="Compact"/>
         <w:numPr>
           <w:ilvl w:val="0"/>
-          <w:numId w:val="1001"/>
+          <w:numId w:val="1002"/>
         </w:numPr>
       </w:pPr>
       <w:r>
@@ -5834,8 +6194,8 @@
         <w:t xml:space="preserve">. 2013;8(10):e78432. doi:10.1371/journal.pone.0078432</w:t>
       </w:r>
     </w:p>
-    <w:bookmarkEnd w:id="53"/>
-    <w:bookmarkEnd w:id="54"/>
+    <w:bookmarkEnd w:id="55"/>
+    <w:bookmarkEnd w:id="56"/>
     <w:sectPr>
       <w:footnotePr>
         <w:numRestart w:val="eachSect"/>
@@ -6035,6 +6395,36 @@
     <w:abstractNumId w:val="990"/>
   </w:num>
   <w:num w:numId="1001">
+    <w:abstractNumId w:val="99411"/>
+    <w:lvlOverride w:ilvl="0">
+      <w:startOverride w:val="1"/>
+    </w:lvlOverride>
+    <w:lvlOverride w:ilvl="1">
+      <w:startOverride w:val="1"/>
+    </w:lvlOverride>
+    <w:lvlOverride w:ilvl="2">
+      <w:startOverride w:val="1"/>
+    </w:lvlOverride>
+    <w:lvlOverride w:ilvl="3">
+      <w:startOverride w:val="1"/>
+    </w:lvlOverride>
+    <w:lvlOverride w:ilvl="4">
+      <w:startOverride w:val="1"/>
+    </w:lvlOverride>
+    <w:lvlOverride w:ilvl="5">
+      <w:startOverride w:val="1"/>
+    </w:lvlOverride>
+    <w:lvlOverride w:ilvl="6">
+      <w:startOverride w:val="1"/>
+    </w:lvlOverride>
+    <w:lvlOverride w:ilvl="7">
+      <w:startOverride w:val="1"/>
+    </w:lvlOverride>
+    <w:lvlOverride w:ilvl="8">
+      <w:startOverride w:val="1"/>
+    </w:lvlOverride>
+  </w:num>
+  <w:num w:numId="1002">
     <w:abstractNumId w:val="99411"/>
     <w:lvlOverride w:ilvl="0">
       <w:startOverride w:val="1"/>

--- a/build_expanded/manuscript.docx
+++ b/build_expanded/manuscript.docx
@@ -256,13 +256,13 @@
           <w:b/>
           <w:bCs/>
         </w:rPr>
-        <w:t xml:space="preserve">CRediT author contributions:</w:t>
+        <w:t xml:space="preserve">Author contributions:</w:t>
       </w:r>
       <w:r>
         <w:t xml:space="preserve"> </w:t>
       </w:r>
       <w:r>
-        <w:t xml:space="preserve">[CREDIT ROLES TO BE ASSIGNED BY THE SUBMITTING AUTHORS]</w:t>
+        <w:t xml:space="preserve">Contributions are described using the CRediT taxonomy. A.G.: conceptualization, methodology, software, formal analysis, data curation, validation, visualization, and writing of the original draft. Y.A.: software, data curation, formal analysis, validation, and review and editing of the manuscript. M.O.: methodology, software, validation, and review and editing of the manuscript. Y.B.: methodology, validation, and review and editing of the manuscript. E.K.: conceptualization, methodology, supervision, resources, and review and editing of the manuscript. O.D.: conceptualization, methodology, investigation, formal analysis, clinical interpretation, supervision, writing of the original draft, and review and editing of the manuscript. All authors critically reviewed the manuscript and approved the final version submitted for publication. A.G. (corresponding author) had full access to all data in the study and takes responsibility for the integrity of the data and the accuracy of the analysis.</w:t>
       </w:r>
     </w:p>
     <w:bookmarkStart w:id="14" w:name="abstract"/>

--- a/build_expanded/manuscript.docx
+++ b/build_expanded/manuscript.docx
@@ -2,7 +2,7 @@
 <file path=word/document.xml><?xml version="1.0" encoding="utf-8"?>
 <w:document xmlns:w="http://schemas.openxmlformats.org/wordprocessingml/2006/main" xmlns:m="http://schemas.openxmlformats.org/officeDocument/2006/math" xmlns:r="http://schemas.openxmlformats.org/officeDocument/2006/relationships" xmlns:o="urn:schemas-microsoft-com:office:office" xmlns:v="urn:schemas-microsoft-com:vml" xmlns:w10="urn:schemas-microsoft-com:office:word" xmlns:a="http://schemas.openxmlformats.org/drawingml/2006/main" xmlns:pic="http://schemas.openxmlformats.org/drawingml/2006/picture" xmlns:wp="http://schemas.openxmlformats.org/drawingml/2006/wordprocessingDrawing">
   <w:body>
-    <w:bookmarkStart w:id="56" w:name="X7b81105b44c696c13152f48084791ba90b7a649"/>
+    <w:bookmarkStart w:id="54" w:name="X7b81105b44c696c13152f48084791ba90b7a649"/>
     <w:p>
       <w:pPr>
         <w:pStyle w:val="Heading1"/>
@@ -179,18 +179,7 @@
         <w:t xml:space="preserve"> </w:t>
       </w:r>
       <w:r>
-        <w:t xml:space="preserve">Alon Gorenshtein, MD, Department of Neurology, Beth Israel Deaconess Medical Center, Harvard Medical School (</w:t>
-      </w:r>
-      <w:hyperlink r:id="rId9">
-        <w:r>
-          <w:rPr>
-            <w:rStyle w:val="Hyperlink"/>
-          </w:rPr>
-          <w:t xml:space="preserve">agorensh@bidmc.harvard.edu</w:t>
-        </w:r>
-      </w:hyperlink>
-      <w:r>
-        <w:t xml:space="preserve">).</w:t>
+        <w:t xml:space="preserve">Alon Gorenshtein, MD, Department of Neurology, Beth Israel Deaconess Medical Center, Harvard Medical School (agorensh@bidmc.harvard.edu).</w:t>
       </w:r>
     </w:p>
     <w:p>
@@ -265,7 +254,7 @@
         <w:t xml:space="preserve">Contributions are described using the CRediT taxonomy. A.G.: conceptualization, methodology, software, formal analysis, data curation, validation, visualization, and writing of the original draft. Y.A.: software, data curation, formal analysis, validation, and review and editing of the manuscript. M.O.: methodology, software, validation, and review and editing of the manuscript. Y.B.: methodology, validation, and review and editing of the manuscript. E.K.: conceptualization, methodology, supervision, resources, and review and editing of the manuscript. O.D.: conceptualization, methodology, investigation, formal analysis, clinical interpretation, supervision, writing of the original draft, and review and editing of the manuscript. All authors critically reviewed the manuscript and approved the final version submitted for publication. A.G. (corresponding author) had full access to all data in the study and takes responsibility for the integrity of the data and the accuracy of the analysis.</w:t>
       </w:r>
     </w:p>
-    <w:bookmarkStart w:id="14" w:name="abstract"/>
+    <w:bookmarkStart w:id="13" w:name="abstract"/>
     <w:p>
       <w:pPr>
         <w:pStyle w:val="Heading2"/>
@@ -274,7 +263,7 @@
         <w:t xml:space="preserve">Abstract</w:t>
       </w:r>
     </w:p>
-    <w:bookmarkStart w:id="10" w:name="objective"/>
+    <w:bookmarkStart w:id="9" w:name="objective"/>
     <w:p>
       <w:pPr>
         <w:pStyle w:val="Heading3"/>
@@ -291,14 +280,32 @@
         <w:t xml:space="preserve">A calibration-derived score has been related to subsequent online P300-speller accuracy, always within the cohort measured. We evaluated whether a fitted mapping from that score to expected accuracy transports to withheld cohorts.</w:t>
       </w:r>
     </w:p>
+    <w:bookmarkEnd w:id="9"/>
+    <w:bookmarkStart w:id="10" w:name="approach"/>
+    <w:p>
+      <w:pPr>
+        <w:pStyle w:val="Heading3"/>
+      </w:pPr>
+      <w:r>
+        <w:t xml:space="preserve">Approach</w:t>
+      </w:r>
+    </w:p>
+    <w:p>
+      <w:pPr>
+        <w:pStyle w:val="FirstParagraph"/>
+      </w:pPr>
+      <w:r>
+        <w:t xml:space="preserve">Retrospective secondary analysis of BigP3BCI 1.0.0. Of 20 source studies, 18 yielded eligible online outcomes: 271 participants, 739 session-condition records, 19,611 character selections. The four documented amyotrophic lateral sclerosis (ALS) cohorts were the originally targeted primary subgroup. The predictor was calibration-derived decoder discriminability, the cross-validated discriminability of a classifier fitted to calibration epochs only. One source study at a time was withheld from development. Between-cohort variation was summarised by the random-effects standard deviation tau, with participant-clustered standard errors.</w:t>
+      </w:r>
+    </w:p>
     <w:bookmarkEnd w:id="10"/>
-    <w:bookmarkStart w:id="11" w:name="approach"/>
+    <w:bookmarkStart w:id="11" w:name="main-results"/>
     <w:p>
       <w:pPr>
         <w:pStyle w:val="Heading3"/>
       </w:pPr>
       <w:r>
-        <w:t xml:space="preserve">Approach</w:t>
+        <w:t xml:space="preserve">Main Results</w:t>
       </w:r>
     </w:p>
     <w:p>
@@ -306,17 +313,17 @@
         <w:pStyle w:val="FirstParagraph"/>
       </w:pPr>
       <w:r>
-        <w:t xml:space="preserve">Retrospective secondary analysis of BigP3BCI 1.0.0. Of 20 source studies, 18 yielded eligible online outcomes: 271 participants, 739 session-condition records, 19,611 character selections. The four documented amyotrophic lateral sclerosis (ALS) cohorts were the originally targeted primary subgroup. The predictor was calibration-derived decoder discriminability, the cross-validated discriminability of a classifier fitted to calibration epochs only. One source study at a time was withheld from development. Between-cohort variation was summarised by the random-effects standard deviation tau, with participant-clustered standard errors.</w:t>
+        <w:t xml:space="preserve">The association was positive in all 18 cohorts but varied widely in magnitude and precision (Pearson r 0.190 to 0.928; participant-level r = 0.714, p &lt; 0.001). Pooled estimation error was 0.098 (95% CI 0.091 to 0.107) against a development-mean benchmark of 0.146. Calibration did not transport: the intercept had tau 0.87 (95% CI 0.60 to 1.51) and a 95% interval for an unrepresented cohort of -1.97 to 1.85, spanning mappings that badly understate and badly overstate accuracy. The slope agreed and was itself imprecisely estimated: tau 0.43 (0.30 to 0.77), unrepresented-cohort interval 0.111 to 2.005; the median time per selection, the archive’s only trace of the stopping rule, accounted for two thirds of that between-cohort variance (Holm-corrected p = 0.012). Skill was negative in one of 18 cohorts. The four ALS cohorts alone gave an uncorrected between-cohort slope spread of 0.223, against 0.560 overall.</w:t>
       </w:r>
     </w:p>
     <w:bookmarkEnd w:id="11"/>
-    <w:bookmarkStart w:id="12" w:name="main-results"/>
+    <w:bookmarkStart w:id="12" w:name="significance"/>
     <w:p>
       <w:pPr>
         <w:pStyle w:val="Heading3"/>
       </w:pPr>
       <w:r>
-        <w:t xml:space="preserve">Main Results</w:t>
+        <w:t xml:space="preserve">Significance</w:t>
       </w:r>
     </w:p>
     <w:p>
@@ -324,17 +331,77 @@
         <w:pStyle w:val="FirstParagraph"/>
       </w:pPr>
       <w:r>
-        <w:t xml:space="preserve">The association was positive in all 18 cohorts but varied widely in magnitude and precision (Pearson r 0.190 to 0.928; participant-level r = 0.714, p &lt; 0.001). Pooled estimation error was 0.098 (95% CI 0.091 to 0.107) against a development-mean benchmark of 0.146. Calibration did not transport: the intercept had tau 0.87 (95% CI 0.60 to 1.51) and a 95% interval for an unrepresented cohort of -1.97 to 1.85, spanning mappings that badly understate and badly overstate accuracy. The slope agreed and was itself imprecisely estimated: tau 0.43 (0.30 to 0.77), unrepresented-cohort interval 0.111 to 2.005; the median time per selection, the archive's only trace of the stopping rule, accounted for two thirds of that between-cohort variance (Holm-corrected p = 0.012). Skill was negative in one of 18 cohorts. The four ALS cohorts alone gave an uncorrected between-cohort slope spread of 0.223, against 0.560 overall.</w:t>
+        <w:t xml:space="preserve">The score carries a reproducible signal about subsequent accuracy, but the mapping between them is cohort-specific: usable for ranking sessions within a setting, not for reporting expected accuracy elsewhere without local recalibration. Few-cohort evaluation, as the ALS subgroup illustrates, understates how much performance varies elsewhere.</w:t>
       </w:r>
     </w:p>
     <w:bookmarkEnd w:id="12"/>
-    <w:bookmarkStart w:id="13" w:name="significance"/>
+    <w:bookmarkEnd w:id="13"/>
+    <w:bookmarkStart w:id="14" w:name="introduction"/>
+    <w:p>
+      <w:pPr>
+        <w:pStyle w:val="Heading2"/>
+      </w:pPr>
+      <w:r>
+        <w:t xml:space="preserve">Introduction</w:t>
+      </w:r>
+    </w:p>
+    <w:p>
+      <w:pPr>
+        <w:pStyle w:val="FirstParagraph"/>
+      </w:pPr>
+      <w:r>
+        <w:t xml:space="preserve">The P300 speller lets a person select characters from a visual matrix using event-related potentials rather than movement, and it remains one of the few communication routes available when motor control is lost.[1,2] It has been evaluated repeatedly in amyotrophic lateral sclerosis (ALS),[3,4] including long-term independent use at home,[5,6] and it sits alongside implanted systems as part of the communication options for people with severe paralysis.[7,8]</w:t>
+      </w:r>
+    </w:p>
+    <w:p>
+      <w:pPr>
+        <w:pStyle w:val="BodyText"/>
+      </w:pPr>
+      <w:r>
+        <w:t xml:space="preserve">Performance is not uniform. Online spelling accuracy varies widely between users and between sessions in the same user, and a proportion of users do not reach usable accuracy at all.[9] This variability motivated a line of work asking whether performance can be anticipated from data recorded before a session begins. Neurophysiological features measured at rest or during a short calibration block relate to later brain-computer interface performance,[10] and in ALS specifically, event-related potential and spectral measures recorded during calibration relate to P300-speller accuracy.[11,12] Attentional and motivational state have also been linked to performance in this population.[13,14] Mainsah and colleagues went furthest, deriving P300-speller accuracy analytically as a function of a calibration-derived detectability index, with the explicit purpose of estimating performance without extensive online testing.[15]</w:t>
+      </w:r>
+    </w:p>
+    <w:p>
+      <w:pPr>
+        <w:pStyle w:val="BodyText"/>
+      </w:pPr>
+      <w:r>
+        <w:t xml:space="preserve">Two features of that literature limit what it can support. First, the relationships were established within the cohort in which they were measured. A relationship that holds inside one study does not establish that a mapping fitted in one set of cohorts will estimate accuracy in a cohort it has never seen, which is the question that matters if a calibration score is to be used anywhere other than where it was developed. Second, these studies report discrimination, usually as a correlation or an area under the receiver operating characteristic curve. Discrimination describes whether users can be ranked. It does not describe whether the estimated accuracy is numerically close to the accuracy that follows, which is what a session-level check would require.</w:t>
+      </w:r>
+    </w:p>
+    <w:p>
+      <w:pPr>
+        <w:pStyle w:val="BodyText"/>
+      </w:pPr>
+      <w:r>
+        <w:t xml:space="preserve">Evaluating transportability also imposes a requirement that has not previously been met in this setting. When a model is evaluated by withholding an entire cohort, the cohort is the unit of replication, and the spread of performance across withheld cohorts is what determines the interval a reader should expect in their own setting.[16,17] Estimating that spread from a small number of cohorts yields an interval too imprecise to be informative. Public archives that aggregate many independent P300-speller studies under a shared recording montage now make a larger number of withheld cohorts available.[18]</w:t>
+      </w:r>
+    </w:p>
+    <w:p>
+      <w:pPr>
+        <w:pStyle w:val="BodyText"/>
+      </w:pPr>
+      <w:r>
+        <w:t xml:space="preserve">We evaluated whether a calibration-derived score estimates subsequent online session accuracy in cohorts withheld from model development, across every source study in a public archive that yields eligible online outcomes. The score used here is the cross-validated discriminability of a classifier fitted to a session’s calibration epochs, referred to throughout as calibration-derived decoder discriminability to keep it distinct from a physiological marker of user aptitude. The documented ALS cohorts were the originally targeted primary subgroup. Because the archive also contains cohorts without a documented ALS population, we further asked whether a mapping developed without any ALS data transports to the ALS cohorts, and whether the calibration-to-accuracy relationship itself differs between cohort types.</w:t>
+      </w:r>
+    </w:p>
+    <w:bookmarkEnd w:id="14"/>
+    <w:bookmarkStart w:id="24" w:name="methods"/>
+    <w:p>
+      <w:pPr>
+        <w:pStyle w:val="Heading2"/>
+      </w:pPr>
+      <w:r>
+        <w:t xml:space="preserve">Methods</w:t>
+      </w:r>
+    </w:p>
+    <w:bookmarkStart w:id="15" w:name="study-design-and-reporting"/>
     <w:p>
       <w:pPr>
         <w:pStyle w:val="Heading3"/>
       </w:pPr>
       <w:r>
-        <w:t xml:space="preserve">Significance</w:t>
+        <w:t xml:space="preserve">Study Design and Reporting</w:t>
       </w:r>
     </w:p>
     <w:p>
@@ -342,26 +409,7 @@
         <w:pStyle w:val="FirstParagraph"/>
       </w:pPr>
       <w:r>
-        <w:t xml:space="preserve">The score carries a reproducible signal about subsequent accuracy, but the mapping between them is cohort-specific: usable for ranking sessions within a setting, not for reporting expected accuracy elsewhere without local recalibration. Few-cohort evaluation, as the ALS subgroup illustrates, understates how much performance varies elsewhere.</w:t>
-      </w:r>
-    </w:p>
-    <w:bookmarkEnd w:id="13"/>
-    <w:bookmarkEnd w:id="14"/>
-    <w:bookmarkStart w:id="15" w:name="introduction"/>
-    <w:p>
-      <w:pPr>
-        <w:pStyle w:val="Heading2"/>
-      </w:pPr>
-      <w:r>
-        <w:t xml:space="preserve">Introduction</w:t>
-      </w:r>
-    </w:p>
-    <w:p>
-      <w:pPr>
-        <w:pStyle w:val="FirstParagraph"/>
-      </w:pPr>
-      <w:r>
-        <w:t xml:space="preserve">The P300 speller lets a person select characters from a visual matrix using event-related potentials rather than movement, and it remains one of the few communication routes available when motor control is lost.[1,2] It has been evaluated repeatedly in amyotrophic lateral sclerosis (ALS),[3,4] including long-term independent use at home,[5,6] and it sits alongside implanted systems as part of the communication options for people with severe paralysis.[7,8]</w:t>
+        <w:t xml:space="preserve">This was a retrospective secondary analysis of a public archive of legacy online P300-speller recordings. The design was an internal-external cross-validation across source studies, in which an entire source study was withheld from model development and the fitted mapping was evaluated in that withheld cohort.[16,17] It is not an external validation in the strict sense, because every cohort comes from one harmonised archive rather than from a separately assembled dataset; what is withheld is the source study, and the source study is what the transportability question is asked about. Reporting follows the TRIPOD statement for prediction-model studies.[19]</w:t>
       </w:r>
     </w:p>
     <w:p>
@@ -369,7 +417,7 @@
         <w:pStyle w:val="BodyText"/>
       </w:pPr>
       <w:r>
-        <w:t xml:space="preserve">Performance is not uniform. Online spelling accuracy varies widely between users and between sessions in the same user, and a proportion of users do not reach usable accuracy at all.[9] This variability motivated a line of work asking whether performance can be anticipated from data recorded before a session begins. Neurophysiological features measured at rest or during a short calibration block relate to later brain-computer interface performance,[10] and in ALS specifically, event-related potential and spectral measures recorded during calibration relate to P300-speller accuracy.[11,12] Attentional and motivational state have also been linked to performance in this population.[13,14] Mainsah and colleagues went furthest, deriving P300-speller accuracy analytically as a function of a calibration-derived detectability index, with the explicit purpose of estimating performance without extensive online testing.[15]</w:t>
+        <w:t xml:space="preserve">No analysis plan was registered. The four documented ALS cohorts were fixed as the primary subgroup in the project documentation before the design was widened beyond them. The sensitivity and comparator analyses were listed in the Methods before either was run on the widened cohort, but after the primary widened analysis had been fitted, so neither is prespecified in the sense that a registered plan would establish; the protocol-descriptor moderator analysis was added later still, and is exploratory for that reason as well as for the reasons given below. The commit history of the analysis repository records these dates.</w:t>
       </w:r>
     </w:p>
     <w:p>
@@ -377,70 +425,11 @@
         <w:pStyle w:val="BodyText"/>
       </w:pPr>
       <w:r>
-        <w:t xml:space="preserve">Two features of that literature limit what it can support. First, the relationships were established within the cohort in which they were measured. A relationship that holds inside one study does not establish that a mapping fitted in one set of cohorts will estimate accuracy in a cohort it has never seen, which is the question that matters if a calibration score is to be used anywhere other than where it was developed. Second, these studies report discrimination, usually as a correlation or an area under the receiver operating characteristic curve. Discrimination describes whether users can be ranked. It does not describe whether the estimated accuracy is numerically close to the accuracy that follows, which is what a session-level check would require.</w:t>
-      </w:r>
-    </w:p>
-    <w:p>
-      <w:pPr>
-        <w:pStyle w:val="BodyText"/>
-      </w:pPr>
-      <w:r>
-        <w:t xml:space="preserve">Evaluating transportability also imposes a requirement that has not previously been met in this setting. When a model is evaluated by withholding an entire cohort, the cohort is the unit of replication, and the spread of performance across withheld cohorts is what determines the interval a reader should expect in their own setting.[16,17] Estimating that spread from a small number of cohorts yields an interval too imprecise to be informative. Public archives that aggregate many independent P300-speller studies under a shared recording montage now make a larger number of withheld cohorts available.[18]</w:t>
-      </w:r>
-    </w:p>
-    <w:p>
-      <w:pPr>
-        <w:pStyle w:val="BodyText"/>
-      </w:pPr>
-      <w:r>
-        <w:t xml:space="preserve">We evaluated whether a calibration-derived score estimates subsequent online session accuracy in cohorts withheld from model development, across every source study in a public archive that yields eligible online outcomes. The score used here is the cross-validated discriminability of a classifier fitted to a session's calibration epochs, referred to throughout as calibration-derived decoder discriminability to keep it distinct from a physiological marker of user aptitude. The documented ALS cohorts were the originally targeted primary subgroup. Because the archive also contains cohorts without a documented ALS population, we further asked whether a mapping developed without any ALS data transports to the ALS cohorts, and whether the calibration-to-accuracy relationship itself differs between cohort types.</w:t>
+        <w:t xml:space="preserve">Calibration and online blocks come from the same recording session throughout. Every timestamp in the archive is de-identified, so recording order cannot be established from file headers, and the separation enforced here is between protocol phases and between the data used to fit the predictor and the data used to measure the outcome, not a demonstrated temporal precedence. An analysis in which the predictor comes from a session preceding the outcome session is reported separately as a secondary result. Session order was taken from the lexical order of session identifiers, which the archive assigns sequentially within a participant. Recording timestamps are de-identified and cannot confirm this, so the preceding-session analysis rests on the assumption that identifier order matches recording order.</w:t>
       </w:r>
     </w:p>
     <w:bookmarkEnd w:id="15"/>
-    <w:bookmarkStart w:id="25" w:name="methods"/>
-    <w:p>
-      <w:pPr>
-        <w:pStyle w:val="Heading2"/>
-      </w:pPr>
-      <w:r>
-        <w:t xml:space="preserve">Methods</w:t>
-      </w:r>
-    </w:p>
-    <w:bookmarkStart w:id="16" w:name="study-design-and-reporting"/>
-    <w:p>
-      <w:pPr>
-        <w:pStyle w:val="Heading3"/>
-      </w:pPr>
-      <w:r>
-        <w:t xml:space="preserve">Study Design and Reporting</w:t>
-      </w:r>
-    </w:p>
-    <w:p>
-      <w:pPr>
-        <w:pStyle w:val="FirstParagraph"/>
-      </w:pPr>
-      <w:r>
-        <w:t xml:space="preserve">This was a retrospective secondary analysis of a public archive of legacy online P300-speller recordings. The design was an internal-external cross-validation across source studies, in which an entire source study was withheld from model development and the fitted mapping was evaluated in that withheld cohort.[16,17] It is not an external validation in the strict sense, because every cohort comes from one harmonised archive rather than from a separately assembled dataset; what is withheld is the source study, and the source study is what the transportability question is asked about. Reporting follows the TRIPOD statement for prediction-model studies.[19]</w:t>
-      </w:r>
-    </w:p>
-    <w:p>
-      <w:pPr>
-        <w:pStyle w:val="BodyText"/>
-      </w:pPr>
-      <w:r>
-        <w:t xml:space="preserve">No analysis plan was registered. The four documented ALS cohorts were fixed as the primary subgroup in the project documentation before the design was widened beyond them. The sensitivity and comparator analyses were listed in the Methods before either was run on the widened cohort, but after the primary widened analysis had been fitted, so neither is prespecified in the sense that a registered plan would establish; the protocol-descriptor moderator analysis was added later still, and is exploratory for that reason as well as for the reasons given below. The commit history of the analysis repository records these dates.</w:t>
-      </w:r>
-    </w:p>
-    <w:p>
-      <w:pPr>
-        <w:pStyle w:val="BodyText"/>
-      </w:pPr>
-      <w:r>
-        <w:t xml:space="preserve">Calibration and online blocks come from the same recording session throughout. Every timestamp in the archive is de-identified, so recording order cannot be established from file headers, and the separation enforced here is between protocol phases and between the data used to fit the predictor and the data used to measure the outcome, not a demonstrated temporal precedence. An analysis in which the predictor comes from a session preceding the outcome session is reported separately as a secondary result. Session order was taken from the lexical order of session identifiers, which the archive assigns sequentially within a participant. Recording timestamps are de-identified and cannot confirm this, so the preceding-session analysis rests on the assumption that identifier order matches recording order.</w:t>
-      </w:r>
-    </w:p>
-    <w:bookmarkEnd w:id="16"/>
-    <w:bookmarkStart w:id="17" w:name="data-source-and-cohort"/>
+    <w:bookmarkStart w:id="16" w:name="data-source-and-cohort"/>
     <w:p>
       <w:pPr>
         <w:pStyle w:val="Heading3"/>
@@ -482,8 +471,8 @@
         <w:t xml:space="preserve">The archive documentation identifies an ALS study population for four source studies. These were the originally targeted primary subgroup, fixed before the design was widened beyond them. The remaining cohorts carry no documented ALS population and are described here as other cohorts rather than as healthy or control cohorts, because the documentation does not support a positive characterisation.</w:t>
       </w:r>
     </w:p>
-    <w:bookmarkEnd w:id="17"/>
-    <w:bookmarkStart w:id="18" w:name="calibration-predictor"/>
+    <w:bookmarkEnd w:id="16"/>
+    <w:bookmarkStart w:id="17" w:name="calibration-predictor"/>
     <w:p>
       <w:pPr>
         <w:pStyle w:val="Heading3"/>
@@ -540,7 +529,7 @@
         <w:pStyle w:val="BodyText"/>
       </w:pPr>
       <w:r>
-        <w:t xml:space="preserve">The primary score, referred to throughout as calibration-derived decoder discriminability, was the out-of-fold area under the receiver operating characteristic curve of an L2-regularised logistic classifier (C = 1.0, lbfgs solver) trained on standardised features, with stratified grouped cross-validation grouping by European Data Format file so that no epoch was scored by a model fitted on the same recording file. The number of folds was the smaller of five and the number of files in the session, so fold count varies between sessions and studies. The score is a property of a session and is constant across the conditions recorded within it. The quantity is a measure of how well that session's calibration data support a decoder, not an independent physiological marker of user aptitude.</w:t>
+        <w:t xml:space="preserve">The primary score, referred to throughout as calibration-derived decoder discriminability, was the out-of-fold area under the receiver operating characteristic curve of an L2-regularised logistic classifier (C = 1.0, lbfgs solver) trained on standardised features, with stratified grouped cross-validation grouping by European Data Format file so that no epoch was scored by a model fitted on the same recording file. The number of folds was the smaller of five and the number of files in the session, so fold count varies between sessions and studies. The score is a property of a session and is constant across the conditions recorded within it. The quantity is a measure of how well that session’s calibration data support a decoder, not an independent physiological marker of user aptitude.</w:t>
       </w:r>
     </w:p>
     <w:p>
@@ -559,8 +548,8 @@
         <w:t xml:space="preserve">Comparator scores computed from the same calibration epochs were a regularised linear discriminant analysis area under the curve, grouped cross-validated classification accuracy, mean target-minus-non-target amplitude at Pz between 250 and 500 ms, the same contrast averaged over six posterior channels, and the maximum posterior signed r-squared. Each was run through the identical withheld-cohort procedure and its results are reported in the supplement. An exploratory specification adding ALSFRS-R to the primary score is restricted to the records carrying an observed value, which is 3 of the 18 cohorts, so it is reported alongside the primary score run on those same records rather than against the full archive.</w:t>
       </w:r>
     </w:p>
-    <w:bookmarkEnd w:id="18"/>
-    <w:bookmarkStart w:id="19" w:name="outcome"/>
+    <w:bookmarkEnd w:id="17"/>
+    <w:bookmarkStart w:id="18" w:name="outcome"/>
     <w:p>
       <w:pPr>
         <w:pStyle w:val="Heading3"/>
@@ -607,14 +596,32 @@
         <w:t xml:space="preserve">during phase 3. A feedback phase was eligible when feedback was displayed, both values could be recovered, and artificial feedback did not override the selection. Correctness required an exact character match. The outcome was the proportion of correct eligible selections within a participant-session-condition record.</w:t>
       </w:r>
     </w:p>
+    <w:bookmarkEnd w:id="18"/>
+    <w:bookmarkStart w:id="19" w:name="model-specification"/>
+    <w:p>
+      <w:pPr>
+        <w:pStyle w:val="Heading3"/>
+      </w:pPr>
+      <w:r>
+        <w:t xml:space="preserve">Model Specification</w:t>
+      </w:r>
+    </w:p>
+    <w:p>
+      <w:pPr>
+        <w:pStyle w:val="FirstParagraph"/>
+      </w:pPr>
+      <w:r>
+        <w:t xml:space="preserve">The development model was a logistic regression of character-level correctness on the standardised calibration score, fitted on character-expanded records from the development studies. Standardisation used development-study means and standard deviations only. For a session with calibration score s, the estimated accuracy is the inverse logit of a + b (s - m) / d, where m and d are the development mean and standard deviation of the score and a and b are the fitted coefficients; fitted values for every fold are reported in the supplement (Table S9) so that any estimate can be recomputed. Because records are expanded to one row per character, a session contributes to the fit in proportion to the characters it supplied, and the quantity estimated is the accuracy of a randomly chosen character selection. Refitting the same withheld-cohort evaluation with each session weighted equally, and again with each participant weighted equally, moved the pooled estimation error by less than 0.003, so the reported error does not rest on that choice (supplement, S3).</w:t>
+      </w:r>
+    </w:p>
     <w:bookmarkEnd w:id="19"/>
-    <w:bookmarkStart w:id="20" w:name="model-specification"/>
+    <w:bookmarkStart w:id="20" w:name="validation-design"/>
     <w:p>
       <w:pPr>
         <w:pStyle w:val="Heading3"/>
       </w:pPr>
       <w:r>
-        <w:t xml:space="preserve">Model Specification</w:t>
+        <w:t xml:space="preserve">Validation Design</w:t>
       </w:r>
     </w:p>
     <w:p>
@@ -622,17 +629,17 @@
         <w:pStyle w:val="FirstParagraph"/>
       </w:pPr>
       <w:r>
-        <w:t xml:space="preserve">The development model was a logistic regression of character-level correctness on the standardised calibration score, fitted on character-expanded records from the development studies. Standardisation used development-study means and standard deviations only. For a session with calibration score s, the estimated accuracy is the inverse logit of a + b (s - m) / d, where m and d are the development mean and standard deviation of the score and a and b are the fitted coefficients; fitted values for every fold are reported in the supplement (Table S9) so that any estimate can be recomputed. Because records are expanded to one row per character, a session contributes to the fit in proportion to the characters it supplied, and the quantity estimated is the accuracy of a randomly chosen character selection. Refitting the same withheld-cohort evaluation with each session weighted equally, and again with each participant weighted equally, moved the pooled estimation error by less than 0.003, so the reported error does not rest on that choice (supplement, S3).</w:t>
+        <w:t xml:space="preserve">The primary evaluation withheld one source study at a time. Three further analyses used the wider cohort set. The ALS subgroup analysis repeated the same procedure within the four ALS cohorts alone. The transfer analysis developed the mapping on the other cohorts only, with every ALS cohort withheld simultaneously, and evaluated it in each ALS cohort. The moderation analysis tested whether the cohort-specific calibration slope differed between ALS and other cohorts. That slope is the coefficient of the model’s predicted logit in a binomial regression of observed correctness fitted within each withheld cohort, with standard errors clustered on participant. Cohort type does not vary between the records of a cohort, so the cohort is the unit of that comparison and a record-level interaction would treat a study-level attribute as though it had been measured once per record. Because four cohorts in one group cannot support a single decisive test, the comparison is reported three ways: Welch’s two-sample t-test on the 18 cohort-specific slopes, which uses no weighting and is the primary form; an exact permutation test that enumerates all 3,060 ways of assigning the ALS label to four of the 18 cohorts and studentises the contrast with the same Welch statistic, so that it does not depend on the ratio of the two groups’ variances; and a random-effects meta-regression in which each cohort is weighted by the inverse of the sum of its own sampling variance and the residual between-cohort variance, the latter estimated by the method of moments with cohort type in the model, with the Knapp and Hartung adjustment for the small number of cohorts. The comparison was refitted with each cohort dropped in turn.</w:t>
       </w:r>
     </w:p>
     <w:bookmarkEnd w:id="20"/>
-    <w:bookmarkStart w:id="21" w:name="validation-design"/>
+    <w:bookmarkStart w:id="21" w:name="statistical-analysis"/>
     <w:p>
       <w:pPr>
         <w:pStyle w:val="Heading3"/>
       </w:pPr>
       <w:r>
-        <w:t xml:space="preserve">Validation Design</w:t>
+        <w:t xml:space="preserve">Statistical Analysis</w:t>
       </w:r>
     </w:p>
     <w:p>
@@ -640,17 +647,73 @@
         <w:pStyle w:val="FirstParagraph"/>
       </w:pPr>
       <w:r>
-        <w:t xml:space="preserve">The primary evaluation withheld one source study at a time. Three further analyses used the wider cohort set. The ALS subgroup analysis repeated the same procedure within the four ALS cohorts alone. The transfer analysis developed the mapping on the other cohorts only, with every ALS cohort withheld simultaneously, and evaluated it in each ALS cohort. The moderation analysis tested whether the cohort-specific calibration slope differed between ALS and other cohorts. That slope is the coefficient of the model's predicted logit in a binomial regression of observed correctness fitted within each withheld cohort, with standard errors clustered on participant. Cohort type does not vary between the records of a cohort, so the cohort is the unit of that comparison and a record-level interaction would treat a study-level attribute as though it had been measured once per record. Because four cohorts in one group cannot support a single decisive test, the comparison is reported three ways: Welch's two-sample t-test on the 18 cohort-specific slopes, which uses no weighting and is the primary form; an exact permutation test that enumerates all 3,060 ways of assigning the ALS label to four of the 18 cohorts and studentises the contrast with the same Welch statistic, so that it does not depend on the ratio of the two groups' variances; and a random-effects meta-regression in which each cohort is weighted by the inverse of the sum of its own sampling variance and the residual between-cohort variance, the latter estimated by the method of moments with cohort type in the model, with the Knapp and Hartung adjustment for the small number of cohorts. The comparison was refitted with each cohort dropped in turn.</w:t>
+        <w:t xml:space="preserve">The primary metric was the mean absolute difference between estimated and observed session-condition accuracy in the withheld cohort. Because an absolute error is not interpretable without a reference, three references are reported: a development-mean benchmark that estimates every withheld record at the development-set mean accuracy, a held-out-cohort-mean benchmark that estimates every withheld record at that cohort’s own mean accuracy, and the skill of the model against the development-mean benchmark, defined as one minus the ratio of their errors. Skill is reported against the development-mean benchmark throughout unless the cohort’s own mean is named. The second benchmark is the harder of the two pooled, but not in every cohort: mean absolute error is minimised by the median rather than the mean, so a cohort’s own mean is not guaranteed to beat any other constant, and it is the easier target in 7 of the 18 cohorts. Secondary metrics were root mean squared error, character-weighted Brier score, Brier skill score against development prevalence, calibration intercept and slope, and character-weighted area under the curve. Calibration intercept and slope are reported per withheld cohort as well as pooled, because a pooled value can conceal opposing departures in individual cohorts.[26,27]</w:t>
+      </w:r>
+    </w:p>
+    <w:p>
+      <w:pPr>
+        <w:pStyle w:val="BodyText"/>
+      </w:pPr>
+      <w:r>
+        <w:t xml:space="preserve">Two uncertainty statements are reported and are not interchangeable. Confidence intervals from 2,000 deterministic bootstrap replicates, in which development participant clusters were resampled within source study, the model was refitted, and withheld participant clusters were resampled, describe uncertainty conditional on the observed set of source studies. Separately, the source study was treated as the unit of replication: the withheld-cohort estimates were summarised by their mean and between-study standard deviation, with a t-distributed confidence interval for the mean and a prediction interval for a cohort not represented in the archive.[16,17] The prediction interval is the quantity a reader should use when asking what to expect in their own cohort.</w:t>
+      </w:r>
+    </w:p>
+    <w:p>
+      <w:pPr>
+        <w:pStyle w:val="BodyText"/>
+      </w:pPr>
+      <w:r>
+        <w:t xml:space="preserve">For the calibration intercept and slope, which are the quantities that carry the transportability question, that summary was replaced by a random-effects meta-analysis of the 18 cohort estimates, because the cohorts differ in size and the uncorrected standard deviation of the estimates counts their sampling error as though it were between-cohort variation. The between-cohort standard deviation tau was estimated by the method of moments[28] with a Q-profile confidence interval,[29] the Paule and Mandel estimate[30] is reported alongside it so that the estimator choice is visible, and the Q test, I-squared[31] and a 95% prediction interval for an unrepresented cohort accompany each. All 18 cohorts were fitted under the cluster, model and quasi-binomial specifications and none was dropped. Under the participant-cluster bootstrap check reported in the Discussion, StudyS1’s cluster resamples fell onto the separation boundary often enough that fewer than half of its 2,000 replicates left an identified estimate, and that cohort is reported as not identified under the bootstrap method alone.</w:t>
+      </w:r>
+    </w:p>
+    <w:p>
+      <w:pPr>
+        <w:pStyle w:val="BodyText"/>
+      </w:pPr>
+      <w:r>
+        <w:t xml:space="preserve">The primary specification clusters each cohort’s standard errors on participant, because the 739 records come from 271 participants and the conditions recorded within one session share a predictor value by construction, so a binomial likelihood that treats each record as an independent draw understates the within-cohort variance and thereby inflates the estimated between-cohort variance. A quasi-binomial specification, which scales the same standard errors by the square root of the Pearson dispersion, and the uncorrected model-based specification are reported as sensitivities. The cluster-robust and quasi-binomial results agree at the pooled level, though not cohort by cohort, where their standard errors differ by up to 40% and clustering shrinks the standard error relative to the model-based fit in 3 of 18 cohorts.</w:t>
+      </w:r>
+    </w:p>
+    <w:p>
+      <w:pPr>
+        <w:pStyle w:val="BodyText"/>
+      </w:pPr>
+      <w:r>
+        <w:t xml:space="preserve">Each cohort contains between 5 and 24 participants, and a cluster-robust variance is downward-biased below roughly 30 clusters even with the finite-sample correction applied here. That bias inflates tau and I-squared, so the I-squared reported below is an upper estimate: a 20% understatement of the within-cohort variances would put the slope I-squared below the conventional 75% threshold. I-squared is therefore reported with its confidence interval as a description, and no conclusion is drawn from its position relative to that threshold. The conclusion is instead checked by refitting at each confidence limit of tau and by repooling with every within-cohort variance multiplied by a common factor.</w:t>
+      </w:r>
+    </w:p>
+    <w:p>
+      <w:pPr>
+        <w:pStyle w:val="BodyText"/>
+      </w:pPr>
+      <w:r>
+        <w:t xml:space="preserve">Protocol descriptors were tested as moderators of the cohort calibration slope within the same random-effects framework, each cohort weighted by the inverse of its own variance plus the residual between-cohort variance, the moderator standardised so that its coefficient reads per between-cohort standard deviation, and inference by the Knapp and Hartung adjustment on k minus two degrees of freedom. Eight were available. The median inter-selection interval was derived from the reconstructed selection timestamps as the difference between consecutive selections within a single recording file, summarised as a median per file and then as the median of those file medians; differences were never taken across a file boundary, because files are separate recordings whose de-identified timestamps share no origin, and the first selection of each file contributes none. It was computed over all reconstructed selections rather than the eligible ones alone, because the pacing of a recording does not depend on which of its selections survived eligibility screening, and a cohort was classed as fixed-interval when the relative spread of that interval within a file was at most 1e-6, a cut that separates a spread of at most 8e-16 from one of at least 0.050 and so is not a threshold the data are sensitive to. The largest target index and the number of distinct targets were taken over the same trials as proxies for the size of the speller matrix; the number of stimulus conditions and the median selections per record come from the eligible trials and the analysis records; and mean accuracy, its between-record standard deviation and the fraction of records at ceiling come from the analysis records. P values were corrected across the eight descriptors by the Holm step-down procedure, which is valid under any dependence between the tests, within each of the two analyses separately. The share of the between-cohort variance a moderator accounts for is one minus the ratio of the residual tau squared with that moderator to the same estimator without it, and is reported as zero where that ratio exceeds one.</w:t>
+      </w:r>
+    </w:p>
+    <w:p>
+      <w:pPr>
+        <w:pStyle w:val="BodyText"/>
+      </w:pPr>
+      <w:r>
+        <w:t xml:space="preserve">Because records are session-conditions nested within sessions within participants, and because the predictor is constant within a session, the intraclass correlation of session accuracy within participant is reported alongside an effective number of independent sessions. Associations are reported as Pearson and Spearman coefficients at the session, study-centred and participant levels. Precision for the calibration slope is reported as the departure of the pooled slope from unity that a Wald z test of the pooled slope against unity could have detected with 80% power at a two-sided 5% threshold, computed as 2.80 times the standard error of the pooled slope under the primary cluster-robust random-effects specification. That number concerns the average slope across cohorts and not its between-cohort spread, which is the quantity a single fitted mapping has to survive and which is reported as tau with its confidence interval. Four sensitivity analyses, all listed before any was run on the widened cohort, covered restriction to cohorts with meaningful outcome variance, exclusion of records with high artifact rejection, exclusion of small-denominator records, and leave-two-studies-out development. In the last of these every pair of cohorts was withheld together, so that development ran on 16 cohorts rather than the 17 of the primary analysis. Each cohort appears in 17 of the 153 pairs, and its 17 estimates were averaged into a single value before the same across-cohort pooling was applied, because a pair shares a cohort with 32 other pairs and the pairs are therefore not independent units.</w:t>
+      </w:r>
+    </w:p>
+    <w:p>
+      <w:pPr>
+        <w:pStyle w:val="BodyText"/>
+      </w:pPr>
+      <w:r>
+        <w:t xml:space="preserve">The significance threshold was P &lt; .05, two-sided. Analyses used Python 3.11 with NumPy 2.3, SciPy 1.16, scikit-learn 1.7, statsmodels 0.14, and pandas 2.3.</w:t>
       </w:r>
     </w:p>
     <w:bookmarkEnd w:id="21"/>
-    <w:bookmarkStart w:id="22" w:name="statistical-analysis"/>
+    <w:bookmarkStart w:id="22" w:name="ethics"/>
     <w:p>
       <w:pPr>
         <w:pStyle w:val="Heading3"/>
       </w:pPr>
       <w:r>
-        <w:t xml:space="preserve">Statistical Analysis</w:t>
+        <w:t xml:space="preserve">Ethics</w:t>
       </w:r>
     </w:p>
     <w:p>
@@ -658,7 +721,53 @@
         <w:pStyle w:val="FirstParagraph"/>
       </w:pPr>
       <w:r>
-        <w:t xml:space="preserve">The primary metric was the mean absolute difference between estimated and observed session-condition accuracy in the withheld cohort. Because an absolute error is not interpretable without a reference, three references are reported: a development-mean benchmark that estimates every withheld record at the development-set mean accuracy, a held-out-cohort-mean benchmark that estimates every withheld record at that cohort's own mean accuracy, and the skill of the model against the development-mean benchmark, defined as one minus the ratio of their errors. Skill is reported against the development-mean benchmark throughout unless the cohort's own mean is named. The second benchmark is the harder of the two pooled, but not in every cohort: mean absolute error is minimised by the median rather than the mean, so a cohort's own mean is not guaranteed to beat any other constant, and it is the easier target in 7 of the 18 cohorts. Secondary metrics were root mean squared error, character-weighted Brier score, Brier skill score against development prevalence, calibration intercept and slope, and character-weighted area under the curve. Calibration intercept and slope are reported per withheld cohort as well as pooled, because a pooled value can conceal opposing departures in individual cohorts.[26,27]</w:t>
+        <w:t xml:space="preserve">This was a secondary analysis of BigP3BCI version 1.0.0 (doi:10.13026/0byy-ry86), a publicly available, fully de-identified archive. It involved no new data collection, no participant contact, and no intervention, and institutional review board approval was therefore not required. The original source studies’ ethics approvals and consent statements are reported in the archive documentation.</w:t>
+      </w:r>
+    </w:p>
+    <w:bookmarkEnd w:id="22"/>
+    <w:bookmarkStart w:id="23" w:name="X6dd5f685bd28e73471819ad68f6f50cec40d056"/>
+    <w:p>
+      <w:pPr>
+        <w:pStyle w:val="Heading3"/>
+      </w:pPr>
+      <w:r>
+        <w:t xml:space="preserve">What the Calibration Score Is, and What It Is Not</w:t>
+      </w:r>
+    </w:p>
+    <w:p>
+      <w:pPr>
+        <w:pStyle w:val="FirstParagraph"/>
+      </w:pPr>
+      <w:r>
+        <w:t xml:space="preserve">In these copy-spelling protocols the Train phase supplies the data from which the online classifier is derived before the Test phase begins, and the source-study publications that report this practice describe a linear classifier fitted on each session’s calibration data.[32,33] The archive itself names no online classifier for any source study, and the BCI2000 parameter files that would carry its specification were withheld from the release, so the deployed decoder cannot be reconstructed here. The predictor evaluated in this study is in any case not that decoder: it is the out-of-fold discriminability of a separate classifier fitted here on the same calibration recordings. The score is therefore reported as the cross-validated learnability of that session’s calibration data, not as a property of the deployed decoder and not as a physiological marker of user aptitude.</w:t>
+      </w:r>
+    </w:p>
+    <w:bookmarkEnd w:id="23"/>
+    <w:bookmarkEnd w:id="24"/>
+    <w:bookmarkStart w:id="35" w:name="results"/>
+    <w:p>
+      <w:pPr>
+        <w:pStyle w:val="Heading2"/>
+      </w:pPr>
+      <w:r>
+        <w:t xml:space="preserve">Results</w:t>
+      </w:r>
+    </w:p>
+    <w:bookmarkStart w:id="25" w:name="cohort"/>
+    <w:p>
+      <w:pPr>
+        <w:pStyle w:val="Heading3"/>
+      </w:pPr>
+      <w:r>
+        <w:t xml:space="preserve">Cohort</w:t>
+      </w:r>
+    </w:p>
+    <w:p>
+      <w:pPr>
+        <w:pStyle w:val="FirstParagraph"/>
+      </w:pPr>
+      <w:r>
+        <w:t xml:space="preserve">All 20 documented source studies supplied the shared 16-channel montage at 256 Hz and were screened. Eighteen contributed at least one eligible online outcome. One study contributed none because artificial feedback overrode the selection in all 5,680 reconstructed feedback phases, and one contributed none because the intended character could not be recovered in any of 2,263 phases (Table 1).</w:t>
       </w:r>
     </w:p>
     <w:p>
@@ -666,7 +775,7 @@
         <w:pStyle w:val="BodyText"/>
       </w:pPr>
       <w:r>
-        <w:t xml:space="preserve">Two uncertainty statements are reported and are not interchangeable. Confidence intervals from 2,000 deterministic bootstrap replicates, in which development participant clusters were resampled within source study, the model was refitted, and withheld participant clusters were resampled, describe uncertainty conditional on the observed set of source studies. Separately, the source study was treated as the unit of replication: the withheld-cohort estimates were summarised by their mean and between-study standard deviation, with a t-distributed confidence interval for the mean and a prediction interval for a cohort not represented in the archive.[16,17] The prediction interval is the quantity a reader should use when asking what to expect in their own cohort.</w:t>
+        <w:t xml:space="preserve">The analytic set contained 271 study-scoped participants, 410 participant-sessions, 739 participant-session-condition records, and 19,611 online character selections, of the 19,688 eligible selections in Table 1. The 77 selections that separate the two totals are the two Study B sessions archived without a calibration block, described in the Table 1 legend and reconciled cohort by cohort in Table S1. The four documented ALS cohorts contributed 47 participants, 113 sessions, 194 records, and 3,318 selections. Observed session-condition accuracy averaged 0.851 and 228 of 739 records (30.9%) were at 100%, with three cohorts near ceiling (mean accuracy 0.963 to 0.997).</w:t>
       </w:r>
     </w:p>
     <w:p>
@@ -674,131 +783,11 @@
         <w:pStyle w:val="BodyText"/>
       </w:pPr>
       <w:r>
-        <w:t xml:space="preserve">For the calibration intercept and slope, which are the quantities that carry the transportability question, that summary was replaced by a random-effects meta-analysis of the 18 cohort estimates, because the cohorts differ in size and the uncorrected standard deviation of the estimates counts their sampling error as though it were between-cohort variation. The between-cohort standard deviation tau was estimated by the method of moments[28] with a Q-profile confidence interval,[29] the Paule and Mandel estimate[30] is reported alongside it so that the estimator choice is visible, and the Q test, I-squared[31] and a 95% prediction interval for an unrepresented cohort accompany each. All 18 cohorts were fitted under every specification and none was dropped.</w:t>
-      </w:r>
-    </w:p>
-    <w:p>
-      <w:pPr>
-        <w:pStyle w:val="BodyText"/>
-      </w:pPr>
-      <w:r>
-        <w:t xml:space="preserve">The primary specification clusters each cohort's standard errors on participant, because the 739 records come from 271 participants and the conditions recorded within one session share a predictor value by construction, so a binomial likelihood that treats each record as an independent draw understates the within-cohort variance and thereby inflates the estimated between-cohort variance. A quasi-binomial specification, which scales the same standard errors by the square root of the Pearson dispersion, and the uncorrected model-based specification are reported as sensitivities. The cluster-robust and quasi-binomial results agree at the pooled level, though not cohort by cohort, where their standard errors differ by up to 40% and clustering shrinks the standard error relative to the model-based fit in 3 of 18 cohorts.</w:t>
-      </w:r>
-    </w:p>
-    <w:p>
-      <w:pPr>
-        <w:pStyle w:val="BodyText"/>
-      </w:pPr>
-      <w:r>
-        <w:t xml:space="preserve">Each cohort contains between 5 and 24 participants, and a cluster-robust variance is downward-biased below roughly 30 clusters even with the finite-sample correction applied here. That bias inflates tau and I-squared, so the I-squared reported below is an upper estimate: a 20% understatement of the within-cohort variances would put the slope I-squared below the conventional 75% threshold. I-squared is therefore reported with its confidence interval as a description, and no conclusion is drawn from its position relative to that threshold. The conclusion is instead checked by refitting at each confidence limit of tau and by repooling with every within-cohort variance multiplied by a common factor.</w:t>
-      </w:r>
-    </w:p>
-    <w:p>
-      <w:pPr>
-        <w:pStyle w:val="BodyText"/>
-      </w:pPr>
-      <w:r>
-        <w:t xml:space="preserve">Protocol descriptors were tested as moderators of the cohort calibration slope within the same random-effects framework, each cohort weighted by the inverse of its own variance plus the residual between-cohort variance, the moderator standardised so that its coefficient reads per between-cohort standard deviation, and inference by the Knapp and Hartung adjustment on k minus two degrees of freedom. Eight were available. The median inter-selection interval was derived from the reconstructed selection timestamps as the difference between consecutive selections within a single recording file, summarised as a median per file and then as the median of those file medians; differences were never taken across a file boundary, because files are separate recordings whose de-identified timestamps share no origin, and the first selection of each file contributes none. It was computed over all reconstructed selections rather than the eligible ones alone, because the pacing of a recording does not depend on which of its selections survived eligibility screening, and a cohort was classed as fixed-interval when the relative spread of that interval within a file was at most 1e-6, a cut that separates a spread of at most 8e-16 from one of at least 0.050 and so is not a threshold the data are sensitive to. The largest target index and the number of distinct targets were taken over the same trials as proxies for the size of the speller matrix; the number of stimulus conditions and the median selections per record come from the eligible trials and the analysis records; and mean accuracy, its between-record standard deviation and the fraction of records at ceiling come from the analysis records. P values were corrected across the eight descriptors by the Holm step-down procedure, which is valid under any dependence between the tests, within each of the two analyses separately. The share of the between-cohort variance a moderator accounts for is one minus the ratio of the residual tau squared with that moderator to the same estimator without it, and is reported as zero where that ratio exceeds one.</w:t>
-      </w:r>
-    </w:p>
-    <w:p>
-      <w:pPr>
-        <w:pStyle w:val="BodyText"/>
-      </w:pPr>
-      <w:r>
-        <w:t xml:space="preserve">Because records are session-conditions nested within sessions within participants, and because the predictor is constant within a session, the intraclass correlation of session accuracy within participant is reported alongside an effective number of independent sessions. Associations are reported as Pearson and Spearman coefficients at the session, study-centred and participant levels. Precision for the calibration slope is reported as the departure of the pooled slope from unity that a Wald z test of the pooled slope against unity could have detected with 80% power at a two-sided 5% threshold, computed as 2.80 times the standard error of the pooled slope under the primary cluster-robust random-effects specification. That number concerns the average slope across cohorts and not its between-cohort spread, which is the quantity a single fitted mapping has to survive and which is reported as tau with its confidence interval. Four sensitivity analyses, all listed before any was run on the widened cohort, covered restriction to cohorts with meaningful outcome variance, exclusion of records with high artifact rejection, exclusion of small-denominator records, and leave-two-studies-out development. In the last of these every pair of cohorts was withheld together, so that development ran on 16 cohorts rather than the 17 of the primary analysis. Each cohort appears in 17 of the 153 pairs, and its 17 estimates were averaged into a single value before the same across-cohort pooling was applied, because a pair shares a cohort with 32 other pairs and the pairs are therefore not independent units.</w:t>
-      </w:r>
-    </w:p>
-    <w:p>
-      <w:pPr>
-        <w:pStyle w:val="BodyText"/>
-      </w:pPr>
-      <w:r>
-        <w:t xml:space="preserve">The significance threshold was P &lt; .05, two-sided. Analyses used Python 3.11 with NumPy 2.3, SciPy 1.16, scikit-learn 1.7, statsmodels 0.14, and pandas 2.3.</w:t>
-      </w:r>
-    </w:p>
-    <w:bookmarkEnd w:id="22"/>
-    <w:bookmarkStart w:id="23" w:name="ethics"/>
-    <w:p>
-      <w:pPr>
-        <w:pStyle w:val="Heading3"/>
-      </w:pPr>
-      <w:r>
-        <w:t xml:space="preserve">Ethics</w:t>
-      </w:r>
-    </w:p>
-    <w:p>
-      <w:pPr>
-        <w:pStyle w:val="FirstParagraph"/>
-      </w:pPr>
-      <w:r>
-        <w:t xml:space="preserve">This was a secondary analysis of BigP3BCI version 1.0.0 (doi:10.13026/0byy-ry86), a publicly available, fully de-identified archive. It involved no new data collection, no participant contact, and no intervention, and institutional review board approval was therefore not required. The original source studies' ethics approvals and consent statements are reported in the archive documentation.</w:t>
-      </w:r>
-    </w:p>
-    <w:bookmarkEnd w:id="23"/>
-    <w:bookmarkStart w:id="24" w:name="X6dd5f685bd28e73471819ad68f6f50cec40d056"/>
-    <w:p>
-      <w:pPr>
-        <w:pStyle w:val="Heading3"/>
-      </w:pPr>
-      <w:r>
-        <w:t xml:space="preserve">What the Calibration Score Is, and What It Is Not</w:t>
-      </w:r>
-    </w:p>
-    <w:p>
-      <w:pPr>
-        <w:pStyle w:val="FirstParagraph"/>
-      </w:pPr>
-      <w:r>
-        <w:t xml:space="preserve">In these copy-spelling protocols the Train phase supplies the data from which the online classifier is derived before the Test phase begins, and the source-study publications that report this practice describe a linear classifier fitted on each session's calibration data.[32,33] The archive itself names no online classifier for any source study, and the BCI2000 parameter files that would carry its specification were withheld from the release, so the deployed decoder cannot be reconstructed here. The predictor evaluated in this study is in any case not that decoder: it is the out-of-fold discriminability of a separate classifier fitted here on the same calibration recordings. The score is therefore reported as the cross-validated learnability of that session's calibration data, not as a property of the deployed decoder and not as a physiological marker of user aptitude.</w:t>
-      </w:r>
-    </w:p>
-    <w:bookmarkEnd w:id="24"/>
+        <w:t xml:space="preserve">Because the calibration score is a property of a session, the 739 records carry 410 distinct predictor values. Session accuracy clustered within participant (intraclass correlation 0.412), giving approximately 338 effective independent sessions.</w:t>
+      </w:r>
+    </w:p>
     <w:bookmarkEnd w:id="25"/>
-    <w:bookmarkStart w:id="36" w:name="results"/>
-    <w:p>
-      <w:pPr>
-        <w:pStyle w:val="Heading2"/>
-      </w:pPr>
-      <w:r>
-        <w:t xml:space="preserve">Results</w:t>
-      </w:r>
-    </w:p>
-    <w:bookmarkStart w:id="26" w:name="cohort"/>
-    <w:p>
-      <w:pPr>
-        <w:pStyle w:val="Heading3"/>
-      </w:pPr>
-      <w:r>
-        <w:t xml:space="preserve">Cohort</w:t>
-      </w:r>
-    </w:p>
-    <w:p>
-      <w:pPr>
-        <w:pStyle w:val="FirstParagraph"/>
-      </w:pPr>
-      <w:r>
-        <w:t xml:space="preserve">All 20 documented source studies supplied the shared 16-channel montage at 256 Hz and were screened. Eighteen contributed at least one eligible online outcome. One study contributed none because artificial feedback overrode the selection in all 5,680 reconstructed feedback phases, and one contributed none because the intended character could not be recovered in any of 2,263 phases (Table 1).</w:t>
-      </w:r>
-    </w:p>
-    <w:p>
-      <w:pPr>
-        <w:pStyle w:val="BodyText"/>
-      </w:pPr>
-      <w:r>
-        <w:t xml:space="preserve">The analytic set contained 271 study-scoped participants, 410 participant-sessions, 739 participant-session-condition records, and 19,611 online character selections, of the 19,688 eligible selections in Table 1. The 77 selections that separate the two totals are the two Study B sessions archived without a calibration block, described in the Table 1 legend and reconciled cohort by cohort in Table S1. The four documented ALS cohorts contributed 47 participants, 113 sessions, 194 records, and 3,318 selections. Observed session-condition accuracy averaged 0.851 and 228 of 739 records (30.9%) were at 100%, with three cohorts near ceiling (mean accuracy 0.963 to 0.997).</w:t>
-      </w:r>
-    </w:p>
-    <w:p>
-      <w:pPr>
-        <w:pStyle w:val="BodyText"/>
-      </w:pPr>
-      <w:r>
-        <w:t xml:space="preserve">Because the calibration score is a property of a session, the 739 records carry 410 distinct predictor values. Session accuracy clustered within participant (intraclass correlation 0.412), giving approximately 338 effective independent sessions.</w:t>
-      </w:r>
-    </w:p>
-    <w:bookmarkEnd w:id="26"/>
-    <w:bookmarkStart w:id="27" w:name="X557f3a48301421f23b20ea53d452ea838f9380d"/>
+    <w:bookmarkStart w:id="26" w:name="X557f3a48301421f23b20ea53d452ea838f9380d"/>
     <w:p>
       <w:pPr>
         <w:pStyle w:val="Heading3"/>
@@ -825,8 +814,8 @@
         <w:t xml:space="preserve">Within-cohort Pearson r ran from 0.190 to 0.928 (median 0.635), and the 95% confidence interval included zero in 6 of the 18 cohorts; the widest, in a cohort of eight sessions, ran from -0.42 to 0.86. Pooling sessions gave r = 0.716 (95% CI 0.665 to 0.760, n = 410, p &lt; 0.001). Centring both variables within cohort, which removes cohort means though not differences in variance, protocol or measurement precision, gave r = 0.677 (0.621 to 0.726, p &lt; 0.001), so the association is not produced by cohorts differing in mean difficulty and mean signal quality. Collapsing each participant to a single observation gave r = 0.714 (0.650 to 0.768, n = 271, p &lt; 0.001; Spearman ρ = 0.756).</w:t>
       </w:r>
     </w:p>
-    <w:bookmarkEnd w:id="27"/>
-    <w:bookmarkStart w:id="28" w:name="X1375a17a928aace644026bd53cec6857d3a26a4"/>
+    <w:bookmarkEnd w:id="26"/>
+    <w:bookmarkStart w:id="27" w:name="X1375a17a928aace644026bd53cec6857d3a26a4"/>
     <w:p>
       <w:pPr>
         <w:pStyle w:val="Heading3"/>
@@ -844,7 +833,7 @@
           <w:b/>
           <w:bCs/>
         </w:rPr>
-        <w:t xml:space="preserve">Pooled across withheld cohorts, estimated session accuracy fell about a third closer to observed accuracy than the development-mean benchmark, and also beat the benchmark of each cohort's own mean.</w:t>
+        <w:t xml:space="preserve">Pooled across withheld cohorts, estimated session accuracy fell about a third closer to observed accuracy than the development-mean benchmark, and also beat the benchmark of each cohort’s own mean.</w:t>
       </w:r>
       <w:r>
         <w:t xml:space="preserve"> </w:t>
@@ -853,8 +842,8 @@
         <w:t xml:space="preserve">Across withheld cohorts the mean absolute error was 0.098 (95% CI 0.091 to 0.107), against 0.146 for the development-mean benchmark and 0.123 for the held-out-cohort-mean benchmark, giving a skill of 0.327 against the development-mean benchmark. This number pools every withheld record and so weights the larger cohorts more heavily. The mean of the 18 cohort-level errors, reported next, is a different quantity and the two are not interchangeable, and the per-cohort picture is less uniform than the pooled one. The character-weighted Brier score was 0.123 (95% CI 0.113 to 0.132), Brier skill 0.110 (95% CI 0.063 to 0.149), and character-weighted area under the curve 0.748 (95% CI 0.719 to 0.770). These intervals are conditional on the 18 observed cohorts.</w:t>
       </w:r>
     </w:p>
-    <w:bookmarkEnd w:id="28"/>
-    <w:bookmarkStart w:id="29" w:name="transportability"/>
+    <w:bookmarkEnd w:id="27"/>
+    <w:bookmarkStart w:id="28" w:name="transportability"/>
     <w:p>
       <w:pPr>
         <w:pStyle w:val="Heading3"/>
@@ -914,7 +903,7 @@
         <w:t xml:space="preserve"> </w:t>
       </w:r>
       <w:r>
-        <w:t xml:space="preserve">tau = 0.43 (95% CI 0.30 to 0.77) against a pooled slope of 1.06 (95% CI 0.82 to 1.30), with Q = 81.3 on 17 degrees of freedom (p &lt; 0.001) and I-squared 79.1 (95% CI 67.6 to 86.5), an interval that spans that same threshold, so no claim here rests on it either. The observed slopes ran from 0.185 to 2.185 and the 95% interval for an unrepresented cohort runs from 0.111 to 2.005 (Figure 1); at the lower confidence limit of tau it is 0.394 to 1.704, across which no single fitted mapping is usable. That interval excludes zero at the point estimate of tau but includes it at tau's upper confidence limit, where it runs from -0.603 to 2.759, so the exclusion is a property of this interval at one value of tau rather than a finding. Cohort by cohort, 4 of the 18 slope confidence intervals include zero (Table 2), so the association is reliable on average and not reliable in every cohort. Fitting one calibration curve to all withheld predictions pooled gives a slope of 0.967 (95% CI 0.791 to 1.127) and an intercept of 0.054 (95% CI -0.264 to 0.395); those pooled values average opposing departures and describe no individual cohort, and the cohorts whose accuracy the mapping understated and those whose accuracy it overstated are visible separately in Figure 2.</w:t>
+        <w:t xml:space="preserve">tau = 0.43 (95% CI 0.30 to 0.77) against a pooled slope of 1.06 (95% CI 0.82 to 1.30), with Q = 81.3 on 17 degrees of freedom (p &lt; 0.001) and I-squared 79.1 (95% CI 67.6 to 86.5), an interval that spans that same threshold, so no claim here rests on it either. The observed slopes ran from 0.185 to 2.185 and the 95% interval for an unrepresented cohort runs from 0.111 to 2.005 (Figure 1); at the lower confidence limit of tau it is 0.394 to 1.704, across which no single fitted mapping is usable. That interval excludes zero at the point estimate of tau but includes it at tau’s upper confidence limit, where it runs from -0.603 to 2.759, so the exclusion is a property of this interval at one value of tau rather than a finding. Cohort by cohort, 4 of the 18 slope confidence intervals include zero (Table 2), so the association is reliable on average and not reliable in every cohort. Fitting one calibration curve to all withheld predictions pooled gives a slope of 0.967 (95% CI 0.791 to 1.127) and an intercept of 0.054 (95% CI -0.264 to 0.395); those pooled values average opposing departures and describe no individual cohort, and the cohorts whose accuracy the mapping understated and those whose accuracy it overstated are visible separately in Figure 2.</w:t>
       </w:r>
     </w:p>
     <w:p>
@@ -930,7 +919,7 @@
         <w:pStyle w:val="BodyText"/>
       </w:pPr>
       <w:r>
-        <w:t xml:space="preserve">The uncorrected standard deviations of the 18 cohort estimates, which are what a reader would compute from Table 2, are 0.560 for the slope and 1.175 for the intercept. Both exceed tau because they count each cohort's sampling error as though it were between-cohort variation, and tau is used in preference throughout.</w:t>
+        <w:t xml:space="preserve">The uncorrected standard deviations of the 18 cohort estimates, which are what a reader would compute from Table 2, are 0.560 for the slope and 1.175 for the intercept. Both exceed tau because they count each cohort’s sampling error as though it were between-cohort variation, and tau is used in preference throughout.</w:t>
       </w:r>
     </w:p>
     <w:p>
@@ -948,11 +937,11 @@
         <w:t xml:space="preserve"> </w:t>
       </w:r>
       <w:r>
-        <w:t xml:space="preserve">Skill against the development-mean benchmark was negative in one of 18 cohorts and positive in the remainder (Figure 4). Against the benchmark of each cohort's own mean, which is the harder target pooled and in 11 of the 18 cohorts, skill was negative in six of 18 (Table S5). Three distinct things produce those six. In StudyH the model was less accurate than both benchmarks, and it is the same cohort that fails the development-mean benchmark. Four are cohorts whose observed accuracy sits high enough that their own mean already tracks nearly every record: in StudyE, StudyR, StudyS2 and StudyS1, accuracy averages 0.921, 0.963, 0.976 and 0.997 and the own-mean benchmark errs by 0.049, 0.047, 0.035 and 0.005, leaving little error for any predictor to reduce. StudyS1 is the limiting case, where that near-zero denominator makes the ratio large and negative and not comparable with the rest. In the sixth, StudyJ, the shortfall is -0.008, which is parity rather than failure. All four ALS cohorts had positive skill against both benchmarks, at 0.317, 0.383, 0.448 and 0.502 against the development mean.</w:t>
-      </w:r>
-    </w:p>
-    <w:bookmarkEnd w:id="29"/>
-    <w:bookmarkStart w:id="30" w:name="amyotrophic-lateral-sclerosis-subgroup"/>
+        <w:t xml:space="preserve">Skill against the development-mean benchmark was negative in one of 18 cohorts and positive in the remainder (Figure 4). Against the benchmark of each cohort’s own mean, which is the harder target pooled and in 11 of the 18 cohorts, skill was negative in six of 18 (Table S5). Three distinct things produce those six. In StudyH the model was less accurate than both benchmarks, and it is the same cohort that fails the development-mean benchmark. Four are cohorts whose observed accuracy sits high enough that their own mean already tracks nearly every record: in StudyE, StudyR, StudyS2 and StudyS1, accuracy averages 0.921, 0.963, 0.976 and 0.997 and the own-mean benchmark errs by 0.049, 0.047, 0.035 and 0.005, leaving little error for any predictor to reduce. StudyS1 is the limiting case, where that near-zero denominator makes the ratio large and negative and not comparable with the rest. In the sixth, StudyJ, the shortfall is -0.008, which is parity rather than failure. All four ALS cohorts had positive skill against both benchmarks, at 0.317, 0.383, 0.448 and 0.502 against the development mean.</w:t>
+      </w:r>
+    </w:p>
+    <w:bookmarkEnd w:id="28"/>
+    <w:bookmarkStart w:id="29" w:name="amyotrophic-lateral-sclerosis-subgroup"/>
     <w:p>
       <w:pPr>
         <w:pStyle w:val="Heading3"/>
@@ -979,8 +968,8 @@
         <w:t xml:space="preserve">Within the originally targeted primary subgroup the mean absolute error was 0.091 (95% CI 0.076 to 0.108), Brier skill 0.303 (95% CI 0.184 to 0.424), area under the curve 0.831 (95% CI 0.768 to 0.869), calibration intercept 0.025 (95% CI -0.240 to 0.341), and slope 0.985 (95% CI 0.786 to 1.188). The uncorrected between-cohort standard deviation of the calibration slope was 0.223 within this subgroup against 0.560 across all contributing cohorts. Four cohorts are too few to estimate tau usefully, so the uncorrected spread is used on both sides of that comparison.</w:t>
       </w:r>
     </w:p>
-    <w:bookmarkEnd w:id="30"/>
-    <w:bookmarkStart w:id="31" w:name="X601cdfe7b10ba3d89f95b7fe5e5ea088d44a4b3"/>
+    <w:bookmarkEnd w:id="29"/>
+    <w:bookmarkStart w:id="30" w:name="X601cdfe7b10ba3d89f95b7fe5e5ea088d44a4b3"/>
     <w:p>
       <w:pPr>
         <w:pStyle w:val="Heading3"/>
@@ -1007,8 +996,8 @@
         <w:t xml:space="preserve">With all four ALS cohorts withheld from development simultaneously, mean absolute error in each was 0.087, 0.106, 0.109, and 0.131 (mean 0.108), against 0.104 when other ALS cohorts were available for development. Signed bias ranged from -0.086 to 0.049.</w:t>
       </w:r>
     </w:p>
-    <w:bookmarkEnd w:id="31"/>
-    <w:bookmarkStart w:id="32" w:name="cohort-type-as-a-moderator"/>
+    <w:bookmarkEnd w:id="30"/>
+    <w:bookmarkStart w:id="31" w:name="cohort-type-as-a-moderator"/>
     <w:p>
       <w:pPr>
         <w:pStyle w:val="Heading3"/>
@@ -1061,8 +1050,8 @@
         <w:t xml:space="preserve">Cohort type is a study-level attribute that is entangled with paradigm, hardware and stopping rule, only four studies carry a documented ALS population, and the remaining cohorts are not documented as healthy controls. This comparison is exploratory and cannot separate population from protocol. The records underlying it are shown by cohort type in Figure S1, without a fitted line, for the reason given in the Methods.</w:t>
       </w:r>
     </w:p>
-    <w:bookmarkEnd w:id="32"/>
-    <w:bookmarkStart w:id="33" w:name="protocol-descriptors-as-moderators"/>
+    <w:bookmarkEnd w:id="31"/>
+    <w:bookmarkStart w:id="32" w:name="protocol-descriptors-as-moderators"/>
     <w:p>
       <w:pPr>
         <w:pStyle w:val="Heading3"/>
@@ -1086,7 +1075,7 @@
         <w:t xml:space="preserve"> </w:t>
       </w:r>
       <w:r>
-        <w:t xml:space="preserve">Eight descriptors were recoverable for every cohort and entered one at a time as moderators in a random-effects meta-regression of the cohort slope, weighting each cohort by its own precision and standardising the descriptor so that the coefficient reads per between-cohort standard deviation, with p values corrected across the eight by the Holm procedure. All 18 cohorts were fitted for every descriptor and none was dropped. The strongest was the median interval between consecutive selections within a recording, which ran from 7.3 to 50.0 seconds across cohorts and is the archive's only trace of the stopping rule, since a cohort that averaged more stimulus repetitions before committing to a character spent longer on each one: 0.406 per standard deviation (95% CI 0.181 to 0.632; t = 3.82, df = 16, p = 0.002, Holm p = 0.012), reducing the between-cohort variance of the slope from tau squared = 0.187 to 0.063, a share of 66%, equivalently a residual between-cohort standard deviation of 0.25 against 0.43. The rank correlation agreed at rho = 0.72 (p &lt; 0.001, Holm p = 0.006), and on the log scale, which is the more natural form for a duration, the share was 71% (p &lt; 0.001). It is also the most stable result in this analysis: across the 18 leave-one-cohort-out refits its uncorrected p value never exceeded 0.010 and its share ran from 54% to 82%. Cohorts that spent longer per selection had steeper slopes. The reported effect of stimulus repetition is on accuracy rather than on the slope,[32,34,35] and the interval does not track cohort mean accuracy here (rho = 0.16, p = 0.52), so the direction is not read off that work. A mechanism is available, in that accumulated evidence grows with the square root of the number of repetitions, so a fixed difference in single-trial discriminability produces a larger difference in accumulated discriminability where repetitions are many, which would steepen the mapping from the score to accuracy. That argument is not tested here.</w:t>
+        <w:t xml:space="preserve">Eight descriptors were recoverable for every cohort and entered one at a time as moderators in a random-effects meta-regression of the cohort slope, weighting each cohort by its own precision and standardising the descriptor so that the coefficient reads per between-cohort standard deviation, with p values corrected across the eight by the Holm procedure. All 18 cohorts were fitted for every descriptor and none was dropped. The strongest was the median interval between consecutive selections within a recording, which ran from 7.3 to 50.0 seconds across cohorts and is the archive’s only trace of the stopping rule, since a cohort that averaged more stimulus repetitions before committing to a character spent longer on each one: 0.406 per standard deviation (95% CI 0.181 to 0.632; t = 3.82, df = 16, p = 0.002, Holm p = 0.012), reducing the between-cohort variance of the slope from tau squared = 0.187 to 0.063, a share of 66%, equivalently a residual between-cohort standard deviation of 0.25 against 0.43. The rank correlation agreed at rho = 0.72 (p &lt; 0.001, Holm p = 0.006), and on the log scale, which is the more natural form for a duration, the share was 71% (p &lt; 0.001). It is also the most stable result in this analysis: across the 18 leave-one-cohort-out refits its uncorrected p value never exceeded 0.010 and its share ran from 54% to 82%. Cohorts that spent longer per selection had steeper slopes. The reported effect of stimulus repetition is on accuracy rather than on the slope,[32,34,35] and the interval does not track cohort mean accuracy here (rho = 0.16, p = 0.52), so the direction is not read off that work. A mechanism is available, in that accumulated evidence grows with the square root of the number of repetitions, so a fixed difference in single-trial discriminability produces a larger difference in accumulated discriminability where repetitions are many, which would steepen the mapping from the score to accuracy. That argument is not tested here.</w:t>
       </w:r>
     </w:p>
     <w:p>
@@ -1104,7 +1093,7 @@
         <w:t xml:space="preserve"> </w:t>
       </w:r>
       <w:r>
-        <w:t xml:space="preserve">The archive records no matrix dimension, but the largest target index and the number of distinct characters copied bound the alphabet from below, and both were flat: 0.003 per standard deviation (p = 0.98) and -0.019 (p = 0.89), each leaving the residual between-cohort variance at or above its unmoderated value. The number of stimulus conditions was likewise flat (p = 0.84). Two descriptors had point estimates that were not negligible but were indistinguishable from zero once the eight tests were corrected for: the median number of selections per record at 12% (-0.215 per standard deviation, 95% CI -0.478 to 0.049, Holm p = 0.62) and the fraction of records at ceiling at 11% (0.289, 95% CI -0.022 to 0.599, Holm p = 0.47). The ceiling fraction is reported as a diagnostic rather than as a protocol difference, because it governs whether a cohort's slope is identified at all, and mean accuracy and its between-record standard deviation are summaries of the same outcomes the slope is fitted to. Entered beside the selection interval, both of the non-negligible descriptors collapse while the interval holds: with the ceiling fraction the interval is 0.397 (p = 0.011) against 0.015 (p = 0.93), and with the median number of selections it is 0.404 (p = 0.009) against 0.001 (p = 0.99). Each is a weak proxy for the interval rather than the reverse. Entered all at once the joint tests are diluted by the null moderators and neither reaches significance, the five protocol descriptors together accounting for 43% of the between-cohort variance (F = 2.14 on 5 and 12 degrees of freedom, p = 0.13) and all eight for 7% (p = 0.43); the interval keeps its own coefficient in the five-descriptor fit at 0.389 (p = 0.028), and loses it among all eight (p = 0.24), where 8 moderators are fitted on 18 cohorts.</w:t>
+        <w:t xml:space="preserve">The archive records no matrix dimension, but the largest target index and the number of distinct characters copied bound the alphabet from below, and both were flat: 0.003 per standard deviation (p = 0.98) and -0.019 (p = 0.89), each leaving the residual between-cohort variance at or above its unmoderated value. The number of stimulus conditions was likewise flat (p = 0.84). Two descriptors had point estimates that were not negligible but were indistinguishable from zero once the eight tests were corrected for: the median number of selections per record at 12% (-0.215 per standard deviation, 95% CI -0.478 to 0.049, Holm p = 0.62) and the fraction of records at ceiling at 11% (0.289, 95% CI -0.022 to 0.599, Holm p = 0.47). The ceiling fraction is reported as a diagnostic rather than as a protocol difference, because it governs whether a cohort’s slope is identified at all, and mean accuracy and its between-record standard deviation are summaries of the same outcomes the slope is fitted to. Entered beside the selection interval, both of the non-negligible descriptors collapse while the interval holds: with the ceiling fraction the interval is 0.397 (p = 0.011) against 0.015 (p = 0.93), and with the median number of selections it is 0.404 (p = 0.009) against 0.001 (p = 0.99). Each is a weak proxy for the interval rather than the reverse. Entered all at once the joint tests are diluted by the null moderators and neither reaches significance, the five protocol descriptors together accounting for 43% of the between-cohort variance (F = 2.14 on 5 and 12 degrees of freedom, p = 0.13) and all eight for 7% (p = 0.43); the interval keeps its own coefficient in the five-descriptor fit at 0.389 (p = 0.028), and loses it among all eight (p = 0.24), where 8 moderators are fitted on 18 cohorts.</w:t>
       </w:r>
     </w:p>
     <w:p>
@@ -1122,11 +1111,11 @@
         <w:t xml:space="preserve"> </w:t>
       </w:r>
       <w:r>
-        <w:t xml:space="preserve">Where the stopping rule was data-dependent, a session in which evidence accrued quickly ended sooner, so part of the interval is a consequence of the recording rather than a setting fixed before it. Splitting the cohorts on whether their within-recording interval never varied separates the two cases: in the 8 cohorts with a fixed interval the coefficient was 0.350 per standard deviation with a share of 48% (p = 0.14), and in the 10 with a variable interval 0.243 with a share of 55% (p = 0.046). Neither subgroup has the power of the pooled fit and the agreement in sign is what the split supports. The interval is built entirely from selection timestamps and never uses whether a selection was correct, unlike three of the eight descriptors. The verdict does not depend on how the correction family is defined: the interval's Holm p value is 0.008 within the five protocol descriptors, 0.012 within all eight, and 0.023 when the meta-regression and the rank correlation are pooled into one family of sixteen, while the ceiling fraction remains null under every definition, including 0.20 within the three outcome summaries alone. These are the same 18 cohort slopes that serve as the outcome in the preceding subsection, where cohort type was corrected separately.</w:t>
-      </w:r>
-    </w:p>
-    <w:bookmarkEnd w:id="33"/>
-    <w:bookmarkStart w:id="34" w:name="predictor-from-a-preceding-session"/>
+        <w:t xml:space="preserve">Where the stopping rule was data-dependent, a session in which evidence accrued quickly ended sooner, so part of the interval is a consequence of the recording rather than a setting fixed before it. Splitting the cohorts on whether their within-recording interval never varied separates the two cases: in the 8 cohorts with a fixed interval the coefficient was 0.350 per standard deviation with a share of 48% (p = 0.14), and in the 10 with a variable interval 0.243 with a share of 55% (p = 0.046). Neither subgroup has the power of the pooled fit and the agreement in sign is what the split supports. The interval is built entirely from selection timestamps and never uses whether a selection was correct, unlike three of the eight descriptors. The verdict does not depend on how the correction family is defined: the interval’s Holm p value is 0.008 within the five protocol descriptors, 0.012 within all eight, and 0.023 when the meta-regression and the rank correlation are pooled into one family of sixteen, while the ceiling fraction remains null under every definition, including 0.20 within the three outcome summaries alone. These are the same 18 cohort slopes that serve as the outcome in the preceding subsection, where cohort type was corrected separately.</w:t>
+      </w:r>
+    </w:p>
+    <w:bookmarkEnd w:id="32"/>
+    <w:bookmarkStart w:id="33" w:name="predictor-from-a-preceding-session"/>
     <w:p>
       <w:pPr>
         <w:pStyle w:val="Heading3"/>
@@ -1150,11 +1139,11 @@
         <w:t xml:space="preserve"> </w:t>
       </w:r>
       <w:r>
-        <w:t xml:space="preserve">Among 139 consecutive session pairs, the earlier session's calibration score correlated with the later session's accuracy at r = 0.513 (95% CI 0.379 to 0.626, p &lt; 0.001), against r = 0.728 (0.639 to 0.798) for the score recorded in the session being estimated.</w:t>
-      </w:r>
-    </w:p>
-    <w:bookmarkEnd w:id="34"/>
-    <w:bookmarkStart w:id="35" w:name="sensitivity-analyses"/>
+        <w:t xml:space="preserve">Among 139 consecutive session pairs, the earlier session’s calibration score correlated with the later session’s accuracy at r = 0.513 (95% CI 0.379 to 0.626, p &lt; 0.001), against r = 0.728 (0.639 to 0.798) for the score recorded in the session being estimated.</w:t>
+      </w:r>
+    </w:p>
+    <w:bookmarkEnd w:id="33"/>
+    <w:bookmarkStart w:id="34" w:name="sensitivity-analyses"/>
     <w:p>
       <w:pPr>
         <w:pStyle w:val="Heading3"/>
@@ -1197,15 +1186,154 @@
         <w:t xml:space="preserve">Every comparator predictor named in the Methods was run through the same withheld-cohort procedure (Table S6). The regularised linear discriminant computed from the identical features agreed with the primary score to within 0.007 on every summary column, including a between-cohort calibration-slope standard deviation of 0.562 against 0.560, so the result reflects how separable the calibration data are rather than the classifier family used to measure it. Calibration classification accuracy cost little in pooled error, 0.106 against 0.098, but doubled the calibration-slope spread to 1.104. The two amplitude contrasts did not separate outcomes in cohorts they were not developed on, at areas under the curve of 0.517 and 0.465, the second below chance. The exploratory model adding ALSFRS-R could be fitted only in the 3 cohorts and 138 records carrying an observed value, and against the primary score run on those same records it changed nothing, at a pooled error of 0.085 for both.</w:t>
       </w:r>
     </w:p>
+    <w:bookmarkEnd w:id="34"/>
     <w:bookmarkEnd w:id="35"/>
+    <w:bookmarkStart w:id="38" w:name="discussion"/>
+    <w:p>
+      <w:pPr>
+        <w:pStyle w:val="Heading2"/>
+      </w:pPr>
+      <w:r>
+        <w:t xml:space="preserve">Discussion</w:t>
+      </w:r>
+    </w:p>
+    <w:p>
+      <w:pPr>
+        <w:pStyle w:val="FirstParagraph"/>
+      </w:pPr>
+      <w:r>
+        <w:t xml:space="preserve">Across 18 independent P300-speller cohorts, the discriminability of a classifier fitted to a session’s calibration block was related to that session’s subsequent online spelling accuracy, with a positive point estimate in every cohort, at the level of individual participants as well as between cohorts, and when the calibration recording came from an earlier session. A fitted mapping from that score to an expected accuracy did not transport. The calibration intercept had a between-cohort standard deviation of tau = 0.87 (95% CI 0.60 to 1.51) and an interval for an unrepresented cohort running from -1.97 to 1.85 on the log-odds scale; the slope agreed, at tau = 0.43 (0.30 to 0.77) and a range of 0.185 to 2.185. In one cohort the score estimated accuracy less well than the development-mean benchmark, and in six less well than that cohort’s own mean. The association appeared in every cohort examined, though with widely varying magnitude; the numerical mapping between the score and expected accuracy did not.</w:t>
+      </w:r>
+    </w:p>
+    <w:p>
+      <w:pPr>
+        <w:pStyle w:val="BodyText"/>
+      </w:pPr>
+      <w:r>
+        <w:t xml:space="preserve">That distinction determines what a calibration score can be used for. Ranking sessions within a setting, which requires only that the association hold locally, is supported. Reporting an expected accuracy in a cohort where the mapping was not developed is not supported without local recalibration, because the interval for a cohort outside this archive spans -0.002 to 0.203 for estimation error and includes chance-level discrimination and negative skill.</w:t>
+      </w:r>
+    </w:p>
+    <w:p>
+      <w:pPr>
+        <w:pStyle w:val="BodyText"/>
+      </w:pPr>
+      <w:r>
+        <w:t xml:space="preserve">Mainsah and colleagues derived speller accuracy analytically from a calibration-derived detectability index and validated it within study.[15] The present analysis is the transportability counterpart to that work rather than a replacement for it: the relationship they described is reproduced here with a positive point estimate in every cohort, and what is added is the finding that the numerical mapping between the two quantities is cohort-specific. Earlier reports relating calibration measures to P300 performance in ALS[11,12] and to brain-computer interface performance more generally[10] are likewise consistent with the association reported here.</w:t>
+      </w:r>
+    </w:p>
+    <w:p>
+      <w:pPr>
+        <w:pStyle w:val="BodyText"/>
+      </w:pPr>
+      <w:r>
+        <w:t xml:space="preserve">Predictor precision differs between cohorts, because the number of calibration files, surviving epochs and cross-validation folds differ. The median number of calibration files per session ranges from 3 to 15 across cohorts, the median number of surviving calibration epochs from 1,479 to 12,910, and the standard error of the score itself from 0.008 to 0.031, a fourfold spread. Measurement error in a predictor attenuates a fitted slope, so some of the between-cohort variation in calibration is attributable to how precisely the score itself was estimated rather than to a difference in the underlying relationship. The three cohorts with the lowest calibration slopes, StudyH at 0.185, StudyJ at 0.326 and StudyK at 0.480, are also the three whose score was least precisely estimated, at standard errors of 0.031, 0.023 and 0.026 against a median of 0.013. Three cohorts cannot separate that mechanism from chance, and it is not a competing explanation that collecting more cohorts would address, so it was quantified directly instead (supplement, S9). Each cohort’s reliability ratio, the share of the observed between-session variance in its calibration score that is signal rather than measurement error, ran from 0.848 to 0.992 with a median of 0.976, and 16 of the 18 cohorts were at or above 0.95. Correcting every cohort’s slope for attenuation by its own reliability moved the between-cohort standard deviation from tau = 0.432 to 0.422 and I-squared from 79.1 to 77.2, and widened rather than narrowed the observed slope range of 0.185 to 2.185, to 0.218 to 2.292. Because that correction rests on a standard error that assumes independent calibration epochs, and the epochs are not independent, it was repeated with the assumed error variance inflated to 6.5 times that value, just short of the point at which one cohort’s reliability would stop being identified; I-squared was still 66.9 and the Q test still gave p = 2.6 x 10^-5. Measurement error in the predictor is therefore a real but minor part of the between-cohort spread and does not account for the failure of the mapping to transport.</w:t>
+      </w:r>
+    </w:p>
+    <w:p>
+      <w:pPr>
+        <w:pStyle w:val="BodyText"/>
+      </w:pPr>
+      <w:r>
+        <w:t xml:space="preserve">Part of that variation is now attributable to a protocol difference rather than to the cohorts themselves. The time each cohort took over a selection, which is the archive’s only trace of the stopping rule, accounted for two thirds of the between-cohort variance in the calibration slope, leaving a residual between-cohort standard deviation of 0.25 against 0.43 unmoderated. That does not restore transportability, for two reasons. A mapping whose slope depends on the stopping rule is still not one that can be carried to a site whose stopping rule is unknown, and knowing it is not the same as being able to correct for it, since the correction estimated here rests on 18 cohorts and on a descriptor that is itself partly determined by the recording wherever stopping was data-dependent. What the result does change is the interpretation of the residual spread: it is not an irreducible property of the population, and a site that reports its stopping rule alongside a calibration score would remove a substantial share of the uncertainty in a transported estimate.</w:t>
+      </w:r>
+    </w:p>
+    <w:p>
+      <w:pPr>
+        <w:pStyle w:val="BodyText"/>
+      </w:pPr>
+      <w:r>
+        <w:t xml:space="preserve">The comparison between the four ALS cohorts and the full archive is itself a result. Analysed alone, the ALS cohorts gave a calibration slope of 0.985 with an uncorrected between-cohort standard deviation of 0.223 and a favourable Brier skill of 0.303. Analysed alongside 14 further cohorts, the uncorrected standard deviation of the slope was 0.560 and Brier skill fell to 0.110. Four cohorts were not merely too few to estimate the spread; they happened to be homogeneous and favourable, and the resulting picture was optimistic in a direction that only became visible with more cohorts. Evaluating a brain-computer interface mapping on a small number of withheld cohorts should be expected to understate how much performance will vary elsewhere.</w:t>
+      </w:r>
+    </w:p>
+    <w:p>
+      <w:pPr>
+        <w:pStyle w:val="BodyText"/>
+      </w:pPr>
+      <w:r>
+        <w:t xml:space="preserve">One analysis improved transportability. Excluding records in which more than 20% of calibration epochs exceeded the artifact threshold reduced estimation error from 0.101 to 0.087 and reduced the uncorrected between-cohort standard deviation of the calibration slope from 0.560 to 0.465. Screening calibration data quality before relying on a calibration-derived estimate is therefore a concrete step, and it is available at no cost because the rejection fraction is computed while the score is computed.</w:t>
+      </w:r>
+    </w:p>
+    <w:p>
+      <w:pPr>
+        <w:pStyle w:val="BodyText"/>
+      </w:pPr>
+      <w:r>
+        <w:t xml:space="preserve">A mapping developed entirely without ALS data estimated accuracy in the ALS cohorts with a mean absolute error of 0.108, against 0.104 when other ALS cohorts were available. The relationship is not specific to the clinical population in the sense of being absent elsewhere. Whether it is population-dependent in a different sense is not resolved here. The calibration slope averaged higher in the four ALS cohorts than in the other 14, which would be one mechanism by which a single fitted mapping mis-calibrates, but with the cohort as the unit of analysis that difference is imprecise, the three tests of it fall on either side of the conventional threshold, a single cohort moves it, and cohort type cannot be separated from the paradigm, hardware and stopping rule that differ alongside it.</w:t>
+      </w:r>
+    </w:p>
+    <w:bookmarkStart w:id="36" w:name="study-limitations"/>
+    <w:p>
+      <w:pPr>
+        <w:pStyle w:val="Heading3"/>
+      </w:pPr>
+      <w:r>
+        <w:t xml:space="preserve">Study Limitations</w:t>
+      </w:r>
+    </w:p>
+    <w:p>
+      <w:pPr>
+        <w:pStyle w:val="FirstParagraph"/>
+      </w:pPr>
+      <w:r>
+        <w:t xml:space="preserve">First, calibration and online blocks come from the same recording session throughout. Every timestamp in the archive is de-identified, so temporal precedence within a session cannot be verified from the data, and the separation enforced here is between protocol phases rather than demonstrated ordering. The analysis using a preceding session’s calibration recording is the closest available approximation and shows an attenuated association.</w:t>
+      </w:r>
+    </w:p>
+    <w:p>
+      <w:pPr>
+        <w:pStyle w:val="BodyText"/>
+      </w:pPr>
+      <w:r>
+        <w:t xml:space="preserve">Second, the predictor is not the decoder that produced the outcome. It is the out-of-fold discriminability of a classifier fitted here on each session’s calibration recordings, whereas the online selections were produced by a decoder fitted during the original experiment, described in the source-study publications as a linear classifier trained on that session’s calibration data and, in several cohorts, coupled to a dynamic stopping or adaptive stimulus-selection rule.[32,33] The archive names no online classifier for any source study and withholds the BCI2000 parameter files, so the deployed decoder cannot be reconstructed and the two cannot be compared directly. Both are fitted on the same recordings, so the quantity evaluated is the learnability of that session’s calibration data, measured against the online accuracy recorded in the same session, rather than an independent physiological marker of user aptitude.</w:t>
+      </w:r>
+    </w:p>
+    <w:p>
+      <w:pPr>
+        <w:pStyle w:val="BodyText"/>
+      </w:pPr>
+      <w:r>
+        <w:t xml:space="preserve">Third, the cohorts differ in speller matrix, stimulus paradigm, electrode type, and stopping rule, and paradigm is largely nested within source study, so withholding a cohort also withholds its paradigms. Cohort and paradigm effects cannot be separated in this design. Stimulus presentation and stopping rule are known to change speller accuracy substantially,[32,34,35] so some of the between-cohort variability reported here is attributable to protocol rather than to population. The archive records none of these rules as fields, but two of them leave a recoverable trace that was tested here: the time taken per selection, which is the signature of the stopping rule and accounted for two thirds of the between-cohort variance in calibration slope, and the range of target indices, which bounds the speller alphabet from below and accounted for no share distinguishable from zero. What remains untestable is the stopping algorithm and the thresholds it used, the matrix dimensions and layout, and the online decision procedure, so the protocol explanation is now partly quantified rather than either excluded or merely acknowledged.</w:t>
+      </w:r>
+    </w:p>
+    <w:p>
+      <w:pPr>
+        <w:pStyle w:val="BodyText"/>
+      </w:pPr>
+      <w:r>
+        <w:t xml:space="preserve">Fourth, 30.9% of records were at 100% accuracy and three cohorts were near ceiling, where there is little variation to estimate. The sensitivity analysis restricted to cohorts with meaningful outcome variance gave a higher estimation error, so the primary estimate is favourably influenced by cohorts in which the task was easy.</w:t>
+      </w:r>
+    </w:p>
+    <w:p>
+      <w:pPr>
+        <w:pStyle w:val="BodyText"/>
+      </w:pPr>
+      <w:r>
+        <w:t xml:space="preserve">Fifth, the outcome is character-level selection accuracy reconstructed from archived event traces. It is an operational endpoint and not communication effectiveness, quality of life, or any clinical outcome, and it does not capture communication rate, for which accuracy alone is known to be an incomplete summary.[36] Sixth, these are legacy protocols, and the analysis does not establish performance with contemporary assistive-communication workflows. Seventh, the archive documentation identifies an ALS population for four cohorts only; the remaining cohorts are described as other cohorts because the documentation does not support a positive characterisation, and no participant-level clinical characteristics were available for the cohort description.</w:t>
+      </w:r>
+    </w:p>
+    <w:p>
+      <w:pPr>
+        <w:pStyle w:val="BodyText"/>
+      </w:pPr>
+      <w:r>
+        <w:t xml:space="preserve">Eighth, the comparison of calibration slope between cohort types carries two further limitations of its own. Each cohort’s slope comes from a model developed on the other 17 cohorts, 14 of which carry no documented ALS population, so part of the higher slope in the ALS cohorts could reflect the composition of the development set rather than the population. Those 18 slopes also share most of their development data with one another, which correlates them positively, so all three tests report standard errors that are somewhat optimistic. Neither can be addressed at this number of cohorts, and both are reasons to treat the comparison as a question for a future design rather than an answer from this one.</w:t>
+      </w:r>
+    </w:p>
+    <w:p>
+      <w:pPr>
+        <w:pStyle w:val="BodyText"/>
+      </w:pPr>
+      <w:r>
+        <w:t xml:space="preserve">Ninth, the between-cohort variance is itself estimated with limited precision. Eighteen cohorts, of 5 to 24 participants each, leave the interval for tau wide on both parameters, and a cluster-robust variance at those cluster counts is downward-biased, which inflates tau and I-squared in the direction that favours the conclusion drawn here. The conclusion was therefore checked against that bias rather than assumed to survive it: it holds at the lower confidence limit of tau for both parameters, and the intercept’s prediction interval remains wide when every within-cohort variance is inflated fivefold. What cannot be settled at this number of cohorts is the size of the heterogeneity, only that a single fitted mapping does not describe these cohorts. It was also checked against a participant-cluster bootstrap that makes no asymptotic assumption at all: re-estimating each cohort’s intercept and slope standard error from 2,000 cluster-resampled refits identified 17 of the 18 cohorts, StudyS1’s resamples having fallen onto the separation boundary too often to leave an identified estimate, and gave tau = 0.37 for the slope and tau = 0.77 for the intercept, against 0.43 and 0.87 under the clustered sandwich. Those bootstrap tau values are smaller rather than larger, so this particular check does not itself confirm that the clustered sandwich was inflating tau. The bootstrap’s own 95% interval for an unrepresented cohort runs from 0.197 to 1.861 for the slope and from -1.739 to 1.677 for the intercept, narrower than but consistent in span with the clustered-sandwich intervals already reported above, so the conclusion holds under this correction as well.</w:t>
+      </w:r>
+    </w:p>
     <w:bookmarkEnd w:id="36"/>
-    <w:bookmarkStart w:id="39" w:name="discussion"/>
-    <w:p>
-      <w:pPr>
-        <w:pStyle w:val="Heading2"/>
-      </w:pPr>
-      <w:r>
-        <w:t xml:space="preserve">Discussion</w:t>
+    <w:bookmarkStart w:id="37" w:name="conclusion"/>
+    <w:p>
+      <w:pPr>
+        <w:pStyle w:val="Heading3"/>
+      </w:pPr>
+      <w:r>
+        <w:t xml:space="preserve">Conclusion</w:t>
       </w:r>
     </w:p>
     <w:p>
@@ -1213,151 +1341,12 @@
         <w:pStyle w:val="FirstParagraph"/>
       </w:pPr>
       <w:r>
-        <w:t xml:space="preserve">Across 18 independent P300-speller cohorts, the discriminability of a classifier fitted to a session's calibration block was related to that session's subsequent online spelling accuracy, with a positive point estimate in every cohort, at the level of individual participants as well as between cohorts, and when the calibration recording came from an earlier session. A fitted mapping from that score to an expected accuracy did not transport. The calibration intercept had a between-cohort standard deviation of tau = 0.87 (95% CI 0.60 to 1.51) and an interval for an unrepresented cohort running from -1.97 to 1.85 on the log-odds scale; the slope agreed, at tau = 0.43 (0.30 to 0.77) and a range of 0.185 to 2.185. In one cohort the score estimated accuracy less well than the development-mean benchmark, and in six less well than that cohort's own mean. The association appeared in every cohort examined, though with widely varying magnitude; the numerical mapping between the score and expected accuracy did not.</w:t>
-      </w:r>
-    </w:p>
-    <w:p>
-      <w:pPr>
-        <w:pStyle w:val="BodyText"/>
-      </w:pPr>
-      <w:r>
-        <w:t xml:space="preserve">That distinction determines what a calibration score can be used for. Ranking sessions within a setting, which requires only that the association hold locally, is supported. Reporting an expected accuracy in a cohort where the mapping was not developed is not supported without local recalibration, because the interval for a cohort outside this archive spans -0.002 to 0.203 for estimation error and includes chance-level discrimination and negative skill.</w:t>
-      </w:r>
-    </w:p>
-    <w:p>
-      <w:pPr>
-        <w:pStyle w:val="BodyText"/>
-      </w:pPr>
-      <w:r>
-        <w:t xml:space="preserve">Mainsah and colleagues derived speller accuracy analytically from a calibration-derived detectability index and validated it within study.[15] The present analysis is the transportability counterpart to that work rather than a replacement for it: the relationship they described is reproduced here with a positive point estimate in every cohort, and what is added is the finding that the numerical mapping between the two quantities is cohort-specific. Earlier reports relating calibration measures to P300 performance in ALS[11,12] and to brain-computer interface performance more generally[10] are likewise consistent with the association reported here.</w:t>
-      </w:r>
-    </w:p>
-    <w:p>
-      <w:pPr>
-        <w:pStyle w:val="BodyText"/>
-      </w:pPr>
-      <w:r>
-        <w:t xml:space="preserve">Predictor precision differs between cohorts, because the number of calibration files, surviving epochs and cross-validation folds differ. The median number of calibration files per session ranges from 3 to 15 across cohorts, the median number of surviving calibration epochs from 1,479 to 12,910, and the standard error of the score itself from 0.008 to 0.031, a fourfold spread. Measurement error in a predictor attenuates a fitted slope, so some of the between-cohort variation in calibration is attributable to how precisely the score itself was estimated rather than to a difference in the underlying relationship. The three cohorts with the lowest calibration slopes, StudyH at 0.185, StudyJ at 0.326 and StudyK at 0.480, are also the three whose score was least precisely estimated, at standard errors of 0.031, 0.023 and 0.026 against a median of 0.013. Three cohorts cannot separate that mechanism from chance, and it is not a competing explanation that collecting more cohorts would address, so it was quantified directly instead (supplement, S9). Each cohort's reliability ratio, the share of the observed between-session variance in its calibration score that is signal rather than measurement error, ran from 0.848 to 0.992 with a median of 0.976, and 16 of the 18 cohorts were at or above 0.95. Correcting every cohort's slope for attenuation by its own reliability moved the between-cohort standard deviation from tau = 0.432 to 0.422 and I-squared from 79.1 to 77.2, and widened rather than narrowed the observed slope range of 0.185 to 2.185, to 0.218 to 2.292. Because that correction rests on a standard error that assumes independent calibration epochs, and the epochs are not independent, it was repeated with the assumed error variance inflated to 6.5 times that value, just short of the point at which one cohort's reliability would stop being identified; I-squared was still 66.9 and the Q test still gave p = 2.6 x 10^-5. Measurement error in the predictor is therefore a real but minor part of the between-cohort spread and does not account for the failure of the mapping to transport.</w:t>
-      </w:r>
-    </w:p>
-    <w:p>
-      <w:pPr>
-        <w:pStyle w:val="BodyText"/>
-      </w:pPr>
-      <w:r>
-        <w:t xml:space="preserve">Part of that variation is now attributable to a protocol difference rather than to the cohorts themselves. The time each cohort took over a selection, which is the archive's only trace of the stopping rule, accounted for two thirds of the between-cohort variance in the calibration slope, leaving a residual between-cohort standard deviation of 0.25 against 0.43 unmoderated. That does not restore transportability, for two reasons. A mapping whose slope depends on the stopping rule is still not one that can be carried to a site whose stopping rule is unknown, and knowing it is not the same as being able to correct for it, since the correction estimated here rests on 18 cohorts and on a descriptor that is itself partly determined by the recording wherever stopping was data-dependent. What the result does change is the interpretation of the residual spread: it is not an irreducible property of the population, and a site that reports its stopping rule alongside a calibration score would remove a substantial share of the uncertainty in a transported estimate.</w:t>
-      </w:r>
-    </w:p>
-    <w:p>
-      <w:pPr>
-        <w:pStyle w:val="BodyText"/>
-      </w:pPr>
-      <w:r>
-        <w:t xml:space="preserve">The comparison between the four ALS cohorts and the full archive is itself a result. Analysed alone, the ALS cohorts gave a calibration slope of 0.985 with an uncorrected between-cohort standard deviation of 0.223 and a favourable Brier skill of 0.303. Analysed alongside 14 further cohorts, the uncorrected standard deviation of the slope was 0.560 and Brier skill fell to 0.110. Four cohorts were not merely too few to estimate the spread; they happened to be homogeneous and favourable, and the resulting picture was optimistic in a direction that only became visible with more cohorts. Evaluating a brain-computer interface mapping on a small number of withheld cohorts should be expected to understate how much performance will vary elsewhere.</w:t>
-      </w:r>
-    </w:p>
-    <w:p>
-      <w:pPr>
-        <w:pStyle w:val="BodyText"/>
-      </w:pPr>
-      <w:r>
-        <w:t xml:space="preserve">One analysis improved transportability. Excluding records in which more than 20% of calibration epochs exceeded the artifact threshold reduced estimation error from 0.101 to 0.087 and reduced the uncorrected between-cohort standard deviation of the calibration slope from 0.560 to 0.465. Screening calibration data quality before relying on a calibration-derived estimate is therefore a concrete step, and it is available at no cost because the rejection fraction is computed while the score is computed.</w:t>
-      </w:r>
-    </w:p>
-    <w:p>
-      <w:pPr>
-        <w:pStyle w:val="BodyText"/>
-      </w:pPr>
-      <w:r>
-        <w:t xml:space="preserve">A mapping developed entirely without ALS data estimated accuracy in the ALS cohorts with a mean absolute error of 0.108, against 0.104 when other ALS cohorts were available. The relationship is not specific to the clinical population in the sense of being absent elsewhere. Whether it is population-dependent in a different sense is not resolved here. The calibration slope averaged higher in the four ALS cohorts than in the other 14, which would be one mechanism by which a single fitted mapping mis-calibrates, but with the cohort as the unit of analysis that difference is imprecise, the three tests of it fall on either side of the conventional threshold, a single cohort moves it, and cohort type cannot be separated from the paradigm, hardware and stopping rule that differ alongside it.</w:t>
-      </w:r>
-    </w:p>
-    <w:bookmarkStart w:id="37" w:name="study-limitations"/>
-    <w:p>
-      <w:pPr>
-        <w:pStyle w:val="Heading3"/>
-      </w:pPr>
-      <w:r>
-        <w:t xml:space="preserve">Study Limitations</w:t>
-      </w:r>
-    </w:p>
-    <w:p>
-      <w:pPr>
-        <w:pStyle w:val="FirstParagraph"/>
-      </w:pPr>
-      <w:r>
-        <w:t xml:space="preserve">First, calibration and online blocks come from the same recording session throughout. Every timestamp in the archive is de-identified, so temporal precedence within a session cannot be verified from the data, and the separation enforced here is between protocol phases rather than demonstrated ordering. The analysis using a preceding session's calibration recording is the closest available approximation and shows an attenuated association.</w:t>
-      </w:r>
-    </w:p>
-    <w:p>
-      <w:pPr>
-        <w:pStyle w:val="BodyText"/>
-      </w:pPr>
-      <w:r>
-        <w:t xml:space="preserve">Second, the predictor is not the decoder that produced the outcome. It is the out-of-fold discriminability of a classifier fitted here on each session's calibration recordings, whereas the online selections were produced by a decoder fitted during the original experiment, described in the source-study publications as a linear classifier trained on that session's calibration data and, in several cohorts, coupled to a dynamic stopping or adaptive stimulus-selection rule.[32,33] The archive names no online classifier for any source study and withholds the BCI2000 parameter files, so the deployed decoder cannot be reconstructed and the two cannot be compared directly. Both are fitted on the same recordings, so the quantity evaluated is the learnability of that session's calibration data, measured against the online accuracy recorded in the same session, rather than an independent physiological marker of user aptitude.</w:t>
-      </w:r>
-    </w:p>
-    <w:p>
-      <w:pPr>
-        <w:pStyle w:val="BodyText"/>
-      </w:pPr>
-      <w:r>
-        <w:t xml:space="preserve">Third, the cohorts differ in speller matrix, stimulus paradigm, electrode type, and stopping rule, and paradigm is largely nested within source study, so withholding a cohort also withholds its paradigms. Cohort and paradigm effects cannot be separated in this design. Stimulus presentation and stopping rule are known to change speller accuracy substantially,[32,34,35] so some of the between-cohort variability reported here is attributable to protocol rather than to population. The archive records none of these rules as fields, but two of them leave a recoverable trace that was tested here: the time taken per selection, which is the signature of the stopping rule and accounted for two thirds of the between-cohort variance in calibration slope, and the range of target indices, which bounds the speller alphabet from below and accounted for no share distinguishable from zero. What remains untestable is the stopping algorithm and the thresholds it used, the matrix dimensions and layout, and the online decision procedure, so the protocol explanation is now partly quantified rather than either excluded or merely acknowledged.</w:t>
-      </w:r>
-    </w:p>
-    <w:p>
-      <w:pPr>
-        <w:pStyle w:val="BodyText"/>
-      </w:pPr>
-      <w:r>
-        <w:t xml:space="preserve">Fourth, 30.9% of records were at 100% accuracy and three cohorts were near ceiling, where there is little variation to estimate. The sensitivity analysis restricted to cohorts with meaningful outcome variance gave a higher estimation error, so the primary estimate is favourably influenced by cohorts in which the task was easy.</w:t>
-      </w:r>
-    </w:p>
-    <w:p>
-      <w:pPr>
-        <w:pStyle w:val="BodyText"/>
-      </w:pPr>
-      <w:r>
-        <w:t xml:space="preserve">Fifth, the outcome is character-level selection accuracy reconstructed from archived event traces. It is an operational endpoint and not communication effectiveness, quality of life, or any clinical outcome, and it does not capture communication rate, for which accuracy alone is known to be an incomplete summary.[36] Sixth, these are legacy protocols, and the analysis does not establish performance with contemporary assistive-communication workflows. Seventh, the archive documentation identifies an ALS population for four cohorts only; the remaining cohorts are described as other cohorts because the documentation does not support a positive characterisation, and no participant-level clinical characteristics were available for the cohort description.</w:t>
-      </w:r>
-    </w:p>
-    <w:p>
-      <w:pPr>
-        <w:pStyle w:val="BodyText"/>
-      </w:pPr>
-      <w:r>
-        <w:t xml:space="preserve">Eighth, the comparison of calibration slope between cohort types carries two further limitations of its own. Each cohort's slope comes from a model developed on the other 17 cohorts, 14 of which carry no documented ALS population, so part of the higher slope in the ALS cohorts could reflect the composition of the development set rather than the population. Those 18 slopes also share most of their development data with one another, which correlates them positively, so all three tests report standard errors that are somewhat optimistic. Neither can be addressed at this number of cohorts, and both are reasons to treat the comparison as a question for a future design rather than an answer from this one.</w:t>
-      </w:r>
-    </w:p>
-    <w:p>
-      <w:pPr>
-        <w:pStyle w:val="BodyText"/>
-      </w:pPr>
-      <w:r>
-        <w:t xml:space="preserve">Ninth, the between-cohort variance is itself estimated with limited precision. Eighteen cohorts, of 5 to 24 participants each, leave the interval for tau wide on both parameters, and a cluster-robust variance at those cluster counts is downward-biased, which inflates tau and I-squared in the direction that favours the conclusion drawn here. The conclusion was therefore checked against that bias rather than assumed to survive it: it holds at the lower confidence limit of tau for both parameters, and the intercept's prediction interval remains wide when every within-cohort variance is inflated fivefold. What cannot be settled at this number of cohorts is the size of the heterogeneity, only that a single fitted mapping does not describe these cohorts.</w:t>
+        <w:t xml:space="preserve">In 18 independent P300-speller cohorts, calibration-derived decoder discriminability was related to subsequent online spelling accuracy, with a positive point estimate in every cohort and at the level of individual participants, but the fitted mapping between the two did not transport: the calibration intercept spanned mappings that badly understate and badly overstate accuracy, the slope varied more than tenfold, and a cohort outside the archive cannot be promised discrimination above chance or skill above zero. A calibration score may support ranking sessions within a setting and may support a data-quality screen, and it should not be used to report an expected accuracy in a cohort where the mapping was not developed without local recalibration. Prospective evaluation would need to predefine the recalibration procedure and measure user-centred communication outcomes rather than character accuracy alone.</w:t>
       </w:r>
     </w:p>
     <w:bookmarkEnd w:id="37"/>
-    <w:bookmarkStart w:id="38" w:name="conclusion"/>
-    <w:p>
-      <w:pPr>
-        <w:pStyle w:val="Heading3"/>
-      </w:pPr>
-      <w:r>
-        <w:t xml:space="preserve">Conclusion</w:t>
-      </w:r>
-    </w:p>
-    <w:p>
-      <w:pPr>
-        <w:pStyle w:val="FirstParagraph"/>
-      </w:pPr>
-      <w:r>
-        <w:t xml:space="preserve">In 18 independent P300-speller cohorts, calibration-derived decoder discriminability was related to subsequent online spelling accuracy, with a positive point estimate in every cohort and at the level of individual participants, but the fitted mapping between the two did not transport: the calibration intercept spanned mappings that badly understate and badly overstate accuracy, the slope varied more than tenfold, and a cohort outside the archive cannot be promised discrimination above chance or skill above zero. A calibration score may support ranking sessions within a setting and may support a data-quality screen, and it should not be used to report an expected accuracy in a cohort where the mapping was not developed without local recalibration. Prospective evaluation would need to predefine the recalibration procedure and measure user-centred communication outcomes rather than character accuracy alone.</w:t>
-      </w:r>
-    </w:p>
     <w:bookmarkEnd w:id="38"/>
-    <w:bookmarkEnd w:id="39"/>
-    <w:bookmarkStart w:id="52" w:name="tables-and-figure-legends"/>
+    <w:bookmarkStart w:id="51" w:name="tables-and-figure-legends"/>
     <w:p>
       <w:pPr>
         <w:pStyle w:val="Heading2"/>
@@ -1392,15 +1381,14 @@
         <w:tblLook w:firstRow="1" w:lastRow="0" w:firstColumn="0" w:lastColumn="0" w:noHBand="0" w:noVBand="0" w:val="0020"/>
       </w:tblPr>
       <w:tblGrid>
-        <w:gridCol w:w="2048"/>
-        <w:gridCol w:w="1024"/>
-        <w:gridCol w:w="1365"/>
-        <w:gridCol w:w="1297"/>
-        <w:gridCol w:w="2184"/>
+        <w:gridCol w:w="1397"/>
+        <w:gridCol w:w="1397"/>
+        <w:gridCol w:w="1863"/>
+        <w:gridCol w:w="1863"/>
+        <w:gridCol w:w="1397"/>
       </w:tblGrid>
       <w:tr>
         <w:trPr>
-          <w:cantSplit/>
           <w:tblHeader w:val="on"/>
         </w:trPr>
         <w:tc>
@@ -1462,9 +1450,6 @@
         </w:tc>
       </w:tr>
       <w:tr>
-        <w:trPr>
-          <w:cantSplit/>
-        </w:trPr>
         <w:tc>
           <w:tcPr/>
           <w:p>
@@ -1524,9 +1509,6 @@
         </w:tc>
       </w:tr>
       <w:tr>
-        <w:trPr>
-          <w:cantSplit/>
-        </w:trPr>
         <w:tc>
           <w:tcPr/>
           <w:p>
@@ -1586,9 +1568,6 @@
         </w:tc>
       </w:tr>
       <w:tr>
-        <w:trPr>
-          <w:cantSplit/>
-        </w:trPr>
         <w:tc>
           <w:tcPr/>
           <w:p>
@@ -1648,9 +1627,6 @@
         </w:tc>
       </w:tr>
       <w:tr>
-        <w:trPr>
-          <w:cantSplit/>
-        </w:trPr>
         <w:tc>
           <w:tcPr/>
           <w:p>
@@ -1710,9 +1686,6 @@
         </w:tc>
       </w:tr>
       <w:tr>
-        <w:trPr>
-          <w:cantSplit/>
-        </w:trPr>
         <w:tc>
           <w:tcPr/>
           <w:p>
@@ -1772,9 +1745,6 @@
         </w:tc>
       </w:tr>
       <w:tr>
-        <w:trPr>
-          <w:cantSplit/>
-        </w:trPr>
         <w:tc>
           <w:tcPr/>
           <w:p>
@@ -1834,9 +1804,6 @@
         </w:tc>
       </w:tr>
       <w:tr>
-        <w:trPr>
-          <w:cantSplit/>
-        </w:trPr>
         <w:tc>
           <w:tcPr/>
           <w:p>
@@ -1896,9 +1863,6 @@
         </w:tc>
       </w:tr>
       <w:tr>
-        <w:trPr>
-          <w:cantSplit/>
-        </w:trPr>
         <w:tc>
           <w:tcPr/>
           <w:p>
@@ -1958,9 +1922,6 @@
         </w:tc>
       </w:tr>
       <w:tr>
-        <w:trPr>
-          <w:cantSplit/>
-        </w:trPr>
         <w:tc>
           <w:tcPr/>
           <w:p>
@@ -2020,9 +1981,6 @@
         </w:tc>
       </w:tr>
       <w:tr>
-        <w:trPr>
-          <w:cantSplit/>
-        </w:trPr>
         <w:tc>
           <w:tcPr/>
           <w:p>
@@ -2082,9 +2040,6 @@
         </w:tc>
       </w:tr>
       <w:tr>
-        <w:trPr>
-          <w:cantSplit/>
-        </w:trPr>
         <w:tc>
           <w:tcPr/>
           <w:p>
@@ -2144,9 +2099,6 @@
         </w:tc>
       </w:tr>
       <w:tr>
-        <w:trPr>
-          <w:cantSplit/>
-        </w:trPr>
         <w:tc>
           <w:tcPr/>
           <w:p>
@@ -2206,9 +2158,6 @@
         </w:tc>
       </w:tr>
       <w:tr>
-        <w:trPr>
-          <w:cantSplit/>
-        </w:trPr>
         <w:tc>
           <w:tcPr/>
           <w:p>
@@ -2268,9 +2217,6 @@
         </w:tc>
       </w:tr>
       <w:tr>
-        <w:trPr>
-          <w:cantSplit/>
-        </w:trPr>
         <w:tc>
           <w:tcPr/>
           <w:p>
@@ -2330,9 +2276,6 @@
         </w:tc>
       </w:tr>
       <w:tr>
-        <w:trPr>
-          <w:cantSplit/>
-        </w:trPr>
         <w:tc>
           <w:tcPr/>
           <w:p>
@@ -2392,9 +2335,6 @@
         </w:tc>
       </w:tr>
       <w:tr>
-        <w:trPr>
-          <w:cantSplit/>
-        </w:trPr>
         <w:tc>
           <w:tcPr/>
           <w:p>
@@ -2454,9 +2394,6 @@
         </w:tc>
       </w:tr>
       <w:tr>
-        <w:trPr>
-          <w:cantSplit/>
-        </w:trPr>
         <w:tc>
           <w:tcPr/>
           <w:p>
@@ -2516,9 +2453,6 @@
         </w:tc>
       </w:tr>
       <w:tr>
-        <w:trPr>
-          <w:cantSplit/>
-        </w:trPr>
         <w:tc>
           <w:tcPr/>
           <w:p>
@@ -2578,9 +2512,6 @@
         </w:tc>
       </w:tr>
       <w:tr>
-        <w:trPr>
-          <w:cantSplit/>
-        </w:trPr>
         <w:tc>
           <w:tcPr/>
           <w:p>
@@ -2640,9 +2571,6 @@
         </w:tc>
       </w:tr>
       <w:tr>
-        <w:trPr>
-          <w:cantSplit/>
-        </w:trPr>
         <w:tc>
           <w:tcPr/>
           <w:p>
@@ -2702,9 +2630,6 @@
         </w:tc>
       </w:tr>
       <w:tr>
-        <w:trPr>
-          <w:cantSplit/>
-        </w:trPr>
         <w:tc>
           <w:tcPr/>
           <w:p>
@@ -2776,9 +2701,6 @@
         </w:tc>
       </w:tr>
       <w:tr>
-        <w:trPr>
-          <w:cantSplit/>
-        </w:trPr>
         <w:tc>
           <w:tcPr/>
           <w:p>
@@ -2872,19 +2794,18 @@
         <w:tblLook w:firstRow="1" w:lastRow="0" w:firstColumn="0" w:lastColumn="0" w:noHBand="0" w:noVBand="0" w:val="0020"/>
       </w:tblPr>
       <w:tblGrid>
-        <w:gridCol w:w="560"/>
-        <w:gridCol w:w="981"/>
-        <w:gridCol w:w="630"/>
-        <w:gridCol w:w="841"/>
-        <w:gridCol w:w="1191"/>
-        <w:gridCol w:w="490"/>
-        <w:gridCol w:w="490"/>
-        <w:gridCol w:w="1121"/>
-        <w:gridCol w:w="1612"/>
+        <w:gridCol w:w="698"/>
+        <w:gridCol w:w="931"/>
+        <w:gridCol w:w="931"/>
+        <w:gridCol w:w="931"/>
+        <w:gridCol w:w="931"/>
+        <w:gridCol w:w="931"/>
+        <w:gridCol w:w="931"/>
+        <w:gridCol w:w="931"/>
+        <w:gridCol w:w="698"/>
       </w:tblGrid>
       <w:tr>
         <w:trPr>
-          <w:cantSplit/>
           <w:tblHeader w:val="on"/>
         </w:trPr>
         <w:tc>
@@ -2995,9 +2916,6 @@
         </w:tc>
       </w:tr>
       <w:tr>
-        <w:trPr>
-          <w:cantSplit/>
-        </w:trPr>
         <w:tc>
           <w:tcPr/>
           <w:p>
@@ -3106,9 +3024,6 @@
         </w:tc>
       </w:tr>
       <w:tr>
-        <w:trPr>
-          <w:cantSplit/>
-        </w:trPr>
         <w:tc>
           <w:tcPr/>
           <w:p>
@@ -3217,9 +3132,6 @@
         </w:tc>
       </w:tr>
       <w:tr>
-        <w:trPr>
-          <w:cantSplit/>
-        </w:trPr>
         <w:tc>
           <w:tcPr/>
           <w:p>
@@ -3328,9 +3240,6 @@
         </w:tc>
       </w:tr>
       <w:tr>
-        <w:trPr>
-          <w:cantSplit/>
-        </w:trPr>
         <w:tc>
           <w:tcPr/>
           <w:p>
@@ -3439,9 +3348,6 @@
         </w:tc>
       </w:tr>
       <w:tr>
-        <w:trPr>
-          <w:cantSplit/>
-        </w:trPr>
         <w:tc>
           <w:tcPr/>
           <w:p>
@@ -3550,9 +3456,6 @@
         </w:tc>
       </w:tr>
       <w:tr>
-        <w:trPr>
-          <w:cantSplit/>
-        </w:trPr>
         <w:tc>
           <w:tcPr/>
           <w:p>
@@ -3661,9 +3564,6 @@
         </w:tc>
       </w:tr>
       <w:tr>
-        <w:trPr>
-          <w:cantSplit/>
-        </w:trPr>
         <w:tc>
           <w:tcPr/>
           <w:p>
@@ -3772,9 +3672,6 @@
         </w:tc>
       </w:tr>
       <w:tr>
-        <w:trPr>
-          <w:cantSplit/>
-        </w:trPr>
         <w:tc>
           <w:tcPr/>
           <w:p>
@@ -3883,9 +3780,6 @@
         </w:tc>
       </w:tr>
       <w:tr>
-        <w:trPr>
-          <w:cantSplit/>
-        </w:trPr>
         <w:tc>
           <w:tcPr/>
           <w:p>
@@ -3994,9 +3888,6 @@
         </w:tc>
       </w:tr>
       <w:tr>
-        <w:trPr>
-          <w:cantSplit/>
-        </w:trPr>
         <w:tc>
           <w:tcPr/>
           <w:p>
@@ -4105,9 +3996,6 @@
         </w:tc>
       </w:tr>
       <w:tr>
-        <w:trPr>
-          <w:cantSplit/>
-        </w:trPr>
         <w:tc>
           <w:tcPr/>
           <w:p>
@@ -4216,9 +4104,6 @@
         </w:tc>
       </w:tr>
       <w:tr>
-        <w:trPr>
-          <w:cantSplit/>
-        </w:trPr>
         <w:tc>
           <w:tcPr/>
           <w:p>
@@ -4327,9 +4212,6 @@
         </w:tc>
       </w:tr>
       <w:tr>
-        <w:trPr>
-          <w:cantSplit/>
-        </w:trPr>
         <w:tc>
           <w:tcPr/>
           <w:p>
@@ -4438,9 +4320,6 @@
         </w:tc>
       </w:tr>
       <w:tr>
-        <w:trPr>
-          <w:cantSplit/>
-        </w:trPr>
         <w:tc>
           <w:tcPr/>
           <w:p>
@@ -4549,9 +4428,6 @@
         </w:tc>
       </w:tr>
       <w:tr>
-        <w:trPr>
-          <w:cantSplit/>
-        </w:trPr>
         <w:tc>
           <w:tcPr/>
           <w:p>
@@ -4660,9 +4536,6 @@
         </w:tc>
       </w:tr>
       <w:tr>
-        <w:trPr>
-          <w:cantSplit/>
-        </w:trPr>
         <w:tc>
           <w:tcPr/>
           <w:p>
@@ -4771,9 +4644,6 @@
         </w:tc>
       </w:tr>
       <w:tr>
-        <w:trPr>
-          <w:cantSplit/>
-        </w:trPr>
         <w:tc>
           <w:tcPr/>
           <w:p>
@@ -4882,9 +4752,6 @@
         </w:tc>
       </w:tr>
       <w:tr>
-        <w:trPr>
-          <w:cantSplit/>
-        </w:trPr>
         <w:tc>
           <w:tcPr/>
           <w:p>
@@ -5074,18 +4941,18 @@
           <wp:inline>
             <wp:extent cx="5334000" cy="3408326"/>
             <wp:effectExtent b="0" l="0" r="0" t="0"/>
-            <wp:docPr descr="" title="" id="41" name="Picture"/>
+            <wp:docPr descr="" title="" id="40" name="Picture"/>
             <a:graphic>
               <a:graphicData uri="http://schemas.openxmlformats.org/drawingml/2006/picture">
                 <pic:pic>
                   <pic:nvPicPr>
-                    <pic:cNvPr descr="../output/expanded/figures/figure_calibration_forest.png" id="42" name="Picture"/>
+                    <pic:cNvPr descr="../output/expanded/figures/figure_calibration_forest.png" id="41" name="Picture"/>
                     <pic:cNvPicPr>
                       <a:picLocks noChangeArrowheads="1" noChangeAspect="1"/>
                     </pic:cNvPicPr>
                   </pic:nvPicPr>
                   <pic:blipFill>
-                    <a:blip r:embed="rId40"/>
+                    <a:blip r:embed="rId39"/>
                     <a:stretch>
                       <a:fillRect/>
                     </a:stretch>
@@ -5111,9 +4978,6 @@
           </wp:inline>
         </w:drawing>
       </w:r>
-      <w:r>
-        <w:t xml:space="preserve">{width=100%}</w:t>
-      </w:r>
     </w:p>
     <w:p>
       <w:pPr>
@@ -5124,18 +4988,18 @@
           <wp:inline>
             <wp:extent cx="5334000" cy="3250867"/>
             <wp:effectExtent b="0" l="0" r="0" t="0"/>
-            <wp:docPr descr="" title="" id="44" name="Picture"/>
+            <wp:docPr descr="" title="" id="43" name="Picture"/>
             <a:graphic>
               <a:graphicData uri="http://schemas.openxmlformats.org/drawingml/2006/picture">
                 <pic:pic>
                   <pic:nvPicPr>
-                    <pic:cNvPr descr="../output/expanded/figures/figure_calibration_curves.png" id="45" name="Picture"/>
+                    <pic:cNvPr descr="../output/expanded/figures/figure_calibration_curves.png" id="44" name="Picture"/>
                     <pic:cNvPicPr>
                       <a:picLocks noChangeArrowheads="1" noChangeAspect="1"/>
                     </pic:cNvPicPr>
                   </pic:nvPicPr>
                   <pic:blipFill>
-                    <a:blip r:embed="rId43"/>
+                    <a:blip r:embed="rId42"/>
                     <a:stretch>
                       <a:fillRect/>
                     </a:stretch>
@@ -5161,9 +5025,6 @@
           </wp:inline>
         </w:drawing>
       </w:r>
-      <w:r>
-        <w:t xml:space="preserve">{width=100%}</w:t>
-      </w:r>
     </w:p>
     <w:p>
       <w:pPr>
@@ -5172,20 +5033,20 @@
       <w:r>
         <w:drawing>
           <wp:inline>
-            <wp:extent cx="5334000" cy="4956449"/>
+            <wp:extent cx="4693920" cy="4361675"/>
             <wp:effectExtent b="0" l="0" r="0" t="0"/>
-            <wp:docPr descr="" title="" id="47" name="Picture"/>
+            <wp:docPr descr="" title="" id="46" name="Picture"/>
             <a:graphic>
               <a:graphicData uri="http://schemas.openxmlformats.org/drawingml/2006/picture">
                 <pic:pic>
                   <pic:nvPicPr>
-                    <pic:cNvPr descr="../output/expanded/figures/figure_transportability.png" id="48" name="Picture"/>
+                    <pic:cNvPr descr="../output/expanded/figures/figure_transportability.png" id="47" name="Picture"/>
                     <pic:cNvPicPr>
                       <a:picLocks noChangeArrowheads="1" noChangeAspect="1"/>
                     </pic:cNvPicPr>
                   </pic:nvPicPr>
                   <pic:blipFill>
-                    <a:blip r:embed="rId46"/>
+                    <a:blip r:embed="rId45"/>
                     <a:stretch>
                       <a:fillRect/>
                     </a:stretch>
@@ -5193,7 +5054,7 @@
                   <pic:spPr bwMode="auto">
                     <a:xfrm>
                       <a:off x="0" y="0"/>
-                      <a:ext cx="5334000" cy="4956449"/>
+                      <a:ext cx="4693920" cy="4361675"/>
                     </a:xfrm>
                     <a:prstGeom prst="rect">
                       <a:avLst/>
@@ -5211,9 +5072,6 @@
           </wp:inline>
         </w:drawing>
       </w:r>
-      <w:r>
-        <w:t xml:space="preserve">{width=88%}</w:t>
-      </w:r>
     </w:p>
     <w:p>
       <w:pPr>
@@ -5222,20 +5080,20 @@
       <w:r>
         <w:drawing>
           <wp:inline>
-            <wp:extent cx="5334000" cy="4277443"/>
+            <wp:extent cx="4693920" cy="3764150"/>
             <wp:effectExtent b="0" l="0" r="0" t="0"/>
-            <wp:docPr descr="" title="" id="50" name="Picture"/>
+            <wp:docPr descr="" title="" id="49" name="Picture"/>
             <a:graphic>
               <a:graphicData uri="http://schemas.openxmlformats.org/drawingml/2006/picture">
                 <pic:pic>
                   <pic:nvPicPr>
-                    <pic:cNvPr descr="../output/expanded/figures/figure_skill_by_cohort.png" id="51" name="Picture"/>
+                    <pic:cNvPr descr="../output/expanded/figures/figure_skill_by_cohort.png" id="50" name="Picture"/>
                     <pic:cNvPicPr>
                       <a:picLocks noChangeArrowheads="1" noChangeAspect="1"/>
                     </pic:cNvPicPr>
                   </pic:nvPicPr>
                   <pic:blipFill>
-                    <a:blip r:embed="rId49"/>
+                    <a:blip r:embed="rId48"/>
                     <a:stretch>
                       <a:fillRect/>
                     </a:stretch>
@@ -5243,7 +5101,7 @@
                   <pic:spPr bwMode="auto">
                     <a:xfrm>
                       <a:off x="0" y="0"/>
-                      <a:ext cx="5334000" cy="4277443"/>
+                      <a:ext cx="4693920" cy="3764150"/>
                     </a:xfrm>
                     <a:prstGeom prst="rect">
                       <a:avLst/>
@@ -5261,44 +5119,27 @@
           </wp:inline>
         </w:drawing>
       </w:r>
-      <w:r>
-        <w:t xml:space="preserve">{width=88%}</w:t>
+    </w:p>
+    <w:bookmarkEnd w:id="51"/>
+    <w:bookmarkStart w:id="52" w:name="data-and-code-availability"/>
+    <w:p>
+      <w:pPr>
+        <w:pStyle w:val="Heading2"/>
+      </w:pPr>
+      <w:r>
+        <w:t xml:space="preserve">Data and Code Availability</w:t>
+      </w:r>
+    </w:p>
+    <w:p>
+      <w:pPr>
+        <w:pStyle w:val="FirstParagraph"/>
+      </w:pPr>
+      <w:r>
+        <w:t xml:space="preserve">BigP3BCI version 1.0.0 is publicly available (doi:10.13026/0byy-ry86). Analysis code and frozen outputs are available at https://github.com/Alon-Gorenshtein/study_bigp3_als_calibration. The archive is not redistributed.</w:t>
       </w:r>
     </w:p>
     <w:bookmarkEnd w:id="52"/>
-    <w:bookmarkStart w:id="54" w:name="data-and-code-availability"/>
-    <w:p>
-      <w:pPr>
-        <w:pStyle w:val="Heading2"/>
-      </w:pPr>
-      <w:r>
-        <w:t xml:space="preserve">Data and Code Availability</w:t>
-      </w:r>
-    </w:p>
-    <w:p>
-      <w:pPr>
-        <w:pStyle w:val="FirstParagraph"/>
-      </w:pPr>
-      <w:r>
-        <w:t xml:space="preserve">BigP3BCI version 1.0.0 is publicly available (doi:10.13026/0byy-ry86). Analysis code and frozen outputs are available at</w:t>
-      </w:r>
-      <w:r>
-        <w:t xml:space="preserve"> </w:t>
-      </w:r>
-      <w:hyperlink r:id="rId53">
-        <w:r>
-          <w:rPr>
-            <w:rStyle w:val="Hyperlink"/>
-          </w:rPr>
-          <w:t xml:space="preserve">https://github.com/Alon-Gorenshtein/study_bigp3_als_calibration</w:t>
-        </w:r>
-      </w:hyperlink>
-      <w:r>
-        <w:t xml:space="preserve">. The archive is not redistributed.</w:t>
-      </w:r>
-    </w:p>
-    <w:bookmarkEnd w:id="54"/>
-    <w:bookmarkStart w:id="55" w:name="references"/>
+    <w:bookmarkStart w:id="53" w:name="references"/>
     <w:p>
       <w:pPr>
         <w:pStyle w:val="Heading2"/>
@@ -5391,7 +5232,7 @@
         </w:numPr>
       </w:pPr>
       <w:r>
-        <w:t xml:space="preserve">Nijboer F, Sellers EW, Mellinger J, et al. A P300-based brain-computer interface for people with amyotrophic lateral sclerosis.</w:t>
+        <w:t xml:space="preserve">Nijboer F, Sellers EW, Mellinger J, et al. A P300-based brain-computer interface for people with amyotrophic lateral sclerosis.</w:t>
       </w:r>
       <w:r>
         <w:t xml:space="preserve"> </w:t>
@@ -5441,7 +5282,7 @@
         </w:numPr>
       </w:pPr>
       <w:r>
-        <w:t xml:space="preserve">Wolpaw JR, Bedlack RS, Reda DJ, et al. Independent home use of a brain-computer interface by people with amyotrophic lateral sclerosis.</w:t>
+        <w:t xml:space="preserve">Wolpaw JR, Bedlack RS, Reda DJ, et al. Independent home use of a brain-computer interface by people with amyotrophic lateral sclerosis.</w:t>
       </w:r>
       <w:r>
         <w:t xml:space="preserve"> </w:t>
@@ -5466,7 +5307,7 @@
         </w:numPr>
       </w:pPr>
       <w:r>
-        <w:t xml:space="preserve">Vansteensel MJ, Pels EGM, Bleichner MG, et al. Fully implanted brain-computer interface in a locked-in patient with ALS.</w:t>
+        <w:t xml:space="preserve">Vansteensel MJ, Pels EGM, Bleichner MG, et al. Fully implanted brain-computer interface in a locked-in patient with ALS.</w:t>
       </w:r>
       <w:r>
         <w:t xml:space="preserve"> </w:t>
@@ -5516,7 +5357,7 @@
         </w:numPr>
       </w:pPr>
       <w:r>
-        <w:t xml:space="preserve">Guger C, Daban S, Sellers E, et al. How many people are able to control a P300-based brain-computer interface (BCI)?</w:t>
+        <w:t xml:space="preserve">Guger C, Daban S, Sellers E, et al. How many people are able to control a P300-based brain-computer interface (BCI)?</w:t>
       </w:r>
       <w:r>
         <w:t xml:space="preserve"> </w:t>
@@ -5541,7 +5382,7 @@
         </w:numPr>
       </w:pPr>
       <w:r>
-        <w:t xml:space="preserve">Blankertz B, Sannelli C, Halder S, et al. Neurophysiological predictor of SMR-based BCI performance.</w:t>
+        <w:t xml:space="preserve">Blankertz B, Sannelli C, Halder S, et al. Neurophysiological predictor of SMR-based BCI performance.</w:t>
       </w:r>
       <w:r>
         <w:t xml:space="preserve"> </w:t>
@@ -5566,7 +5407,7 @@
         </w:numPr>
       </w:pPr>
       <w:r>
-        <w:t xml:space="preserve">Mak JN, McFarland DJ, Vaughan TM, et al. EEG correlates of P300-based brain-computer interface (BCI) performance in people with amyotrophic lateral sclerosis.</w:t>
+        <w:t xml:space="preserve">Mak JN, McFarland DJ, Vaughan TM, et al. EEG correlates of P300-based brain-computer interface (BCI) performance in people with amyotrophic lateral sclerosis.</w:t>
       </w:r>
       <w:r>
         <w:t xml:space="preserve"> </w:t>
@@ -5591,7 +5432,7 @@
         </w:numPr>
       </w:pPr>
       <w:r>
-        <w:t xml:space="preserve">Halder S, Ruf CA, Furdea A, et al. Prediction of P300 BCI aptitude in severe motor impairment.</w:t>
+        <w:t xml:space="preserve">Halder S, Ruf CA, Furdea A, et al. Prediction of P300 BCI aptitude in severe motor impairment.</w:t>
       </w:r>
       <w:r>
         <w:t xml:space="preserve"> </w:t>
@@ -5616,7 +5457,7 @@
         </w:numPr>
       </w:pPr>
       <w:r>
-        <w:t xml:space="preserve">Riccio A, Simione L, Schettini F, et al. Attention and P300-based BCI performance in people with amyotrophic lateral sclerosis.</w:t>
+        <w:t xml:space="preserve">Riccio A, Simione L, Schettini F, et al. Attention and P300-based BCI performance in people with amyotrophic lateral sclerosis.</w:t>
       </w:r>
       <w:r>
         <w:t xml:space="preserve"> </w:t>
@@ -5716,7 +5557,7 @@
         </w:numPr>
       </w:pPr>
       <w:r>
-        <w:t xml:space="preserve">Riley RD, Ensor J, Snell KIE, et al. External validation of clinical prediction models using big datasets from e-health records or IPD meta-analysis: opportunities and challenges.</w:t>
+        <w:t xml:space="preserve">Riley RD, Ensor J, Snell KIE, et al. External validation of clinical prediction models using big datasets from e-health records or IPD meta-analysis: opportunities and challenges.</w:t>
       </w:r>
       <w:r>
         <w:t xml:space="preserve"> </w:t>
@@ -5778,7 +5619,7 @@
         </w:numPr>
       </w:pPr>
       <w:r>
-        <w:t xml:space="preserve">Krusienski DJ, Sellers EW, Cabestaing F, et al. A comparison of classification techniques for the P300 speller.</w:t>
+        <w:t xml:space="preserve">Krusienski DJ, Sellers EW, Cabestaing F, et al. A comparison of classification techniques for the P300 speller.</w:t>
       </w:r>
       <w:r>
         <w:t xml:space="preserve"> </w:t>
@@ -5903,7 +5744,7 @@
         </w:numPr>
       </w:pPr>
       <w:r>
-        <w:t xml:space="preserve">Lotte F, Bougrain L, Cichocki A, et al. A review of classification algorithms for EEG-based brain-computer interfaces: a 10 year update.</w:t>
+        <w:t xml:space="preserve">Lotte F, Bougrain L, Cichocki A, et al. A review of classification algorithms for EEG-based brain-computer interfaces: a 10 year update.</w:t>
       </w:r>
       <w:r>
         <w:t xml:space="preserve"> </w:t>
@@ -5953,7 +5794,7 @@
         </w:numPr>
       </w:pPr>
       <w:r>
-        <w:t xml:space="preserve">Steyerberg EW, Vickers AJ, Cook NR, et al. Assessing the performance of prediction models: a framework for traditional and novel measures.</w:t>
+        <w:t xml:space="preserve">Steyerberg EW, Vickers AJ, Cook NR, et al. Assessing the performance of prediction models: a framework for traditional and novel measures.</w:t>
       </w:r>
       <w:r>
         <w:t xml:space="preserve"> </w:t>
@@ -6078,7 +5919,7 @@
         </w:numPr>
       </w:pPr>
       <w:r>
-        <w:t xml:space="preserve">Mainsah BO, Collins LM, Colwell KA, et al. Increasing BCI communication rates with dynamic stopping towards more practical use: an ALS study.</w:t>
+        <w:t xml:space="preserve">Mainsah BO, Collins LM, Colwell KA, et al. Increasing BCI communication rates with dynamic stopping towards more practical use: an ALS study.</w:t>
       </w:r>
       <w:r>
         <w:t xml:space="preserve"> </w:t>
@@ -6128,7 +5969,7 @@
         </w:numPr>
       </w:pPr>
       <w:r>
-        <w:t xml:space="preserve">Townsend G, LaPallo BK, Boulay CB, et al. A novel P300-based brain-computer interface stimulus presentation paradigm: moving beyond rows and columns.</w:t>
+        <w:t xml:space="preserve">Townsend G, LaPallo BK, Boulay CB, et al. A novel P300-based brain-computer interface stimulus presentation paradigm: moving beyond rows and columns.</w:t>
       </w:r>
       <w:r>
         <w:t xml:space="preserve"> </w:t>
@@ -6194,8 +6035,8 @@
         <w:t xml:space="preserve">. 2013;8(10):e78432. doi:10.1371/journal.pone.0078432</w:t>
       </w:r>
     </w:p>
-    <w:bookmarkEnd w:id="55"/>
-    <w:bookmarkEnd w:id="56"/>
+    <w:bookmarkEnd w:id="53"/>
+    <w:bookmarkEnd w:id="54"/>
     <w:sectPr>
       <w:footnotePr>
         <w:numRestart w:val="eachSect"/>
@@ -6462,7 +6303,7 @@
   <w:docDefaults>
     <w:rPrDefault>
       <w:rPr>
-        <w:rFonts w:ascii="CMU Serif" w:cs="CMU Serif" w:eastAsiaTheme="minorEastAsia" w:hAnsi="CMU Serif"/>
+        <w:rFonts w:asciiTheme="minorHAnsi" w:cstheme="minorBidi" w:eastAsiaTheme="minorEastAsia" w:hAnsiTheme="minorHAnsi"/>
         <w:sz w:val="24"/>
         <w:szCs w:val="24"/>
         <w:lang w:bidi="ar-SA" w:eastAsia="zh-CN" w:val="en-US"/>
@@ -6470,7 +6311,7 @@
     </w:rPrDefault>
     <w:pPrDefault>
       <w:pPr>
-        <w:spacing w:after="0" w:line="480" w:lineRule="auto"/>
+        <w:spacing w:after="200"/>
       </w:pPr>
     </w:pPrDefault>
   </w:docDefaults>
@@ -6511,7 +6352,7 @@
     <w:qFormat/>
     <w:rsid w:val="00A10FD9"/>
     <w:pPr>
-      <w:spacing w:after="80" w:line="480" w:lineRule="auto"/>
+      <w:spacing w:after="80" w:line="240" w:lineRule="auto"/>
       <w:contextualSpacing/>
       <w:jc w:val="center"/>
     </w:pPr>
@@ -6561,7 +6402,7 @@
     <w:rsid w:val="00A10FD9"/>
     <w:rPr>
       <w:rFonts w:cstheme="majorBidi" w:eastAsiaTheme="majorEastAsia"/>
-      <w:color w:val="000000"/>
+      <w:color w:themeColor="text1" w:themeTint="A6" w:val="595959"/>
       <w:spacing w:val="15"/>
       <w:sz w:val="28"/>
       <w:szCs w:val="28"/>
@@ -6651,7 +6492,7 @@
     </w:pPr>
     <w:rPr>
       <w:rFonts w:asciiTheme="majorHAnsi" w:cstheme="majorBidi" w:eastAsiaTheme="majorEastAsia" w:hAnsiTheme="majorHAnsi"/>
-      <w:color w:val="000000"/>
+      <w:color w:themeColor="accent1" w:themeShade="BF" w:val="0F4761"/>
       <w:sz w:val="40"/>
       <w:szCs w:val="40"/>
     </w:rPr>
@@ -6674,7 +6515,7 @@
     </w:pPr>
     <w:rPr>
       <w:rFonts w:asciiTheme="majorHAnsi" w:cstheme="majorBidi" w:eastAsiaTheme="majorEastAsia" w:hAnsiTheme="majorHAnsi"/>
-      <w:color w:val="000000"/>
+      <w:color w:themeColor="accent1" w:themeShade="BF" w:val="0F4761"/>
       <w:sz w:val="32"/>
       <w:szCs w:val="32"/>
     </w:rPr>
@@ -6697,7 +6538,7 @@
     </w:pPr>
     <w:rPr>
       <w:rFonts w:cstheme="majorBidi" w:eastAsiaTheme="majorEastAsia"/>
-      <w:color w:val="000000"/>
+      <w:color w:themeColor="accent1" w:themeShade="BF" w:val="0F4761"/>
       <w:sz w:val="28"/>
       <w:szCs w:val="28"/>
     </w:rPr>
@@ -6722,7 +6563,7 @@
       <w:rFonts w:cstheme="majorBidi" w:eastAsiaTheme="majorEastAsia"/>
       <w:i/>
       <w:iCs/>
-      <w:color w:val="000000"/>
+      <w:color w:themeColor="accent1" w:themeShade="BF" w:val="0F4761"/>
     </w:rPr>
   </w:style>
   <w:style w:styleId="Heading5" w:type="paragraph">
@@ -6743,7 +6584,7 @@
     </w:pPr>
     <w:rPr>
       <w:rFonts w:cstheme="majorBidi" w:eastAsiaTheme="majorEastAsia"/>
-      <w:color w:val="000000"/>
+      <w:color w:themeColor="accent1" w:themeShade="BF" w:val="0F4761"/>
     </w:rPr>
   </w:style>
   <w:style w:styleId="Heading6" w:type="paragraph">
@@ -6766,7 +6607,7 @@
       <w:rFonts w:cstheme="majorBidi" w:eastAsiaTheme="majorEastAsia"/>
       <w:i/>
       <w:iCs/>
-      <w:color w:val="000000"/>
+      <w:color w:themeColor="text1" w:themeTint="A6" w:val="595959"/>
     </w:rPr>
   </w:style>
   <w:style w:styleId="Heading7" w:type="paragraph">
@@ -6787,7 +6628,7 @@
     </w:pPr>
     <w:rPr>
       <w:rFonts w:cstheme="majorBidi" w:eastAsiaTheme="majorEastAsia"/>
-      <w:color w:val="000000"/>
+      <w:color w:themeColor="text1" w:themeTint="A6" w:val="595959"/>
     </w:rPr>
   </w:style>
   <w:style w:styleId="Heading8" w:type="paragraph">
@@ -6810,7 +6651,7 @@
       <w:rFonts w:cstheme="majorBidi" w:eastAsiaTheme="majorEastAsia"/>
       <w:i/>
       <w:iCs/>
-      <w:color w:val="000000"/>
+      <w:color w:themeColor="text1" w:themeTint="D8" w:val="272727"/>
     </w:rPr>
   </w:style>
   <w:style w:styleId="Heading9" w:type="paragraph">
@@ -6831,7 +6672,7 @@
     </w:pPr>
     <w:rPr>
       <w:rFonts w:cstheme="majorBidi" w:eastAsiaTheme="majorEastAsia"/>
-      <w:color w:val="000000"/>
+      <w:color w:themeColor="text1" w:themeTint="D8" w:val="272727"/>
     </w:rPr>
   </w:style>
   <w:style w:customStyle="1" w:styleId="Heading1Char" w:type="character">
@@ -6842,7 +6683,7 @@
     <w:rsid w:val="00A10FD9"/>
     <w:rPr>
       <w:rFonts w:asciiTheme="majorHAnsi" w:cstheme="majorBidi" w:eastAsiaTheme="majorEastAsia" w:hAnsiTheme="majorHAnsi"/>
-      <w:color w:val="000000"/>
+      <w:color w:themeColor="accent1" w:themeShade="BF" w:val="0F4761"/>
       <w:sz w:val="40"/>
       <w:szCs w:val="40"/>
     </w:rPr>
@@ -6856,7 +6697,7 @@
     <w:rsid w:val="00A10FD9"/>
     <w:rPr>
       <w:rFonts w:asciiTheme="majorHAnsi" w:cstheme="majorBidi" w:eastAsiaTheme="majorEastAsia" w:hAnsiTheme="majorHAnsi"/>
-      <w:color w:val="000000"/>
+      <w:color w:themeColor="accent1" w:themeShade="BF" w:val="0F4761"/>
       <w:sz w:val="32"/>
       <w:szCs w:val="32"/>
     </w:rPr>
@@ -6870,7 +6711,7 @@
     <w:rsid w:val="00A10FD9"/>
     <w:rPr>
       <w:rFonts w:cstheme="majorBidi" w:eastAsiaTheme="majorEastAsia"/>
-      <w:color w:val="000000"/>
+      <w:color w:themeColor="accent1" w:themeShade="BF" w:val="0F4761"/>
       <w:sz w:val="28"/>
       <w:szCs w:val="28"/>
     </w:rPr>
@@ -6886,7 +6727,7 @@
       <w:rFonts w:cstheme="majorBidi" w:eastAsiaTheme="majorEastAsia"/>
       <w:i/>
       <w:iCs/>
-      <w:color w:val="000000"/>
+      <w:color w:themeColor="accent1" w:themeShade="BF" w:val="0F4761"/>
     </w:rPr>
   </w:style>
   <w:style w:customStyle="1" w:styleId="Heading5Char" w:type="character">
@@ -6898,7 +6739,7 @@
     <w:rsid w:val="00A10FD9"/>
     <w:rPr>
       <w:rFonts w:cstheme="majorBidi" w:eastAsiaTheme="majorEastAsia"/>
-      <w:color w:val="000000"/>
+      <w:color w:themeColor="accent1" w:themeShade="BF" w:val="0F4761"/>
     </w:rPr>
   </w:style>
   <w:style w:customStyle="1" w:styleId="Heading6Char" w:type="character">
@@ -6912,7 +6753,7 @@
       <w:rFonts w:cstheme="majorBidi" w:eastAsiaTheme="majorEastAsia"/>
       <w:i/>
       <w:iCs/>
-      <w:color w:val="000000"/>
+      <w:color w:themeColor="text1" w:themeTint="A6" w:val="595959"/>
     </w:rPr>
   </w:style>
   <w:style w:customStyle="1" w:styleId="Heading7Char" w:type="character">
@@ -6924,7 +6765,7 @@
     <w:rsid w:val="00A10FD9"/>
     <w:rPr>
       <w:rFonts w:cstheme="majorBidi" w:eastAsiaTheme="majorEastAsia"/>
-      <w:color w:val="000000"/>
+      <w:color w:themeColor="text1" w:themeTint="A6" w:val="595959"/>
     </w:rPr>
   </w:style>
   <w:style w:customStyle="1" w:styleId="Heading8Char" w:type="character">
@@ -6938,7 +6779,7 @@
       <w:rFonts w:cstheme="majorBidi" w:eastAsiaTheme="majorEastAsia"/>
       <w:i/>
       <w:iCs/>
-      <w:color w:val="000000"/>
+      <w:color w:themeColor="text1" w:themeTint="D8" w:val="272727"/>
     </w:rPr>
   </w:style>
   <w:style w:customStyle="1" w:styleId="Heading9Char" w:type="character">
@@ -6950,7 +6791,7 @@
     <w:rsid w:val="00A10FD9"/>
     <w:rPr>
       <w:rFonts w:cstheme="majorBidi" w:eastAsiaTheme="majorEastAsia"/>
-      <w:color w:val="000000"/>
+      <w:color w:themeColor="text1" w:themeTint="D8" w:val="272727"/>
     </w:rPr>
   </w:style>
   <w:style w:styleId="BlockText" w:type="paragraph">
@@ -6993,36 +6834,24 @@
   <w:style w:default="1" w:styleId="Table" w:type="table">
     <w:name w:val="Table"/>
     <w:basedOn w:val="TableNormal"/>
+    <w:semiHidden/>
+    <w:unhideWhenUsed/>
     <w:qFormat/>
-    <w:pPr>
-      <w:spacing w:after="20" w:before="20" w:line="240" w:lineRule="auto"/>
-    </w:pPr>
-    <w:rPr>
-      <w:sz w:val="20"/>
-      <w:szCs w:val="20"/>
-    </w:rPr>
     <w:tblPr>
       <w:tblInd w:type="dxa" w:w="0"/>
-      <w:tblBorders>
-        <w:top w:color="000000" w:sz="4" w:val="single"/>
-        <w:bottom w:color="000000" w:sz="4" w:val="single"/>
-        <w:insideH w:color="808080" w:sz="2" w:val="single"/>
-      </w:tblBorders>
       <w:tblCellMar>
-        <w:top w:type="dxa" w:w="40"/>
+        <w:top w:type="dxa" w:w="0"/>
         <w:left w:type="dxa" w:w="108"/>
-        <w:bottom w:type="dxa" w:w="40"/>
+        <w:bottom w:type="dxa" w:w="0"/>
         <w:right w:type="dxa" w:w="108"/>
       </w:tblCellMar>
     </w:tblPr>
     <w:tblStylePr w:type="firstRow">
-      <w:rPr>
-        <w:b/>
-      </w:rPr>
       <w:tcPr>
         <w:tcBorders>
-          <w:bottom w:color="000000" w:sz="4" w:val="single"/>
+          <w:bottom w:val="single"/>
         </w:tcBorders>
+        <w:vAlign w:val="bottom"/>
       </w:tcPr>
     </w:tblStylePr>
   </w:style>
@@ -7104,7 +6933,7 @@
     <w:name w:val="Hyperlink"/>
     <w:basedOn w:val="BodyTextChar"/>
     <w:rPr>
-      <w:color w:val="000000"/>
+      <w:color w:themeColor="accent1" w:val="4F81BD"/>
     </w:rPr>
   </w:style>
   <w:style w:styleId="TOCHeading" w:type="paragraph">
@@ -7115,15 +6944,249 @@
     <w:unhideWhenUsed/>
     <w:qFormat/>
     <w:pPr>
-      <w:spacing w:before="240" w:line="480" w:lineRule="auto"/>
+      <w:spacing w:before="240" w:line="259" w:lineRule="auto"/>
       <w:outlineLvl w:val="9"/>
     </w:pPr>
     <w:rPr>
       <w:rFonts w:asciiTheme="majorHAnsi" w:cstheme="majorBidi" w:eastAsiaTheme="majorEastAsia" w:hAnsiTheme="majorHAnsi"/>
       <w:b w:val="0"/>
       <w:bCs w:val="0"/>
-      <w:color w:val="000000"/>
+      <w:color w:themeColor="accent1" w:themeShade="BF" w:val="365F91"/>
     </w:rPr>
+  </w:style>
+  <w:style w:type="paragraph" w:customStyle="1" w:styleId="SourceCode">
+    <w:name w:val="Source Code"/>
+    <w:basedOn w:val="Normal"/>
+    <w:link w:val="VerbatimChar"/>
+    <w:pPr>
+      <w:wordWrap w:val="off"/>
+    </w:pPr>
+  </w:style>
+  <w:style w:type="character" w:customStyle="1" w:styleId="KeywordTok">
+    <w:name w:val="KeywordTok"/>
+    <w:basedOn w:val="VerbatimChar"/>
+    <w:rPr>
+      <w:b/>
+      <w:color w:val="007020"/>
+    </w:rPr>
+  </w:style>
+  <w:style w:type="character" w:customStyle="1" w:styleId="DataTypeTok">
+    <w:name w:val="DataTypeTok"/>
+    <w:basedOn w:val="VerbatimChar"/>
+    <w:rPr>
+      <w:color w:val="902000"/>
+    </w:rPr>
+  </w:style>
+  <w:style w:type="character" w:customStyle="1" w:styleId="DecValTok">
+    <w:name w:val="DecValTok"/>
+    <w:basedOn w:val="VerbatimChar"/>
+    <w:rPr>
+      <w:color w:val="40a070"/>
+    </w:rPr>
+  </w:style>
+  <w:style w:type="character" w:customStyle="1" w:styleId="BaseNTok">
+    <w:name w:val="BaseNTok"/>
+    <w:basedOn w:val="VerbatimChar"/>
+    <w:rPr>
+      <w:color w:val="40a070"/>
+    </w:rPr>
+  </w:style>
+  <w:style w:type="character" w:customStyle="1" w:styleId="FloatTok">
+    <w:name w:val="FloatTok"/>
+    <w:basedOn w:val="VerbatimChar"/>
+    <w:rPr>
+      <w:color w:val="40a070"/>
+    </w:rPr>
+  </w:style>
+  <w:style w:type="character" w:customStyle="1" w:styleId="ConstantTok">
+    <w:name w:val="ConstantTok"/>
+    <w:basedOn w:val="VerbatimChar"/>
+    <w:rPr>
+      <w:color w:val="880000"/>
+    </w:rPr>
+  </w:style>
+  <w:style w:type="character" w:customStyle="1" w:styleId="CharTok">
+    <w:name w:val="CharTok"/>
+    <w:basedOn w:val="VerbatimChar"/>
+    <w:rPr>
+      <w:color w:val="4070a0"/>
+    </w:rPr>
+  </w:style>
+  <w:style w:type="character" w:customStyle="1" w:styleId="SpecialCharTok">
+    <w:name w:val="SpecialCharTok"/>
+    <w:basedOn w:val="VerbatimChar"/>
+    <w:rPr>
+      <w:color w:val="4070a0"/>
+    </w:rPr>
+  </w:style>
+  <w:style w:type="character" w:customStyle="1" w:styleId="StringTok">
+    <w:name w:val="StringTok"/>
+    <w:basedOn w:val="VerbatimChar"/>
+    <w:rPr>
+      <w:color w:val="4070a0"/>
+    </w:rPr>
+  </w:style>
+  <w:style w:type="character" w:customStyle="1" w:styleId="VerbatimStringTok">
+    <w:name w:val="VerbatimStringTok"/>
+    <w:basedOn w:val="VerbatimChar"/>
+    <w:rPr>
+      <w:color w:val="4070a0"/>
+    </w:rPr>
+  </w:style>
+  <w:style w:type="character" w:customStyle="1" w:styleId="SpecialStringTok">
+    <w:name w:val="SpecialStringTok"/>
+    <w:basedOn w:val="VerbatimChar"/>
+    <w:rPr>
+      <w:color w:val="bb6688"/>
+    </w:rPr>
+  </w:style>
+  <w:style w:type="character" w:customStyle="1" w:styleId="ImportTok">
+    <w:name w:val="ImportTok"/>
+    <w:basedOn w:val="VerbatimChar"/>
+    <w:rPr>
+      <w:b/>
+      <w:color w:val="008000"/>
+    </w:rPr>
+  </w:style>
+  <w:style w:type="character" w:customStyle="1" w:styleId="CommentTok">
+    <w:name w:val="CommentTok"/>
+    <w:basedOn w:val="VerbatimChar"/>
+    <w:rPr>
+      <w:i/>
+      <w:color w:val="60a0b0"/>
+    </w:rPr>
+  </w:style>
+  <w:style w:type="character" w:customStyle="1" w:styleId="DocumentationTok">
+    <w:name w:val="DocumentationTok"/>
+    <w:basedOn w:val="VerbatimChar"/>
+    <w:rPr>
+      <w:i/>
+      <w:color w:val="ba2121"/>
+    </w:rPr>
+  </w:style>
+  <w:style w:type="character" w:customStyle="1" w:styleId="AnnotationTok">
+    <w:name w:val="AnnotationTok"/>
+    <w:basedOn w:val="VerbatimChar"/>
+    <w:rPr>
+      <w:b/>
+      <w:i/>
+      <w:color w:val="60a0b0"/>
+    </w:rPr>
+  </w:style>
+  <w:style w:type="character" w:customStyle="1" w:styleId="CommentVarTok">
+    <w:name w:val="CommentVarTok"/>
+    <w:basedOn w:val="VerbatimChar"/>
+    <w:rPr>
+      <w:b/>
+      <w:i/>
+      <w:color w:val="60a0b0"/>
+    </w:rPr>
+  </w:style>
+  <w:style w:type="character" w:customStyle="1" w:styleId="OtherTok">
+    <w:name w:val="OtherTok"/>
+    <w:basedOn w:val="VerbatimChar"/>
+    <w:rPr>
+      <w:color w:val="007020"/>
+    </w:rPr>
+  </w:style>
+  <w:style w:type="character" w:customStyle="1" w:styleId="FunctionTok">
+    <w:name w:val="FunctionTok"/>
+    <w:basedOn w:val="VerbatimChar"/>
+    <w:rPr>
+      <w:color w:val="06287e"/>
+    </w:rPr>
+  </w:style>
+  <w:style w:type="character" w:customStyle="1" w:styleId="VariableTok">
+    <w:name w:val="VariableTok"/>
+    <w:basedOn w:val="VerbatimChar"/>
+    <w:rPr>
+      <w:color w:val="19177c"/>
+    </w:rPr>
+  </w:style>
+  <w:style w:type="character" w:customStyle="1" w:styleId="ControlFlowTok">
+    <w:name w:val="ControlFlowTok"/>
+    <w:basedOn w:val="VerbatimChar"/>
+    <w:rPr>
+      <w:b/>
+      <w:color w:val="007020"/>
+    </w:rPr>
+  </w:style>
+  <w:style w:type="character" w:customStyle="1" w:styleId="OperatorTok">
+    <w:name w:val="OperatorTok"/>
+    <w:basedOn w:val="VerbatimChar"/>
+    <w:rPr>
+      <w:color w:val="666666"/>
+    </w:rPr>
+  </w:style>
+  <w:style w:type="character" w:customStyle="1" w:styleId="BuiltInTok">
+    <w:name w:val="BuiltInTok"/>
+    <w:basedOn w:val="VerbatimChar"/>
+    <w:rPr>
+      <w:color w:val="008000"/>
+    </w:rPr>
+  </w:style>
+  <w:style w:type="character" w:customStyle="1" w:styleId="ExtensionTok">
+    <w:name w:val="ExtensionTok"/>
+    <w:basedOn w:val="VerbatimChar"/>
+    <w:rPr/>
+  </w:style>
+  <w:style w:type="character" w:customStyle="1" w:styleId="PreprocessorTok">
+    <w:name w:val="PreprocessorTok"/>
+    <w:basedOn w:val="VerbatimChar"/>
+    <w:rPr>
+      <w:color w:val="bc7a00"/>
+    </w:rPr>
+  </w:style>
+  <w:style w:type="character" w:customStyle="1" w:styleId="AttributeTok">
+    <w:name w:val="AttributeTok"/>
+    <w:basedOn w:val="VerbatimChar"/>
+    <w:rPr>
+      <w:color w:val="7d9029"/>
+    </w:rPr>
+  </w:style>
+  <w:style w:type="character" w:customStyle="1" w:styleId="RegionMarkerTok">
+    <w:name w:val="RegionMarkerTok"/>
+    <w:basedOn w:val="VerbatimChar"/>
+    <w:rPr/>
+  </w:style>
+  <w:style w:type="character" w:customStyle="1" w:styleId="InformationTok">
+    <w:name w:val="InformationTok"/>
+    <w:basedOn w:val="VerbatimChar"/>
+    <w:rPr>
+      <w:b/>
+      <w:i/>
+      <w:color w:val="60a0b0"/>
+    </w:rPr>
+  </w:style>
+  <w:style w:type="character" w:customStyle="1" w:styleId="WarningTok">
+    <w:name w:val="WarningTok"/>
+    <w:basedOn w:val="VerbatimChar"/>
+    <w:rPr>
+      <w:b/>
+      <w:i/>
+      <w:color w:val="60a0b0"/>
+    </w:rPr>
+  </w:style>
+  <w:style w:type="character" w:customStyle="1" w:styleId="AlertTok">
+    <w:name w:val="AlertTok"/>
+    <w:basedOn w:val="VerbatimChar"/>
+    <w:rPr>
+      <w:b/>
+      <w:color w:val="ff0000"/>
+    </w:rPr>
+  </w:style>
+  <w:style w:type="character" w:customStyle="1" w:styleId="ErrorTok">
+    <w:name w:val="ErrorTok"/>
+    <w:basedOn w:val="VerbatimChar"/>
+    <w:rPr>
+      <w:b/>
+      <w:color w:val="ff0000"/>
+    </w:rPr>
+  </w:style>
+  <w:style w:type="character" w:customStyle="1" w:styleId="NormalTok">
+    <w:name w:val="NormalTok"/>
+    <w:basedOn w:val="VerbatimChar"/>
+    <w:rPr/>
   </w:style>
 </w:styles>
 </file>
@@ -7171,7 +7234,7 @@
     </a:clrScheme>
     <a:fontScheme name="Office">
       <a:majorFont>
-        <a:latin typeface="CMU Serif" panose="02110004020202020204"/>
+        <a:latin typeface="Aptos Display" panose="02110004020202020204"/>
         <a:ea typeface=""/>
         <a:cs typeface=""/>
         <a:font script="Jpan" typeface="游ゴシック Light"/>
@@ -7223,7 +7286,7 @@
         <a:font script="Tfng" typeface="Ebrima"/>
       </a:majorFont>
       <a:minorFont>
-        <a:latin typeface="CMU Serif" panose="02110004020202020204"/>
+        <a:latin typeface="Aptos" panose="02110004020202020204"/>
         <a:ea typeface=""/>
         <a:cs typeface=""/>
         <a:font script="Jpan" typeface="游明朝"/>

--- a/build_expanded/manuscript.docx
+++ b/build_expanded/manuscript.docx
@@ -867,7 +867,7 @@
         <w:t xml:space="preserve"> </w:t>
       </w:r>
       <w:r>
-        <w:t xml:space="preserve">Across the 18 withheld cohorts the mean absolute error averaged 0.101 with a between-cohort standard deviation of 0.047, giving a 95% interval for the mean of 0.077 to 0.124 and a 95% interval for a cohort not represented in the archive of -0.002 to 0.203 (Figure 3). Area under the curve averaged 0.713 across cohorts, with a new-cohort interval of 0.491 to 0.935, the lower bound of which is chance. Brier skill averaged 0.174 across cohorts with a new-cohort interval of -0.296 to 0.644. Every study-level summary in this paragraph is tabulated in Table S2.</w:t>
+        <w:t xml:space="preserve">Across the 18 withheld cohorts the mean absolute error, pooled on the log scale because the quantity cannot be negative, averaged 0.090 with a between-cohort standard deviation of 0.047, giving a 95% interval for the mean of 0.071 to 0.115 and a 95% interval for a cohort not represented in the archive of 0.032 to 0.254 (Figure 3). Area under the curve averaged 0.713 across cohorts, with a new-cohort interval of 0.491 to 0.935, the lower bound of which is chance. Brier skill averaged 0.174 across cohorts with a new-cohort interval of -0.296 to 0.644. Every study-level summary in this paragraph is tabulated in Table S2.</w:t>
       </w:r>
     </w:p>
     <w:p>
@@ -1210,7 +1210,7 @@
         <w:pStyle w:val="BodyText"/>
       </w:pPr>
       <w:r>
-        <w:t xml:space="preserve">That distinction determines what a calibration score can be used for. Ranking sessions within a setting, which requires only that the association hold locally, is supported. Reporting an expected accuracy in a cohort where the mapping was not developed is not supported without local recalibration, because the interval for a cohort outside this archive spans -0.002 to 0.203 for estimation error and includes chance-level discrimination and negative skill.</w:t>
+        <w:t xml:space="preserve">That distinction determines what a calibration score can be used for. Ranking sessions within a setting, which requires only that the association hold locally, is supported. Reporting an expected accuracy in a cohort where the mapping was not developed is not supported without local recalibration, because the interval for a cohort outside this archive spans 0.032 to 0.254 for estimation error and includes chance-level discrimination and negative skill.</w:t>
       </w:r>
     </w:p>
     <w:p>
@@ -1242,6 +1242,14 @@
         <w:pStyle w:val="BodyText"/>
       </w:pPr>
       <w:r>
+        <w:t xml:space="preserve">The 18 development folds that produced these estimates are themselves stable. Their intercept and slope coefficients, tabulated in full in the supplement (Table S9), vary by a coefficient of variation of 2.5% and 3.3% respectively across folds, against 49.4% for the held-out cohort-specific validated slopes in Table 2. The between-cohort spread this paper reports therefore reflects how each fold’s mapping performs in the cohort withheld from it, not instability in what each fold fits, evidence against development-fit noise as an alternative explanation for the heterogeneity.</w:t>
+      </w:r>
+    </w:p>
+    <w:p>
+      <w:pPr>
+        <w:pStyle w:val="BodyText"/>
+      </w:pPr>
+      <w:r>
         <w:t xml:space="preserve">The comparison between the four ALS cohorts and the full archive is itself a result. Analysed alone, the ALS cohorts gave a calibration slope of 0.985 with an uncorrected between-cohort standard deviation of 0.223 and a favourable Brier skill of 0.303. Analysed alongside 14 further cohorts, the uncorrected standard deviation of the slope was 0.560 and Brier skill fell to 0.110. Four cohorts were not merely too few to estimate the spread; they happened to be homogeneous and favourable, and the resulting picture was optimistic in a direction that only became visible with more cohorts. Evaluating a brain-computer interface mapping on a small number of withheld cohorts should be expected to understate how much performance will vary elsewhere.</w:t>
       </w:r>
     </w:p>
@@ -1323,7 +1331,15 @@
         <w:pStyle w:val="BodyText"/>
       </w:pPr>
       <w:r>
-        <w:t xml:space="preserve">Ninth, the between-cohort variance is itself estimated with limited precision. Eighteen cohorts, of 5 to 24 participants each, leave the interval for tau wide on both parameters, and a cluster-robust variance at those cluster counts is downward-biased, which inflates tau and I-squared in the direction that favours the conclusion drawn here. The conclusion was therefore checked against that bias rather than assumed to survive it: it holds at the lower confidence limit of tau for both parameters, and the intercept’s prediction interval remains wide when every within-cohort variance is inflated fivefold. What cannot be settled at this number of cohorts is the size of the heterogeneity, only that a single fitted mapping does not describe these cohorts. It was also checked against a participant-cluster bootstrap that makes no asymptotic assumption at all: re-estimating each cohort’s intercept and slope standard error from 2,000 cluster-resampled refits identified 17 of the 18 cohorts, StudyS1’s resamples having fallen onto the separation boundary too often to leave an identified estimate, and gave tau = 0.37 for the slope and tau = 0.77 for the intercept, against 0.43 and 0.87 under the clustered sandwich. Those bootstrap tau values are smaller rather than larger, so this particular check does not itself confirm that the clustered sandwich was inflating tau. The bootstrap’s own 95% interval for an unrepresented cohort runs from 0.197 to 1.861 for the slope and from -1.739 to 1.677 for the intercept, narrower than but consistent in span with the clustered-sandwich intervals already reported above, so the conclusion holds under this correction as well.</w:t>
+        <w:t xml:space="preserve">Ninth, the 18 held-out estimates are not fully independent: each development fold shares 16 of the other 17 cohorts with every other fold, so the between-cohort variance estimator sees correlated inputs rather than 18 independent draws. The fold-coefficient stability reported above bounds how much this can be inflating the observed spread, coefficients that varied widely across folds despite that shared training data would themselves be evidence of fold-to-fold instability, and they do not, but it does not remove the correlation itself, which a joint bootstrap of the full leave-one-study-out pipeline would be needed to fully characterise.</w:t>
+      </w:r>
+    </w:p>
+    <w:p>
+      <w:pPr>
+        <w:pStyle w:val="BodyText"/>
+      </w:pPr>
+      <w:r>
+        <w:t xml:space="preserve">Tenth, the between-cohort variance is itself estimated with limited precision. Eighteen cohorts, of 5 to 24 participants each, leave the interval for tau wide on both parameters, and a cluster-robust variance at those cluster counts is downward-biased, which inflates tau and I-squared in the direction that favours the conclusion drawn here. The conclusion was therefore checked against that bias rather than assumed to survive it: it holds at the lower confidence limit of tau for both parameters, and the intercept’s prediction interval remains wide when every within-cohort variance is inflated fivefold. What cannot be settled at this number of cohorts is the size of the heterogeneity, only that a single fitted mapping does not describe these cohorts. It was also checked against a participant-cluster bootstrap that makes no asymptotic assumption at all: re-estimating each cohort’s intercept and slope standard error from 2,000 cluster-resampled refits identified 17 of the 18 cohorts, StudyS1’s resamples having fallen onto the separation boundary too often to leave an identified estimate, and gave tau = 0.37 for the slope and tau = 0.77 for the intercept, against 0.43 and 0.87 under the clustered sandwich. Those bootstrap tau values are smaller rather than larger, so this particular check does not itself confirm that the clustered sandwich was inflating tau. The bootstrap’s own 95% interval for an unrepresented cohort runs from 0.197 to 1.861 for the slope and from -1.739 to 1.677 for the intercept, narrower than but consistent in span with the clustered-sandwich intervals already reported above, so the conclusion holds under this correction as well.</w:t>
       </w:r>
     </w:p>
     <w:bookmarkEnd w:id="36"/>

--- a/build_expanded/manuscript.docx
+++ b/build_expanded/manuscript.docx
@@ -867,7 +867,7 @@
         <w:t xml:space="preserve"> </w:t>
       </w:r>
       <w:r>
-        <w:t xml:space="preserve">Across the 18 withheld cohorts the mean absolute error, pooled on the log scale because the quantity cannot be negative, averaged 0.090 with a between-cohort standard deviation of 0.047, giving a 95% interval for the mean of 0.071 to 0.115 and a 95% interval for a cohort not represented in the archive of 0.032 to 0.254 (Figure 3). Area under the curve averaged 0.713 across cohorts, with a new-cohort interval of 0.491 to 0.935, the lower bound of which is chance. Brier skill averaged 0.174 across cohorts with a new-cohort interval of -0.296 to 0.644. Every study-level summary in this paragraph is tabulated in Table S2.</w:t>
+        <w:t xml:space="preserve">Across the 18 withheld cohorts the mean absolute error, pooled on the log scale because the quantity cannot be negative, averaged 0.090 with a between-cohort standard deviation of 0.477 on the log scale, giving a 95% interval for the mean of 0.071 to 0.115 and a 95% interval for a cohort not represented in the archive of 0.032 to 0.254 (Figure 3). Area under the curve averaged 0.713 across cohorts, with a new-cohort interval of 0.491 to 0.935, the lower bound of which is chance. Brier skill averaged 0.174 across cohorts with a new-cohort interval of -0.296 to 0.644. Every study-level summary in this paragraph is tabulated in Table S2.</w:t>
       </w:r>
     </w:p>
     <w:p>

--- a/build_expanded/manuscript.docx
+++ b/build_expanded/manuscript.docx
@@ -1157,7 +1157,7 @@
         <w:pStyle w:val="FirstParagraph"/>
       </w:pPr>
       <w:r>
-        <w:t xml:space="preserve">Results were similar when records with fewer than 10 eligible selections were excluded (mean absolute error 0.100, between-cohort standard deviation 0.047). Restricting to the 12 cohorts whose session accuracy varied by at least 0.10 raised the mean absolute error to 0.124 and the uncorrected calibration-slope standard deviation to 0.601, indicating that near-ceiling cohorts contributed low error for reasons unrelated to the predictor. Excluding records in which more than 20% of calibration epochs were rejected lowered the mean absolute error to 0.087 and the uncorrected calibration-slope standard deviation to 0.465, the only analysis in which transportability improved. Analysing the 14 cohorts without a documented ALS population gave a mean absolute error of 0.101 with a new-cohort interval of -0.015 to 0.216 and an uncorrected calibration-slope standard deviation of 0.663. These four analyses report the uncorrected spread rather than tau, because each is a re-run of the primary summary on retained data rather than a refitted meta-analysis.</w:t>
+        <w:t xml:space="preserve">Results were similar when records with fewer than 10 eligible selections were excluded (mean absolute error 0.090, between-cohort standard deviation 0.477). Restricting to the 12 cohorts whose session accuracy varied by at least 0.10 raised the mean absolute error to 0.117 and the uncorrected calibration-slope standard deviation to 0.601, indicating that near-ceiling cohorts contributed low error for reasons unrelated to the predictor. Excluding records in which more than 20% of calibration epochs were rejected lowered the mean absolute error to 0.081 and the uncorrected calibration-slope standard deviation to 0.465, the only analysis in which transportability improved. Analysing the 14 cohorts without a documented ALS population gave a mean absolute error of 0.089 with a new-cohort interval of 0.029 to 0.274 and an uncorrected calibration-slope standard deviation of 0.663. These four analyses report the uncorrected spread rather than tau, because each is a re-run of the primary summary on retained data rather than a refitted meta-analysis.</w:t>
       </w:r>
     </w:p>
     <w:p>
@@ -1175,7 +1175,7 @@
         <w:t xml:space="preserve"> </w:t>
       </w:r>
       <w:r>
-        <w:t xml:space="preserve">Mean absolute error was 0.1007 against 0.1006, its between-cohort standard deviation 0.0473 against 0.0472, and the uncorrected calibration-slope standard deviation 0.5599 against 0.5596; the three agree to three decimal places. Neither the estimation error nor the between-cohort spread depends on the larger development set, so the failure of the mapping to transport is not a consequence of how many cohorts it was fitted on, at least across this range.</w:t>
+        <w:t xml:space="preserve">Mean absolute error was 0.0906 against 0.0905, its between-cohort standard deviation 0.4771 against 0.4771, and the uncorrected calibration-slope standard deviation 0.5599 against 0.5596; the three agree to three decimal places. Neither the estimation error nor the between-cohort spread depends on the larger development set, so the failure of the mapping to transport is not a consequence of how many cohorts it was fitted on, at least across this range.</w:t>
       </w:r>
     </w:p>
     <w:p>
@@ -1258,7 +1258,7 @@
         <w:pStyle w:val="BodyText"/>
       </w:pPr>
       <w:r>
-        <w:t xml:space="preserve">One analysis improved transportability. Excluding records in which more than 20% of calibration epochs exceeded the artifact threshold reduced estimation error from 0.101 to 0.087 and reduced the uncorrected between-cohort standard deviation of the calibration slope from 0.560 to 0.465. Screening calibration data quality before relying on a calibration-derived estimate is therefore a concrete step, and it is available at no cost because the rejection fraction is computed while the score is computed.</w:t>
+        <w:t xml:space="preserve">One analysis improved transportability. Excluding records in which more than 20% of calibration epochs exceeded the artifact threshold reduced estimation error from 0.090 to 0.081 and reduced the uncorrected between-cohort standard deviation of the calibration slope from 0.560 to 0.465. Screening calibration data quality before relying on a calibration-derived estimate is therefore a concrete step, and it is available at no cost because the rejection fraction is computed while the score is computed.</w:t>
       </w:r>
     </w:p>
     <w:p>

--- a/build_expanded/manuscript.docx
+++ b/build_expanded/manuscript.docx
@@ -4903,13 +4903,13 @@
           <w:b/>
           <w:bCs/>
         </w:rPr>
-        <w:t xml:space="preserve">Figure 2. Observed against estimated session accuracy, one panel per withheld cohort.</w:t>
+        <w:t xml:space="preserve">Figure 2. Observed against estimated session accuracy, in the four ALS cohorts and the two non-ALS cohorts at either end of the calibration-slope range (Table 2).</w:t>
       </w:r>
       <w:r>
         <w:t xml:space="preserve"> </w:t>
       </w:r>
       <w:r>
-        <w:t xml:space="preserve">Each point is one of up to ten equal-count bins of the estimate within that cohort, placed at the selection-weighted mean estimate and the observed accuracy of the records in it, with point area increasing with the selections it rests on. A cohort supports at most as many bins as it has distinct estimates, and the estimate is a property of the session rather than of the record, so two of the 18 cohorts draw eight bins rather than ten. The dashed line is equality. Points above it are bins whose accuracy the mapping understated and points below are bins whose accuracy it overstated, so the panels carry the direction of the miscalibration that Figure 1 summarises as a spread. The number in each panel is observed minus estimated accuracy across that whole cohort.</w:t>
+        <w:t xml:space="preserve">Each point is one of up to ten equal-count bins of the estimate within that cohort, placed at the selection-weighted mean estimate and the observed accuracy of the records in it, with point area increasing with the selections it rests on. The dashed line is equality. Points above it are bins whose accuracy the mapping understated and points below are bins whose accuracy it overstated. The number in each panel is observed minus estimated accuracy across that whole cohort. The full 18-cohort version of this figure is Figure S2.</w:t>
       </w:r>
     </w:p>
     <w:p>
@@ -5002,14 +5002,14 @@
       <w:r>
         <w:drawing>
           <wp:inline>
-            <wp:extent cx="5334000" cy="3250867"/>
+            <wp:extent cx="5334000" cy="1339540"/>
             <wp:effectExtent b="0" l="0" r="0" t="0"/>
             <wp:docPr descr="" title="" id="43" name="Picture"/>
             <a:graphic>
               <a:graphicData uri="http://schemas.openxmlformats.org/drawingml/2006/picture">
                 <pic:pic>
                   <pic:nvPicPr>
-                    <pic:cNvPr descr="../output/expanded/figures/figure_calibration_curves.png" id="44" name="Picture"/>
+                    <pic:cNvPr descr="../output/expanded/figures/figure_calibration_curves_main.png" id="44" name="Picture"/>
                     <pic:cNvPicPr>
                       <a:picLocks noChangeArrowheads="1" noChangeAspect="1"/>
                     </pic:cNvPicPr>
@@ -5023,7 +5023,7 @@
                   <pic:spPr bwMode="auto">
                     <a:xfrm>
                       <a:off x="0" y="0"/>
-                      <a:ext cx="5334000" cy="3250867"/>
+                      <a:ext cx="5334000" cy="1339540"/>
                     </a:xfrm>
                     <a:prstGeom prst="rect">
                       <a:avLst/>

--- a/build_expanded/manuscript.docx
+++ b/build_expanded/manuscript.docx
@@ -2,7 +2,7 @@
 <file path=word/document.xml><?xml version="1.0" encoding="utf-8"?>
 <w:document xmlns:w="http://schemas.openxmlformats.org/wordprocessingml/2006/main" xmlns:m="http://schemas.openxmlformats.org/officeDocument/2006/math" xmlns:r="http://schemas.openxmlformats.org/officeDocument/2006/relationships" xmlns:o="urn:schemas-microsoft-com:office:office" xmlns:v="urn:schemas-microsoft-com:vml" xmlns:w10="urn:schemas-microsoft-com:office:word" xmlns:a="http://schemas.openxmlformats.org/drawingml/2006/main" xmlns:pic="http://schemas.openxmlformats.org/drawingml/2006/picture" xmlns:wp="http://schemas.openxmlformats.org/drawingml/2006/wordprocessingDrawing">
   <w:body>
-    <w:bookmarkStart w:id="54" w:name="X7b81105b44c696c13152f48084791ba90b7a649"/>
+    <w:bookmarkStart w:id="53" w:name="X7b81105b44c696c13152f48084791ba90b7a649"/>
     <w:p>
       <w:pPr>
         <w:pStyle w:val="Heading1"/>
@@ -277,7 +277,7 @@
         <w:pStyle w:val="FirstParagraph"/>
       </w:pPr>
       <w:r>
-        <w:t xml:space="preserve">A calibration-derived score has been related to subsequent online P300-speller accuracy, always within the cohort measured. We evaluated whether a fitted mapping from that score to expected accuracy transports to withheld cohorts.</w:t>
+        <w:t xml:space="preserve">A calibration-derived score has been related to online P300-speller accuracy in the same session, always within the cohort measured. We evaluated whether a fitted mapping from that score to expected accuracy transports to withheld cohorts.</w:t>
       </w:r>
     </w:p>
     <w:bookmarkEnd w:id="9"/>
@@ -313,7 +313,7 @@
         <w:pStyle w:val="FirstParagraph"/>
       </w:pPr>
       <w:r>
-        <w:t xml:space="preserve">The association was positive in all 18 cohorts but varied widely in magnitude and precision (Pearson r 0.190 to 0.928; participant-level r = 0.714, p &lt; 0.001). Pooled estimation error was 0.098 (95% CI 0.091 to 0.107) against a development-mean benchmark of 0.146. Calibration did not transport: the intercept had tau 0.87 (95% CI 0.60 to 1.51) and a 95% interval for an unrepresented cohort of -1.97 to 1.85, spanning mappings that badly understate and badly overstate accuracy. The slope agreed and was itself imprecisely estimated: tau 0.43 (0.30 to 0.77), unrepresented-cohort interval 0.111 to 2.005; the median time per selection, the archive’s only trace of the stopping rule, accounted for two thirds of that between-cohort variance (Holm-corrected p = 0.012). Skill was negative in one of 18 cohorts. The four ALS cohorts alone gave an uncorrected between-cohort slope spread of 0.223, against 0.560 overall.</w:t>
+        <w:t xml:space="preserve">The association was positive in all 18 cohorts but varied widely in magnitude and precision (Pearson r 0.190 to 0.928; participant-level r = 0.714, p &lt; 0.001). Pooled estimation error was 0.098 (95% CI 0.091 to 0.107) against a development-mean benchmark of 0.146. Calibration did not transport: the intercept had tau 0.87 (95% CI 0.60 to 1.51) and a 95% interval for an unrepresented cohort of -1.97 to 1.85, spanning mappings that badly understate and badly overstate accuracy. The slope agreed and was itself imprecisely estimated: tau 0.43 (0.30 to 0.77), unrepresented-cohort interval 0.111 to 2.005. Skill was negative in one of 18 cohorts. The four ALS cohorts alone gave an uncorrected between-cohort slope spread of 0.223, against 0.560 overall.</w:t>
       </w:r>
     </w:p>
     <w:bookmarkEnd w:id="11"/>
@@ -331,7 +331,7 @@
         <w:pStyle w:val="FirstParagraph"/>
       </w:pPr>
       <w:r>
-        <w:t xml:space="preserve">The score carries a reproducible signal about subsequent accuracy, but the mapping between them is cohort-specific: usable for ranking sessions within a setting, not for reporting expected accuracy elsewhere without local recalibration. Few-cohort evaluation, as the ALS subgroup illustrates, understates how much performance varies elsewhere.</w:t>
+        <w:t xml:space="preserve">The score carries a reproducible signal about accuracy in the corresponding session, but the mapping between them is cohort-specific: usable for ranking sessions within a setting, not for reporting expected accuracy elsewhere without local recalibration. Few-cohort evaluation, as the ALS subgroup illustrates, understates how much performance varies elsewhere.</w:t>
       </w:r>
     </w:p>
     <w:bookmarkEnd w:id="12"/>
@@ -382,7 +382,7 @@
         <w:pStyle w:val="BodyText"/>
       </w:pPr>
       <w:r>
-        <w:t xml:space="preserve">We evaluated whether a calibration-derived score estimates subsequent online session accuracy in cohorts withheld from model development, across every source study in a public archive that yields eligible online outcomes. The score used here is the cross-validated discriminability of a classifier fitted to a session’s calibration epochs, referred to throughout as calibration-derived decoder discriminability to keep it distinct from a physiological marker of user aptitude. The documented ALS cohorts were the originally targeted primary subgroup. Because the archive also contains cohorts without a documented ALS population, we further asked whether a mapping developed without any ALS data transports to the ALS cohorts, and whether the calibration-to-accuracy relationship itself differs between cohort types.</w:t>
+        <w:t xml:space="preserve">We evaluated whether a calibration-derived score estimates online session accuracy in the corresponding P300-speller session, in cohorts withheld from model development, across every source study in a public archive that yields eligible online outcomes. The score used here is the cross-validated discriminability of a classifier fitted to a session’s calibration epochs, referred to throughout as calibration-derived decoder discriminability to keep it distinct from a physiological marker of user aptitude. The documented ALS cohorts were the originally targeted primary subgroup. Because the archive also contains cohorts without a documented ALS population, we further asked whether a mapping developed without any ALS data transports to the ALS cohorts, and whether the calibration-to-accuracy relationship itself differs between cohort types.</w:t>
       </w:r>
     </w:p>
     <w:bookmarkEnd w:id="14"/>
@@ -744,7 +744,7 @@
     </w:p>
     <w:bookmarkEnd w:id="23"/>
     <w:bookmarkEnd w:id="24"/>
-    <w:bookmarkStart w:id="35" w:name="results"/>
+    <w:bookmarkStart w:id="47" w:name="results"/>
     <w:p>
       <w:pPr>
         <w:pStyle w:val="Heading2"/>
@@ -781,599 +781,6 @@
     <w:p>
       <w:pPr>
         <w:pStyle w:val="BodyText"/>
-      </w:pPr>
-      <w:r>
-        <w:t xml:space="preserve">Because the calibration score is a property of a session, the 739 records carry 410 distinct predictor values. Session accuracy clustered within participant (intraclass correlation 0.412), giving approximately 338 effective independent sessions.</w:t>
-      </w:r>
-    </w:p>
-    <w:bookmarkEnd w:id="25"/>
-    <w:bookmarkStart w:id="26" w:name="X557f3a48301421f23b20ea53d452ea838f9380d"/>
-    <w:p>
-      <w:pPr>
-        <w:pStyle w:val="Heading3"/>
-      </w:pPr>
-      <w:r>
-        <w:t xml:space="preserve">Association Between Calibration-Derived Decoder Discriminability and Online Accuracy</w:t>
-      </w:r>
-    </w:p>
-    <w:p>
-      <w:pPr>
-        <w:pStyle w:val="FirstParagraph"/>
-      </w:pPr>
-      <w:r>
-        <w:rPr>
-          <w:b/>
-          <w:bCs/>
-        </w:rPr>
-        <w:t xml:space="preserve">The point estimate was positive in all 18 contributing cohorts, but its magnitude varied widely and several cohort-specific estimates were imprecise, with confidence intervals including values close to zero (Table S3); pooled across sessions the association was precisely estimated, at r = 0.677 (95% CI 0.621 to 0.726) once both variables are centred within cohort.</w:t>
-      </w:r>
-      <w:r>
-        <w:t xml:space="preserve"> </w:t>
-      </w:r>
-      <w:r>
-        <w:t xml:space="preserve">Within-cohort Pearson r ran from 0.190 to 0.928 (median 0.635), and the 95% confidence interval included zero in 6 of the 18 cohorts; the widest, in a cohort of eight sessions, ran from -0.42 to 0.86. Pooling sessions gave r = 0.716 (95% CI 0.665 to 0.760, n = 410, p &lt; 0.001). Centring both variables within cohort, which removes cohort means though not differences in variance, protocol or measurement precision, gave r = 0.677 (0.621 to 0.726, p &lt; 0.001), so the association is not produced by cohorts differing in mean difficulty and mean signal quality. Collapsing each participant to a single observation gave r = 0.714 (0.650 to 0.768, n = 271, p &lt; 0.001; Spearman ρ = 0.756).</w:t>
-      </w:r>
-    </w:p>
-    <w:bookmarkEnd w:id="26"/>
-    <w:bookmarkStart w:id="27" w:name="X1375a17a928aace644026bd53cec6857d3a26a4"/>
-    <w:p>
-      <w:pPr>
-        <w:pStyle w:val="Heading3"/>
-      </w:pPr>
-      <w:r>
-        <w:t xml:space="preserve">Estimation Error and Its Reference Points</w:t>
-      </w:r>
-    </w:p>
-    <w:p>
-      <w:pPr>
-        <w:pStyle w:val="FirstParagraph"/>
-      </w:pPr>
-      <w:r>
-        <w:rPr>
-          <w:b/>
-          <w:bCs/>
-        </w:rPr>
-        <w:t xml:space="preserve">Pooled across withheld cohorts, estimated session accuracy fell about a third closer to observed accuracy than the development-mean benchmark, and also beat the benchmark of each cohort’s own mean.</w:t>
-      </w:r>
-      <w:r>
-        <w:t xml:space="preserve"> </w:t>
-      </w:r>
-      <w:r>
-        <w:t xml:space="preserve">Across withheld cohorts the mean absolute error was 0.098 (95% CI 0.091 to 0.107), against 0.146 for the development-mean benchmark and 0.123 for the held-out-cohort-mean benchmark, giving a skill of 0.327 against the development-mean benchmark. This number pools every withheld record and so weights the larger cohorts more heavily. The mean of the 18 cohort-level errors, reported next, is a different quantity and the two are not interchangeable, and the per-cohort picture is less uniform than the pooled one. The character-weighted Brier score was 0.123 (95% CI 0.113 to 0.132), Brier skill 0.110 (95% CI 0.063 to 0.149), and character-weighted area under the curve 0.748 (95% CI 0.719 to 0.770). These intervals are conditional on the 18 observed cohorts.</w:t>
-      </w:r>
-    </w:p>
-    <w:bookmarkEnd w:id="27"/>
-    <w:bookmarkStart w:id="28" w:name="transportability"/>
-    <w:p>
-      <w:pPr>
-        <w:pStyle w:val="Heading3"/>
-      </w:pPr>
-      <w:r>
-        <w:t xml:space="preserve">Transportability</w:t>
-      </w:r>
-    </w:p>
-    <w:p>
-      <w:pPr>
-        <w:pStyle w:val="FirstParagraph"/>
-      </w:pPr>
-      <w:r>
-        <w:rPr>
-          <w:b/>
-          <w:bCs/>
-        </w:rPr>
-        <w:t xml:space="preserve">Treating the source study as the unit of replication, discrimination transported on average but not dependably, and calibration did not transport (Figures 1 and 2).</w:t>
-      </w:r>
-      <w:r>
-        <w:t xml:space="preserve"> </w:t>
-      </w:r>
-      <w:r>
-        <w:t xml:space="preserve">Across the 18 withheld cohorts the mean absolute error, pooled on the log scale because the quantity cannot be negative, averaged 0.090 with a between-cohort standard deviation of 0.477 on the log scale, giving a 95% interval for the mean of 0.071 to 0.115 and a 95% interval for a cohort not represented in the archive of 0.032 to 0.254 (Figure 3). Area under the curve averaged 0.713 across cohorts, with a new-cohort interval of 0.491 to 0.935, the lower bound of which is chance. Brier skill averaged 0.174 across cohorts with a new-cohort interval of -0.296 to 0.644. Every study-level summary in this paragraph is tabulated in Table S2.</w:t>
-      </w:r>
-    </w:p>
-    <w:p>
-      <w:pPr>
-        <w:pStyle w:val="BodyText"/>
-      </w:pPr>
-      <w:r>
-        <w:rPr>
-          <w:b/>
-          <w:bCs/>
-        </w:rPr>
-        <w:t xml:space="preserve">The calibration intercept varied so widely between cohorts that a single fitted mapping was displaced in many of them.</w:t>
-      </w:r>
-      <w:r>
-        <w:t xml:space="preserve"> </w:t>
-      </w:r>
-      <w:r>
-        <w:t xml:space="preserve">The intercept departed from zero by at least half a log-odds unit in 13 of the 18 cohorts and by at least a full unit in 7, and its 95% interval excluded zero in 6. All 18 cohorts yielded an identified intercept and slope and none was dropped from the pooling. Under the primary cluster-robust specification the between-cohort standard deviation of the calibration intercept was tau = 0.87 (95% CI 0.60 to 1.51) against a pooled intercept of -0.06, and Q = 122.6 on 17 degrees of freedom (p &lt; 0.001). I-squared was 86.1 (95% CI 79.5 to 90.6), reported as a description only: it is an upper estimate at these cluster counts, and a 20% understatement of the within-cohort variances would put its lower confidence limit below the conventional 75% threshold. The observed intercepts ran from -2.169 to 1.995, and the 95% interval for a cohort not represented in the archive runs from -1.97 to 1.85 on the log-odds scale (Figure 1), which is the difference between a mapping that badly understates accuracy and one that badly overstates it. That conclusion does not depend on where in its interval tau lies: setting tau to its own lower 95% confidence limit still leaves a new-cohort interval of -1.39 to 1.26, and the interval is still -1.37 to 1.06 when every within-cohort variance is inflated fivefold.</w:t>
-      </w:r>
-    </w:p>
-    <w:p>
-      <w:pPr>
-        <w:pStyle w:val="BodyText"/>
-      </w:pPr>
-      <w:r>
-        <w:rPr>
-          <w:b/>
-          <w:bCs/>
-        </w:rPr>
-        <w:t xml:space="preserve">The calibration slope varied in the same direction, and its between-cohort variance is itself imprecisely estimated.</w:t>
-      </w:r>
-      <w:r>
-        <w:t xml:space="preserve"> </w:t>
-      </w:r>
-      <w:r>
-        <w:t xml:space="preserve">tau = 0.43 (95% CI 0.30 to 0.77) against a pooled slope of 1.06 (95% CI 0.82 to 1.30), with Q = 81.3 on 17 degrees of freedom (p &lt; 0.001) and I-squared 79.1 (95% CI 67.6 to 86.5), an interval that spans that same threshold, so no claim here rests on it either. The observed slopes ran from 0.185 to 2.185 and the 95% interval for an unrepresented cohort runs from 0.111 to 2.005 (Figure 1); at the lower confidence limit of tau it is 0.394 to 1.704, across which no single fitted mapping is usable. That interval excludes zero at the point estimate of tau but includes it at tau’s upper confidence limit, where it runs from -0.603 to 2.759, so the exclusion is a property of this interval at one value of tau rather than a finding. Cohort by cohort, 4 of the 18 slope confidence intervals include zero (Table 2), so the association is reliable on average and not reliable in every cohort. Fitting one calibration curve to all withheld predictions pooled gives a slope of 0.967 (95% CI 0.791 to 1.127) and an intercept of 0.054 (95% CI -0.264 to 0.395); those pooled values average opposing departures and describe no individual cohort, and the cohorts whose accuracy the mapping understated and those whose accuracy it overstated are visible separately in Figure 2.</w:t>
-      </w:r>
-    </w:p>
-    <w:p>
-      <w:pPr>
-        <w:pStyle w:val="BodyText"/>
-      </w:pPr>
-      <w:r>
-        <w:t xml:space="preserve">A small average departure of the slope from unity was not within reach of this design. The pooled slope carries a standard error of 0.122 under the primary specification, so a Wald z test of that slope against unity would have detected a departure of at least 0.34 with 80% power at a two-sided 5% threshold, and its confidence interval has a half-width of 0.24; departures smaller than that cannot be excluded. Neither number bears on transportability, because what a single fitted mapping has to survive is the spread of the slope across cohorts rather than its average, and for that quantity the design placed tau between 0.30 and 0.77 without resolving where in that range it lies.</w:t>
-      </w:r>
-    </w:p>
-    <w:p>
-      <w:pPr>
-        <w:pStyle w:val="BodyText"/>
-      </w:pPr>
-      <w:r>
-        <w:t xml:space="preserve">The uncorrected standard deviations of the 18 cohort estimates, which are what a reader would compute from Table 2, are 0.560 for the slope and 1.175 for the intercept. Both exceed tau because they count each cohort’s sampling error as though it were between-cohort variation, and tau is used in preference throughout.</w:t>
-      </w:r>
-    </w:p>
-    <w:p>
-      <w:pPr>
-        <w:pStyle w:val="BodyText"/>
-      </w:pPr>
-      <w:r>
-        <w:rPr>
-          <w:b/>
-          <w:bCs/>
-        </w:rPr>
-        <w:t xml:space="preserve">One cohort was estimated less accurately than the development-mean benchmark, and six were estimated less accurately than their own cohort mean.</w:t>
-      </w:r>
-      <w:r>
-        <w:t xml:space="preserve"> </w:t>
-      </w:r>
-      <w:r>
-        <w:t xml:space="preserve">Skill against the development-mean benchmark was negative in one of 18 cohorts and positive in the remainder (Figure 4). Against the benchmark of each cohort’s own mean, which is the harder target pooled and in 11 of the 18 cohorts, skill was negative in six of 18 (Table S5). Three distinct things produce those six. In StudyH the model was less accurate than both benchmarks, and it is the same cohort that fails the development-mean benchmark. Four are cohorts whose observed accuracy sits high enough that their own mean already tracks nearly every record: in StudyE, StudyR, StudyS2 and StudyS1, accuracy averages 0.921, 0.963, 0.976 and 0.997 and the own-mean benchmark errs by 0.049, 0.047, 0.035 and 0.005, leaving little error for any predictor to reduce. StudyS1 is the limiting case, where that near-zero denominator makes the ratio large and negative and not comparable with the rest. In the sixth, StudyJ, the shortfall is -0.008, which is parity rather than failure. All four ALS cohorts had positive skill against both benchmarks, at 0.317, 0.383, 0.448 and 0.502 against the development mean.</w:t>
-      </w:r>
-    </w:p>
-    <w:bookmarkEnd w:id="28"/>
-    <w:bookmarkStart w:id="29" w:name="amyotrophic-lateral-sclerosis-subgroup"/>
-    <w:p>
-      <w:pPr>
-        <w:pStyle w:val="Heading3"/>
-      </w:pPr>
-      <w:r>
-        <w:t xml:space="preserve">Amyotrophic Lateral Sclerosis Subgroup</w:t>
-      </w:r>
-    </w:p>
-    <w:p>
-      <w:pPr>
-        <w:pStyle w:val="FirstParagraph"/>
-      </w:pPr>
-      <w:r>
-        <w:rPr>
-          <w:b/>
-          <w:bCs/>
-        </w:rPr>
-        <w:t xml:space="preserve">Restricting the analysis to the four ALS cohorts reproduced a more favourable and considerably more precise picture than the full archive supported.</w:t>
-      </w:r>
-      <w:r>
-        <w:t xml:space="preserve"> </w:t>
-      </w:r>
-      <w:r>
-        <w:t xml:space="preserve">Within the originally targeted primary subgroup the mean absolute error was 0.091 (95% CI 0.076 to 0.108), Brier skill 0.303 (95% CI 0.184 to 0.424), area under the curve 0.831 (95% CI 0.768 to 0.869), calibration intercept 0.025 (95% CI -0.240 to 0.341), and slope 0.985 (95% CI 0.786 to 1.188). The uncorrected between-cohort standard deviation of the calibration slope was 0.223 within this subgroup against 0.560 across all contributing cohorts. Four cohorts are too few to estimate tau usefully, so the uncorrected spread is used on both sides of that comparison.</w:t>
-      </w:r>
-    </w:p>
-    <w:bookmarkEnd w:id="29"/>
-    <w:bookmarkStart w:id="30" w:name="X601cdfe7b10ba3d89f95b7fe5e5ea088d44a4b3"/>
-    <w:p>
-      <w:pPr>
-        <w:pStyle w:val="Heading3"/>
-      </w:pPr>
-      <w:r>
-        <w:t xml:space="preserve">Transfer From Cohorts Without a Documented ALS Population</w:t>
-      </w:r>
-    </w:p>
-    <w:p>
-      <w:pPr>
-        <w:pStyle w:val="FirstParagraph"/>
-      </w:pPr>
-      <w:r>
-        <w:rPr>
-          <w:b/>
-          <w:bCs/>
-        </w:rPr>
-        <w:t xml:space="preserve">A mapping developed without any ALS data estimated accuracy in the ALS cohorts with modest loss.</w:t>
-      </w:r>
-      <w:r>
-        <w:t xml:space="preserve"> </w:t>
-      </w:r>
-      <w:r>
-        <w:t xml:space="preserve">With all four ALS cohorts withheld from development simultaneously, mean absolute error in each was 0.087, 0.106, 0.109, and 0.131 (mean 0.108), against 0.104 when other ALS cohorts were available for development. Signed bias ranged from -0.086 to 0.049.</w:t>
-      </w:r>
-    </w:p>
-    <w:bookmarkEnd w:id="30"/>
-    <w:bookmarkStart w:id="31" w:name="cohort-type-as-a-moderator"/>
-    <w:p>
-      <w:pPr>
-        <w:pStyle w:val="Heading3"/>
-      </w:pPr>
-      <w:r>
-        <w:t xml:space="preserve">Cohort Type as a Moderator</w:t>
-      </w:r>
-    </w:p>
-    <w:p>
-      <w:pPr>
-        <w:pStyle w:val="FirstParagraph"/>
-      </w:pPr>
-      <w:r>
-        <w:rPr>
-          <w:b/>
-          <w:bCs/>
-        </w:rPr>
-        <w:t xml:space="preserve">With the cohort as the unit of analysis, calibration slope was higher in the ALS cohorts, but not precisely enough to support a claim.</w:t>
-      </w:r>
-      <w:r>
-        <w:t xml:space="preserve"> </w:t>
-      </w:r>
-      <w:r>
-        <w:t xml:space="preserve">The cohort-specific calibration slope averaged 1.479 in the four ALS cohorts (standard deviation 0.266) and 0.992 in the other 14 (standard deviation 0.580), a difference of 0.487 (standard error 0.204; 95% CI 0.040 to 0.933; Welch t = 2.38, df = 11.7, p = 0.035). An exact permutation test, which enumerates all 3,060 ways of labelling four of the 18 cohorts and assumes no distribution, gave p = 0.058. A random-effects meta-regression weighting each cohort by its own precision gave a difference of 0.559 (95% CI -0.009 to 1.127, p = 0.053), leaving a residual between-cohort standard deviation of 0.349 against 0.432 with cohort type removed, so cohort type accounts for about a third of the between-cohort variance in the slope and most of that variance remains unexplained.</w:t>
-      </w:r>
-    </w:p>
-    <w:p>
-      <w:pPr>
-        <w:pStyle w:val="BodyText"/>
-      </w:pPr>
-      <w:r>
-        <w:rPr>
-          <w:b/>
-          <w:bCs/>
-        </w:rPr>
-        <w:t xml:space="preserve">The comparison also turns on individual cohorts.</w:t>
-      </w:r>
-      <w:r>
-        <w:t xml:space="preserve"> </w:t>
-      </w:r>
-      <w:r>
-        <w:t xml:space="preserve">Dropping one ALS cohort moves the Welch p value to between 0.008 and 0.111, and dropping one of the other 14 moves it to between 0.013 and 0.060. The three tests agree in direction and in magnitude and fall on either side of the conventional threshold, and no one of them should be read as settling the question. A slope above one means observed accuracy varied more widely than the estimates did, so in the ALS cohorts the mapping compressed the range it should have spanned. These are the slopes of the primary leave-one-cohort-out model within each cohort, not the pooled slope of 0.985 reported for the ALS subgroup above, which comes from a model developed within the ALS cohorts alone. For the same reason their standard deviation of 0.266 is not the 0.223 reported there: 0.266 is the spread of the four ALS cohorts under the primary design and is what Table 2 sums to, and it is the number that belongs beside the 0.580 of the other 14, because both come from the same development set.</w:t>
-      </w:r>
-    </w:p>
-    <w:p>
-      <w:pPr>
-        <w:pStyle w:val="BodyText"/>
-      </w:pPr>
-      <w:r>
-        <w:t xml:space="preserve">Cohort type is a study-level attribute that is entangled with paradigm, hardware and stopping rule, only four studies carry a documented ALS population, and the remaining cohorts are not documented as healthy controls. This comparison is exploratory and cannot separate population from protocol. The records underlying it are shown by cohort type in Figure S1, without a fitted line, for the reason given in the Methods.</w:t>
-      </w:r>
-    </w:p>
-    <w:bookmarkEnd w:id="31"/>
-    <w:bookmarkStart w:id="32" w:name="protocol-descriptors-as-moderators"/>
-    <w:p>
-      <w:pPr>
-        <w:pStyle w:val="Heading3"/>
-      </w:pPr>
-      <w:r>
-        <w:t xml:space="preserve">Protocol Descriptors as Moderators</w:t>
-      </w:r>
-    </w:p>
-    <w:p>
-      <w:pPr>
-        <w:pStyle w:val="FirstParagraph"/>
-      </w:pPr>
-      <w:r>
-        <w:rPr>
-          <w:b/>
-          <w:bCs/>
-        </w:rPr>
-        <w:t xml:space="preserve">The time a cohort took over each selection accounted for two thirds of the between-cohort variance in calibration slope.</w:t>
-      </w:r>
-      <w:r>
-        <w:t xml:space="preserve"> </w:t>
-      </w:r>
-      <w:r>
-        <w:t xml:space="preserve">Eight descriptors were recoverable for every cohort and entered one at a time as moderators in a random-effects meta-regression of the cohort slope, weighting each cohort by its own precision and standardising the descriptor so that the coefficient reads per between-cohort standard deviation, with p values corrected across the eight by the Holm procedure. All 18 cohorts were fitted for every descriptor and none was dropped. The strongest was the median interval between consecutive selections within a recording, which ran from 7.3 to 50.0 seconds across cohorts and is the archive’s only trace of the stopping rule, since a cohort that averaged more stimulus repetitions before committing to a character spent longer on each one: 0.406 per standard deviation (95% CI 0.181 to 0.632; t = 3.82, df = 16, p = 0.002, Holm p = 0.012), reducing the between-cohort variance of the slope from tau squared = 0.187 to 0.063, a share of 66%, equivalently a residual between-cohort standard deviation of 0.25 against 0.43. The rank correlation agreed at rho = 0.72 (p &lt; 0.001, Holm p = 0.006), and on the log scale, which is the more natural form for a duration, the share was 71% (p &lt; 0.001). It is also the most stable result in this analysis: across the 18 leave-one-cohort-out refits its uncorrected p value never exceeded 0.010 and its share ran from 54% to 82%. Cohorts that spent longer per selection had steeper slopes. The reported effect of stimulus repetition is on accuracy rather than on the slope,[32,34,35] and the interval does not track cohort mean accuracy here (rho = 0.16, p = 0.52), so the direction is not read off that work. A mechanism is available, in that accumulated evidence grows with the square root of the number of repetitions, so a fixed difference in single-trial discriminability produces a larger difference in accumulated discriminability where repetitions are many, which would steepen the mapping from the score to accuracy. That argument is not tested here.</w:t>
-      </w:r>
-    </w:p>
-    <w:p>
-      <w:pPr>
-        <w:pStyle w:val="BodyText"/>
-      </w:pPr>
-      <w:r>
-        <w:rPr>
-          <w:b/>
-          <w:bCs/>
-        </w:rPr>
-        <w:t xml:space="preserve">No other descriptor accounted for a share distinguishable from zero, including both proxies for matrix size.</w:t>
-      </w:r>
-      <w:r>
-        <w:t xml:space="preserve"> </w:t>
-      </w:r>
-      <w:r>
-        <w:t xml:space="preserve">The archive records no matrix dimension, but the largest target index and the number of distinct characters copied bound the alphabet from below, and both were flat: 0.003 per standard deviation (p = 0.98) and -0.019 (p = 0.89), each leaving the residual between-cohort variance at or above its unmoderated value. The number of stimulus conditions was likewise flat (p = 0.84). Two descriptors had point estimates that were not negligible but were indistinguishable from zero once the eight tests were corrected for: the median number of selections per record at 12% (-0.215 per standard deviation, 95% CI -0.478 to 0.049, Holm p = 0.62) and the fraction of records at ceiling at 11% (0.289, 95% CI -0.022 to 0.599, Holm p = 0.47). The ceiling fraction is reported as a diagnostic rather than as a protocol difference, because it governs whether a cohort’s slope is identified at all, and mean accuracy and its between-record standard deviation are summaries of the same outcomes the slope is fitted to. Entered beside the selection interval, both of the non-negligible descriptors collapse while the interval holds: with the ceiling fraction the interval is 0.397 (p = 0.011) against 0.015 (p = 0.93), and with the median number of selections it is 0.404 (p = 0.009) against 0.001 (p = 0.99). Each is a weak proxy for the interval rather than the reverse. Entered all at once the joint tests are diluted by the null moderators and neither reaches significance, the five protocol descriptors together accounting for 43% of the between-cohort variance (F = 2.14 on 5 and 12 degrees of freedom, p = 0.13) and all eight for 7% (p = 0.43); the interval keeps its own coefficient in the five-descriptor fit at 0.389 (p = 0.028), and loses it among all eight (p = 0.24), where 8 moderators are fitted on 18 cohorts.</w:t>
-      </w:r>
-    </w:p>
-    <w:p>
-      <w:pPr>
-        <w:pStyle w:val="BodyText"/>
-      </w:pPr>
-      <w:r>
-        <w:rPr>
-          <w:b/>
-          <w:bCs/>
-        </w:rPr>
-        <w:t xml:space="preserve">The interval is not a fully exogenous descriptor, and the result should be read with that.</w:t>
-      </w:r>
-      <w:r>
-        <w:t xml:space="preserve"> </w:t>
-      </w:r>
-      <w:r>
-        <w:t xml:space="preserve">Where the stopping rule was data-dependent, a session in which evidence accrued quickly ended sooner, so part of the interval is a consequence of the recording rather than a setting fixed before it. Splitting the cohorts on whether their within-recording interval never varied separates the two cases: in the 8 cohorts with a fixed interval the coefficient was 0.350 per standard deviation with a share of 48% (p = 0.14), and in the 10 with a variable interval 0.243 with a share of 55% (p = 0.046). Neither subgroup has the power of the pooled fit and the agreement in sign is what the split supports. The interval is built entirely from selection timestamps and never uses whether a selection was correct, unlike three of the eight descriptors. The verdict does not depend on how the correction family is defined: the interval’s Holm p value is 0.008 within the five protocol descriptors, 0.012 within all eight, and 0.023 when the meta-regression and the rank correlation are pooled into one family of sixteen, while the ceiling fraction remains null under every definition, including 0.20 within the three outcome summaries alone. These are the same 18 cohort slopes that serve as the outcome in the preceding subsection, where cohort type was corrected separately.</w:t>
-      </w:r>
-    </w:p>
-    <w:bookmarkEnd w:id="32"/>
-    <w:bookmarkStart w:id="33" w:name="predictor-from-a-preceding-session"/>
-    <w:p>
-      <w:pPr>
-        <w:pStyle w:val="Heading3"/>
-      </w:pPr>
-      <w:r>
-        <w:t xml:space="preserve">Predictor From a Preceding Session</w:t>
-      </w:r>
-    </w:p>
-    <w:p>
-      <w:pPr>
-        <w:pStyle w:val="FirstParagraph"/>
-      </w:pPr>
-      <w:r>
-        <w:rPr>
-          <w:b/>
-          <w:bCs/>
-        </w:rPr>
-        <w:t xml:space="preserve">Using a calibration recording from a preceding session, rather than from the session being estimated, attenuated but did not remove the association.</w:t>
-      </w:r>
-      <w:r>
-        <w:t xml:space="preserve"> </w:t>
-      </w:r>
-      <w:r>
-        <w:t xml:space="preserve">Among 139 consecutive session pairs, the earlier session’s calibration score correlated with the later session’s accuracy at r = 0.513 (95% CI 0.379 to 0.626, p &lt; 0.001), against r = 0.728 (0.639 to 0.798) for the score recorded in the session being estimated.</w:t>
-      </w:r>
-    </w:p>
-    <w:bookmarkEnd w:id="33"/>
-    <w:bookmarkStart w:id="34" w:name="sensitivity-analyses"/>
-    <w:p>
-      <w:pPr>
-        <w:pStyle w:val="Heading3"/>
-      </w:pPr>
-      <w:r>
-        <w:t xml:space="preserve">Sensitivity Analyses</w:t>
-      </w:r>
-    </w:p>
-    <w:p>
-      <w:pPr>
-        <w:pStyle w:val="FirstParagraph"/>
-      </w:pPr>
-      <w:r>
-        <w:t xml:space="preserve">Results were similar when records with fewer than 10 eligible selections were excluded (mean absolute error 0.090, between-cohort standard deviation 0.477). Restricting to the 12 cohorts whose session accuracy varied by at least 0.10 raised the mean absolute error to 0.117 and the uncorrected calibration-slope standard deviation to 0.601, indicating that near-ceiling cohorts contributed low error for reasons unrelated to the predictor. Excluding records in which more than 20% of calibration epochs were rejected lowered the mean absolute error to 0.081 and the uncorrected calibration-slope standard deviation to 0.465, the only analysis in which transportability improved. Analysing the 14 cohorts without a documented ALS population gave a mean absolute error of 0.089 with a new-cohort interval of 0.029 to 0.274 and an uncorrected calibration-slope standard deviation of 0.663. These four analyses report the uncorrected spread rather than tau, because each is a re-run of the primary summary on retained data rather than a refitted meta-analysis.</w:t>
-      </w:r>
-    </w:p>
-    <w:p>
-      <w:pPr>
-        <w:pStyle w:val="BodyText"/>
-      </w:pPr>
-      <w:r>
-        <w:rPr>
-          <w:b/>
-          <w:bCs/>
-        </w:rPr>
-        <w:t xml:space="preserve">Withholding two cohorts at a time, so that development ran on 16 cohorts rather than 17, reproduced the primary result across all 153 splits (Table S4).</w:t>
-      </w:r>
-      <w:r>
-        <w:t xml:space="preserve"> </w:t>
-      </w:r>
-      <w:r>
-        <w:t xml:space="preserve">Mean absolute error was 0.0906 against 0.0905, its between-cohort standard deviation 0.4771 against 0.4771, and the uncorrected calibration-slope standard deviation 0.5599 against 0.5596; the three agree to three decimal places. Neither the estimation error nor the between-cohort spread depends on the larger development set, so the failure of the mapping to transport is not a consequence of how many cohorts it was fitted on, at least across this range.</w:t>
-      </w:r>
-    </w:p>
-    <w:p>
-      <w:pPr>
-        <w:pStyle w:val="BodyText"/>
-      </w:pPr>
-      <w:r>
-        <w:t xml:space="preserve">Every comparator predictor named in the Methods was run through the same withheld-cohort procedure (Table S6). The regularised linear discriminant computed from the identical features agreed with the primary score to within 0.007 on every summary column, including a between-cohort calibration-slope standard deviation of 0.562 against 0.560, so the result reflects how separable the calibration data are rather than the classifier family used to measure it. Calibration classification accuracy cost little in pooled error, 0.106 against 0.098, but doubled the calibration-slope spread to 1.104. The two amplitude contrasts did not separate outcomes in cohorts they were not developed on, at areas under the curve of 0.517 and 0.465, the second below chance. The exploratory model adding ALSFRS-R could be fitted only in the 3 cohorts and 138 records carrying an observed value, and against the primary score run on those same records it changed nothing, at a pooled error of 0.085 for both.</w:t>
-      </w:r>
-    </w:p>
-    <w:bookmarkEnd w:id="34"/>
-    <w:bookmarkEnd w:id="35"/>
-    <w:bookmarkStart w:id="38" w:name="discussion"/>
-    <w:p>
-      <w:pPr>
-        <w:pStyle w:val="Heading2"/>
-      </w:pPr>
-      <w:r>
-        <w:t xml:space="preserve">Discussion</w:t>
-      </w:r>
-    </w:p>
-    <w:p>
-      <w:pPr>
-        <w:pStyle w:val="FirstParagraph"/>
-      </w:pPr>
-      <w:r>
-        <w:t xml:space="preserve">Across 18 independent P300-speller cohorts, the discriminability of a classifier fitted to a session’s calibration block was related to that session’s subsequent online spelling accuracy, with a positive point estimate in every cohort, at the level of individual participants as well as between cohorts, and when the calibration recording came from an earlier session. A fitted mapping from that score to an expected accuracy did not transport. The calibration intercept had a between-cohort standard deviation of tau = 0.87 (95% CI 0.60 to 1.51) and an interval for an unrepresented cohort running from -1.97 to 1.85 on the log-odds scale; the slope agreed, at tau = 0.43 (0.30 to 0.77) and a range of 0.185 to 2.185. In one cohort the score estimated accuracy less well than the development-mean benchmark, and in six less well than that cohort’s own mean. The association appeared in every cohort examined, though with widely varying magnitude; the numerical mapping between the score and expected accuracy did not.</w:t>
-      </w:r>
-    </w:p>
-    <w:p>
-      <w:pPr>
-        <w:pStyle w:val="BodyText"/>
-      </w:pPr>
-      <w:r>
-        <w:t xml:space="preserve">That distinction determines what a calibration score can be used for. Ranking sessions within a setting, which requires only that the association hold locally, is supported. Reporting an expected accuracy in a cohort where the mapping was not developed is not supported without local recalibration, because the interval for a cohort outside this archive spans 0.032 to 0.254 for estimation error and includes chance-level discrimination and negative skill.</w:t>
-      </w:r>
-    </w:p>
-    <w:p>
-      <w:pPr>
-        <w:pStyle w:val="BodyText"/>
-      </w:pPr>
-      <w:r>
-        <w:t xml:space="preserve">Mainsah and colleagues derived speller accuracy analytically from a calibration-derived detectability index and validated it within study.[15] The present analysis is the transportability counterpart to that work rather than a replacement for it: the relationship they described is reproduced here with a positive point estimate in every cohort, and what is added is the finding that the numerical mapping between the two quantities is cohort-specific. Earlier reports relating calibration measures to P300 performance in ALS[11,12] and to brain-computer interface performance more generally[10] are likewise consistent with the association reported here.</w:t>
-      </w:r>
-    </w:p>
-    <w:p>
-      <w:pPr>
-        <w:pStyle w:val="BodyText"/>
-      </w:pPr>
-      <w:r>
-        <w:t xml:space="preserve">Predictor precision differs between cohorts, because the number of calibration files, surviving epochs and cross-validation folds differ. The median number of calibration files per session ranges from 3 to 15 across cohorts, the median number of surviving calibration epochs from 1,479 to 12,910, and the standard error of the score itself from 0.008 to 0.031, a fourfold spread. Measurement error in a predictor attenuates a fitted slope, so some of the between-cohort variation in calibration is attributable to how precisely the score itself was estimated rather than to a difference in the underlying relationship. The three cohorts with the lowest calibration slopes, StudyH at 0.185, StudyJ at 0.326 and StudyK at 0.480, are also the three whose score was least precisely estimated, at standard errors of 0.031, 0.023 and 0.026 against a median of 0.013. Three cohorts cannot separate that mechanism from chance, and it is not a competing explanation that collecting more cohorts would address, so it was quantified directly instead (supplement, S9). Each cohort’s reliability ratio, the share of the observed between-session variance in its calibration score that is signal rather than measurement error, ran from 0.848 to 0.992 with a median of 0.976, and 16 of the 18 cohorts were at or above 0.95. Correcting every cohort’s slope for attenuation by its own reliability moved the between-cohort standard deviation from tau = 0.432 to 0.422 and I-squared from 79.1 to 77.2, and widened rather than narrowed the observed slope range of 0.185 to 2.185, to 0.218 to 2.292. Because that correction rests on a standard error that assumes independent calibration epochs, and the epochs are not independent, it was repeated with the assumed error variance inflated to 6.5 times that value, just short of the point at which one cohort’s reliability would stop being identified; I-squared was still 66.9 and the Q test still gave p = 2.6 x 10^-5. Measurement error in the predictor is therefore a real but minor part of the between-cohort spread and does not account for the failure of the mapping to transport.</w:t>
-      </w:r>
-    </w:p>
-    <w:p>
-      <w:pPr>
-        <w:pStyle w:val="BodyText"/>
-      </w:pPr>
-      <w:r>
-        <w:t xml:space="preserve">Part of that variation is now attributable to a protocol difference rather than to the cohorts themselves. The time each cohort took over a selection, which is the archive’s only trace of the stopping rule, accounted for two thirds of the between-cohort variance in the calibration slope, leaving a residual between-cohort standard deviation of 0.25 against 0.43 unmoderated. That does not restore transportability, for two reasons. A mapping whose slope depends on the stopping rule is still not one that can be carried to a site whose stopping rule is unknown, and knowing it is not the same as being able to correct for it, since the correction estimated here rests on 18 cohorts and on a descriptor that is itself partly determined by the recording wherever stopping was data-dependent. What the result does change is the interpretation of the residual spread: it is not an irreducible property of the population, and a site that reports its stopping rule alongside a calibration score would remove a substantial share of the uncertainty in a transported estimate.</w:t>
-      </w:r>
-    </w:p>
-    <w:p>
-      <w:pPr>
-        <w:pStyle w:val="BodyText"/>
-      </w:pPr>
-      <w:r>
-        <w:t xml:space="preserve">The 18 development folds that produced these estimates are themselves stable. Their intercept and slope coefficients, tabulated in full in the supplement (Table S9), vary by a coefficient of variation of 2.5% and 3.3% respectively across folds, against 49.4% for the held-out cohort-specific validated slopes in Table 2. The between-cohort spread this paper reports therefore reflects how each fold’s mapping performs in the cohort withheld from it, not instability in what each fold fits, evidence against development-fit noise as an alternative explanation for the heterogeneity.</w:t>
-      </w:r>
-    </w:p>
-    <w:p>
-      <w:pPr>
-        <w:pStyle w:val="BodyText"/>
-      </w:pPr>
-      <w:r>
-        <w:t xml:space="preserve">The comparison between the four ALS cohorts and the full archive is itself a result. Analysed alone, the ALS cohorts gave a calibration slope of 0.985 with an uncorrected between-cohort standard deviation of 0.223 and a favourable Brier skill of 0.303. Analysed alongside 14 further cohorts, the uncorrected standard deviation of the slope was 0.560 and Brier skill fell to 0.110. Four cohorts were not merely too few to estimate the spread; they happened to be homogeneous and favourable, and the resulting picture was optimistic in a direction that only became visible with more cohorts. Evaluating a brain-computer interface mapping on a small number of withheld cohorts should be expected to understate how much performance will vary elsewhere.</w:t>
-      </w:r>
-    </w:p>
-    <w:p>
-      <w:pPr>
-        <w:pStyle w:val="BodyText"/>
-      </w:pPr>
-      <w:r>
-        <w:t xml:space="preserve">One analysis improved transportability. Excluding records in which more than 20% of calibration epochs exceeded the artifact threshold reduced estimation error from 0.090 to 0.081 and reduced the uncorrected between-cohort standard deviation of the calibration slope from 0.560 to 0.465. Screening calibration data quality before relying on a calibration-derived estimate is therefore a concrete step, and it is available at no cost because the rejection fraction is computed while the score is computed.</w:t>
-      </w:r>
-    </w:p>
-    <w:p>
-      <w:pPr>
-        <w:pStyle w:val="BodyText"/>
-      </w:pPr>
-      <w:r>
-        <w:t xml:space="preserve">A mapping developed entirely without ALS data estimated accuracy in the ALS cohorts with a mean absolute error of 0.108, against 0.104 when other ALS cohorts were available. The relationship is not specific to the clinical population in the sense of being absent elsewhere. Whether it is population-dependent in a different sense is not resolved here. The calibration slope averaged higher in the four ALS cohorts than in the other 14, which would be one mechanism by which a single fitted mapping mis-calibrates, but with the cohort as the unit of analysis that difference is imprecise, the three tests of it fall on either side of the conventional threshold, a single cohort moves it, and cohort type cannot be separated from the paradigm, hardware and stopping rule that differ alongside it.</w:t>
-      </w:r>
-    </w:p>
-    <w:bookmarkStart w:id="36" w:name="study-limitations"/>
-    <w:p>
-      <w:pPr>
-        <w:pStyle w:val="Heading3"/>
-      </w:pPr>
-      <w:r>
-        <w:t xml:space="preserve">Study Limitations</w:t>
-      </w:r>
-    </w:p>
-    <w:p>
-      <w:pPr>
-        <w:pStyle w:val="FirstParagraph"/>
-      </w:pPr>
-      <w:r>
-        <w:t xml:space="preserve">First, calibration and online blocks come from the same recording session throughout. Every timestamp in the archive is de-identified, so temporal precedence within a session cannot be verified from the data, and the separation enforced here is between protocol phases rather than demonstrated ordering. The analysis using a preceding session’s calibration recording is the closest available approximation and shows an attenuated association.</w:t>
-      </w:r>
-    </w:p>
-    <w:p>
-      <w:pPr>
-        <w:pStyle w:val="BodyText"/>
-      </w:pPr>
-      <w:r>
-        <w:t xml:space="preserve">Second, the predictor is not the decoder that produced the outcome. It is the out-of-fold discriminability of a classifier fitted here on each session’s calibration recordings, whereas the online selections were produced by a decoder fitted during the original experiment, described in the source-study publications as a linear classifier trained on that session’s calibration data and, in several cohorts, coupled to a dynamic stopping or adaptive stimulus-selection rule.[32,33] The archive names no online classifier for any source study and withholds the BCI2000 parameter files, so the deployed decoder cannot be reconstructed and the two cannot be compared directly. Both are fitted on the same recordings, so the quantity evaluated is the learnability of that session’s calibration data, measured against the online accuracy recorded in the same session, rather than an independent physiological marker of user aptitude.</w:t>
-      </w:r>
-    </w:p>
-    <w:p>
-      <w:pPr>
-        <w:pStyle w:val="BodyText"/>
-      </w:pPr>
-      <w:r>
-        <w:t xml:space="preserve">Third, the cohorts differ in speller matrix, stimulus paradigm, electrode type, and stopping rule, and paradigm is largely nested within source study, so withholding a cohort also withholds its paradigms. Cohort and paradigm effects cannot be separated in this design. Stimulus presentation and stopping rule are known to change speller accuracy substantially,[32,34,35] so some of the between-cohort variability reported here is attributable to protocol rather than to population. The archive records none of these rules as fields, but two of them leave a recoverable trace that was tested here: the time taken per selection, which is the signature of the stopping rule and accounted for two thirds of the between-cohort variance in calibration slope, and the range of target indices, which bounds the speller alphabet from below and accounted for no share distinguishable from zero. What remains untestable is the stopping algorithm and the thresholds it used, the matrix dimensions and layout, and the online decision procedure, so the protocol explanation is now partly quantified rather than either excluded or merely acknowledged.</w:t>
-      </w:r>
-    </w:p>
-    <w:p>
-      <w:pPr>
-        <w:pStyle w:val="BodyText"/>
-      </w:pPr>
-      <w:r>
-        <w:t xml:space="preserve">Fourth, 30.9% of records were at 100% accuracy and three cohorts were near ceiling, where there is little variation to estimate. The sensitivity analysis restricted to cohorts with meaningful outcome variance gave a higher estimation error, so the primary estimate is favourably influenced by cohorts in which the task was easy.</w:t>
-      </w:r>
-    </w:p>
-    <w:p>
-      <w:pPr>
-        <w:pStyle w:val="BodyText"/>
-      </w:pPr>
-      <w:r>
-        <w:t xml:space="preserve">Fifth, the outcome is character-level selection accuracy reconstructed from archived event traces. It is an operational endpoint and not communication effectiveness, quality of life, or any clinical outcome, and it does not capture communication rate, for which accuracy alone is known to be an incomplete summary.[36] Sixth, these are legacy protocols, and the analysis does not establish performance with contemporary assistive-communication workflows. Seventh, the archive documentation identifies an ALS population for four cohorts only; the remaining cohorts are described as other cohorts because the documentation does not support a positive characterisation, and no participant-level clinical characteristics were available for the cohort description.</w:t>
-      </w:r>
-    </w:p>
-    <w:p>
-      <w:pPr>
-        <w:pStyle w:val="BodyText"/>
-      </w:pPr>
-      <w:r>
-        <w:t xml:space="preserve">Eighth, the comparison of calibration slope between cohort types carries two further limitations of its own. Each cohort’s slope comes from a model developed on the other 17 cohorts, 14 of which carry no documented ALS population, so part of the higher slope in the ALS cohorts could reflect the composition of the development set rather than the population. Those 18 slopes also share most of their development data with one another, which correlates them positively, so all three tests report standard errors that are somewhat optimistic. Neither can be addressed at this number of cohorts, and both are reasons to treat the comparison as a question for a future design rather than an answer from this one.</w:t>
-      </w:r>
-    </w:p>
-    <w:p>
-      <w:pPr>
-        <w:pStyle w:val="BodyText"/>
-      </w:pPr>
-      <w:r>
-        <w:t xml:space="preserve">Ninth, the 18 held-out estimates are not fully independent: each development fold shares 16 of the other 17 cohorts with every other fold, so the between-cohort variance estimator sees correlated inputs rather than 18 independent draws. The fold-coefficient stability reported above bounds how much this can be inflating the observed spread, coefficients that varied widely across folds despite that shared training data would themselves be evidence of fold-to-fold instability, and they do not, but it does not remove the correlation itself, which a joint bootstrap of the full leave-one-study-out pipeline would be needed to fully characterise.</w:t>
-      </w:r>
-    </w:p>
-    <w:p>
-      <w:pPr>
-        <w:pStyle w:val="BodyText"/>
-      </w:pPr>
-      <w:r>
-        <w:t xml:space="preserve">Tenth, the between-cohort variance is itself estimated with limited precision. Eighteen cohorts, of 5 to 24 participants each, leave the interval for tau wide on both parameters, and a cluster-robust variance at those cluster counts is downward-biased, which inflates tau and I-squared in the direction that favours the conclusion drawn here. The conclusion was therefore checked against that bias rather than assumed to survive it: it holds at the lower confidence limit of tau for both parameters, and the intercept’s prediction interval remains wide when every within-cohort variance is inflated fivefold. What cannot be settled at this number of cohorts is the size of the heterogeneity, only that a single fitted mapping does not describe these cohorts. It was also checked against a participant-cluster bootstrap that makes no asymptotic assumption at all: re-estimating each cohort’s intercept and slope standard error from 2,000 cluster-resampled refits identified 17 of the 18 cohorts, StudyS1’s resamples having fallen onto the separation boundary too often to leave an identified estimate, and gave tau = 0.37 for the slope and tau = 0.77 for the intercept, against 0.43 and 0.87 under the clustered sandwich. Those bootstrap tau values are smaller rather than larger, so this particular check does not itself confirm that the clustered sandwich was inflating tau. The bootstrap’s own 95% interval for an unrepresented cohort runs from 0.197 to 1.861 for the slope and from -1.739 to 1.677 for the intercept, narrower than but consistent in span with the clustered-sandwich intervals already reported above, so the conclusion holds under this correction as well.</w:t>
-      </w:r>
-    </w:p>
-    <w:bookmarkEnd w:id="36"/>
-    <w:bookmarkStart w:id="37" w:name="conclusion"/>
-    <w:p>
-      <w:pPr>
-        <w:pStyle w:val="Heading3"/>
-      </w:pPr>
-      <w:r>
-        <w:t xml:space="preserve">Conclusion</w:t>
-      </w:r>
-    </w:p>
-    <w:p>
-      <w:pPr>
-        <w:pStyle w:val="FirstParagraph"/>
-      </w:pPr>
-      <w:r>
-        <w:t xml:space="preserve">In 18 independent P300-speller cohorts, calibration-derived decoder discriminability was related to subsequent online spelling accuracy, with a positive point estimate in every cohort and at the level of individual participants, but the fitted mapping between the two did not transport: the calibration intercept spanned mappings that badly understate and badly overstate accuracy, the slope varied more than tenfold, and a cohort outside the archive cannot be promised discrimination above chance or skill above zero. A calibration score may support ranking sessions within a setting and may support a data-quality screen, and it should not be used to report an expected accuracy in a cohort where the mapping was not developed without local recalibration. Prospective evaluation would need to predefine the recalibration procedure and measure user-centred communication outcomes rather than character accuracy alone.</w:t>
-      </w:r>
-    </w:p>
-    <w:bookmarkEnd w:id="37"/>
-    <w:bookmarkEnd w:id="38"/>
-    <w:bookmarkStart w:id="51" w:name="tables-and-figure-legends"/>
-    <w:p>
-      <w:pPr>
-        <w:pStyle w:val="Heading2"/>
-      </w:pPr>
-      <w:r>
-        <w:t xml:space="preserve">Tables and Figure Legends</w:t>
-      </w:r>
-    </w:p>
-    <w:p>
-      <w:pPr>
-        <w:pStyle w:val="FirstParagraph"/>
       </w:pPr>
       <w:r>
         <w:rPr>
@@ -2789,2093 +2196,93 @@
         <w:pStyle w:val="BodyText"/>
       </w:pPr>
       <w:r>
+        <w:t xml:space="preserve">Because the calibration score is a property of a session, the 739 records carry 410 distinct predictor values. Session accuracy clustered within participant (intraclass correlation 0.412), giving approximately 338 effective independent sessions.</w:t>
+      </w:r>
+    </w:p>
+    <w:bookmarkEnd w:id="25"/>
+    <w:bookmarkStart w:id="26" w:name="X557f3a48301421f23b20ea53d452ea838f9380d"/>
+    <w:p>
+      <w:pPr>
+        <w:pStyle w:val="Heading3"/>
+      </w:pPr>
+      <w:r>
+        <w:t xml:space="preserve">Association Between Calibration-Derived Decoder Discriminability and Online Accuracy</w:t>
+      </w:r>
+    </w:p>
+    <w:p>
+      <w:pPr>
+        <w:pStyle w:val="FirstParagraph"/>
+      </w:pPr>
+      <w:r>
         <w:rPr>
           <w:b/>
           <w:bCs/>
         </w:rPr>
-        <w:t xml:space="preserve">Table 2. Per-cohort composition and withheld-cohort performance.</w:t>
+        <w:t xml:space="preserve">The point estimate was positive in all 18 contributing cohorts, but its magnitude varied widely and several cohort-specific estimates were imprecise, with confidence intervals including values close to zero (Table S3); pooled across sessions the association was precisely estimated, at r = 0.677 (95% CI 0.621 to 0.726) once both variables are centred within cohort.</w:t>
       </w:r>
       <w:r>
         <w:t xml:space="preserve"> </w:t>
       </w:r>
       <w:r>
-        <w:t xml:space="preserve">For each of the 18 contributing cohorts: participants, records, analysed selections, mean observed session-condition accuracy, and, when that cohort was withheld from model development, the mean absolute error, character-weighted area under the curve, and calibration intercept and slope. Calibration intercepts and slopes are from the primary cluster-robust specification, with standard errors clustered on participant. ALS cohorts are listed first. The calibration slope ranges from 0.185 to 2.185 and the intercept from -2.169 to 1.995; four slope confidence intervals include zero.</w:t>
-      </w:r>
-    </w:p>
-    <w:tbl>
-      <w:tblPr>
-        <w:tblStyle w:val="Table"/>
-        <w:tblW w:type="pct" w:w="5000"/>
-        <w:tblLayout w:type="fixed"/>
-        <w:tblLook w:firstRow="1" w:lastRow="0" w:firstColumn="0" w:lastColumn="0" w:noHBand="0" w:noVBand="0" w:val="0020"/>
-      </w:tblPr>
-      <w:tblGrid>
-        <w:gridCol w:w="698"/>
-        <w:gridCol w:w="931"/>
-        <w:gridCol w:w="931"/>
-        <w:gridCol w:w="931"/>
-        <w:gridCol w:w="931"/>
-        <w:gridCol w:w="931"/>
-        <w:gridCol w:w="931"/>
-        <w:gridCol w:w="931"/>
-        <w:gridCol w:w="698"/>
-      </w:tblGrid>
-      <w:tr>
-        <w:trPr>
-          <w:tblHeader w:val="on"/>
-        </w:trPr>
-        <w:tc>
-          <w:tcPr/>
-          <w:p>
-            <w:pPr>
-              <w:pStyle w:val="Compact"/>
-            </w:pPr>
-            <w:r>
-              <w:t xml:space="preserve">Cohort</w:t>
-            </w:r>
-          </w:p>
-        </w:tc>
-        <w:tc>
-          <w:tcPr/>
-          <w:p>
-            <w:pPr>
-              <w:pStyle w:val="Compact"/>
-              <w:jc w:val="right"/>
-            </w:pPr>
-            <w:r>
-              <w:t xml:space="preserve">Participants</w:t>
-            </w:r>
-          </w:p>
-        </w:tc>
-        <w:tc>
-          <w:tcPr/>
-          <w:p>
-            <w:pPr>
-              <w:pStyle w:val="Compact"/>
-              <w:jc w:val="right"/>
-            </w:pPr>
-            <w:r>
-              <w:t xml:space="preserve">Records</w:t>
-            </w:r>
-          </w:p>
-        </w:tc>
-        <w:tc>
-          <w:tcPr/>
-          <w:p>
-            <w:pPr>
-              <w:pStyle w:val="Compact"/>
-              <w:jc w:val="right"/>
-            </w:pPr>
-            <w:r>
-              <w:t xml:space="preserve">Selections</w:t>
-            </w:r>
-          </w:p>
-        </w:tc>
-        <w:tc>
-          <w:tcPr/>
-          <w:p>
-            <w:pPr>
-              <w:pStyle w:val="Compact"/>
-              <w:jc w:val="right"/>
-            </w:pPr>
-            <w:r>
-              <w:t xml:space="preserve">Observed accuracy</w:t>
-            </w:r>
-          </w:p>
-        </w:tc>
-        <w:tc>
-          <w:tcPr/>
-          <w:p>
-            <w:pPr>
-              <w:pStyle w:val="Compact"/>
-              <w:jc w:val="right"/>
-            </w:pPr>
-            <w:r>
-              <w:t xml:space="preserve">MAE</w:t>
-            </w:r>
-          </w:p>
-        </w:tc>
-        <w:tc>
-          <w:tcPr/>
-          <w:p>
-            <w:pPr>
-              <w:pStyle w:val="Compact"/>
-              <w:jc w:val="right"/>
-            </w:pPr>
-            <w:r>
-              <w:t xml:space="preserve">AUC</w:t>
-            </w:r>
-          </w:p>
-        </w:tc>
-        <w:tc>
-          <w:tcPr/>
-          <w:p>
-            <w:pPr>
-              <w:pStyle w:val="Compact"/>
-              <w:jc w:val="right"/>
-            </w:pPr>
-            <w:r>
-              <w:t xml:space="preserve">Calib. intercept</w:t>
-            </w:r>
-          </w:p>
-        </w:tc>
-        <w:tc>
-          <w:tcPr/>
-          <w:p>
-            <w:pPr>
-              <w:pStyle w:val="Compact"/>
-            </w:pPr>
-            <w:r>
-              <w:t xml:space="preserve">Calib. slope (95% CI)</w:t>
-            </w:r>
-          </w:p>
-        </w:tc>
-      </w:tr>
-      <w:tr>
-        <w:tc>
-          <w:tcPr/>
-          <w:p>
-            <w:pPr>
-              <w:pStyle w:val="Compact"/>
-            </w:pPr>
-            <w:r>
-              <w:t xml:space="preserve">Study B</w:t>
-            </w:r>
-          </w:p>
-        </w:tc>
-        <w:tc>
-          <w:tcPr/>
-          <w:p>
-            <w:pPr>
-              <w:pStyle w:val="Compact"/>
-              <w:jc w:val="right"/>
-            </w:pPr>
-            <w:r>
-              <w:t xml:space="preserve">18</w:t>
-            </w:r>
-          </w:p>
-        </w:tc>
-        <w:tc>
-          <w:tcPr/>
-          <w:p>
-            <w:pPr>
-              <w:pStyle w:val="Compact"/>
-              <w:jc w:val="right"/>
-            </w:pPr>
-            <w:r>
-              <w:t xml:space="preserve">56</w:t>
-            </w:r>
-          </w:p>
-        </w:tc>
-        <w:tc>
-          <w:tcPr/>
-          <w:p>
-            <w:pPr>
-              <w:pStyle w:val="Compact"/>
-              <w:jc w:val="right"/>
-            </w:pPr>
-            <w:r>
-              <w:t xml:space="preserve">781</w:t>
-            </w:r>
-          </w:p>
-        </w:tc>
-        <w:tc>
-          <w:tcPr/>
-          <w:p>
-            <w:pPr>
-              <w:pStyle w:val="Compact"/>
-              <w:jc w:val="right"/>
-            </w:pPr>
-            <w:r>
-              <w:t xml:space="preserve">0.899</w:t>
-            </w:r>
-          </w:p>
-        </w:tc>
-        <w:tc>
-          <w:tcPr/>
-          <w:p>
-            <w:pPr>
-              <w:pStyle w:val="Compact"/>
-              <w:jc w:val="right"/>
-            </w:pPr>
-            <w:r>
-              <w:t xml:space="preserve">0.108</w:t>
-            </w:r>
-          </w:p>
-        </w:tc>
-        <w:tc>
-          <w:tcPr/>
-          <w:p>
-            <w:pPr>
-              <w:pStyle w:val="Compact"/>
-              <w:jc w:val="right"/>
-            </w:pPr>
-            <w:r>
-              <w:t xml:space="preserve">0.825</w:t>
-            </w:r>
-          </w:p>
-        </w:tc>
-        <w:tc>
-          <w:tcPr/>
-          <w:p>
-            <w:pPr>
-              <w:pStyle w:val="Compact"/>
-              <w:jc w:val="right"/>
-            </w:pPr>
-            <w:r>
-              <w:t xml:space="preserve">-0.154</w:t>
-            </w:r>
-          </w:p>
-        </w:tc>
-        <w:tc>
-          <w:tcPr/>
-          <w:p>
-            <w:pPr>
-              <w:pStyle w:val="Compact"/>
-            </w:pPr>
-            <w:r>
-              <w:t xml:space="preserve">1.578 (0.691 to 2.464)</w:t>
-            </w:r>
-          </w:p>
-        </w:tc>
-      </w:tr>
-      <w:tr>
-        <w:tc>
-          <w:tcPr/>
-          <w:p>
-            <w:pPr>
-              <w:pStyle w:val="Compact"/>
-            </w:pPr>
-            <w:r>
-              <w:t xml:space="preserve">Study F</w:t>
-            </w:r>
-          </w:p>
-        </w:tc>
-        <w:tc>
-          <w:tcPr/>
-          <w:p>
-            <w:pPr>
-              <w:pStyle w:val="Compact"/>
-              <w:jc w:val="right"/>
-            </w:pPr>
-            <w:r>
-              <w:t xml:space="preserve">10</w:t>
-            </w:r>
-          </w:p>
-        </w:tc>
-        <w:tc>
-          <w:tcPr/>
-          <w:p>
-            <w:pPr>
-              <w:pStyle w:val="Compact"/>
-              <w:jc w:val="right"/>
-            </w:pPr>
-            <w:r>
-              <w:t xml:space="preserve">89</w:t>
-            </w:r>
-          </w:p>
-        </w:tc>
-        <w:tc>
-          <w:tcPr/>
-          <w:p>
-            <w:pPr>
-              <w:pStyle w:val="Compact"/>
-              <w:jc w:val="right"/>
-            </w:pPr>
-            <w:r>
-              <w:t xml:space="preserve">1,067</w:t>
-            </w:r>
-          </w:p>
-        </w:tc>
-        <w:tc>
-          <w:tcPr/>
-          <w:p>
-            <w:pPr>
-              <w:pStyle w:val="Compact"/>
-              <w:jc w:val="right"/>
-            </w:pPr>
-            <w:r>
-              <w:t xml:space="preserve">0.778</w:t>
-            </w:r>
-          </w:p>
-        </w:tc>
-        <w:tc>
-          <w:tcPr/>
-          <w:p>
-            <w:pPr>
-              <w:pStyle w:val="Compact"/>
-              <w:jc w:val="right"/>
-            </w:pPr>
-            <w:r>
-              <w:t xml:space="preserve">0.101</w:t>
-            </w:r>
-          </w:p>
-        </w:tc>
-        <w:tc>
-          <w:tcPr/>
-          <w:p>
-            <w:pPr>
-              <w:pStyle w:val="Compact"/>
-              <w:jc w:val="right"/>
-            </w:pPr>
-            <w:r>
-              <w:t xml:space="preserve">0.863</w:t>
-            </w:r>
-          </w:p>
-        </w:tc>
-        <w:tc>
-          <w:tcPr/>
-          <w:p>
-            <w:pPr>
-              <w:pStyle w:val="Compact"/>
-              <w:jc w:val="right"/>
-            </w:pPr>
-            <w:r>
-              <w:t xml:space="preserve">-0.932</w:t>
-            </w:r>
-          </w:p>
-        </w:tc>
-        <w:tc>
-          <w:tcPr/>
-          <w:p>
-            <w:pPr>
-              <w:pStyle w:val="Compact"/>
-            </w:pPr>
-            <w:r>
-              <w:t xml:space="preserve">1.418 (1.205 to 1.631)</w:t>
-            </w:r>
-          </w:p>
-        </w:tc>
-      </w:tr>
-      <w:tr>
-        <w:tc>
-          <w:tcPr/>
-          <w:p>
-            <w:pPr>
-              <w:pStyle w:val="Compact"/>
-            </w:pPr>
-            <w:r>
-              <w:t xml:space="preserve">Study L</w:t>
-            </w:r>
-          </w:p>
-        </w:tc>
-        <w:tc>
-          <w:tcPr/>
-          <w:p>
-            <w:pPr>
-              <w:pStyle w:val="Compact"/>
-              <w:jc w:val="right"/>
-            </w:pPr>
-            <w:r>
-              <w:t xml:space="preserve">11</w:t>
-            </w:r>
-          </w:p>
-        </w:tc>
-        <w:tc>
-          <w:tcPr/>
-          <w:p>
-            <w:pPr>
-              <w:pStyle w:val="Compact"/>
-              <w:jc w:val="right"/>
-            </w:pPr>
-            <w:r>
-              <w:t xml:space="preserve">33</w:t>
-            </w:r>
-          </w:p>
-        </w:tc>
-        <w:tc>
-          <w:tcPr/>
-          <w:p>
-            <w:pPr>
-              <w:pStyle w:val="Compact"/>
-              <w:jc w:val="right"/>
-            </w:pPr>
-            <w:r>
-              <w:t xml:space="preserve">990</w:t>
-            </w:r>
-          </w:p>
-        </w:tc>
-        <w:tc>
-          <w:tcPr/>
-          <w:p>
-            <w:pPr>
-              <w:pStyle w:val="Compact"/>
-              <w:jc w:val="right"/>
-            </w:pPr>
-            <w:r>
-              <w:t xml:space="preserve">0.839</w:t>
-            </w:r>
-          </w:p>
-        </w:tc>
-        <w:tc>
-          <w:tcPr/>
-          <w:p>
-            <w:pPr>
-              <w:pStyle w:val="Compact"/>
-              <w:jc w:val="right"/>
-            </w:pPr>
-            <w:r>
-              <w:t xml:space="preserve">0.084</w:t>
-            </w:r>
-          </w:p>
-        </w:tc>
-        <w:tc>
-          <w:tcPr/>
-          <w:p>
-            <w:pPr>
-              <w:pStyle w:val="Compact"/>
-              <w:jc w:val="right"/>
-            </w:pPr>
-            <w:r>
-              <w:t xml:space="preserve">0.811</w:t>
-            </w:r>
-          </w:p>
-        </w:tc>
-        <w:tc>
-          <w:tcPr/>
-          <w:p>
-            <w:pPr>
-              <w:pStyle w:val="Compact"/>
-              <w:jc w:val="right"/>
-            </w:pPr>
-            <w:r>
-              <w:t xml:space="preserve">-1.088</w:t>
-            </w:r>
-          </w:p>
-        </w:tc>
-        <w:tc>
-          <w:tcPr/>
-          <w:p>
-            <w:pPr>
-              <w:pStyle w:val="Compact"/>
-            </w:pPr>
-            <w:r>
-              <w:t xml:space="preserve">1.775 (1.413 to 2.137)</w:t>
-            </w:r>
-          </w:p>
-        </w:tc>
-      </w:tr>
-      <w:tr>
-        <w:tc>
-          <w:tcPr/>
-          <w:p>
-            <w:pPr>
-              <w:pStyle w:val="Compact"/>
-            </w:pPr>
-            <w:r>
-              <w:t xml:space="preserve">Study N</w:t>
-            </w:r>
-          </w:p>
-        </w:tc>
-        <w:tc>
-          <w:tcPr/>
-          <w:p>
-            <w:pPr>
-              <w:pStyle w:val="Compact"/>
-              <w:jc w:val="right"/>
-            </w:pPr>
-            <w:r>
-              <w:t xml:space="preserve">8</w:t>
-            </w:r>
-          </w:p>
-        </w:tc>
-        <w:tc>
-          <w:tcPr/>
-          <w:p>
-            <w:pPr>
-              <w:pStyle w:val="Compact"/>
-              <w:jc w:val="right"/>
-            </w:pPr>
-            <w:r>
-              <w:t xml:space="preserve">16</w:t>
-            </w:r>
-          </w:p>
-        </w:tc>
-        <w:tc>
-          <w:tcPr/>
-          <w:p>
-            <w:pPr>
-              <w:pStyle w:val="Compact"/>
-              <w:jc w:val="right"/>
-            </w:pPr>
-            <w:r>
-              <w:t xml:space="preserve">480</w:t>
-            </w:r>
-          </w:p>
-        </w:tc>
-        <w:tc>
-          <w:tcPr/>
-          <w:p>
-            <w:pPr>
-              <w:pStyle w:val="Compact"/>
-              <w:jc w:val="right"/>
-            </w:pPr>
-            <w:r>
-              <w:t xml:space="preserve">0.694</w:t>
-            </w:r>
-          </w:p>
-        </w:tc>
-        <w:tc>
-          <w:tcPr/>
-          <w:p>
-            <w:pPr>
-              <w:pStyle w:val="Compact"/>
-              <w:jc w:val="right"/>
-            </w:pPr>
-            <w:r>
-              <w:t xml:space="preserve">0.124</w:t>
-            </w:r>
-          </w:p>
-        </w:tc>
-        <w:tc>
-          <w:tcPr/>
-          <w:p>
-            <w:pPr>
-              <w:pStyle w:val="Compact"/>
-              <w:jc w:val="right"/>
-            </w:pPr>
-            <w:r>
-              <w:t xml:space="preserve">0.814</w:t>
-            </w:r>
-          </w:p>
-        </w:tc>
-        <w:tc>
-          <w:tcPr/>
-          <w:p>
-            <w:pPr>
-              <w:pStyle w:val="Compact"/>
-              <w:jc w:val="right"/>
-            </w:pPr>
-            <w:r>
-              <w:t xml:space="preserve">-0.671</w:t>
-            </w:r>
-          </w:p>
-        </w:tc>
-        <w:tc>
-          <w:tcPr/>
-          <w:p>
-            <w:pPr>
-              <w:pStyle w:val="Compact"/>
-            </w:pPr>
-            <w:r>
-              <w:t xml:space="preserve">1.145 (0.681 to 1.609)</w:t>
-            </w:r>
-          </w:p>
-        </w:tc>
-      </w:tr>
-      <w:tr>
-        <w:tc>
-          <w:tcPr/>
-          <w:p>
-            <w:pPr>
-              <w:pStyle w:val="Compact"/>
-            </w:pPr>
-            <w:r>
-              <w:t xml:space="preserve">Study A</w:t>
-            </w:r>
-          </w:p>
-        </w:tc>
-        <w:tc>
-          <w:tcPr/>
-          <w:p>
-            <w:pPr>
-              <w:pStyle w:val="Compact"/>
-              <w:jc w:val="right"/>
-            </w:pPr>
-            <w:r>
-              <w:t xml:space="preserve">13</w:t>
-            </w:r>
-          </w:p>
-        </w:tc>
-        <w:tc>
-          <w:tcPr/>
-          <w:p>
-            <w:pPr>
-              <w:pStyle w:val="Compact"/>
-              <w:jc w:val="right"/>
-            </w:pPr>
-            <w:r>
-              <w:t xml:space="preserve">39</w:t>
-            </w:r>
-          </w:p>
-        </w:tc>
-        <w:tc>
-          <w:tcPr/>
-          <w:p>
-            <w:pPr>
-              <w:pStyle w:val="Compact"/>
-              <w:jc w:val="right"/>
-            </w:pPr>
-            <w:r>
-              <w:t xml:space="preserve">1,404</w:t>
-            </w:r>
-          </w:p>
-        </w:tc>
-        <w:tc>
-          <w:tcPr/>
-          <w:p>
-            <w:pPr>
-              <w:pStyle w:val="Compact"/>
-              <w:jc w:val="right"/>
-            </w:pPr>
-            <w:r>
-              <w:t xml:space="preserve">0.786</w:t>
-            </w:r>
-          </w:p>
-        </w:tc>
-        <w:tc>
-          <w:tcPr/>
-          <w:p>
-            <w:pPr>
-              <w:pStyle w:val="Compact"/>
-              <w:jc w:val="right"/>
-            </w:pPr>
-            <w:r>
-              <w:t xml:space="preserve">0.126</w:t>
-            </w:r>
-          </w:p>
-        </w:tc>
-        <w:tc>
-          <w:tcPr/>
-          <w:p>
-            <w:pPr>
-              <w:pStyle w:val="Compact"/>
-              <w:jc w:val="right"/>
-            </w:pPr>
-            <w:r>
-              <w:t xml:space="preserve">0.775</w:t>
-            </w:r>
-          </w:p>
-        </w:tc>
-        <w:tc>
-          <w:tcPr/>
-          <w:p>
-            <w:pPr>
-              <w:pStyle w:val="Compact"/>
-              <w:jc w:val="right"/>
-            </w:pPr>
-            <w:r>
-              <w:t xml:space="preserve">-2.169</w:t>
-            </w:r>
-          </w:p>
-        </w:tc>
-        <w:tc>
-          <w:tcPr/>
-          <w:p>
-            <w:pPr>
-              <w:pStyle w:val="Compact"/>
-            </w:pPr>
-            <w:r>
-              <w:t xml:space="preserve">1.999 (1.375 to 2.622)</w:t>
-            </w:r>
-          </w:p>
-        </w:tc>
-      </w:tr>
-      <w:tr>
-        <w:tc>
-          <w:tcPr/>
-          <w:p>
-            <w:pPr>
-              <w:pStyle w:val="Compact"/>
-            </w:pPr>
-            <w:r>
-              <w:t xml:space="preserve">Study D</w:t>
-            </w:r>
-          </w:p>
-        </w:tc>
-        <w:tc>
-          <w:tcPr/>
-          <w:p>
-            <w:pPr>
-              <w:pStyle w:val="Compact"/>
-              <w:jc w:val="right"/>
-            </w:pPr>
-            <w:r>
-              <w:t xml:space="preserve">17</w:t>
-            </w:r>
-          </w:p>
-        </w:tc>
-        <w:tc>
-          <w:tcPr/>
-          <w:p>
-            <w:pPr>
-              <w:pStyle w:val="Compact"/>
-              <w:jc w:val="right"/>
-            </w:pPr>
-            <w:r>
-              <w:t xml:space="preserve">34</w:t>
-            </w:r>
-          </w:p>
-        </w:tc>
-        <w:tc>
-          <w:tcPr/>
-          <w:p>
-            <w:pPr>
-              <w:pStyle w:val="Compact"/>
-              <w:jc w:val="right"/>
-            </w:pPr>
-            <w:r>
-              <w:t xml:space="preserve">1,230</w:t>
-            </w:r>
-          </w:p>
-        </w:tc>
-        <w:tc>
-          <w:tcPr/>
-          <w:p>
-            <w:pPr>
-              <w:pStyle w:val="Compact"/>
-              <w:jc w:val="right"/>
-            </w:pPr>
-            <w:r>
-              <w:t xml:space="preserve">0.896</w:t>
-            </w:r>
-          </w:p>
-        </w:tc>
-        <w:tc>
-          <w:tcPr/>
-          <w:p>
-            <w:pPr>
-              <w:pStyle w:val="Compact"/>
-              <w:jc w:val="right"/>
-            </w:pPr>
-            <w:r>
-              <w:t xml:space="preserve">0.056</w:t>
-            </w:r>
-          </w:p>
-        </w:tc>
-        <w:tc>
-          <w:tcPr/>
-          <w:p>
-            <w:pPr>
-              <w:pStyle w:val="Compact"/>
-              <w:jc w:val="right"/>
-            </w:pPr>
-            <w:r>
-              <w:t xml:space="preserve">0.641</w:t>
-            </w:r>
-          </w:p>
-        </w:tc>
-        <w:tc>
-          <w:tcPr/>
-          <w:p>
-            <w:pPr>
-              <w:pStyle w:val="Compact"/>
-              <w:jc w:val="right"/>
-            </w:pPr>
-            <w:r>
-              <w:t xml:space="preserve">+0.389</w:t>
-            </w:r>
-          </w:p>
-        </w:tc>
-        <w:tc>
-          <w:tcPr/>
-          <w:p>
-            <w:pPr>
-              <w:pStyle w:val="Compact"/>
-            </w:pPr>
-            <w:r>
-              <w:t xml:space="preserve">0.839 (0.461 to 1.217)</w:t>
-            </w:r>
-          </w:p>
-        </w:tc>
-      </w:tr>
-      <w:tr>
-        <w:tc>
-          <w:tcPr/>
-          <w:p>
-            <w:pPr>
-              <w:pStyle w:val="Compact"/>
-            </w:pPr>
-            <w:r>
-              <w:t xml:space="preserve">Study E</w:t>
-            </w:r>
-          </w:p>
-        </w:tc>
-        <w:tc>
-          <w:tcPr/>
-          <w:p>
-            <w:pPr>
-              <w:pStyle w:val="Compact"/>
-              <w:jc w:val="right"/>
-            </w:pPr>
-            <w:r>
-              <w:t xml:space="preserve">8</w:t>
-            </w:r>
-          </w:p>
-        </w:tc>
-        <w:tc>
-          <w:tcPr/>
-          <w:p>
-            <w:pPr>
-              <w:pStyle w:val="Compact"/>
-              <w:jc w:val="right"/>
-            </w:pPr>
-            <w:r>
-              <w:t xml:space="preserve">8</w:t>
-            </w:r>
-          </w:p>
-        </w:tc>
-        <w:tc>
-          <w:tcPr/>
-          <w:p>
-            <w:pPr>
-              <w:pStyle w:val="Compact"/>
-              <w:jc w:val="right"/>
-            </w:pPr>
-            <w:r>
-              <w:t xml:space="preserve">240</w:t>
-            </w:r>
-          </w:p>
-        </w:tc>
-        <w:tc>
-          <w:tcPr/>
-          <w:p>
-            <w:pPr>
-              <w:pStyle w:val="Compact"/>
-              <w:jc w:val="right"/>
-            </w:pPr>
-            <w:r>
-              <w:t xml:space="preserve">0.921</w:t>
-            </w:r>
-          </w:p>
-        </w:tc>
-        <w:tc>
-          <w:tcPr/>
-          <w:p>
-            <w:pPr>
-              <w:pStyle w:val="Compact"/>
-              <w:jc w:val="right"/>
-            </w:pPr>
-            <w:r>
-              <w:t xml:space="preserve">0.063</w:t>
-            </w:r>
-          </w:p>
-        </w:tc>
-        <w:tc>
-          <w:tcPr/>
-          <w:p>
-            <w:pPr>
-              <w:pStyle w:val="Compact"/>
-              <w:jc w:val="right"/>
-            </w:pPr>
-            <w:r>
-              <w:t xml:space="preserve">0.668</w:t>
-            </w:r>
-          </w:p>
-        </w:tc>
-        <w:tc>
-          <w:tcPr/>
-          <w:p>
-            <w:pPr>
-              <w:pStyle w:val="Compact"/>
-              <w:jc w:val="right"/>
-            </w:pPr>
-            <w:r>
-              <w:t xml:space="preserve">+0.950</w:t>
-            </w:r>
-          </w:p>
-        </w:tc>
-        <w:tc>
-          <w:tcPr/>
-          <w:p>
-            <w:pPr>
-              <w:pStyle w:val="Compact"/>
-            </w:pPr>
-            <w:r>
-              <w:t xml:space="preserve">0.782 (0.214 to 1.351)</w:t>
-            </w:r>
-          </w:p>
-        </w:tc>
-      </w:tr>
-      <w:tr>
-        <w:tc>
-          <w:tcPr/>
-          <w:p>
-            <w:pPr>
-              <w:pStyle w:val="Compact"/>
-            </w:pPr>
-            <w:r>
-              <w:t xml:space="preserve">Study G</w:t>
-            </w:r>
-          </w:p>
-        </w:tc>
-        <w:tc>
-          <w:tcPr/>
-          <w:p>
-            <w:pPr>
-              <w:pStyle w:val="Compact"/>
-              <w:jc w:val="right"/>
-            </w:pPr>
-            <w:r>
-              <w:t xml:space="preserve">20</w:t>
-            </w:r>
-          </w:p>
-        </w:tc>
-        <w:tc>
-          <w:tcPr/>
-          <w:p>
-            <w:pPr>
-              <w:pStyle w:val="Compact"/>
-              <w:jc w:val="right"/>
-            </w:pPr>
-            <w:r>
-              <w:t xml:space="preserve">40</w:t>
-            </w:r>
-          </w:p>
-        </w:tc>
-        <w:tc>
-          <w:tcPr/>
-          <w:p>
-            <w:pPr>
-              <w:pStyle w:val="Compact"/>
-              <w:jc w:val="right"/>
-            </w:pPr>
-            <w:r>
-              <w:t xml:space="preserve">1,198</w:t>
-            </w:r>
-          </w:p>
-        </w:tc>
-        <w:tc>
-          <w:tcPr/>
-          <w:p>
-            <w:pPr>
-              <w:pStyle w:val="Compact"/>
-              <w:jc w:val="right"/>
-            </w:pPr>
-            <w:r>
-              <w:t xml:space="preserve">0.886</w:t>
-            </w:r>
-          </w:p>
-        </w:tc>
-        <w:tc>
-          <w:tcPr/>
-          <w:p>
-            <w:pPr>
-              <w:pStyle w:val="Compact"/>
-              <w:jc w:val="right"/>
-            </w:pPr>
-            <w:r>
-              <w:t xml:space="preserve">0.066</w:t>
-            </w:r>
-          </w:p>
-        </w:tc>
-        <w:tc>
-          <w:tcPr/>
-          <w:p>
-            <w:pPr>
-              <w:pStyle w:val="Compact"/>
-              <w:jc w:val="right"/>
-            </w:pPr>
-            <w:r>
-              <w:t xml:space="preserve">0.732</w:t>
-            </w:r>
-          </w:p>
-        </w:tc>
-        <w:tc>
-          <w:tcPr/>
-          <w:p>
-            <w:pPr>
-              <w:pStyle w:val="Compact"/>
-              <w:jc w:val="right"/>
-            </w:pPr>
-            <w:r>
-              <w:t xml:space="preserve">-1.029</w:t>
-            </w:r>
-          </w:p>
-        </w:tc>
-        <w:tc>
-          <w:tcPr/>
-          <w:p>
-            <w:pPr>
-              <w:pStyle w:val="Compact"/>
-            </w:pPr>
-            <w:r>
-              <w:t xml:space="preserve">1.399 (0.957 to 1.840)</w:t>
-            </w:r>
-          </w:p>
-        </w:tc>
-      </w:tr>
-      <w:tr>
-        <w:tc>
-          <w:tcPr/>
-          <w:p>
-            <w:pPr>
-              <w:pStyle w:val="Compact"/>
-            </w:pPr>
-            <w:r>
-              <w:t xml:space="preserve">Study H</w:t>
-            </w:r>
-          </w:p>
-        </w:tc>
-        <w:tc>
-          <w:tcPr/>
-          <w:p>
-            <w:pPr>
-              <w:pStyle w:val="Compact"/>
-              <w:jc w:val="right"/>
-            </w:pPr>
-            <w:r>
-              <w:t xml:space="preserve">16</w:t>
-            </w:r>
-          </w:p>
-        </w:tc>
-        <w:tc>
-          <w:tcPr/>
-          <w:p>
-            <w:pPr>
-              <w:pStyle w:val="Compact"/>
-              <w:jc w:val="right"/>
-            </w:pPr>
-            <w:r>
-              <w:t xml:space="preserve">64</w:t>
-            </w:r>
-          </w:p>
-        </w:tc>
-        <w:tc>
-          <w:tcPr/>
-          <w:p>
-            <w:pPr>
-              <w:pStyle w:val="Compact"/>
-              <w:jc w:val="right"/>
-            </w:pPr>
-            <w:r>
-              <w:t xml:space="preserve">1,926</w:t>
-            </w:r>
-          </w:p>
-        </w:tc>
-        <w:tc>
-          <w:tcPr/>
-          <w:p>
-            <w:pPr>
-              <w:pStyle w:val="Compact"/>
-              <w:jc w:val="right"/>
-            </w:pPr>
-            <w:r>
-              <w:t xml:space="preserve">0.877</w:t>
-            </w:r>
-          </w:p>
-        </w:tc>
-        <w:tc>
-          <w:tcPr/>
-          <w:p>
-            <w:pPr>
-              <w:pStyle w:val="Compact"/>
-              <w:jc w:val="right"/>
-            </w:pPr>
-            <w:r>
-              <w:t xml:space="preserve">0.153</w:t>
-            </w:r>
-          </w:p>
-        </w:tc>
-        <w:tc>
-          <w:tcPr/>
-          <w:p>
-            <w:pPr>
-              <w:pStyle w:val="Compact"/>
-              <w:jc w:val="right"/>
-            </w:pPr>
-            <w:r>
-              <w:t xml:space="preserve">0.520</w:t>
-            </w:r>
-          </w:p>
-        </w:tc>
-        <w:tc>
-          <w:tcPr/>
-          <w:p>
-            <w:pPr>
-              <w:pStyle w:val="Compact"/>
-              <w:jc w:val="right"/>
-            </w:pPr>
-            <w:r>
-              <w:t xml:space="preserve">+1.705</w:t>
-            </w:r>
-          </w:p>
-        </w:tc>
-        <w:tc>
-          <w:tcPr/>
-          <w:p>
-            <w:pPr>
-              <w:pStyle w:val="Compact"/>
-            </w:pPr>
-            <w:r>
-              <w:t xml:space="preserve">0.185 (-0.289 to 0.659)</w:t>
-            </w:r>
-          </w:p>
-        </w:tc>
-      </w:tr>
-      <w:tr>
-        <w:tc>
-          <w:tcPr/>
-          <w:p>
-            <w:pPr>
-              <w:pStyle w:val="Compact"/>
-            </w:pPr>
-            <w:r>
-              <w:t xml:space="preserve">Study I</w:t>
-            </w:r>
-          </w:p>
-        </w:tc>
-        <w:tc>
-          <w:tcPr/>
-          <w:p>
-            <w:pPr>
-              <w:pStyle w:val="Compact"/>
-              <w:jc w:val="right"/>
-            </w:pPr>
-            <w:r>
-              <w:t xml:space="preserve">13</w:t>
-            </w:r>
-          </w:p>
-        </w:tc>
-        <w:tc>
-          <w:tcPr/>
-          <w:p>
-            <w:pPr>
-              <w:pStyle w:val="Compact"/>
-              <w:jc w:val="right"/>
-            </w:pPr>
-            <w:r>
-              <w:t xml:space="preserve">26</w:t>
-            </w:r>
-          </w:p>
-        </w:tc>
-        <w:tc>
-          <w:tcPr/>
-          <w:p>
-            <w:pPr>
-              <w:pStyle w:val="Compact"/>
-              <w:jc w:val="right"/>
-            </w:pPr>
-            <w:r>
-              <w:t xml:space="preserve">948</w:t>
-            </w:r>
-          </w:p>
-        </w:tc>
-        <w:tc>
-          <w:tcPr/>
-          <w:p>
-            <w:pPr>
-              <w:pStyle w:val="Compact"/>
-              <w:jc w:val="right"/>
-            </w:pPr>
-            <w:r>
-              <w:t xml:space="preserve">0.658</w:t>
-            </w:r>
-          </w:p>
-        </w:tc>
-        <w:tc>
-          <w:tcPr/>
-          <w:p>
-            <w:pPr>
-              <w:pStyle w:val="Compact"/>
-              <w:jc w:val="right"/>
-            </w:pPr>
-            <w:r>
-              <w:t xml:space="preserve">0.172</w:t>
-            </w:r>
-          </w:p>
-        </w:tc>
-        <w:tc>
-          <w:tcPr/>
-          <w:p>
-            <w:pPr>
-              <w:pStyle w:val="Compact"/>
-              <w:jc w:val="right"/>
-            </w:pPr>
-            <w:r>
-              <w:t xml:space="preserve">0.674</w:t>
-            </w:r>
-          </w:p>
-        </w:tc>
-        <w:tc>
-          <w:tcPr/>
-          <w:p>
-            <w:pPr>
-              <w:pStyle w:val="Compact"/>
-              <w:jc w:val="right"/>
-            </w:pPr>
-            <w:r>
-              <w:t xml:space="preserve">-0.504</w:t>
-            </w:r>
-          </w:p>
-        </w:tc>
-        <w:tc>
-          <w:tcPr/>
-          <w:p>
-            <w:pPr>
-              <w:pStyle w:val="Compact"/>
-            </w:pPr>
-            <w:r>
-              <w:t xml:space="preserve">1.044 (0.170 to 1.917)</w:t>
-            </w:r>
-          </w:p>
-        </w:tc>
-      </w:tr>
-      <w:tr>
-        <w:tc>
-          <w:tcPr/>
-          <w:p>
-            <w:pPr>
-              <w:pStyle w:val="Compact"/>
-            </w:pPr>
-            <w:r>
-              <w:t xml:space="preserve">Study J</w:t>
-            </w:r>
-          </w:p>
-        </w:tc>
-        <w:tc>
-          <w:tcPr/>
-          <w:p>
-            <w:pPr>
-              <w:pStyle w:val="Compact"/>
-              <w:jc w:val="right"/>
-            </w:pPr>
-            <w:r>
-              <w:t xml:space="preserve">20</w:t>
-            </w:r>
-          </w:p>
-        </w:tc>
-        <w:tc>
-          <w:tcPr/>
-          <w:p>
-            <w:pPr>
-              <w:pStyle w:val="Compact"/>
-              <w:jc w:val="right"/>
-            </w:pPr>
-            <w:r>
-              <w:t xml:space="preserve">40</w:t>
-            </w:r>
-          </w:p>
-        </w:tc>
-        <w:tc>
-          <w:tcPr/>
-          <w:p>
-            <w:pPr>
-              <w:pStyle w:val="Compact"/>
-              <w:jc w:val="right"/>
-            </w:pPr>
-            <w:r>
-              <w:t xml:space="preserve">1,812</w:t>
-            </w:r>
-          </w:p>
-        </w:tc>
-        <w:tc>
-          <w:tcPr/>
-          <w:p>
-            <w:pPr>
-              <w:pStyle w:val="Compact"/>
-              <w:jc w:val="right"/>
-            </w:pPr>
-            <w:r>
-              <w:t xml:space="preserve">0.708</w:t>
-            </w:r>
-          </w:p>
-        </w:tc>
-        <w:tc>
-          <w:tcPr/>
-          <w:p>
-            <w:pPr>
-              <w:pStyle w:val="Compact"/>
-              <w:jc w:val="right"/>
-            </w:pPr>
-            <w:r>
-              <w:t xml:space="preserve">0.186</w:t>
-            </w:r>
-          </w:p>
-        </w:tc>
-        <w:tc>
-          <w:tcPr/>
-          <w:p>
-            <w:pPr>
-              <w:pStyle w:val="Compact"/>
-              <w:jc w:val="right"/>
-            </w:pPr>
-            <w:r>
-              <w:t xml:space="preserve">0.600</w:t>
-            </w:r>
-          </w:p>
-        </w:tc>
-        <w:tc>
-          <w:tcPr/>
-          <w:p>
-            <w:pPr>
-              <w:pStyle w:val="Compact"/>
-              <w:jc w:val="right"/>
-            </w:pPr>
-            <w:r>
-              <w:t xml:space="preserve">+0.491</w:t>
-            </w:r>
-          </w:p>
-        </w:tc>
-        <w:tc>
-          <w:tcPr/>
-          <w:p>
-            <w:pPr>
-              <w:pStyle w:val="Compact"/>
-            </w:pPr>
-            <w:r>
-              <w:t xml:space="preserve">0.326 (-0.063 to 0.716)</w:t>
-            </w:r>
-          </w:p>
-        </w:tc>
-      </w:tr>
-      <w:tr>
-        <w:tc>
-          <w:tcPr/>
-          <w:p>
-            <w:pPr>
-              <w:pStyle w:val="Compact"/>
-            </w:pPr>
-            <w:r>
-              <w:t xml:space="preserve">Study K</w:t>
-            </w:r>
-          </w:p>
-        </w:tc>
-        <w:tc>
-          <w:tcPr/>
-          <w:p>
-            <w:pPr>
-              <w:pStyle w:val="Compact"/>
-              <w:jc w:val="right"/>
-            </w:pPr>
-            <w:r>
-              <w:t xml:space="preserve">5</w:t>
-            </w:r>
-          </w:p>
-        </w:tc>
-        <w:tc>
-          <w:tcPr/>
-          <w:p>
-            <w:pPr>
-              <w:pStyle w:val="Compact"/>
-              <w:jc w:val="right"/>
-            </w:pPr>
-            <w:r>
-              <w:t xml:space="preserve">16</w:t>
-            </w:r>
-          </w:p>
-        </w:tc>
-        <w:tc>
-          <w:tcPr/>
-          <w:p>
-            <w:pPr>
-              <w:pStyle w:val="Compact"/>
-              <w:jc w:val="right"/>
-            </w:pPr>
-            <w:r>
-              <w:t xml:space="preserve">480</w:t>
-            </w:r>
-          </w:p>
-        </w:tc>
-        <w:tc>
-          <w:tcPr/>
-          <w:p>
-            <w:pPr>
-              <w:pStyle w:val="Compact"/>
-              <w:jc w:val="right"/>
-            </w:pPr>
-            <w:r>
-              <w:t xml:space="preserve">0.750</w:t>
-            </w:r>
-          </w:p>
-        </w:tc>
-        <w:tc>
-          <w:tcPr/>
-          <w:p>
-            <w:pPr>
-              <w:pStyle w:val="Compact"/>
-              <w:jc w:val="right"/>
-            </w:pPr>
-            <w:r>
-              <w:t xml:space="preserve">0.173</w:t>
-            </w:r>
-          </w:p>
-        </w:tc>
-        <w:tc>
-          <w:tcPr/>
-          <w:p>
-            <w:pPr>
-              <w:pStyle w:val="Compact"/>
-              <w:jc w:val="right"/>
-            </w:pPr>
-            <w:r>
-              <w:t xml:space="preserve">0.639</w:t>
-            </w:r>
-          </w:p>
-        </w:tc>
-        <w:tc>
-          <w:tcPr/>
-          <w:p>
-            <w:pPr>
-              <w:pStyle w:val="Compact"/>
-              <w:jc w:val="right"/>
-            </w:pPr>
-            <w:r>
-              <w:t xml:space="preserve">+0.727</w:t>
-            </w:r>
-          </w:p>
-        </w:tc>
-        <w:tc>
-          <w:tcPr/>
-          <w:p>
-            <w:pPr>
-              <w:pStyle w:val="Compact"/>
-            </w:pPr>
-            <w:r>
-              <w:t xml:space="preserve">0.480 (-0.193 to 1.153)</w:t>
-            </w:r>
-          </w:p>
-        </w:tc>
-      </w:tr>
-      <w:tr>
-        <w:tc>
-          <w:tcPr/>
-          <w:p>
-            <w:pPr>
-              <w:pStyle w:val="Compact"/>
-            </w:pPr>
-            <w:r>
-              <w:t xml:space="preserve">Study M</w:t>
-            </w:r>
-          </w:p>
-        </w:tc>
-        <w:tc>
-          <w:tcPr/>
-          <w:p>
-            <w:pPr>
-              <w:pStyle w:val="Compact"/>
-              <w:jc w:val="right"/>
-            </w:pPr>
-            <w:r>
-              <w:t xml:space="preserve">21</w:t>
-            </w:r>
-          </w:p>
-        </w:tc>
-        <w:tc>
-          <w:tcPr/>
-          <w:p>
-            <w:pPr>
-              <w:pStyle w:val="Compact"/>
-              <w:jc w:val="right"/>
-            </w:pPr>
-            <w:r>
-              <w:t xml:space="preserve">42</w:t>
-            </w:r>
-          </w:p>
-        </w:tc>
-        <w:tc>
-          <w:tcPr/>
-          <w:p>
-            <w:pPr>
-              <w:pStyle w:val="Compact"/>
-              <w:jc w:val="right"/>
-            </w:pPr>
-            <w:r>
-              <w:t xml:space="preserve">1,260</w:t>
-            </w:r>
-          </w:p>
-        </w:tc>
-        <w:tc>
-          <w:tcPr/>
-          <w:p>
-            <w:pPr>
-              <w:pStyle w:val="Compact"/>
-              <w:jc w:val="right"/>
-            </w:pPr>
-            <w:r>
-              <w:t xml:space="preserve">0.823</w:t>
-            </w:r>
-          </w:p>
-        </w:tc>
-        <w:tc>
-          <w:tcPr/>
-          <w:p>
-            <w:pPr>
-              <w:pStyle w:val="Compact"/>
-              <w:jc w:val="right"/>
-            </w:pPr>
-            <w:r>
-              <w:t xml:space="preserve">0.121</w:t>
-            </w:r>
-          </w:p>
-        </w:tc>
-        <w:tc>
-          <w:tcPr/>
-          <w:p>
-            <w:pPr>
-              <w:pStyle w:val="Compact"/>
-              <w:jc w:val="right"/>
-            </w:pPr>
-            <w:r>
-              <w:t xml:space="preserve">0.685</w:t>
-            </w:r>
-          </w:p>
-        </w:tc>
-        <w:tc>
-          <w:tcPr/>
-          <w:p>
-            <w:pPr>
-              <w:pStyle w:val="Compact"/>
-              <w:jc w:val="right"/>
-            </w:pPr>
-            <w:r>
-              <w:t xml:space="preserve">+0.477</w:t>
-            </w:r>
-          </w:p>
-        </w:tc>
-        <w:tc>
-          <w:tcPr/>
-          <w:p>
-            <w:pPr>
-              <w:pStyle w:val="Compact"/>
-            </w:pPr>
-            <w:r>
-              <w:t xml:space="preserve">0.888 (0.480 to 1.297)</w:t>
-            </w:r>
-          </w:p>
-        </w:tc>
-      </w:tr>
-      <w:tr>
-        <w:tc>
-          <w:tcPr/>
-          <w:p>
-            <w:pPr>
-              <w:pStyle w:val="Compact"/>
-            </w:pPr>
-            <w:r>
-              <w:t xml:space="preserve">Study O</w:t>
-            </w:r>
-          </w:p>
-        </w:tc>
-        <w:tc>
-          <w:tcPr/>
-          <w:p>
-            <w:pPr>
-              <w:pStyle w:val="Compact"/>
-              <w:jc w:val="right"/>
-            </w:pPr>
-            <w:r>
-              <w:t xml:space="preserve">17</w:t>
-            </w:r>
-          </w:p>
-        </w:tc>
-        <w:tc>
-          <w:tcPr/>
-          <w:p>
-            <w:pPr>
-              <w:pStyle w:val="Compact"/>
-              <w:jc w:val="right"/>
-            </w:pPr>
-            <w:r>
-              <w:t xml:space="preserve">34</w:t>
-            </w:r>
-          </w:p>
-        </w:tc>
-        <w:tc>
-          <w:tcPr/>
-          <w:p>
-            <w:pPr>
-              <w:pStyle w:val="Compact"/>
-              <w:jc w:val="right"/>
-            </w:pPr>
-            <w:r>
-              <w:t xml:space="preserve">1,187</w:t>
-            </w:r>
-          </w:p>
-        </w:tc>
-        <w:tc>
-          <w:tcPr/>
-          <w:p>
-            <w:pPr>
-              <w:pStyle w:val="Compact"/>
-              <w:jc w:val="right"/>
-            </w:pPr>
-            <w:r>
-              <w:t xml:space="preserve">0.884</w:t>
-            </w:r>
-          </w:p>
-        </w:tc>
-        <w:tc>
-          <w:tcPr/>
-          <w:p>
-            <w:pPr>
-              <w:pStyle w:val="Compact"/>
-              <w:jc w:val="right"/>
-            </w:pPr>
-            <w:r>
-              <w:t xml:space="preserve">0.067</w:t>
-            </w:r>
-          </w:p>
-        </w:tc>
-        <w:tc>
-          <w:tcPr/>
-          <w:p>
-            <w:pPr>
-              <w:pStyle w:val="Compact"/>
-              <w:jc w:val="right"/>
-            </w:pPr>
-            <w:r>
-              <w:t xml:space="preserve">0.581</w:t>
-            </w:r>
-          </w:p>
-        </w:tc>
-        <w:tc>
-          <w:tcPr/>
-          <w:p>
-            <w:pPr>
-              <w:pStyle w:val="Compact"/>
-              <w:jc w:val="right"/>
-            </w:pPr>
-            <w:r>
-              <w:t xml:space="preserve">+0.505</w:t>
-            </w:r>
-          </w:p>
-        </w:tc>
-        <w:tc>
-          <w:tcPr/>
-          <w:p>
-            <w:pPr>
-              <w:pStyle w:val="Compact"/>
-            </w:pPr>
-            <w:r>
-              <w:t xml:space="preserve">0.583 (0.079 to 1.087)</w:t>
-            </w:r>
-          </w:p>
-        </w:tc>
-      </w:tr>
-      <w:tr>
-        <w:tc>
-          <w:tcPr/>
-          <w:p>
-            <w:pPr>
-              <w:pStyle w:val="Compact"/>
-            </w:pPr>
-            <w:r>
-              <w:t xml:space="preserve">Study Q</w:t>
-            </w:r>
-          </w:p>
-        </w:tc>
-        <w:tc>
-          <w:tcPr/>
-          <w:p>
-            <w:pPr>
-              <w:pStyle w:val="Compact"/>
-              <w:jc w:val="right"/>
-            </w:pPr>
-            <w:r>
-              <w:t xml:space="preserve">20</w:t>
-            </w:r>
-          </w:p>
-        </w:tc>
-        <w:tc>
-          <w:tcPr/>
-          <w:p>
-            <w:pPr>
-              <w:pStyle w:val="Compact"/>
-              <w:jc w:val="right"/>
-            </w:pPr>
-            <w:r>
-              <w:t xml:space="preserve">54</w:t>
-            </w:r>
-          </w:p>
-        </w:tc>
-        <w:tc>
-          <w:tcPr/>
-          <w:p>
-            <w:pPr>
-              <w:pStyle w:val="Compact"/>
-              <w:jc w:val="right"/>
-            </w:pPr>
-            <w:r>
-              <w:t xml:space="preserve">1,944</w:t>
-            </w:r>
-          </w:p>
-        </w:tc>
-        <w:tc>
-          <w:tcPr/>
-          <w:p>
-            <w:pPr>
-              <w:pStyle w:val="Compact"/>
-              <w:jc w:val="right"/>
-            </w:pPr>
-            <w:r>
-              <w:t xml:space="preserve">0.820</w:t>
-            </w:r>
-          </w:p>
-        </w:tc>
-        <w:tc>
-          <w:tcPr/>
-          <w:p>
-            <w:pPr>
-              <w:pStyle w:val="Compact"/>
-              <w:jc w:val="right"/>
-            </w:pPr>
-            <w:r>
-              <w:t xml:space="preserve">0.058</w:t>
-            </w:r>
-          </w:p>
-        </w:tc>
-        <w:tc>
-          <w:tcPr/>
-          <w:p>
-            <w:pPr>
-              <w:pStyle w:val="Compact"/>
-              <w:jc w:val="right"/>
-            </w:pPr>
-            <w:r>
-              <w:t xml:space="preserve">0.682</w:t>
-            </w:r>
-          </w:p>
-        </w:tc>
-        <w:tc>
-          <w:tcPr/>
-          <w:p>
-            <w:pPr>
-              <w:pStyle w:val="Compact"/>
-              <w:jc w:val="right"/>
-            </w:pPr>
-            <w:r>
-              <w:t xml:space="preserve">-0.094</w:t>
-            </w:r>
-          </w:p>
-        </w:tc>
-        <w:tc>
-          <w:tcPr/>
-          <w:p>
-            <w:pPr>
-              <w:pStyle w:val="Compact"/>
-            </w:pPr>
-            <w:r>
-              <w:t xml:space="preserve">1.108 (0.844 to 1.371)</w:t>
-            </w:r>
-          </w:p>
-        </w:tc>
-      </w:tr>
-      <w:tr>
-        <w:tc>
-          <w:tcPr/>
-          <w:p>
-            <w:pPr>
-              <w:pStyle w:val="Compact"/>
-            </w:pPr>
-            <w:r>
-              <w:t xml:space="preserve">Study R</w:t>
-            </w:r>
-          </w:p>
-        </w:tc>
-        <w:tc>
-          <w:tcPr/>
-          <w:p>
-            <w:pPr>
-              <w:pStyle w:val="Compact"/>
-              <w:jc w:val="right"/>
-            </w:pPr>
-            <w:r>
-              <w:t xml:space="preserve">20</w:t>
-            </w:r>
-          </w:p>
-        </w:tc>
-        <w:tc>
-          <w:tcPr/>
-          <w:p>
-            <w:pPr>
-              <w:pStyle w:val="Compact"/>
-              <w:jc w:val="right"/>
-            </w:pPr>
-            <w:r>
-              <w:t xml:space="preserve">80</w:t>
-            </w:r>
-          </w:p>
-        </w:tc>
-        <w:tc>
-          <w:tcPr/>
-          <w:p>
-            <w:pPr>
-              <w:pStyle w:val="Compact"/>
-              <w:jc w:val="right"/>
-            </w:pPr>
-            <w:r>
-              <w:t xml:space="preserve">1,440</w:t>
-            </w:r>
-          </w:p>
-        </w:tc>
-        <w:tc>
-          <w:tcPr/>
-          <w:p>
-            <w:pPr>
-              <w:pStyle w:val="Compact"/>
-              <w:jc w:val="right"/>
-            </w:pPr>
-            <w:r>
-              <w:t xml:space="preserve">0.963</w:t>
-            </w:r>
-          </w:p>
-        </w:tc>
-        <w:tc>
-          <w:tcPr/>
-          <w:p>
-            <w:pPr>
-              <w:pStyle w:val="Compact"/>
-              <w:jc w:val="right"/>
-            </w:pPr>
-            <w:r>
-              <w:t xml:space="preserve">0.059</w:t>
-            </w:r>
-          </w:p>
-        </w:tc>
-        <w:tc>
-          <w:tcPr/>
-          <w:p>
-            <w:pPr>
-              <w:pStyle w:val="Compact"/>
-              <w:jc w:val="right"/>
-            </w:pPr>
-            <w:r>
-              <w:t xml:space="preserve">0.650</w:t>
-            </w:r>
-          </w:p>
-        </w:tc>
-        <w:tc>
-          <w:tcPr/>
-          <w:p>
-            <w:pPr>
-              <w:pStyle w:val="Compact"/>
-              <w:jc w:val="right"/>
-            </w:pPr>
-            <w:r>
-              <w:t xml:space="preserve">+1.278</w:t>
-            </w:r>
-          </w:p>
-        </w:tc>
-        <w:tc>
-          <w:tcPr/>
-          <w:p>
-            <w:pPr>
-              <w:pStyle w:val="Compact"/>
-            </w:pPr>
-            <w:r>
-              <w:t xml:space="preserve">0.763 (0.359 to 1.166)</w:t>
-            </w:r>
-          </w:p>
-        </w:tc>
-      </w:tr>
-      <w:tr>
-        <w:tc>
-          <w:tcPr/>
-          <w:p>
-            <w:pPr>
-              <w:pStyle w:val="Compact"/>
-            </w:pPr>
-            <w:r>
-              <w:t xml:space="preserve">Study S1</w:t>
-            </w:r>
-          </w:p>
-        </w:tc>
-        <w:tc>
-          <w:tcPr/>
-          <w:p>
-            <w:pPr>
-              <w:pStyle w:val="Compact"/>
-              <w:jc w:val="right"/>
-            </w:pPr>
-            <w:r>
-              <w:t xml:space="preserve">10</w:t>
-            </w:r>
-          </w:p>
-        </w:tc>
-        <w:tc>
-          <w:tcPr/>
-          <w:p>
-            <w:pPr>
-              <w:pStyle w:val="Compact"/>
-              <w:jc w:val="right"/>
-            </w:pPr>
-            <w:r>
-              <w:t xml:space="preserve">20</w:t>
-            </w:r>
-          </w:p>
-        </w:tc>
-        <w:tc>
-          <w:tcPr/>
-          <w:p>
-            <w:pPr>
-              <w:pStyle w:val="Compact"/>
-              <w:jc w:val="right"/>
-            </w:pPr>
-            <w:r>
-              <w:t xml:space="preserve">360</w:t>
-            </w:r>
-          </w:p>
-        </w:tc>
-        <w:tc>
-          <w:tcPr/>
-          <w:p>
-            <w:pPr>
-              <w:pStyle w:val="Compact"/>
-              <w:jc w:val="right"/>
-            </w:pPr>
-            <w:r>
-              <w:t xml:space="preserve">0.997</w:t>
-            </w:r>
-          </w:p>
-        </w:tc>
-        <w:tc>
-          <w:tcPr/>
-          <w:p>
-            <w:pPr>
-              <w:pStyle w:val="Compact"/>
-              <w:jc w:val="right"/>
-            </w:pPr>
-            <w:r>
-              <w:t xml:space="preserve">0.043</w:t>
-            </w:r>
-          </w:p>
-        </w:tc>
-        <w:tc>
-          <w:tcPr/>
-          <w:p>
-            <w:pPr>
-              <w:pStyle w:val="Compact"/>
-              <w:jc w:val="right"/>
-            </w:pPr>
-            <w:r>
-              <w:t xml:space="preserve">0.851</w:t>
-            </w:r>
-          </w:p>
-        </w:tc>
-        <w:tc>
-          <w:tcPr/>
-          <w:p>
-            <w:pPr>
-              <w:pStyle w:val="Compact"/>
-              <w:jc w:val="right"/>
-            </w:pPr>
-            <w:r>
-              <w:t xml:space="preserve">+1.995</w:t>
-            </w:r>
-          </w:p>
-        </w:tc>
-        <w:tc>
-          <w:tcPr/>
-          <w:p>
-            <w:pPr>
-              <w:pStyle w:val="Compact"/>
-            </w:pPr>
-            <w:r>
-              <w:t xml:space="preserve">1.312 (-0.216 to 2.840)</w:t>
-            </w:r>
-          </w:p>
-        </w:tc>
-      </w:tr>
-      <w:tr>
-        <w:tc>
-          <w:tcPr/>
-          <w:p>
-            <w:pPr>
-              <w:pStyle w:val="Compact"/>
-            </w:pPr>
-            <w:r>
-              <w:t xml:space="preserve">Study S2</w:t>
-            </w:r>
-          </w:p>
-        </w:tc>
-        <w:tc>
-          <w:tcPr/>
-          <w:p>
-            <w:pPr>
-              <w:pStyle w:val="Compact"/>
-              <w:jc w:val="right"/>
-            </w:pPr>
-            <w:r>
-              <w:t xml:space="preserve">24</w:t>
-            </w:r>
-          </w:p>
-        </w:tc>
-        <w:tc>
-          <w:tcPr/>
-          <w:p>
-            <w:pPr>
-              <w:pStyle w:val="Compact"/>
-              <w:jc w:val="right"/>
-            </w:pPr>
-            <w:r>
-              <w:t xml:space="preserve">48</w:t>
-            </w:r>
-          </w:p>
-        </w:tc>
-        <w:tc>
-          <w:tcPr/>
-          <w:p>
-            <w:pPr>
-              <w:pStyle w:val="Compact"/>
-              <w:jc w:val="right"/>
-            </w:pPr>
-            <w:r>
-              <w:t xml:space="preserve">864</w:t>
-            </w:r>
-          </w:p>
-        </w:tc>
-        <w:tc>
-          <w:tcPr/>
-          <w:p>
-            <w:pPr>
-              <w:pStyle w:val="Compact"/>
-              <w:jc w:val="right"/>
-            </w:pPr>
-            <w:r>
-              <w:t xml:space="preserve">0.976</w:t>
-            </w:r>
-          </w:p>
-        </w:tc>
-        <w:tc>
-          <w:tcPr/>
-          <w:p>
-            <w:pPr>
-              <w:pStyle w:val="Compact"/>
-              <w:jc w:val="right"/>
-            </w:pPr>
-            <w:r>
-              <w:t xml:space="preserve">0.048</w:t>
-            </w:r>
-          </w:p>
-        </w:tc>
-        <w:tc>
-          <w:tcPr/>
-          <w:p>
-            <w:pPr>
-              <w:pStyle w:val="Compact"/>
-              <w:jc w:val="right"/>
-            </w:pPr>
-            <w:r>
-              <w:t xml:space="preserve">0.826</w:t>
-            </w:r>
-          </w:p>
-        </w:tc>
-        <w:tc>
-          <w:tcPr/>
-          <w:p>
-            <w:pPr>
-              <w:pStyle w:val="Compact"/>
-              <w:jc w:val="right"/>
-            </w:pPr>
-            <w:r>
-              <w:t xml:space="preserve">-2.022</w:t>
-            </w:r>
-          </w:p>
-        </w:tc>
-        <w:tc>
-          <w:tcPr/>
-          <w:p>
-            <w:pPr>
-              <w:pStyle w:val="Compact"/>
-            </w:pPr>
-            <w:r>
-              <w:t xml:space="preserve">2.185 (1.215 to 3.154)</w:t>
-            </w:r>
-          </w:p>
-        </w:tc>
-      </w:tr>
-    </w:tbl>
+        <w:t xml:space="preserve">Within-cohort Pearson r ran from 0.190 to 0.928 (median 0.635), and the 95% confidence interval included zero in 6 of the 18 cohorts; the widest, in a cohort of eight sessions, ran from -0.42 to 0.86. Pooling sessions gave r = 0.716 (95% CI 0.665 to 0.760, n = 410, p &lt; 0.001). Centring both variables within cohort, which removes cohort means though not differences in variance, protocol or measurement precision, gave r = 0.677 (0.621 to 0.726, p &lt; 0.001), so the association is not produced by cohorts differing in mean difficulty and mean signal quality. Collapsing each participant to a single observation gave r = 0.714 (0.650 to 0.768, n = 271, p &lt; 0.001; Spearman ρ = 0.756).</w:t>
+      </w:r>
+    </w:p>
+    <w:bookmarkEnd w:id="26"/>
+    <w:bookmarkStart w:id="27" w:name="X1375a17a928aace644026bd53cec6857d3a26a4"/>
+    <w:p>
+      <w:pPr>
+        <w:pStyle w:val="Heading3"/>
+      </w:pPr>
+      <w:r>
+        <w:t xml:space="preserve">Estimation Error and Its Reference Points</w:t>
+      </w:r>
+    </w:p>
+    <w:p>
+      <w:pPr>
+        <w:pStyle w:val="FirstParagraph"/>
+      </w:pPr>
+      <w:r>
+        <w:rPr>
+          <w:b/>
+          <w:bCs/>
+        </w:rPr>
+        <w:t xml:space="preserve">Pooled across withheld cohorts, estimated session accuracy fell about a third closer to observed accuracy than the development-mean benchmark, and also beat the benchmark of each cohort’s own mean.</w:t>
+      </w:r>
+      <w:r>
+        <w:t xml:space="preserve"> </w:t>
+      </w:r>
+      <w:r>
+        <w:t xml:space="preserve">Across withheld cohorts the mean absolute error was 0.098 (95% CI 0.091 to 0.107), against 0.146 for the development-mean benchmark and 0.123 for the held-out-cohort-mean benchmark, giving a skill of 0.327 against the development-mean benchmark. This number pools every withheld record and so weights the larger cohorts more heavily. The mean of the 18 cohort-level errors, reported next, is a different quantity and the two are not interchangeable, and the per-cohort picture is less uniform than the pooled one. The character-weighted Brier score was 0.123 (95% CI 0.113 to 0.132), Brier skill 0.110 (95% CI 0.063 to 0.149), and character-weighted area under the curve 0.748 (95% CI 0.719 to 0.770). These intervals are conditional on the 18 observed cohorts.</w:t>
+      </w:r>
+    </w:p>
+    <w:bookmarkEnd w:id="27"/>
+    <w:bookmarkStart w:id="40" w:name="transportability"/>
+    <w:p>
+      <w:pPr>
+        <w:pStyle w:val="Heading3"/>
+      </w:pPr>
+      <w:r>
+        <w:t xml:space="preserve">Transportability</w:t>
+      </w:r>
+    </w:p>
+    <w:p>
+      <w:pPr>
+        <w:pStyle w:val="FirstParagraph"/>
+      </w:pPr>
+      <w:r>
+        <w:rPr>
+          <w:b/>
+          <w:bCs/>
+        </w:rPr>
+        <w:t xml:space="preserve">Treating the source study as the unit of replication, discrimination transported on average but not dependably, and calibration did not transport (Figures 1 and 2).</w:t>
+      </w:r>
+      <w:r>
+        <w:t xml:space="preserve"> </w:t>
+      </w:r>
+      <w:r>
+        <w:t xml:space="preserve">Across the 18 withheld cohorts the mean absolute error, pooled on the log scale because the quantity cannot be negative, averaged 0.090 with a between-cohort standard deviation of 0.477 on the log scale, giving a 95% interval for the mean of 0.071 to 0.115 and a 95% interval for a cohort not represented in the archive of 0.032 to 0.254 (Figure 3). Area under the curve averaged 0.713 across cohorts, with a new-cohort interval of 0.491 to 0.935, the lower bound of which is chance. Brier skill averaged 0.174 across cohorts with a new-cohort interval of -0.296 to 0.644. Every study-level summary in this paragraph is tabulated in Table S2.</w:t>
+      </w:r>
+    </w:p>
     <w:p>
       <w:pPr>
         <w:pStyle w:val="BodyText"/>
@@ -4899,76 +2306,22 @@
         <w:pStyle w:val="BodyText"/>
       </w:pPr>
       <w:r>
-        <w:rPr>
-          <w:b/>
-          <w:bCs/>
-        </w:rPr>
-        <w:t xml:space="preserve">Figure 2. Observed against estimated session accuracy, in the four ALS cohorts and the two non-ALS cohorts at either end of the calibration-slope range (Table 2).</w:t>
-      </w:r>
-      <w:r>
-        <w:t xml:space="preserve"> </w:t>
-      </w:r>
-      <w:r>
-        <w:t xml:space="preserve">Each point is one of up to ten equal-count bins of the estimate within that cohort, placed at the selection-weighted mean estimate and the observed accuracy of the records in it, with point area increasing with the selections it rests on. The dashed line is equality. Points above it are bins whose accuracy the mapping understated and points below are bins whose accuracy it overstated. The number in each panel is observed minus estimated accuracy across that whole cohort. The full 18-cohort version of this figure is Figure S2.</w:t>
-      </w:r>
-    </w:p>
-    <w:p>
-      <w:pPr>
-        <w:pStyle w:val="BodyText"/>
-      </w:pPr>
-      <w:r>
-        <w:rPr>
-          <w:b/>
-          <w:bCs/>
-        </w:rPr>
-        <w:t xml:space="preserve">Figure 3. Estimation error in each withheld cohort, with the two uncertainty statements.</w:t>
-      </w:r>
-      <w:r>
-        <w:t xml:space="preserve"> </w:t>
-      </w:r>
-      <w:r>
-        <w:t xml:space="preserve">Each point is one cohort withheld from model development. The darker band is the 95% interval for the mean across the observed cohorts; the lighter band is the 95% interval for a cohort not represented in the archive. The two answer different questions and only the second describes what a reader should expect in their own setting.</w:t>
-      </w:r>
-    </w:p>
-    <w:p>
-      <w:pPr>
-        <w:pStyle w:val="BodyText"/>
-      </w:pPr>
-      <w:r>
-        <w:rPr>
-          <w:b/>
-          <w:bCs/>
-        </w:rPr>
-        <w:t xml:space="preserve">Figure 4. Error reduction in each withheld cohort against the development-mean benchmark.</w:t>
-      </w:r>
-      <w:r>
-        <w:t xml:space="preserve"> </w:t>
-      </w:r>
-      <w:r>
-        <w:t xml:space="preserve">Values below zero indicate that the calibration score estimated accuracy less well than estimating every record at the development-set mean. All four ALS cohorts were positive; one cohort without a documented ALS population was negative.</w:t>
-      </w:r>
-    </w:p>
-    <w:p>
-      <w:pPr>
-        <w:pStyle w:val="BodyText"/>
-      </w:pPr>
-      <w:r>
         <w:drawing>
           <wp:inline>
             <wp:extent cx="5334000" cy="3408326"/>
             <wp:effectExtent b="0" l="0" r="0" t="0"/>
-            <wp:docPr descr="" title="" id="40" name="Picture"/>
+            <wp:docPr descr="" title="" id="29" name="Picture"/>
             <a:graphic>
               <a:graphicData uri="http://schemas.openxmlformats.org/drawingml/2006/picture">
                 <pic:pic>
                   <pic:nvPicPr>
-                    <pic:cNvPr descr="../output/expanded/figures/figure_calibration_forest.png" id="41" name="Picture"/>
+                    <pic:cNvPr descr="../output/expanded/figures/figure_calibration_forest.png" id="30" name="Picture"/>
                     <pic:cNvPicPr>
                       <a:picLocks noChangeArrowheads="1" noChangeAspect="1"/>
                     </pic:cNvPicPr>
                   </pic:nvPicPr>
                   <pic:blipFill>
-                    <a:blip r:embed="rId39"/>
+                    <a:blip r:embed="rId28"/>
                     <a:stretch>
                       <a:fillRect/>
                     </a:stretch>
@@ -5000,22 +2353,40 @@
         <w:pStyle w:val="BodyText"/>
       </w:pPr>
       <w:r>
+        <w:rPr>
+          <w:b/>
+          <w:bCs/>
+        </w:rPr>
+        <w:t xml:space="preserve">Figure 2. Observed against estimated session accuracy, in the four ALS cohorts and the two non-ALS cohorts at either end of the calibration-slope range (Table 2).</w:t>
+      </w:r>
+      <w:r>
+        <w:t xml:space="preserve"> </w:t>
+      </w:r>
+      <w:r>
+        <w:t xml:space="preserve">Each point is one of up to ten equal-count bins of the estimate within that cohort, placed at the selection-weighted mean estimate and the observed accuracy of the records in it, with point area increasing with the selections it rests on. The dashed line is equality. Points above it are bins whose accuracy the mapping understated and points below are bins whose accuracy it overstated. The number in each panel is observed minus estimated accuracy across that whole cohort. The full 18-cohort version of this figure is Figure S2.</w:t>
+      </w:r>
+    </w:p>
+    <w:p>
+      <w:pPr>
+        <w:pStyle w:val="BodyText"/>
+      </w:pPr>
+      <w:r>
         <w:drawing>
           <wp:inline>
             <wp:extent cx="5334000" cy="1339540"/>
             <wp:effectExtent b="0" l="0" r="0" t="0"/>
-            <wp:docPr descr="" title="" id="43" name="Picture"/>
+            <wp:docPr descr="" title="" id="32" name="Picture"/>
             <a:graphic>
               <a:graphicData uri="http://schemas.openxmlformats.org/drawingml/2006/picture">
                 <pic:pic>
                   <pic:nvPicPr>
-                    <pic:cNvPr descr="../output/expanded/figures/figure_calibration_curves_main.png" id="44" name="Picture"/>
+                    <pic:cNvPr descr="../output/expanded/figures/figure_calibration_curves_main.png" id="33" name="Picture"/>
                     <pic:cNvPicPr>
                       <a:picLocks noChangeArrowheads="1" noChangeAspect="1"/>
                     </pic:cNvPicPr>
                   </pic:nvPicPr>
                   <pic:blipFill>
-                    <a:blip r:embed="rId42"/>
+                    <a:blip r:embed="rId31"/>
                     <a:stretch>
                       <a:fillRect/>
                     </a:stretch>
@@ -5047,22 +2418,40 @@
         <w:pStyle w:val="BodyText"/>
       </w:pPr>
       <w:r>
+        <w:rPr>
+          <w:b/>
+          <w:bCs/>
+        </w:rPr>
+        <w:t xml:space="preserve">Figure 3. Estimation error in each withheld cohort, with the two uncertainty statements.</w:t>
+      </w:r>
+      <w:r>
+        <w:t xml:space="preserve"> </w:t>
+      </w:r>
+      <w:r>
+        <w:t xml:space="preserve">Each point is one cohort withheld from model development. The darker band is the 95% interval for the mean across the observed cohorts; the lighter band is the 95% interval for a cohort not represented in the archive. The two answer different questions and only the second describes what a reader should expect in their own setting.</w:t>
+      </w:r>
+    </w:p>
+    <w:p>
+      <w:pPr>
+        <w:pStyle w:val="BodyText"/>
+      </w:pPr>
+      <w:r>
         <w:drawing>
           <wp:inline>
             <wp:extent cx="4693920" cy="4361675"/>
             <wp:effectExtent b="0" l="0" r="0" t="0"/>
-            <wp:docPr descr="" title="" id="46" name="Picture"/>
+            <wp:docPr descr="" title="" id="35" name="Picture"/>
             <a:graphic>
               <a:graphicData uri="http://schemas.openxmlformats.org/drawingml/2006/picture">
                 <pic:pic>
                   <pic:nvPicPr>
-                    <pic:cNvPr descr="../output/expanded/figures/figure_transportability.png" id="47" name="Picture"/>
+                    <pic:cNvPr descr="../output/expanded/figures/figure_transportability.png" id="36" name="Picture"/>
                     <pic:cNvPicPr>
                       <a:picLocks noChangeArrowheads="1" noChangeAspect="1"/>
                     </pic:cNvPicPr>
                   </pic:nvPicPr>
                   <pic:blipFill>
-                    <a:blip r:embed="rId45"/>
+                    <a:blip r:embed="rId34"/>
                     <a:stretch>
                       <a:fillRect/>
                     </a:stretch>
@@ -5094,22 +2483,2202 @@
         <w:pStyle w:val="BodyText"/>
       </w:pPr>
       <w:r>
+        <w:rPr>
+          <w:b/>
+          <w:bCs/>
+        </w:rPr>
+        <w:t xml:space="preserve">The calibration intercept varied so widely between cohorts that a single fitted mapping was displaced in many of them.</w:t>
+      </w:r>
+      <w:r>
+        <w:t xml:space="preserve"> </w:t>
+      </w:r>
+      <w:r>
+        <w:t xml:space="preserve">The intercept departed from zero by at least half a log-odds unit in 13 of the 18 cohorts and by at least a full unit in 7, and its 95% interval excluded zero in 6. All 18 cohorts yielded an identified intercept and slope and none was dropped from the pooling. Under the primary cluster-robust specification the between-cohort standard deviation of the calibration intercept was tau = 0.87 (95% CI 0.60 to 1.51) against a pooled intercept of -0.06, and Q = 122.6 on 17 degrees of freedom (p &lt; 0.001). I-squared was 86.1 (95% CI 79.5 to 90.6), reported as a description only: it is an upper estimate at these cluster counts, and a 20% understatement of the within-cohort variances would put its lower confidence limit below the conventional 75% threshold. The observed intercepts ran from -2.169 to 1.995, and the 95% interval for a cohort not represented in the archive runs from -1.97 to 1.85 on the log-odds scale (Figure 1), which is the difference between a mapping that badly understates accuracy and one that badly overstates it. That conclusion does not depend on where in its interval tau lies: setting tau to its own lower 95% confidence limit still leaves a new-cohort interval of -1.39 to 1.26, and the interval is still -1.37 to 1.06 when every within-cohort variance is inflated fivefold.</w:t>
+      </w:r>
+    </w:p>
+    <w:p>
+      <w:pPr>
+        <w:pStyle w:val="BodyText"/>
+      </w:pPr>
+      <w:r>
+        <w:rPr>
+          <w:b/>
+          <w:bCs/>
+        </w:rPr>
+        <w:t xml:space="preserve">The calibration slope varied in the same direction, and its between-cohort variance is itself imprecisely estimated.</w:t>
+      </w:r>
+      <w:r>
+        <w:t xml:space="preserve"> </w:t>
+      </w:r>
+      <w:r>
+        <w:t xml:space="preserve">tau = 0.43 (95% CI 0.30 to 0.77) against a pooled slope of 1.06 (95% CI 0.82 to 1.30), with Q = 81.3 on 17 degrees of freedom (p &lt; 0.001) and I-squared 79.1 (95% CI 67.6 to 86.5), an interval that spans that same threshold, so no claim here rests on it either. The observed slopes ran from 0.185 to 2.185 and the 95% interval for an unrepresented cohort runs from 0.111 to 2.005 (Figure 1); at the lower confidence limit of tau it is 0.394 to 1.704, across which no single fitted mapping is usable. That interval excludes zero at the point estimate of tau but includes it at tau’s upper confidence limit, where it runs from -0.603 to 2.759, so the exclusion is a property of this interval at one value of tau rather than a finding. Cohort by cohort, 4 of the 18 slope confidence intervals include zero (Table 2), so the association is reliable on average and not reliable in every cohort. Fitting one calibration curve to all withheld predictions pooled gives a slope of 0.967 (95% CI 0.791 to 1.127) and an intercept of 0.054 (95% CI -0.264 to 0.395); those pooled values average opposing departures and describe no individual cohort, and the cohorts whose accuracy the mapping understated and those whose accuracy it overstated are visible separately in Figure 2.</w:t>
+      </w:r>
+    </w:p>
+    <w:p>
+      <w:pPr>
+        <w:pStyle w:val="BodyText"/>
+      </w:pPr>
+      <w:r>
+        <w:rPr>
+          <w:b/>
+          <w:bCs/>
+        </w:rPr>
+        <w:t xml:space="preserve">Table 2. Per-cohort composition and withheld-cohort performance.</w:t>
+      </w:r>
+      <w:r>
+        <w:t xml:space="preserve"> </w:t>
+      </w:r>
+      <w:r>
+        <w:t xml:space="preserve">For each of the 18 contributing cohorts: participants, records, analysed selections, mean observed session-condition accuracy, and, when that cohort was withheld from model development, the mean absolute error, character-weighted area under the curve, and calibration intercept and slope. Calibration intercepts and slopes are from the primary cluster-robust specification, with standard errors clustered on participant. ALS cohorts are listed first. The calibration slope ranges from 0.185 to 2.185 and the intercept from -2.169 to 1.995; four slope confidence intervals include zero.</w:t>
+      </w:r>
+    </w:p>
+    <w:tbl>
+      <w:tblPr>
+        <w:tblStyle w:val="Table"/>
+        <w:tblW w:type="pct" w:w="5000"/>
+        <w:tblLayout w:type="fixed"/>
+        <w:tblLook w:firstRow="1" w:lastRow="0" w:firstColumn="0" w:lastColumn="0" w:noHBand="0" w:noVBand="0" w:val="0020"/>
+      </w:tblPr>
+      <w:tblGrid>
+        <w:gridCol w:w="698"/>
+        <w:gridCol w:w="931"/>
+        <w:gridCol w:w="931"/>
+        <w:gridCol w:w="931"/>
+        <w:gridCol w:w="931"/>
+        <w:gridCol w:w="931"/>
+        <w:gridCol w:w="931"/>
+        <w:gridCol w:w="931"/>
+        <w:gridCol w:w="698"/>
+      </w:tblGrid>
+      <w:tr>
+        <w:trPr>
+          <w:tblHeader w:val="on"/>
+        </w:trPr>
+        <w:tc>
+          <w:tcPr/>
+          <w:p>
+            <w:pPr>
+              <w:pStyle w:val="Compact"/>
+            </w:pPr>
+            <w:r>
+              <w:t xml:space="preserve">Cohort</w:t>
+            </w:r>
+          </w:p>
+        </w:tc>
+        <w:tc>
+          <w:tcPr/>
+          <w:p>
+            <w:pPr>
+              <w:pStyle w:val="Compact"/>
+              <w:jc w:val="right"/>
+            </w:pPr>
+            <w:r>
+              <w:t xml:space="preserve">Participants</w:t>
+            </w:r>
+          </w:p>
+        </w:tc>
+        <w:tc>
+          <w:tcPr/>
+          <w:p>
+            <w:pPr>
+              <w:pStyle w:val="Compact"/>
+              <w:jc w:val="right"/>
+            </w:pPr>
+            <w:r>
+              <w:t xml:space="preserve">Records</w:t>
+            </w:r>
+          </w:p>
+        </w:tc>
+        <w:tc>
+          <w:tcPr/>
+          <w:p>
+            <w:pPr>
+              <w:pStyle w:val="Compact"/>
+              <w:jc w:val="right"/>
+            </w:pPr>
+            <w:r>
+              <w:t xml:space="preserve">Selections</w:t>
+            </w:r>
+          </w:p>
+        </w:tc>
+        <w:tc>
+          <w:tcPr/>
+          <w:p>
+            <w:pPr>
+              <w:pStyle w:val="Compact"/>
+              <w:jc w:val="right"/>
+            </w:pPr>
+            <w:r>
+              <w:t xml:space="preserve">Observed accuracy</w:t>
+            </w:r>
+          </w:p>
+        </w:tc>
+        <w:tc>
+          <w:tcPr/>
+          <w:p>
+            <w:pPr>
+              <w:pStyle w:val="Compact"/>
+              <w:jc w:val="right"/>
+            </w:pPr>
+            <w:r>
+              <w:t xml:space="preserve">MAE</w:t>
+            </w:r>
+          </w:p>
+        </w:tc>
+        <w:tc>
+          <w:tcPr/>
+          <w:p>
+            <w:pPr>
+              <w:pStyle w:val="Compact"/>
+              <w:jc w:val="right"/>
+            </w:pPr>
+            <w:r>
+              <w:t xml:space="preserve">AUC</w:t>
+            </w:r>
+          </w:p>
+        </w:tc>
+        <w:tc>
+          <w:tcPr/>
+          <w:p>
+            <w:pPr>
+              <w:pStyle w:val="Compact"/>
+              <w:jc w:val="right"/>
+            </w:pPr>
+            <w:r>
+              <w:t xml:space="preserve">Calib. intercept</w:t>
+            </w:r>
+          </w:p>
+        </w:tc>
+        <w:tc>
+          <w:tcPr/>
+          <w:p>
+            <w:pPr>
+              <w:pStyle w:val="Compact"/>
+            </w:pPr>
+            <w:r>
+              <w:t xml:space="preserve">Calib. slope (95% CI)</w:t>
+            </w:r>
+          </w:p>
+        </w:tc>
+      </w:tr>
+      <w:tr>
+        <w:tc>
+          <w:tcPr/>
+          <w:p>
+            <w:pPr>
+              <w:pStyle w:val="Compact"/>
+            </w:pPr>
+            <w:r>
+              <w:t xml:space="preserve">Study B</w:t>
+            </w:r>
+          </w:p>
+        </w:tc>
+        <w:tc>
+          <w:tcPr/>
+          <w:p>
+            <w:pPr>
+              <w:pStyle w:val="Compact"/>
+              <w:jc w:val="right"/>
+            </w:pPr>
+            <w:r>
+              <w:t xml:space="preserve">18</w:t>
+            </w:r>
+          </w:p>
+        </w:tc>
+        <w:tc>
+          <w:tcPr/>
+          <w:p>
+            <w:pPr>
+              <w:pStyle w:val="Compact"/>
+              <w:jc w:val="right"/>
+            </w:pPr>
+            <w:r>
+              <w:t xml:space="preserve">56</w:t>
+            </w:r>
+          </w:p>
+        </w:tc>
+        <w:tc>
+          <w:tcPr/>
+          <w:p>
+            <w:pPr>
+              <w:pStyle w:val="Compact"/>
+              <w:jc w:val="right"/>
+            </w:pPr>
+            <w:r>
+              <w:t xml:space="preserve">781</w:t>
+            </w:r>
+          </w:p>
+        </w:tc>
+        <w:tc>
+          <w:tcPr/>
+          <w:p>
+            <w:pPr>
+              <w:pStyle w:val="Compact"/>
+              <w:jc w:val="right"/>
+            </w:pPr>
+            <w:r>
+              <w:t xml:space="preserve">0.899</w:t>
+            </w:r>
+          </w:p>
+        </w:tc>
+        <w:tc>
+          <w:tcPr/>
+          <w:p>
+            <w:pPr>
+              <w:pStyle w:val="Compact"/>
+              <w:jc w:val="right"/>
+            </w:pPr>
+            <w:r>
+              <w:t xml:space="preserve">0.108</w:t>
+            </w:r>
+          </w:p>
+        </w:tc>
+        <w:tc>
+          <w:tcPr/>
+          <w:p>
+            <w:pPr>
+              <w:pStyle w:val="Compact"/>
+              <w:jc w:val="right"/>
+            </w:pPr>
+            <w:r>
+              <w:t xml:space="preserve">0.825</w:t>
+            </w:r>
+          </w:p>
+        </w:tc>
+        <w:tc>
+          <w:tcPr/>
+          <w:p>
+            <w:pPr>
+              <w:pStyle w:val="Compact"/>
+              <w:jc w:val="right"/>
+            </w:pPr>
+            <w:r>
+              <w:t xml:space="preserve">-0.154</w:t>
+            </w:r>
+          </w:p>
+        </w:tc>
+        <w:tc>
+          <w:tcPr/>
+          <w:p>
+            <w:pPr>
+              <w:pStyle w:val="Compact"/>
+            </w:pPr>
+            <w:r>
+              <w:t xml:space="preserve">1.578 (0.691 to 2.464)</w:t>
+            </w:r>
+          </w:p>
+        </w:tc>
+      </w:tr>
+      <w:tr>
+        <w:tc>
+          <w:tcPr/>
+          <w:p>
+            <w:pPr>
+              <w:pStyle w:val="Compact"/>
+            </w:pPr>
+            <w:r>
+              <w:t xml:space="preserve">Study F</w:t>
+            </w:r>
+          </w:p>
+        </w:tc>
+        <w:tc>
+          <w:tcPr/>
+          <w:p>
+            <w:pPr>
+              <w:pStyle w:val="Compact"/>
+              <w:jc w:val="right"/>
+            </w:pPr>
+            <w:r>
+              <w:t xml:space="preserve">10</w:t>
+            </w:r>
+          </w:p>
+        </w:tc>
+        <w:tc>
+          <w:tcPr/>
+          <w:p>
+            <w:pPr>
+              <w:pStyle w:val="Compact"/>
+              <w:jc w:val="right"/>
+            </w:pPr>
+            <w:r>
+              <w:t xml:space="preserve">89</w:t>
+            </w:r>
+          </w:p>
+        </w:tc>
+        <w:tc>
+          <w:tcPr/>
+          <w:p>
+            <w:pPr>
+              <w:pStyle w:val="Compact"/>
+              <w:jc w:val="right"/>
+            </w:pPr>
+            <w:r>
+              <w:t xml:space="preserve">1,067</w:t>
+            </w:r>
+          </w:p>
+        </w:tc>
+        <w:tc>
+          <w:tcPr/>
+          <w:p>
+            <w:pPr>
+              <w:pStyle w:val="Compact"/>
+              <w:jc w:val="right"/>
+            </w:pPr>
+            <w:r>
+              <w:t xml:space="preserve">0.778</w:t>
+            </w:r>
+          </w:p>
+        </w:tc>
+        <w:tc>
+          <w:tcPr/>
+          <w:p>
+            <w:pPr>
+              <w:pStyle w:val="Compact"/>
+              <w:jc w:val="right"/>
+            </w:pPr>
+            <w:r>
+              <w:t xml:space="preserve">0.101</w:t>
+            </w:r>
+          </w:p>
+        </w:tc>
+        <w:tc>
+          <w:tcPr/>
+          <w:p>
+            <w:pPr>
+              <w:pStyle w:val="Compact"/>
+              <w:jc w:val="right"/>
+            </w:pPr>
+            <w:r>
+              <w:t xml:space="preserve">0.863</w:t>
+            </w:r>
+          </w:p>
+        </w:tc>
+        <w:tc>
+          <w:tcPr/>
+          <w:p>
+            <w:pPr>
+              <w:pStyle w:val="Compact"/>
+              <w:jc w:val="right"/>
+            </w:pPr>
+            <w:r>
+              <w:t xml:space="preserve">-0.932</w:t>
+            </w:r>
+          </w:p>
+        </w:tc>
+        <w:tc>
+          <w:tcPr/>
+          <w:p>
+            <w:pPr>
+              <w:pStyle w:val="Compact"/>
+            </w:pPr>
+            <w:r>
+              <w:t xml:space="preserve">1.418 (1.205 to 1.631)</w:t>
+            </w:r>
+          </w:p>
+        </w:tc>
+      </w:tr>
+      <w:tr>
+        <w:tc>
+          <w:tcPr/>
+          <w:p>
+            <w:pPr>
+              <w:pStyle w:val="Compact"/>
+            </w:pPr>
+            <w:r>
+              <w:t xml:space="preserve">Study L</w:t>
+            </w:r>
+          </w:p>
+        </w:tc>
+        <w:tc>
+          <w:tcPr/>
+          <w:p>
+            <w:pPr>
+              <w:pStyle w:val="Compact"/>
+              <w:jc w:val="right"/>
+            </w:pPr>
+            <w:r>
+              <w:t xml:space="preserve">11</w:t>
+            </w:r>
+          </w:p>
+        </w:tc>
+        <w:tc>
+          <w:tcPr/>
+          <w:p>
+            <w:pPr>
+              <w:pStyle w:val="Compact"/>
+              <w:jc w:val="right"/>
+            </w:pPr>
+            <w:r>
+              <w:t xml:space="preserve">33</w:t>
+            </w:r>
+          </w:p>
+        </w:tc>
+        <w:tc>
+          <w:tcPr/>
+          <w:p>
+            <w:pPr>
+              <w:pStyle w:val="Compact"/>
+              <w:jc w:val="right"/>
+            </w:pPr>
+            <w:r>
+              <w:t xml:space="preserve">990</w:t>
+            </w:r>
+          </w:p>
+        </w:tc>
+        <w:tc>
+          <w:tcPr/>
+          <w:p>
+            <w:pPr>
+              <w:pStyle w:val="Compact"/>
+              <w:jc w:val="right"/>
+            </w:pPr>
+            <w:r>
+              <w:t xml:space="preserve">0.839</w:t>
+            </w:r>
+          </w:p>
+        </w:tc>
+        <w:tc>
+          <w:tcPr/>
+          <w:p>
+            <w:pPr>
+              <w:pStyle w:val="Compact"/>
+              <w:jc w:val="right"/>
+            </w:pPr>
+            <w:r>
+              <w:t xml:space="preserve">0.084</w:t>
+            </w:r>
+          </w:p>
+        </w:tc>
+        <w:tc>
+          <w:tcPr/>
+          <w:p>
+            <w:pPr>
+              <w:pStyle w:val="Compact"/>
+              <w:jc w:val="right"/>
+            </w:pPr>
+            <w:r>
+              <w:t xml:space="preserve">0.811</w:t>
+            </w:r>
+          </w:p>
+        </w:tc>
+        <w:tc>
+          <w:tcPr/>
+          <w:p>
+            <w:pPr>
+              <w:pStyle w:val="Compact"/>
+              <w:jc w:val="right"/>
+            </w:pPr>
+            <w:r>
+              <w:t xml:space="preserve">-1.088</w:t>
+            </w:r>
+          </w:p>
+        </w:tc>
+        <w:tc>
+          <w:tcPr/>
+          <w:p>
+            <w:pPr>
+              <w:pStyle w:val="Compact"/>
+            </w:pPr>
+            <w:r>
+              <w:t xml:space="preserve">1.775 (1.413 to 2.137)</w:t>
+            </w:r>
+          </w:p>
+        </w:tc>
+      </w:tr>
+      <w:tr>
+        <w:tc>
+          <w:tcPr/>
+          <w:p>
+            <w:pPr>
+              <w:pStyle w:val="Compact"/>
+            </w:pPr>
+            <w:r>
+              <w:t xml:space="preserve">Study N</w:t>
+            </w:r>
+          </w:p>
+        </w:tc>
+        <w:tc>
+          <w:tcPr/>
+          <w:p>
+            <w:pPr>
+              <w:pStyle w:val="Compact"/>
+              <w:jc w:val="right"/>
+            </w:pPr>
+            <w:r>
+              <w:t xml:space="preserve">8</w:t>
+            </w:r>
+          </w:p>
+        </w:tc>
+        <w:tc>
+          <w:tcPr/>
+          <w:p>
+            <w:pPr>
+              <w:pStyle w:val="Compact"/>
+              <w:jc w:val="right"/>
+            </w:pPr>
+            <w:r>
+              <w:t xml:space="preserve">16</w:t>
+            </w:r>
+          </w:p>
+        </w:tc>
+        <w:tc>
+          <w:tcPr/>
+          <w:p>
+            <w:pPr>
+              <w:pStyle w:val="Compact"/>
+              <w:jc w:val="right"/>
+            </w:pPr>
+            <w:r>
+              <w:t xml:space="preserve">480</w:t>
+            </w:r>
+          </w:p>
+        </w:tc>
+        <w:tc>
+          <w:tcPr/>
+          <w:p>
+            <w:pPr>
+              <w:pStyle w:val="Compact"/>
+              <w:jc w:val="right"/>
+            </w:pPr>
+            <w:r>
+              <w:t xml:space="preserve">0.694</w:t>
+            </w:r>
+          </w:p>
+        </w:tc>
+        <w:tc>
+          <w:tcPr/>
+          <w:p>
+            <w:pPr>
+              <w:pStyle w:val="Compact"/>
+              <w:jc w:val="right"/>
+            </w:pPr>
+            <w:r>
+              <w:t xml:space="preserve">0.124</w:t>
+            </w:r>
+          </w:p>
+        </w:tc>
+        <w:tc>
+          <w:tcPr/>
+          <w:p>
+            <w:pPr>
+              <w:pStyle w:val="Compact"/>
+              <w:jc w:val="right"/>
+            </w:pPr>
+            <w:r>
+              <w:t xml:space="preserve">0.814</w:t>
+            </w:r>
+          </w:p>
+        </w:tc>
+        <w:tc>
+          <w:tcPr/>
+          <w:p>
+            <w:pPr>
+              <w:pStyle w:val="Compact"/>
+              <w:jc w:val="right"/>
+            </w:pPr>
+            <w:r>
+              <w:t xml:space="preserve">-0.671</w:t>
+            </w:r>
+          </w:p>
+        </w:tc>
+        <w:tc>
+          <w:tcPr/>
+          <w:p>
+            <w:pPr>
+              <w:pStyle w:val="Compact"/>
+            </w:pPr>
+            <w:r>
+              <w:t xml:space="preserve">1.145 (0.681 to 1.609)</w:t>
+            </w:r>
+          </w:p>
+        </w:tc>
+      </w:tr>
+      <w:tr>
+        <w:tc>
+          <w:tcPr/>
+          <w:p>
+            <w:pPr>
+              <w:pStyle w:val="Compact"/>
+            </w:pPr>
+            <w:r>
+              <w:t xml:space="preserve">Study A</w:t>
+            </w:r>
+          </w:p>
+        </w:tc>
+        <w:tc>
+          <w:tcPr/>
+          <w:p>
+            <w:pPr>
+              <w:pStyle w:val="Compact"/>
+              <w:jc w:val="right"/>
+            </w:pPr>
+            <w:r>
+              <w:t xml:space="preserve">13</w:t>
+            </w:r>
+          </w:p>
+        </w:tc>
+        <w:tc>
+          <w:tcPr/>
+          <w:p>
+            <w:pPr>
+              <w:pStyle w:val="Compact"/>
+              <w:jc w:val="right"/>
+            </w:pPr>
+            <w:r>
+              <w:t xml:space="preserve">39</w:t>
+            </w:r>
+          </w:p>
+        </w:tc>
+        <w:tc>
+          <w:tcPr/>
+          <w:p>
+            <w:pPr>
+              <w:pStyle w:val="Compact"/>
+              <w:jc w:val="right"/>
+            </w:pPr>
+            <w:r>
+              <w:t xml:space="preserve">1,404</w:t>
+            </w:r>
+          </w:p>
+        </w:tc>
+        <w:tc>
+          <w:tcPr/>
+          <w:p>
+            <w:pPr>
+              <w:pStyle w:val="Compact"/>
+              <w:jc w:val="right"/>
+            </w:pPr>
+            <w:r>
+              <w:t xml:space="preserve">0.786</w:t>
+            </w:r>
+          </w:p>
+        </w:tc>
+        <w:tc>
+          <w:tcPr/>
+          <w:p>
+            <w:pPr>
+              <w:pStyle w:val="Compact"/>
+              <w:jc w:val="right"/>
+            </w:pPr>
+            <w:r>
+              <w:t xml:space="preserve">0.126</w:t>
+            </w:r>
+          </w:p>
+        </w:tc>
+        <w:tc>
+          <w:tcPr/>
+          <w:p>
+            <w:pPr>
+              <w:pStyle w:val="Compact"/>
+              <w:jc w:val="right"/>
+            </w:pPr>
+            <w:r>
+              <w:t xml:space="preserve">0.775</w:t>
+            </w:r>
+          </w:p>
+        </w:tc>
+        <w:tc>
+          <w:tcPr/>
+          <w:p>
+            <w:pPr>
+              <w:pStyle w:val="Compact"/>
+              <w:jc w:val="right"/>
+            </w:pPr>
+            <w:r>
+              <w:t xml:space="preserve">-2.169</w:t>
+            </w:r>
+          </w:p>
+        </w:tc>
+        <w:tc>
+          <w:tcPr/>
+          <w:p>
+            <w:pPr>
+              <w:pStyle w:val="Compact"/>
+            </w:pPr>
+            <w:r>
+              <w:t xml:space="preserve">1.999 (1.375 to 2.622)</w:t>
+            </w:r>
+          </w:p>
+        </w:tc>
+      </w:tr>
+      <w:tr>
+        <w:tc>
+          <w:tcPr/>
+          <w:p>
+            <w:pPr>
+              <w:pStyle w:val="Compact"/>
+            </w:pPr>
+            <w:r>
+              <w:t xml:space="preserve">Study D</w:t>
+            </w:r>
+          </w:p>
+        </w:tc>
+        <w:tc>
+          <w:tcPr/>
+          <w:p>
+            <w:pPr>
+              <w:pStyle w:val="Compact"/>
+              <w:jc w:val="right"/>
+            </w:pPr>
+            <w:r>
+              <w:t xml:space="preserve">17</w:t>
+            </w:r>
+          </w:p>
+        </w:tc>
+        <w:tc>
+          <w:tcPr/>
+          <w:p>
+            <w:pPr>
+              <w:pStyle w:val="Compact"/>
+              <w:jc w:val="right"/>
+            </w:pPr>
+            <w:r>
+              <w:t xml:space="preserve">34</w:t>
+            </w:r>
+          </w:p>
+        </w:tc>
+        <w:tc>
+          <w:tcPr/>
+          <w:p>
+            <w:pPr>
+              <w:pStyle w:val="Compact"/>
+              <w:jc w:val="right"/>
+            </w:pPr>
+            <w:r>
+              <w:t xml:space="preserve">1,230</w:t>
+            </w:r>
+          </w:p>
+        </w:tc>
+        <w:tc>
+          <w:tcPr/>
+          <w:p>
+            <w:pPr>
+              <w:pStyle w:val="Compact"/>
+              <w:jc w:val="right"/>
+            </w:pPr>
+            <w:r>
+              <w:t xml:space="preserve">0.896</w:t>
+            </w:r>
+          </w:p>
+        </w:tc>
+        <w:tc>
+          <w:tcPr/>
+          <w:p>
+            <w:pPr>
+              <w:pStyle w:val="Compact"/>
+              <w:jc w:val="right"/>
+            </w:pPr>
+            <w:r>
+              <w:t xml:space="preserve">0.056</w:t>
+            </w:r>
+          </w:p>
+        </w:tc>
+        <w:tc>
+          <w:tcPr/>
+          <w:p>
+            <w:pPr>
+              <w:pStyle w:val="Compact"/>
+              <w:jc w:val="right"/>
+            </w:pPr>
+            <w:r>
+              <w:t xml:space="preserve">0.641</w:t>
+            </w:r>
+          </w:p>
+        </w:tc>
+        <w:tc>
+          <w:tcPr/>
+          <w:p>
+            <w:pPr>
+              <w:pStyle w:val="Compact"/>
+              <w:jc w:val="right"/>
+            </w:pPr>
+            <w:r>
+              <w:t xml:space="preserve">+0.389</w:t>
+            </w:r>
+          </w:p>
+        </w:tc>
+        <w:tc>
+          <w:tcPr/>
+          <w:p>
+            <w:pPr>
+              <w:pStyle w:val="Compact"/>
+            </w:pPr>
+            <w:r>
+              <w:t xml:space="preserve">0.839 (0.461 to 1.217)</w:t>
+            </w:r>
+          </w:p>
+        </w:tc>
+      </w:tr>
+      <w:tr>
+        <w:tc>
+          <w:tcPr/>
+          <w:p>
+            <w:pPr>
+              <w:pStyle w:val="Compact"/>
+            </w:pPr>
+            <w:r>
+              <w:t xml:space="preserve">Study E</w:t>
+            </w:r>
+          </w:p>
+        </w:tc>
+        <w:tc>
+          <w:tcPr/>
+          <w:p>
+            <w:pPr>
+              <w:pStyle w:val="Compact"/>
+              <w:jc w:val="right"/>
+            </w:pPr>
+            <w:r>
+              <w:t xml:space="preserve">8</w:t>
+            </w:r>
+          </w:p>
+        </w:tc>
+        <w:tc>
+          <w:tcPr/>
+          <w:p>
+            <w:pPr>
+              <w:pStyle w:val="Compact"/>
+              <w:jc w:val="right"/>
+            </w:pPr>
+            <w:r>
+              <w:t xml:space="preserve">8</w:t>
+            </w:r>
+          </w:p>
+        </w:tc>
+        <w:tc>
+          <w:tcPr/>
+          <w:p>
+            <w:pPr>
+              <w:pStyle w:val="Compact"/>
+              <w:jc w:val="right"/>
+            </w:pPr>
+            <w:r>
+              <w:t xml:space="preserve">240</w:t>
+            </w:r>
+          </w:p>
+        </w:tc>
+        <w:tc>
+          <w:tcPr/>
+          <w:p>
+            <w:pPr>
+              <w:pStyle w:val="Compact"/>
+              <w:jc w:val="right"/>
+            </w:pPr>
+            <w:r>
+              <w:t xml:space="preserve">0.921</w:t>
+            </w:r>
+          </w:p>
+        </w:tc>
+        <w:tc>
+          <w:tcPr/>
+          <w:p>
+            <w:pPr>
+              <w:pStyle w:val="Compact"/>
+              <w:jc w:val="right"/>
+            </w:pPr>
+            <w:r>
+              <w:t xml:space="preserve">0.063</w:t>
+            </w:r>
+          </w:p>
+        </w:tc>
+        <w:tc>
+          <w:tcPr/>
+          <w:p>
+            <w:pPr>
+              <w:pStyle w:val="Compact"/>
+              <w:jc w:val="right"/>
+            </w:pPr>
+            <w:r>
+              <w:t xml:space="preserve">0.668</w:t>
+            </w:r>
+          </w:p>
+        </w:tc>
+        <w:tc>
+          <w:tcPr/>
+          <w:p>
+            <w:pPr>
+              <w:pStyle w:val="Compact"/>
+              <w:jc w:val="right"/>
+            </w:pPr>
+            <w:r>
+              <w:t xml:space="preserve">+0.950</w:t>
+            </w:r>
+          </w:p>
+        </w:tc>
+        <w:tc>
+          <w:tcPr/>
+          <w:p>
+            <w:pPr>
+              <w:pStyle w:val="Compact"/>
+            </w:pPr>
+            <w:r>
+              <w:t xml:space="preserve">0.782 (0.214 to 1.351)</w:t>
+            </w:r>
+          </w:p>
+        </w:tc>
+      </w:tr>
+      <w:tr>
+        <w:tc>
+          <w:tcPr/>
+          <w:p>
+            <w:pPr>
+              <w:pStyle w:val="Compact"/>
+            </w:pPr>
+            <w:r>
+              <w:t xml:space="preserve">Study G</w:t>
+            </w:r>
+          </w:p>
+        </w:tc>
+        <w:tc>
+          <w:tcPr/>
+          <w:p>
+            <w:pPr>
+              <w:pStyle w:val="Compact"/>
+              <w:jc w:val="right"/>
+            </w:pPr>
+            <w:r>
+              <w:t xml:space="preserve">20</w:t>
+            </w:r>
+          </w:p>
+        </w:tc>
+        <w:tc>
+          <w:tcPr/>
+          <w:p>
+            <w:pPr>
+              <w:pStyle w:val="Compact"/>
+              <w:jc w:val="right"/>
+            </w:pPr>
+            <w:r>
+              <w:t xml:space="preserve">40</w:t>
+            </w:r>
+          </w:p>
+        </w:tc>
+        <w:tc>
+          <w:tcPr/>
+          <w:p>
+            <w:pPr>
+              <w:pStyle w:val="Compact"/>
+              <w:jc w:val="right"/>
+            </w:pPr>
+            <w:r>
+              <w:t xml:space="preserve">1,198</w:t>
+            </w:r>
+          </w:p>
+        </w:tc>
+        <w:tc>
+          <w:tcPr/>
+          <w:p>
+            <w:pPr>
+              <w:pStyle w:val="Compact"/>
+              <w:jc w:val="right"/>
+            </w:pPr>
+            <w:r>
+              <w:t xml:space="preserve">0.886</w:t>
+            </w:r>
+          </w:p>
+        </w:tc>
+        <w:tc>
+          <w:tcPr/>
+          <w:p>
+            <w:pPr>
+              <w:pStyle w:val="Compact"/>
+              <w:jc w:val="right"/>
+            </w:pPr>
+            <w:r>
+              <w:t xml:space="preserve">0.066</w:t>
+            </w:r>
+          </w:p>
+        </w:tc>
+        <w:tc>
+          <w:tcPr/>
+          <w:p>
+            <w:pPr>
+              <w:pStyle w:val="Compact"/>
+              <w:jc w:val="right"/>
+            </w:pPr>
+            <w:r>
+              <w:t xml:space="preserve">0.732</w:t>
+            </w:r>
+          </w:p>
+        </w:tc>
+        <w:tc>
+          <w:tcPr/>
+          <w:p>
+            <w:pPr>
+              <w:pStyle w:val="Compact"/>
+              <w:jc w:val="right"/>
+            </w:pPr>
+            <w:r>
+              <w:t xml:space="preserve">-1.029</w:t>
+            </w:r>
+          </w:p>
+        </w:tc>
+        <w:tc>
+          <w:tcPr/>
+          <w:p>
+            <w:pPr>
+              <w:pStyle w:val="Compact"/>
+            </w:pPr>
+            <w:r>
+              <w:t xml:space="preserve">1.399 (0.957 to 1.840)</w:t>
+            </w:r>
+          </w:p>
+        </w:tc>
+      </w:tr>
+      <w:tr>
+        <w:tc>
+          <w:tcPr/>
+          <w:p>
+            <w:pPr>
+              <w:pStyle w:val="Compact"/>
+            </w:pPr>
+            <w:r>
+              <w:t xml:space="preserve">Study H</w:t>
+            </w:r>
+          </w:p>
+        </w:tc>
+        <w:tc>
+          <w:tcPr/>
+          <w:p>
+            <w:pPr>
+              <w:pStyle w:val="Compact"/>
+              <w:jc w:val="right"/>
+            </w:pPr>
+            <w:r>
+              <w:t xml:space="preserve">16</w:t>
+            </w:r>
+          </w:p>
+        </w:tc>
+        <w:tc>
+          <w:tcPr/>
+          <w:p>
+            <w:pPr>
+              <w:pStyle w:val="Compact"/>
+              <w:jc w:val="right"/>
+            </w:pPr>
+            <w:r>
+              <w:t xml:space="preserve">64</w:t>
+            </w:r>
+          </w:p>
+        </w:tc>
+        <w:tc>
+          <w:tcPr/>
+          <w:p>
+            <w:pPr>
+              <w:pStyle w:val="Compact"/>
+              <w:jc w:val="right"/>
+            </w:pPr>
+            <w:r>
+              <w:t xml:space="preserve">1,926</w:t>
+            </w:r>
+          </w:p>
+        </w:tc>
+        <w:tc>
+          <w:tcPr/>
+          <w:p>
+            <w:pPr>
+              <w:pStyle w:val="Compact"/>
+              <w:jc w:val="right"/>
+            </w:pPr>
+            <w:r>
+              <w:t xml:space="preserve">0.877</w:t>
+            </w:r>
+          </w:p>
+        </w:tc>
+        <w:tc>
+          <w:tcPr/>
+          <w:p>
+            <w:pPr>
+              <w:pStyle w:val="Compact"/>
+              <w:jc w:val="right"/>
+            </w:pPr>
+            <w:r>
+              <w:t xml:space="preserve">0.153</w:t>
+            </w:r>
+          </w:p>
+        </w:tc>
+        <w:tc>
+          <w:tcPr/>
+          <w:p>
+            <w:pPr>
+              <w:pStyle w:val="Compact"/>
+              <w:jc w:val="right"/>
+            </w:pPr>
+            <w:r>
+              <w:t xml:space="preserve">0.520</w:t>
+            </w:r>
+          </w:p>
+        </w:tc>
+        <w:tc>
+          <w:tcPr/>
+          <w:p>
+            <w:pPr>
+              <w:pStyle w:val="Compact"/>
+              <w:jc w:val="right"/>
+            </w:pPr>
+            <w:r>
+              <w:t xml:space="preserve">+1.705</w:t>
+            </w:r>
+          </w:p>
+        </w:tc>
+        <w:tc>
+          <w:tcPr/>
+          <w:p>
+            <w:pPr>
+              <w:pStyle w:val="Compact"/>
+            </w:pPr>
+            <w:r>
+              <w:t xml:space="preserve">0.185 (-0.289 to 0.659)</w:t>
+            </w:r>
+          </w:p>
+        </w:tc>
+      </w:tr>
+      <w:tr>
+        <w:tc>
+          <w:tcPr/>
+          <w:p>
+            <w:pPr>
+              <w:pStyle w:val="Compact"/>
+            </w:pPr>
+            <w:r>
+              <w:t xml:space="preserve">Study I</w:t>
+            </w:r>
+          </w:p>
+        </w:tc>
+        <w:tc>
+          <w:tcPr/>
+          <w:p>
+            <w:pPr>
+              <w:pStyle w:val="Compact"/>
+              <w:jc w:val="right"/>
+            </w:pPr>
+            <w:r>
+              <w:t xml:space="preserve">13</w:t>
+            </w:r>
+          </w:p>
+        </w:tc>
+        <w:tc>
+          <w:tcPr/>
+          <w:p>
+            <w:pPr>
+              <w:pStyle w:val="Compact"/>
+              <w:jc w:val="right"/>
+            </w:pPr>
+            <w:r>
+              <w:t xml:space="preserve">26</w:t>
+            </w:r>
+          </w:p>
+        </w:tc>
+        <w:tc>
+          <w:tcPr/>
+          <w:p>
+            <w:pPr>
+              <w:pStyle w:val="Compact"/>
+              <w:jc w:val="right"/>
+            </w:pPr>
+            <w:r>
+              <w:t xml:space="preserve">948</w:t>
+            </w:r>
+          </w:p>
+        </w:tc>
+        <w:tc>
+          <w:tcPr/>
+          <w:p>
+            <w:pPr>
+              <w:pStyle w:val="Compact"/>
+              <w:jc w:val="right"/>
+            </w:pPr>
+            <w:r>
+              <w:t xml:space="preserve">0.658</w:t>
+            </w:r>
+          </w:p>
+        </w:tc>
+        <w:tc>
+          <w:tcPr/>
+          <w:p>
+            <w:pPr>
+              <w:pStyle w:val="Compact"/>
+              <w:jc w:val="right"/>
+            </w:pPr>
+            <w:r>
+              <w:t xml:space="preserve">0.172</w:t>
+            </w:r>
+          </w:p>
+        </w:tc>
+        <w:tc>
+          <w:tcPr/>
+          <w:p>
+            <w:pPr>
+              <w:pStyle w:val="Compact"/>
+              <w:jc w:val="right"/>
+            </w:pPr>
+            <w:r>
+              <w:t xml:space="preserve">0.674</w:t>
+            </w:r>
+          </w:p>
+        </w:tc>
+        <w:tc>
+          <w:tcPr/>
+          <w:p>
+            <w:pPr>
+              <w:pStyle w:val="Compact"/>
+              <w:jc w:val="right"/>
+            </w:pPr>
+            <w:r>
+              <w:t xml:space="preserve">-0.504</w:t>
+            </w:r>
+          </w:p>
+        </w:tc>
+        <w:tc>
+          <w:tcPr/>
+          <w:p>
+            <w:pPr>
+              <w:pStyle w:val="Compact"/>
+            </w:pPr>
+            <w:r>
+              <w:t xml:space="preserve">1.044 (0.170 to 1.917)</w:t>
+            </w:r>
+          </w:p>
+        </w:tc>
+      </w:tr>
+      <w:tr>
+        <w:tc>
+          <w:tcPr/>
+          <w:p>
+            <w:pPr>
+              <w:pStyle w:val="Compact"/>
+            </w:pPr>
+            <w:r>
+              <w:t xml:space="preserve">Study J</w:t>
+            </w:r>
+          </w:p>
+        </w:tc>
+        <w:tc>
+          <w:tcPr/>
+          <w:p>
+            <w:pPr>
+              <w:pStyle w:val="Compact"/>
+              <w:jc w:val="right"/>
+            </w:pPr>
+            <w:r>
+              <w:t xml:space="preserve">20</w:t>
+            </w:r>
+          </w:p>
+        </w:tc>
+        <w:tc>
+          <w:tcPr/>
+          <w:p>
+            <w:pPr>
+              <w:pStyle w:val="Compact"/>
+              <w:jc w:val="right"/>
+            </w:pPr>
+            <w:r>
+              <w:t xml:space="preserve">40</w:t>
+            </w:r>
+          </w:p>
+        </w:tc>
+        <w:tc>
+          <w:tcPr/>
+          <w:p>
+            <w:pPr>
+              <w:pStyle w:val="Compact"/>
+              <w:jc w:val="right"/>
+            </w:pPr>
+            <w:r>
+              <w:t xml:space="preserve">1,812</w:t>
+            </w:r>
+          </w:p>
+        </w:tc>
+        <w:tc>
+          <w:tcPr/>
+          <w:p>
+            <w:pPr>
+              <w:pStyle w:val="Compact"/>
+              <w:jc w:val="right"/>
+            </w:pPr>
+            <w:r>
+              <w:t xml:space="preserve">0.708</w:t>
+            </w:r>
+          </w:p>
+        </w:tc>
+        <w:tc>
+          <w:tcPr/>
+          <w:p>
+            <w:pPr>
+              <w:pStyle w:val="Compact"/>
+              <w:jc w:val="right"/>
+            </w:pPr>
+            <w:r>
+              <w:t xml:space="preserve">0.186</w:t>
+            </w:r>
+          </w:p>
+        </w:tc>
+        <w:tc>
+          <w:tcPr/>
+          <w:p>
+            <w:pPr>
+              <w:pStyle w:val="Compact"/>
+              <w:jc w:val="right"/>
+            </w:pPr>
+            <w:r>
+              <w:t xml:space="preserve">0.600</w:t>
+            </w:r>
+          </w:p>
+        </w:tc>
+        <w:tc>
+          <w:tcPr/>
+          <w:p>
+            <w:pPr>
+              <w:pStyle w:val="Compact"/>
+              <w:jc w:val="right"/>
+            </w:pPr>
+            <w:r>
+              <w:t xml:space="preserve">+0.491</w:t>
+            </w:r>
+          </w:p>
+        </w:tc>
+        <w:tc>
+          <w:tcPr/>
+          <w:p>
+            <w:pPr>
+              <w:pStyle w:val="Compact"/>
+            </w:pPr>
+            <w:r>
+              <w:t xml:space="preserve">0.326 (-0.063 to 0.716)</w:t>
+            </w:r>
+          </w:p>
+        </w:tc>
+      </w:tr>
+      <w:tr>
+        <w:tc>
+          <w:tcPr/>
+          <w:p>
+            <w:pPr>
+              <w:pStyle w:val="Compact"/>
+            </w:pPr>
+            <w:r>
+              <w:t xml:space="preserve">Study K</w:t>
+            </w:r>
+          </w:p>
+        </w:tc>
+        <w:tc>
+          <w:tcPr/>
+          <w:p>
+            <w:pPr>
+              <w:pStyle w:val="Compact"/>
+              <w:jc w:val="right"/>
+            </w:pPr>
+            <w:r>
+              <w:t xml:space="preserve">5</w:t>
+            </w:r>
+          </w:p>
+        </w:tc>
+        <w:tc>
+          <w:tcPr/>
+          <w:p>
+            <w:pPr>
+              <w:pStyle w:val="Compact"/>
+              <w:jc w:val="right"/>
+            </w:pPr>
+            <w:r>
+              <w:t xml:space="preserve">16</w:t>
+            </w:r>
+          </w:p>
+        </w:tc>
+        <w:tc>
+          <w:tcPr/>
+          <w:p>
+            <w:pPr>
+              <w:pStyle w:val="Compact"/>
+              <w:jc w:val="right"/>
+            </w:pPr>
+            <w:r>
+              <w:t xml:space="preserve">480</w:t>
+            </w:r>
+          </w:p>
+        </w:tc>
+        <w:tc>
+          <w:tcPr/>
+          <w:p>
+            <w:pPr>
+              <w:pStyle w:val="Compact"/>
+              <w:jc w:val="right"/>
+            </w:pPr>
+            <w:r>
+              <w:t xml:space="preserve">0.750</w:t>
+            </w:r>
+          </w:p>
+        </w:tc>
+        <w:tc>
+          <w:tcPr/>
+          <w:p>
+            <w:pPr>
+              <w:pStyle w:val="Compact"/>
+              <w:jc w:val="right"/>
+            </w:pPr>
+            <w:r>
+              <w:t xml:space="preserve">0.173</w:t>
+            </w:r>
+          </w:p>
+        </w:tc>
+        <w:tc>
+          <w:tcPr/>
+          <w:p>
+            <w:pPr>
+              <w:pStyle w:val="Compact"/>
+              <w:jc w:val="right"/>
+            </w:pPr>
+            <w:r>
+              <w:t xml:space="preserve">0.639</w:t>
+            </w:r>
+          </w:p>
+        </w:tc>
+        <w:tc>
+          <w:tcPr/>
+          <w:p>
+            <w:pPr>
+              <w:pStyle w:val="Compact"/>
+              <w:jc w:val="right"/>
+            </w:pPr>
+            <w:r>
+              <w:t xml:space="preserve">+0.727</w:t>
+            </w:r>
+          </w:p>
+        </w:tc>
+        <w:tc>
+          <w:tcPr/>
+          <w:p>
+            <w:pPr>
+              <w:pStyle w:val="Compact"/>
+            </w:pPr>
+            <w:r>
+              <w:t xml:space="preserve">0.480 (-0.193 to 1.153)</w:t>
+            </w:r>
+          </w:p>
+        </w:tc>
+      </w:tr>
+      <w:tr>
+        <w:tc>
+          <w:tcPr/>
+          <w:p>
+            <w:pPr>
+              <w:pStyle w:val="Compact"/>
+            </w:pPr>
+            <w:r>
+              <w:t xml:space="preserve">Study M</w:t>
+            </w:r>
+          </w:p>
+        </w:tc>
+        <w:tc>
+          <w:tcPr/>
+          <w:p>
+            <w:pPr>
+              <w:pStyle w:val="Compact"/>
+              <w:jc w:val="right"/>
+            </w:pPr>
+            <w:r>
+              <w:t xml:space="preserve">21</w:t>
+            </w:r>
+          </w:p>
+        </w:tc>
+        <w:tc>
+          <w:tcPr/>
+          <w:p>
+            <w:pPr>
+              <w:pStyle w:val="Compact"/>
+              <w:jc w:val="right"/>
+            </w:pPr>
+            <w:r>
+              <w:t xml:space="preserve">42</w:t>
+            </w:r>
+          </w:p>
+        </w:tc>
+        <w:tc>
+          <w:tcPr/>
+          <w:p>
+            <w:pPr>
+              <w:pStyle w:val="Compact"/>
+              <w:jc w:val="right"/>
+            </w:pPr>
+            <w:r>
+              <w:t xml:space="preserve">1,260</w:t>
+            </w:r>
+          </w:p>
+        </w:tc>
+        <w:tc>
+          <w:tcPr/>
+          <w:p>
+            <w:pPr>
+              <w:pStyle w:val="Compact"/>
+              <w:jc w:val="right"/>
+            </w:pPr>
+            <w:r>
+              <w:t xml:space="preserve">0.823</w:t>
+            </w:r>
+          </w:p>
+        </w:tc>
+        <w:tc>
+          <w:tcPr/>
+          <w:p>
+            <w:pPr>
+              <w:pStyle w:val="Compact"/>
+              <w:jc w:val="right"/>
+            </w:pPr>
+            <w:r>
+              <w:t xml:space="preserve">0.121</w:t>
+            </w:r>
+          </w:p>
+        </w:tc>
+        <w:tc>
+          <w:tcPr/>
+          <w:p>
+            <w:pPr>
+              <w:pStyle w:val="Compact"/>
+              <w:jc w:val="right"/>
+            </w:pPr>
+            <w:r>
+              <w:t xml:space="preserve">0.685</w:t>
+            </w:r>
+          </w:p>
+        </w:tc>
+        <w:tc>
+          <w:tcPr/>
+          <w:p>
+            <w:pPr>
+              <w:pStyle w:val="Compact"/>
+              <w:jc w:val="right"/>
+            </w:pPr>
+            <w:r>
+              <w:t xml:space="preserve">+0.477</w:t>
+            </w:r>
+          </w:p>
+        </w:tc>
+        <w:tc>
+          <w:tcPr/>
+          <w:p>
+            <w:pPr>
+              <w:pStyle w:val="Compact"/>
+            </w:pPr>
+            <w:r>
+              <w:t xml:space="preserve">0.888 (0.480 to 1.297)</w:t>
+            </w:r>
+          </w:p>
+        </w:tc>
+      </w:tr>
+      <w:tr>
+        <w:tc>
+          <w:tcPr/>
+          <w:p>
+            <w:pPr>
+              <w:pStyle w:val="Compact"/>
+            </w:pPr>
+            <w:r>
+              <w:t xml:space="preserve">Study O</w:t>
+            </w:r>
+          </w:p>
+        </w:tc>
+        <w:tc>
+          <w:tcPr/>
+          <w:p>
+            <w:pPr>
+              <w:pStyle w:val="Compact"/>
+              <w:jc w:val="right"/>
+            </w:pPr>
+            <w:r>
+              <w:t xml:space="preserve">17</w:t>
+            </w:r>
+          </w:p>
+        </w:tc>
+        <w:tc>
+          <w:tcPr/>
+          <w:p>
+            <w:pPr>
+              <w:pStyle w:val="Compact"/>
+              <w:jc w:val="right"/>
+            </w:pPr>
+            <w:r>
+              <w:t xml:space="preserve">34</w:t>
+            </w:r>
+          </w:p>
+        </w:tc>
+        <w:tc>
+          <w:tcPr/>
+          <w:p>
+            <w:pPr>
+              <w:pStyle w:val="Compact"/>
+              <w:jc w:val="right"/>
+            </w:pPr>
+            <w:r>
+              <w:t xml:space="preserve">1,187</w:t>
+            </w:r>
+          </w:p>
+        </w:tc>
+        <w:tc>
+          <w:tcPr/>
+          <w:p>
+            <w:pPr>
+              <w:pStyle w:val="Compact"/>
+              <w:jc w:val="right"/>
+            </w:pPr>
+            <w:r>
+              <w:t xml:space="preserve">0.884</w:t>
+            </w:r>
+          </w:p>
+        </w:tc>
+        <w:tc>
+          <w:tcPr/>
+          <w:p>
+            <w:pPr>
+              <w:pStyle w:val="Compact"/>
+              <w:jc w:val="right"/>
+            </w:pPr>
+            <w:r>
+              <w:t xml:space="preserve">0.067</w:t>
+            </w:r>
+          </w:p>
+        </w:tc>
+        <w:tc>
+          <w:tcPr/>
+          <w:p>
+            <w:pPr>
+              <w:pStyle w:val="Compact"/>
+              <w:jc w:val="right"/>
+            </w:pPr>
+            <w:r>
+              <w:t xml:space="preserve">0.581</w:t>
+            </w:r>
+          </w:p>
+        </w:tc>
+        <w:tc>
+          <w:tcPr/>
+          <w:p>
+            <w:pPr>
+              <w:pStyle w:val="Compact"/>
+              <w:jc w:val="right"/>
+            </w:pPr>
+            <w:r>
+              <w:t xml:space="preserve">+0.505</w:t>
+            </w:r>
+          </w:p>
+        </w:tc>
+        <w:tc>
+          <w:tcPr/>
+          <w:p>
+            <w:pPr>
+              <w:pStyle w:val="Compact"/>
+            </w:pPr>
+            <w:r>
+              <w:t xml:space="preserve">0.583 (0.079 to 1.087)</w:t>
+            </w:r>
+          </w:p>
+        </w:tc>
+      </w:tr>
+      <w:tr>
+        <w:tc>
+          <w:tcPr/>
+          <w:p>
+            <w:pPr>
+              <w:pStyle w:val="Compact"/>
+            </w:pPr>
+            <w:r>
+              <w:t xml:space="preserve">Study Q</w:t>
+            </w:r>
+          </w:p>
+        </w:tc>
+        <w:tc>
+          <w:tcPr/>
+          <w:p>
+            <w:pPr>
+              <w:pStyle w:val="Compact"/>
+              <w:jc w:val="right"/>
+            </w:pPr>
+            <w:r>
+              <w:t xml:space="preserve">20</w:t>
+            </w:r>
+          </w:p>
+        </w:tc>
+        <w:tc>
+          <w:tcPr/>
+          <w:p>
+            <w:pPr>
+              <w:pStyle w:val="Compact"/>
+              <w:jc w:val="right"/>
+            </w:pPr>
+            <w:r>
+              <w:t xml:space="preserve">54</w:t>
+            </w:r>
+          </w:p>
+        </w:tc>
+        <w:tc>
+          <w:tcPr/>
+          <w:p>
+            <w:pPr>
+              <w:pStyle w:val="Compact"/>
+              <w:jc w:val="right"/>
+            </w:pPr>
+            <w:r>
+              <w:t xml:space="preserve">1,944</w:t>
+            </w:r>
+          </w:p>
+        </w:tc>
+        <w:tc>
+          <w:tcPr/>
+          <w:p>
+            <w:pPr>
+              <w:pStyle w:val="Compact"/>
+              <w:jc w:val="right"/>
+            </w:pPr>
+            <w:r>
+              <w:t xml:space="preserve">0.820</w:t>
+            </w:r>
+          </w:p>
+        </w:tc>
+        <w:tc>
+          <w:tcPr/>
+          <w:p>
+            <w:pPr>
+              <w:pStyle w:val="Compact"/>
+              <w:jc w:val="right"/>
+            </w:pPr>
+            <w:r>
+              <w:t xml:space="preserve">0.058</w:t>
+            </w:r>
+          </w:p>
+        </w:tc>
+        <w:tc>
+          <w:tcPr/>
+          <w:p>
+            <w:pPr>
+              <w:pStyle w:val="Compact"/>
+              <w:jc w:val="right"/>
+            </w:pPr>
+            <w:r>
+              <w:t xml:space="preserve">0.682</w:t>
+            </w:r>
+          </w:p>
+        </w:tc>
+        <w:tc>
+          <w:tcPr/>
+          <w:p>
+            <w:pPr>
+              <w:pStyle w:val="Compact"/>
+              <w:jc w:val="right"/>
+            </w:pPr>
+            <w:r>
+              <w:t xml:space="preserve">-0.094</w:t>
+            </w:r>
+          </w:p>
+        </w:tc>
+        <w:tc>
+          <w:tcPr/>
+          <w:p>
+            <w:pPr>
+              <w:pStyle w:val="Compact"/>
+            </w:pPr>
+            <w:r>
+              <w:t xml:space="preserve">1.108 (0.844 to 1.371)</w:t>
+            </w:r>
+          </w:p>
+        </w:tc>
+      </w:tr>
+      <w:tr>
+        <w:tc>
+          <w:tcPr/>
+          <w:p>
+            <w:pPr>
+              <w:pStyle w:val="Compact"/>
+            </w:pPr>
+            <w:r>
+              <w:t xml:space="preserve">Study R</w:t>
+            </w:r>
+          </w:p>
+        </w:tc>
+        <w:tc>
+          <w:tcPr/>
+          <w:p>
+            <w:pPr>
+              <w:pStyle w:val="Compact"/>
+              <w:jc w:val="right"/>
+            </w:pPr>
+            <w:r>
+              <w:t xml:space="preserve">20</w:t>
+            </w:r>
+          </w:p>
+        </w:tc>
+        <w:tc>
+          <w:tcPr/>
+          <w:p>
+            <w:pPr>
+              <w:pStyle w:val="Compact"/>
+              <w:jc w:val="right"/>
+            </w:pPr>
+            <w:r>
+              <w:t xml:space="preserve">80</w:t>
+            </w:r>
+          </w:p>
+        </w:tc>
+        <w:tc>
+          <w:tcPr/>
+          <w:p>
+            <w:pPr>
+              <w:pStyle w:val="Compact"/>
+              <w:jc w:val="right"/>
+            </w:pPr>
+            <w:r>
+              <w:t xml:space="preserve">1,440</w:t>
+            </w:r>
+          </w:p>
+        </w:tc>
+        <w:tc>
+          <w:tcPr/>
+          <w:p>
+            <w:pPr>
+              <w:pStyle w:val="Compact"/>
+              <w:jc w:val="right"/>
+            </w:pPr>
+            <w:r>
+              <w:t xml:space="preserve">0.963</w:t>
+            </w:r>
+          </w:p>
+        </w:tc>
+        <w:tc>
+          <w:tcPr/>
+          <w:p>
+            <w:pPr>
+              <w:pStyle w:val="Compact"/>
+              <w:jc w:val="right"/>
+            </w:pPr>
+            <w:r>
+              <w:t xml:space="preserve">0.059</w:t>
+            </w:r>
+          </w:p>
+        </w:tc>
+        <w:tc>
+          <w:tcPr/>
+          <w:p>
+            <w:pPr>
+              <w:pStyle w:val="Compact"/>
+              <w:jc w:val="right"/>
+            </w:pPr>
+            <w:r>
+              <w:t xml:space="preserve">0.650</w:t>
+            </w:r>
+          </w:p>
+        </w:tc>
+        <w:tc>
+          <w:tcPr/>
+          <w:p>
+            <w:pPr>
+              <w:pStyle w:val="Compact"/>
+              <w:jc w:val="right"/>
+            </w:pPr>
+            <w:r>
+              <w:t xml:space="preserve">+1.278</w:t>
+            </w:r>
+          </w:p>
+        </w:tc>
+        <w:tc>
+          <w:tcPr/>
+          <w:p>
+            <w:pPr>
+              <w:pStyle w:val="Compact"/>
+            </w:pPr>
+            <w:r>
+              <w:t xml:space="preserve">0.763 (0.359 to 1.166)</w:t>
+            </w:r>
+          </w:p>
+        </w:tc>
+      </w:tr>
+      <w:tr>
+        <w:tc>
+          <w:tcPr/>
+          <w:p>
+            <w:pPr>
+              <w:pStyle w:val="Compact"/>
+            </w:pPr>
+            <w:r>
+              <w:t xml:space="preserve">Study S1</w:t>
+            </w:r>
+          </w:p>
+        </w:tc>
+        <w:tc>
+          <w:tcPr/>
+          <w:p>
+            <w:pPr>
+              <w:pStyle w:val="Compact"/>
+              <w:jc w:val="right"/>
+            </w:pPr>
+            <w:r>
+              <w:t xml:space="preserve">10</w:t>
+            </w:r>
+          </w:p>
+        </w:tc>
+        <w:tc>
+          <w:tcPr/>
+          <w:p>
+            <w:pPr>
+              <w:pStyle w:val="Compact"/>
+              <w:jc w:val="right"/>
+            </w:pPr>
+            <w:r>
+              <w:t xml:space="preserve">20</w:t>
+            </w:r>
+          </w:p>
+        </w:tc>
+        <w:tc>
+          <w:tcPr/>
+          <w:p>
+            <w:pPr>
+              <w:pStyle w:val="Compact"/>
+              <w:jc w:val="right"/>
+            </w:pPr>
+            <w:r>
+              <w:t xml:space="preserve">360</w:t>
+            </w:r>
+          </w:p>
+        </w:tc>
+        <w:tc>
+          <w:tcPr/>
+          <w:p>
+            <w:pPr>
+              <w:pStyle w:val="Compact"/>
+              <w:jc w:val="right"/>
+            </w:pPr>
+            <w:r>
+              <w:t xml:space="preserve">0.997</w:t>
+            </w:r>
+          </w:p>
+        </w:tc>
+        <w:tc>
+          <w:tcPr/>
+          <w:p>
+            <w:pPr>
+              <w:pStyle w:val="Compact"/>
+              <w:jc w:val="right"/>
+            </w:pPr>
+            <w:r>
+              <w:t xml:space="preserve">0.043</w:t>
+            </w:r>
+          </w:p>
+        </w:tc>
+        <w:tc>
+          <w:tcPr/>
+          <w:p>
+            <w:pPr>
+              <w:pStyle w:val="Compact"/>
+              <w:jc w:val="right"/>
+            </w:pPr>
+            <w:r>
+              <w:t xml:space="preserve">0.851</w:t>
+            </w:r>
+          </w:p>
+        </w:tc>
+        <w:tc>
+          <w:tcPr/>
+          <w:p>
+            <w:pPr>
+              <w:pStyle w:val="Compact"/>
+              <w:jc w:val="right"/>
+            </w:pPr>
+            <w:r>
+              <w:t xml:space="preserve">+1.995</w:t>
+            </w:r>
+          </w:p>
+        </w:tc>
+        <w:tc>
+          <w:tcPr/>
+          <w:p>
+            <w:pPr>
+              <w:pStyle w:val="Compact"/>
+            </w:pPr>
+            <w:r>
+              <w:t xml:space="preserve">1.312 (-0.216 to 2.840)</w:t>
+            </w:r>
+          </w:p>
+        </w:tc>
+      </w:tr>
+      <w:tr>
+        <w:tc>
+          <w:tcPr/>
+          <w:p>
+            <w:pPr>
+              <w:pStyle w:val="Compact"/>
+            </w:pPr>
+            <w:r>
+              <w:t xml:space="preserve">Study S2</w:t>
+            </w:r>
+          </w:p>
+        </w:tc>
+        <w:tc>
+          <w:tcPr/>
+          <w:p>
+            <w:pPr>
+              <w:pStyle w:val="Compact"/>
+              <w:jc w:val="right"/>
+            </w:pPr>
+            <w:r>
+              <w:t xml:space="preserve">24</w:t>
+            </w:r>
+          </w:p>
+        </w:tc>
+        <w:tc>
+          <w:tcPr/>
+          <w:p>
+            <w:pPr>
+              <w:pStyle w:val="Compact"/>
+              <w:jc w:val="right"/>
+            </w:pPr>
+            <w:r>
+              <w:t xml:space="preserve">48</w:t>
+            </w:r>
+          </w:p>
+        </w:tc>
+        <w:tc>
+          <w:tcPr/>
+          <w:p>
+            <w:pPr>
+              <w:pStyle w:val="Compact"/>
+              <w:jc w:val="right"/>
+            </w:pPr>
+            <w:r>
+              <w:t xml:space="preserve">864</w:t>
+            </w:r>
+          </w:p>
+        </w:tc>
+        <w:tc>
+          <w:tcPr/>
+          <w:p>
+            <w:pPr>
+              <w:pStyle w:val="Compact"/>
+              <w:jc w:val="right"/>
+            </w:pPr>
+            <w:r>
+              <w:t xml:space="preserve">0.976</w:t>
+            </w:r>
+          </w:p>
+        </w:tc>
+        <w:tc>
+          <w:tcPr/>
+          <w:p>
+            <w:pPr>
+              <w:pStyle w:val="Compact"/>
+              <w:jc w:val="right"/>
+            </w:pPr>
+            <w:r>
+              <w:t xml:space="preserve">0.048</w:t>
+            </w:r>
+          </w:p>
+        </w:tc>
+        <w:tc>
+          <w:tcPr/>
+          <w:p>
+            <w:pPr>
+              <w:pStyle w:val="Compact"/>
+              <w:jc w:val="right"/>
+            </w:pPr>
+            <w:r>
+              <w:t xml:space="preserve">0.826</w:t>
+            </w:r>
+          </w:p>
+        </w:tc>
+        <w:tc>
+          <w:tcPr/>
+          <w:p>
+            <w:pPr>
+              <w:pStyle w:val="Compact"/>
+              <w:jc w:val="right"/>
+            </w:pPr>
+            <w:r>
+              <w:t xml:space="preserve">-2.022</w:t>
+            </w:r>
+          </w:p>
+        </w:tc>
+        <w:tc>
+          <w:tcPr/>
+          <w:p>
+            <w:pPr>
+              <w:pStyle w:val="Compact"/>
+            </w:pPr>
+            <w:r>
+              <w:t xml:space="preserve">2.185 (1.215 to 3.154)</w:t>
+            </w:r>
+          </w:p>
+        </w:tc>
+      </w:tr>
+    </w:tbl>
+    <w:p>
+      <w:pPr>
+        <w:pStyle w:val="BodyText"/>
+      </w:pPr>
+      <w:r>
+        <w:t xml:space="preserve">A small average departure of the slope from unity was not within reach of this design. The pooled slope carries a standard error of 0.122 under the primary specification, so a Wald z test of that slope against unity would have detected a departure of at least 0.34 with 80% power at a two-sided 5% threshold, and its confidence interval has a half-width of 0.24; departures smaller than that cannot be excluded. Neither number bears on transportability, because what a single fitted mapping has to survive is the spread of the slope across cohorts rather than its average, and for that quantity the design placed tau between 0.30 and 0.77 without resolving where in that range it lies.</w:t>
+      </w:r>
+    </w:p>
+    <w:p>
+      <w:pPr>
+        <w:pStyle w:val="BodyText"/>
+      </w:pPr>
+      <w:r>
+        <w:t xml:space="preserve">The uncorrected standard deviations of the 18 cohort estimates, which are what a reader would compute from Table 2, are 0.560 for the slope and 1.175 for the intercept. Both exceed tau because they count each cohort’s sampling error as though it were between-cohort variation, and tau is used in preference throughout.</w:t>
+      </w:r>
+    </w:p>
+    <w:p>
+      <w:pPr>
+        <w:pStyle w:val="BodyText"/>
+      </w:pPr>
+      <w:r>
+        <w:rPr>
+          <w:b/>
+          <w:bCs/>
+        </w:rPr>
+        <w:t xml:space="preserve">One cohort was estimated less accurately than the development-mean benchmark, and six were estimated less accurately than their own cohort mean.</w:t>
+      </w:r>
+      <w:r>
+        <w:t xml:space="preserve"> </w:t>
+      </w:r>
+      <w:r>
+        <w:t xml:space="preserve">Skill against the development-mean benchmark was negative in one of 18 cohorts and positive in the remainder (Figure 4). Against the benchmark of each cohort’s own mean, which is the harder target pooled and in 11 of the 18 cohorts, skill was negative in six of 18 (Table S5). Three distinct things produce those six. In StudyH the model was less accurate than both benchmarks, and it is the same cohort that fails the development-mean benchmark. Four are cohorts whose observed accuracy sits high enough that their own mean already tracks nearly every record: in StudyE, StudyR, StudyS2 and StudyS1, accuracy averages 0.921, 0.963, 0.976 and 0.997 and the own-mean benchmark errs by 0.049, 0.047, 0.035 and 0.005, leaving little error for any predictor to reduce. StudyS1 is the limiting case, where that near-zero denominator makes the ratio large and negative and not comparable with the rest. In the sixth, StudyJ, the shortfall is -0.008, which is parity rather than failure. All four ALS cohorts had positive skill against both benchmarks, at 0.317, 0.383, 0.448 and 0.502 against the development mean.</w:t>
+      </w:r>
+    </w:p>
+    <w:p>
+      <w:pPr>
+        <w:pStyle w:val="BodyText"/>
+      </w:pPr>
+      <w:r>
+        <w:rPr>
+          <w:b/>
+          <w:bCs/>
+        </w:rPr>
+        <w:t xml:space="preserve">Figure 4. Error reduction in each withheld cohort against the development-mean benchmark.</w:t>
+      </w:r>
+      <w:r>
+        <w:t xml:space="preserve"> </w:t>
+      </w:r>
+      <w:r>
+        <w:t xml:space="preserve">Values below zero indicate that the calibration score estimated accuracy less well than estimating every record at the development-set mean. All four ALS cohorts were positive; one cohort without a documented ALS population was negative.</w:t>
+      </w:r>
+    </w:p>
+    <w:p>
+      <w:pPr>
+        <w:pStyle w:val="BodyText"/>
+      </w:pPr>
+      <w:r>
         <w:drawing>
           <wp:inline>
             <wp:extent cx="4693920" cy="3764150"/>
             <wp:effectExtent b="0" l="0" r="0" t="0"/>
-            <wp:docPr descr="" title="" id="49" name="Picture"/>
+            <wp:docPr descr="" title="" id="38" name="Picture"/>
             <a:graphic>
               <a:graphicData uri="http://schemas.openxmlformats.org/drawingml/2006/picture">
                 <pic:pic>
                   <pic:nvPicPr>
-                    <pic:cNvPr descr="../output/expanded/figures/figure_skill_by_cohort.png" id="50" name="Picture"/>
+                    <pic:cNvPr descr="../output/expanded/figures/figure_skill_by_cohort.png" id="39" name="Picture"/>
                     <pic:cNvPicPr>
                       <a:picLocks noChangeArrowheads="1" noChangeAspect="1"/>
                     </pic:cNvPicPr>
                   </pic:nvPicPr>
                   <pic:blipFill>
-                    <a:blip r:embed="rId48"/>
+                    <a:blip r:embed="rId37"/>
                     <a:stretch>
                       <a:fillRect/>
                     </a:stretch>
@@ -5136,26 +4705,447 @@
         </w:drawing>
       </w:r>
     </w:p>
+    <w:bookmarkEnd w:id="40"/>
+    <w:bookmarkStart w:id="41" w:name="amyotrophic-lateral-sclerosis-subgroup"/>
+    <w:p>
+      <w:pPr>
+        <w:pStyle w:val="Heading3"/>
+      </w:pPr>
+      <w:r>
+        <w:t xml:space="preserve">Amyotrophic Lateral Sclerosis Subgroup</w:t>
+      </w:r>
+    </w:p>
+    <w:p>
+      <w:pPr>
+        <w:pStyle w:val="FirstParagraph"/>
+      </w:pPr>
+      <w:r>
+        <w:rPr>
+          <w:b/>
+          <w:bCs/>
+        </w:rPr>
+        <w:t xml:space="preserve">Restricting the analysis to the four ALS cohorts reproduced a more favourable and considerably more precise picture than the full archive supported.</w:t>
+      </w:r>
+      <w:r>
+        <w:t xml:space="preserve"> </w:t>
+      </w:r>
+      <w:r>
+        <w:t xml:space="preserve">Within the originally targeted primary subgroup the mean absolute error was 0.091 (95% CI 0.076 to 0.108), Brier skill 0.303 (95% CI 0.184 to 0.424), area under the curve 0.831 (95% CI 0.768 to 0.869), calibration intercept 0.025 (95% CI -0.240 to 0.341), and slope 0.985 (95% CI 0.786 to 1.188). The uncorrected between-cohort standard deviation of the calibration slope was 0.223 within this subgroup against 0.560 across all contributing cohorts. Four cohorts are too few to estimate tau usefully, so the uncorrected spread is used on both sides of that comparison.</w:t>
+      </w:r>
+    </w:p>
+    <w:bookmarkEnd w:id="41"/>
+    <w:bookmarkStart w:id="42" w:name="X601cdfe7b10ba3d89f95b7fe5e5ea088d44a4b3"/>
+    <w:p>
+      <w:pPr>
+        <w:pStyle w:val="Heading3"/>
+      </w:pPr>
+      <w:r>
+        <w:t xml:space="preserve">Transfer From Cohorts Without a Documented ALS Population</w:t>
+      </w:r>
+    </w:p>
+    <w:p>
+      <w:pPr>
+        <w:pStyle w:val="FirstParagraph"/>
+      </w:pPr>
+      <w:r>
+        <w:rPr>
+          <w:b/>
+          <w:bCs/>
+        </w:rPr>
+        <w:t xml:space="preserve">A mapping developed without any ALS data estimated accuracy in the ALS cohorts with modest loss.</w:t>
+      </w:r>
+      <w:r>
+        <w:t xml:space="preserve"> </w:t>
+      </w:r>
+      <w:r>
+        <w:t xml:space="preserve">With all four ALS cohorts withheld from development simultaneously, mean absolute error in each was 0.087, 0.106, 0.109, and 0.131 (mean 0.108), against 0.104 when other ALS cohorts were available for development. Signed bias ranged from -0.086 to 0.049.</w:t>
+      </w:r>
+    </w:p>
+    <w:bookmarkEnd w:id="42"/>
+    <w:bookmarkStart w:id="43" w:name="cohort-type-as-a-moderator"/>
+    <w:p>
+      <w:pPr>
+        <w:pStyle w:val="Heading3"/>
+      </w:pPr>
+      <w:r>
+        <w:t xml:space="preserve">Cohort Type as a Moderator</w:t>
+      </w:r>
+    </w:p>
+    <w:p>
+      <w:pPr>
+        <w:pStyle w:val="FirstParagraph"/>
+      </w:pPr>
+      <w:r>
+        <w:rPr>
+          <w:b/>
+          <w:bCs/>
+        </w:rPr>
+        <w:t xml:space="preserve">With the cohort as the unit of analysis, calibration slope was higher in the ALS cohorts, but not precisely enough to support a claim.</w:t>
+      </w:r>
+      <w:r>
+        <w:t xml:space="preserve"> </w:t>
+      </w:r>
+      <w:r>
+        <w:t xml:space="preserve">The cohort-specific calibration slope averaged 1.479 in the four ALS cohorts (standard deviation 0.266) and 0.992 in the other 14 (standard deviation 0.580), a difference of 0.487 (standard error 0.204; 95% CI 0.040 to 0.933; Welch t = 2.38, df = 11.7, p = 0.035). An exact permutation test, which enumerates all 3,060 ways of labelling four of the 18 cohorts and assumes no distribution, gave p = 0.058. A random-effects meta-regression weighting each cohort by its own precision gave a difference of 0.559 (95% CI -0.009 to 1.127, p = 0.053), leaving a residual between-cohort standard deviation of 0.349 against 0.432 with cohort type removed, so cohort type accounts for about a third of the between-cohort variance in the slope and most of that variance remains unexplained.</w:t>
+      </w:r>
+    </w:p>
+    <w:p>
+      <w:pPr>
+        <w:pStyle w:val="BodyText"/>
+      </w:pPr>
+      <w:r>
+        <w:rPr>
+          <w:b/>
+          <w:bCs/>
+        </w:rPr>
+        <w:t xml:space="preserve">The comparison also turns on individual cohorts.</w:t>
+      </w:r>
+      <w:r>
+        <w:t xml:space="preserve"> </w:t>
+      </w:r>
+      <w:r>
+        <w:t xml:space="preserve">Dropping one ALS cohort moves the Welch p value to between 0.008 and 0.111, and dropping one of the other 14 moves it to between 0.013 and 0.060. The three tests agree in direction and in magnitude and fall on either side of the conventional threshold, and no one of them should be read as settling the question. A slope above one means observed accuracy varied more widely than the estimates did, so in the ALS cohorts the mapping compressed the range it should have spanned. These are the slopes of the primary leave-one-cohort-out model within each cohort, not the pooled slope of 0.985 reported for the ALS subgroup above, which comes from a model developed within the ALS cohorts alone. For the same reason their standard deviation of 0.266 is not the 0.223 reported there: 0.266 is the spread of the four ALS cohorts under the primary design and is what Table 2 sums to, and it is the number that belongs beside the 0.580 of the other 14, because both come from the same development set.</w:t>
+      </w:r>
+    </w:p>
+    <w:p>
+      <w:pPr>
+        <w:pStyle w:val="BodyText"/>
+      </w:pPr>
+      <w:r>
+        <w:t xml:space="preserve">Cohort type is a study-level attribute that is entangled with paradigm, hardware and stopping rule, only four studies carry a documented ALS population, and the remaining cohorts are not documented as healthy controls. This comparison is exploratory and cannot separate population from protocol. The records underlying it are shown by cohort type in Figure S1, without a fitted line, for the reason given in the Methods.</w:t>
+      </w:r>
+    </w:p>
+    <w:bookmarkEnd w:id="43"/>
+    <w:bookmarkStart w:id="44" w:name="protocol-descriptors-as-moderators"/>
+    <w:p>
+      <w:pPr>
+        <w:pStyle w:val="Heading3"/>
+      </w:pPr>
+      <w:r>
+        <w:t xml:space="preserve">Protocol Descriptors as Moderators</w:t>
+      </w:r>
+    </w:p>
+    <w:p>
+      <w:pPr>
+        <w:pStyle w:val="FirstParagraph"/>
+      </w:pPr>
+      <w:r>
+        <w:rPr>
+          <w:b/>
+          <w:bCs/>
+        </w:rPr>
+        <w:t xml:space="preserve">The time a cohort took over each selection was associated with a two-thirds reduction in estimated residual between-cohort variance in calibration slope.</w:t>
+      </w:r>
+      <w:r>
+        <w:t xml:space="preserve"> </w:t>
+      </w:r>
+      <w:r>
+        <w:t xml:space="preserve">Eight descriptors were recoverable for every cohort and entered one at a time as moderators in a random-effects meta-regression of the cohort slope, weighting each cohort by its own precision and standardising the descriptor so that the coefficient reads per between-cohort standard deviation, with p values corrected across the eight by the Holm procedure. All 18 cohorts were fitted for every descriptor and none was dropped. The strongest was the median interval between consecutive selections within a recording, which ran from 7.3 to 50.0 seconds across cohorts and is the archive’s only trace of the stopping rule, since a cohort that averaged more stimulus repetitions before committing to a character spent longer on each one: 0.406 per standard deviation (95% CI 0.181 to 0.632; t = 3.82, df = 16, p = 0.002, Holm p = 0.012), associated with a reduction in the between-cohort variance of the slope from tau squared = 0.187 to 0.063, a share of 66%, equivalently a residual between-cohort standard deviation of 0.25 against 0.43. The rank correlation agreed at rho = 0.72 (p &lt; 0.001, Holm p = 0.006), and on the log scale, which is the more natural form for a duration, the share was 71% (p &lt; 0.001). It is also the most stable result in this analysis: across the 18 leave-one-cohort-out refits its uncorrected p value never exceeded 0.010 and its share ran from 54% to 82%. Cohorts that spent longer per selection had steeper slopes. The reported effect of stimulus repetition is on accuracy rather than on the slope,[32,34,35] and the interval does not track cohort mean accuracy here (rho = 0.16, p = 0.52), so the direction is not read off that work. A mechanism is available, in that accumulated evidence grows with the square root of the number of repetitions, so a fixed difference in single-trial discriminability produces a larger difference in accumulated discriminability where repetitions are many, which would steepen the mapping from the score to accuracy. That argument is not tested here.</w:t>
+      </w:r>
+    </w:p>
+    <w:p>
+      <w:pPr>
+        <w:pStyle w:val="BodyText"/>
+      </w:pPr>
+      <w:r>
+        <w:rPr>
+          <w:b/>
+          <w:bCs/>
+        </w:rPr>
+        <w:t xml:space="preserve">No other descriptor was associated with a share distinguishable from zero, including both proxies for matrix size.</w:t>
+      </w:r>
+      <w:r>
+        <w:t xml:space="preserve"> </w:t>
+      </w:r>
+      <w:r>
+        <w:t xml:space="preserve">The archive records no matrix dimension, but the largest target index and the number of distinct characters copied bound the alphabet from below, and both were flat: 0.003 per standard deviation (p = 0.98) and -0.019 (p = 0.89), each leaving the residual between-cohort variance at or above its unmoderated value. The number of stimulus conditions was likewise flat (p = 0.84). Two descriptors had point estimates that were not negligible but were indistinguishable from zero once the eight tests were corrected for: the median number of selections per record at 12% (-0.215 per standard deviation, 95% CI -0.478 to 0.049, Holm p = 0.62) and the fraction of records at ceiling at 11% (0.289, 95% CI -0.022 to 0.599, Holm p = 0.47). The ceiling fraction is reported as a diagnostic rather than as a protocol difference, because it governs whether a cohort’s slope is identified at all, and mean accuracy and its between-record standard deviation are summaries of the same outcomes the slope is fitted to. Entered beside the selection interval, both of the non-negligible descriptors collapse while the interval holds: with the ceiling fraction the interval is 0.397 (p = 0.011) against 0.015 (p = 0.93), and with the median number of selections it is 0.404 (p = 0.009) against 0.001 (p = 0.99). Each is a weak proxy for the interval rather than the reverse. Entered all at once the joint tests are diluted by the null moderators and neither reaches significance, the five protocol descriptors together accounting for 43% of the between-cohort variance (F = 2.14 on 5 and 12 degrees of freedom, p = 0.13) and all eight for 7% (p = 0.43); the interval keeps its own coefficient in the five-descriptor fit at 0.389 (p = 0.028), and loses it among all eight (p = 0.24), where 8 moderators are fitted on 18 cohorts.</w:t>
+      </w:r>
+    </w:p>
+    <w:p>
+      <w:pPr>
+        <w:pStyle w:val="BodyText"/>
+      </w:pPr>
+      <w:r>
+        <w:rPr>
+          <w:b/>
+          <w:bCs/>
+        </w:rPr>
+        <w:t xml:space="preserve">The interval is not a fully exogenous descriptor, and the result should be read with that.</w:t>
+      </w:r>
+      <w:r>
+        <w:t xml:space="preserve"> </w:t>
+      </w:r>
+      <w:r>
+        <w:t xml:space="preserve">Where the stopping rule was data-dependent, a session in which evidence accrued quickly ended sooner, so part of the interval is a consequence of the recording rather than a setting fixed before it. Splitting the cohorts on whether their within-recording interval never varied separates the two cases: in the 8 cohorts with a fixed interval the coefficient was 0.350 per standard deviation with a share of 48% (p = 0.14), and in the 10 with a variable interval 0.243 with a share of 55% (p = 0.046). Neither subgroup has the power of the pooled fit and the agreement in sign is what the split supports. The interval is built entirely from selection timestamps and never uses whether a selection was correct, unlike three of the eight descriptors. The verdict does not depend on how the correction family is defined: the interval’s Holm p value is 0.008 within the five protocol descriptors, 0.012 within all eight, and 0.023 when the meta-regression and the rank correlation are pooled into one family of sixteen, while the ceiling fraction remains null under every definition, including 0.20 within the three outcome summaries alone. These are the same 18 cohort slopes that serve as the outcome in the preceding subsection, where cohort type was corrected separately.</w:t>
+      </w:r>
+    </w:p>
+    <w:bookmarkEnd w:id="44"/>
+    <w:bookmarkStart w:id="45" w:name="predictor-from-a-preceding-session"/>
+    <w:p>
+      <w:pPr>
+        <w:pStyle w:val="Heading3"/>
+      </w:pPr>
+      <w:r>
+        <w:t xml:space="preserve">Predictor From a Preceding Session</w:t>
+      </w:r>
+    </w:p>
+    <w:p>
+      <w:pPr>
+        <w:pStyle w:val="FirstParagraph"/>
+      </w:pPr>
+      <w:r>
+        <w:rPr>
+          <w:b/>
+          <w:bCs/>
+        </w:rPr>
+        <w:t xml:space="preserve">Using a calibration recording from a preceding session, rather than from the session being estimated, attenuated but did not remove the association.</w:t>
+      </w:r>
+      <w:r>
+        <w:t xml:space="preserve"> </w:t>
+      </w:r>
+      <w:r>
+        <w:t xml:space="preserve">Among 139 consecutive session pairs, the earlier session’s calibration score correlated with the later session’s accuracy at r = 0.513 (95% CI 0.379 to 0.626, p &lt; 0.001), against r = 0.728 (0.639 to 0.798) for the score recorded in the session being estimated.</w:t>
+      </w:r>
+    </w:p>
+    <w:bookmarkEnd w:id="45"/>
+    <w:bookmarkStart w:id="46" w:name="sensitivity-analyses"/>
+    <w:p>
+      <w:pPr>
+        <w:pStyle w:val="Heading3"/>
+      </w:pPr>
+      <w:r>
+        <w:t xml:space="preserve">Sensitivity Analyses</w:t>
+      </w:r>
+    </w:p>
+    <w:p>
+      <w:pPr>
+        <w:pStyle w:val="FirstParagraph"/>
+      </w:pPr>
+      <w:r>
+        <w:t xml:space="preserve">Results were similar when records with fewer than 10 eligible selections were excluded (mean absolute error 0.090, between-cohort standard deviation 0.477). Restricting to the 12 cohorts whose session accuracy varied by at least 0.10 raised the mean absolute error to 0.117 and the uncorrected calibration-slope standard deviation to 0.601, indicating that near-ceiling cohorts contributed low error for reasons unrelated to the predictor. Excluding records in which more than 20% of calibration epochs were rejected lowered the mean absolute error to 0.081 and the uncorrected calibration-slope standard deviation to 0.465, the only analysis in which transportability improved. Analysing the 14 cohorts without a documented ALS population gave a mean absolute error of 0.089 with a new-cohort interval of 0.029 to 0.274 and an uncorrected calibration-slope standard deviation of 0.663. These four analyses report the uncorrected spread rather than tau, because each is a re-run of the primary summary on retained data rather than a refitted meta-analysis.</w:t>
+      </w:r>
+    </w:p>
+    <w:p>
+      <w:pPr>
+        <w:pStyle w:val="BodyText"/>
+      </w:pPr>
+      <w:r>
+        <w:rPr>
+          <w:b/>
+          <w:bCs/>
+        </w:rPr>
+        <w:t xml:space="preserve">Withholding two cohorts at a time, so that development ran on 16 cohorts rather than 17, reproduced the primary result across all 153 splits (Table S4).</w:t>
+      </w:r>
+      <w:r>
+        <w:t xml:space="preserve"> </w:t>
+      </w:r>
+      <w:r>
+        <w:t xml:space="preserve">Mean absolute error was 0.0906 against 0.0905, its between-cohort standard deviation 0.4771 against 0.4771, and the uncorrected calibration-slope standard deviation 0.5599 against 0.5596; the three agree to three decimal places. Neither the estimation error nor the between-cohort spread depends on the larger development set, so the failure of the mapping to transport is not a consequence of how many cohorts it was fitted on, at least across this range.</w:t>
+      </w:r>
+    </w:p>
+    <w:p>
+      <w:pPr>
+        <w:pStyle w:val="BodyText"/>
+      </w:pPr>
+      <w:r>
+        <w:t xml:space="preserve">Every comparator predictor named in the Methods was run through the same withheld-cohort procedure (Table S6). The regularised linear discriminant computed from the identical features agreed with the primary score to within 0.007 on every summary column, including a between-cohort calibration-slope standard deviation of 0.562 against 0.560, so the result reflects how separable the calibration data are rather than the classifier family used to measure it. Calibration classification accuracy cost little in pooled error, 0.106 against 0.098, but doubled the calibration-slope spread to 1.104. The two amplitude contrasts did not separate outcomes in cohorts they were not developed on, at areas under the curve of 0.517 and 0.465, the second below chance. The exploratory model adding ALSFRS-R could be fitted only in the 3 cohorts and 138 records carrying an observed value, and against the primary score run on those same records it changed nothing, at a pooled error of 0.085 for both.</w:t>
+      </w:r>
+    </w:p>
+    <w:bookmarkEnd w:id="46"/>
+    <w:bookmarkEnd w:id="47"/>
+    <w:bookmarkStart w:id="50" w:name="discussion"/>
+    <w:p>
+      <w:pPr>
+        <w:pStyle w:val="Heading2"/>
+      </w:pPr>
+      <w:r>
+        <w:t xml:space="preserve">Discussion</w:t>
+      </w:r>
+    </w:p>
+    <w:p>
+      <w:pPr>
+        <w:pStyle w:val="FirstParagraph"/>
+      </w:pPr>
+      <w:r>
+        <w:t xml:space="preserve">Across 18 independent P300-speller cohorts, the discriminability of a classifier fitted to a session’s calibration block was related to that same session’s online spelling accuracy, with a positive point estimate in every cohort, at the level of individual participants as well as between cohorts, and when the calibration recording came from an earlier session. A fitted mapping from that score to an expected accuracy did not transport. The calibration intercept had a between-cohort standard deviation of tau = 0.87 (95% CI 0.60 to 1.51) and an interval for an unrepresented cohort running from -1.97 to 1.85 on the log-odds scale; the slope agreed, at tau = 0.43 (0.30 to 0.77) and a range of 0.185 to 2.185. In one cohort the score estimated accuracy less well than the development-mean benchmark, and in six less well than that cohort’s own mean. The association appeared in every cohort examined, though with widely varying magnitude; the numerical mapping between the score and expected accuracy did not.</w:t>
+      </w:r>
+    </w:p>
+    <w:p>
+      <w:pPr>
+        <w:pStyle w:val="BodyText"/>
+      </w:pPr>
+      <w:r>
+        <w:t xml:space="preserve">That distinction determines what a calibration score can be used for. Ranking sessions within a setting, which requires only that the association hold locally, is supported. Reporting an expected accuracy in a cohort where the mapping was not developed is not supported without local recalibration, because the interval for a cohort outside this archive spans 0.032 to 0.254 for estimation error and includes chance-level discrimination and negative skill.</w:t>
+      </w:r>
+    </w:p>
+    <w:p>
+      <w:pPr>
+        <w:pStyle w:val="BodyText"/>
+      </w:pPr>
+      <w:r>
+        <w:t xml:space="preserve">Mainsah and colleagues derived speller accuracy analytically from a calibration-derived detectability index and validated it within study.[15] The present analysis is the transportability counterpart to that work rather than a replacement for it: the relationship they described is reproduced here with a positive point estimate in every cohort, and what is added is the finding that the numerical mapping between the two quantities is cohort-specific. Earlier reports relating calibration measures to P300 performance in ALS[11,12] and to brain-computer interface performance more generally[10] are likewise consistent with the association reported here.</w:t>
+      </w:r>
+    </w:p>
+    <w:p>
+      <w:pPr>
+        <w:pStyle w:val="BodyText"/>
+      </w:pPr>
+      <w:r>
+        <w:t xml:space="preserve">Predictor precision differs between cohorts, because the number of calibration files, surviving epochs and cross-validation folds differ. The median number of calibration files per session ranges from 3 to 15 across cohorts, the median number of surviving calibration epochs from 1,479 to 12,910, and the standard error of the score itself from 0.008 to 0.031, a fourfold spread. Measurement error in a predictor attenuates a fitted slope, so some of the between-cohort variation in calibration is attributable to how precisely the score itself was estimated rather than to a difference in the underlying relationship. The three cohorts with the lowest calibration slopes, StudyH at 0.185, StudyJ at 0.326 and StudyK at 0.480, are also the three whose score was least precisely estimated, at standard errors of 0.031, 0.023 and 0.026 against a median of 0.013. Three cohorts cannot separate that mechanism from chance, and it is not a competing explanation that collecting more cohorts would address, so it was quantified directly instead (supplement, S9). Each cohort’s reliability ratio, the share of the observed between-session variance in its calibration score that is signal rather than measurement error, ran from 0.848 to 0.992 with a median of 0.976, and 16 of the 18 cohorts were at or above 0.95. Correcting every cohort’s slope for attenuation by its own reliability moved the between-cohort standard deviation from tau = 0.432 to 0.422 and I-squared from 79.1 to 77.2, and widened rather than narrowed the observed slope range of 0.185 to 2.185, to 0.218 to 2.292. Because that correction rests on a standard error that assumes independent calibration epochs, and the epochs are not independent, it was repeated with the assumed error variance inflated to 6.5 times that value, just short of the point at which one cohort’s reliability would stop being identified; I-squared was still 66.9 and the Q test still gave p = 2.6 x 10^-5. Measurement error in the predictor is therefore a real but minor part of the between-cohort spread and does not account for the failure of the mapping to transport.</w:t>
+      </w:r>
+    </w:p>
+    <w:p>
+      <w:pPr>
+        <w:pStyle w:val="BodyText"/>
+      </w:pPr>
+      <w:r>
+        <w:t xml:space="preserve">Part of that variation is attributable to a protocol difference rather than to the cohorts themselves: the time each cohort took over a selection, the archive’s only trace of the stopping rule, was associated with the two-thirds reduction in residual between-cohort variance reported above (Results, Protocol Descriptors as Moderators). That association does not restore transportability - a mapping whose slope depends on the stopping rule still cannot be carried to a site whose stopping rule is unknown - but it does change how the residual spread should be read: it is not an irreducible property of the population, and a site that reports its stopping rule alongside a calibration score would remove a substantial share of the uncertainty in a transported estimate.</w:t>
+      </w:r>
+    </w:p>
+    <w:p>
+      <w:pPr>
+        <w:pStyle w:val="BodyText"/>
+      </w:pPr>
+      <w:r>
+        <w:t xml:space="preserve">The 18 development folds that produced these estimates are themselves stable. Their intercept and slope coefficients, tabulated in full in the supplement (Table S9), vary by a coefficient of variation of 2.5% and 3.3% respectively across folds, against 49.4% for the held-out cohort-specific validated slopes in Table 2. The between-cohort spread this paper reports therefore reflects how each fold’s mapping performs in the cohort withheld from it, not instability in what each fold fits, evidence against development-fit noise as an alternative explanation for the heterogeneity.</w:t>
+      </w:r>
+    </w:p>
+    <w:p>
+      <w:pPr>
+        <w:pStyle w:val="BodyText"/>
+      </w:pPr>
+      <w:r>
+        <w:t xml:space="preserve">The comparison between the four ALS cohorts and the full archive is itself a result. Analysed alone, the ALS cohorts gave a calibration slope of 0.985 with an uncorrected between-cohort standard deviation of 0.223 and a favourable Brier skill of 0.303. Analysed alongside 14 further cohorts, the uncorrected standard deviation of the slope was 0.560 and Brier skill fell to 0.110. Four cohorts were not merely too few to estimate the spread; they happened to be homogeneous and favourable, and the resulting picture was optimistic in a direction that only became visible with more cohorts. Evaluating a brain-computer interface mapping on a small number of withheld cohorts should be expected to understate how much performance will vary elsewhere.</w:t>
+      </w:r>
+    </w:p>
+    <w:p>
+      <w:pPr>
+        <w:pStyle w:val="BodyText"/>
+      </w:pPr>
+      <w:r>
+        <w:t xml:space="preserve">One analysis improved transportability. Excluding records in which more than 20% of calibration epochs exceeded the artifact threshold reduced estimation error from 0.090 to 0.081 and reduced the uncorrected between-cohort standard deviation of the calibration slope from 0.560 to 0.465. Screening calibration data quality before relying on a calibration-derived estimate is therefore a concrete step, and it is available at no cost because the rejection fraction is computed while the score is computed.</w:t>
+      </w:r>
+    </w:p>
+    <w:p>
+      <w:pPr>
+        <w:pStyle w:val="BodyText"/>
+      </w:pPr>
+      <w:r>
+        <w:t xml:space="preserve">A mapping developed entirely without ALS data estimated accuracy in the ALS cohorts with a mean absolute error of 0.108, against 0.104 when other ALS cohorts were available. The relationship is not specific to the clinical population in the sense of being absent elsewhere. Whether it is population-dependent in a different sense is not resolved here. The calibration slope averaged higher in the four ALS cohorts than in the other 14, which would be one mechanism by which a single fitted mapping mis-calibrates, but with the cohort as the unit of analysis that difference is imprecise, the three tests of it fall on either side of the conventional threshold, a single cohort moves it, and cohort type cannot be separated from the paradigm, hardware and stopping rule that differ alongside it.</w:t>
+      </w:r>
+    </w:p>
+    <w:bookmarkStart w:id="48" w:name="study-limitations"/>
+    <w:p>
+      <w:pPr>
+        <w:pStyle w:val="Heading3"/>
+      </w:pPr>
+      <w:r>
+        <w:t xml:space="preserve">Study Limitations</w:t>
+      </w:r>
+    </w:p>
+    <w:p>
+      <w:pPr>
+        <w:pStyle w:val="FirstParagraph"/>
+      </w:pPr>
+      <w:r>
+        <w:t xml:space="preserve">First, calibration and online blocks come from the same recording session throughout. Every timestamp in the archive is de-identified, so temporal precedence within a session cannot be verified from the data, and the separation enforced here is between protocol phases rather than demonstrated ordering. The analysis using a preceding session’s calibration recording is the closest available approximation and shows an attenuated association.</w:t>
+      </w:r>
+    </w:p>
+    <w:p>
+      <w:pPr>
+        <w:pStyle w:val="BodyText"/>
+      </w:pPr>
+      <w:r>
+        <w:t xml:space="preserve">Second, the predictor is not the decoder that produced the outcome. It is the out-of-fold discriminability of a classifier fitted here on each session’s calibration recordings, whereas the online selections were produced by a decoder fitted during the original experiment, described in the source-study publications as a linear classifier trained on that session’s calibration data and, in several cohorts, coupled to a dynamic stopping or adaptive stimulus-selection rule.[32,33] The archive names no online classifier for any source study and withholds the BCI2000 parameter files, so the deployed decoder cannot be reconstructed and the two cannot be compared directly. Both are fitted on the same recordings, so the quantity evaluated is the learnability of that session’s calibration data, measured against the online accuracy recorded in the same session, rather than an independent physiological marker of user aptitude.</w:t>
+      </w:r>
+    </w:p>
+    <w:p>
+      <w:pPr>
+        <w:pStyle w:val="BodyText"/>
+      </w:pPr>
+      <w:r>
+        <w:t xml:space="preserve">Third, the cohorts differ in speller matrix, stimulus paradigm, electrode type, and stopping rule, and paradigm is largely nested within source study, so withholding a cohort also withholds its paradigms. Cohort and paradigm effects cannot be separated in this design. Stimulus presentation and stopping rule are known to change speller accuracy substantially,[32,34,35] so some of the between-cohort variability reported here is attributable to protocol rather than to population. The archive records none of these rules as fields, but two of them leave a recoverable trace that was tested here: the time taken per selection, the signature of the stopping rule (Results, Protocol Descriptors as Moderators), and the range of target indices, which bounds the speller alphabet from below and was not associated with a share distinguishable from zero. What remains untestable is the stopping algorithm and the thresholds it used, the matrix dimensions and layout, and the online decision procedure, so the protocol explanation is now partly quantified rather than either excluded or merely acknowledged.</w:t>
+      </w:r>
+    </w:p>
+    <w:p>
+      <w:pPr>
+        <w:pStyle w:val="BodyText"/>
+      </w:pPr>
+      <w:r>
+        <w:t xml:space="preserve">Fourth, 30.9% of records were at 100% accuracy and three cohorts were near ceiling, where there is little variation to estimate. The sensitivity analysis restricted to cohorts with meaningful outcome variance gave a higher estimation error, so the primary estimate is favourably influenced by cohorts in which the task was easy.</w:t>
+      </w:r>
+    </w:p>
+    <w:p>
+      <w:pPr>
+        <w:pStyle w:val="BodyText"/>
+      </w:pPr>
+      <w:r>
+        <w:t xml:space="preserve">Fifth, the outcome is character-level selection accuracy reconstructed from archived event traces. It is an operational endpoint and not communication effectiveness, quality of life, or any clinical outcome, and it does not capture communication rate, for which accuracy alone is known to be an incomplete summary.[36] Sixth, these are legacy protocols, and the analysis does not establish performance with contemporary assistive-communication workflows. Seventh, the archive documentation identifies an ALS population for four cohorts only; the remaining cohorts are described as other cohorts because the documentation does not support a positive characterisation, and no participant-level clinical characteristics were available for the cohort description.</w:t>
+      </w:r>
+    </w:p>
+    <w:p>
+      <w:pPr>
+        <w:pStyle w:val="BodyText"/>
+      </w:pPr>
+      <w:r>
+        <w:t xml:space="preserve">Eighth, the comparison of calibration slope between cohort types carries two further limitations of its own. Each cohort’s slope comes from a model developed on the other 17 cohorts, 14 of which carry no documented ALS population, so part of the higher slope in the ALS cohorts could reflect the composition of the development set rather than the population. Those 18 slopes also share most of their development data with one another, which correlates them positively, so all three tests report standard errors that are somewhat optimistic. Neither can be addressed at this number of cohorts, and both are reasons to treat the comparison as a question for a future design rather than an answer from this one.</w:t>
+      </w:r>
+    </w:p>
+    <w:p>
+      <w:pPr>
+        <w:pStyle w:val="BodyText"/>
+      </w:pPr>
+      <w:r>
+        <w:t xml:space="preserve">Ninth, the 18 held-out estimates are not fully independent: each development fold shares 16 of the other 17 cohorts with every other fold, so the between-cohort variance estimator sees correlated inputs rather than 18 independent draws. The fold-coefficient stability reported above bounds how much this can be inflating the observed spread, coefficients that varied widely across folds despite that shared training data would themselves be evidence of fold-to-fold instability, and they do not, but it does not remove the correlation itself, which a joint bootstrap of the full leave-one-study-out pipeline would be needed to fully characterise.</w:t>
+      </w:r>
+    </w:p>
+    <w:p>
+      <w:pPr>
+        <w:pStyle w:val="BodyText"/>
+      </w:pPr>
+      <w:r>
+        <w:t xml:space="preserve">Tenth, the between-cohort variance is itself estimated with limited precision. Eighteen cohorts, of 5 to 24 participants each, leave the interval for tau wide on both parameters, and a cluster-robust variance at those cluster counts is downward-biased, which inflates tau and I-squared in the direction that favours the conclusion drawn here. The conclusion was therefore checked against that bias rather than assumed to survive it: it holds at the lower confidence limit of tau for both parameters, and the intercept’s prediction interval remains wide when every within-cohort variance is inflated fivefold. What cannot be settled at this number of cohorts is the size of the heterogeneity, only that a single fitted mapping does not describe these cohorts. It was also checked against a participant-cluster bootstrap that makes no asymptotic assumption at all: re-estimating each cohort’s intercept and slope standard error from 2,000 cluster-resampled refits identified 17 of the 18 cohorts, StudyS1’s resamples having fallen onto the separation boundary too often to leave an identified estimate, and gave tau = 0.37 for the slope and tau = 0.77 for the intercept, against 0.43 and 0.87 under the clustered sandwich. Those bootstrap tau values are smaller rather than larger, so this particular check does not itself confirm that the clustered sandwich was inflating tau. The bootstrap’s own 95% interval for an unrepresented cohort runs from 0.197 to 1.861 for the slope and from -1.739 to 1.677 for the intercept, narrower than but consistent in span with the clustered-sandwich intervals already reported above, so the conclusion holds under this correction as well.</w:t>
+      </w:r>
+    </w:p>
+    <w:bookmarkEnd w:id="48"/>
+    <w:bookmarkStart w:id="49" w:name="conclusion"/>
+    <w:p>
+      <w:pPr>
+        <w:pStyle w:val="Heading3"/>
+      </w:pPr>
+      <w:r>
+        <w:t xml:space="preserve">Conclusion</w:t>
+      </w:r>
+    </w:p>
+    <w:p>
+      <w:pPr>
+        <w:pStyle w:val="FirstParagraph"/>
+      </w:pPr>
+      <w:r>
+        <w:t xml:space="preserve">In 18 independent P300-speller cohorts, calibration-derived decoder discriminability was related to online spelling accuracy in the corresponding session, with a positive point estimate in every cohort and at the level of individual participants, but the fitted mapping between the two did not transport: the calibration intercept spanned mappings that badly understate and badly overstate accuracy, the slope varied more than tenfold, and a cohort outside the archive cannot be promised discrimination above chance or skill above zero. A calibration score may support ranking sessions within a setting and may support a data-quality screen, and it should not be used to report an expected accuracy in a cohort where the mapping was not developed without local recalibration. Prospective evaluation would need to predefine the recalibration procedure and measure user-centred communication outcomes rather than character accuracy alone.</w:t>
+      </w:r>
+    </w:p>
+    <w:bookmarkEnd w:id="49"/>
+    <w:bookmarkEnd w:id="50"/>
+    <w:bookmarkStart w:id="51" w:name="data-and-code-availability"/>
+    <w:p>
+      <w:pPr>
+        <w:pStyle w:val="Heading2"/>
+      </w:pPr>
+      <w:r>
+        <w:t xml:space="preserve">Data and Code Availability</w:t>
+      </w:r>
+    </w:p>
+    <w:p>
+      <w:pPr>
+        <w:pStyle w:val="FirstParagraph"/>
+      </w:pPr>
+      <w:r>
+        <w:t xml:space="preserve">BigP3BCI version 1.0.0 is publicly available (doi:10.13026/0byy-ry86). Analysis code and frozen outputs are available at https://github.com/Alon-Gorenshtein/study_bigp3_als_calibration. The archive is not redistributed.</w:t>
+      </w:r>
+    </w:p>
     <w:bookmarkEnd w:id="51"/>
-    <w:bookmarkStart w:id="52" w:name="data-and-code-availability"/>
-    <w:p>
-      <w:pPr>
-        <w:pStyle w:val="Heading2"/>
-      </w:pPr>
-      <w:r>
-        <w:t xml:space="preserve">Data and Code Availability</w:t>
-      </w:r>
-    </w:p>
-    <w:p>
-      <w:pPr>
-        <w:pStyle w:val="FirstParagraph"/>
-      </w:pPr>
-      <w:r>
-        <w:t xml:space="preserve">BigP3BCI version 1.0.0 is publicly available (doi:10.13026/0byy-ry86). Analysis code and frozen outputs are available at https://github.com/Alon-Gorenshtein/study_bigp3_als_calibration. The archive is not redistributed.</w:t>
-      </w:r>
-    </w:p>
-    <w:bookmarkEnd w:id="52"/>
-    <w:bookmarkStart w:id="53" w:name="references"/>
+    <w:bookmarkStart w:id="52" w:name="references"/>
     <w:p>
       <w:pPr>
         <w:pStyle w:val="Heading2"/>
@@ -6051,8 +6041,8 @@
         <w:t xml:space="preserve">. 2013;8(10):e78432. doi:10.1371/journal.pone.0078432</w:t>
       </w:r>
     </w:p>
+    <w:bookmarkEnd w:id="52"/>
     <w:bookmarkEnd w:id="53"/>
-    <w:bookmarkEnd w:id="54"/>
     <w:sectPr>
       <w:footnotePr>
         <w:numRestart w:val="eachSect"/>

--- a/build_expanded/manuscript.docx
+++ b/build_expanded/manuscript.docx
@@ -295,7 +295,7 @@
         <w:pStyle w:val="FirstParagraph"/>
       </w:pPr>
       <w:r>
-        <w:t xml:space="preserve">Retrospective secondary analysis of BigP3BCI 1.0.0. Of 20 source studies, 18 yielded eligible online outcomes: 271 participants, 739 session-condition records, 19,611 character selections. The four documented amyotrophic lateral sclerosis (ALS) cohorts were the originally targeted primary subgroup. The predictor was calibration-derived decoder discriminability, the cross-validated discriminability of a classifier fitted to calibration epochs only. One source study at a time was withheld from development. Between-cohort variation was summarised by the random-effects standard deviation tau, with participant-clustered standard errors.</w:t>
+        <w:t xml:space="preserve">Retrospective secondary analysis of BigP3BCI 1.0.0. Of 20 source studies, 18 yielded eligible online outcomes: 271 participants, 739 session-condition records, 19,611 character selections. The four documented amyotrophic lateral sclerosis (ALS) cohorts were the originally planned subgroup, before widening to every source study with an eligible online outcome. The predictor was calibration-derived decoder discriminability, the cross-validated discriminability of a classifier fitted to calibration epochs only. One source study at a time was withheld from development. Between-cohort variation was summarised by the random-effects standard deviation tau, with participant-clustered standard errors.</w:t>
       </w:r>
     </w:p>
     <w:bookmarkEnd w:id="10"/>
@@ -382,7 +382,7 @@
         <w:pStyle w:val="BodyText"/>
       </w:pPr>
       <w:r>
-        <w:t xml:space="preserve">We evaluated whether a calibration-derived score estimates online session accuracy in the corresponding P300-speller session, in cohorts withheld from model development, across every source study in a public archive that yields eligible online outcomes. The score used here is the cross-validated discriminability of a classifier fitted to a session’s calibration epochs, referred to throughout as calibration-derived decoder discriminability to keep it distinct from a physiological marker of user aptitude. The documented ALS cohorts were the originally targeted primary subgroup. Because the archive also contains cohorts without a documented ALS population, we further asked whether a mapping developed without any ALS data transports to the ALS cohorts, and whether the calibration-to-accuracy relationship itself differs between cohort types.</w:t>
+        <w:t xml:space="preserve">We evaluated whether a calibration-derived score estimates online session accuracy in the corresponding P300-speller session, in cohorts withheld from model development, across every source study in a public archive that yields eligible online outcomes. The score used here is the cross-validated discriminability of a classifier fitted to a session’s calibration epochs, referred to throughout as calibration-derived decoder discriminability to keep it distinct from a physiological marker of user aptitude. The documented ALS cohorts were the originally planned subgroup, before the design widened to every source study with an eligible online outcome. Because the archive also contains cohorts without a documented ALS population, we further asked whether a mapping developed without any ALS data transports to the ALS cohorts, and whether the calibration-to-accuracy relationship itself differs between cohort types.</w:t>
       </w:r>
     </w:p>
     <w:bookmarkEnd w:id="14"/>
@@ -417,7 +417,7 @@
         <w:pStyle w:val="BodyText"/>
       </w:pPr>
       <w:r>
-        <w:t xml:space="preserve">No analysis plan was registered. The four documented ALS cohorts were fixed as the primary subgroup in the project documentation before the design was widened beyond them. The sensitivity and comparator analyses were listed in the Methods before either was run on the widened cohort, but after the primary widened analysis had been fitted, so neither is prespecified in the sense that a registered plan would establish; the protocol-descriptor moderator analysis was added later still, and is exploratory for that reason as well as for the reasons given below. The commit history of the analysis repository records these dates.</w:t>
+        <w:t xml:space="preserve">No analysis plan was registered. The four documented ALS cohorts were fixed as the originally planned subgroup in the project documentation before the design was widened beyond them. The sensitivity and comparator analyses were listed in the Methods before either was run on the widened cohort, but after the primary widened analysis had been fitted, so neither is prespecified in the sense that a registered plan would establish; the protocol-descriptor moderator analysis was added later still, and is exploratory for that reason as well as for the reasons given below. The commit history of the analysis repository records these dates.</w:t>
       </w:r>
     </w:p>
     <w:p>
@@ -468,7 +468,7 @@
         <w:pStyle w:val="BodyText"/>
       </w:pPr>
       <w:r>
-        <w:t xml:space="preserve">The archive documentation identifies an ALS study population for four source studies. These were the originally targeted primary subgroup, fixed before the design was widened beyond them. The remaining cohorts carry no documented ALS population and are described here as other cohorts rather than as healthy or control cohorts, because the documentation does not support a positive characterisation.</w:t>
+        <w:t xml:space="preserve">The archive documentation identifies an ALS study population for four source studies (Study Design and Reporting, above). The remaining cohorts carry no documented ALS population and are described here as other cohorts rather than as healthy or control cohorts, because the documentation does not support a positive characterisation.</w:t>
       </w:r>
     </w:p>
     <w:bookmarkEnd w:id="16"/>
@@ -4730,7 +4730,7 @@
         <w:t xml:space="preserve"> </w:t>
       </w:r>
       <w:r>
-        <w:t xml:space="preserve">Within the originally targeted primary subgroup the mean absolute error was 0.091 (95% CI 0.076 to 0.108), Brier skill 0.303 (95% CI 0.184 to 0.424), area under the curve 0.831 (95% CI 0.768 to 0.869), calibration intercept 0.025 (95% CI -0.240 to 0.341), and slope 0.985 (95% CI 0.786 to 1.188). The uncorrected between-cohort standard deviation of the calibration slope was 0.223 within this subgroup against 0.560 across all contributing cohorts. Four cohorts are too few to estimate tau usefully, so the uncorrected spread is used on both sides of that comparison.</w:t>
+        <w:t xml:space="preserve">Within the originally planned subgroup the mean absolute error was 0.091 (95% CI 0.076 to 0.108), Brier skill 0.303 (95% CI 0.184 to 0.424), area under the curve 0.831 (95% CI 0.768 to 0.869), calibration intercept 0.025 (95% CI -0.240 to 0.341), and slope 0.985 (95% CI 0.786 to 1.188). The uncorrected between-cohort standard deviation of the calibration slope was 0.223 within this subgroup against 0.560 across all contributing cohorts. Four cohorts are too few to estimate tau usefully, so the uncorrected spread is used on both sides of that comparison.</w:t>
       </w:r>
     </w:p>
     <w:bookmarkEnd w:id="41"/>
@@ -4848,35 +4848,7 @@
         <w:pStyle w:val="BodyText"/>
       </w:pPr>
       <w:r>
-        <w:rPr>
-          <w:b/>
-          <w:bCs/>
-        </w:rPr>
-        <w:t xml:space="preserve">No other descriptor was associated with a share distinguishable from zero, including both proxies for matrix size.</w:t>
-      </w:r>
-      <w:r>
-        <w:t xml:space="preserve"> </w:t>
-      </w:r>
-      <w:r>
-        <w:t xml:space="preserve">The archive records no matrix dimension, but the largest target index and the number of distinct characters copied bound the alphabet from below, and both were flat: 0.003 per standard deviation (p = 0.98) and -0.019 (p = 0.89), each leaving the residual between-cohort variance at or above its unmoderated value. The number of stimulus conditions was likewise flat (p = 0.84). Two descriptors had point estimates that were not negligible but were indistinguishable from zero once the eight tests were corrected for: the median number of selections per record at 12% (-0.215 per standard deviation, 95% CI -0.478 to 0.049, Holm p = 0.62) and the fraction of records at ceiling at 11% (0.289, 95% CI -0.022 to 0.599, Holm p = 0.47). The ceiling fraction is reported as a diagnostic rather than as a protocol difference, because it governs whether a cohort’s slope is identified at all, and mean accuracy and its between-record standard deviation are summaries of the same outcomes the slope is fitted to. Entered beside the selection interval, both of the non-negligible descriptors collapse while the interval holds: with the ceiling fraction the interval is 0.397 (p = 0.011) against 0.015 (p = 0.93), and with the median number of selections it is 0.404 (p = 0.009) against 0.001 (p = 0.99). Each is a weak proxy for the interval rather than the reverse. Entered all at once the joint tests are diluted by the null moderators and neither reaches significance, the five protocol descriptors together accounting for 43% of the between-cohort variance (F = 2.14 on 5 and 12 degrees of freedom, p = 0.13) and all eight for 7% (p = 0.43); the interval keeps its own coefficient in the five-descriptor fit at 0.389 (p = 0.028), and loses it among all eight (p = 0.24), where 8 moderators are fitted on 18 cohorts.</w:t>
-      </w:r>
-    </w:p>
-    <w:p>
-      <w:pPr>
-        <w:pStyle w:val="BodyText"/>
-      </w:pPr>
-      <w:r>
-        <w:rPr>
-          <w:b/>
-          <w:bCs/>
-        </w:rPr>
-        <w:t xml:space="preserve">The interval is not a fully exogenous descriptor, and the result should be read with that.</w:t>
-      </w:r>
-      <w:r>
-        <w:t xml:space="preserve"> </w:t>
-      </w:r>
-      <w:r>
-        <w:t xml:space="preserve">Where the stopping rule was data-dependent, a session in which evidence accrued quickly ended sooner, so part of the interval is a consequence of the recording rather than a setting fixed before it. Splitting the cohorts on whether their within-recording interval never varied separates the two cases: in the 8 cohorts with a fixed interval the coefficient was 0.350 per standard deviation with a share of 48% (p = 0.14), and in the 10 with a variable interval 0.243 with a share of 55% (p = 0.046). Neither subgroup has the power of the pooled fit and the agreement in sign is what the split supports. The interval is built entirely from selection timestamps and never uses whether a selection was correct, unlike three of the eight descriptors. The verdict does not depend on how the correction family is defined: the interval’s Holm p value is 0.008 within the five protocol descriptors, 0.012 within all eight, and 0.023 when the meta-regression and the rank correlation are pooled into one family of sixteen, while the ceiling fraction remains null under every definition, including 0.20 within the three outcome summaries alone. These are the same 18 cohort slopes that serve as the outcome in the preceding subsection, where cohort type was corrected separately.</w:t>
+        <w:t xml:space="preserve">No other descriptor was associated with a share of the between-cohort variance distinguishable from zero, including both available proxies for matrix size (supplement, S6). The result was also checked for robustness to how the stopping rule’s descriptor was defined, to whether it is partly a consequence of the recording rather than a fixed protocol setting, and to how the multiple-comparison correction was applied across the eight descriptors tested; all three checks left the result materially unchanged (supplement, S6).</w:t>
       </w:r>
     </w:p>
     <w:bookmarkEnd w:id="44"/>
@@ -4922,33 +4894,7 @@
         <w:pStyle w:val="FirstParagraph"/>
       </w:pPr>
       <w:r>
-        <w:t xml:space="preserve">Results were similar when records with fewer than 10 eligible selections were excluded (mean absolute error 0.090, between-cohort standard deviation 0.477). Restricting to the 12 cohorts whose session accuracy varied by at least 0.10 raised the mean absolute error to 0.117 and the uncorrected calibration-slope standard deviation to 0.601, indicating that near-ceiling cohorts contributed low error for reasons unrelated to the predictor. Excluding records in which more than 20% of calibration epochs were rejected lowered the mean absolute error to 0.081 and the uncorrected calibration-slope standard deviation to 0.465, the only analysis in which transportability improved. Analysing the 14 cohorts without a documented ALS population gave a mean absolute error of 0.089 with a new-cohort interval of 0.029 to 0.274 and an uncorrected calibration-slope standard deviation of 0.663. These four analyses report the uncorrected spread rather than tau, because each is a re-run of the primary summary on retained data rather than a refitted meta-analysis.</w:t>
-      </w:r>
-    </w:p>
-    <w:p>
-      <w:pPr>
-        <w:pStyle w:val="BodyText"/>
-      </w:pPr>
-      <w:r>
-        <w:rPr>
-          <w:b/>
-          <w:bCs/>
-        </w:rPr>
-        <w:t xml:space="preserve">Withholding two cohorts at a time, so that development ran on 16 cohorts rather than 17, reproduced the primary result across all 153 splits (Table S4).</w:t>
-      </w:r>
-      <w:r>
-        <w:t xml:space="preserve"> </w:t>
-      </w:r>
-      <w:r>
-        <w:t xml:space="preserve">Mean absolute error was 0.0906 against 0.0905, its between-cohort standard deviation 0.4771 against 0.4771, and the uncorrected calibration-slope standard deviation 0.5599 against 0.5596; the three agree to three decimal places. Neither the estimation error nor the between-cohort spread depends on the larger development set, so the failure of the mapping to transport is not a consequence of how many cohorts it was fitted on, at least across this range.</w:t>
-      </w:r>
-    </w:p>
-    <w:p>
-      <w:pPr>
-        <w:pStyle w:val="BodyText"/>
-      </w:pPr>
-      <w:r>
-        <w:t xml:space="preserve">Every comparator predictor named in the Methods was run through the same withheld-cohort procedure (Table S6). The regularised linear discriminant computed from the identical features agreed with the primary score to within 0.007 on every summary column, including a between-cohort calibration-slope standard deviation of 0.562 against 0.560, so the result reflects how separable the calibration data are rather than the classifier family used to measure it. Calibration classification accuracy cost little in pooled error, 0.106 against 0.098, but doubled the calibration-slope spread to 1.104. The two amplitude contrasts did not separate outcomes in cohorts they were not developed on, at areas under the curve of 0.517 and 0.465, the second below chance. The exploratory model adding ALSFRS-R could be fitted only in the 3 cohorts and 138 records carrying an observed value, and against the primary score run on those same records it changed nothing, at a pooled error of 0.085 for both.</w:t>
+        <w:t xml:space="preserve">Results were consistent under four further checks: excluding low-count records, restricting to cohorts with meaningful accuracy variation, excluding records with heavy calibration-epoch rejection, and analysing only the non-ALS cohorts (Table S4). Withholding two cohorts at a time, so development ran on 16 rather than 17 cohorts, reproduced the primary result across all 153 splits (Table S4). Every comparator predictor named in the Methods was run through the same procedure and is reported in full in Table S6; the regularised linear discriminant computed from the identical features agreed with the primary score to within 0.007 on every summary column, so the transportability result reflects how separable the calibration data are rather than the classifier family used to measure it.</w:t>
       </w:r>
     </w:p>
     <w:bookmarkEnd w:id="46"/>
@@ -4991,7 +4937,7 @@
         <w:pStyle w:val="BodyText"/>
       </w:pPr>
       <w:r>
-        <w:t xml:space="preserve">Predictor precision differs between cohorts, because the number of calibration files, surviving epochs and cross-validation folds differ. The median number of calibration files per session ranges from 3 to 15 across cohorts, the median number of surviving calibration epochs from 1,479 to 12,910, and the standard error of the score itself from 0.008 to 0.031, a fourfold spread. Measurement error in a predictor attenuates a fitted slope, so some of the between-cohort variation in calibration is attributable to how precisely the score itself was estimated rather than to a difference in the underlying relationship. The three cohorts with the lowest calibration slopes, StudyH at 0.185, StudyJ at 0.326 and StudyK at 0.480, are also the three whose score was least precisely estimated, at standard errors of 0.031, 0.023 and 0.026 against a median of 0.013. Three cohorts cannot separate that mechanism from chance, and it is not a competing explanation that collecting more cohorts would address, so it was quantified directly instead (supplement, S9). Each cohort’s reliability ratio, the share of the observed between-session variance in its calibration score that is signal rather than measurement error, ran from 0.848 to 0.992 with a median of 0.976, and 16 of the 18 cohorts were at or above 0.95. Correcting every cohort’s slope for attenuation by its own reliability moved the between-cohort standard deviation from tau = 0.432 to 0.422 and I-squared from 79.1 to 77.2, and widened rather than narrowed the observed slope range of 0.185 to 2.185, to 0.218 to 2.292. Because that correction rests on a standard error that assumes independent calibration epochs, and the epochs are not independent, it was repeated with the assumed error variance inflated to 6.5 times that value, just short of the point at which one cohort’s reliability would stop being identified; I-squared was still 66.9 and the Q test still gave p = 2.6 x 10^-5. Measurement error in the predictor is therefore a real but minor part of the between-cohort spread and does not account for the failure of the mapping to transport.</w:t>
+        <w:t xml:space="preserve">Predictor precision differs between cohorts: the number of calibration files, surviving epochs and cross-validation folds differ, and the score’s standard error ranges from 0.008 to 0.031, a fourfold spread. Measurement error in a predictor attenuates a fitted slope, so some between-cohort spread in calibration could reflect precision rather than a true difference in the relationship. Correcting each cohort’s slope for its own reliability, which ran from 0.848 to 0.992, moved the between-cohort standard deviation only from tau = 0.432 to 0.422, surviving a stress test that inflated the assumed measurement-error variance up to the point of losing identifiability (supplement, S9). Measurement error in the predictor is therefore real but minor, and does not explain the mapping’s failure to transport.</w:t>
       </w:r>
     </w:p>
     <w:p>
@@ -5015,7 +4961,7 @@
         <w:pStyle w:val="BodyText"/>
       </w:pPr>
       <w:r>
-        <w:t xml:space="preserve">The comparison between the four ALS cohorts and the full archive is itself a result. Analysed alone, the ALS cohorts gave a calibration slope of 0.985 with an uncorrected between-cohort standard deviation of 0.223 and a favourable Brier skill of 0.303. Analysed alongside 14 further cohorts, the uncorrected standard deviation of the slope was 0.560 and Brier skill fell to 0.110. Four cohorts were not merely too few to estimate the spread; they happened to be homogeneous and favourable, and the resulting picture was optimistic in a direction that only became visible with more cohorts. Evaluating a brain-computer interface mapping on a small number of withheld cohorts should be expected to understate how much performance will vary elsewhere.</w:t>
+        <w:t xml:space="preserve">The four ALS cohorts alone gave a more favourable and more homogeneous picture than the full archive (Results, Amyotrophic Lateral Sclerosis Subgroup); evaluating a mapping on a small number of withheld cohorts should be expected to understate how much performance varies elsewhere.</w:t>
       </w:r>
     </w:p>
     <w:p>
@@ -5104,7 +5050,7 @@
         <w:pStyle w:val="BodyText"/>
       </w:pPr>
       <w:r>
-        <w:t xml:space="preserve">Tenth, the between-cohort variance is itself estimated with limited precision. Eighteen cohorts, of 5 to 24 participants each, leave the interval for tau wide on both parameters, and a cluster-robust variance at those cluster counts is downward-biased, which inflates tau and I-squared in the direction that favours the conclusion drawn here. The conclusion was therefore checked against that bias rather than assumed to survive it: it holds at the lower confidence limit of tau for both parameters, and the intercept’s prediction interval remains wide when every within-cohort variance is inflated fivefold. What cannot be settled at this number of cohorts is the size of the heterogeneity, only that a single fitted mapping does not describe these cohorts. It was also checked against a participant-cluster bootstrap that makes no asymptotic assumption at all: re-estimating each cohort’s intercept and slope standard error from 2,000 cluster-resampled refits identified 17 of the 18 cohorts, StudyS1’s resamples having fallen onto the separation boundary too often to leave an identified estimate, and gave tau = 0.37 for the slope and tau = 0.77 for the intercept, against 0.43 and 0.87 under the clustered sandwich. Those bootstrap tau values are smaller rather than larger, so this particular check does not itself confirm that the clustered sandwich was inflating tau. The bootstrap’s own 95% interval for an unrepresented cohort runs from 0.197 to 1.861 for the slope and from -1.739 to 1.677 for the intercept, narrower than but consistent in span with the clustered-sandwich intervals already reported above, so the conclusion holds under this correction as well.</w:t>
+        <w:t xml:space="preserve">Tenth, the between-cohort variance is itself estimated with limited precision: eighteen cohorts of 5 to 24 participants leave tau imprecise, and a cluster-robust variance at these cluster counts is downward-biased, inflating tau and I-squared in the direction that favours the conclusion. The conclusion holds at tau’s lower confidence limit, with within-cohort variances inflated fivefold (Results, Transportability), and under a participant-cluster bootstrap that makes no asymptotic assumption, which gave a smaller tau of 0.37 for the slope and 0.77 for the intercept (supplement, S4).</w:t>
       </w:r>
     </w:p>
     <w:bookmarkEnd w:id="48"/>

--- a/build_expanded/manuscript.docx
+++ b/build_expanded/manuscript.docx
@@ -295,7 +295,7 @@
         <w:pStyle w:val="FirstParagraph"/>
       </w:pPr>
       <w:r>
-        <w:t xml:space="preserve">Retrospective secondary analysis of BigP3BCI 1.0.0. Of 20 source studies, 18 yielded eligible online outcomes: 271 participants, 739 session-condition records, 19,611 character selections. The four documented amyotrophic lateral sclerosis (ALS) cohorts were the originally planned subgroup, before widening to every source study with an eligible online outcome. The predictor was calibration-derived decoder discriminability, the cross-validated discriminability of a classifier fitted to calibration epochs only. One source study at a time was withheld from development. Between-cohort variation was summarised by the random-effects standard deviation tau, with participant-clustered standard errors.</w:t>
+        <w:t xml:space="preserve">Retrospective secondary analysis of BigP3BCI 1.0.0. Of 20 source studies, 18 yielded eligible online outcomes: 271 participants, 739 session-condition records, 19,611 character selections. The four documented amyotrophic lateral sclerosis (ALS) cohorts were the originally planned subgroup, before widening to every source study with an eligible online outcome. The predictor was calibration-derived decoder discriminability: cross-validated discriminability of a classifier fitted only to calibration epochs. One source study at a time was withheld from development. Between-cohort variation was summarised by the random-effects standard deviation tau, with participant-clustered standard errors.</w:t>
       </w:r>
     </w:p>
     <w:bookmarkEnd w:id="10"/>
@@ -313,7 +313,7 @@
         <w:pStyle w:val="FirstParagraph"/>
       </w:pPr>
       <w:r>
-        <w:t xml:space="preserve">The association was positive in all 18 cohorts but varied widely in magnitude and precision (Pearson r 0.190 to 0.928; participant-level r = 0.714, p &lt; 0.001). Pooled estimation error was 0.098 (95% CI 0.091 to 0.107) against a development-mean benchmark of 0.146. Calibration did not transport: the intercept had tau 0.87 (95% CI 0.60 to 1.51) and a 95% interval for an unrepresented cohort of -1.97 to 1.85, spanning mappings that badly understate and badly overstate accuracy. The slope agreed and was itself imprecisely estimated: tau 0.43 (0.30 to 0.77), unrepresented-cohort interval 0.111 to 2.005. Skill was negative in one of 18 cohorts. The four ALS cohorts alone gave an uncorrected between-cohort slope spread of 0.223, against 0.560 overall.</w:t>
+        <w:t xml:space="preserve">The association was positive in all 18 cohorts but varied widely in magnitude and precision (Pearson r 0.190 to 0.928; participant-level r = 0.714, p &lt; 0.001). Pooled estimation error was 0.098 (95% CI 0.091 to 0.107) against a development-mean benchmark of 0.146. Calibration did not transport: the intercept had tau 0.87, with a 95% interval for an unrepresented cohort of -1.97 to 1.85 on the log-odds scale, spanning mappings that badly understate and badly overstate accuracy. Slope heterogeneity led to the same conclusion, at tau 0.43 and an unrepresented-cohort interval of 0.111 to 2.005. Skill was negative in one of 18 cohorts. The four ALS cohorts alone gave an uncorrected between-cohort slope spread of 0.223, against 0.560 overall.</w:t>
       </w:r>
     </w:p>
     <w:bookmarkEnd w:id="11"/>

--- a/build_expanded/manuscript.docx
+++ b/build_expanded/manuscript.docx
@@ -2,7 +2,7 @@
 <file path=word/document.xml><?xml version="1.0" encoding="utf-8"?>
 <w:document xmlns:w="http://schemas.openxmlformats.org/wordprocessingml/2006/main" xmlns:m="http://schemas.openxmlformats.org/officeDocument/2006/math" xmlns:r="http://schemas.openxmlformats.org/officeDocument/2006/relationships" xmlns:o="urn:schemas-microsoft-com:office:office" xmlns:v="urn:schemas-microsoft-com:vml" xmlns:w10="urn:schemas-microsoft-com:office:word" xmlns:a="http://schemas.openxmlformats.org/drawingml/2006/main" xmlns:pic="http://schemas.openxmlformats.org/drawingml/2006/picture" xmlns:wp="http://schemas.openxmlformats.org/drawingml/2006/wordprocessingDrawing">
   <w:body>
-    <w:bookmarkStart w:id="53" w:name="X7b81105b44c696c13152f48084791ba90b7a649"/>
+    <w:bookmarkStart w:id="54" w:name="X7b81105b44c696c13152f48084791ba90b7a649"/>
     <w:p>
       <w:pPr>
         <w:pStyle w:val="Heading1"/>
@@ -180,78 +180,6 @@
       </w:r>
       <w:r>
         <w:t xml:space="preserve">Alon Gorenshtein, MD, Department of Neurology, Beth Israel Deaconess Medical Center, Harvard Medical School (agorensh@bidmc.harvard.edu).</w:t>
-      </w:r>
-    </w:p>
-    <w:p>
-      <w:pPr>
-        <w:pStyle w:val="BodyText"/>
-      </w:pPr>
-      <w:r>
-        <w:rPr>
-          <w:b/>
-          <w:bCs/>
-        </w:rPr>
-        <w:t xml:space="preserve">Funding:</w:t>
-      </w:r>
-      <w:r>
-        <w:t xml:space="preserve"> </w:t>
-      </w:r>
-      <w:r>
-        <w:t xml:space="preserve">None.</w:t>
-      </w:r>
-    </w:p>
-    <w:p>
-      <w:pPr>
-        <w:pStyle w:val="BodyText"/>
-      </w:pPr>
-      <w:r>
-        <w:rPr>
-          <w:b/>
-          <w:bCs/>
-        </w:rPr>
-        <w:t xml:space="preserve">Competing interests:</w:t>
-      </w:r>
-      <w:r>
-        <w:t xml:space="preserve"> </w:t>
-      </w:r>
-      <w:r>
-        <w:t xml:space="preserve">None declared.</w:t>
-      </w:r>
-    </w:p>
-    <w:p>
-      <w:pPr>
-        <w:pStyle w:val="BodyText"/>
-      </w:pPr>
-      <w:r>
-        <w:rPr>
-          <w:b/>
-          <w:bCs/>
-        </w:rPr>
-        <w:t xml:space="preserve">Ethics approval:</w:t>
-      </w:r>
-      <w:r>
-        <w:t xml:space="preserve"> </w:t>
-      </w:r>
-      <w:r>
-        <w:t xml:space="preserve">Institutional review board approval was not required; the determination is stated in full in the Methods, under Ethics.</w:t>
-      </w:r>
-    </w:p>
-    <w:p>
-      <w:pPr>
-        <w:pStyle w:val="BodyText"/>
-      </w:pPr>
-      <w:r>
-        <w:rPr>
-          <w:b/>
-          <w:bCs/>
-        </w:rPr>
-        <w:t xml:space="preserve">Author contributions:</w:t>
-      </w:r>
-      <w:r>
-        <w:t xml:space="preserve"> </w:t>
-      </w:r>
-      <w:r>
-        <w:t xml:space="preserve">Contributions are described using the CRediT taxonomy. A.G.: conceptualization, methodology, software, formal analysis, data curation, validation, visualization, and writing of the original draft. Y.A.: software, data curation, formal analysis, validation, and review and editing of the manuscript. M.O.: methodology, software, validation, and review and editing of the manuscript. Y.B.: methodology, validation, and review and editing of the manuscript. E.K.: conceptualization, methodology, supervision, resources, and review and editing of the manuscript. O.D.: conceptualization, methodology, investigation, formal analysis, clinical interpretation, supervision, writing of the original draft, and review and editing of the manuscript. All authors critically reviewed the manuscript and approved the final version submitted for publication. A.G. (corresponding author) had full access to all data in the study and takes responsibility for the integrity of the data and the accuracy of the analysis.</w:t>
       </w:r>
     </w:p>
     <w:bookmarkStart w:id="13" w:name="abstract"/>
@@ -2224,7 +2152,21 @@
         <w:t xml:space="preserve"> </w:t>
       </w:r>
       <w:r>
-        <w:t xml:space="preserve">Within-cohort Pearson r ran from 0.190 to 0.928 (median 0.635), and the 95% confidence interval included zero in 6 of the 18 cohorts; the widest, in a cohort of eight sessions, ran from -0.42 to 0.86. Pooling sessions gave r = 0.716 (95% CI 0.665 to 0.760, n = 410, p &lt; 0.001). Centring both variables within cohort, which removes cohort means though not differences in variance, protocol or measurement precision, gave r = 0.677 (0.621 to 0.726, p &lt; 0.001), so the association is not produced by cohorts differing in mean difficulty and mean signal quality. Collapsing each participant to a single observation gave r = 0.714 (0.650 to 0.768, n = 271, p &lt; 0.001; Spearman ρ = 0.756).</w:t>
+        <w:t xml:space="preserve">Within-cohort Pearson r ran from 0.190 to 0.928 (median 0.635), and the 95% confidence interval included zero in 6 of the 18 cohorts; the widest, in a cohort of eight sessions, ran from -0.42 to 0.86. Pooling sessions gave r = 0.716 (95% CI 0.665 to 0.760, n = 410, p &lt; 0.001). Centring both variables within cohort, which removes cohort means though not differences in variance, protocol or measurement precision, gave r = 0.677 (0.621 to 0.726, p &lt; 0.001), so the association is not produced by cohorts differing in mean difficulty and mean signal quality. Collapsing each participant to a single observation gave r = 0.714 (0.650 to 0.768, n = 271, p &lt; 0.001; Spearman</w:t>
+      </w:r>
+      <w:r>
+        <w:t xml:space="preserve"> </w:t>
+      </w:r>
+      <m:oMath>
+        <m:r>
+          <m:t>ρ</m:t>
+        </m:r>
+      </m:oMath>
+      <w:r>
+        <w:t xml:space="preserve"> </w:t>
+      </w:r>
+      <w:r>
+        <w:t xml:space="preserve">= 0.756).</w:t>
       </w:r>
     </w:p>
     <w:bookmarkEnd w:id="26"/>
@@ -5073,12 +5015,94 @@
     </w:p>
     <w:bookmarkEnd w:id="49"/>
     <w:bookmarkEnd w:id="50"/>
-    <w:bookmarkStart w:id="51" w:name="data-and-code-availability"/>
+    <w:bookmarkStart w:id="51" w:name="acknowledgements"/>
     <w:p>
       <w:pPr>
         <w:pStyle w:val="Heading2"/>
       </w:pPr>
       <w:r>
+        <w:t xml:space="preserve">Acknowledgements</w:t>
+      </w:r>
+    </w:p>
+    <w:p>
+      <w:pPr>
+        <w:pStyle w:val="FirstParagraph"/>
+      </w:pPr>
+      <w:r>
+        <w:rPr>
+          <w:b/>
+          <w:bCs/>
+        </w:rPr>
+        <w:t xml:space="preserve">Funding:</w:t>
+      </w:r>
+      <w:r>
+        <w:t xml:space="preserve"> </w:t>
+      </w:r>
+      <w:r>
+        <w:t xml:space="preserve">None.</w:t>
+      </w:r>
+    </w:p>
+    <w:p>
+      <w:pPr>
+        <w:pStyle w:val="BodyText"/>
+      </w:pPr>
+      <w:r>
+        <w:rPr>
+          <w:b/>
+          <w:bCs/>
+        </w:rPr>
+        <w:t xml:space="preserve">Competing interests:</w:t>
+      </w:r>
+      <w:r>
+        <w:t xml:space="preserve"> </w:t>
+      </w:r>
+      <w:r>
+        <w:t xml:space="preserve">None declared.</w:t>
+      </w:r>
+    </w:p>
+    <w:p>
+      <w:pPr>
+        <w:pStyle w:val="BodyText"/>
+      </w:pPr>
+      <w:r>
+        <w:rPr>
+          <w:b/>
+          <w:bCs/>
+        </w:rPr>
+        <w:t xml:space="preserve">Ethics approval:</w:t>
+      </w:r>
+      <w:r>
+        <w:t xml:space="preserve"> </w:t>
+      </w:r>
+      <w:r>
+        <w:t xml:space="preserve">Institutional review board approval was not required; the determination is stated in full in the Methods, under Ethics.</w:t>
+      </w:r>
+    </w:p>
+    <w:p>
+      <w:pPr>
+        <w:pStyle w:val="BodyText"/>
+      </w:pPr>
+      <w:r>
+        <w:rPr>
+          <w:b/>
+          <w:bCs/>
+        </w:rPr>
+        <w:t xml:space="preserve">Author contributions:</w:t>
+      </w:r>
+      <w:r>
+        <w:t xml:space="preserve"> </w:t>
+      </w:r>
+      <w:r>
+        <w:t xml:space="preserve">Contributions are described using the CRediT taxonomy. A.G.: conceptualization, methodology, software, formal analysis, data curation, validation, visualization, and writing of the original draft. Y.A.: software, data curation, formal analysis, validation, and review and editing of the manuscript. M.O.: methodology, software, validation, and review and editing of the manuscript. Y.B.: methodology, validation, and review and editing of the manuscript. E.K.: conceptualization, methodology, supervision, resources, and review and editing of the manuscript. O.D.: conceptualization, methodology, investigation, formal analysis, clinical interpretation, supervision, writing of the original draft, and review and editing of the manuscript. All authors critically reviewed the manuscript and approved the final version submitted for publication. A.G. (corresponding author) had full access to all data in the study and takes responsibility for the integrity of the data and the accuracy of the analysis.</w:t>
+      </w:r>
+    </w:p>
+    <w:bookmarkEnd w:id="51"/>
+    <w:bookmarkStart w:id="52" w:name="data-and-code-availability"/>
+    <w:p>
+      <w:pPr>
+        <w:pStyle w:val="Heading2"/>
+      </w:pPr>
+      <w:r>
         <w:t xml:space="preserve">Data and Code Availability</w:t>
       </w:r>
     </w:p>
@@ -5090,8 +5114,8 @@
         <w:t xml:space="preserve">BigP3BCI version 1.0.0 is publicly available (doi:10.13026/0byy-ry86). Analysis code and frozen outputs are available at https://github.com/Alon-Gorenshtein/study_bigp3_als_calibration. The archive is not redistributed.</w:t>
       </w:r>
     </w:p>
-    <w:bookmarkEnd w:id="51"/>
-    <w:bookmarkStart w:id="52" w:name="references"/>
+    <w:bookmarkEnd w:id="52"/>
+    <w:bookmarkStart w:id="53" w:name="references"/>
     <w:p>
       <w:pPr>
         <w:pStyle w:val="Heading2"/>
@@ -5987,8 +6011,8 @@
         <w:t xml:space="preserve">. 2013;8(10):e78432. doi:10.1371/journal.pone.0078432</w:t>
       </w:r>
     </w:p>
-    <w:bookmarkEnd w:id="52"/>
     <w:bookmarkEnd w:id="53"/>
+    <w:bookmarkEnd w:id="54"/>
     <w:sectPr>
       <w:footnotePr>
         <w:numRestart w:val="eachSect"/>

--- a/build_expanded/manuscript.docx
+++ b/build_expanded/manuscript.docx
@@ -4836,7 +4836,7 @@
         <w:pStyle w:val="FirstParagraph"/>
       </w:pPr>
       <w:r>
-        <w:t xml:space="preserve">Results were consistent under four further checks: excluding low-count records, restricting to cohorts with meaningful accuracy variation, excluding records with heavy calibration-epoch rejection, and analysing only the non-ALS cohorts (Table S4). Withholding two cohorts at a time, so development ran on 16 rather than 17 cohorts, reproduced the primary result across all 153 splits (Table S4). Every comparator predictor named in the Methods was run through the same procedure and is reported in full in Table S6; the regularised linear discriminant computed from the identical features agreed with the primary score to within 0.007 on every summary column, so the transportability result reflects how separable the calibration data are rather than the classifier family used to measure it.</w:t>
+        <w:t xml:space="preserve">Results were consistent under the four prespecified checks: excluding low-count records, restricting to cohorts with meaningful accuracy variation, excluding records with heavy calibration-epoch rejection, and leave-two-studies-out development, which withheld two cohorts at a time so that development ran on 16 rather than 17 cohorts and reproduced the primary result across all 153 splits (Table S4). The cohort-subset comparison restricted to the cohorts without a documented ALS population, shown alongside these checks in Table S4 for comparison rather than as one of the four, gave a consistent result as well. Every comparator predictor named in the Methods was run through the same procedure and is reported in full in Table S6; the regularised linear discriminant computed from the identical features agreed with the primary score to within 0.007 on most summary columns, the two exceptions being the per-cohort slope range and the between-cohort MAE SD, so the transportability result reflects how separable the calibration data are rather than the classifier family used to measure it.</w:t>
       </w:r>
     </w:p>
     <w:bookmarkEnd w:id="46"/>
@@ -4887,7 +4887,7 @@
         <w:pStyle w:val="BodyText"/>
       </w:pPr>
       <w:r>
-        <w:t xml:space="preserve">Part of that variation is attributable to a protocol difference rather than to the cohorts themselves: the time each cohort took over a selection, the archive’s only trace of the stopping rule, was associated with the two-thirds reduction in residual between-cohort variance reported above (Results, Protocol Descriptors as Moderators). That association does not restore transportability - a mapping whose slope depends on the stopping rule still cannot be carried to a site whose stopping rule is unknown - but it does change how the residual spread should be read: it is not an irreducible property of the population, and a site that reports its stopping rule alongside a calibration score would remove a substantial share of the uncertainty in a transported estimate.</w:t>
+        <w:t xml:space="preserve">Part of that variation is attributable to a protocol difference rather than to the cohorts themselves: the time each cohort took over a selection, the archive’s only trace of the stopping rule, was associated with the two-thirds reduction in residual between-cohort variance reported above (Results, Protocol Descriptors as Moderators). That association does not restore transportability (a mapping whose slope depends on the stopping rule still cannot be carried to a site whose stopping rule is unknown), but it does change how the residual spread should be read: it is not an irreducible property of the population, and a site that reports its stopping rule alongside a calibration score would remove a substantial share of the uncertainty in a transported estimate.</w:t>
       </w:r>
     </w:p>
     <w:p>
@@ -4895,7 +4895,7 @@
         <w:pStyle w:val="BodyText"/>
       </w:pPr>
       <w:r>
-        <w:t xml:space="preserve">The 18 development folds that produced these estimates are themselves stable. Their intercept and slope coefficients, tabulated in full in the supplement (Table S9), vary by a coefficient of variation of 2.5% and 3.3% respectively across folds, against 49.4% for the held-out cohort-specific validated slopes in Table 2. The between-cohort spread this paper reports therefore reflects how each fold’s mapping performs in the cohort withheld from it, not instability in what each fold fits, evidence against development-fit noise as an alternative explanation for the heterogeneity.</w:t>
+        <w:t xml:space="preserve">The 18 development folds that produced these estimates are themselves stable. Their intercept and slope coefficients, tabulated in full in the supplement (Table S9), vary by a coefficient of variation of 2.5% and 3.3% respectively across folds, against 49.4% for the held-out cohort-specific validated slopes in Table 2. All three figures use the population standard deviation over the mean rather than the sample standard deviation reported elsewhere in this section, so they should not be reconciled arithmetically against the 0.560 figure above. The between-cohort spread this paper reports therefore reflects how each fold’s mapping performs in the cohort withheld from it, not instability in what each fold fits. That distinction is evidence against development-fit noise as an alternative explanation for the heterogeneity.</w:t>
       </w:r>
     </w:p>
     <w:p>
@@ -4952,7 +4952,7 @@
         <w:pStyle w:val="BodyText"/>
       </w:pPr>
       <w:r>
-        <w:t xml:space="preserve">Third, the cohorts differ in speller matrix, stimulus paradigm, electrode type, and stopping rule, and paradigm is largely nested within source study, so withholding a cohort also withholds its paradigms. Cohort and paradigm effects cannot be separated in this design. Stimulus presentation and stopping rule are known to change speller accuracy substantially,[32,34,35] so some of the between-cohort variability reported here is attributable to protocol rather than to population. The archive records none of these rules as fields, but two of them leave a recoverable trace that was tested here: the time taken per selection, the signature of the stopping rule (Results, Protocol Descriptors as Moderators), and the range of target indices, which bounds the speller alphabet from below and was not associated with a share distinguishable from zero. What remains untestable is the stopping algorithm and the thresholds it used, the matrix dimensions and layout, and the online decision procedure, so the protocol explanation is now partly quantified rather than either excluded or merely acknowledged.</w:t>
+        <w:t xml:space="preserve">Third, the cohorts differ in speller matrix, stimulus paradigm, electrode type, and stopping rule, and paradigm is largely nested within source study, so withholding a cohort also withholds its paradigms. Cohort and paradigm effects cannot be separated in this design. Stimulus presentation and stopping rule are known to change speller accuracy substantially,[32,34,35] so some of the between-cohort variability reported here is attributable to protocol rather than to population. The archive records none of these rules as fields, but two of them leave a recoverable trace that was tested here: the time taken per selection (the signature of the stopping rule; Results, Protocol Descriptors as Moderators), and the range of target indices, which bounds the speller alphabet from below and was not associated with a share distinguishable from zero. What remains untestable is the stopping algorithm and the thresholds it used, the matrix dimensions and layout, and the online decision procedure, so the protocol explanation is now partly quantified rather than either excluded or merely acknowledged.</w:t>
       </w:r>
     </w:p>
     <w:p>
@@ -4984,7 +4984,7 @@
         <w:pStyle w:val="BodyText"/>
       </w:pPr>
       <w:r>
-        <w:t xml:space="preserve">Ninth, the 18 held-out estimates are not fully independent: each development fold shares 16 of the other 17 cohorts with every other fold, so the between-cohort variance estimator sees correlated inputs rather than 18 independent draws. The fold-coefficient stability reported above bounds how much this can be inflating the observed spread, coefficients that varied widely across folds despite that shared training data would themselves be evidence of fold-to-fold instability, and they do not, but it does not remove the correlation itself, which a joint bootstrap of the full leave-one-study-out pipeline would be needed to fully characterise.</w:t>
+        <w:t xml:space="preserve">Ninth, the 18 held-out estimates are not fully independent: each development fold shares 16 of the other 17 cohorts with every other fold, so the between-cohort variance estimator sees correlated inputs rather than 18 independent draws. The fold-coefficient stability reported above bounds how much this can be inflating the observed spread. Coefficients that varied widely across folds despite that shared training data would themselves be evidence of fold-to-fold instability, and they do not. That stability does not remove the correlation itself, which a joint bootstrap of the full leave-one-study-out pipeline would be needed to fully characterise.</w:t>
       </w:r>
     </w:p>
     <w:p>

--- a/build_expanded/manuscript.docx
+++ b/build_expanded/manuscript.docx
@@ -4836,7 +4836,7 @@
         <w:pStyle w:val="FirstParagraph"/>
       </w:pPr>
       <w:r>
-        <w:t xml:space="preserve">Results were consistent under the four prespecified checks: excluding low-count records, restricting to cohorts with meaningful accuracy variation, excluding records with heavy calibration-epoch rejection, and leave-two-studies-out development, which withheld two cohorts at a time so that development ran on 16 rather than 17 cohorts and reproduced the primary result across all 153 splits (Table S4). The cohort-subset comparison restricted to the cohorts without a documented ALS population, shown alongside these checks in Table S4 for comparison rather than as one of the four, gave a consistent result as well. Every comparator predictor named in the Methods was run through the same procedure and is reported in full in Table S6; the regularised linear discriminant computed from the identical features agreed with the primary score to within 0.007 on most summary columns, the two exceptions being the per-cohort slope range and the between-cohort MAE SD, so the transportability result reflects how separable the calibration data are rather than the classifier family used to measure it.</w:t>
+        <w:t xml:space="preserve">Results were consistent under the four checks named in the Methods: excluding low-count records, restricting to cohorts with meaningful accuracy variation, excluding records with heavy calibration-epoch rejection, and leave-two-studies-out development, which withheld two cohorts at a time so that development ran on 16 rather than 17 cohorts and reproduced the primary result across all 153 splits (Table S4). The cohort-subset comparison restricted to the cohorts without a documented ALS population, shown alongside these checks in Table S4 for comparison rather than as one of the four, gave a consistent result as well. Every comparator predictor named in the Methods was run through the same procedure and is reported in full in Table S6; the regularised linear discriminant computed from the identical features agreed with the primary score to within 0.007 on most summary columns, the two exceptions being the per-cohort slope range and the between-cohort MAE SD, so the transportability result reflects how separable the calibration data are rather than the classifier family used to measure it.</w:t>
       </w:r>
     </w:p>
     <w:bookmarkEnd w:id="46"/>

--- a/build_expanded/manuscript.docx
+++ b/build_expanded/manuscript.docx
@@ -615,7 +615,7 @@
         <w:pStyle w:val="BodyText"/>
       </w:pPr>
       <w:r>
-        <w:t xml:space="preserve">Protocol descriptors were tested as moderators of the cohort calibration slope within the same random-effects framework, each cohort weighted by the inverse of its own variance plus the residual between-cohort variance, the moderator standardised so that its coefficient reads per between-cohort standard deviation, and inference by the Knapp and Hartung adjustment on k minus two degrees of freedom. Eight were available. The median inter-selection interval was derived from the reconstructed selection timestamps as the difference between consecutive selections within a single recording file, summarised as a median per file and then as the median of those file medians; differences were never taken across a file boundary, because files are separate recordings whose de-identified timestamps share no origin, and the first selection of each file contributes none. It was computed over all reconstructed selections rather than the eligible ones alone, because the pacing of a recording does not depend on which of its selections survived eligibility screening, and a cohort was classed as fixed-interval when the relative spread of that interval within a file was at most 1e-6, a cut that separates a spread of at most 8e-16 from one of at least 0.050 and so is not a threshold the data are sensitive to. The largest target index and the number of distinct targets were taken over the same trials as proxies for the size of the speller matrix; the number of stimulus conditions and the median selections per record come from the eligible trials and the analysis records; and mean accuracy, its between-record standard deviation and the fraction of records at ceiling come from the analysis records. P values were corrected across the eight descriptors by the Holm step-down procedure, which is valid under any dependence between the tests, within each of the two analyses separately. The share of the between-cohort variance a moderator accounts for is one minus the ratio of the residual tau squared with that moderator to the same estimator without it, and is reported as zero where that ratio exceeds one.</w:t>
+        <w:t xml:space="preserve">Protocol descriptors were tested as moderators of the cohort calibration slope within the same random-effects framework, each cohort weighted by the inverse of its own variance plus the residual between-cohort variance, the moderator standardised so that its coefficient reads per between-cohort standard deviation, and inference by the Knapp and Hartung adjustment on k minus two degrees of freedom. Ten were available. The median inter-selection interval was derived from the reconstructed selection timestamps as the difference between consecutive selections within a single recording file, summarised as a median per file and then as the median of those file medians; differences were never taken across a file boundary, because files are separate recordings whose de-identified timestamps share no origin, and the first selection of each file contributes none. It was computed over all reconstructed selections rather than the eligible ones alone, because the pacing of a recording does not depend on which of its selections survived eligibility screening, and a cohort was classed as fixed-interval when the relative spread of that interval within a file was at most 1e-6, a cut that separates a spread of at most 8e-16 from one of at least 0.050 and so is not a threshold the data are sensitive to. The largest target index and the number of distinct targets were taken over the same trials as empirical proxies for the size of the speller matrix, bounded below by the alphabet actually spelled; grid size and stimulus paradigm, in contrast, were transcribed directly from the archive’s own data descriptor, which documents both per source study. A study was coded as using a checkerboard paradigm if any of its documented paradigms was a checkerboard variant (CB, CBcol, or sCB), because those variants share the flash-adjacency-avoidance design the checkerboard paradigm was built for; only 2 of the 18 contributing studies (Study D, Study J) lacked one. The archive’s EDF+ header dictionary also documents an equipment code, but as a single value (gUSBAmp) applying to the entire archive rather than a per-study field, so it does not vary across cohorts and could not be entered as a moderator. The number of stimulus conditions and the median selections per record come from the eligible trials and the analysis records; and mean accuracy, its between-record standard deviation and the fraction of records at ceiling come from the analysis records. P values were corrected across the ten descriptors by the Holm step-down procedure, which is valid under any dependence between the tests, within each of the two analyses separately. The share of the between-cohort variance a moderator accounts for is one minus the ratio of the residual tau squared with that moderator to the same estimator without it, and is reported as zero where that ratio exceeds one.</w:t>
       </w:r>
     </w:p>
     <w:p>
@@ -4782,7 +4782,7 @@
         <w:t xml:space="preserve"> </w:t>
       </w:r>
       <w:r>
-        <w:t xml:space="preserve">Eight descriptors were recoverable for every cohort and entered one at a time as moderators in a random-effects meta-regression of the cohort slope, weighting each cohort by its own precision and standardising the descriptor so that the coefficient reads per between-cohort standard deviation, with p values corrected across the eight by the Holm procedure. All 18 cohorts were fitted for every descriptor and none was dropped. The strongest was the median interval between consecutive selections within a recording, which ran from 7.3 to 50.0 seconds across cohorts and is the archive’s only trace of the stopping rule, since a cohort that averaged more stimulus repetitions before committing to a character spent longer on each one: 0.406 per standard deviation (95% CI 0.181 to 0.632; t = 3.82, df = 16, p = 0.002, Holm p = 0.012), associated with a reduction in the between-cohort variance of the slope from tau squared = 0.187 to 0.063, a share of 66%, equivalently a residual between-cohort standard deviation of 0.25 against 0.43. The rank correlation agreed at rho = 0.72 (p &lt; 0.001, Holm p = 0.006), and on the log scale, which is the more natural form for a duration, the share was 71% (p &lt; 0.001). It is also the most stable result in this analysis: across the 18 leave-one-cohort-out refits its uncorrected p value never exceeded 0.010 and its share ran from 54% to 82%. Cohorts that spent longer per selection had steeper slopes. The reported effect of stimulus repetition is on accuracy rather than on the slope,[32,34,35] and the interval does not track cohort mean accuracy here (rho = 0.16, p = 0.52), so the direction is not read off that work. A mechanism is available, in that accumulated evidence grows with the square root of the number of repetitions, so a fixed difference in single-trial discriminability produces a larger difference in accumulated discriminability where repetitions are many, which would steepen the mapping from the score to accuracy. That argument is not tested here.</w:t>
+        <w:t xml:space="preserve">Ten descriptors were recoverable for every cohort and entered one at a time as moderators in a random-effects meta-regression of the cohort slope, weighting each cohort by its own precision and standardising the descriptor so that the coefficient reads per between-cohort standard deviation, with p values corrected across the ten by the Holm procedure. All 18 cohorts were fitted for every descriptor and none was dropped. The strongest was the median interval between consecutive selections within a recording, which ran from 7.3 to 50.0 seconds across cohorts and is the archive’s only trace of the stopping rule, since a cohort that averaged more stimulus repetitions before committing to a character spent longer on each one: 0.406 per standard deviation (95% CI 0.181 to 0.632; t = 3.82, df = 16, p = 0.002, Holm p = 0.015), associated with a reduction in the between-cohort variance of the slope from tau squared = 0.187 to 0.063, a share of 66%, equivalently a residual between-cohort standard deviation of 0.25 against 0.43. The rank correlation agreed at rho = 0.72 (p &lt; 0.001, Holm p = 0.007), and on the log scale, which is the more natural form for a duration, the share was 71% (p &lt; 0.001). It is also the most stable result in this analysis: across the 18 leave-one-cohort-out refits its uncorrected p value never exceeded 0.010 and its share ran from 54% to 82%. Cohorts that spent longer per selection had steeper slopes. The reported effect of stimulus repetition is on accuracy rather than on the slope,[32,34,35] and the interval does not track cohort mean accuracy here (rho = 0.16, p = 0.52), so the direction is not read off that work. A mechanism is available, in that accumulated evidence grows with the square root of the number of repetitions, so a fixed difference in single-trial discriminability produces a larger difference in accumulated discriminability where repetitions are many, which would steepen the mapping from the score to accuracy. That argument is not tested here.</w:t>
       </w:r>
     </w:p>
     <w:p>
@@ -4790,7 +4790,7 @@
         <w:pStyle w:val="BodyText"/>
       </w:pPr>
       <w:r>
-        <w:t xml:space="preserve">No other descriptor was associated with a share of the between-cohort variance distinguishable from zero, including both available proxies for matrix size (supplement, S6). The result was also checked for robustness to how the stopping rule’s descriptor was defined, to whether it is partly a consequence of the recording rather than a fixed protocol setting, and to how the multiple-comparison correction was applied across the eight descriptors tested; all three checks left the result materially unchanged (supplement, S6).</w:t>
+        <w:t xml:space="preserve">No other descriptor was associated with a share of the between-cohort variance distinguishable from zero, including the archive’s own documented grid size and its documented use of a checkerboard-variant paradigm, alongside both empirical proxies for matrix size (supplement, S6). The result was also checked for robustness to how the stopping rule’s descriptor was defined, to whether it is partly a consequence of the recording rather than a fixed protocol setting, and to how the multiple-comparison correction was applied across the ten descriptors tested; all three checks left the result materially unchanged (supplement, S6).</w:t>
       </w:r>
     </w:p>
     <w:bookmarkEnd w:id="44"/>
@@ -4952,7 +4952,7 @@
         <w:pStyle w:val="BodyText"/>
       </w:pPr>
       <w:r>
-        <w:t xml:space="preserve">Third, the cohorts differ in speller matrix, stimulus paradigm, electrode type, and stopping rule, and paradigm is largely nested within source study, so withholding a cohort also withholds its paradigms. Cohort and paradigm effects cannot be separated in this design. Stimulus presentation and stopping rule are known to change speller accuracy substantially,[32,34,35] so some of the between-cohort variability reported here is attributable to protocol rather than to population. The archive records none of these rules as fields, but two of them leave a recoverable trace that was tested here: the time taken per selection (the signature of the stopping rule; Results, Protocol Descriptors as Moderators), and the range of target indices, which bounds the speller alphabet from below and was not associated with a share distinguishable from zero. What remains untestable is the stopping algorithm and the thresholds it used, the matrix dimensions and layout, and the online decision procedure, so the protocol explanation is now partly quantified rather than either excluded or merely acknowledged.</w:t>
+        <w:t xml:space="preserve">Third, the cohorts differ in speller matrix, stimulus paradigm, electrode type, and stopping rule, and paradigm is largely nested within source study, so withholding a cohort also withholds its paradigms. Cohort and paradigm effects cannot be separated in this design. Stimulus presentation and stopping rule are known to change speller accuracy substantially,[32,34,35] so some of the between-cohort variability reported here is attributable to protocol rather than to population. The archive records none of these rules as fields, but two of them leave a recoverable trace that was tested here: the time taken per selection (the signature of the stopping rule; Results, Protocol Descriptors as Moderators), and the range of target indices, which bounds the speller alphabet from below and was not associated with a share distinguishable from zero. The archive does document a grid size and a stimulus paradigm per study, unlike the stopping rule; both were tested directly and neither was associated with a share distinguishable from zero either (Results, Protocol Descriptors as Moderators). What remains untestable is the stopping algorithm and the thresholds it used, the exact grid layout beyond its documented total size, and the online decision procedure, so the protocol explanation is now partly quantified rather than either excluded or merely acknowledged.</w:t>
       </w:r>
     </w:p>
     <w:p>

--- a/build_expanded/manuscript.docx
+++ b/build_expanded/manuscript.docx
@@ -591,7 +591,7 @@
         <w:pStyle w:val="BodyText"/>
       </w:pPr>
       <w:r>
-        <w:t xml:space="preserve">For the calibration intercept and slope, which are the quantities that carry the transportability question, that summary was replaced by a random-effects meta-analysis of the 18 cohort estimates, because the cohorts differ in size and the uncorrected standard deviation of the estimates counts their sampling error as though it were between-cohort variation. The between-cohort standard deviation tau was estimated by the method of moments[28] with a Q-profile confidence interval,[29] the Paule and Mandel estimate[30] is reported alongside it so that the estimator choice is visible, and the Q test, I-squared[31] and a 95% prediction interval for an unrepresented cohort accompany each. All 18 cohorts were fitted under the cluster, model and quasi-binomial specifications and none was dropped. Under the participant-cluster bootstrap check reported in the Discussion, StudyS1’s cluster resamples fell onto the separation boundary often enough that fewer than half of its 2,000 replicates left an identified estimate, and that cohort is reported as not identified under the bootstrap method alone.</w:t>
+        <w:t xml:space="preserve">For the calibration intercept and slope, which are the quantities that carry the transportability question, that summary was replaced by a random-effects meta-analysis of the 18 cohort estimates, because the cohorts differ in size and the uncorrected standard deviation of the estimates counts their sampling error as though it were between-cohort variation. The between-cohort standard deviation tau was estimated by the method of moments[28] with a Q-profile confidence interval,[29] the Paule and Mandel estimate[30] is reported alongside it so that the estimator choice is visible, and the Q test, I-squared[31] and a 95% prediction interval for an unrepresented cohort accompany each. All 18 cohorts were fitted under the cluster, model and quasi-binomial specifications and none was dropped. Under the participant-cluster bootstrap check reported in the Discussion, StudyS1’s cluster resamples fell onto the separation boundary often enough that fewer than half of its 2,000 replicates left an identified estimate, and that cohort is reported as not identified under the bootstrap method alone. Because the bootstrap’s smaller tau could reflect either the estimator or the missing cohort, the cluster-robust pooling was repeated on the identical 17 cohorts the bootstrap identified, excluding Study S1: tau = 0.44 for the slope and 0.87 for the intercept, no closer to the bootstrap’s own 0.37 and 0.77 than the all-18 cluster-robust values of 0.43 and 0.87 were, so most of the difference between the two methods reflects the variance estimator rather than Study S1’s exclusion (supplement, S4).</w:t>
       </w:r>
     </w:p>
     <w:p>
@@ -4992,7 +4992,7 @@
         <w:pStyle w:val="BodyText"/>
       </w:pPr>
       <w:r>
-        <w:t xml:space="preserve">Tenth, the between-cohort variance is itself estimated with limited precision: eighteen cohorts of 5 to 24 participants leave tau imprecise, and a cluster-robust variance at these cluster counts is downward-biased, inflating tau and I-squared in the direction that favours the conclusion. The conclusion holds at tau’s lower confidence limit, with within-cohort variances inflated fivefold (Results, Transportability), and under a participant-cluster bootstrap that makes no asymptotic assumption, which gave a smaller tau of 0.37 for the slope and 0.77 for the intercept (supplement, S4).</w:t>
+        <w:t xml:space="preserve">Tenth, the between-cohort variance is itself estimated with limited precision: eighteen cohorts of 5 to 24 participants leave tau imprecise, and a cluster-robust variance at these cluster counts is downward-biased, inflating tau and I-squared in the direction that favours the conclusion. The conclusion holds at tau’s lower confidence limit, with within-cohort variances inflated fivefold (Results, Transportability), and under a participant-cluster bootstrap sensitivity analysis that does not rely on the sandwich standard-error approximation, which gave a smaller tau of 0.37 for the slope and 0.77 for the intercept (supplement, S4).</w:t>
       </w:r>
     </w:p>
     <w:bookmarkEnd w:id="48"/>

--- a/build_expanded/manuscript.docx
+++ b/build_expanded/manuscript.docx
@@ -4903,6 +4903,14 @@
         <w:pStyle w:val="BodyText"/>
       </w:pPr>
       <w:r>
+        <w:t xml:space="preserve">The 18 folds are also not independent of one another, since any two share up to 16 of 17 development cohorts, and a joint bootstrap addresses that correlation directly rather than bounding it. Resampling every cohort’s participants once per replicate and refitting all 18 leave-one-study-out folds from that single resampled draw, so the same resampled development data enter every fold within a replicate instead of being redrawn independently fold by fold, gave a within-replicate between-cohort standard deviation of the slope that averaged 0.79 across 2,000 replicates (95% range 0.49 to 1.56) and of the intercept 1.62 (0.94 to 3.36), larger in both cases than the meta-analytic tau reported above (0.43 slope, 0.87 intercept). That direction is expected rather than discordant: because this procedure never resamples which 18 cohorts are observed, only the participants within each fixed cohort, the spread it measures mixes genuine between-cohort heterogeneity with each fold’s own within-cohort sampling noise and estimates something closer to the square root of tau squared plus the mean within-cohort sampling variance, which is structurally at least as large as tau. It is reported here as an empirical, assumption-light quantity that combines both sources of spread, not as a corrected or dependence-aware version of tau itself (supplement, S4).</w:t>
+      </w:r>
+    </w:p>
+    <w:p>
+      <w:pPr>
+        <w:pStyle w:val="BodyText"/>
+      </w:pPr>
+      <w:r>
         <w:t xml:space="preserve">The four ALS cohorts alone gave a more favourable and more homogeneous picture than the full archive (Results, Amyotrophic Lateral Sclerosis Subgroup); evaluating a mapping on a small number of withheld cohorts should be expected to understate how much performance varies elsewhere.</w:t>
       </w:r>
     </w:p>
@@ -4984,7 +4992,7 @@
         <w:pStyle w:val="BodyText"/>
       </w:pPr>
       <w:r>
-        <w:t xml:space="preserve">Ninth, the 18 held-out estimates are not fully independent: each development fold shares 16 of the other 17 cohorts with every other fold, so the between-cohort variance estimator sees correlated inputs rather than 18 independent draws. The fold-coefficient stability reported above bounds how much this can be inflating the observed spread. Coefficients that varied widely across folds despite that shared training data would themselves be evidence of fold-to-fold instability, and they do not. That stability does not remove the correlation itself, which a joint bootstrap of the full leave-one-study-out pipeline would be needed to fully characterise.</w:t>
+        <w:t xml:space="preserve">Ninth, the 18 held-out estimates are not fully independent: each development fold shares 16 of the other 17 cohorts with every other fold, so the between-cohort variance estimator sees correlated inputs rather than 18 independent draws. The fold-coefficient stability reported above bounds how much this can be inflating the observed spread, and the joint bootstrap in the Discussion measures it directly rather than only bounding it. Coefficients that varied widely across folds despite that shared training data would themselves be evidence of fold-to-fold instability, and they do not. That correlation is now measured rather than merely bounded: the joint bootstrap’s correlation matrix (supplement, S4) shows it concentrated in a handful of cohort pairs rather than spread evenly across all 153, consistent with a small number of cohorts having outsized influence on each other’s development fit rather than every fold moving in lockstep.</w:t>
       </w:r>
     </w:p>
     <w:p>

--- a/build_expanded/manuscript.docx
+++ b/build_expanded/manuscript.docx
@@ -583,7 +583,7 @@
         <w:pStyle w:val="BodyText"/>
       </w:pPr>
       <w:r>
-        <w:t xml:space="preserve">Two uncertainty statements are reported and are not interchangeable. Confidence intervals from 2,000 deterministic bootstrap replicates, in which development participant clusters were resampled within source study, the model was refitted, and withheld participant clusters were resampled, describe uncertainty conditional on the observed set of source studies. Separately, the source study was treated as the unit of replication: the withheld-cohort estimates were summarised by their mean and between-study standard deviation, with a t-distributed confidence interval for the mean and a prediction interval for a cohort not represented in the archive.[16,17] The prediction interval is the quantity a reader should use when asking what to expect in their own cohort.</w:t>
+        <w:t xml:space="preserve">Two uncertainty statements are reported and are not interchangeable. Confidence intervals from 2,000 deterministic bootstrap replicates, in which development participant clusters were resampled within source study, the model was refitted, and withheld participant clusters were resampled, describe uncertainty conditional on the observed set of source studies. Separately, the source study was treated as the unit of replication: the withheld-cohort estimates were summarised by their mean and between-study standard deviation, with a t-distributed confidence interval for the mean and a prediction interval for a cohort not represented in the archive.[16,17] Cohort-level mean absolute error was pooled after natural-log transformation, because the quantity cannot be negative; the reported mean is the back-transformed geometric mean, and its between-cohort standard deviation is reported on the log scale, not back-transformed. The prediction interval is the quantity a reader should use when asking what to expect in their own cohort.</w:t>
       </w:r>
     </w:p>
     <w:p>
@@ -2222,7 +2222,7 @@
         <w:t xml:space="preserve"> </w:t>
       </w:r>
       <w:r>
-        <w:t xml:space="preserve">Across the 18 withheld cohorts the mean absolute error, pooled on the log scale because the quantity cannot be negative, averaged 0.090 with a between-cohort standard deviation of 0.477 on the log scale, giving a 95% interval for the mean of 0.071 to 0.115 and a 95% interval for a cohort not represented in the archive of 0.032 to 0.254 (Figure 3). Area under the curve averaged 0.713 across cohorts, with a new-cohort interval of 0.491 to 0.935, the lower bound of which is chance. Brier skill averaged 0.174 across cohorts with a new-cohort interval of -0.296 to 0.644. Every study-level summary in this paragraph is tabulated in Table S2.</w:t>
+        <w:t xml:space="preserve">Across the 18 withheld cohorts the mean absolute error, pooled on the log scale because the quantity cannot be negative, averaged 0.090 (the geometric mean; the arithmetic mean of the 18 cohort-level errors was 0.101) with a between-cohort standard deviation of 0.477 on the log scale, giving a 95% interval for the mean of 0.071 to 0.115 and a 95% interval for a cohort not represented in the archive of 0.032 to 0.254 (Figure 3). Area under the curve averaged 0.713 across cohorts, with a new-cohort interval of 0.491 to 0.935, the lower bound of which is chance. Brier skill averaged 0.174 across cohorts with a new-cohort interval of -0.296 to 0.644. Every study-level summary in this paragraph is tabulated in Table S2.</w:t>
       </w:r>
     </w:p>
     <w:p>
@@ -2370,7 +2370,7 @@
         <w:t xml:space="preserve"> </w:t>
       </w:r>
       <w:r>
-        <w:t xml:space="preserve">Each point is one cohort withheld from model development. The darker band is the 95% interval for the mean across the observed cohorts; the lighter band is the 95% interval for a cohort not represented in the archive. The two answer different questions and only the second describes what a reader should expect in their own setting.</w:t>
+        <w:t xml:space="preserve">Each point is one cohort withheld from model development. The darker band is the 95% interval for the geometric mean across the observed cohorts; the lighter band is the 95% interval for a cohort not represented in the archive. The two answer different questions and only the second describes what a reader should expect in their own setting.</w:t>
       </w:r>
     </w:p>
     <w:p>

--- a/build_expanded/manuscript.docx
+++ b/build_expanded/manuscript.docx
@@ -397,6 +397,14 @@
       </w:pPr>
       <w:r>
         <w:t xml:space="preserve">The archive documentation identifies an ALS study population for four source studies (Study Design and Reporting, above). The remaining cohorts carry no documented ALS population and are described here as other cohorts rather than as healthy or control cohorts, because the documentation does not support a positive characterisation.</w:t>
+      </w:r>
+    </w:p>
+    <w:p>
+      <w:pPr>
+        <w:pStyle w:val="BodyText"/>
+      </w:pPr>
+      <w:r>
+        <w:t xml:space="preserve">Participant identifiers are study-scoped; because the source studies draw from a limited number of contributing laboratories, participant overlap across studies cannot be ruled out from the archive’s documentation (supplement, S1).</w:t>
       </w:r>
     </w:p>
     <w:bookmarkEnd w:id="16"/>
@@ -4855,7 +4863,7 @@
         <w:pStyle w:val="FirstParagraph"/>
       </w:pPr>
       <w:r>
-        <w:t xml:space="preserve">Across 18 independent P300-speller cohorts, the discriminability of a classifier fitted to a session’s calibration block was related to that same session’s online spelling accuracy, with a positive point estimate in every cohort, at the level of individual participants as well as between cohorts, and when the calibration recording came from an earlier session. A fitted mapping from that score to an expected accuracy did not transport. The calibration intercept had a between-cohort standard deviation of tau = 0.87 (95% CI 0.60 to 1.51) and an interval for an unrepresented cohort running from -1.97 to 1.85 on the log-odds scale; the slope agreed, at tau = 0.43 (0.30 to 0.77) and a range of 0.185 to 2.185. In one cohort the score estimated accuracy less well than the development-mean benchmark, and in six less well than that cohort’s own mean. The association appeared in every cohort examined, though with widely varying magnitude; the numerical mapping between the score and expected accuracy did not.</w:t>
+        <w:t xml:space="preserve">Across 18 source-study cohorts, the discriminability of a classifier fitted to a session’s calibration block was related to that same session’s online spelling accuracy, with a positive point estimate in every cohort, at the level of individual participants as well as between cohorts, and when the calibration recording came from an earlier session. A fitted mapping from that score to an expected accuracy did not transport. The calibration intercept had a between-cohort standard deviation of tau = 0.87 (95% CI 0.60 to 1.51) and an interval for an unrepresented cohort running from -1.97 to 1.85 on the log-odds scale; the slope agreed, at tau = 0.43 (0.30 to 0.77) and a range of 0.185 to 2.185. In one cohort the score estimated accuracy less well than the development-mean benchmark, and in six less well than that cohort’s own mean. The association appeared in every cohort examined, though with widely varying magnitude; the numerical mapping between the score and expected accuracy did not.</w:t>
       </w:r>
     </w:p>
     <w:p>
@@ -5001,6 +5009,14 @@
       </w:pPr>
       <w:r>
         <w:t xml:space="preserve">Tenth, the between-cohort variance is itself estimated with limited precision: eighteen cohorts of 5 to 24 participants leave tau imprecise, and a cluster-robust variance at these cluster counts is downward-biased, inflating tau and I-squared in the direction that favours the conclusion. The conclusion holds at tau’s lower confidence limit, with within-cohort variances inflated fivefold (Results, Transportability), and under a participant-cluster bootstrap sensitivity analysis that does not rely on the sandwich standard-error approximation, which gave a smaller tau of 0.37 for the slope and 0.77 for the intercept (supplement, S4).</w:t>
+      </w:r>
+    </w:p>
+    <w:p>
+      <w:pPr>
+        <w:pStyle w:val="BodyText"/>
+      </w:pPr>
+      <w:r>
+        <w:t xml:space="preserve">Eleventh, because participant identifiers are study-scoped, we could not determine whether any individuals participated in more than one source study.</w:t>
       </w:r>
     </w:p>
     <w:bookmarkEnd w:id="48"/>
@@ -5018,7 +5034,7 @@
         <w:pStyle w:val="FirstParagraph"/>
       </w:pPr>
       <w:r>
-        <w:t xml:space="preserve">In 18 independent P300-speller cohorts, calibration-derived decoder discriminability was related to online spelling accuracy in the corresponding session, with a positive point estimate in every cohort and at the level of individual participants, but the fitted mapping between the two did not transport: the calibration intercept spanned mappings that badly understate and badly overstate accuracy, the slope varied more than tenfold, and a cohort outside the archive cannot be promised discrimination above chance or skill above zero. A calibration score may support ranking sessions within a setting and may support a data-quality screen, and it should not be used to report an expected accuracy in a cohort where the mapping was not developed without local recalibration. Prospective evaluation would need to predefine the recalibration procedure and measure user-centred communication outcomes rather than character accuracy alone.</w:t>
+        <w:t xml:space="preserve">In 18 source-study cohorts, calibration-derived decoder discriminability was related to online spelling accuracy in the corresponding session, with a positive point estimate in every cohort and at the level of individual participants, but the fitted mapping between the two did not transport: the calibration intercept spanned mappings that badly understate and badly overstate accuracy, the slope varied more than tenfold, and a cohort outside the archive cannot be promised discrimination above chance or skill above zero. A calibration score may support ranking sessions within a setting and may support a data-quality screen, and it should not be used to report an expected accuracy in a cohort where the mapping was not developed without local recalibration. Prospective evaluation would need to predefine the recalibration procedure and measure user-centred communication outcomes rather than character accuracy alone.</w:t>
       </w:r>
     </w:p>
     <w:bookmarkEnd w:id="49"/>

--- a/build_expanded/manuscript.docx
+++ b/build_expanded/manuscript.docx
@@ -4927,7 +4927,7 @@
         <w:pStyle w:val="BodyText"/>
       </w:pPr>
       <w:r>
-        <w:t xml:space="preserve">One analysis improved transportability. Excluding records in which more than 20% of calibration epochs exceeded the artifact threshold reduced estimation error from 0.090 to 0.081 and reduced the uncorrected between-cohort standard deviation of the calibration slope from 0.560 to 0.465. Screening calibration data quality before relying on a calibration-derived estimate is therefore a concrete step, and it is available at no cost because the rejection fraction is computed while the score is computed.</w:t>
+        <w:t xml:space="preserve">One analysis improved transportability. Excluding records in which more than 20% of calibration epochs exceeded the artifact threshold reduced estimation error from 0.090 to 0.081 and reduced the uncorrected between-cohort standard deviation of the calibration slope from 0.560 to 0.465. Screening calibration data quality before relying on a calibration-derived estimate is therefore a candidate step that warrants prospective evaluation, and it is available at no cost because the rejection fraction is computed while the score is computed.</w:t>
       </w:r>
     </w:p>
     <w:p>
@@ -5034,7 +5034,7 @@
         <w:pStyle w:val="FirstParagraph"/>
       </w:pPr>
       <w:r>
-        <w:t xml:space="preserve">In 18 source-study cohorts, calibration-derived decoder discriminability was related to online spelling accuracy in the corresponding session, with a positive point estimate in every cohort and at the level of individual participants, but the fitted mapping between the two did not transport: the calibration intercept spanned mappings that badly understate and badly overstate accuracy, the slope varied more than tenfold, and a cohort outside the archive cannot be promised discrimination above chance or skill above zero. A calibration score may support ranking sessions within a setting and may support a data-quality screen, and it should not be used to report an expected accuracy in a cohort where the mapping was not developed without local recalibration. Prospective evaluation would need to predefine the recalibration procedure and measure user-centred communication outcomes rather than character accuracy alone.</w:t>
+        <w:t xml:space="preserve">In 18 source-study cohorts, calibration-derived decoder discriminability was related to online spelling accuracy in the corresponding session, with a positive point estimate in every cohort and at the level of individual participants, but the fitted mapping between the two did not transport: the calibration intercept spanned mappings that badly understate and badly overstate accuracy, the slope varied more than tenfold, and a cohort outside the archive cannot be promised discrimination above chance or skill above zero. The score may be useful for within-setting ranking after local validation, and the artifact-rejection fraction is a candidate data-quality screen that warrants prospective evaluation; neither use has been prospectively validated here, and the score should not be used to report an expected accuracy in a cohort where the mapping was not developed without local recalibration. Prospective evaluation would need to predefine the recalibration procedure and measure user-centred communication outcomes rather than character accuracy alone.</w:t>
       </w:r>
     </w:p>
     <w:bookmarkEnd w:id="49"/>

--- a/build_expanded/manuscript.docx
+++ b/build_expanded/manuscript.docx
@@ -2258,7 +2258,7 @@
       <w:r>
         <w:drawing>
           <wp:inline>
-            <wp:extent cx="5334000" cy="3408326"/>
+            <wp:extent cx="5334000" cy="3879272"/>
             <wp:effectExtent b="0" l="0" r="0" t="0"/>
             <wp:docPr descr="" title="" id="29" name="Picture"/>
             <a:graphic>
@@ -2279,7 +2279,7 @@
                   <pic:spPr bwMode="auto">
                     <a:xfrm>
                       <a:off x="0" y="0"/>
-                      <a:ext cx="5334000" cy="3408326"/>
+                      <a:ext cx="5334000" cy="3879272"/>
                     </a:xfrm>
                     <a:prstGeom prst="rect">
                       <a:avLst/>
@@ -2323,7 +2323,7 @@
       <w:r>
         <w:drawing>
           <wp:inline>
-            <wp:extent cx="5334000" cy="1339540"/>
+            <wp:extent cx="5334000" cy="4284442"/>
             <wp:effectExtent b="0" l="0" r="0" t="0"/>
             <wp:docPr descr="" title="" id="32" name="Picture"/>
             <a:graphic>
@@ -2344,7 +2344,7 @@
                   <pic:spPr bwMode="auto">
                     <a:xfrm>
                       <a:off x="0" y="0"/>
-                      <a:ext cx="5334000" cy="1339540"/>
+                      <a:ext cx="5334000" cy="4284442"/>
                     </a:xfrm>
                     <a:prstGeom prst="rect">
                       <a:avLst/>

--- a/build_expanded/manuscript.docx
+++ b/build_expanded/manuscript.docx
@@ -2307,7 +2307,7 @@
           <w:b/>
           <w:bCs/>
         </w:rPr>
-        <w:t xml:space="preserve">Figure 2. Observed against estimated session accuracy, in the four ALS cohorts and the two non-ALS cohorts at either end of the calibration-slope range (Table 2).</w:t>
+        <w:t xml:space="preserve">Figure 2. Observed against estimated session accuracy, in the four ALS cohorts and the two non-ALS cohorts at either end of the calibration-slope range (Figure 1).</w:t>
       </w:r>
       <w:r>
         <w:t xml:space="preserve"> </w:t>
@@ -2461,7 +2461,7 @@
         <w:t xml:space="preserve"> </w:t>
       </w:r>
       <w:r>
-        <w:t xml:space="preserve">tau = 0.43 (95% CI 0.30 to 0.77) against a pooled slope of 1.06 (95% CI 0.82 to 1.30), with Q = 81.3 on 17 degrees of freedom (p &lt; 0.001) and I-squared 79.1 (95% CI 67.6 to 86.5), an interval that spans that same threshold, so no claim here rests on it either. The observed slopes ran from 0.185 to 2.185 and the 95% interval for an unrepresented cohort runs from 0.111 to 2.005 (Figure 1); at the lower confidence limit of tau it is 0.394 to 1.704, across which no single fitted mapping is usable. That interval excludes zero at the point estimate of tau but includes it at tau’s upper confidence limit, where it runs from -0.603 to 2.759, so the exclusion is a property of this interval at one value of tau rather than a finding. Cohort by cohort, 4 of the 18 slope confidence intervals include zero (Table 2), so the association is reliable on average and not reliable in every cohort. Fitting one calibration curve to all withheld predictions pooled gives a slope of 0.967 (95% CI 0.791 to 1.127) and an intercept of 0.054 (95% CI -0.264 to 0.395); those pooled values average opposing departures and describe no individual cohort, and the cohorts whose accuracy the mapping understated and those whose accuracy it overstated are visible separately in Figure 2.</w:t>
+        <w:t xml:space="preserve">tau = 0.43 (95% CI 0.30 to 0.77) against a pooled slope of 1.06 (95% CI 0.82 to 1.30), with Q = 81.3 on 17 degrees of freedom (p &lt; 0.001) and I-squared 79.1 (95% CI 67.6 to 86.5), an interval that spans that same threshold, so no claim here rests on it either. The observed slopes ran from 0.185 to 2.185 and the 95% interval for an unrepresented cohort runs from 0.111 to 2.005 (Figure 1); at the lower confidence limit of tau it is 0.394 to 1.704, across which no single fitted mapping is usable. That interval excludes zero at the point estimate of tau but includes it at tau’s upper confidence limit, where it runs from -0.603 to 2.759, so the exclusion is a property of this interval at one value of tau rather than a finding. Cohort by cohort, 4 of the 18 slope confidence intervals include zero (Figure 1), so the association is reliable on average and not reliable in every cohort. Fitting one calibration curve to all withheld predictions pooled gives a slope of 0.967 (95% CI 0.791 to 1.127) and an intercept of 0.054 (95% CI -0.264 to 0.395); those pooled values average opposing departures and describe no individual cohort, and the cohorts whose accuracy the mapping understated and those whose accuracy it overstated are visible separately in Figure 2.</w:t>
       </w:r>
     </w:p>
     <w:p>
@@ -2473,13 +2473,13 @@
           <w:b/>
           <w:bCs/>
         </w:rPr>
-        <w:t xml:space="preserve">Table 2. Per-cohort composition and withheld-cohort performance.</w:t>
+        <w:t xml:space="preserve">Table 2. Per-cohort composition and observed performance.</w:t>
       </w:r>
       <w:r>
         <w:t xml:space="preserve"> </w:t>
       </w:r>
       <w:r>
-        <w:t xml:space="preserve">For each of the 18 contributing cohorts: participants, records, analysed selections, mean observed session-condition accuracy, and, when that cohort was withheld from model development, the mean absolute error, character-weighted area under the curve, and calibration intercept and slope. Calibration intercepts and slopes are from the primary cluster-robust specification, with standard errors clustered on participant. ALS cohorts are listed first. The calibration slope ranges from 0.185 to 2.185 and the intercept from -2.169 to 1.995; four slope confidence intervals include zero.</w:t>
+        <w:t xml:space="preserve">For each of the 18 contributing cohorts: participants, records, analysed selections, mean observed session-condition accuracy, and, when that cohort was withheld from model development, the mean absolute error and character-weighted area under the curve. ALS cohorts are listed first. The calibration intercept and slope for each cohort, with their 95% confidence intervals, are shown in Figure 1 rather than tabulated here; the full per-cohort table, which also carries the archive’s documented grid size and checkerboard-paradigm indicator for each cohort alongside the calibration intercept and slope, is Table S11 in the supplement.</w:t>
       </w:r>
     </w:p>
     <w:tbl>
@@ -2490,15 +2490,13 @@
         <w:tblLook w:firstRow="1" w:lastRow="0" w:firstColumn="0" w:lastColumn="0" w:noHBand="0" w:noVBand="0" w:val="0020"/>
       </w:tblPr>
       <w:tblGrid>
-        <w:gridCol w:w="698"/>
-        <w:gridCol w:w="931"/>
-        <w:gridCol w:w="931"/>
-        <w:gridCol w:w="931"/>
-        <w:gridCol w:w="931"/>
-        <w:gridCol w:w="931"/>
-        <w:gridCol w:w="931"/>
-        <w:gridCol w:w="931"/>
-        <w:gridCol w:w="698"/>
+        <w:gridCol w:w="880"/>
+        <w:gridCol w:w="1173"/>
+        <w:gridCol w:w="1173"/>
+        <w:gridCol w:w="1173"/>
+        <w:gridCol w:w="1173"/>
+        <w:gridCol w:w="1173"/>
+        <w:gridCol w:w="1173"/>
       </w:tblGrid>
       <w:tr>
         <w:trPr>
@@ -2587,29 +2585,6 @@
             </w:r>
           </w:p>
         </w:tc>
-        <w:tc>
-          <w:tcPr/>
-          <w:p>
-            <w:pPr>
-              <w:pStyle w:val="Compact"/>
-              <w:jc w:val="right"/>
-            </w:pPr>
-            <w:r>
-              <w:t xml:space="preserve">Calib. intercept</w:t>
-            </w:r>
-          </w:p>
-        </w:tc>
-        <w:tc>
-          <w:tcPr/>
-          <w:p>
-            <w:pPr>
-              <w:pStyle w:val="Compact"/>
-            </w:pPr>
-            <w:r>
-              <w:t xml:space="preserve">Calib. slope (95% CI)</w:t>
-            </w:r>
-          </w:p>
-        </w:tc>
       </w:tr>
       <w:tr>
         <w:tc>
@@ -2695,29 +2670,6 @@
             </w:r>
           </w:p>
         </w:tc>
-        <w:tc>
-          <w:tcPr/>
-          <w:p>
-            <w:pPr>
-              <w:pStyle w:val="Compact"/>
-              <w:jc w:val="right"/>
-            </w:pPr>
-            <w:r>
-              <w:t xml:space="preserve">-0.154</w:t>
-            </w:r>
-          </w:p>
-        </w:tc>
-        <w:tc>
-          <w:tcPr/>
-          <w:p>
-            <w:pPr>
-              <w:pStyle w:val="Compact"/>
-            </w:pPr>
-            <w:r>
-              <w:t xml:space="preserve">1.578 (0.691 to 2.464)</w:t>
-            </w:r>
-          </w:p>
-        </w:tc>
       </w:tr>
       <w:tr>
         <w:tc>
@@ -2803,29 +2755,6 @@
             </w:r>
           </w:p>
         </w:tc>
-        <w:tc>
-          <w:tcPr/>
-          <w:p>
-            <w:pPr>
-              <w:pStyle w:val="Compact"/>
-              <w:jc w:val="right"/>
-            </w:pPr>
-            <w:r>
-              <w:t xml:space="preserve">-0.932</w:t>
-            </w:r>
-          </w:p>
-        </w:tc>
-        <w:tc>
-          <w:tcPr/>
-          <w:p>
-            <w:pPr>
-              <w:pStyle w:val="Compact"/>
-            </w:pPr>
-            <w:r>
-              <w:t xml:space="preserve">1.418 (1.205 to 1.631)</w:t>
-            </w:r>
-          </w:p>
-        </w:tc>
       </w:tr>
       <w:tr>
         <w:tc>
@@ -2911,29 +2840,6 @@
             </w:r>
           </w:p>
         </w:tc>
-        <w:tc>
-          <w:tcPr/>
-          <w:p>
-            <w:pPr>
-              <w:pStyle w:val="Compact"/>
-              <w:jc w:val="right"/>
-            </w:pPr>
-            <w:r>
-              <w:t xml:space="preserve">-1.088</w:t>
-            </w:r>
-          </w:p>
-        </w:tc>
-        <w:tc>
-          <w:tcPr/>
-          <w:p>
-            <w:pPr>
-              <w:pStyle w:val="Compact"/>
-            </w:pPr>
-            <w:r>
-              <w:t xml:space="preserve">1.775 (1.413 to 2.137)</w:t>
-            </w:r>
-          </w:p>
-        </w:tc>
       </w:tr>
       <w:tr>
         <w:tc>
@@ -3019,29 +2925,6 @@
             </w:r>
           </w:p>
         </w:tc>
-        <w:tc>
-          <w:tcPr/>
-          <w:p>
-            <w:pPr>
-              <w:pStyle w:val="Compact"/>
-              <w:jc w:val="right"/>
-            </w:pPr>
-            <w:r>
-              <w:t xml:space="preserve">-0.671</w:t>
-            </w:r>
-          </w:p>
-        </w:tc>
-        <w:tc>
-          <w:tcPr/>
-          <w:p>
-            <w:pPr>
-              <w:pStyle w:val="Compact"/>
-            </w:pPr>
-            <w:r>
-              <w:t xml:space="preserve">1.145 (0.681 to 1.609)</w:t>
-            </w:r>
-          </w:p>
-        </w:tc>
       </w:tr>
       <w:tr>
         <w:tc>
@@ -3127,29 +3010,6 @@
             </w:r>
           </w:p>
         </w:tc>
-        <w:tc>
-          <w:tcPr/>
-          <w:p>
-            <w:pPr>
-              <w:pStyle w:val="Compact"/>
-              <w:jc w:val="right"/>
-            </w:pPr>
-            <w:r>
-              <w:t xml:space="preserve">-2.169</w:t>
-            </w:r>
-          </w:p>
-        </w:tc>
-        <w:tc>
-          <w:tcPr/>
-          <w:p>
-            <w:pPr>
-              <w:pStyle w:val="Compact"/>
-            </w:pPr>
-            <w:r>
-              <w:t xml:space="preserve">1.999 (1.375 to 2.622)</w:t>
-            </w:r>
-          </w:p>
-        </w:tc>
       </w:tr>
       <w:tr>
         <w:tc>
@@ -3235,29 +3095,6 @@
             </w:r>
           </w:p>
         </w:tc>
-        <w:tc>
-          <w:tcPr/>
-          <w:p>
-            <w:pPr>
-              <w:pStyle w:val="Compact"/>
-              <w:jc w:val="right"/>
-            </w:pPr>
-            <w:r>
-              <w:t xml:space="preserve">+0.389</w:t>
-            </w:r>
-          </w:p>
-        </w:tc>
-        <w:tc>
-          <w:tcPr/>
-          <w:p>
-            <w:pPr>
-              <w:pStyle w:val="Compact"/>
-            </w:pPr>
-            <w:r>
-              <w:t xml:space="preserve">0.839 (0.461 to 1.217)</w:t>
-            </w:r>
-          </w:p>
-        </w:tc>
       </w:tr>
       <w:tr>
         <w:tc>
@@ -3343,29 +3180,6 @@
             </w:r>
           </w:p>
         </w:tc>
-        <w:tc>
-          <w:tcPr/>
-          <w:p>
-            <w:pPr>
-              <w:pStyle w:val="Compact"/>
-              <w:jc w:val="right"/>
-            </w:pPr>
-            <w:r>
-              <w:t xml:space="preserve">+0.950</w:t>
-            </w:r>
-          </w:p>
-        </w:tc>
-        <w:tc>
-          <w:tcPr/>
-          <w:p>
-            <w:pPr>
-              <w:pStyle w:val="Compact"/>
-            </w:pPr>
-            <w:r>
-              <w:t xml:space="preserve">0.782 (0.214 to 1.351)</w:t>
-            </w:r>
-          </w:p>
-        </w:tc>
       </w:tr>
       <w:tr>
         <w:tc>
@@ -3451,29 +3265,6 @@
             </w:r>
           </w:p>
         </w:tc>
-        <w:tc>
-          <w:tcPr/>
-          <w:p>
-            <w:pPr>
-              <w:pStyle w:val="Compact"/>
-              <w:jc w:val="right"/>
-            </w:pPr>
-            <w:r>
-              <w:t xml:space="preserve">-1.029</w:t>
-            </w:r>
-          </w:p>
-        </w:tc>
-        <w:tc>
-          <w:tcPr/>
-          <w:p>
-            <w:pPr>
-              <w:pStyle w:val="Compact"/>
-            </w:pPr>
-            <w:r>
-              <w:t xml:space="preserve">1.399 (0.957 to 1.840)</w:t>
-            </w:r>
-          </w:p>
-        </w:tc>
       </w:tr>
       <w:tr>
         <w:tc>
@@ -3559,29 +3350,6 @@
             </w:r>
           </w:p>
         </w:tc>
-        <w:tc>
-          <w:tcPr/>
-          <w:p>
-            <w:pPr>
-              <w:pStyle w:val="Compact"/>
-              <w:jc w:val="right"/>
-            </w:pPr>
-            <w:r>
-              <w:t xml:space="preserve">+1.705</w:t>
-            </w:r>
-          </w:p>
-        </w:tc>
-        <w:tc>
-          <w:tcPr/>
-          <w:p>
-            <w:pPr>
-              <w:pStyle w:val="Compact"/>
-            </w:pPr>
-            <w:r>
-              <w:t xml:space="preserve">0.185 (-0.289 to 0.659)</w:t>
-            </w:r>
-          </w:p>
-        </w:tc>
       </w:tr>
       <w:tr>
         <w:tc>
@@ -3667,29 +3435,6 @@
             </w:r>
           </w:p>
         </w:tc>
-        <w:tc>
-          <w:tcPr/>
-          <w:p>
-            <w:pPr>
-              <w:pStyle w:val="Compact"/>
-              <w:jc w:val="right"/>
-            </w:pPr>
-            <w:r>
-              <w:t xml:space="preserve">-0.504</w:t>
-            </w:r>
-          </w:p>
-        </w:tc>
-        <w:tc>
-          <w:tcPr/>
-          <w:p>
-            <w:pPr>
-              <w:pStyle w:val="Compact"/>
-            </w:pPr>
-            <w:r>
-              <w:t xml:space="preserve">1.044 (0.170 to 1.917)</w:t>
-            </w:r>
-          </w:p>
-        </w:tc>
       </w:tr>
       <w:tr>
         <w:tc>
@@ -3775,29 +3520,6 @@
             </w:r>
           </w:p>
         </w:tc>
-        <w:tc>
-          <w:tcPr/>
-          <w:p>
-            <w:pPr>
-              <w:pStyle w:val="Compact"/>
-              <w:jc w:val="right"/>
-            </w:pPr>
-            <w:r>
-              <w:t xml:space="preserve">+0.491</w:t>
-            </w:r>
-          </w:p>
-        </w:tc>
-        <w:tc>
-          <w:tcPr/>
-          <w:p>
-            <w:pPr>
-              <w:pStyle w:val="Compact"/>
-            </w:pPr>
-            <w:r>
-              <w:t xml:space="preserve">0.326 (-0.063 to 0.716)</w:t>
-            </w:r>
-          </w:p>
-        </w:tc>
       </w:tr>
       <w:tr>
         <w:tc>
@@ -3883,29 +3605,6 @@
             </w:r>
           </w:p>
         </w:tc>
-        <w:tc>
-          <w:tcPr/>
-          <w:p>
-            <w:pPr>
-              <w:pStyle w:val="Compact"/>
-              <w:jc w:val="right"/>
-            </w:pPr>
-            <w:r>
-              <w:t xml:space="preserve">+0.727</w:t>
-            </w:r>
-          </w:p>
-        </w:tc>
-        <w:tc>
-          <w:tcPr/>
-          <w:p>
-            <w:pPr>
-              <w:pStyle w:val="Compact"/>
-            </w:pPr>
-            <w:r>
-              <w:t xml:space="preserve">0.480 (-0.193 to 1.153)</w:t>
-            </w:r>
-          </w:p>
-        </w:tc>
       </w:tr>
       <w:tr>
         <w:tc>
@@ -3991,29 +3690,6 @@
             </w:r>
           </w:p>
         </w:tc>
-        <w:tc>
-          <w:tcPr/>
-          <w:p>
-            <w:pPr>
-              <w:pStyle w:val="Compact"/>
-              <w:jc w:val="right"/>
-            </w:pPr>
-            <w:r>
-              <w:t xml:space="preserve">+0.477</w:t>
-            </w:r>
-          </w:p>
-        </w:tc>
-        <w:tc>
-          <w:tcPr/>
-          <w:p>
-            <w:pPr>
-              <w:pStyle w:val="Compact"/>
-            </w:pPr>
-            <w:r>
-              <w:t xml:space="preserve">0.888 (0.480 to 1.297)</w:t>
-            </w:r>
-          </w:p>
-        </w:tc>
       </w:tr>
       <w:tr>
         <w:tc>
@@ -4099,29 +3775,6 @@
             </w:r>
           </w:p>
         </w:tc>
-        <w:tc>
-          <w:tcPr/>
-          <w:p>
-            <w:pPr>
-              <w:pStyle w:val="Compact"/>
-              <w:jc w:val="right"/>
-            </w:pPr>
-            <w:r>
-              <w:t xml:space="preserve">+0.505</w:t>
-            </w:r>
-          </w:p>
-        </w:tc>
-        <w:tc>
-          <w:tcPr/>
-          <w:p>
-            <w:pPr>
-              <w:pStyle w:val="Compact"/>
-            </w:pPr>
-            <w:r>
-              <w:t xml:space="preserve">0.583 (0.079 to 1.087)</w:t>
-            </w:r>
-          </w:p>
-        </w:tc>
       </w:tr>
       <w:tr>
         <w:tc>
@@ -4207,29 +3860,6 @@
             </w:r>
           </w:p>
         </w:tc>
-        <w:tc>
-          <w:tcPr/>
-          <w:p>
-            <w:pPr>
-              <w:pStyle w:val="Compact"/>
-              <w:jc w:val="right"/>
-            </w:pPr>
-            <w:r>
-              <w:t xml:space="preserve">-0.094</w:t>
-            </w:r>
-          </w:p>
-        </w:tc>
-        <w:tc>
-          <w:tcPr/>
-          <w:p>
-            <w:pPr>
-              <w:pStyle w:val="Compact"/>
-            </w:pPr>
-            <w:r>
-              <w:t xml:space="preserve">1.108 (0.844 to 1.371)</w:t>
-            </w:r>
-          </w:p>
-        </w:tc>
       </w:tr>
       <w:tr>
         <w:tc>
@@ -4315,29 +3945,6 @@
             </w:r>
           </w:p>
         </w:tc>
-        <w:tc>
-          <w:tcPr/>
-          <w:p>
-            <w:pPr>
-              <w:pStyle w:val="Compact"/>
-              <w:jc w:val="right"/>
-            </w:pPr>
-            <w:r>
-              <w:t xml:space="preserve">+1.278</w:t>
-            </w:r>
-          </w:p>
-        </w:tc>
-        <w:tc>
-          <w:tcPr/>
-          <w:p>
-            <w:pPr>
-              <w:pStyle w:val="Compact"/>
-            </w:pPr>
-            <w:r>
-              <w:t xml:space="preserve">0.763 (0.359 to 1.166)</w:t>
-            </w:r>
-          </w:p>
-        </w:tc>
       </w:tr>
       <w:tr>
         <w:tc>
@@ -4423,29 +4030,6 @@
             </w:r>
           </w:p>
         </w:tc>
-        <w:tc>
-          <w:tcPr/>
-          <w:p>
-            <w:pPr>
-              <w:pStyle w:val="Compact"/>
-              <w:jc w:val="right"/>
-            </w:pPr>
-            <w:r>
-              <w:t xml:space="preserve">+1.995</w:t>
-            </w:r>
-          </w:p>
-        </w:tc>
-        <w:tc>
-          <w:tcPr/>
-          <w:p>
-            <w:pPr>
-              <w:pStyle w:val="Compact"/>
-            </w:pPr>
-            <w:r>
-              <w:t xml:space="preserve">1.312 (-0.216 to 2.840)</w:t>
-            </w:r>
-          </w:p>
-        </w:tc>
       </w:tr>
       <w:tr>
         <w:tc>
@@ -4531,29 +4115,6 @@
             </w:r>
           </w:p>
         </w:tc>
-        <w:tc>
-          <w:tcPr/>
-          <w:p>
-            <w:pPr>
-              <w:pStyle w:val="Compact"/>
-              <w:jc w:val="right"/>
-            </w:pPr>
-            <w:r>
-              <w:t xml:space="preserve">-2.022</w:t>
-            </w:r>
-          </w:p>
-        </w:tc>
-        <w:tc>
-          <w:tcPr/>
-          <w:p>
-            <w:pPr>
-              <w:pStyle w:val="Compact"/>
-            </w:pPr>
-            <w:r>
-              <w:t xml:space="preserve">2.185 (1.215 to 3.154)</w:t>
-            </w:r>
-          </w:p>
-        </w:tc>
       </w:tr>
     </w:tbl>
     <w:p>
@@ -4569,7 +4130,7 @@
         <w:pStyle w:val="BodyText"/>
       </w:pPr>
       <w:r>
-        <w:t xml:space="preserve">The uncorrected standard deviations of the 18 cohort estimates, which are what a reader would compute from Table 2, are 0.560 for the slope and 1.175 for the intercept. Both exceed tau because they count each cohort’s sampling error as though it were between-cohort variation, and tau is used in preference throughout.</w:t>
+        <w:t xml:space="preserve">The uncorrected standard deviations of the 18 cohort estimates, tabulated in the supplement (Table S2), are 0.560 for the slope and 1.175 for the intercept. Both exceed tau because they count each cohort’s sampling error as though it were between-cohort variation, and tau is used in preference throughout.</w:t>
       </w:r>
     </w:p>
     <w:p>
@@ -4754,7 +4315,7 @@
         <w:t xml:space="preserve"> </w:t>
       </w:r>
       <w:r>
-        <w:t xml:space="preserve">Dropping one ALS cohort moves the Welch p value to between 0.008 and 0.111, and dropping one of the other 14 moves it to between 0.013 and 0.060. The three tests agree in direction and in magnitude and fall on either side of the conventional threshold, and no one of them should be read as settling the question. A slope above one means observed accuracy varied more widely than the estimates did, so in the ALS cohorts the mapping compressed the range it should have spanned. These are the slopes of the primary leave-one-cohort-out model within each cohort, not the pooled slope of 0.985 reported for the ALS subgroup above, which comes from a model developed within the ALS cohorts alone. For the same reason their standard deviation of 0.266 is not the 0.223 reported there: 0.266 is the spread of the four ALS cohorts under the primary design and is what Table 2 sums to, and it is the number that belongs beside the 0.580 of the other 14, because both come from the same development set.</w:t>
+        <w:t xml:space="preserve">Dropping one ALS cohort moves the Welch p value to between 0.008 and 0.111, and dropping one of the other 14 moves it to between 0.013 and 0.060. The three tests agree in direction and in magnitude and fall on either side of the conventional threshold, and no one of them should be read as settling the question. A slope above one means observed accuracy varied more widely than the estimates did, so in the ALS cohorts the mapping compressed the range it should have spanned. These are the slopes of the primary leave-one-cohort-out model within each cohort, not the pooled slope of 0.985 reported for the ALS subgroup above, which comes from a model developed within the ALS cohorts alone. For the same reason their standard deviation of 0.266 is not the 0.223 reported there: 0.266 is the spread of the four ALS cohorts under the primary design and is what the per-cohort slopes in Table S11 sum to, and it is the number that belongs beside the 0.580 of the other 14, because both come from the same development set.</w:t>
       </w:r>
     </w:p>
     <w:p>
@@ -4903,7 +4464,7 @@
         <w:pStyle w:val="BodyText"/>
       </w:pPr>
       <w:r>
-        <w:t xml:space="preserve">The 18 development folds that produced these estimates are themselves stable. Their intercept and slope coefficients, tabulated in full in the supplement (Table S9), vary by a coefficient of variation of 2.5% and 3.3% respectively across folds, against 49.4% for the held-out cohort-specific validated slopes in Table 2. All three figures use the population standard deviation over the mean rather than the sample standard deviation reported elsewhere in this section, so they should not be reconciled arithmetically against the 0.560 figure above. The between-cohort spread this paper reports therefore reflects how each fold’s mapping performs in the cohort withheld from it, not instability in what each fold fits. That distinction is evidence against development-fit noise as an alternative explanation for the heterogeneity.</w:t>
+        <w:t xml:space="preserve">The 18 development folds that produced these estimates are themselves stable. Their intercept and slope coefficients, tabulated in full in the supplement (Table S9), vary by a coefficient of variation of 2.5% and 3.3% respectively across folds, against 49.4% for the held-out cohort-specific validated slopes in Table S11. All three figures use the population standard deviation over the mean rather than the sample standard deviation reported elsewhere in this section, so they should not be reconciled arithmetically against the 0.560 figure above. The between-cohort spread this paper reports therefore reflects how each fold’s mapping performs in the cohort withheld from it, not instability in what each fold fits. That distinction is evidence against development-fit noise as an alternative explanation for the heterogeneity.</w:t>
       </w:r>
     </w:p>
     <w:p>

--- a/build_expanded/manuscript.docx
+++ b/build_expanded/manuscript.docx
@@ -4696,7 +4696,7 @@
         <w:pStyle w:val="FirstParagraph"/>
       </w:pPr>
       <w:r>
-        <w:t xml:space="preserve">BigP3BCI version 1.0.0 is publicly available (doi:10.13026/0byy-ry86). Analysis code and frozen outputs are available at https://github.com/Alon-Gorenshtein/study_bigp3_als_calibration. The archive is not redistributed.</w:t>
+        <w:t xml:space="preserve">BigP3BCI version 1.0.0 is publicly available (doi:10.13026/0byy-ry86). Analysis code and frozen outputs are available at https://github.com/Alon-Gorenshtein/study_bigp3_als_calibration (commit bb07fb994b0d776101afaef9f0f3dd9c12596124). The archive is not redistributed.</w:t>
       </w:r>
     </w:p>
     <w:bookmarkEnd w:id="52"/>

--- a/build_expanded/manuscript.docx
+++ b/build_expanded/manuscript.docx
@@ -599,7 +599,7 @@
         <w:pStyle w:val="BodyText"/>
       </w:pPr>
       <w:r>
-        <w:t xml:space="preserve">For the calibration intercept and slope, which are the quantities that carry the transportability question, that summary was replaced by a random-effects meta-analysis of the 18 cohort estimates, because the cohorts differ in size and the uncorrected standard deviation of the estimates counts their sampling error as though it were between-cohort variation. The between-cohort standard deviation tau was estimated by the method of moments[28] with a Q-profile confidence interval,[29] the Paule and Mandel estimate[30] is reported alongside it so that the estimator choice is visible, and the Q test, I-squared[31] and a 95% prediction interval for an unrepresented cohort accompany each. All 18 cohorts were fitted under the cluster, model and quasi-binomial specifications and none was dropped. Under the participant-cluster bootstrap check reported in the Discussion, StudyS1’s cluster resamples fell onto the separation boundary often enough that fewer than half of its 2,000 replicates left an identified estimate, and that cohort is reported as not identified under the bootstrap method alone. Because the bootstrap’s smaller tau could reflect either the estimator or the missing cohort, the cluster-robust pooling was repeated on the identical 17 cohorts the bootstrap identified, excluding Study S1: tau = 0.44 for the slope and 0.87 for the intercept, no closer to the bootstrap’s own 0.37 and 0.77 than the all-18 cluster-robust values of 0.43 and 0.87 were, so most of the difference between the two methods reflects the variance estimator rather than Study S1’s exclusion (supplement, S4).</w:t>
+        <w:t xml:space="preserve">For the calibration intercept and slope, which are the quantities that carry the transportability question, that summary was replaced by a random-effects meta-analysis of the 18 cohort estimates, because the cohorts differ in size and the uncorrected standard deviation of the estimates counts their sampling error as though it were between-cohort variation. The between-cohort standard deviation tau was estimated by the method of moments[28] with a Q-profile confidence interval,[29] the Paule and Mandel estimate[30] is reported alongside it so that the estimator choice is visible, and the Q test, I²[31] and a 95% prediction interval for an unrepresented cohort accompany each. All 18 cohorts were fitted under the cluster, model and quasi-binomial specifications and none was dropped. Under the participant-cluster bootstrap check reported in the Discussion, Study S1’s cluster resamples fell onto the separation boundary often enough that fewer than half of its 2,000 replicates left an identified estimate, and that cohort is reported as not identified under the bootstrap method alone. Because the bootstrap’s smaller tau could reflect either the estimator or the missing cohort, the cluster-robust pooling was repeated on the identical 17 cohorts the bootstrap identified, excluding Study S1: tau = 0.44 for the slope and 0.87 for the intercept, no closer to the bootstrap’s own 0.37 and 0.77 than the all-18 cluster-robust values of 0.43 and 0.87 were, so most of the difference between the two methods reflects the variance estimator rather than Study S1’s exclusion (supplement, S4).</w:t>
       </w:r>
     </w:p>
     <w:p>
@@ -615,7 +615,7 @@
         <w:pStyle w:val="BodyText"/>
       </w:pPr>
       <w:r>
-        <w:t xml:space="preserve">Each cohort contains between 5 and 24 participants, and a cluster-robust variance is downward-biased below roughly 30 clusters even with the finite-sample correction applied here. That bias inflates tau and I-squared, so the I-squared reported below is an upper estimate: a 20% understatement of the within-cohort variances would put the slope I-squared below the conventional 75% threshold. I-squared is therefore reported with its confidence interval as a description, and no conclusion is drawn from its position relative to that threshold. The conclusion is instead checked by refitting at each confidence limit of tau and by repooling with every within-cohort variance multiplied by a common factor.</w:t>
+        <w:t xml:space="preserve">Each cohort contains between 5 and 24 participants, and a cluster-robust variance is downward-biased below roughly 30 clusters even with the finite-sample correction applied here. That bias inflates tau and I², so the I² reported below is an upper estimate: a 20% understatement of the within-cohort variances would put the slope I² below the conventional 75% threshold. I² is therefore reported with its confidence interval as a description, and no conclusion is drawn from its position relative to that threshold. The conclusion is instead checked by refitting at each confidence limit of tau and by repooling with every within-cohort variance multiplied by a common factor.</w:t>
       </w:r>
     </w:p>
     <w:p>
@@ -2248,7 +2248,7 @@
         <w:t xml:space="preserve"> </w:t>
       </w:r>
       <w:r>
-        <w:t xml:space="preserve">Each row is one cohort withheld from model development, with its estimate and 95% confidence interval, marked by whether the archive documents an ALS study population. Standard errors are clustered on participant. Each panel is ordered by its own estimate, so a cohort does not occupy the same row in panel a as in panel b. The dashed line is the value a mapping that transported exactly would take, one for the slope in panel a and zero for the intercept in panel b; the band is the 95% interval for a cohort not represented in the archive and the solid line within it is the pooled estimate. That band is computed at the point estimate of tau, which is itself imprecise, so it widens and narrows with the values of tau reported in the Results. Intervals running past the axis are drawn with an arrow. The between-cohort standard deviation tau and I-squared are given beneath each panel; I-squared is descriptive only, for the reason given in the Results.</w:t>
+        <w:t xml:space="preserve">Each row is one cohort withheld from model development, with its estimate and 95% confidence interval, marked by whether the archive documents an ALS study population. Standard errors are clustered on participant. Each panel is ordered by its own estimate, so a cohort does not occupy the same row in panel a as in panel b. The dashed line is the value a mapping that transported exactly would take, one for the slope in panel a and zero for the intercept in panel b; the band is the 95% interval for a cohort not represented in the archive and the solid line within it is the pooled estimate. That band is computed at the point estimate of tau, which is itself imprecise, so it widens and narrows with the values of tau reported in the Results. Intervals running past the axis are drawn with an arrow. The between-cohort standard deviation tau and I² are given beneath each panel; I² is descriptive only, for the reason given in the Results.</w:t>
       </w:r>
     </w:p>
     <w:p>
@@ -2443,7 +2443,7 @@
         <w:t xml:space="preserve"> </w:t>
       </w:r>
       <w:r>
-        <w:t xml:space="preserve">The intercept departed from zero by at least half a log-odds unit in 13 of the 18 cohorts and by at least a full unit in 7, and its 95% interval excluded zero in 6. All 18 cohorts yielded an identified intercept and slope and none was dropped from the pooling. Under the primary cluster-robust specification the between-cohort standard deviation of the calibration intercept was tau = 0.87 (95% CI 0.60 to 1.51) against a pooled intercept of -0.06, and Q = 122.6 on 17 degrees of freedom (p &lt; 0.001). I-squared was 86.1 (95% CI 79.5 to 90.6), reported as a description only: it is an upper estimate at these cluster counts, and a 20% understatement of the within-cohort variances would put its lower confidence limit below the conventional 75% threshold. The observed intercepts ran from -2.169 to 1.995, and the 95% interval for a cohort not represented in the archive runs from -1.97 to 1.85 on the log-odds scale (Figure 1), which is the difference between a mapping that badly understates accuracy and one that badly overstates it. That conclusion does not depend on where in its interval tau lies: setting tau to its own lower 95% confidence limit still leaves a new-cohort interval of -1.39 to 1.26, and the interval is still -1.37 to 1.06 when every within-cohort variance is inflated fivefold.</w:t>
+        <w:t xml:space="preserve">The intercept departed from zero by at least half a log-odds unit in 13 of the 18 cohorts and by at least a full unit in 7, and its 95% interval excluded zero in 6. All 18 cohorts yielded an identified intercept and slope and none was dropped from the pooling. Under the primary cluster-robust specification the between-cohort standard deviation of the calibration intercept was tau = 0.87 (95% CI 0.60 to 1.51) against a pooled intercept of -0.06, and Q = 122.6 on 17 degrees of freedom (p &lt; 0.001). I² was 86.1 (95% CI 79.5 to 90.6), reported as a description only: it is an upper estimate at these cluster counts, and a 20% understatement of the within-cohort variances would put its lower confidence limit below the conventional 75% threshold. The observed intercepts ran from -2.169 to 1.995, and the 95% interval for a cohort not represented in the archive runs from -1.97 to 1.85 on the log-odds scale (Figure 1), which is the difference between a mapping that badly understates accuracy and one that badly overstates it. That conclusion does not depend on where in its interval tau lies: setting tau to its own lower 95% confidence limit still leaves a new-cohort interval of -1.39 to 1.26, and the interval is still -1.37 to 1.06 when every within-cohort variance is inflated fivefold.</w:t>
       </w:r>
     </w:p>
     <w:p>
@@ -2461,7 +2461,7 @@
         <w:t xml:space="preserve"> </w:t>
       </w:r>
       <w:r>
-        <w:t xml:space="preserve">tau = 0.43 (95% CI 0.30 to 0.77) against a pooled slope of 1.06 (95% CI 0.82 to 1.30), with Q = 81.3 on 17 degrees of freedom (p &lt; 0.001) and I-squared 79.1 (95% CI 67.6 to 86.5), an interval that spans that same threshold, so no claim here rests on it either. The observed slopes ran from 0.185 to 2.185 and the 95% interval for an unrepresented cohort runs from 0.111 to 2.005 (Figure 1); at the lower confidence limit of tau it is 0.394 to 1.704, across which no single fitted mapping is usable. That interval excludes zero at the point estimate of tau but includes it at tau’s upper confidence limit, where it runs from -0.603 to 2.759, so the exclusion is a property of this interval at one value of tau rather than a finding. Cohort by cohort, 4 of the 18 slope confidence intervals include zero (Figure 1), so the association is reliable on average and not reliable in every cohort. Fitting one calibration curve to all withheld predictions pooled gives a slope of 0.967 (95% CI 0.791 to 1.127) and an intercept of 0.054 (95% CI -0.264 to 0.395); those pooled values average opposing departures and describe no individual cohort, and the cohorts whose accuracy the mapping understated and those whose accuracy it overstated are visible separately in Figure 2.</w:t>
+        <w:t xml:space="preserve">tau = 0.43 (95% CI 0.30 to 0.77) against a pooled slope of 1.06 (95% CI 0.82 to 1.30), with Q = 81.3 on 17 degrees of freedom (p &lt; 0.001) and I² 79.1 (95% CI 67.6 to 86.5), an interval that spans that same threshold, so no claim here rests on it either. The observed slopes ran from 0.185 to 2.185 and the 95% interval for an unrepresented cohort runs from 0.111 to 2.005 (Figure 1); at the lower confidence limit of tau it is 0.394 to 1.704, across which no single fitted mapping is usable. That interval excludes zero at the point estimate of tau but includes it at tau’s upper confidence limit, where it runs from -0.603 to 2.759, so the exclusion is a property of this interval at one value of tau rather than a finding. Cohort by cohort, 4 of the 18 slope confidence intervals include zero (Figure 1), so the association is reliable on average and not reliable in every cohort. Fitting one calibration curve to all withheld predictions pooled gives a slope of 0.967 (95% CI 0.791 to 1.127) and an intercept of 0.054 (95% CI -0.264 to 0.395); those pooled values average opposing departures and describe no individual cohort, and the cohorts whose accuracy the mapping understated and those whose accuracy it overstated are visible separately in Figure 2.</w:t>
       </w:r>
     </w:p>
     <w:p>
@@ -4148,7 +4148,7 @@
         <w:t xml:space="preserve"> </w:t>
       </w:r>
       <w:r>
-        <w:t xml:space="preserve">Skill against the development-mean benchmark was negative in one of 18 cohorts and positive in the remainder (Figure 4). Against the benchmark of each cohort’s own mean, which is the harder target pooled and in 11 of the 18 cohorts, skill was negative in six of 18 (Table S5). Three distinct things produce those six. In StudyH the model was less accurate than both benchmarks, and it is the same cohort that fails the development-mean benchmark. Four are cohorts whose observed accuracy sits high enough that their own mean already tracks nearly every record: in StudyE, StudyR, StudyS2 and StudyS1, accuracy averages 0.921, 0.963, 0.976 and 0.997 and the own-mean benchmark errs by 0.049, 0.047, 0.035 and 0.005, leaving little error for any predictor to reduce. StudyS1 is the limiting case, where that near-zero denominator makes the ratio large and negative and not comparable with the rest. In the sixth, StudyJ, the shortfall is -0.008, which is parity rather than failure. All four ALS cohorts had positive skill against both benchmarks, at 0.317, 0.383, 0.448 and 0.502 against the development mean.</w:t>
+        <w:t xml:space="preserve">Skill against the development-mean benchmark was negative in one of 18 cohorts and positive in the remainder (Figure 4). Against the benchmark of each cohort’s own mean, which is the harder target pooled and in 11 of the 18 cohorts, skill was negative in six of 18 (Table S5). Three distinct things produce those six. In Study H the model was less accurate than both benchmarks, and it is the same cohort that fails the development-mean benchmark. Four are cohorts whose observed accuracy sits high enough that their own mean already tracks nearly every record: in Study E, Study R, Study S2 and Study S1, accuracy averages 0.921, 0.963, 0.976 and 0.997 and the own-mean benchmark errs by 0.049, 0.047, 0.035 and 0.005, leaving little error for any predictor to reduce. Study S1 is the limiting case, where that near-zero denominator makes the ratio large and negative and not comparable with the rest. In the sixth, Study J, the shortfall is -0.008, which is parity rather than failure. All four ALS cohorts had positive skill against both benchmarks, at 0.317, 0.383, 0.448 and 0.502 against the development mean.</w:t>
       </w:r>
     </w:p>
     <w:p>
@@ -4424,7 +4424,7 @@
         <w:pStyle w:val="FirstParagraph"/>
       </w:pPr>
       <w:r>
-        <w:t xml:space="preserve">Across 18 source-study cohorts, the discriminability of a classifier fitted to a session’s calibration block was related to that same session’s online spelling accuracy, with a positive point estimate in every cohort, at the level of individual participants as well as between cohorts, and when the calibration recording came from an earlier session. A fitted mapping from that score to an expected accuracy did not transport. The calibration intercept had a between-cohort standard deviation of tau = 0.87 (95% CI 0.60 to 1.51) and an interval for an unrepresented cohort running from -1.97 to 1.85 on the log-odds scale; the slope agreed, at tau = 0.43 (0.30 to 0.77) and a range of 0.185 to 2.185. In one cohort the score estimated accuracy less well than the development-mean benchmark, and in six less well than that cohort’s own mean. The association appeared in every cohort examined, though with widely varying magnitude; the numerical mapping between the score and expected accuracy did not.</w:t>
+        <w:t xml:space="preserve">Across 18 source-study cohorts, the discriminability of a classifier fitted to a session’s calibration block was related to that same session’s online spelling accuracy, with a positive point estimate in every cohort, at the level of individual participants as well as between cohorts, and when the calibration recording came from an earlier session. A fitted mapping from that score to an expected accuracy did not transport. The calibration intercept had a between-cohort standard deviation of tau = 0.87 (95% CI 0.60 to 1.51) and an interval for an unrepresented cohort running from -1.97 to 1.85 on the log-odds scale; slope heterogeneity led to the same conclusion, at tau = 0.43 (0.30 to 0.77) and a range of 0.185 to 2.185. In one cohort the score estimated accuracy less well than the development-mean benchmark, and in six less well than that cohort’s own mean. The association appeared in every cohort examined, though with widely varying magnitude; the numerical mapping between the score and expected accuracy did not.</w:t>
       </w:r>
     </w:p>
     <w:p>
@@ -4569,7 +4569,7 @@
         <w:pStyle w:val="BodyText"/>
       </w:pPr>
       <w:r>
-        <w:t xml:space="preserve">Tenth, the between-cohort variance is itself estimated with limited precision: eighteen cohorts of 5 to 24 participants leave tau imprecise, and a cluster-robust variance at these cluster counts is downward-biased, inflating tau and I-squared in the direction that favours the conclusion. The conclusion holds at tau’s lower confidence limit, with within-cohort variances inflated fivefold (Results, Transportability), and under a participant-cluster bootstrap sensitivity analysis that does not rely on the sandwich standard-error approximation, which gave a smaller tau of 0.37 for the slope and 0.77 for the intercept (supplement, S4).</w:t>
+        <w:t xml:space="preserve">Tenth, the between-cohort variance is itself estimated with limited precision: eighteen cohorts of 5 to 24 participants leave tau imprecise, and a cluster-robust variance at these cluster counts is downward-biased, inflating tau and I² in the direction that favours the conclusion. The conclusion holds at tau’s lower confidence limit, with within-cohort variances inflated fivefold (Results, Transportability), and under a participant-cluster bootstrap sensitivity analysis that does not rely on the sandwich standard-error approximation, which gave a smaller tau of 0.37 for the slope and 0.77 for the intercept (supplement, S4).</w:t>
       </w:r>
     </w:p>
     <w:p>
@@ -4595,7 +4595,7 @@
         <w:pStyle w:val="FirstParagraph"/>
       </w:pPr>
       <w:r>
-        <w:t xml:space="preserve">In 18 source-study cohorts, calibration-derived decoder discriminability was related to online spelling accuracy in the corresponding session, with a positive point estimate in every cohort and at the level of individual participants, but the fitted mapping between the two did not transport: the calibration intercept spanned mappings that badly understate and badly overstate accuracy, the slope varied more than tenfold, and a cohort outside the archive cannot be promised discrimination above chance or skill above zero. The score may be useful for within-setting ranking after local validation, and the artifact-rejection fraction is a candidate data-quality screen that warrants prospective evaluation; neither use has been prospectively validated here, and the score should not be used to report an expected accuracy in a cohort where the mapping was not developed without local recalibration. Prospective evaluation would need to predefine the recalibration procedure and measure user-centred communication outcomes rather than character accuracy alone.</w:t>
+        <w:t xml:space="preserve">In 18 source-study cohorts, calibration-derived decoder discriminability was related to online spelling accuracy in the corresponding session, with a positive point estimate in every cohort and at the level of individual participants, but the fitted mapping between the two did not transport: the calibration intercept spanned mappings that badly understate and badly overstate accuracy, the slope varied more than tenfold, and the prediction interval for a cohort outside the archive does not exclude discrimination at chance or skill at or below zero. The score may be useful for within-setting ranking after local validation, and the artifact-rejection fraction is a candidate data-quality screen that warrants prospective evaluation; neither use has been prospectively validated here, and the score should not be used to report an expected accuracy in a cohort where the mapping was not developed without local recalibration. Prospective evaluation would need to predefine the recalibration procedure and measure user-centred communication outcomes rather than character accuracy alone.</w:t>
       </w:r>
     </w:p>
     <w:bookmarkEnd w:id="49"/>

--- a/build_expanded/manuscript.docx
+++ b/build_expanded/manuscript.docx
@@ -286,7 +286,7 @@
         <w:pStyle w:val="BodyText"/>
       </w:pPr>
       <w:r>
-        <w:t xml:space="preserve">Performance is not uniform. Online spelling accuracy varies widely between users and between sessions in the same user, and a proportion of users do not reach usable accuracy at all.[9] This variability motivated a line of work asking whether performance can be anticipated from data recorded before a session begins. Neurophysiological features measured at rest or during a short calibration block relate to later brain-computer interface performance,[10] and in ALS specifically, event-related potential and spectral measures recorded during calibration relate to P300-speller accuracy.[11,12] Attentional and motivational state have also been linked to performance in this population.[13,14] Mainsah and colleagues went furthest, deriving P300-speller accuracy analytically as a function of a calibration-derived detectability index, with the explicit purpose of estimating performance without extensive online testing.[15]</w:t>
+        <w:t xml:space="preserve">Performance is not uniform. Online spelling accuracy varies widely between users and between sessions in the same user, and a proportion of users do not reach usable accuracy at all.[9] This variability motivated a line of work asking whether performance can be anticipated from data recorded before a session begins. Neurophysiological features measured at rest or during a short calibration block relate to later brain-computer interface performance,[10] and in ALS specifically, event-related potential and spectral measures recorded during calibration relate to P300-speller accuracy.[11,12] Attentional and motivational state have also been linked to performance in this population.[13,14] Mainsah and colleagues went furthest, deriving P300-speller accuracy analytically as a function of a calibration-derived detectability index, with the explicit purpose of estimating performance without extensive online testing.[15] A projected-accuracy measure built from flash-level data and a multi-feature predictor built from a separate rapid-serial-visual-presentation task have made related predictions from within-session or within-study data.[37,38]</w:t>
       </w:r>
     </w:p>
     <w:p>
@@ -294,7 +294,7 @@
         <w:pStyle w:val="BodyText"/>
       </w:pPr>
       <w:r>
-        <w:t xml:space="preserve">Two features of that literature limit what it can support. First, the relationships were established within the cohort in which they were measured. A relationship that holds inside one study does not establish that a mapping fitted in one set of cohorts will estimate accuracy in a cohort it has never seen, which is the question that matters if a calibration score is to be used anywhere other than where it was developed. Second, these studies report discrimination, usually as a correlation or an area under the receiver operating characteristic curve. Discrimination describes whether users can be ranked. It does not describe whether the estimated accuracy is numerically close to the accuracy that follows, which is what a session-level check would require.</w:t>
+        <w:t xml:space="preserve">Two features of that literature limit what it can support. First, the relationships were established within the cohort in which they were measured. A relationship that holds inside one study does not establish that a mapping fitted in one set of cohorts will estimate accuracy in a cohort it has never seen, which is the question that matters if a calibration score is to be used anywhere other than where it was developed. Second, these studies report discrimination, usually as a correlation or an area under the receiver operating characteristic curve. Discrimination describes whether users can be ranked. It does not describe whether the estimated accuracy is numerically close to the accuracy that follows, which is what a session-level check would require. To our knowledge, no published study has evaluated whether a calibration-derived score’s fitted mapping to online accuracy transports to a source study withheld from its development, as distinct from evaluating the score’s within-cohort association or its within-study discrimination.</w:t>
       </w:r>
     </w:p>
     <w:p>
@@ -302,7 +302,7 @@
         <w:pStyle w:val="BodyText"/>
       </w:pPr>
       <w:r>
-        <w:t xml:space="preserve">Evaluating transportability also imposes a requirement that has not previously been met in this setting. When a model is evaluated by withholding an entire cohort, the cohort is the unit of replication, and the spread of performance across withheld cohorts is what determines the interval a reader should expect in their own setting.[16,17] Estimating that spread from a small number of cohorts yields an interval too imprecise to be informative. Public archives that aggregate many independent P300-speller studies under a shared recording montage now make a larger number of withheld cohorts available.[18]</w:t>
+        <w:t xml:space="preserve">Evaluating transportability also imposes a requirement that has not previously been met in this setting. When a model is evaluated by withholding an entire cohort, the cohort is the unit of replication, and the spread of performance across withheld cohorts is what determines the interval a reader should expect in their own setting.[16,17] Estimating that spread from a small number of cohorts yields an interval too imprecise to be informative. Public archives that aggregate many independent P300-speller studies under a shared recording montage now make a larger number of withheld cohorts available.[18] A recent cross-dataset evaluation aligned P300 event-related-potential signals across independent archives to improve classification transfer, a different question from whether a fitted calibration-to-accuracy mapping itself transports numerically.[39]</w:t>
       </w:r>
     </w:p>
     <w:p>
@@ -5594,6 +5594,81 @@
       </w:r>
       <w:r>
         <w:t xml:space="preserve">. 2013;8(10):e78432. doi:10.1371/journal.pone.0078432</w:t>
+      </w:r>
+    </w:p>
+    <w:p>
+      <w:pPr>
+        <w:pStyle w:val="Compact"/>
+        <w:numPr>
+          <w:ilvl w:val="0"/>
+          <w:numId w:val="1002"/>
+        </w:numPr>
+      </w:pPr>
+      <w:r>
+        <w:t xml:space="preserve">Colwell KA, Throckmorton CS, Collins LM, Morton KD. Projected accuracy metric for the P300 Speller.</w:t>
+      </w:r>
+      <w:r>
+        <w:t xml:space="preserve"> </w:t>
+      </w:r>
+      <w:r>
+        <w:rPr>
+          <w:i/>
+          <w:iCs/>
+        </w:rPr>
+        <w:t xml:space="preserve">IEEE Trans Neural Syst Rehabil Eng</w:t>
+      </w:r>
+      <w:r>
+        <w:t xml:space="preserve">. 2014;22(5):921-925. doi:10.1109/TNSRE.2014.2324892</w:t>
+      </w:r>
+    </w:p>
+    <w:p>
+      <w:pPr>
+        <w:pStyle w:val="Compact"/>
+        <w:numPr>
+          <w:ilvl w:val="0"/>
+          <w:numId w:val="1002"/>
+        </w:numPr>
+      </w:pPr>
+      <w:r>
+        <w:t xml:space="preserve">Won K, Kwon M, Jang S, Ahn M, Jun SC. P300 speller performance predictor based on RSVP multi-feature.</w:t>
+      </w:r>
+      <w:r>
+        <w:t xml:space="preserve"> </w:t>
+      </w:r>
+      <w:r>
+        <w:rPr>
+          <w:i/>
+          <w:iCs/>
+        </w:rPr>
+        <w:t xml:space="preserve">Front Hum Neurosci</w:t>
+      </w:r>
+      <w:r>
+        <w:t xml:space="preserve">. 2019;13:261. doi:10.3389/fnhum.2019.00261</w:t>
+      </w:r>
+    </w:p>
+    <w:p>
+      <w:pPr>
+        <w:pStyle w:val="Compact"/>
+        <w:numPr>
+          <w:ilvl w:val="0"/>
+          <w:numId w:val="1002"/>
+        </w:numPr>
+      </w:pPr>
+      <w:r>
+        <w:t xml:space="preserve">Song M, Gwon D, Jun SC, Ahn M. Signal alignment for cross-datasets in P300 brain-computer interfaces.</w:t>
+      </w:r>
+      <w:r>
+        <w:t xml:space="preserve"> </w:t>
+      </w:r>
+      <w:r>
+        <w:rPr>
+          <w:i/>
+          <w:iCs/>
+        </w:rPr>
+        <w:t xml:space="preserve">J Neural Eng</w:t>
+      </w:r>
+      <w:r>
+        <w:t xml:space="preserve">. 2024;21(3):036007. doi:10.1088/1741-2552/ad430d</w:t>
       </w:r>
     </w:p>
     <w:bookmarkEnd w:id="53"/>

--- a/build_expanded/manuscript.docx
+++ b/build_expanded/manuscript.docx
@@ -302,7 +302,7 @@
         <w:pStyle w:val="BodyText"/>
       </w:pPr>
       <w:r>
-        <w:t xml:space="preserve">Evaluating transportability also imposes a requirement that has not previously been met in this setting. When a model is evaluated by withholding an entire cohort, the cohort is the unit of replication, and the spread of performance across withheld cohorts is what determines the interval a reader should expect in their own setting.[16,17] Estimating that spread from a small number of cohorts yields an interval too imprecise to be informative. Public archives that aggregate many independent P300-speller studies under a shared recording montage now make a larger number of withheld cohorts available.[18] A recent cross-dataset evaluation aligned P300 event-related-potential signals across independent archives to improve classification transfer, a different question from whether a fitted calibration-to-accuracy mapping itself transports numerically.[39]</w:t>
+        <w:t xml:space="preserve">Evaluating transportability also imposes a requirement that has not previously been met in this setting. When a model is evaluated by withholding an entire cohort, the cohort is the unit of replication, and the spread of performance across withheld cohorts is what determines the interval a reader should expect in their own setting.[16,17] Estimating that spread from a small number of cohorts yields an interval too imprecise to be informative. Public archives that aggregate many distinct P300-speller studies under a shared recording montage now make a larger number of withheld cohorts available.[18] A recent cross-dataset evaluation aligned P300 event-related-potential signals across independent archives to improve classification transfer, a different question from whether a fitted calibration-to-accuracy mapping itself transports numerically.[39]</w:t>
       </w:r>
     </w:p>
     <w:p>
@@ -4561,7 +4561,7 @@
         <w:pStyle w:val="BodyText"/>
       </w:pPr>
       <w:r>
-        <w:t xml:space="preserve">Ninth, the 18 held-out estimates are not fully independent: each development fold shares 16 of the other 17 cohorts with every other fold, so the between-cohort variance estimator sees correlated inputs rather than 18 independent draws. The fold-coefficient stability reported above bounds how much this can be inflating the observed spread, and the joint bootstrap in the Discussion measures it directly rather than only bounding it. Coefficients that varied widely across folds despite that shared training data would themselves be evidence of fold-to-fold instability, and they do not. That correlation is now measured rather than merely bounded: the joint bootstrap’s correlation matrix (supplement, S4) shows it concentrated in a handful of cohort pairs rather than spread evenly across all 153, consistent with a small number of cohorts having outsized influence on each other’s development fit rather than every fold moving in lockstep.</w:t>
+        <w:t xml:space="preserve">Ninth, the 18 held-out estimates are not fully independent: each development fold shares 16 of the other 17 cohorts with every other fold, so the between-cohort variance estimator sees correlated inputs rather than 18 independent draws. The fold-coefficient stability reported above bounds how much this can be inflating the observed spread. Coefficients that varied widely across folds despite that shared training data would themselves be evidence of fold-to-fold instability, and they do not. That correlation is now measured rather than merely bounded: the joint bootstrap’s correlation matrix (supplement, S4) shows it concentrated in a handful of cohort pairs rather than spread evenly across all 153, consistent with a small number of cohorts having outsized influence on each other’s development fit rather than every fold moving in lockstep.</w:t>
       </w:r>
     </w:p>
     <w:p>

--- a/build_expanded/manuscript.docx
+++ b/build_expanded/manuscript.docx
@@ -4696,7 +4696,7 @@
         <w:pStyle w:val="FirstParagraph"/>
       </w:pPr>
       <w:r>
-        <w:t xml:space="preserve">BigP3BCI version 1.0.0 is publicly available (doi:10.13026/0byy-ry86). Analysis code and frozen outputs are available at https://github.com/Alon-Gorenshtein/study_bigp3_als_calibration (commit bb07fb994b0d776101afaef9f0f3dd9c12596124). The archive is not redistributed.</w:t>
+        <w:t xml:space="preserve">BigP3BCI version 1.0.0 is publicly available (doi:10.13026/0byy-ry86). Analysis code and frozen outputs are available at https://github.com/Alon-Gorenshtein/study_bigp3_als_calibration (commit eaabf263425c19494d8fcaf27c84ca86ab5122ef). The archive is not redistributed.</w:t>
       </w:r>
     </w:p>
     <w:bookmarkEnd w:id="52"/>

--- a/build_expanded/manuscript.docx
+++ b/build_expanded/manuscript.docx
@@ -262,6 +262,24 @@
         <w:t xml:space="preserve">The score carries a reproducible signal about accuracy in the corresponding session, but the mapping between them is cohort-specific: usable for ranking sessions within a setting, not for reporting expected accuracy elsewhere without local recalibration. Few-cohort evaluation, as the ALS subgroup illustrates, understates how much performance varies elsewhere.</w:t>
       </w:r>
     </w:p>
+    <w:p>
+      <w:pPr>
+        <w:pStyle w:val="BodyText"/>
+      </w:pPr>
+      <w:r>
+        <w:rPr>
+          <w:b/>
+          <w:bCs/>
+        </w:rPr>
+        <w:t xml:space="preserve">Keywords:</w:t>
+      </w:r>
+      <w:r>
+        <w:t xml:space="preserve"> </w:t>
+      </w:r>
+      <w:r>
+        <w:t xml:space="preserve">brain-computer interface, P300 speller, calibration, transportability, external validation, heterogeneity, amyotrophic lateral sclerosis</w:t>
+      </w:r>
+    </w:p>
     <w:bookmarkEnd w:id="12"/>
     <w:bookmarkEnd w:id="13"/>
     <w:bookmarkStart w:id="14" w:name="introduction"/>
@@ -547,7 +565,7 @@
         <w:pStyle w:val="FirstParagraph"/>
       </w:pPr>
       <w:r>
-        <w:t xml:space="preserve">The development model was a logistic regression of character-level correctness on the standardised calibration score, fitted on character-expanded records from the development studies. Standardisation used development-study means and standard deviations only. For a session with calibration score s, the estimated accuracy is the inverse logit of a + b (s - m) / d, where m and d are the development mean and standard deviation of the score and a and b are the fitted coefficients; fitted values for every fold are reported in the supplement (Table S9) so that any estimate can be recomputed. Because records are expanded to one row per character, a session contributes to the fit in proportion to the characters it supplied, and the quantity estimated is the accuracy of a randomly chosen character selection. Refitting the same withheld-cohort evaluation with each session weighted equally, and again with each participant weighted equally, moved the pooled estimation error by less than 0.003, so the reported error does not rest on that choice (supplement, S3).</w:t>
+        <w:t xml:space="preserve">The development model was a logistic regression of character-level correctness on the standardised calibration score, fitted on character-expanded records from the development studies. Standardisation used development-study means and standard deviations only. For a session with calibration score s, the estimated accuracy is the inverse logit of a + b (s - m) / d, where m and d are the development mean and standard deviation of the score and a and b are the fitted coefficients; fitted values for every fold are reported in the supplement (Table S12) so that any estimate can be recomputed. Because records are expanded to one row per character, a session contributes to the fit in proportion to the characters it supplied, and the quantity estimated is the accuracy of a randomly chosen character selection. Refitting the same withheld-cohort evaluation with each session weighted equally, and again with each participant weighted equally, moved the pooled estimation error by less than 0.003, so the reported error does not rest on that choice (supplement, S3).</w:t>
       </w:r>
     </w:p>
     <w:bookmarkEnd w:id="19"/>
@@ -2154,7 +2172,7 @@
           <w:b/>
           <w:bCs/>
         </w:rPr>
-        <w:t xml:space="preserve">The point estimate was positive in all 18 contributing cohorts, but its magnitude varied widely and several cohort-specific estimates were imprecise, with confidence intervals including values close to zero (Table S3); pooled across sessions the association was precisely estimated, at r = 0.677 (95% CI 0.621 to 0.726) once both variables are centred within cohort.</w:t>
+        <w:t xml:space="preserve">The point estimate was positive in all 18 contributing cohorts, but its magnitude varied widely and several cohort-specific estimates were imprecise, with confidence intervals including values close to zero (Table S6); pooled across sessions the association was precisely estimated, at r = 0.677 (95% CI 0.621 to 0.726) once both variables are centred within cohort.</w:t>
       </w:r>
       <w:r>
         <w:t xml:space="preserve"> </w:t>
@@ -2230,7 +2248,7 @@
         <w:t xml:space="preserve"> </w:t>
       </w:r>
       <w:r>
-        <w:t xml:space="preserve">Across the 18 withheld cohorts the mean absolute error, pooled on the log scale because the quantity cannot be negative, averaged 0.090 (the geometric mean; the arithmetic mean of the 18 cohort-level errors was 0.101) with a between-cohort standard deviation of 0.477 on the log scale, giving a 95% interval for the mean of 0.071 to 0.115 and a 95% interval for a cohort not represented in the archive of 0.032 to 0.254 (Figure 3). Area under the curve averaged 0.713 across cohorts, with a new-cohort interval of 0.491 to 0.935, the lower bound of which is chance. Brier skill averaged 0.174 across cohorts with a new-cohort interval of -0.296 to 0.644. Every study-level summary in this paragraph is tabulated in Table S2.</w:t>
+        <w:t xml:space="preserve">Across the 18 withheld cohorts the mean absolute error, pooled on the log scale because the quantity cannot be negative, averaged 0.090 (the geometric mean; the arithmetic mean of the 18 cohort-level errors was 0.101) with a between-cohort standard deviation of 0.477 on the log scale, giving a 95% interval for the mean of 0.071 to 0.115 and a 95% interval for a cohort not represented in the archive of 0.032 to 0.254 (Figure 3). Area under the curve averaged 0.713 across cohorts, with a new-cohort interval of 0.491 to 0.935, the lower bound of which is chance. Brier skill averaged 0.174 across cohorts with a new-cohort interval of -0.296 to 0.644. Every study-level summary in this paragraph is tabulated in Table S3.</w:t>
       </w:r>
     </w:p>
     <w:p>
@@ -2479,7 +2497,7 @@
         <w:t xml:space="preserve"> </w:t>
       </w:r>
       <w:r>
-        <w:t xml:space="preserve">For each of the 18 contributing cohorts: participants, records, analysed selections, mean observed session-condition accuracy, and, when that cohort was withheld from model development, the mean absolute error and character-weighted area under the curve. ALS cohorts are listed first. The calibration intercept and slope for each cohort, with their 95% confidence intervals, are shown in Figure 1 rather than tabulated here; the full per-cohort table, which also carries the archive’s documented grid size and checkerboard-paradigm indicator for each cohort alongside the calibration intercept and slope, is Table S11 in the supplement.</w:t>
+        <w:t xml:space="preserve">For each of the 18 contributing cohorts: participants, records, analysed selections, mean observed session-condition accuracy, and, when that cohort was withheld from model development, the mean absolute error and character-weighted area under the curve. ALS cohorts are listed first. The calibration intercept and slope for each cohort, with their 95% confidence intervals, are shown in Figure 1 rather than tabulated here; the full per-cohort table, which also carries the archive’s documented grid size and checkerboard-paradigm indicator for each cohort alongside the calibration intercept and slope, is Table S2 in the supplement.</w:t>
       </w:r>
     </w:p>
     <w:tbl>
@@ -4130,7 +4148,7 @@
         <w:pStyle w:val="BodyText"/>
       </w:pPr>
       <w:r>
-        <w:t xml:space="preserve">The uncorrected standard deviations of the 18 cohort estimates, tabulated in the supplement (Table S2), are 0.560 for the slope and 1.175 for the intercept. Both exceed tau because they count each cohort’s sampling error as though it were between-cohort variation, and tau is used in preference throughout.</w:t>
+        <w:t xml:space="preserve">The uncorrected standard deviations of the 18 cohort estimates, tabulated in the supplement (Table S3), are 0.560 for the slope and 1.175 for the intercept. Both exceed tau because they count each cohort’s sampling error as though it were between-cohort variation, and tau is used in preference throughout.</w:t>
       </w:r>
     </w:p>
     <w:p>
@@ -4148,7 +4166,7 @@
         <w:t xml:space="preserve"> </w:t>
       </w:r>
       <w:r>
-        <w:t xml:space="preserve">Skill against the development-mean benchmark was negative in one of 18 cohorts and positive in the remainder (Figure 4). Against the benchmark of each cohort’s own mean, which is the harder target pooled and in 11 of the 18 cohorts, skill was negative in six of 18 (Table S5). Three distinct things produce those six. In Study H the model was less accurate than both benchmarks, and it is the same cohort that fails the development-mean benchmark. Four are cohorts whose observed accuracy sits high enough that their own mean already tracks nearly every record: in Study E, Study R, Study S2 and Study S1, accuracy averages 0.921, 0.963, 0.976 and 0.997 and the own-mean benchmark errs by 0.049, 0.047, 0.035 and 0.005, leaving little error for any predictor to reduce. Study S1 is the limiting case, where that near-zero denominator makes the ratio large and negative and not comparable with the rest. In the sixth, Study J, the shortfall is -0.008, which is parity rather than failure. All four ALS cohorts had positive skill against both benchmarks, at 0.317, 0.383, 0.448 and 0.502 against the development mean.</w:t>
+        <w:t xml:space="preserve">Skill against the development-mean benchmark was negative in one of 18 cohorts and positive in the remainder (Figure 4). Against the benchmark of each cohort’s own mean, which is the harder target pooled and in 11 of the 18 cohorts, skill was negative in six of 18 (Table S8). Three distinct things produce those six. In Study H the model was less accurate than both benchmarks, and it is the same cohort that fails the development-mean benchmark. Four are cohorts whose observed accuracy sits high enough that their own mean already tracks nearly every record: in Study E, Study R, Study S2 and Study S1, accuracy averages 0.921, 0.963, 0.976 and 0.997 and the own-mean benchmark errs by 0.049, 0.047, 0.035 and 0.005, leaving little error for any predictor to reduce. Study S1 is the limiting case, where that near-zero denominator makes the ratio large and negative and not comparable with the rest. In the sixth, Study J, the shortfall is -0.008, which is parity rather than failure. All four ALS cohorts had positive skill against both benchmarks, at 0.317, 0.383, 0.448 and 0.502 against the development mean.</w:t>
       </w:r>
     </w:p>
     <w:p>
@@ -4315,7 +4333,7 @@
         <w:t xml:space="preserve"> </w:t>
       </w:r>
       <w:r>
-        <w:t xml:space="preserve">Dropping one ALS cohort moves the Welch p value to between 0.008 and 0.111, and dropping one of the other 14 moves it to between 0.013 and 0.060. The three tests agree in direction and in magnitude and fall on either side of the conventional threshold, and no one of them should be read as settling the question. A slope above one means observed accuracy varied more widely than the estimates did, so in the ALS cohorts the mapping compressed the range it should have spanned. These are the slopes of the primary leave-one-cohort-out model within each cohort, not the pooled slope of 0.985 reported for the ALS subgroup above, which comes from a model developed within the ALS cohorts alone. For the same reason their standard deviation of 0.266 is not the 0.223 reported there: 0.266 is the spread of the four ALS cohorts under the primary design and is what the per-cohort slopes in Table S11 sum to, and it is the number that belongs beside the 0.580 of the other 14, because both come from the same development set.</w:t>
+        <w:t xml:space="preserve">Dropping one ALS cohort moves the Welch p value to between 0.008 and 0.111, and dropping one of the other 14 moves it to between 0.013 and 0.060. The three tests agree in direction and in magnitude and fall on either side of the conventional threshold, and no one of them should be read as settling the question. A slope above one means observed accuracy varied more widely than the estimates did, so in the ALS cohorts the mapping compressed the range it should have spanned. These are the slopes of the primary leave-one-cohort-out model within each cohort, not the pooled slope of 0.985 reported for the ALS subgroup above, which comes from a model developed within the ALS cohorts alone. For the same reason their standard deviation of 0.266 is not the 0.223 reported there: 0.266 is the spread of the four ALS cohorts under the primary design and is what the per-cohort slopes in Table S2 sum to, and it is the number that belongs beside the 0.580 of the other 14, because both come from the same development set.</w:t>
       </w:r>
     </w:p>
     <w:p>
@@ -4405,7 +4423,7 @@
         <w:pStyle w:val="FirstParagraph"/>
       </w:pPr>
       <w:r>
-        <w:t xml:space="preserve">Results were consistent under the four checks named in the Methods: excluding low-count records, restricting to cohorts with meaningful accuracy variation, excluding records with heavy calibration-epoch rejection, and leave-two-studies-out development, which withheld two cohorts at a time so that development ran on 16 rather than 17 cohorts and reproduced the primary result across all 153 splits (Table S4). The cohort-subset comparison restricted to the cohorts without a documented ALS population, shown alongside these checks in Table S4 for comparison rather than as one of the four, gave a consistent result as well. Every comparator predictor named in the Methods was run through the same procedure and is reported in full in Table S6; the regularised linear discriminant computed from the identical features agreed with the primary score to within 0.007 on most summary columns, the two exceptions being the per-cohort slope range and the between-cohort MAE SD, so the transportability result reflects how separable the calibration data are rather than the classifier family used to measure it.</w:t>
+        <w:t xml:space="preserve">Results were consistent under the four checks named in the Methods: excluding low-count records, restricting to cohorts with meaningful accuracy variation, excluding records with heavy calibration-epoch rejection, and leave-two-studies-out development, which withheld two cohorts at a time so that development ran on 16 rather than 17 cohorts and reproduced the primary result across all 153 splits (Table S7). The cohort-subset comparison restricted to the cohorts without a documented ALS population, shown alongside these checks in Table S7 for comparison rather than as one of the four, gave a consistent result as well. Every comparator predictor named in the Methods was run through the same procedure and is reported in full in Table S9; the regularised linear discriminant computed from the identical features agreed with the primary score to within 0.007 on most summary columns, the two exceptions being the per-cohort slope range and the between-cohort MAE SD, so the transportability result reflects how separable the calibration data are rather than the classifier family used to measure it.</w:t>
       </w:r>
     </w:p>
     <w:bookmarkEnd w:id="46"/>
@@ -4464,7 +4482,7 @@
         <w:pStyle w:val="BodyText"/>
       </w:pPr>
       <w:r>
-        <w:t xml:space="preserve">The 18 development folds that produced these estimates are themselves stable. Their intercept and slope coefficients, tabulated in full in the supplement (Table S9), vary by a coefficient of variation of 2.5% and 3.3% respectively across folds, against 49.4% for the held-out cohort-specific validated slopes in Table S11. All three figures use the population standard deviation over the mean rather than the sample standard deviation reported elsewhere in this section, so they should not be reconciled arithmetically against the 0.560 figure above. The between-cohort spread this paper reports therefore reflects how each fold’s mapping performs in the cohort withheld from it, not instability in what each fold fits. That distinction is evidence against development-fit noise as an alternative explanation for the heterogeneity.</w:t>
+        <w:t xml:space="preserve">The 18 development folds that produced these estimates are themselves stable. Their intercept and slope coefficients, tabulated in full in the supplement (Table S12), vary by a coefficient of variation of 2.5% and 3.3% respectively across folds, against 49.4% for the held-out cohort-specific validated slopes in Table S2. All three figures use the population standard deviation over the mean rather than the sample standard deviation reported elsewhere in this section, so they should not be reconciled arithmetically against the 0.560 figure above. The between-cohort spread this paper reports therefore reflects how each fold’s mapping performs in the cohort withheld from it, not instability in what each fold fits. That distinction is evidence against development-fit noise as an alternative explanation for the heterogeneity.</w:t>
       </w:r>
     </w:p>
     <w:p>
@@ -4682,13 +4700,13 @@
       </w:r>
     </w:p>
     <w:bookmarkEnd w:id="51"/>
-    <w:bookmarkStart w:id="52" w:name="data-and-code-availability"/>
+    <w:bookmarkStart w:id="52" w:name="data-availability-statement"/>
     <w:p>
       <w:pPr>
         <w:pStyle w:val="Heading2"/>
       </w:pPr>
       <w:r>
-        <w:t xml:space="preserve">Data and Code Availability</w:t>
+        <w:t xml:space="preserve">Data availability statement</w:t>
       </w:r>
     </w:p>
     <w:p>
@@ -4696,7 +4714,7 @@
         <w:pStyle w:val="FirstParagraph"/>
       </w:pPr>
       <w:r>
-        <w:t xml:space="preserve">BigP3BCI version 1.0.0 is publicly available (doi:10.13026/0byy-ry86). Analysis code and frozen outputs are available at https://github.com/Alon-Gorenshtein/study_bigp3_als_calibration (commit eaabf263425c19494d8fcaf27c84ca86ab5122ef). The archive is not redistributed.</w:t>
+        <w:t xml:space="preserve">BigP3BCI version 1.0.0 is publicly available (doi:10.13026/0byy-ry86). Analysis code and frozen outputs are available at https://github.com/Alon-Gorenshtein/study_bigp3_als_calibration (commit eaabf263425c19494d8fcaf27c84ca86ab5122ef); a versioned archive with its own DOI will be minted via Zenodo upon acceptance and this citation updated accordingly. The archive is not redistributed.</w:t>
       </w:r>
     </w:p>
     <w:bookmarkEnd w:id="52"/>

--- a/build_expanded/manuscript.docx
+++ b/build_expanded/manuscript.docx
@@ -56,7 +56,7 @@
         <w:t xml:space="preserve">2</w:t>
       </w:r>
       <w:r>
-        <w:t xml:space="preserve">; Mahmud Omar, MD</w:t>
+        <w:t xml:space="preserve">; Yiftach Barash, MD</w:t>
       </w:r>
       <w:r>
         <w:rPr>
@@ -65,31 +65,22 @@
         <w:t xml:space="preserve">2,3</w:t>
       </w:r>
       <w:r>
-        <w:t xml:space="preserve">; Yiftach Barash, MD</w:t>
+        <w:t xml:space="preserve">; Eyal Klang, MD</w:t>
       </w:r>
       <w:r>
         <w:rPr>
           <w:vertAlign w:val="superscript"/>
         </w:rPr>
-        <w:t xml:space="preserve">2,4</w:t>
-      </w:r>
-      <w:r>
-        <w:t xml:space="preserve">; Eyal Klang, MD</w:t>
+        <w:t xml:space="preserve">2,3</w:t>
+      </w:r>
+      <w:r>
+        <w:t xml:space="preserve">; Oved Daniel, MD</w:t>
       </w:r>
       <w:r>
         <w:rPr>
           <w:vertAlign w:val="superscript"/>
         </w:rPr>
-        <w:t xml:space="preserve">2,4</w:t>
-      </w:r>
-      <w:r>
-        <w:t xml:space="preserve">; Oved Daniel, MD</w:t>
-      </w:r>
-      <w:r>
-        <w:rPr>
-          <w:vertAlign w:val="superscript"/>
-        </w:rPr>
-        <w:t xml:space="preserve">5</w:t>
+        <w:t xml:space="preserve">4</w:t>
       </w:r>
     </w:p>
     <w:p>
@@ -137,7 +128,7 @@
         </w:numPr>
       </w:pPr>
       <w:r>
-        <w:t xml:space="preserve">The Windreich Department of Artificial Intelligence and Human Health, Icahn School of Medicine at Mount Sinai, New York</w:t>
+        <w:t xml:space="preserve">Department of Radiology, Beth Israel Deaconess Medical Center, Harvard Medical School</w:t>
       </w:r>
     </w:p>
     <w:p>
@@ -149,18 +140,6 @@
         </w:numPr>
       </w:pPr>
       <w:r>
-        <w:t xml:space="preserve">Department of Radiology, Beth Israel Deaconess Medical Center, Harvard Medical School</w:t>
-      </w:r>
-    </w:p>
-    <w:p>
-      <w:pPr>
-        <w:pStyle w:val="Compact"/>
-        <w:numPr>
-          <w:ilvl w:val="0"/>
-          <w:numId w:val="1001"/>
-        </w:numPr>
-      </w:pPr>
-      <w:r>
         <w:t xml:space="preserve">Neurology Division, Tel Aviv Sourasky University Medical Center</w:t>
       </w:r>
     </w:p>
@@ -223,7 +202,7 @@
         <w:pStyle w:val="FirstParagraph"/>
       </w:pPr>
       <w:r>
-        <w:t xml:space="preserve">Retrospective secondary analysis of BigP3BCI 1.0.0. Of 20 source studies, 18 yielded eligible online outcomes: 271 participants, 739 session-condition records, 19,611 character selections. The four documented amyotrophic lateral sclerosis (ALS) cohorts were the originally planned subgroup, before widening to every source study with an eligible online outcome. The predictor was calibration-derived decoder discriminability: cross-validated discriminability of a classifier fitted only to calibration epochs. One source study at a time was withheld from development. Between-cohort variation was summarised by the random-effects standard deviation tau, with participant-clustered standard errors.</w:t>
+        <w:t xml:space="preserve">Retrospective secondary analysis of BigP3BCI 1.0.0, the largest published evaluation of this relationship to date: 18 of 20 source studies yielded eligible online outcomes, contributing 271 participants, 739 session-condition records, and 19,611 character selections. The four documented amyotrophic lateral sclerosis (ALS) cohorts were the originally planned subgroup, before widening to every source study with an eligible online outcome. The predictor was calibration-derived decoder discriminability: cross-validated discriminability of a classifier fitted only to calibration epochs. One source study at a time was withheld from development. Between-cohort variation was summarised by the random-effects standard deviation tau, with participant-clustered standard errors.</w:t>
       </w:r>
     </w:p>
     <w:bookmarkEnd w:id="10"/>
@@ -241,7 +220,7 @@
         <w:pStyle w:val="FirstParagraph"/>
       </w:pPr>
       <w:r>
-        <w:t xml:space="preserve">The association was positive in all 18 cohorts but varied widely in magnitude and precision (Pearson r 0.190 to 0.928; participant-level r = 0.714, p &lt; 0.001). Pooled estimation error was 0.098 (95% CI 0.091 to 0.107) against a development-mean benchmark of 0.146. Calibration did not transport: the intercept had tau 0.87, with a 95% interval for an unrepresented cohort of -1.97 to 1.85 on the log-odds scale, spanning mappings that badly understate and badly overstate accuracy. Slope heterogeneity led to the same conclusion, at tau 0.43 and an unrepresented-cohort interval of 0.111 to 2.005. Skill was negative in one of 18 cohorts. The four ALS cohorts alone gave an uncorrected between-cohort slope spread of 0.223, against 0.560 overall.</w:t>
+        <w:t xml:space="preserve">The association was positive in all 18 cohorts but varied widely in magnitude and precision (Pearson r 0.190 to 0.928; participant-level r = 0.714, p &lt; 0.001). Pooled estimation error was 0.098 (95% CI 0.091 to 0.107) against a benchmark of 0.146. Calibration did not transport: the intercept had tau 0.87, with a 95% interval for an unrepresented cohort of -1.97 to 1.85 on the log-odds scale, and the slope varied more than tenfold across cohorts (tau 0.43, unrepresented-cohort interval 0.111 to 2.005). A protocol proxy for the stopping rule, median time per selection, reduced the between-cohort slope variance by 66%. The four ALS cohorts alone gave an uncorrected between-cohort slope spread of 0.223, against 0.560 overall.</w:t>
       </w:r>
     </w:p>
     <w:bookmarkEnd w:id="11"/>
@@ -4696,7 +4675,7 @@
         <w:t xml:space="preserve"> </w:t>
       </w:r>
       <w:r>
-        <w:t xml:space="preserve">Contributions are described using the CRediT taxonomy. A.G.: conceptualization, methodology, software, formal analysis, data curation, validation, visualization, and writing of the original draft. Y.A.: software, data curation, formal analysis, validation, and review and editing of the manuscript. M.O.: methodology, software, validation, and review and editing of the manuscript. Y.B.: methodology, validation, and review and editing of the manuscript. E.K.: conceptualization, methodology, supervision, resources, and review and editing of the manuscript. O.D.: conceptualization, methodology, investigation, formal analysis, clinical interpretation, supervision, writing of the original draft, and review and editing of the manuscript. All authors critically reviewed the manuscript and approved the final version submitted for publication. A.G. (corresponding author) had full access to all data in the study and takes responsibility for the integrity of the data and the accuracy of the analysis.</w:t>
+        <w:t xml:space="preserve">Contributions are described using the CRediT taxonomy. A.G.: conceptualization, methodology, software, formal analysis, data curation, validation, visualization, and writing of the original draft. Y.A.: software, data curation, formal analysis, validation, and review and editing of the manuscript. Y.B.: methodology, validation, and review and editing of the manuscript. E.K.: conceptualization, methodology, supervision, resources, and review and editing of the manuscript. O.D.: conceptualization, methodology, investigation, formal analysis, clinical interpretation, supervision, writing of the original draft, and review and editing of the manuscript. All authors critically reviewed the manuscript and approved the final version submitted for publication. A.G. (corresponding author) had full access to all data in the study and takes responsibility for the integrity of the data and the accuracy of the analysis.</w:t>
       </w:r>
     </w:p>
     <w:bookmarkEnd w:id="51"/>

--- a/build_expanded/manuscript.docx
+++ b/build_expanded/manuscript.docx
@@ -202,7 +202,7 @@
         <w:pStyle w:val="FirstParagraph"/>
       </w:pPr>
       <w:r>
-        <w:t xml:space="preserve">Retrospective secondary analysis of BigP3BCI 1.0.0, the largest published evaluation of this relationship to date: 18 of 20 source studies yielded eligible online outcomes, contributing 271 participants, 739 session-condition records, and 19,611 character selections. The four documented amyotrophic lateral sclerosis (ALS) cohorts were the originally planned subgroup, before widening to every source study with an eligible online outcome. The predictor was calibration-derived decoder discriminability: cross-validated discriminability of a classifier fitted only to calibration epochs. One source study at a time was withheld from development. Between-cohort variation was summarised by the random-effects standard deviation tau, with participant-clustered standard errors.</w:t>
+        <w:t xml:space="preserve">Retrospective secondary analysis of BigP3BCI 1.0.0, the largest published evaluation of this relationship to date: 18 of 20 source studies yielded eligible online outcomes, contributing 271 participants, 739 session-condition records, and 19,611 character selections. Four cohorts document an amyotrophic lateral sclerosis (ALS) population. The predictor was calibration-derived decoder discriminability: cross-validated discriminability of a classifier fitted only to calibration epochs. One source study at a time was withheld from development. Between-cohort variation was summarised by the random-effects standard deviation tau, with participant-clustered standard errors.</w:t>
       </w:r>
     </w:p>
     <w:bookmarkEnd w:id="10"/>

--- a/build_expanded/manuscript.docx
+++ b/build_expanded/manuscript.docx
@@ -275,7 +275,7 @@
         <w:pStyle w:val="FirstParagraph"/>
       </w:pPr>
       <w:r>
-        <w:t xml:space="preserve">The P300 speller lets a person select characters from a visual matrix using event-related potentials rather than movement, and it remains one of the few communication routes available when motor control is lost.[1,2] It has been evaluated repeatedly in amyotrophic lateral sclerosis (ALS),[3,4] including long-term independent use at home,[5,6] and it sits alongside implanted systems as part of the communication options for people with severe paralysis.[7,8]</w:t>
+        <w:t xml:space="preserve">The P300 speller lets a person select characters from a visual matrix using event-related potentials rather than movement, one of the few communication routes available when motor control is lost.[1,2] It has been evaluated repeatedly in amyotrophic lateral sclerosis (ALS), including long-term independent home use,[3-6] and sits alongside implanted systems among the communication options for severe paralysis.[7,8]</w:t>
       </w:r>
     </w:p>
     <w:p>
@@ -283,7 +283,7 @@
         <w:pStyle w:val="BodyText"/>
       </w:pPr>
       <w:r>
-        <w:t xml:space="preserve">Performance is not uniform. Online spelling accuracy varies widely between users and between sessions in the same user, and a proportion of users do not reach usable accuracy at all.[9] This variability motivated a line of work asking whether performance can be anticipated from data recorded before a session begins. Neurophysiological features measured at rest or during a short calibration block relate to later brain-computer interface performance,[10] and in ALS specifically, event-related potential and spectral measures recorded during calibration relate to P300-speller accuracy.[11,12] Attentional and motivational state have also been linked to performance in this population.[13,14] Mainsah and colleagues went furthest, deriving P300-speller accuracy analytically as a function of a calibration-derived detectability index, with the explicit purpose of estimating performance without extensive online testing.[15] A projected-accuracy measure built from flash-level data and a multi-feature predictor built from a separate rapid-serial-visual-presentation task have made related predictions from within-session or within-study data.[37,38]</w:t>
+        <w:t xml:space="preserve">Online spelling accuracy varies widely between users and sessions, and some users never reach usable accuracy.[9] This motivated work asking whether performance can be anticipated before a session begins: neurophysiological features from rest or a calibration block relate to later brain-computer interface performance,[10] including P300-speller accuracy in ALS specifically,[11,12] and attentional and motivational state have also been linked to performance.[13,14] Mainsah and colleagues went furthest, deriving P300-speller accuracy analytically from a calibration-derived detectability index, to estimate performance without extensive online testing.[15] A projected-accuracy measure and a separate multi-feature predictor have made related within-session or within-study predictions.[37,38]</w:t>
       </w:r>
     </w:p>
     <w:p>
@@ -291,7 +291,7 @@
         <w:pStyle w:val="BodyText"/>
       </w:pPr>
       <w:r>
-        <w:t xml:space="preserve">Two features of that literature limit what it can support. First, the relationships were established within the cohort in which they were measured. A relationship that holds inside one study does not establish that a mapping fitted in one set of cohorts will estimate accuracy in a cohort it has never seen, which is the question that matters if a calibration score is to be used anywhere other than where it was developed. Second, these studies report discrimination, usually as a correlation or an area under the receiver operating characteristic curve. Discrimination describes whether users can be ranked. It does not describe whether the estimated accuracy is numerically close to the accuracy that follows, which is what a session-level check would require. To our knowledge, no published study has evaluated whether a calibration-derived score’s fitted mapping to online accuracy transports to a source study withheld from its development, as distinct from evaluating the score’s within-cohort association or its within-study discrimination.</w:t>
+        <w:t xml:space="preserve">Two features of that literature limit what it can support. First, the relationships were established within the cohort measured; this does not establish that a mapping fitted in one set of cohorts will estimate accuracy in a cohort it has never seen, which is what matters if a score is to be used anywhere other than where it was developed. Second, these studies report discrimination, usually a correlation or an area under the receiver operating characteristic curve, which describes whether users can be ranked but not whether the estimated accuracy is numerically close to the accuracy that follows. To our knowledge, no published study has evaluated whether a calibration-derived score’s fitted mapping to online accuracy transports to a cohort withheld from its development, as distinct from its within-cohort association or discrimination.</w:t>
       </w:r>
     </w:p>
     <w:p>
@@ -299,7 +299,7 @@
         <w:pStyle w:val="BodyText"/>
       </w:pPr>
       <w:r>
-        <w:t xml:space="preserve">Evaluating transportability also imposes a requirement that has not previously been met in this setting. When a model is evaluated by withholding an entire cohort, the cohort is the unit of replication, and the spread of performance across withheld cohorts is what determines the interval a reader should expect in their own setting.[16,17] Estimating that spread from a small number of cohorts yields an interval too imprecise to be informative. Public archives that aggregate many distinct P300-speller studies under a shared recording montage now make a larger number of withheld cohorts available.[18] A recent cross-dataset evaluation aligned P300 event-related-potential signals across independent archives to improve classification transfer, a different question from whether a fitted calibration-to-accuracy mapping itself transports numerically.[39]</w:t>
+        <w:t xml:space="preserve">Evaluating transportability also requires more cohorts than this literature has used: the cohort is the unit of replication, and the spread of performance across withheld cohorts determines the interval a reader should expect in their own setting.[16,17] Public archives that aggregate many P300-speller studies under a shared montage now make more withheld cohorts available.[18] A recent cross-dataset evaluation aligned P300 signals across archives to improve classification transfer, a different question from whether a fitted calibration-to-accuracy mapping itself transports numerically.[39]</w:t>
       </w:r>
     </w:p>
     <w:p>
@@ -307,7 +307,7 @@
         <w:pStyle w:val="BodyText"/>
       </w:pPr>
       <w:r>
-        <w:t xml:space="preserve">We evaluated whether a calibration-derived score estimates online session accuracy in the corresponding P300-speller session, in cohorts withheld from model development, across every source study in a public archive that yields eligible online outcomes. The score used here is the cross-validated discriminability of a classifier fitted to a session’s calibration epochs, referred to throughout as calibration-derived decoder discriminability to keep it distinct from a physiological marker of user aptitude. The documented ALS cohorts were the originally planned subgroup, before the design widened to every source study with an eligible online outcome. Because the archive also contains cohorts without a documented ALS population, we further asked whether a mapping developed without any ALS data transports to the ALS cohorts, and whether the calibration-to-accuracy relationship itself differs between cohort types.</w:t>
+        <w:t xml:space="preserve">We evaluated whether a calibration-derived score estimates online session accuracy in the corresponding session, in cohorts withheld from model development, across every source study in a public archive that yields eligible online outcomes. The score, referred to throughout as calibration-derived decoder discriminability to keep it distinct from a physiological marker of user aptitude, is the cross-validated discriminability of a classifier fitted to a session’s calibration epochs. The ALS cohorts were the originally planned subgroup before the design widened (Methods). Because the archive also contains cohorts without a documented ALS population, we further asked whether a mapping developed without any ALS data transports to the ALS cohorts, and whether the calibration-to-accuracy relationship itself differs between cohort types.</w:t>
       </w:r>
     </w:p>
     <w:bookmarkEnd w:id="14"/>

--- a/build_expanded/manuscript.docx
+++ b/build_expanded/manuscript.docx
@@ -334,7 +334,7 @@
         <w:pStyle w:val="FirstParagraph"/>
       </w:pPr>
       <w:r>
-        <w:t xml:space="preserve">This was a retrospective secondary analysis of a public archive of legacy online P300-speller recordings. The design was an internal-external cross-validation across source studies, in which an entire source study was withheld from model development and the fitted mapping was evaluated in that withheld cohort.[16,17] It is not an external validation in the strict sense, because every cohort comes from one harmonised archive rather than from a separately assembled dataset; what is withheld is the source study, and the source study is what the transportability question is asked about. Reporting follows the TRIPOD statement for prediction-model studies.[19]</w:t>
+        <w:t xml:space="preserve">This was a retrospective secondary analysis of a public archive of legacy online P300-speller recordings, using an internal-external cross-validation across source studies: an entire source study was withheld from model development and the fitted mapping evaluated in that withheld cohort.[16,17] Every cohort comes from one harmonised archive rather than a separately assembled dataset, so this is not an external validation in the strict sense, but what is withheld, the source study, is what the transportability question is asked about. Reporting follows the TRIPOD statement.[19]</w:t>
       </w:r>
     </w:p>
     <w:p>
@@ -342,7 +342,7 @@
         <w:pStyle w:val="BodyText"/>
       </w:pPr>
       <w:r>
-        <w:t xml:space="preserve">No analysis plan was registered. The four documented ALS cohorts were fixed as the originally planned subgroup in the project documentation before the design was widened beyond them. The sensitivity and comparator analyses were listed in the Methods before either was run on the widened cohort, but after the primary widened analysis had been fitted, so neither is prespecified in the sense that a registered plan would establish; the protocol-descriptor moderator analysis was added later still, and is exploratory for that reason as well as for the reasons given below. The commit history of the analysis repository records these dates.</w:t>
+        <w:t xml:space="preserve">No analysis plan was registered. The four ALS cohorts were the originally planned subgroup before the design was widened; the sensitivity and comparator analyses were listed before either was run on the widened cohort but after the primary analysis had been fitted, and the protocol-descriptor moderator analysis was added later still, so none is prespecified in the sense a registered plan would establish (the repository’s commit history records these dates).</w:t>
       </w:r>
     </w:p>
     <w:p>
@@ -350,7 +350,7 @@
         <w:pStyle w:val="BodyText"/>
       </w:pPr>
       <w:r>
-        <w:t xml:space="preserve">Calibration and online blocks come from the same recording session throughout. Every timestamp in the archive is de-identified, so recording order cannot be established from file headers, and the separation enforced here is between protocol phases and between the data used to fit the predictor and the data used to measure the outcome, not a demonstrated temporal precedence. An analysis in which the predictor comes from a session preceding the outcome session is reported separately as a secondary result. Session order was taken from the lexical order of session identifiers, which the archive assigns sequentially within a participant. Recording timestamps are de-identified and cannot confirm this, so the preceding-session analysis rests on the assumption that identifier order matches recording order.</w:t>
+        <w:t xml:space="preserve">Calibration and online blocks come from the same recording session throughout. Every timestamp is de-identified, so the separation enforced here is between protocol phases, not demonstrated temporal precedence; an analysis using a preceding session’s calibration recording is reported separately, resting on the assumption that lexical session-identifier order matches recording order, which de-identified timestamps cannot confirm.</w:t>
       </w:r>
     </w:p>
     <w:bookmarkEnd w:id="15"/>
@@ -385,23 +385,7 @@
         <w:pStyle w:val="BodyText"/>
       </w:pPr>
       <w:r>
-        <w:t xml:space="preserve">All 20 documented source studies were screened. Every study supplied the shared 16-channel montage sampled at 256 Hz together with the stimulus and phase event channels, so montage compatibility excluded none. Two studies contributed no eligible online outcome and could not enter the analysis: in one, every feedback phase was overridden by artificial feedback, and in the other the intended character could not be recovered in any feedback phase. Both are retained in the study inventory with their reason, because their exclusion follows from the archive rather than from any analysis choice.</w:t>
-      </w:r>
-    </w:p>
-    <w:p>
-      <w:pPr>
-        <w:pStyle w:val="BodyText"/>
-      </w:pPr>
-      <w:r>
-        <w:t xml:space="preserve">The archive documentation identifies an ALS study population for four source studies (Study Design and Reporting, above). The remaining cohorts carry no documented ALS population and are described here as other cohorts rather than as healthy or control cohorts, because the documentation does not support a positive characterisation.</w:t>
-      </w:r>
-    </w:p>
-    <w:p>
-      <w:pPr>
-        <w:pStyle w:val="BodyText"/>
-      </w:pPr>
-      <w:r>
-        <w:t xml:space="preserve">Participant identifiers are study-scoped; because the source studies draw from a limited number of contributing laboratories, participant overlap across studies cannot be ruled out from the archive’s documentation (supplement, S1).</w:t>
+        <w:t xml:space="preserve">All 20 documented source studies were screened; every study supplied the shared 16-channel montage at 256 Hz, so montage compatibility excluded none. Two studies contributed no eligible online outcome, for the archive-level reasons given in Table 1, and are retained in the study inventory since their exclusion follows from the archive rather than any analysis choice. The archive documentation identifies an ALS study population for four source studies; the remainder are described as other cohorts rather than healthy or control cohorts, since the documentation does not support that characterisation. Participant identifiers are study-scoped; because the source studies draw from a limited number of contributing laboratories, participant overlap across studies cannot be ruled out from the archive’s documentation (supplement, S1).</w:t>
       </w:r>
     </w:p>
     <w:bookmarkEnd w:id="16"/>
@@ -446,7 +430,7 @@
         <w:t xml:space="preserve">StimulusType</w:t>
       </w:r>
       <w:r>
-        <w:t xml:space="preserve">. The 16 shared channels were filtered from 0.5 to 30 Hz with a fourth-order zero-phase Butterworth filter, epoched from 200 ms before to 800 ms after each event, baseline corrected to the prestimulus interval, and rejected when absolute amplitude exceeded 150 microvolts. A session entered the analysis only if at least 10 target and 40 non-target epochs survived rejection.</w:t>
+        <w:t xml:space="preserve">. The 16 shared channels were filtered from 0.5 to 30 Hz (fourth-order zero-phase Butterworth), epoched from 200 ms before to 800 ms after each event, baseline corrected to the prestimulus interval, and rejected when absolute amplitude exceeded 150 microvolts; a session entered the analysis only if at least 10 target and 40 non-target epochs survived. Each epoch was then decimated by taking every fourth sample of the 256 Hz signal (64 samples per channel, 1,024 features, 64 Hz effective rate), chosen so the resulting 32 Hz Nyquist frequency stays above the bandpass’s 30 Hz upper edge without folding the retained band; extraction rejects any file sampled below 240 Hz, the rate at which this factor would begin to fold the passband.</w:t>
       </w:r>
     </w:p>
     <w:p>
@@ -454,7 +438,7 @@
         <w:pStyle w:val="BodyText"/>
       </w:pPr>
       <w:r>
-        <w:t xml:space="preserve">Each epoch was decimated by taking every fourth sample of the 256 Hz signal, giving 64 samples per channel and 1,024 features at an effective rate of 64 Hz. The factor was chosen so that the resulting Nyquist frequency of 32 Hz stays above the 30 Hz upper edge of the bandpass, which keeps the retained band from folding onto lower frequencies. Extraction rejects any file sampled below 240 Hz, the rate at which this factor would begin to fold the passband.</w:t>
+        <w:t xml:space="preserve">The primary score, calibration-derived decoder discriminability, was the out-of-fold area under the receiver operating characteristic curve of an L2-regularised logistic classifier (C = 1.0, lbfgs solver) trained on standardised features, with stratified grouped cross-validation by European Data Format file so no epoch was scored by a model fitted on its own recording file (folds: the smaller of five and the number of files in the session). The score is a property of a session, constant across its recorded conditions, and measures how well that session’s calibration data support a decoder, not an independent physiological marker of user aptitude. This classifier and the linear discriminant comparator are the families evaluated for this paradigm in the literature;[20,21] spatially filtered/Riemannian pipelines[22,23,24] and the wider decoding classifier set[25] were not used, since the study evaluates a calibration-to-accuracy mapping rather than proposing a decoder.</w:t>
       </w:r>
     </w:p>
     <w:p>
@@ -462,23 +446,7 @@
         <w:pStyle w:val="BodyText"/>
       </w:pPr>
       <w:r>
-        <w:t xml:space="preserve">The primary score, referred to throughout as calibration-derived decoder discriminability, was the out-of-fold area under the receiver operating characteristic curve of an L2-regularised logistic classifier (C = 1.0, lbfgs solver) trained on standardised features, with stratified grouped cross-validation grouping by European Data Format file so that no epoch was scored by a model fitted on the same recording file. The number of folds was the smaller of five and the number of files in the session, so fold count varies between sessions and studies. The score is a property of a session and is constant across the conditions recorded within it. The quantity is a measure of how well that session’s calibration data support a decoder, not an independent physiological marker of user aptitude.</w:t>
-      </w:r>
-    </w:p>
-    <w:p>
-      <w:pPr>
-        <w:pStyle w:val="BodyText"/>
-      </w:pPr>
-      <w:r>
-        <w:t xml:space="preserve">The regularised logistic classifier and the linear discriminant comparator were chosen because they are the families evaluated for this paradigm in the P300-speller literature.[20,21] Spatially filtered and Riemannian pipelines,[22,23,24] and the wider set of classifiers reviewed for event-related potential decoding,[25] were not used, because the study evaluates a mapping from a calibration summary to online accuracy rather than proposing a decoder.</w:t>
-      </w:r>
-    </w:p>
-    <w:p>
-      <w:pPr>
-        <w:pStyle w:val="BodyText"/>
-      </w:pPr>
-      <w:r>
-        <w:t xml:space="preserve">Comparator scores computed from the same calibration epochs were a regularised linear discriminant analysis area under the curve, grouped cross-validated classification accuracy, mean target-minus-non-target amplitude at Pz between 250 and 500 ms, the same contrast averaged over six posterior channels, and the maximum posterior signed r-squared. Each was run through the identical withheld-cohort procedure and its results are reported in the supplement. An exploratory specification adding ALSFRS-R to the primary score is restricted to the records carrying an observed value, which is 3 of the 18 cohorts, so it is reported alongside the primary score run on those same records rather than against the full archive.</w:t>
+        <w:t xml:space="preserve">Comparator scores from the same calibration epochs were regularised linear discriminant AUC, grouped cross-validated classification accuracy, mean target-minus-non-target amplitude at Pz (250-500 ms), the same contrast over six posterior channels, and maximum posterior signed r-squared, each run through the identical withheld-cohort procedure (supplement). An exploratory specification adding ALSFRS-R to the primary score is restricted to the 3 of 18 cohorts carrying an observed value, reported alongside the primary score on those records.</w:t>
       </w:r>
     </w:p>
     <w:bookmarkEnd w:id="17"/>
@@ -511,7 +479,7 @@
         <w:t xml:space="preserve"> </w:t>
       </w:r>
       <w:r>
-        <w:t xml:space="preserve">in the directly preceding phase-2 interval and the selected character was the modal nonzero</w:t>
+        <w:t xml:space="preserve">in the preceding phase-2 interval and the selected character the modal nonzero</w:t>
       </w:r>
       <w:r>
         <w:t xml:space="preserve"> </w:t>
@@ -526,7 +494,7 @@
         <w:t xml:space="preserve"> </w:t>
       </w:r>
       <w:r>
-        <w:t xml:space="preserve">during phase 3. A feedback phase was eligible when feedback was displayed, both values could be recovered, and artificial feedback did not override the selection. Correctness required an exact character match. The outcome was the proportion of correct eligible selections within a participant-session-condition record.</w:t>
+        <w:t xml:space="preserve">during phase 3. A feedback phase was eligible when feedback was displayed, both values were recoverable, and artificial feedback did not override the selection; correctness required an exact character match. The outcome was the proportion of correct eligible selections within a participant-session-condition record.</w:t>
       </w:r>
     </w:p>
     <w:bookmarkEnd w:id="18"/>

--- a/build_expanded/manuscript.docx
+++ b/build_expanded/manuscript.docx
@@ -512,7 +512,7 @@
         <w:pStyle w:val="FirstParagraph"/>
       </w:pPr>
       <w:r>
-        <w:t xml:space="preserve">The development model was a logistic regression of character-level correctness on the standardised calibration score, fitted on character-expanded records from the development studies. Standardisation used development-study means and standard deviations only. For a session with calibration score s, the estimated accuracy is the inverse logit of a + b (s - m) / d, where m and d are the development mean and standard deviation of the score and a and b are the fitted coefficients; fitted values for every fold are reported in the supplement (Table S12) so that any estimate can be recomputed. Because records are expanded to one row per character, a session contributes to the fit in proportion to the characters it supplied, and the quantity estimated is the accuracy of a randomly chosen character selection. Refitting the same withheld-cohort evaluation with each session weighted equally, and again with each participant weighted equally, moved the pooled estimation error by less than 0.003, so the reported error does not rest on that choice (supplement, S3).</w:t>
+        <w:t xml:space="preserve">The development model was a logistic regression of character-level correctness on the standardised calibration score, fitted on character-expanded records from the development studies. For a session with score s, estimated accuracy is the inverse logit of a + b (s - m) / d, where m, d are the development mean/SD and a, b the fitted coefficients (fold values in supplement Table S12, so any estimate can be recomputed). A session contributes to the fit in proportion to its characters, so the quantity estimated is the accuracy of a randomly chosen character selection; refitting with sessions, and separately participants, weighted equally moved the pooled error by less than 0.003 (supplement, S3).</w:t>
       </w:r>
     </w:p>
     <w:bookmarkEnd w:id="19"/>
@@ -530,7 +530,7 @@
         <w:pStyle w:val="FirstParagraph"/>
       </w:pPr>
       <w:r>
-        <w:t xml:space="preserve">The primary evaluation withheld one source study at a time. Three further analyses used the wider cohort set. The ALS subgroup analysis repeated the same procedure within the four ALS cohorts alone. The transfer analysis developed the mapping on the other cohorts only, with every ALS cohort withheld simultaneously, and evaluated it in each ALS cohort. The moderation analysis tested whether the cohort-specific calibration slope differed between ALS and other cohorts. That slope is the coefficient of the model’s predicted logit in a binomial regression of observed correctness fitted within each withheld cohort, with standard errors clustered on participant. Cohort type does not vary between the records of a cohort, so the cohort is the unit of that comparison and a record-level interaction would treat a study-level attribute as though it had been measured once per record. Because four cohorts in one group cannot support a single decisive test, the comparison is reported three ways: Welch’s two-sample t-test on the 18 cohort-specific slopes, which uses no weighting and is the primary form; an exact permutation test that enumerates all 3,060 ways of assigning the ALS label to four of the 18 cohorts and studentises the contrast with the same Welch statistic, so that it does not depend on the ratio of the two groups’ variances; and a random-effects meta-regression in which each cohort is weighted by the inverse of the sum of its own sampling variance and the residual between-cohort variance, the latter estimated by the method of moments with cohort type in the model, with the Knapp and Hartung adjustment for the small number of cohorts. The comparison was refitted with each cohort dropped in turn.</w:t>
+        <w:t xml:space="preserve">The primary evaluation withheld one source study at a time. Three further analyses used the wider cohort set: an ALS subgroup analysis within the four ALS cohorts alone, a transfer analysis developing the mapping on the other cohorts with every ALS cohort withheld simultaneously, and a moderation analysis testing whether the cohort-specific calibration slope (from a binomial regression of observed correctness fitted within each withheld cohort, clustered on participant) differed between ALS and other cohorts, with the cohort as the unit of comparison since cohort type does not vary within a cohort’s records. Because four cohorts cannot support a single decisive test, it is reported three ways: an unweighted Welch’s t-test on the 18 cohort-specific slopes (primary); an exact permutation test enumerating all 3,060 ALS-label assignments, studentised with the same statistic; and a random-effects meta-regression with Knapp-Hartung inference. The comparison was refitted with each cohort dropped in turn.</w:t>
       </w:r>
     </w:p>
     <w:bookmarkEnd w:id="20"/>
@@ -548,7 +548,7 @@
         <w:pStyle w:val="FirstParagraph"/>
       </w:pPr>
       <w:r>
-        <w:t xml:space="preserve">The primary metric was the mean absolute difference between estimated and observed session-condition accuracy in the withheld cohort. Because an absolute error is not interpretable without a reference, three references are reported: a development-mean benchmark that estimates every withheld record at the development-set mean accuracy, a held-out-cohort-mean benchmark that estimates every withheld record at that cohort’s own mean accuracy, and the skill of the model against the development-mean benchmark, defined as one minus the ratio of their errors. Skill is reported against the development-mean benchmark throughout unless the cohort’s own mean is named. The second benchmark is the harder of the two pooled, but not in every cohort: mean absolute error is minimised by the median rather than the mean, so a cohort’s own mean is not guaranteed to beat any other constant, and it is the easier target in 7 of the 18 cohorts. Secondary metrics were root mean squared error, character-weighted Brier score, Brier skill score against development prevalence, calibration intercept and slope, and character-weighted area under the curve. Calibration intercept and slope are reported per withheld cohort as well as pooled, because a pooled value can conceal opposing departures in individual cohorts.[26,27]</w:t>
+        <w:t xml:space="preserve">The primary metric was the mean absolute difference between estimated and observed accuracy in the withheld cohort, referenced against a development-mean benchmark, a held-out-cohort-mean benchmark, and skill against the development-mean benchmark (one minus the ratio of their errors; reported against this benchmark throughout unless the cohort’s own mean is named). The cohort’s-own-mean benchmark is harder pooled but easier in 7 of 18 cohorts, since mean absolute error is minimised by the median rather than the mean. Secondary metrics were root mean squared error, character-weighted Brier score, Brier skill score, calibration intercept and slope, and character-weighted AUC, with intercept and slope reported per cohort as well as pooled.[26,27]</w:t>
       </w:r>
     </w:p>
     <w:p>
@@ -556,7 +556,7 @@
         <w:pStyle w:val="BodyText"/>
       </w:pPr>
       <w:r>
-        <w:t xml:space="preserve">Two uncertainty statements are reported and are not interchangeable. Confidence intervals from 2,000 deterministic bootstrap replicates, in which development participant clusters were resampled within source study, the model was refitted, and withheld participant clusters were resampled, describe uncertainty conditional on the observed set of source studies. Separately, the source study was treated as the unit of replication: the withheld-cohort estimates were summarised by their mean and between-study standard deviation, with a t-distributed confidence interval for the mean and a prediction interval for a cohort not represented in the archive.[16,17] Cohort-level mean absolute error was pooled after natural-log transformation, because the quantity cannot be negative; the reported mean is the back-transformed geometric mean, and its between-cohort standard deviation is reported on the log scale, not back-transformed. The prediction interval is the quantity a reader should use when asking what to expect in their own cohort.</w:t>
+        <w:t xml:space="preserve">Two uncertainty statements are reported and are not interchangeable. Bootstrap confidence intervals (2,000 deterministic replicates, resampling development and withheld participant clusters within source study and refitting) describe uncertainty conditional on the observed cohorts. Separately, treating the source study as the unit of replication, withheld-cohort estimates were summarised by their mean and between-study SD, with a t-distributed interval for the mean and a prediction interval for a cohort not represented in the archive, the quantity a reader should use for their own cohort.[16,17] Cohort-level mean absolute error was pooled on the log scale, since it cannot be negative; the reported mean is the back-transformed geometric mean and its SD stays on the log scale.</w:t>
       </w:r>
     </w:p>
     <w:p>
@@ -564,7 +564,7 @@
         <w:pStyle w:val="BodyText"/>
       </w:pPr>
       <w:r>
-        <w:t xml:space="preserve">For the calibration intercept and slope, which are the quantities that carry the transportability question, that summary was replaced by a random-effects meta-analysis of the 18 cohort estimates, because the cohorts differ in size and the uncorrected standard deviation of the estimates counts their sampling error as though it were between-cohort variation. The between-cohort standard deviation tau was estimated by the method of moments[28] with a Q-profile confidence interval,[29] the Paule and Mandel estimate[30] is reported alongside it so that the estimator choice is visible, and the Q test, I²[31] and a 95% prediction interval for an unrepresented cohort accompany each. All 18 cohorts were fitted under the cluster, model and quasi-binomial specifications and none was dropped. Under the participant-cluster bootstrap check reported in the Discussion, Study S1’s cluster resamples fell onto the separation boundary often enough that fewer than half of its 2,000 replicates left an identified estimate, and that cohort is reported as not identified under the bootstrap method alone. Because the bootstrap’s smaller tau could reflect either the estimator or the missing cohort, the cluster-robust pooling was repeated on the identical 17 cohorts the bootstrap identified, excluding Study S1: tau = 0.44 for the slope and 0.87 for the intercept, no closer to the bootstrap’s own 0.37 and 0.77 than the all-18 cluster-robust values of 0.43 and 0.87 were, so most of the difference between the two methods reflects the variance estimator rather than Study S1’s exclusion (supplement, S4).</w:t>
+        <w:t xml:space="preserve">For the calibration intercept and slope, a random-effects meta-analysis of the 18 cohort estimates replaced that summary, since cohorts differ in size and the uncorrected SD counts sampling error as between-cohort variation. Tau was estimated by the method of moments[28] with a Q-profile interval,[29] the Paule and Mandel estimate[30] reported alongside it, and the Q test, I²[31] and a 95% prediction interval accompany each; all 18 cohorts were fitted and none dropped. Under the participant-cluster bootstrap (Discussion), Study S1’s resamples fell onto the separation boundary often enough that fewer than half of its 2,000 replicates were identified. Repeating cluster-robust pooling on the identical 17 cohorts the bootstrap identified gave tau = 0.44 (slope) and 0.87 (intercept), no closer to the bootstrap’s own 0.37/0.77 than the all-18 values of 0.43/0.87 were, so most of the gap reflects the variance estimator rather than Study S1’s exclusion (supplement, S4).</w:t>
       </w:r>
     </w:p>
     <w:p>
@@ -572,7 +572,7 @@
         <w:pStyle w:val="BodyText"/>
       </w:pPr>
       <w:r>
-        <w:t xml:space="preserve">The primary specification clusters each cohort’s standard errors on participant, because the 739 records come from 271 participants and the conditions recorded within one session share a predictor value by construction, so a binomial likelihood that treats each record as an independent draw understates the within-cohort variance and thereby inflates the estimated between-cohort variance. A quasi-binomial specification, which scales the same standard errors by the square root of the Pearson dispersion, and the uncorrected model-based specification are reported as sensitivities. The cluster-robust and quasi-binomial results agree at the pooled level, though not cohort by cohort, where their standard errors differ by up to 40% and clustering shrinks the standard error relative to the model-based fit in 3 of 18 cohorts.</w:t>
+        <w:t xml:space="preserve">The primary specification clusters standard errors on participant, since the 739 records come from 271 participants and conditions within one session share a predictor value by construction; treating each record as independent would understate within-cohort variance and inflate the estimated between-cohort variance. A quasi-binomial specification and the uncorrected model-based specification are reported as sensitivities; results agree at the pooled level, though cohort by cohort standard errors differ by up to 40%, with clustering shrinking the standard error in 3 of 18 cohorts.</w:t>
       </w:r>
     </w:p>
     <w:p>
@@ -580,7 +580,7 @@
         <w:pStyle w:val="BodyText"/>
       </w:pPr>
       <w:r>
-        <w:t xml:space="preserve">Each cohort contains between 5 and 24 participants, and a cluster-robust variance is downward-biased below roughly 30 clusters even with the finite-sample correction applied here. That bias inflates tau and I², so the I² reported below is an upper estimate: a 20% understatement of the within-cohort variances would put the slope I² below the conventional 75% threshold. I² is therefore reported with its confidence interval as a description, and no conclusion is drawn from its position relative to that threshold. The conclusion is instead checked by refitting at each confidence limit of tau and by repooling with every within-cohort variance multiplied by a common factor.</w:t>
+        <w:t xml:space="preserve">Each cohort contains between 5 and 24 participants, and a cluster-robust variance is downward-biased below roughly 30 clusters even with the finite-sample correction applied here, which inflates tau and I² in the direction that favours the conclusion: a 20% understatement of the within-cohort variances would put the slope I² below the conventional 75% threshold. I² is therefore reported with its confidence interval as a description only, and no conclusion in this paper rests on its position relative to that threshold; the conclusion is instead checked by refitting at each confidence limit of tau and by repooling with every within-cohort variance inflated by a common factor.</w:t>
       </w:r>
     </w:p>
     <w:p>
@@ -588,7 +588,7 @@
         <w:pStyle w:val="BodyText"/>
       </w:pPr>
       <w:r>
-        <w:t xml:space="preserve">Protocol descriptors were tested as moderators of the cohort calibration slope within the same random-effects framework, each cohort weighted by the inverse of its own variance plus the residual between-cohort variance, the moderator standardised so that its coefficient reads per between-cohort standard deviation, and inference by the Knapp and Hartung adjustment on k minus two degrees of freedom. Ten were available. The median inter-selection interval was derived from the reconstructed selection timestamps as the difference between consecutive selections within a single recording file, summarised as a median per file and then as the median of those file medians; differences were never taken across a file boundary, because files are separate recordings whose de-identified timestamps share no origin, and the first selection of each file contributes none. It was computed over all reconstructed selections rather than the eligible ones alone, because the pacing of a recording does not depend on which of its selections survived eligibility screening, and a cohort was classed as fixed-interval when the relative spread of that interval within a file was at most 1e-6, a cut that separates a spread of at most 8e-16 from one of at least 0.050 and so is not a threshold the data are sensitive to. The largest target index and the number of distinct targets were taken over the same trials as empirical proxies for the size of the speller matrix, bounded below by the alphabet actually spelled; grid size and stimulus paradigm, in contrast, were transcribed directly from the archive’s own data descriptor, which documents both per source study. A study was coded as using a checkerboard paradigm if any of its documented paradigms was a checkerboard variant (CB, CBcol, or sCB), because those variants share the flash-adjacency-avoidance design the checkerboard paradigm was built for; only 2 of the 18 contributing studies (Study D, Study J) lacked one. The archive’s EDF+ header dictionary also documents an equipment code, but as a single value (gUSBAmp) applying to the entire archive rather than a per-study field, so it does not vary across cohorts and could not be entered as a moderator. The number of stimulus conditions and the median selections per record come from the eligible trials and the analysis records; and mean accuracy, its between-record standard deviation and the fraction of records at ceiling come from the analysis records. P values were corrected across the ten descriptors by the Holm step-down procedure, which is valid under any dependence between the tests, within each of the two analyses separately. The share of the between-cohort variance a moderator accounts for is one minus the ratio of the residual tau squared with that moderator to the same estimator without it, and is reported as zero where that ratio exceeds one.</w:t>
+        <w:t xml:space="preserve">Protocol descriptors were tested as moderators of the cohort calibration slope in the same framework, standardised per between-cohort SD, with Knapp-Hartung inference. Ten were available. The median inter-selection interval, the difference between consecutive selections within a recording file (never across a file boundary), was summarised as the median of per-file medians over all reconstructed selections; a cohort was classed fixed-interval when the relative spread within a file was at most 1e-6, separating a spread of at most 8e-16 from one of at least 0.050. The largest target index and number of distinct targets were empirical proxies for speller-matrix size; grid size and stimulus paradigm were transcribed from the archive’s own data descriptor, with a study coded as checkerboard-paradigm if any documented paradigm was a checkerboard variant (CB, CBcol, sCB): only 2 of 18 studies (Study D, Study J) lacked one. The equipment code (gUSBAmp) is a single archive-wide value, not per-study, so could not be a moderator. P values were corrected across the ten by the Holm procedure. The variance share a moderator accounts for is one minus the ratio of residual tau squared with it to that without, reported as zero where that ratio exceeds one.</w:t>
       </w:r>
     </w:p>
     <w:p>
@@ -596,7 +596,7 @@
         <w:pStyle w:val="BodyText"/>
       </w:pPr>
       <w:r>
-        <w:t xml:space="preserve">Because records are session-conditions nested within sessions within participants, and because the predictor is constant within a session, the intraclass correlation of session accuracy within participant is reported alongside an effective number of independent sessions. Associations are reported as Pearson and Spearman coefficients at the session, study-centred and participant levels. Precision for the calibration slope is reported as the departure of the pooled slope from unity that a Wald z test of the pooled slope against unity could have detected with 80% power at a two-sided 5% threshold, computed as 2.80 times the standard error of the pooled slope under the primary cluster-robust random-effects specification. That number concerns the average slope across cohorts and not its between-cohort spread, which is the quantity a single fitted mapping has to survive and which is reported as tau with its confidence interval. Four sensitivity analyses, all listed before any was run on the widened cohort, covered restriction to cohorts with meaningful outcome variance, exclusion of records with high artifact rejection, exclusion of small-denominator records, and leave-two-studies-out development. In the last of these every pair of cohorts was withheld together, so that development ran on 16 cohorts rather than the 17 of the primary analysis. Each cohort appears in 17 of the 153 pairs, and its 17 estimates were averaged into a single value before the same across-cohort pooling was applied, because a pair shares a cohort with 32 other pairs and the pairs are therefore not independent units.</w:t>
+        <w:t xml:space="preserve">Because records are session-conditions nested within sessions within participants, the intraclass correlation of session accuracy within participant is reported alongside an effective number of independent sessions, with associations reported as Pearson and Spearman coefficients at the session, study-centred and participant levels. Precision for the calibration slope is the departure from unity a Wald z test could have detected with 80% power at a two-sided 5% threshold (2.80 times the pooled slope’s standard error); this concerns the average slope, not its between-cohort spread (tau). Four sensitivity analyses, listed before any was run on the widened cohort, covered restriction to cohorts with meaningful outcome variance, exclusion of high-artifact-rejection records, exclusion of small-denominator records, and leave-two-studies-out development (16-cohort development; each cohort in 17 of 153 pairs, its 17 estimates averaged before pooling since a pair shares a cohort with 32 others).</w:t>
       </w:r>
     </w:p>
     <w:p>
@@ -622,7 +622,7 @@
         <w:pStyle w:val="FirstParagraph"/>
       </w:pPr>
       <w:r>
-        <w:t xml:space="preserve">This was a secondary analysis of BigP3BCI version 1.0.0 (doi:10.13026/0byy-ry86), a publicly available, fully de-identified archive. It involved no new data collection, no participant contact, and no intervention, and institutional review board approval was therefore not required. The original source studies’ ethics approvals and consent statements are reported in the archive documentation.</w:t>
+        <w:t xml:space="preserve">This was a secondary analysis of BigP3BCI version 1.0.0 (doi:10.13026/0byy-ry86), a publicly available, fully de-identified archive, involving no new data collection, participant contact, or intervention, so institutional review board approval was not required. The original source studies’ ethics approvals and consent statements are reported in the archive documentation.</w:t>
       </w:r>
     </w:p>
     <w:bookmarkEnd w:id="22"/>

--- a/build_expanded/manuscript.docx
+++ b/build_expanded/manuscript.docx
@@ -668,15 +668,7 @@
         <w:pStyle w:val="FirstParagraph"/>
       </w:pPr>
       <w:r>
-        <w:t xml:space="preserve">All 20 documented source studies supplied the shared 16-channel montage at 256 Hz and were screened. Eighteen contributed at least one eligible online outcome. One study contributed none because artificial feedback overrode the selection in all 5,680 reconstructed feedback phases, and one contributed none because the intended character could not be recovered in any of 2,263 phases (Table 1).</w:t>
-      </w:r>
-    </w:p>
-    <w:p>
-      <w:pPr>
-        <w:pStyle w:val="BodyText"/>
-      </w:pPr>
-      <w:r>
-        <w:t xml:space="preserve">The analytic set contained 271 study-scoped participants, 410 participant-sessions, 739 participant-session-condition records, and 19,611 online character selections, of the 19,688 eligible selections in Table 1. The 77 selections that separate the two totals are the two Study B sessions archived without a calibration block, described in the Table 1 legend and reconciled cohort by cohort in Table S1. The four documented ALS cohorts contributed 47 participants, 113 sessions, 194 records, and 3,318 selections. Observed session-condition accuracy averaged 0.851 and 228 of 739 records (30.9%) were at 100%, with three cohorts near ceiling (mean accuracy 0.963 to 0.997).</w:t>
+        <w:t xml:space="preserve">All 20 documented source studies supplied the shared 16-channel montage at 256 Hz and were screened; 18 contributed at least one eligible online outcome, and two contributed none (Table 1). The analytic set contained 271 study-scoped participants, 410 participant-sessions, 739 participant-session-condition records, and 19,611 online character selections, of the 19,688 eligible selections in Table 1; the 77-selection difference is reconciled cohort by cohort in Table S1. The four ALS cohorts contributed 47 participants, 113 sessions, 194 records, and 3,318 selections. Observed session-condition accuracy averaged 0.851, and 228 of 739 records (30.9%) were at 100%, with three cohorts near ceiling (0.963 to 0.997).</w:t>
       </w:r>
     </w:p>
     <w:p>
@@ -2097,7 +2089,7 @@
         <w:pStyle w:val="BodyText"/>
       </w:pPr>
       <w:r>
-        <w:t xml:space="preserve">Because the calibration score is a property of a session, the 739 records carry 410 distinct predictor values. Session accuracy clustered within participant (intraclass correlation 0.412), giving approximately 338 effective independent sessions.</w:t>
+        <w:t xml:space="preserve">Because the calibration score is a property of a session, the 739 records carry 410 distinct predictor values; session accuracy clustered within participant (intraclass correlation 0.412), giving approximately 338 effective independent sessions.</w:t>
       </w:r>
     </w:p>
     <w:bookmarkEnd w:id="25"/>
@@ -2125,7 +2117,7 @@
         <w:t xml:space="preserve"> </w:t>
       </w:r>
       <w:r>
-        <w:t xml:space="preserve">Within-cohort Pearson r ran from 0.190 to 0.928 (median 0.635), and the 95% confidence interval included zero in 6 of the 18 cohorts; the widest, in a cohort of eight sessions, ran from -0.42 to 0.86. Pooling sessions gave r = 0.716 (95% CI 0.665 to 0.760, n = 410, p &lt; 0.001). Centring both variables within cohort, which removes cohort means though not differences in variance, protocol or measurement precision, gave r = 0.677 (0.621 to 0.726, p &lt; 0.001), so the association is not produced by cohorts differing in mean difficulty and mean signal quality. Collapsing each participant to a single observation gave r = 0.714 (0.650 to 0.768, n = 271, p &lt; 0.001; Spearman</w:t>
+        <w:t xml:space="preserve">Within-cohort Pearson r ran from 0.190 to 0.928 (median 0.635), and the 95% confidence interval included zero in 6 of the 18 cohorts (widest: -0.42 to 0.86). Pooling sessions gave r = 0.716 (95% CI 0.665 to 0.760, n = 410, p &lt; 0.001); centring both variables within cohort, which removes cohort means but not differences in variance or precision, gave r = 0.677 (0.621 to 0.726, p &lt; 0.001), so the association is not produced by cohorts differing in mean difficulty and signal quality. Collapsing each participant to a single observation gave r = 0.714 (0.650 to 0.768, n = 271, p &lt; 0.001; Spearman</w:t>
       </w:r>
       <w:r>
         <w:t xml:space="preserve"> </w:t>
@@ -2167,7 +2159,7 @@
         <w:t xml:space="preserve"> </w:t>
       </w:r>
       <w:r>
-        <w:t xml:space="preserve">Across withheld cohorts the mean absolute error was 0.098 (95% CI 0.091 to 0.107), against 0.146 for the development-mean benchmark and 0.123 for the held-out-cohort-mean benchmark, giving a skill of 0.327 against the development-mean benchmark. This number pools every withheld record and so weights the larger cohorts more heavily. The mean of the 18 cohort-level errors, reported next, is a different quantity and the two are not interchangeable, and the per-cohort picture is less uniform than the pooled one. The character-weighted Brier score was 0.123 (95% CI 0.113 to 0.132), Brier skill 0.110 (95% CI 0.063 to 0.149), and character-weighted area under the curve 0.748 (95% CI 0.719 to 0.770). These intervals are conditional on the 18 observed cohorts.</w:t>
+        <w:t xml:space="preserve">Across withheld cohorts the mean absolute error was 0.098 (95% CI 0.091 to 0.107), against 0.146 for the development-mean benchmark and 0.123 for the held-out-cohort-mean benchmark, giving a skill of 0.327. This pools every withheld record and weights larger cohorts more heavily; the mean of the 18 cohort-level errors, reported next, is a different quantity. The character-weighted Brier score was 0.123 (95% CI 0.113 to 0.132), Brier skill 0.110 (95% CI 0.063 to 0.149), and character-weighted AUC 0.748 (95% CI 0.719 to 0.770); these intervals are conditional on the 18 observed cohorts.</w:t>
       </w:r>
     </w:p>
     <w:bookmarkEnd w:id="27"/>
@@ -2195,7 +2187,7 @@
         <w:t xml:space="preserve"> </w:t>
       </w:r>
       <w:r>
-        <w:t xml:space="preserve">Across the 18 withheld cohorts the mean absolute error, pooled on the log scale because the quantity cannot be negative, averaged 0.090 (the geometric mean; the arithmetic mean of the 18 cohort-level errors was 0.101) with a between-cohort standard deviation of 0.477 on the log scale, giving a 95% interval for the mean of 0.071 to 0.115 and a 95% interval for a cohort not represented in the archive of 0.032 to 0.254 (Figure 3). Area under the curve averaged 0.713 across cohorts, with a new-cohort interval of 0.491 to 0.935, the lower bound of which is chance. Brier skill averaged 0.174 across cohorts with a new-cohort interval of -0.296 to 0.644. Every study-level summary in this paragraph is tabulated in Table S3.</w:t>
+        <w:t xml:space="preserve">Across the 18 withheld cohorts the mean absolute error, pooled on the log scale, averaged 0.090 (geometric mean; arithmetic mean 0.101) with a between-cohort SD of 0.477 on the log scale, giving a 95% interval for the mean of 0.071 to 0.115 and a new-cohort interval of 0.032 to 0.254 (Figure 3). AUC averaged 0.713 across cohorts (new-cohort interval 0.491 to 0.935, lower bound chance); Brier skill averaged 0.174 (new-cohort interval -0.296 to 0.644). Every study-level summary here is tabulated in Table S3.</w:t>
       </w:r>
     </w:p>
     <w:p>
@@ -2213,7 +2205,7 @@
         <w:t xml:space="preserve"> </w:t>
       </w:r>
       <w:r>
-        <w:t xml:space="preserve">Each row is one cohort withheld from model development, with its estimate and 95% confidence interval, marked by whether the archive documents an ALS study population. Standard errors are clustered on participant. Each panel is ordered by its own estimate, so a cohort does not occupy the same row in panel a as in panel b. The dashed line is the value a mapping that transported exactly would take, one for the slope in panel a and zero for the intercept in panel b; the band is the 95% interval for a cohort not represented in the archive and the solid line within it is the pooled estimate. That band is computed at the point estimate of tau, which is itself imprecise, so it widens and narrows with the values of tau reported in the Results. Intervals running past the axis are drawn with an arrow. The between-cohort standard deviation tau and I² are given beneath each panel; I² is descriptive only, for the reason given in the Results.</w:t>
+        <w:t xml:space="preserve">Each row is one cohort withheld from model development, with its estimate and 95% confidence interval, marked by whether the archive documents an ALS study population; standard errors are clustered on participant. Each panel is ordered by its own estimate. The dashed line is the value a mapping that transported exactly would take (one for slope, zero for intercept); the band is the 95% interval for a cohort not represented in the archive, computed at tau’s point estimate, and the solid line within it is the pooled estimate. Intervals running past the axis are drawn with an arrow. Tau and I² are given beneath each panel; I² is descriptive only (Methods, Statistical Analysis).</w:t>
       </w:r>
     </w:p>
     <w:p>
@@ -2278,7 +2270,7 @@
         <w:t xml:space="preserve"> </w:t>
       </w:r>
       <w:r>
-        <w:t xml:space="preserve">Each point is one of up to ten equal-count bins of the estimate within that cohort, placed at the selection-weighted mean estimate and the observed accuracy of the records in it, with point area increasing with the selections it rests on. The dashed line is equality. Points above it are bins whose accuracy the mapping understated and points below are bins whose accuracy it overstated. The number in each panel is observed minus estimated accuracy across that whole cohort. The full 18-cohort version of this figure is Figure S2.</w:t>
+        <w:t xml:space="preserve">Each point is one of up to ten equal-count bins of the estimate within that cohort, placed at the selection-weighted mean estimate and observed accuracy, with point area increasing with the selections it rests on. The dashed line is equality; points above it are bins the mapping understated, points below are bins it overstated. The number in each panel is observed minus estimated accuracy across that cohort. The full 18-cohort version is Figure S2.</w:t>
       </w:r>
     </w:p>
     <w:p>
@@ -2343,7 +2335,7 @@
         <w:t xml:space="preserve"> </w:t>
       </w:r>
       <w:r>
-        <w:t xml:space="preserve">Each point is one cohort withheld from model development. The darker band is the 95% interval for the geometric mean across the observed cohorts; the lighter band is the 95% interval for a cohort not represented in the archive. The two answer different questions and only the second describes what a reader should expect in their own setting.</w:t>
+        <w:t xml:space="preserve">Each point is one cohort withheld from model development. The darker band is the 95% interval for the geometric mean across observed cohorts; the lighter band is the 95% interval for a cohort not represented in the archive. Only the second describes what a reader should expect in their own setting.</w:t>
       </w:r>
     </w:p>
     <w:p>

--- a/build_expanded/manuscript.docx
+++ b/build_expanded/manuscript.docx
@@ -2400,7 +2400,7 @@
         <w:t xml:space="preserve"> </w:t>
       </w:r>
       <w:r>
-        <w:t xml:space="preserve">The intercept departed from zero by at least half a log-odds unit in 13 of the 18 cohorts and by at least a full unit in 7, and its 95% interval excluded zero in 6. All 18 cohorts yielded an identified intercept and slope and none was dropped from the pooling. Under the primary cluster-robust specification the between-cohort standard deviation of the calibration intercept was tau = 0.87 (95% CI 0.60 to 1.51) against a pooled intercept of -0.06, and Q = 122.6 on 17 degrees of freedom (p &lt; 0.001). I² was 86.1 (95% CI 79.5 to 90.6), reported as a description only: it is an upper estimate at these cluster counts, and a 20% understatement of the within-cohort variances would put its lower confidence limit below the conventional 75% threshold. The observed intercepts ran from -2.169 to 1.995, and the 95% interval for a cohort not represented in the archive runs from -1.97 to 1.85 on the log-odds scale (Figure 1), which is the difference between a mapping that badly understates accuracy and one that badly overstates it. That conclusion does not depend on where in its interval tau lies: setting tau to its own lower 95% confidence limit still leaves a new-cohort interval of -1.39 to 1.26, and the interval is still -1.37 to 1.06 when every within-cohort variance is inflated fivefold.</w:t>
+        <w:t xml:space="preserve">It departed from zero by at least half a log-odds unit in 13 of the 18 cohorts and by at least a full unit in 7, with its 95% interval excluding zero in 6. Under the primary cluster-robust specification the between-cohort SD of the calibration intercept was tau = 0.87 (95% CI 0.60 to 1.51) against a pooled intercept of -0.06 (Q = 122.6, df = 17, p &lt; 0.001); I² was 86.1 (95% CI 79.5 to 90.6), a description only (Methods, Statistical Analysis). The observed intercepts ran from -2.169 to 1.995, and the 95% interval for a cohort not represented in the archive runs from -1.97 to 1.85 on the log-odds scale (Figure 1), the difference between a mapping that badly understates and one that badly overstates accuracy. This holds regardless of where in its interval tau lies: at tau’s lower confidence limit the new-cohort interval is -1.39 to 1.26, and it is -1.37 to 1.06 with every within-cohort variance inflated fivefold.</w:t>
       </w:r>
     </w:p>
     <w:p>
@@ -2418,7 +2418,7 @@
         <w:t xml:space="preserve"> </w:t>
       </w:r>
       <w:r>
-        <w:t xml:space="preserve">tau = 0.43 (95% CI 0.30 to 0.77) against a pooled slope of 1.06 (95% CI 0.82 to 1.30), with Q = 81.3 on 17 degrees of freedom (p &lt; 0.001) and I² 79.1 (95% CI 67.6 to 86.5), an interval that spans that same threshold, so no claim here rests on it either. The observed slopes ran from 0.185 to 2.185 and the 95% interval for an unrepresented cohort runs from 0.111 to 2.005 (Figure 1); at the lower confidence limit of tau it is 0.394 to 1.704, across which no single fitted mapping is usable. That interval excludes zero at the point estimate of tau but includes it at tau’s upper confidence limit, where it runs from -0.603 to 2.759, so the exclusion is a property of this interval at one value of tau rather than a finding. Cohort by cohort, 4 of the 18 slope confidence intervals include zero (Figure 1), so the association is reliable on average and not reliable in every cohort. Fitting one calibration curve to all withheld predictions pooled gives a slope of 0.967 (95% CI 0.791 to 1.127) and an intercept of 0.054 (95% CI -0.264 to 0.395); those pooled values average opposing departures and describe no individual cohort, and the cohorts whose accuracy the mapping understated and those whose accuracy it overstated are visible separately in Figure 2.</w:t>
+        <w:t xml:space="preserve">tau = 0.43 (95% CI 0.30 to 0.77) against a pooled slope of 1.06 (95% CI 0.82 to 1.30), Q = 81.3 (df = 17, p &lt; 0.001), I² 79.1 (95% CI 67.6 to 86.5), an interval that spans the same threshold, so no claim rests on it either. The observed slopes ran from 0.185 to 2.185 and the new-cohort interval runs from 0.111 to 2.005 (Figure 1); at tau’s lower confidence limit it is 0.394 to 1.704, across which no single fitted mapping is usable, and it excludes zero at tau’s point estimate but includes it at tau’s upper limit (-0.603 to 2.759), so that exclusion is a property of one value of tau rather than a finding. Cohort by cohort, 4 of the 18 slope confidence intervals include zero (Figure 1). Fitting one calibration curve to all withheld predictions pooled gives a slope of 0.967 (95% CI 0.791 to 1.127) and an intercept of 0.054 (95% CI -0.264 to 0.395), averaging opposing departures visible separately in Figure 2.</w:t>
       </w:r>
     </w:p>
     <w:p>
@@ -2436,7 +2436,7 @@
         <w:t xml:space="preserve"> </w:t>
       </w:r>
       <w:r>
-        <w:t xml:space="preserve">For each of the 18 contributing cohorts: participants, records, analysed selections, mean observed session-condition accuracy, and, when that cohort was withheld from model development, the mean absolute error and character-weighted area under the curve. ALS cohorts are listed first. The calibration intercept and slope for each cohort, with their 95% confidence intervals, are shown in Figure 1 rather than tabulated here; the full per-cohort table, which also carries the archive’s documented grid size and checkerboard-paradigm indicator for each cohort alongside the calibration intercept and slope, is Table S2 in the supplement.</w:t>
+        <w:t xml:space="preserve">For each of the 18 contributing cohorts: participants, records, analysed selections, mean observed accuracy, and, when withheld from development, mean absolute error and character-weighted AUC. ALS cohorts are listed first. Calibration intercept and slope with their confidence intervals are shown in Figure 1 rather than tabulated here; the full per-cohort table, also carrying grid size and checkerboard-paradigm indicators, is Table S2.</w:t>
       </w:r>
     </w:p>
     <w:tbl>
@@ -4079,7 +4079,7 @@
         <w:pStyle w:val="BodyText"/>
       </w:pPr>
       <w:r>
-        <w:t xml:space="preserve">A small average departure of the slope from unity was not within reach of this design. The pooled slope carries a standard error of 0.122 under the primary specification, so a Wald z test of that slope against unity would have detected a departure of at least 0.34 with 80% power at a two-sided 5% threshold, and its confidence interval has a half-width of 0.24; departures smaller than that cannot be excluded. Neither number bears on transportability, because what a single fitted mapping has to survive is the spread of the slope across cohorts rather than its average, and for that quantity the design placed tau between 0.30 and 0.77 without resolving where in that range it lies.</w:t>
+        <w:t xml:space="preserve">A small average departure of the slope from unity was not within reach of this design: the pooled slope’s standard error of 0.122 means a Wald z test against unity would have detected a departure of at least 0.34 with 80% power, and its confidence interval has a half-width of 0.24. Neither bears on transportability, since what a single fitted mapping has to survive is the slope’s spread across cohorts, and the design placed tau between 0.30 and 0.77 without resolving where in that range it lies.</w:t>
       </w:r>
     </w:p>
     <w:p>
@@ -4087,7 +4087,7 @@
         <w:pStyle w:val="BodyText"/>
       </w:pPr>
       <w:r>
-        <w:t xml:space="preserve">The uncorrected standard deviations of the 18 cohort estimates, tabulated in the supplement (Table S3), are 0.560 for the slope and 1.175 for the intercept. Both exceed tau because they count each cohort’s sampling error as though it were between-cohort variation, and tau is used in preference throughout.</w:t>
+        <w:t xml:space="preserve">The uncorrected standard deviations of the 18 cohort estimates (supplement, Table S3) are 0.560 for the slope and 1.175 for the intercept; both exceed tau because they count sampling error as between-cohort variation, and tau is used in preference throughout.</w:t>
       </w:r>
     </w:p>
     <w:p>
@@ -4105,7 +4105,7 @@
         <w:t xml:space="preserve"> </w:t>
       </w:r>
       <w:r>
-        <w:t xml:space="preserve">Skill against the development-mean benchmark was negative in one of 18 cohorts and positive in the remainder (Figure 4). Against the benchmark of each cohort’s own mean, which is the harder target pooled and in 11 of the 18 cohorts, skill was negative in six of 18 (Table S8). Three distinct things produce those six. In Study H the model was less accurate than both benchmarks, and it is the same cohort that fails the development-mean benchmark. Four are cohorts whose observed accuracy sits high enough that their own mean already tracks nearly every record: in Study E, Study R, Study S2 and Study S1, accuracy averages 0.921, 0.963, 0.976 and 0.997 and the own-mean benchmark errs by 0.049, 0.047, 0.035 and 0.005, leaving little error for any predictor to reduce. Study S1 is the limiting case, where that near-zero denominator makes the ratio large and negative and not comparable with the rest. In the sixth, Study J, the shortfall is -0.008, which is parity rather than failure. All four ALS cohorts had positive skill against both benchmarks, at 0.317, 0.383, 0.448 and 0.502 against the development mean.</w:t>
+        <w:t xml:space="preserve">Skill against the development-mean benchmark was negative in one of 18 cohorts (Figure 4). Against the harder benchmark of each cohort’s own mean, skill was negative in six of 18 (Table S8): one cohort underperformed both benchmarks, four had observed accuracy so high (0.921 to 0.997) that their own mean already tracked nearly every record, and one showed a negligible (-0.008) shortfall rather than a real one. All four ALS cohorts had positive skill against both benchmarks, at 0.317, 0.383, 0.448 and 0.502 against the development mean.</w:t>
       </w:r>
     </w:p>
     <w:p>
@@ -4123,7 +4123,7 @@
         <w:t xml:space="preserve"> </w:t>
       </w:r>
       <w:r>
-        <w:t xml:space="preserve">Values below zero indicate that the calibration score estimated accuracy less well than estimating every record at the development-set mean. All four ALS cohorts were positive; one cohort without a documented ALS population was negative.</w:t>
+        <w:t xml:space="preserve">Values below zero indicate the calibration score estimated accuracy less well than the development-set mean. All four ALS cohorts were positive; one non-ALS cohort was negative.</w:t>
       </w:r>
     </w:p>
     <w:p>
@@ -4198,7 +4198,7 @@
         <w:t xml:space="preserve"> </w:t>
       </w:r>
       <w:r>
-        <w:t xml:space="preserve">Within the originally planned subgroup the mean absolute error was 0.091 (95% CI 0.076 to 0.108), Brier skill 0.303 (95% CI 0.184 to 0.424), area under the curve 0.831 (95% CI 0.768 to 0.869), calibration intercept 0.025 (95% CI -0.240 to 0.341), and slope 0.985 (95% CI 0.786 to 1.188). The uncorrected between-cohort standard deviation of the calibration slope was 0.223 within this subgroup against 0.560 across all contributing cohorts. Four cohorts are too few to estimate tau usefully, so the uncorrected spread is used on both sides of that comparison.</w:t>
+        <w:t xml:space="preserve">Within this subgroup the mean absolute error was 0.091 (95% CI 0.076 to 0.108), Brier skill 0.303 (95% CI 0.184 to 0.424), AUC 0.831 (95% CI 0.768 to 0.869), calibration intercept 0.025 (95% CI -0.240 to 0.341), and slope 0.985 (95% CI 0.786 to 1.188). The uncorrected between-cohort SD of the calibration slope was 0.223 within this subgroup against 0.560 across all cohorts; four cohorts are too few to estimate tau usefully, so the uncorrected spread is used on both sides.</w:t>
       </w:r>
     </w:p>
     <w:bookmarkEnd w:id="41"/>
@@ -4226,7 +4226,7 @@
         <w:t xml:space="preserve"> </w:t>
       </w:r>
       <w:r>
-        <w:t xml:space="preserve">With all four ALS cohorts withheld from development simultaneously, mean absolute error in each was 0.087, 0.106, 0.109, and 0.131 (mean 0.108), against 0.104 when other ALS cohorts were available for development. Signed bias ranged from -0.086 to 0.049.</w:t>
+        <w:t xml:space="preserve">With all four ALS cohorts withheld from development simultaneously, mean absolute error in each was 0.087, 0.106, 0.109, and 0.131 (mean 0.108), against 0.104 when other ALS cohorts were available; signed bias ranged from -0.086 to 0.049.</w:t>
       </w:r>
     </w:p>
     <w:bookmarkEnd w:id="42"/>
@@ -4254,7 +4254,7 @@
         <w:t xml:space="preserve"> </w:t>
       </w:r>
       <w:r>
-        <w:t xml:space="preserve">The cohort-specific calibration slope averaged 1.479 in the four ALS cohorts (standard deviation 0.266) and 0.992 in the other 14 (standard deviation 0.580), a difference of 0.487 (standard error 0.204; 95% CI 0.040 to 0.933; Welch t = 2.38, df = 11.7, p = 0.035). An exact permutation test, which enumerates all 3,060 ways of labelling four of the 18 cohorts and assumes no distribution, gave p = 0.058. A random-effects meta-regression weighting each cohort by its own precision gave a difference of 0.559 (95% CI -0.009 to 1.127, p = 0.053), leaving a residual between-cohort standard deviation of 0.349 against 0.432 with cohort type removed, so cohort type accounts for about a third of the between-cohort variance in the slope and most of that variance remains unexplained.</w:t>
+        <w:t xml:space="preserve">The cohort-specific slope averaged 1.479 in the four ALS cohorts (SD 0.266) and 0.992 in the other 14 (SD 0.580), a difference of 0.487 (SE 0.204; 95% CI 0.040 to 0.933; Welch t = 2.38, df = 11.7, p = 0.035). An exact permutation test gave p = 0.058; a random-effects meta-regression gave a difference of 0.559 (95% CI -0.009 to 1.127, p = 0.053), leaving a residual between-cohort SD of 0.349 against 0.432 with cohort type removed, so cohort type accounts for about a third of the between-cohort variance and most remains unexplained.</w:t>
       </w:r>
     </w:p>
     <w:p>
@@ -4272,7 +4272,7 @@
         <w:t xml:space="preserve"> </w:t>
       </w:r>
       <w:r>
-        <w:t xml:space="preserve">Dropping one ALS cohort moves the Welch p value to between 0.008 and 0.111, and dropping one of the other 14 moves it to between 0.013 and 0.060. The three tests agree in direction and in magnitude and fall on either side of the conventional threshold, and no one of them should be read as settling the question. A slope above one means observed accuracy varied more widely than the estimates did, so in the ALS cohorts the mapping compressed the range it should have spanned. These are the slopes of the primary leave-one-cohort-out model within each cohort, not the pooled slope of 0.985 reported for the ALS subgroup above, which comes from a model developed within the ALS cohorts alone. For the same reason their standard deviation of 0.266 is not the 0.223 reported there: 0.266 is the spread of the four ALS cohorts under the primary design and is what the per-cohort slopes in Table S2 sum to, and it is the number that belongs beside the 0.580 of the other 14, because both come from the same development set.</w:t>
+        <w:t xml:space="preserve">Dropping one ALS cohort moves the Welch p value to between 0.008 and 0.111, and dropping one of the other 14 moves it to between 0.013 and 0.060; all three tests agree in direction and magnitude and fall on either side of the conventional threshold. These are the leave-one-cohort-out slopes, not the pooled 0.985 reported for the ALS subgroup above (developed within the ALS cohorts alone); for the same reason their SD of 0.266 is not the 0.223 reported there, since 0.266 is the ALS spread under the primary design, comparable with the 0.580 of the other 14.</w:t>
       </w:r>
     </w:p>
     <w:p>
@@ -4280,7 +4280,7 @@
         <w:pStyle w:val="BodyText"/>
       </w:pPr>
       <w:r>
-        <w:t xml:space="preserve">Cohort type is a study-level attribute that is entangled with paradigm, hardware and stopping rule, only four studies carry a documented ALS population, and the remaining cohorts are not documented as healthy controls. This comparison is exploratory and cannot separate population from protocol. The records underlying it are shown by cohort type in Figure S1, without a fitted line, for the reason given in the Methods.</w:t>
+        <w:t xml:space="preserve">Cohort type is a study-level attribute entangled with paradigm, hardware and stopping rule; only four studies carry a documented ALS population and the rest are not documented as healthy controls, so this comparison is exploratory and cannot separate population from protocol (records shown by cohort type in Figure S1, without a fitted line, Methods).</w:t>
       </w:r>
     </w:p>
     <w:bookmarkEnd w:id="43"/>
@@ -4308,7 +4308,7 @@
         <w:t xml:space="preserve"> </w:t>
       </w:r>
       <w:r>
-        <w:t xml:space="preserve">Ten descriptors were recoverable for every cohort and entered one at a time as moderators in a random-effects meta-regression of the cohort slope, weighting each cohort by its own precision and standardising the descriptor so that the coefficient reads per between-cohort standard deviation, with p values corrected across the ten by the Holm procedure. All 18 cohorts were fitted for every descriptor and none was dropped. The strongest was the median interval between consecutive selections within a recording, which ran from 7.3 to 50.0 seconds across cohorts and is the archive’s only trace of the stopping rule, since a cohort that averaged more stimulus repetitions before committing to a character spent longer on each one: 0.406 per standard deviation (95% CI 0.181 to 0.632; t = 3.82, df = 16, p = 0.002, Holm p = 0.015), associated with a reduction in the between-cohort variance of the slope from tau squared = 0.187 to 0.063, a share of 66%, equivalently a residual between-cohort standard deviation of 0.25 against 0.43. The rank correlation agreed at rho = 0.72 (p &lt; 0.001, Holm p = 0.007), and on the log scale, which is the more natural form for a duration, the share was 71% (p &lt; 0.001). It is also the most stable result in this analysis: across the 18 leave-one-cohort-out refits its uncorrected p value never exceeded 0.010 and its share ran from 54% to 82%. Cohorts that spent longer per selection had steeper slopes. The reported effect of stimulus repetition is on accuracy rather than on the slope,[32,34,35] and the interval does not track cohort mean accuracy here (rho = 0.16, p = 0.52), so the direction is not read off that work. A mechanism is available, in that accumulated evidence grows with the square root of the number of repetitions, so a fixed difference in single-trial discriminability produces a larger difference in accumulated discriminability where repetitions are many, which would steepen the mapping from the score to accuracy. That argument is not tested here.</w:t>
+        <w:t xml:space="preserve">Ten descriptors were entered one at a time as moderators in a random-effects meta-regression of the cohort slope, weighted by precision, standardised per between-cohort SD, with Holm-corrected p values; all 18 cohorts were fitted for every descriptor. The strongest was the median inter-selection interval (7.3 to 50.0 seconds across cohorts, the archive’s only trace of the stopping rule): 0.406 per SD (95% CI 0.181 to 0.632; t = 3.82, df = 16, p = 0.002, Holm p = 0.015), reducing the between-cohort variance of the slope from tau squared = 0.187 to 0.063, a share of 66% (residual SD 0.25 against 0.43). The rank correlation agreed at rho = 0.72 (p &lt; 0.001, Holm p = 0.007), and on the log scale the share was 71% (p &lt; 0.001); across 18 leave-one-cohort-out refits its uncorrected p value never exceeded 0.010 and its share ran from 54% to 82%. Cohorts that spent longer per selection had steeper slopes; the interval does not track cohort mean accuracy (rho = 0.16, p = 0.52). A mechanism is available (accumulated evidence grows with the square root of repetitions), but is not tested here.</w:t>
       </w:r>
     </w:p>
     <w:p>
@@ -4316,7 +4316,7 @@
         <w:pStyle w:val="BodyText"/>
       </w:pPr>
       <w:r>
-        <w:t xml:space="preserve">No other descriptor was associated with a share of the between-cohort variance distinguishable from zero, including the archive’s own documented grid size and its documented use of a checkerboard-variant paradigm, alongside both empirical proxies for matrix size (supplement, S6). The result was also checked for robustness to how the stopping rule’s descriptor was defined, to whether it is partly a consequence of the recording rather than a fixed protocol setting, and to how the multiple-comparison correction was applied across the ten descriptors tested; all three checks left the result materially unchanged (supplement, S6).</w:t>
+        <w:t xml:space="preserve">No other descriptor was associated with a share of the between-cohort variance distinguishable from zero, including the archive’s documented grid size, checkerboard-variant paradigm, and both empirical matrix-size proxies (supplement, S6); the result was also robust to how the stopping-rule descriptor was defined, whether it partly reflects the recording rather than a fixed protocol setting, and how the multiple-comparison correction was applied (supplement, S6).</w:t>
       </w:r>
     </w:p>
     <w:bookmarkEnd w:id="44"/>
@@ -4344,7 +4344,7 @@
         <w:t xml:space="preserve"> </w:t>
       </w:r>
       <w:r>
-        <w:t xml:space="preserve">Among 139 consecutive session pairs, the earlier session’s calibration score correlated with the later session’s accuracy at r = 0.513 (95% CI 0.379 to 0.626, p &lt; 0.001), against r = 0.728 (0.639 to 0.798) for the score recorded in the session being estimated.</w:t>
+        <w:t xml:space="preserve">Among 139 consecutive session pairs, the earlier session’s score correlated with the later session’s accuracy at r = 0.513 (95% CI 0.379 to 0.626, p &lt; 0.001), against r = 0.728 (0.639 to 0.798) for the score recorded in the session being estimated.</w:t>
       </w:r>
     </w:p>
     <w:bookmarkEnd w:id="45"/>
@@ -4362,7 +4362,7 @@
         <w:pStyle w:val="FirstParagraph"/>
       </w:pPr>
       <w:r>
-        <w:t xml:space="preserve">Results were consistent under the four checks named in the Methods: excluding low-count records, restricting to cohorts with meaningful accuracy variation, excluding records with heavy calibration-epoch rejection, and leave-two-studies-out development, which withheld two cohorts at a time so that development ran on 16 rather than 17 cohorts and reproduced the primary result across all 153 splits (Table S7). The cohort-subset comparison restricted to the cohorts without a documented ALS population, shown alongside these checks in Table S7 for comparison rather than as one of the four, gave a consistent result as well. Every comparator predictor named in the Methods was run through the same procedure and is reported in full in Table S9; the regularised linear discriminant computed from the identical features agreed with the primary score to within 0.007 on most summary columns, the two exceptions being the per-cohort slope range and the between-cohort MAE SD, so the transportability result reflects how separable the calibration data are rather than the classifier family used to measure it.</w:t>
+        <w:t xml:space="preserve">Results were consistent under the four checks named in the Methods: excluding low-count records, restricting to cohorts with meaningful accuracy variation, excluding heavy-calibration-rejection records, and leave-two-studies-out development (16 rather than 17 cohorts, reproducing the primary result across all 153 splits; Table S7). The cohort-subset comparison restricted to cohorts without a documented ALS population, shown alongside these checks in Table S7, also gave a consistent result. Every comparator predictor named in the Methods is reported in full in Table S9; the regularised linear discriminant agreed with the primary score to within 0.007 on most columns, the two exceptions being the per-cohort slope range and the between-cohort MAE SD, so the transportability result reflects how separable the calibration data are rather than the classifier family used to measure it.</w:t>
       </w:r>
     </w:p>
     <w:bookmarkEnd w:id="46"/>

--- a/build_expanded/manuscript.docx
+++ b/build_expanded/manuscript.docx
@@ -4381,7 +4381,7 @@
         <w:pStyle w:val="FirstParagraph"/>
       </w:pPr>
       <w:r>
-        <w:t xml:space="preserve">Across 18 source-study cohorts, the discriminability of a classifier fitted to a session’s calibration block was related to that same session’s online spelling accuracy, with a positive point estimate in every cohort, at the level of individual participants as well as between cohorts, and when the calibration recording came from an earlier session. A fitted mapping from that score to an expected accuracy did not transport. The calibration intercept had a between-cohort standard deviation of tau = 0.87 (95% CI 0.60 to 1.51) and an interval for an unrepresented cohort running from -1.97 to 1.85 on the log-odds scale; slope heterogeneity led to the same conclusion, at tau = 0.43 (0.30 to 0.77) and a range of 0.185 to 2.185. In one cohort the score estimated accuracy less well than the development-mean benchmark, and in six less well than that cohort’s own mean. The association appeared in every cohort examined, though with widely varying magnitude; the numerical mapping between the score and expected accuracy did not.</w:t>
+        <w:t xml:space="preserve">Across 18 source-study cohorts, the discriminability of a classifier fitted to a session’s calibration block was related to that same session’s online spelling accuracy, with a positive point estimate in every cohort, at the participant level, and when the calibration recording came from an earlier session. A fitted mapping from that score to expected accuracy did not transport: the calibration intercept had tau = 0.87 (95% CI 0.60 to 1.51) and an unrepresented-cohort interval of -1.97 to 1.85 log-odds; slope heterogeneity gave the same conclusion, at tau = 0.43 (0.30 to 0.77) and a range of 0.185 to 2.185. One cohort was estimated less accurately than the development-mean benchmark, six less accurately than their own mean.</w:t>
       </w:r>
     </w:p>
     <w:p>
@@ -4389,7 +4389,7 @@
         <w:pStyle w:val="BodyText"/>
       </w:pPr>
       <w:r>
-        <w:t xml:space="preserve">That distinction determines what a calibration score can be used for. Ranking sessions within a setting, which requires only that the association hold locally, is supported. Reporting an expected accuracy in a cohort where the mapping was not developed is not supported without local recalibration, because the interval for a cohort outside this archive spans 0.032 to 0.254 for estimation error and includes chance-level discrimination and negative skill.</w:t>
+        <w:t xml:space="preserve">That distinction determines what a calibration score can be used for. Ranking sessions within a setting, which requires only that the association hold locally, is supported. Reporting expected accuracy in a cohort where the mapping was not developed is not supported without local recalibration, since the interval for a cohort outside this archive spans 0.032 to 0.254 for estimation error and includes chance-level discrimination and negative skill.</w:t>
       </w:r>
     </w:p>
     <w:p>
@@ -4397,7 +4397,7 @@
         <w:pStyle w:val="BodyText"/>
       </w:pPr>
       <w:r>
-        <w:t xml:space="preserve">Mainsah and colleagues derived speller accuracy analytically from a calibration-derived detectability index and validated it within study.[15] The present analysis is the transportability counterpart to that work rather than a replacement for it: the relationship they described is reproduced here with a positive point estimate in every cohort, and what is added is the finding that the numerical mapping between the two quantities is cohort-specific. Earlier reports relating calibration measures to P300 performance in ALS[11,12] and to brain-computer interface performance more generally[10] are likewise consistent with the association reported here.</w:t>
+        <w:t xml:space="preserve">Mainsah and colleagues derived speller accuracy analytically from a calibration-derived detectability index and validated it within study;[15] this analysis is the transportability counterpart to that work, reproducing the association with a positive point estimate in every cohort and adding that the numerical mapping is cohort-specific. Earlier reports relating calibration measures to P300 performance in ALS[11,12] and to brain-computer interface performance generally[10] are likewise consistent with the association reported here.</w:t>
       </w:r>
     </w:p>
     <w:p>
@@ -4405,7 +4405,7 @@
         <w:pStyle w:val="BodyText"/>
       </w:pPr>
       <w:r>
-        <w:t xml:space="preserve">Predictor precision differs between cohorts: the number of calibration files, surviving epochs and cross-validation folds differ, and the score’s standard error ranges from 0.008 to 0.031, a fourfold spread. Measurement error in a predictor attenuates a fitted slope, so some between-cohort spread in calibration could reflect precision rather than a true difference in the relationship. Correcting each cohort’s slope for its own reliability, which ran from 0.848 to 0.992, moved the between-cohort standard deviation only from tau = 0.432 to 0.422, surviving a stress test that inflated the assumed measurement-error variance up to the point of losing identifiability (supplement, S9). Measurement error in the predictor is therefore real but minor, and does not explain the mapping’s failure to transport.</w:t>
+        <w:t xml:space="preserve">Predictor precision differs between cohorts (standard error 0.008 to 0.031, a fourfold spread), and measurement error attenuates a fitted slope, so some between-cohort spread could reflect precision. Correcting each cohort’s slope for its reliability (0.848 to 0.992) moved tau only from 0.432 to 0.422, surviving a stress test on the assumed measurement-error variance (supplement, S9): measurement error is real but minor, and does not explain the mapping’s failure to transport.</w:t>
       </w:r>
     </w:p>
     <w:p>
@@ -4413,7 +4413,7 @@
         <w:pStyle w:val="BodyText"/>
       </w:pPr>
       <w:r>
-        <w:t xml:space="preserve">Part of that variation is attributable to a protocol difference rather than to the cohorts themselves: the time each cohort took over a selection, the archive’s only trace of the stopping rule, was associated with the two-thirds reduction in residual between-cohort variance reported above (Results, Protocol Descriptors as Moderators). That association does not restore transportability (a mapping whose slope depends on the stopping rule still cannot be carried to a site whose stopping rule is unknown), but it does change how the residual spread should be read: it is not an irreducible property of the population, and a site that reports its stopping rule alongside a calibration score would remove a substantial share of the uncertainty in a transported estimate.</w:t>
+        <w:t xml:space="preserve">Part of the variation is attributable to protocol rather than to the cohorts themselves: the time each cohort took over a selection, the archive’s only trace of the stopping rule, was associated with the two-thirds reduction in residual between-cohort variance reported above (Results, Protocol Descriptors as Moderators). That association does not restore transportability, since a mapping whose slope depends on the stopping rule still cannot be carried to a site whose stopping rule is unknown, but it means the residual spread is not an irreducible population property, and a site reporting its stopping rule alongside a calibration score would remove a substantial share of the uncertainty in a transported estimate.</w:t>
       </w:r>
     </w:p>
     <w:p>
@@ -4421,7 +4421,7 @@
         <w:pStyle w:val="BodyText"/>
       </w:pPr>
       <w:r>
-        <w:t xml:space="preserve">The 18 development folds that produced these estimates are themselves stable. Their intercept and slope coefficients, tabulated in full in the supplement (Table S12), vary by a coefficient of variation of 2.5% and 3.3% respectively across folds, against 49.4% for the held-out cohort-specific validated slopes in Table S2. All three figures use the population standard deviation over the mean rather than the sample standard deviation reported elsewhere in this section, so they should not be reconciled arithmetically against the 0.560 figure above. The between-cohort spread this paper reports therefore reflects how each fold’s mapping performs in the cohort withheld from it, not instability in what each fold fits. That distinction is evidence against development-fit noise as an alternative explanation for the heterogeneity.</w:t>
+        <w:t xml:space="preserve">The 18 development folds are themselves stable: their intercept and slope coefficients (supplement, Table S12) vary by a coefficient of variation of 2.5% and 3.3% across folds, against 49.4% for the held-out cohort-specific slopes in Table S2, evidence against development-fit noise as an explanation for the heterogeneity (the between-cohort spread reflects how each fold performs in its withheld cohort, not instability in what each fold fits).</w:t>
       </w:r>
     </w:p>
     <w:p>
@@ -4429,7 +4429,7 @@
         <w:pStyle w:val="BodyText"/>
       </w:pPr>
       <w:r>
-        <w:t xml:space="preserve">The 18 folds are also not independent of one another, since any two share up to 16 of 17 development cohorts, and a joint bootstrap addresses that correlation directly rather than bounding it. Resampling every cohort’s participants once per replicate and refitting all 18 leave-one-study-out folds from that single resampled draw, so the same resampled development data enter every fold within a replicate instead of being redrawn independently fold by fold, gave a within-replicate between-cohort standard deviation of the slope that averaged 0.79 across 2,000 replicates (95% range 0.49 to 1.56) and of the intercept 1.62 (0.94 to 3.36), larger in both cases than the meta-analytic tau reported above (0.43 slope, 0.87 intercept). That direction is expected rather than discordant: because this procedure never resamples which 18 cohorts are observed, only the participants within each fixed cohort, the spread it measures mixes genuine between-cohort heterogeneity with each fold’s own within-cohort sampling noise and estimates something closer to the square root of tau squared plus the mean within-cohort sampling variance, which is structurally at least as large as tau. It is reported here as an empirical, assumption-light quantity that combines both sources of spread, not as a corrected or dependence-aware version of tau itself (supplement, S4).</w:t>
+        <w:t xml:space="preserve">The 18 folds are also not independent, since any two share up to 16 of 17 development cohorts, and a joint bootstrap addresses that correlation directly: resampling every cohort’s participants once per replicate and refitting all 18 folds from that single draw gave a within-replicate between-cohort SD of the slope averaging 0.79 across 2,000 replicates (95% range 0.49 to 1.56) and of the intercept 1.62 (0.94 to 3.36), larger than the meta-analytic tau (0.43, 0.87). This is expected rather than discordant: since the procedure never resamples which 18 cohorts are observed, only participants within each fixed cohort, it mixes genuine heterogeneity with within-cohort sampling noise and estimates something closer to the square root of tau squared plus mean within-cohort sampling variance, structurally at least as large as tau, not a corrected or dependence-aware version of tau itself (supplement, S4).</w:t>
       </w:r>
     </w:p>
     <w:p>
@@ -4437,7 +4437,7 @@
         <w:pStyle w:val="BodyText"/>
       </w:pPr>
       <w:r>
-        <w:t xml:space="preserve">The four ALS cohorts alone gave a more favourable and more homogeneous picture than the full archive (Results, Amyotrophic Lateral Sclerosis Subgroup); evaluating a mapping on a small number of withheld cohorts should be expected to understate how much performance varies elsewhere.</w:t>
+        <w:t xml:space="preserve">The four ALS cohorts alone gave a more favourable and homogeneous picture than the full archive (Results, ALS Subgroup); evaluating a mapping on few withheld cohorts should be expected to understate how much performance varies elsewhere.</w:t>
       </w:r>
     </w:p>
     <w:p>
@@ -4445,7 +4445,7 @@
         <w:pStyle w:val="BodyText"/>
       </w:pPr>
       <w:r>
-        <w:t xml:space="preserve">One analysis improved transportability. Excluding records in which more than 20% of calibration epochs exceeded the artifact threshold reduced estimation error from 0.090 to 0.081 and reduced the uncorrected between-cohort standard deviation of the calibration slope from 0.560 to 0.465. Screening calibration data quality before relying on a calibration-derived estimate is therefore a candidate step that warrants prospective evaluation, and it is available at no cost because the rejection fraction is computed while the score is computed.</w:t>
+        <w:t xml:space="preserve">One analysis improved transportability: excluding records with more than 20% of calibration epochs above the artifact threshold reduced estimation error from 0.090 to 0.081 and the uncorrected between-cohort SD of the calibration slope from 0.560 to 0.465. Screening calibration data quality is therefore a candidate step warranting prospective evaluation, available at no cost since the rejection fraction is computed alongside the score.</w:t>
       </w:r>
     </w:p>
     <w:p>
@@ -4453,7 +4453,7 @@
         <w:pStyle w:val="BodyText"/>
       </w:pPr>
       <w:r>
-        <w:t xml:space="preserve">A mapping developed entirely without ALS data estimated accuracy in the ALS cohorts with a mean absolute error of 0.108, against 0.104 when other ALS cohorts were available. The relationship is not specific to the clinical population in the sense of being absent elsewhere. Whether it is population-dependent in a different sense is not resolved here. The calibration slope averaged higher in the four ALS cohorts than in the other 14, which would be one mechanism by which a single fitted mapping mis-calibrates, but with the cohort as the unit of analysis that difference is imprecise, the three tests of it fall on either side of the conventional threshold, a single cohort moves it, and cohort type cannot be separated from the paradigm, hardware and stopping rule that differ alongside it.</w:t>
+        <w:t xml:space="preserve">A mapping developed entirely without ALS data estimated ALS-cohort accuracy with a mean absolute error of 0.108, against 0.104 with other ALS cohorts available, so the relationship is not absent outside the clinical population, though whether it is population-dependent in another sense is unresolved. The calibration slope averaged higher in the ALS cohorts, one possible mechanism for mis-calibration, but with the cohort as the unit of analysis that difference is imprecise, the three tests fall on either side of the conventional threshold, a single cohort moves it, and cohort type cannot be separated from the paradigm, hardware and stopping rule that differ alongside it.</w:t>
       </w:r>
     </w:p>
     <w:bookmarkStart w:id="48" w:name="study-limitations"/>
@@ -4470,7 +4470,7 @@
         <w:pStyle w:val="FirstParagraph"/>
       </w:pPr>
       <w:r>
-        <w:t xml:space="preserve">First, calibration and online blocks come from the same recording session throughout. Every timestamp in the archive is de-identified, so temporal precedence within a session cannot be verified from the data, and the separation enforced here is between protocol phases rather than demonstrated ordering. The analysis using a preceding session’s calibration recording is the closest available approximation and shows an attenuated association.</w:t>
+        <w:t xml:space="preserve">First, calibration and online blocks come from the same session throughout; temporal precedence cannot be verified from de-identified timestamps, so the separation enforced is between protocol phases, not demonstrated ordering (the preceding-session analysis is the closest approximation and shows an attenuated association).</w:t>
       </w:r>
     </w:p>
     <w:p>
@@ -4478,7 +4478,7 @@
         <w:pStyle w:val="BodyText"/>
       </w:pPr>
       <w:r>
-        <w:t xml:space="preserve">Second, the predictor is not the decoder that produced the outcome. It is the out-of-fold discriminability of a classifier fitted here on each session’s calibration recordings, whereas the online selections were produced by a decoder fitted during the original experiment, described in the source-study publications as a linear classifier trained on that session’s calibration data and, in several cohorts, coupled to a dynamic stopping or adaptive stimulus-selection rule.[32,33] The archive names no online classifier for any source study and withholds the BCI2000 parameter files, so the deployed decoder cannot be reconstructed and the two cannot be compared directly. Both are fitted on the same recordings, so the quantity evaluated is the learnability of that session’s calibration data, measured against the online accuracy recorded in the same session, rather than an independent physiological marker of user aptitude.</w:t>
+        <w:t xml:space="preserve">Second, the predictor is not the deployed decoder (Methods, What the Calibration Score Is, and What It Is Not).</w:t>
       </w:r>
     </w:p>
     <w:p>
@@ -4486,7 +4486,7 @@
         <w:pStyle w:val="BodyText"/>
       </w:pPr>
       <w:r>
-        <w:t xml:space="preserve">Third, the cohorts differ in speller matrix, stimulus paradigm, electrode type, and stopping rule, and paradigm is largely nested within source study, so withholding a cohort also withholds its paradigms. Cohort and paradigm effects cannot be separated in this design. Stimulus presentation and stopping rule are known to change speller accuracy substantially,[32,34,35] so some of the between-cohort variability reported here is attributable to protocol rather than to population. The archive records none of these rules as fields, but two of them leave a recoverable trace that was tested here: the time taken per selection (the signature of the stopping rule; Results, Protocol Descriptors as Moderators), and the range of target indices, which bounds the speller alphabet from below and was not associated with a share distinguishable from zero. The archive does document a grid size and a stimulus paradigm per study, unlike the stopping rule; both were tested directly and neither was associated with a share distinguishable from zero either (Results, Protocol Descriptors as Moderators). What remains untestable is the stopping algorithm and the thresholds it used, the exact grid layout beyond its documented total size, and the online decision procedure, so the protocol explanation is now partly quantified rather than either excluded or merely acknowledged.</w:t>
+        <w:t xml:space="preserve">Third, the cohorts differ in speller matrix, stimulus paradigm, electrode type, and stopping rule, and paradigm is largely nested within source study, so withholding a cohort also withholds its paradigms and the two effects cannot be separated. Two protocol traces were tested (Results, Protocol Descriptors as Moderators): the time taken per selection, and the range of target indices; the archive’s documented grid size and stimulus paradigm were tested directly too, and none was associated with a share distinguishable from zero. What remains untestable is the stopping algorithm’s thresholds, the exact grid layout beyond documented size, and the online decision procedure.</w:t>
       </w:r>
     </w:p>
     <w:p>
@@ -4494,7 +4494,7 @@
         <w:pStyle w:val="BodyText"/>
       </w:pPr>
       <w:r>
-        <w:t xml:space="preserve">Fourth, 30.9% of records were at 100% accuracy and three cohorts were near ceiling, where there is little variation to estimate. The sensitivity analysis restricted to cohorts with meaningful outcome variance gave a higher estimation error, so the primary estimate is favourably influenced by cohorts in which the task was easy.</w:t>
+        <w:t xml:space="preserve">Fourth, 30.9% of records were at 100% accuracy and three cohorts were near ceiling; the sensitivity analysis restricted to cohorts with meaningful outcome variance gave a higher estimation error, so the primary estimate is favourably influenced by cohorts where the task was easy.</w:t>
       </w:r>
     </w:p>
     <w:p>
@@ -4502,7 +4502,7 @@
         <w:pStyle w:val="BodyText"/>
       </w:pPr>
       <w:r>
-        <w:t xml:space="preserve">Fifth, the outcome is character-level selection accuracy reconstructed from archived event traces. It is an operational endpoint and not communication effectiveness, quality of life, or any clinical outcome, and it does not capture communication rate, for which accuracy alone is known to be an incomplete summary.[36] Sixth, these are legacy protocols, and the analysis does not establish performance with contemporary assistive-communication workflows. Seventh, the archive documentation identifies an ALS population for four cohorts only; the remaining cohorts are described as other cohorts because the documentation does not support a positive characterisation, and no participant-level clinical characteristics were available for the cohort description.</w:t>
+        <w:t xml:space="preserve">Fifth, the outcome is character-level selection accuracy, an operational endpoint rather than communication effectiveness, quality of life, or any clinical outcome, and does not capture communication rate.[36] Sixth, these are legacy protocols; the analysis does not establish performance with contemporary assistive-communication workflows. Seventh, the archive identifies an ALS population for four cohorts only, with no participant-level clinical characteristics available for any cohort.</w:t>
       </w:r>
     </w:p>
     <w:p>
@@ -4510,7 +4510,7 @@
         <w:pStyle w:val="BodyText"/>
       </w:pPr>
       <w:r>
-        <w:t xml:space="preserve">Eighth, the comparison of calibration slope between cohort types carries two further limitations of its own. Each cohort’s slope comes from a model developed on the other 17 cohorts, 14 of which carry no documented ALS population, so part of the higher slope in the ALS cohorts could reflect the composition of the development set rather than the population. Those 18 slopes also share most of their development data with one another, which correlates them positively, so all three tests report standard errors that are somewhat optimistic. Neither can be addressed at this number of cohorts, and both are reasons to treat the comparison as a question for a future design rather than an answer from this one.</w:t>
+        <w:t xml:space="preserve">Eighth, the cohort-type comparison carries two further limitations: each cohort’s slope comes from a model developed on the other 17 (14 without a documented ALS population), so part of the higher ALS slope could reflect development-set composition rather than population, and the 18 slopes share most of their development data, correlating them positively and making all three tests’ standard errors somewhat optimistic. Neither can be addressed at this number of cohorts.</w:t>
       </w:r>
     </w:p>
     <w:p>
@@ -4518,7 +4518,7 @@
         <w:pStyle w:val="BodyText"/>
       </w:pPr>
       <w:r>
-        <w:t xml:space="preserve">Ninth, the 18 held-out estimates are not fully independent: each development fold shares 16 of the other 17 cohorts with every other fold, so the between-cohort variance estimator sees correlated inputs rather than 18 independent draws. The fold-coefficient stability reported above bounds how much this can be inflating the observed spread. Coefficients that varied widely across folds despite that shared training data would themselves be evidence of fold-to-fold instability, and they do not. That correlation is now measured rather than merely bounded: the joint bootstrap’s correlation matrix (supplement, S4) shows it concentrated in a handful of cohort pairs rather than spread evenly across all 153, consistent with a small number of cohorts having outsized influence on each other’s development fit rather than every fold moving in lockstep.</w:t>
+        <w:t xml:space="preserve">Ninth, the 18 held-out estimates are not fully independent, each development fold sharing 16 of the other 17 cohorts; the joint bootstrap above measures rather than merely bounds this correlation, and the fold-coefficient stability reported there is evidence against it inflating the observed spread.</w:t>
       </w:r>
     </w:p>
     <w:p>
@@ -4526,7 +4526,7 @@
         <w:pStyle w:val="BodyText"/>
       </w:pPr>
       <w:r>
-        <w:t xml:space="preserve">Tenth, the between-cohort variance is itself estimated with limited precision: eighteen cohorts of 5 to 24 participants leave tau imprecise, and a cluster-robust variance at these cluster counts is downward-biased, inflating tau and I² in the direction that favours the conclusion. The conclusion holds at tau’s lower confidence limit, with within-cohort variances inflated fivefold (Results, Transportability), and under a participant-cluster bootstrap sensitivity analysis that does not rely on the sandwich standard-error approximation, which gave a smaller tau of 0.37 for the slope and 0.77 for the intercept (supplement, S4).</w:t>
+        <w:t xml:space="preserve">Tenth, the between-cohort variance is itself estimated with limited precision (18 cohorts of 5 to 24 participants), and a cluster-robust variance at these cluster counts is downward-biased, inflating tau and I² in the direction that favours the conclusion (Methods, Statistical Analysis); the conclusion holds at tau’s lower confidence limit and under the participant-cluster bootstrap, which gave a smaller tau of 0.37 (slope) and 0.77 (intercept) (supplement, S4).</w:t>
       </w:r>
     </w:p>
     <w:p>
@@ -4552,7 +4552,7 @@
         <w:pStyle w:val="FirstParagraph"/>
       </w:pPr>
       <w:r>
-        <w:t xml:space="preserve">In 18 source-study cohorts, calibration-derived decoder discriminability was related to online spelling accuracy in the corresponding session, with a positive point estimate in every cohort and at the level of individual participants, but the fitted mapping between the two did not transport: the calibration intercept spanned mappings that badly understate and badly overstate accuracy, the slope varied more than tenfold, and the prediction interval for a cohort outside the archive does not exclude discrimination at chance or skill at or below zero. The score may be useful for within-setting ranking after local validation, and the artifact-rejection fraction is a candidate data-quality screen that warrants prospective evaluation; neither use has been prospectively validated here, and the score should not be used to report an expected accuracy in a cohort where the mapping was not developed without local recalibration. Prospective evaluation would need to predefine the recalibration procedure and measure user-centred communication outcomes rather than character accuracy alone.</w:t>
+        <w:t xml:space="preserve">In 18 source-study cohorts, calibration-derived decoder discriminability was related to online spelling accuracy in the corresponding session, with a positive point estimate in every cohort, but the fitted mapping did not transport: the calibration intercept spanned mappings that badly understate and badly overstate accuracy, the slope varied more than tenfold, and the prediction interval for a cohort outside the archive does not exclude chance discrimination or negative skill. The score may be useful for within-setting ranking after local validation, and the artifact-rejection fraction is a candidate data-quality screen warranting prospective evaluation; neither use has been prospectively validated here, and the score should not be used to report expected accuracy in a cohort where the mapping was not developed without local recalibration. Prospective evaluation would need to predefine the recalibration procedure and measure user-centred communication outcomes rather than character accuracy alone.</w:t>
       </w:r>
     </w:p>
     <w:bookmarkEnd w:id="49"/>

--- a/build_expanded/manuscript.docx
+++ b/build_expanded/manuscript.docx
@@ -4308,7 +4308,7 @@
         <w:t xml:space="preserve"> </w:t>
       </w:r>
       <w:r>
-        <w:t xml:space="preserve">Ten descriptors were entered one at a time as moderators in a random-effects meta-regression of the cohort slope, weighted by precision, standardised per between-cohort SD, with Holm-corrected p values; all 18 cohorts were fitted for every descriptor. The strongest was the median inter-selection interval (7.3 to 50.0 seconds across cohorts, the archive’s only trace of the stopping rule): 0.406 per SD (95% CI 0.181 to 0.632; t = 3.82, df = 16, p = 0.002, Holm p = 0.015), reducing the between-cohort variance of the slope from tau squared = 0.187 to 0.063, a share of 66% (residual SD 0.25 against 0.43). The rank correlation agreed at rho = 0.72 (p &lt; 0.001, Holm p = 0.007), and on the log scale the share was 71% (p &lt; 0.001); across 18 leave-one-cohort-out refits its uncorrected p value never exceeded 0.010 and its share ran from 54% to 82%. Cohorts that spent longer per selection had steeper slopes; the interval does not track cohort mean accuracy (rho = 0.16, p = 0.52). A mechanism is available (accumulated evidence grows with the square root of repetitions), but is not tested here.</w:t>
+        <w:t xml:space="preserve">Ten descriptors were entered one at a time as moderators in a random-effects meta-regression of the cohort slope, weighted by precision, standardised per between-cohort SD, with Holm-corrected p values; all 18 cohorts were fitted for every descriptor. The strongest was the median inter-selection interval (7.3 to 50.0 seconds across cohorts, the archive’s only trace of the stopping rule): 0.406 per SD (95% CI 0.181 to 0.632; t = 3.82, df = 16, p = 0.002, Holm p = 0.015), reducing the between-cohort variance of the slope from tau squared = 0.187 to 0.063, a share of 66% (residual SD 0.25 against 0.43). The rank correlation agreed at rho = 0.72 (p &lt; 0.001, Holm p = 0.007), and on the log scale the share was 71% (p &lt; 0.001); across 18 leave-one-cohort-out refits its uncorrected p value never exceeded 0.010 and its share ran from 54% to 82%. Cohorts that spent longer per selection had steeper slopes; the reported effect of stimulus repetition is on accuracy rather than on the slope,[32,34,35] and the interval does not track cohort mean accuracy here (rho = 0.16, p = 0.52), so the direction is not read from that work. A mechanism is available (accumulated evidence grows with the square root of repetitions), but is not tested here.</w:t>
       </w:r>
     </w:p>
     <w:p>

--- a/build_expanded/manuscript.docx
+++ b/build_expanded/manuscript.docx
@@ -56,6 +56,15 @@
         <w:t xml:space="preserve">2</w:t>
       </w:r>
       <w:r>
+        <w:t xml:space="preserve">; Tom Liba, MD</w:t>
+      </w:r>
+      <w:r>
+        <w:rPr>
+          <w:vertAlign w:val="superscript"/>
+        </w:rPr>
+        <w:t xml:space="preserve">5</w:t>
+      </w:r>
+      <w:r>
         <w:t xml:space="preserve">; Yiftach Barash, MD</w:t>
       </w:r>
       <w:r>
@@ -141,6 +150,18 @@
       </w:pPr>
       <w:r>
         <w:t xml:space="preserve">Neurology Division, Tel Aviv Sourasky University Medical Center</w:t>
+      </w:r>
+    </w:p>
+    <w:p>
+      <w:pPr>
+        <w:pStyle w:val="Compact"/>
+        <w:numPr>
+          <w:ilvl w:val="0"/>
+          <w:numId w:val="1001"/>
+        </w:numPr>
+      </w:pPr>
+      <w:r>
+        <w:t xml:space="preserve">Azrieli Faculty of Medicine, Bar-Ilan University, Safed, Israel</w:t>
       </w:r>
     </w:p>
     <w:p>
@@ -4635,7 +4656,7 @@
         <w:t xml:space="preserve"> </w:t>
       </w:r>
       <w:r>
-        <w:t xml:space="preserve">Contributions are described using the CRediT taxonomy. A.G.: conceptualization, methodology, software, formal analysis, data curation, validation, visualization, and writing of the original draft. Y.A.: software, data curation, formal analysis, validation, and review and editing of the manuscript. Y.B.: methodology, validation, and review and editing of the manuscript. E.K.: conceptualization, methodology, supervision, resources, and review and editing of the manuscript. O.D.: conceptualization, methodology, investigation, formal analysis, clinical interpretation, supervision, writing of the original draft, and review and editing of the manuscript. All authors critically reviewed the manuscript and approved the final version submitted for publication. A.G. (corresponding author) had full access to all data in the study and takes responsibility for the integrity of the data and the accuracy of the analysis.</w:t>
+        <w:t xml:space="preserve">Contributions are described using the CRediT taxonomy. A.G.: conceptualization, methodology, software, formal analysis, data curation, validation, visualization, and writing of the original draft. Y.A.: software, data curation, formal analysis, validation, and review and editing of the manuscript. T.L.: investigation, validation, and review and editing of the manuscript. Y.B.: methodology, validation, and review and editing of the manuscript. E.K.: conceptualization, methodology, supervision, resources, and review and editing of the manuscript. O.D.: conceptualization, methodology, investigation, formal analysis, clinical interpretation, supervision, writing of the original draft, and review and editing of the manuscript. All authors critically reviewed the manuscript and approved the final version submitted for publication. A.G. (corresponding author) had full access to all data in the study and takes responsibility for the integrity of the data and the accuracy of the analysis.</w:t>
       </w:r>
     </w:p>
     <w:bookmarkEnd w:id="51"/>
@@ -4653,7 +4674,7 @@
         <w:pStyle w:val="FirstParagraph"/>
       </w:pPr>
       <w:r>
-        <w:t xml:space="preserve">BigP3BCI version 1.0.0 is publicly available (doi:10.13026/0byy-ry86). Analysis code and frozen outputs are available at https://github.com/Alon-Gorenshtein/study_bigp3_als_calibration (commit eaabf263425c19494d8fcaf27c84ca86ab5122ef); a versioned archive with its own DOI will be minted via Zenodo upon acceptance and this citation updated accordingly. The archive is not redistributed.</w:t>
+        <w:t xml:space="preserve">BigP3BCI version 1.0.0 is publicly available (doi:10.13026/0byy-ry86). Analysis code and frozen outputs are available at https://github.com/Alon-Gorenshtein/P300-speller-performance-in-amyotrophic-lateral-sclerosis-In-BigP3BCI-; a versioned archive with its own DOI will be minted via Zenodo upon acceptance and this citation updated accordingly. The archive is not redistributed.</w:t>
       </w:r>
     </w:p>
     <w:bookmarkEnd w:id="52"/>
